--- a/discoverer-neo/docs/user-guide/manual/Discoverer-Neo-ADMIN-Guide-Full-fr-FR.docx
+++ b/discoverer-neo/docs/user-guide/manual/Discoverer-Neo-ADMIN-Guide-Full-fr-FR.docx
@@ -54,7 +54,7 @@
           <w:sz w:val="22"/>
           <w:szCs w:val="22"/>
         </w:rPr>
-        <w:t>Version 2.0.0</w:t>
+        <w:t>Version 2.0.1</w:t>
       </w:r>
     </w:p>
     <w:p>
@@ -74,7 +74,7 @@
     <w:sdt>
       <w:sdtPr>
         <w:alias w:val="Sommaire"/>
-        <w:id w:val="1547098919"/>
+        <w:id w:val="-185991759"/>
       </w:sdtPr>
       <w:sdtEndPr/>
       <w:sdtContent>
@@ -102,7 +102,7 @@
           <w:r>
             <w:fldChar w:fldCharType="separate"/>
           </w:r>
-          <w:hyperlink w:anchor="_Toc241668175" w:history="1">
+          <w:hyperlink w:anchor="_Toc241670706" w:history="1">
             <w:r>
               <w:rPr>
                 <w:rStyle w:val="Hiperligao"/>
@@ -126,7 +126,7 @@
               <w:rPr>
                 <w:noProof/>
               </w:rPr>
-              <w:instrText xml:space="preserve"> PAGEREF _Toc241668175 \h </w:instrText>
+              <w:instrText xml:space="preserve"> PAGEREF _Toc241670706 \h </w:instrText>
             </w:r>
             <w:r>
               <w:rPr>
@@ -168,7 +168,7 @@
               <w14:ligatures w14:val="standardContextual"/>
             </w:rPr>
           </w:pPr>
-          <w:hyperlink w:anchor="_Toc241668176" w:history="1">
+          <w:hyperlink w:anchor="_Toc241670707" w:history="1">
             <w:r>
               <w:rPr>
                 <w:rStyle w:val="Hiperligao"/>
@@ -192,7 +192,7 @@
               <w:rPr>
                 <w:noProof/>
               </w:rPr>
-              <w:instrText xml:space="preserve"> PAGEREF _Toc241668176 \h </w:instrText>
+              <w:instrText xml:space="preserve"> PAGEREF _Toc241670707 \h </w:instrText>
             </w:r>
             <w:r>
               <w:rPr>
@@ -234,7 +234,7 @@
               <w14:ligatures w14:val="standardContextual"/>
             </w:rPr>
           </w:pPr>
-          <w:hyperlink w:anchor="_Toc241668177" w:history="1">
+          <w:hyperlink w:anchor="_Toc241670708" w:history="1">
             <w:r>
               <w:rPr>
                 <w:rStyle w:val="Hiperligao"/>
@@ -258,7 +258,7 @@
               <w:rPr>
                 <w:noProof/>
               </w:rPr>
-              <w:instrText xml:space="preserve"> PAGEREF _Toc241668177 \h </w:instrText>
+              <w:instrText xml:space="preserve"> PAGEREF _Toc241670708 \h </w:instrText>
             </w:r>
             <w:r>
               <w:rPr>
@@ -300,7 +300,7 @@
               <w14:ligatures w14:val="standardContextual"/>
             </w:rPr>
           </w:pPr>
-          <w:hyperlink w:anchor="_Toc241668178" w:history="1">
+          <w:hyperlink w:anchor="_Toc241670709" w:history="1">
             <w:r>
               <w:rPr>
                 <w:rStyle w:val="Hiperligao"/>
@@ -324,7 +324,7 @@
               <w:rPr>
                 <w:noProof/>
               </w:rPr>
-              <w:instrText xml:space="preserve"> PAGEREF _Toc241668178 \h </w:instrText>
+              <w:instrText xml:space="preserve"> PAGEREF _Toc241670709 \h </w:instrText>
             </w:r>
             <w:r>
               <w:rPr>
@@ -366,7 +366,7 @@
               <w14:ligatures w14:val="standardContextual"/>
             </w:rPr>
           </w:pPr>
-          <w:hyperlink w:anchor="_Toc241668179" w:history="1">
+          <w:hyperlink w:anchor="_Toc241670710" w:history="1">
             <w:r>
               <w:rPr>
                 <w:rStyle w:val="Hiperligao"/>
@@ -390,7 +390,7 @@
               <w:rPr>
                 <w:noProof/>
               </w:rPr>
-              <w:instrText xml:space="preserve"> PAGEREF _Toc241668179 \h </w:instrText>
+              <w:instrText xml:space="preserve"> PAGEREF _Toc241670710 \h </w:instrText>
             </w:r>
             <w:r>
               <w:rPr>
@@ -432,7 +432,7 @@
               <w14:ligatures w14:val="standardContextual"/>
             </w:rPr>
           </w:pPr>
-          <w:hyperlink w:anchor="_Toc241668180" w:history="1">
+          <w:hyperlink w:anchor="_Toc241670711" w:history="1">
             <w:r>
               <w:rPr>
                 <w:rStyle w:val="Hiperligao"/>
@@ -456,7 +456,7 @@
               <w:rPr>
                 <w:noProof/>
               </w:rPr>
-              <w:instrText xml:space="preserve"> PAGEREF _Toc241668180 \h </w:instrText>
+              <w:instrText xml:space="preserve"> PAGEREF _Toc241670711 \h </w:instrText>
             </w:r>
             <w:r>
               <w:rPr>
@@ -498,7 +498,7 @@
               <w14:ligatures w14:val="standardContextual"/>
             </w:rPr>
           </w:pPr>
-          <w:hyperlink w:anchor="_Toc241668181" w:history="1">
+          <w:hyperlink w:anchor="_Toc241670712" w:history="1">
             <w:r>
               <w:rPr>
                 <w:rStyle w:val="Hiperligao"/>
@@ -522,7 +522,7 @@
               <w:rPr>
                 <w:noProof/>
               </w:rPr>
-              <w:instrText xml:space="preserve"> PAGEREF _Toc241668181 \h </w:instrText>
+              <w:instrText xml:space="preserve"> PAGEREF _Toc241670712 \h </w:instrText>
             </w:r>
             <w:r>
               <w:rPr>
@@ -564,7 +564,7 @@
               <w14:ligatures w14:val="standardContextual"/>
             </w:rPr>
           </w:pPr>
-          <w:hyperlink w:anchor="_Toc241668182" w:history="1">
+          <w:hyperlink w:anchor="_Toc241670713" w:history="1">
             <w:r>
               <w:rPr>
                 <w:rStyle w:val="Hiperligao"/>
@@ -588,7 +588,7 @@
               <w:rPr>
                 <w:noProof/>
               </w:rPr>
-              <w:instrText xml:space="preserve"> PAGEREF _Toc241668182 \h </w:instrText>
+              <w:instrText xml:space="preserve"> PAGEREF _Toc241670713 \h </w:instrText>
             </w:r>
             <w:r>
               <w:rPr>
@@ -630,7 +630,7 @@
               <w14:ligatures w14:val="standardContextual"/>
             </w:rPr>
           </w:pPr>
-          <w:hyperlink w:anchor="_Toc241668183" w:history="1">
+          <w:hyperlink w:anchor="_Toc241670714" w:history="1">
             <w:r>
               <w:rPr>
                 <w:rStyle w:val="Hiperligao"/>
@@ -654,7 +654,7 @@
               <w:rPr>
                 <w:noProof/>
               </w:rPr>
-              <w:instrText xml:space="preserve"> PAGEREF _Toc241668183 \h </w:instrText>
+              <w:instrText xml:space="preserve"> PAGEREF _Toc241670714 \h </w:instrText>
             </w:r>
             <w:r>
               <w:rPr>
@@ -696,7 +696,7 @@
               <w14:ligatures w14:val="standardContextual"/>
             </w:rPr>
           </w:pPr>
-          <w:hyperlink w:anchor="_Toc241668184" w:history="1">
+          <w:hyperlink w:anchor="_Toc241670715" w:history="1">
             <w:r>
               <w:rPr>
                 <w:rStyle w:val="Hiperligao"/>
@@ -720,7 +720,7 @@
               <w:rPr>
                 <w:noProof/>
               </w:rPr>
-              <w:instrText xml:space="preserve"> PAGEREF _Toc241668184 \h </w:instrText>
+              <w:instrText xml:space="preserve"> PAGEREF _Toc241670715 \h </w:instrText>
             </w:r>
             <w:r>
               <w:rPr>
@@ -762,7 +762,7 @@
               <w14:ligatures w14:val="standardContextual"/>
             </w:rPr>
           </w:pPr>
-          <w:hyperlink w:anchor="_Toc241668185" w:history="1">
+          <w:hyperlink w:anchor="_Toc241670716" w:history="1">
             <w:r>
               <w:rPr>
                 <w:rStyle w:val="Hiperligao"/>
@@ -786,7 +786,7 @@
               <w:rPr>
                 <w:noProof/>
               </w:rPr>
-              <w:instrText xml:space="preserve"> PAGEREF _Toc241668185 \h </w:instrText>
+              <w:instrText xml:space="preserve"> PAGEREF _Toc241670716 \h </w:instrText>
             </w:r>
             <w:r>
               <w:rPr>
@@ -828,7 +828,7 @@
               <w14:ligatures w14:val="standardContextual"/>
             </w:rPr>
           </w:pPr>
-          <w:hyperlink w:anchor="_Toc241668186" w:history="1">
+          <w:hyperlink w:anchor="_Toc241670717" w:history="1">
             <w:r>
               <w:rPr>
                 <w:rStyle w:val="Hiperligao"/>
@@ -852,7 +852,7 @@
               <w:rPr>
                 <w:noProof/>
               </w:rPr>
-              <w:instrText xml:space="preserve"> PAGEREF _Toc241668186 \h </w:instrText>
+              <w:instrText xml:space="preserve"> PAGEREF _Toc241670717 \h </w:instrText>
             </w:r>
             <w:r>
               <w:rPr>
@@ -894,7 +894,7 @@
               <w14:ligatures w14:val="standardContextual"/>
             </w:rPr>
           </w:pPr>
-          <w:hyperlink w:anchor="_Toc241668187" w:history="1">
+          <w:hyperlink w:anchor="_Toc241670718" w:history="1">
             <w:r>
               <w:rPr>
                 <w:rStyle w:val="Hiperligao"/>
@@ -918,7 +918,7 @@
               <w:rPr>
                 <w:noProof/>
               </w:rPr>
-              <w:instrText xml:space="preserve"> PAGEREF _Toc241668187 \h </w:instrText>
+              <w:instrText xml:space="preserve"> PAGEREF _Toc241670718 \h </w:instrText>
             </w:r>
             <w:r>
               <w:rPr>
@@ -960,7 +960,7 @@
               <w14:ligatures w14:val="standardContextual"/>
             </w:rPr>
           </w:pPr>
-          <w:hyperlink w:anchor="_Toc241668188" w:history="1">
+          <w:hyperlink w:anchor="_Toc241670719" w:history="1">
             <w:r>
               <w:rPr>
                 <w:rStyle w:val="Hiperligao"/>
@@ -984,7 +984,7 @@
               <w:rPr>
                 <w:noProof/>
               </w:rPr>
-              <w:instrText xml:space="preserve"> PAGEREF _Toc241668188 \h </w:instrText>
+              <w:instrText xml:space="preserve"> PAGEREF _Toc241670719 \h </w:instrText>
             </w:r>
             <w:r>
               <w:rPr>
@@ -1026,7 +1026,7 @@
               <w14:ligatures w14:val="standardContextual"/>
             </w:rPr>
           </w:pPr>
-          <w:hyperlink w:anchor="_Toc241668189" w:history="1">
+          <w:hyperlink w:anchor="_Toc241670720" w:history="1">
             <w:r>
               <w:rPr>
                 <w:rStyle w:val="Hiperligao"/>
@@ -1050,7 +1050,7 @@
               <w:rPr>
                 <w:noProof/>
               </w:rPr>
-              <w:instrText xml:space="preserve"> PAGEREF _Toc241668189 \h </w:instrText>
+              <w:instrText xml:space="preserve"> PAGEREF _Toc241670720 \h </w:instrText>
             </w:r>
             <w:r>
               <w:rPr>
@@ -1092,7 +1092,7 @@
               <w14:ligatures w14:val="standardContextual"/>
             </w:rPr>
           </w:pPr>
-          <w:hyperlink w:anchor="_Toc241668190" w:history="1">
+          <w:hyperlink w:anchor="_Toc241670721" w:history="1">
             <w:r>
               <w:rPr>
                 <w:rStyle w:val="Hiperligao"/>
@@ -1116,7 +1116,7 @@
               <w:rPr>
                 <w:noProof/>
               </w:rPr>
-              <w:instrText xml:space="preserve"> PAGEREF _Toc241668190 \h </w:instrText>
+              <w:instrText xml:space="preserve"> PAGEREF _Toc241670721 \h </w:instrText>
             </w:r>
             <w:r>
               <w:rPr>
@@ -1158,7 +1158,7 @@
               <w14:ligatures w14:val="standardContextual"/>
             </w:rPr>
           </w:pPr>
-          <w:hyperlink w:anchor="_Toc241668191" w:history="1">
+          <w:hyperlink w:anchor="_Toc241670722" w:history="1">
             <w:r>
               <w:rPr>
                 <w:rStyle w:val="Hiperligao"/>
@@ -1182,7 +1182,7 @@
               <w:rPr>
                 <w:noProof/>
               </w:rPr>
-              <w:instrText xml:space="preserve"> PAGEREF _Toc241668191 \h </w:instrText>
+              <w:instrText xml:space="preserve"> PAGEREF _Toc241670722 \h </w:instrText>
             </w:r>
             <w:r>
               <w:rPr>
@@ -1224,7 +1224,7 @@
               <w14:ligatures w14:val="standardContextual"/>
             </w:rPr>
           </w:pPr>
-          <w:hyperlink w:anchor="_Toc241668192" w:history="1">
+          <w:hyperlink w:anchor="_Toc241670723" w:history="1">
             <w:r>
               <w:rPr>
                 <w:rStyle w:val="Hiperligao"/>
@@ -1248,7 +1248,7 @@
               <w:rPr>
                 <w:noProof/>
               </w:rPr>
-              <w:instrText xml:space="preserve"> PAGEREF _Toc241668192 \h </w:instrText>
+              <w:instrText xml:space="preserve"> PAGEREF _Toc241670723 \h </w:instrText>
             </w:r>
             <w:r>
               <w:rPr>
@@ -1290,7 +1290,7 @@
               <w14:ligatures w14:val="standardContextual"/>
             </w:rPr>
           </w:pPr>
-          <w:hyperlink w:anchor="_Toc241668193" w:history="1">
+          <w:hyperlink w:anchor="_Toc241670724" w:history="1">
             <w:r>
               <w:rPr>
                 <w:rStyle w:val="Hiperligao"/>
@@ -1314,7 +1314,7 @@
               <w:rPr>
                 <w:noProof/>
               </w:rPr>
-              <w:instrText xml:space="preserve"> PAGEREF _Toc241668193 \h </w:instrText>
+              <w:instrText xml:space="preserve"> PAGEREF _Toc241670724 \h </w:instrText>
             </w:r>
             <w:r>
               <w:rPr>
@@ -1356,7 +1356,7 @@
               <w14:ligatures w14:val="standardContextual"/>
             </w:rPr>
           </w:pPr>
-          <w:hyperlink w:anchor="_Toc241668194" w:history="1">
+          <w:hyperlink w:anchor="_Toc241670725" w:history="1">
             <w:r>
               <w:rPr>
                 <w:rStyle w:val="Hiperligao"/>
@@ -1380,7 +1380,7 @@
               <w:rPr>
                 <w:noProof/>
               </w:rPr>
-              <w:instrText xml:space="preserve"> PAGEREF _Toc241668194 \h </w:instrText>
+              <w:instrText xml:space="preserve"> PAGEREF _Toc241670725 \h </w:instrText>
             </w:r>
             <w:r>
               <w:rPr>
@@ -1422,7 +1422,7 @@
               <w14:ligatures w14:val="standardContextual"/>
             </w:rPr>
           </w:pPr>
-          <w:hyperlink w:anchor="_Toc241668195" w:history="1">
+          <w:hyperlink w:anchor="_Toc241670726" w:history="1">
             <w:r>
               <w:rPr>
                 <w:rStyle w:val="Hiperligao"/>
@@ -1446,7 +1446,7 @@
               <w:rPr>
                 <w:noProof/>
               </w:rPr>
-              <w:instrText xml:space="preserve"> PAGEREF _Toc241668195 \h </w:instrText>
+              <w:instrText xml:space="preserve"> PAGEREF _Toc241670726 \h </w:instrText>
             </w:r>
             <w:r>
               <w:rPr>
@@ -1488,7 +1488,7 @@
               <w14:ligatures w14:val="standardContextual"/>
             </w:rPr>
           </w:pPr>
-          <w:hyperlink w:anchor="_Toc241668196" w:history="1">
+          <w:hyperlink w:anchor="_Toc241670727" w:history="1">
             <w:r>
               <w:rPr>
                 <w:rStyle w:val="Hiperligao"/>
@@ -1512,7 +1512,7 @@
               <w:rPr>
                 <w:noProof/>
               </w:rPr>
-              <w:instrText xml:space="preserve"> PAGEREF _Toc241668196 \h </w:instrText>
+              <w:instrText xml:space="preserve"> PAGEREF _Toc241670727 \h </w:instrText>
             </w:r>
             <w:r>
               <w:rPr>
@@ -1554,7 +1554,7 @@
               <w14:ligatures w14:val="standardContextual"/>
             </w:rPr>
           </w:pPr>
-          <w:hyperlink w:anchor="_Toc241668197" w:history="1">
+          <w:hyperlink w:anchor="_Toc241670728" w:history="1">
             <w:r>
               <w:rPr>
                 <w:rStyle w:val="Hiperligao"/>
@@ -1578,7 +1578,7 @@
               <w:rPr>
                 <w:noProof/>
               </w:rPr>
-              <w:instrText xml:space="preserve"> PAGEREF _Toc241668197 \h </w:instrText>
+              <w:instrText xml:space="preserve"> PAGEREF _Toc241670728 \h </w:instrText>
             </w:r>
             <w:r>
               <w:rPr>
@@ -1620,7 +1620,7 @@
               <w14:ligatures w14:val="standardContextual"/>
             </w:rPr>
           </w:pPr>
-          <w:hyperlink w:anchor="_Toc241668198" w:history="1">
+          <w:hyperlink w:anchor="_Toc241670729" w:history="1">
             <w:r>
               <w:rPr>
                 <w:rStyle w:val="Hiperligao"/>
@@ -1644,7 +1644,7 @@
               <w:rPr>
                 <w:noProof/>
               </w:rPr>
-              <w:instrText xml:space="preserve"> PAGEREF _Toc241668198 \h </w:instrText>
+              <w:instrText xml:space="preserve"> PAGEREF _Toc241670729 \h </w:instrText>
             </w:r>
             <w:r>
               <w:rPr>
@@ -1686,7 +1686,7 @@
               <w14:ligatures w14:val="standardContextual"/>
             </w:rPr>
           </w:pPr>
-          <w:hyperlink w:anchor="_Toc241668199" w:history="1">
+          <w:hyperlink w:anchor="_Toc241670730" w:history="1">
             <w:r>
               <w:rPr>
                 <w:rStyle w:val="Hiperligao"/>
@@ -1710,7 +1710,7 @@
               <w:rPr>
                 <w:noProof/>
               </w:rPr>
-              <w:instrText xml:space="preserve"> PAGEREF _Toc241668199 \h </w:instrText>
+              <w:instrText xml:space="preserve"> PAGEREF _Toc241670730 \h </w:instrText>
             </w:r>
             <w:r>
               <w:rPr>
@@ -1752,7 +1752,7 @@
               <w14:ligatures w14:val="standardContextual"/>
             </w:rPr>
           </w:pPr>
-          <w:hyperlink w:anchor="_Toc241668200" w:history="1">
+          <w:hyperlink w:anchor="_Toc241670731" w:history="1">
             <w:r>
               <w:rPr>
                 <w:rStyle w:val="Hiperligao"/>
@@ -1776,7 +1776,7 @@
               <w:rPr>
                 <w:noProof/>
               </w:rPr>
-              <w:instrText xml:space="preserve"> PAGEREF _Toc241668200 \h </w:instrText>
+              <w:instrText xml:space="preserve"> PAGEREF _Toc241670731 \h </w:instrText>
             </w:r>
             <w:r>
               <w:rPr>
@@ -1818,7 +1818,7 @@
               <w14:ligatures w14:val="standardContextual"/>
             </w:rPr>
           </w:pPr>
-          <w:hyperlink w:anchor="_Toc241668201" w:history="1">
+          <w:hyperlink w:anchor="_Toc241670732" w:history="1">
             <w:r>
               <w:rPr>
                 <w:rStyle w:val="Hiperligao"/>
@@ -1842,7 +1842,7 @@
               <w:rPr>
                 <w:noProof/>
               </w:rPr>
-              <w:instrText xml:space="preserve"> PAGEREF _Toc241668201 \h </w:instrText>
+              <w:instrText xml:space="preserve"> PAGEREF _Toc241670732 \h </w:instrText>
             </w:r>
             <w:r>
               <w:rPr>
@@ -1884,7 +1884,7 @@
               <w14:ligatures w14:val="standardContextual"/>
             </w:rPr>
           </w:pPr>
-          <w:hyperlink w:anchor="_Toc241668202" w:history="1">
+          <w:hyperlink w:anchor="_Toc241670733" w:history="1">
             <w:r>
               <w:rPr>
                 <w:rStyle w:val="Hiperligao"/>
@@ -1908,7 +1908,7 @@
               <w:rPr>
                 <w:noProof/>
               </w:rPr>
-              <w:instrText xml:space="preserve"> PAGEREF _Toc241668202 \h </w:instrText>
+              <w:instrText xml:space="preserve"> PAGEREF _Toc241670733 \h </w:instrText>
             </w:r>
             <w:r>
               <w:rPr>
@@ -1950,7 +1950,7 @@
               <w14:ligatures w14:val="standardContextual"/>
             </w:rPr>
           </w:pPr>
-          <w:hyperlink w:anchor="_Toc241668203" w:history="1">
+          <w:hyperlink w:anchor="_Toc241670734" w:history="1">
             <w:r>
               <w:rPr>
                 <w:rStyle w:val="Hiperligao"/>
@@ -1974,7 +1974,7 @@
               <w:rPr>
                 <w:noProof/>
               </w:rPr>
-              <w:instrText xml:space="preserve"> PAGEREF _Toc241668203 \h </w:instrText>
+              <w:instrText xml:space="preserve"> PAGEREF _Toc241670734 \h </w:instrText>
             </w:r>
             <w:r>
               <w:rPr>
@@ -2016,7 +2016,7 @@
               <w14:ligatures w14:val="standardContextual"/>
             </w:rPr>
           </w:pPr>
-          <w:hyperlink w:anchor="_Toc241668204" w:history="1">
+          <w:hyperlink w:anchor="_Toc241670735" w:history="1">
             <w:r>
               <w:rPr>
                 <w:rStyle w:val="Hiperligao"/>
@@ -2040,7 +2040,7 @@
               <w:rPr>
                 <w:noProof/>
               </w:rPr>
-              <w:instrText xml:space="preserve"> PAGEREF _Toc241668204 \h </w:instrText>
+              <w:instrText xml:space="preserve"> PAGEREF _Toc241670735 \h </w:instrText>
             </w:r>
             <w:r>
               <w:rPr>
@@ -2082,7 +2082,7 @@
               <w14:ligatures w14:val="standardContextual"/>
             </w:rPr>
           </w:pPr>
-          <w:hyperlink w:anchor="_Toc241668205" w:history="1">
+          <w:hyperlink w:anchor="_Toc241670736" w:history="1">
             <w:r>
               <w:rPr>
                 <w:rStyle w:val="Hiperligao"/>
@@ -2106,7 +2106,7 @@
               <w:rPr>
                 <w:noProof/>
               </w:rPr>
-              <w:instrText xml:space="preserve"> PAGEREF _Toc241668205 \h </w:instrText>
+              <w:instrText xml:space="preserve"> PAGEREF _Toc241670736 \h </w:instrText>
             </w:r>
             <w:r>
               <w:rPr>
@@ -2148,7 +2148,7 @@
               <w14:ligatures w14:val="standardContextual"/>
             </w:rPr>
           </w:pPr>
-          <w:hyperlink w:anchor="_Toc241668206" w:history="1">
+          <w:hyperlink w:anchor="_Toc241670737" w:history="1">
             <w:r>
               <w:rPr>
                 <w:rStyle w:val="Hiperligao"/>
@@ -2172,7 +2172,7 @@
               <w:rPr>
                 <w:noProof/>
               </w:rPr>
-              <w:instrText xml:space="preserve"> PAGEREF _Toc241668206 \h </w:instrText>
+              <w:instrText xml:space="preserve"> PAGEREF _Toc241670737 \h </w:instrText>
             </w:r>
             <w:r>
               <w:rPr>
@@ -2214,7 +2214,7 @@
               <w14:ligatures w14:val="standardContextual"/>
             </w:rPr>
           </w:pPr>
-          <w:hyperlink w:anchor="_Toc241668207" w:history="1">
+          <w:hyperlink w:anchor="_Toc241670738" w:history="1">
             <w:r>
               <w:rPr>
                 <w:rStyle w:val="Hiperligao"/>
@@ -2238,7 +2238,7 @@
               <w:rPr>
                 <w:noProof/>
               </w:rPr>
-              <w:instrText xml:space="preserve"> PAGEREF _Toc241668207 \h </w:instrText>
+              <w:instrText xml:space="preserve"> PAGEREF _Toc241670738 \h </w:instrText>
             </w:r>
             <w:r>
               <w:rPr>
@@ -2280,7 +2280,7 @@
               <w14:ligatures w14:val="standardContextual"/>
             </w:rPr>
           </w:pPr>
-          <w:hyperlink w:anchor="_Toc241668208" w:history="1">
+          <w:hyperlink w:anchor="_Toc241670739" w:history="1">
             <w:r>
               <w:rPr>
                 <w:rStyle w:val="Hiperligao"/>
@@ -2304,7 +2304,7 @@
               <w:rPr>
                 <w:noProof/>
               </w:rPr>
-              <w:instrText xml:space="preserve"> PAGEREF _Toc241668208 \h </w:instrText>
+              <w:instrText xml:space="preserve"> PAGEREF _Toc241670739 \h </w:instrText>
             </w:r>
             <w:r>
               <w:rPr>
@@ -2346,7 +2346,7 @@
               <w14:ligatures w14:val="standardContextual"/>
             </w:rPr>
           </w:pPr>
-          <w:hyperlink w:anchor="_Toc241668209" w:history="1">
+          <w:hyperlink w:anchor="_Toc241670740" w:history="1">
             <w:r>
               <w:rPr>
                 <w:rStyle w:val="Hiperligao"/>
@@ -2370,7 +2370,7 @@
               <w:rPr>
                 <w:noProof/>
               </w:rPr>
-              <w:instrText xml:space="preserve"> PAGEREF _Toc241668209 \h </w:instrText>
+              <w:instrText xml:space="preserve"> PAGEREF _Toc241670740 \h </w:instrText>
             </w:r>
             <w:r>
               <w:rPr>
@@ -2412,7 +2412,7 @@
               <w14:ligatures w14:val="standardContextual"/>
             </w:rPr>
           </w:pPr>
-          <w:hyperlink w:anchor="_Toc241668210" w:history="1">
+          <w:hyperlink w:anchor="_Toc241670741" w:history="1">
             <w:r>
               <w:rPr>
                 <w:rStyle w:val="Hiperligao"/>
@@ -2436,7 +2436,7 @@
               <w:rPr>
                 <w:noProof/>
               </w:rPr>
-              <w:instrText xml:space="preserve"> PAGEREF _Toc241668210 \h </w:instrText>
+              <w:instrText xml:space="preserve"> PAGEREF _Toc241670741 \h </w:instrText>
             </w:r>
             <w:r>
               <w:rPr>
@@ -2478,7 +2478,7 @@
               <w14:ligatures w14:val="standardContextual"/>
             </w:rPr>
           </w:pPr>
-          <w:hyperlink w:anchor="_Toc241668211" w:history="1">
+          <w:hyperlink w:anchor="_Toc241670742" w:history="1">
             <w:r>
               <w:rPr>
                 <w:rStyle w:val="Hiperligao"/>
@@ -2502,7 +2502,7 @@
               <w:rPr>
                 <w:noProof/>
               </w:rPr>
-              <w:instrText xml:space="preserve"> PAGEREF _Toc241668211 \h </w:instrText>
+              <w:instrText xml:space="preserve"> PAGEREF _Toc241670742 \h </w:instrText>
             </w:r>
             <w:r>
               <w:rPr>
@@ -2544,7 +2544,7 @@
               <w14:ligatures w14:val="standardContextual"/>
             </w:rPr>
           </w:pPr>
-          <w:hyperlink w:anchor="_Toc241668212" w:history="1">
+          <w:hyperlink w:anchor="_Toc241670743" w:history="1">
             <w:r>
               <w:rPr>
                 <w:rStyle w:val="Hiperligao"/>
@@ -2568,7 +2568,7 @@
               <w:rPr>
                 <w:noProof/>
               </w:rPr>
-              <w:instrText xml:space="preserve"> PAGEREF _Toc241668212 \h </w:instrText>
+              <w:instrText xml:space="preserve"> PAGEREF _Toc241670743 \h </w:instrText>
             </w:r>
             <w:r>
               <w:rPr>
@@ -2610,7 +2610,7 @@
               <w14:ligatures w14:val="standardContextual"/>
             </w:rPr>
           </w:pPr>
-          <w:hyperlink w:anchor="_Toc241668213" w:history="1">
+          <w:hyperlink w:anchor="_Toc241670744" w:history="1">
             <w:r>
               <w:rPr>
                 <w:rStyle w:val="Hiperligao"/>
@@ -2634,7 +2634,7 @@
               <w:rPr>
                 <w:noProof/>
               </w:rPr>
-              <w:instrText xml:space="preserve"> PAGEREF _Toc241668213 \h </w:instrText>
+              <w:instrText xml:space="preserve"> PAGEREF _Toc241670744 \h </w:instrText>
             </w:r>
             <w:r>
               <w:rPr>
@@ -2676,7 +2676,7 @@
               <w14:ligatures w14:val="standardContextual"/>
             </w:rPr>
           </w:pPr>
-          <w:hyperlink w:anchor="_Toc241668214" w:history="1">
+          <w:hyperlink w:anchor="_Toc241670745" w:history="1">
             <w:r>
               <w:rPr>
                 <w:rStyle w:val="Hiperligao"/>
@@ -2700,7 +2700,7 @@
               <w:rPr>
                 <w:noProof/>
               </w:rPr>
-              <w:instrText xml:space="preserve"> PAGEREF _Toc241668214 \h </w:instrText>
+              <w:instrText xml:space="preserve"> PAGEREF _Toc241670745 \h </w:instrText>
             </w:r>
             <w:r>
               <w:rPr>
@@ -2742,7 +2742,7 @@
               <w14:ligatures w14:val="standardContextual"/>
             </w:rPr>
           </w:pPr>
-          <w:hyperlink w:anchor="_Toc241668215" w:history="1">
+          <w:hyperlink w:anchor="_Toc241670746" w:history="1">
             <w:r>
               <w:rPr>
                 <w:rStyle w:val="Hiperligao"/>
@@ -2766,7 +2766,7 @@
               <w:rPr>
                 <w:noProof/>
               </w:rPr>
-              <w:instrText xml:space="preserve"> PAGEREF _Toc241668215 \h </w:instrText>
+              <w:instrText xml:space="preserve"> PAGEREF _Toc241670746 \h </w:instrText>
             </w:r>
             <w:r>
               <w:rPr>
@@ -2808,7 +2808,7 @@
               <w14:ligatures w14:val="standardContextual"/>
             </w:rPr>
           </w:pPr>
-          <w:hyperlink w:anchor="_Toc241668216" w:history="1">
+          <w:hyperlink w:anchor="_Toc241670747" w:history="1">
             <w:r>
               <w:rPr>
                 <w:rStyle w:val="Hiperligao"/>
@@ -2832,7 +2832,7 @@
               <w:rPr>
                 <w:noProof/>
               </w:rPr>
-              <w:instrText xml:space="preserve"> PAGEREF _Toc241668216 \h </w:instrText>
+              <w:instrText xml:space="preserve"> PAGEREF _Toc241670747 \h </w:instrText>
             </w:r>
             <w:r>
               <w:rPr>
@@ -2874,7 +2874,7 @@
               <w14:ligatures w14:val="standardContextual"/>
             </w:rPr>
           </w:pPr>
-          <w:hyperlink w:anchor="_Toc241668217" w:history="1">
+          <w:hyperlink w:anchor="_Toc241670748" w:history="1">
             <w:r>
               <w:rPr>
                 <w:rStyle w:val="Hiperligao"/>
@@ -2898,7 +2898,7 @@
               <w:rPr>
                 <w:noProof/>
               </w:rPr>
-              <w:instrText xml:space="preserve"> PAGEREF _Toc241668217 \h </w:instrText>
+              <w:instrText xml:space="preserve"> PAGEREF _Toc241670748 \h </w:instrText>
             </w:r>
             <w:r>
               <w:rPr>
@@ -2940,7 +2940,7 @@
               <w14:ligatures w14:val="standardContextual"/>
             </w:rPr>
           </w:pPr>
-          <w:hyperlink w:anchor="_Toc241668218" w:history="1">
+          <w:hyperlink w:anchor="_Toc241670749" w:history="1">
             <w:r>
               <w:rPr>
                 <w:rStyle w:val="Hiperligao"/>
@@ -2964,7 +2964,7 @@
               <w:rPr>
                 <w:noProof/>
               </w:rPr>
-              <w:instrText xml:space="preserve"> PAGEREF _Toc241668218 \h </w:instrText>
+              <w:instrText xml:space="preserve"> PAGEREF _Toc241670749 \h </w:instrText>
             </w:r>
             <w:r>
               <w:rPr>
@@ -3006,7 +3006,7 @@
               <w14:ligatures w14:val="standardContextual"/>
             </w:rPr>
           </w:pPr>
-          <w:hyperlink w:anchor="_Toc241668219" w:history="1">
+          <w:hyperlink w:anchor="_Toc241670750" w:history="1">
             <w:r>
               <w:rPr>
                 <w:rStyle w:val="Hiperligao"/>
@@ -3030,7 +3030,7 @@
               <w:rPr>
                 <w:noProof/>
               </w:rPr>
-              <w:instrText xml:space="preserve"> PAGEREF _Toc241668219 \h </w:instrText>
+              <w:instrText xml:space="preserve"> PAGEREF _Toc241670750 \h </w:instrText>
             </w:r>
             <w:r>
               <w:rPr>
@@ -3072,7 +3072,7 @@
               <w14:ligatures w14:val="standardContextual"/>
             </w:rPr>
           </w:pPr>
-          <w:hyperlink w:anchor="_Toc241668220" w:history="1">
+          <w:hyperlink w:anchor="_Toc241670751" w:history="1">
             <w:r>
               <w:rPr>
                 <w:rStyle w:val="Hiperligao"/>
@@ -3096,7 +3096,7 @@
               <w:rPr>
                 <w:noProof/>
               </w:rPr>
-              <w:instrText xml:space="preserve"> PAGEREF _Toc241668220 \h </w:instrText>
+              <w:instrText xml:space="preserve"> PAGEREF _Toc241670751 \h </w:instrText>
             </w:r>
             <w:r>
               <w:rPr>
@@ -3138,7 +3138,7 @@
               <w14:ligatures w14:val="standardContextual"/>
             </w:rPr>
           </w:pPr>
-          <w:hyperlink w:anchor="_Toc241668221" w:history="1">
+          <w:hyperlink w:anchor="_Toc241670752" w:history="1">
             <w:r>
               <w:rPr>
                 <w:rStyle w:val="Hiperligao"/>
@@ -3162,7 +3162,7 @@
               <w:rPr>
                 <w:noProof/>
               </w:rPr>
-              <w:instrText xml:space="preserve"> PAGEREF _Toc241668221 \h </w:instrText>
+              <w:instrText xml:space="preserve"> PAGEREF _Toc241670752 \h </w:instrText>
             </w:r>
             <w:r>
               <w:rPr>
@@ -3204,7 +3204,7 @@
               <w14:ligatures w14:val="standardContextual"/>
             </w:rPr>
           </w:pPr>
-          <w:hyperlink w:anchor="_Toc241668222" w:history="1">
+          <w:hyperlink w:anchor="_Toc241670753" w:history="1">
             <w:r>
               <w:rPr>
                 <w:rStyle w:val="Hiperligao"/>
@@ -3228,7 +3228,7 @@
               <w:rPr>
                 <w:noProof/>
               </w:rPr>
-              <w:instrText xml:space="preserve"> PAGEREF _Toc241668222 \h </w:instrText>
+              <w:instrText xml:space="preserve"> PAGEREF _Toc241670753 \h </w:instrText>
             </w:r>
             <w:r>
               <w:rPr>
@@ -3270,7 +3270,7 @@
               <w14:ligatures w14:val="standardContextual"/>
             </w:rPr>
           </w:pPr>
-          <w:hyperlink w:anchor="_Toc241668223" w:history="1">
+          <w:hyperlink w:anchor="_Toc241670754" w:history="1">
             <w:r>
               <w:rPr>
                 <w:rStyle w:val="Hiperligao"/>
@@ -3294,7 +3294,7 @@
               <w:rPr>
                 <w:noProof/>
               </w:rPr>
-              <w:instrText xml:space="preserve"> PAGEREF _Toc241668223 \h </w:instrText>
+              <w:instrText xml:space="preserve"> PAGEREF _Toc241670754 \h </w:instrText>
             </w:r>
             <w:r>
               <w:rPr>
@@ -3336,7 +3336,7 @@
               <w14:ligatures w14:val="standardContextual"/>
             </w:rPr>
           </w:pPr>
-          <w:hyperlink w:anchor="_Toc241668224" w:history="1">
+          <w:hyperlink w:anchor="_Toc241670755" w:history="1">
             <w:r>
               <w:rPr>
                 <w:rStyle w:val="Hiperligao"/>
@@ -3360,7 +3360,7 @@
               <w:rPr>
                 <w:noProof/>
               </w:rPr>
-              <w:instrText xml:space="preserve"> PAGEREF _Toc241668224 \h </w:instrText>
+              <w:instrText xml:space="preserve"> PAGEREF _Toc241670755 \h </w:instrText>
             </w:r>
             <w:r>
               <w:rPr>
@@ -3402,7 +3402,7 @@
               <w14:ligatures w14:val="standardContextual"/>
             </w:rPr>
           </w:pPr>
-          <w:hyperlink w:anchor="_Toc241668225" w:history="1">
+          <w:hyperlink w:anchor="_Toc241670756" w:history="1">
             <w:r>
               <w:rPr>
                 <w:rStyle w:val="Hiperligao"/>
@@ -3426,7 +3426,7 @@
               <w:rPr>
                 <w:noProof/>
               </w:rPr>
-              <w:instrText xml:space="preserve"> PAGEREF _Toc241668225 \h </w:instrText>
+              <w:instrText xml:space="preserve"> PAGEREF _Toc241670756 \h </w:instrText>
             </w:r>
             <w:r>
               <w:rPr>
@@ -3468,7 +3468,7 @@
               <w14:ligatures w14:val="standardContextual"/>
             </w:rPr>
           </w:pPr>
-          <w:hyperlink w:anchor="_Toc241668226" w:history="1">
+          <w:hyperlink w:anchor="_Toc241670757" w:history="1">
             <w:r>
               <w:rPr>
                 <w:rStyle w:val="Hiperligao"/>
@@ -3492,7 +3492,7 @@
               <w:rPr>
                 <w:noProof/>
               </w:rPr>
-              <w:instrText xml:space="preserve"> PAGEREF _Toc241668226 \h </w:instrText>
+              <w:instrText xml:space="preserve"> PAGEREF _Toc241670757 \h </w:instrText>
             </w:r>
             <w:r>
               <w:rPr>
@@ -3534,7 +3534,7 @@
               <w14:ligatures w14:val="standardContextual"/>
             </w:rPr>
           </w:pPr>
-          <w:hyperlink w:anchor="_Toc241668227" w:history="1">
+          <w:hyperlink w:anchor="_Toc241670758" w:history="1">
             <w:r>
               <w:rPr>
                 <w:rStyle w:val="Hiperligao"/>
@@ -3558,7 +3558,7 @@
               <w:rPr>
                 <w:noProof/>
               </w:rPr>
-              <w:instrText xml:space="preserve"> PAGEREF _Toc241668227 \h </w:instrText>
+              <w:instrText xml:space="preserve"> PAGEREF _Toc241670758 \h </w:instrText>
             </w:r>
             <w:r>
               <w:rPr>
@@ -3600,7 +3600,7 @@
               <w14:ligatures w14:val="standardContextual"/>
             </w:rPr>
           </w:pPr>
-          <w:hyperlink w:anchor="_Toc241668228" w:history="1">
+          <w:hyperlink w:anchor="_Toc241670759" w:history="1">
             <w:r>
               <w:rPr>
                 <w:rStyle w:val="Hiperligao"/>
@@ -3624,7 +3624,7 @@
               <w:rPr>
                 <w:noProof/>
               </w:rPr>
-              <w:instrText xml:space="preserve"> PAGEREF _Toc241668228 \h </w:instrText>
+              <w:instrText xml:space="preserve"> PAGEREF _Toc241670759 \h </w:instrText>
             </w:r>
             <w:r>
               <w:rPr>
@@ -3666,7 +3666,7 @@
               <w14:ligatures w14:val="standardContextual"/>
             </w:rPr>
           </w:pPr>
-          <w:hyperlink w:anchor="_Toc241668229" w:history="1">
+          <w:hyperlink w:anchor="_Toc241670760" w:history="1">
             <w:r>
               <w:rPr>
                 <w:rStyle w:val="Hiperligao"/>
@@ -3690,7 +3690,7 @@
               <w:rPr>
                 <w:noProof/>
               </w:rPr>
-              <w:instrText xml:space="preserve"> PAGEREF _Toc241668229 \h </w:instrText>
+              <w:instrText xml:space="preserve"> PAGEREF _Toc241670760 \h </w:instrText>
             </w:r>
             <w:r>
               <w:rPr>
@@ -3732,7 +3732,7 @@
               <w14:ligatures w14:val="standardContextual"/>
             </w:rPr>
           </w:pPr>
-          <w:hyperlink w:anchor="_Toc241668230" w:history="1">
+          <w:hyperlink w:anchor="_Toc241670761" w:history="1">
             <w:r>
               <w:rPr>
                 <w:rStyle w:val="Hiperligao"/>
@@ -3756,7 +3756,7 @@
               <w:rPr>
                 <w:noProof/>
               </w:rPr>
-              <w:instrText xml:space="preserve"> PAGEREF _Toc241668230 \h </w:instrText>
+              <w:instrText xml:space="preserve"> PAGEREF _Toc241670761 \h </w:instrText>
             </w:r>
             <w:r>
               <w:rPr>
@@ -3798,7 +3798,7 @@
               <w14:ligatures w14:val="standardContextual"/>
             </w:rPr>
           </w:pPr>
-          <w:hyperlink w:anchor="_Toc241668231" w:history="1">
+          <w:hyperlink w:anchor="_Toc241670762" w:history="1">
             <w:r>
               <w:rPr>
                 <w:rStyle w:val="Hiperligao"/>
@@ -3822,7 +3822,7 @@
               <w:rPr>
                 <w:noProof/>
               </w:rPr>
-              <w:instrText xml:space="preserve"> PAGEREF _Toc241668231 \h </w:instrText>
+              <w:instrText xml:space="preserve"> PAGEREF _Toc241670762 \h </w:instrText>
             </w:r>
             <w:r>
               <w:rPr>
@@ -3864,7 +3864,7 @@
               <w14:ligatures w14:val="standardContextual"/>
             </w:rPr>
           </w:pPr>
-          <w:hyperlink w:anchor="_Toc241668232" w:history="1">
+          <w:hyperlink w:anchor="_Toc241670763" w:history="1">
             <w:r>
               <w:rPr>
                 <w:rStyle w:val="Hiperligao"/>
@@ -3888,7 +3888,7 @@
               <w:rPr>
                 <w:noProof/>
               </w:rPr>
-              <w:instrText xml:space="preserve"> PAGEREF _Toc241668232 \h </w:instrText>
+              <w:instrText xml:space="preserve"> PAGEREF _Toc241670763 \h </w:instrText>
             </w:r>
             <w:r>
               <w:rPr>
@@ -3930,7 +3930,7 @@
               <w14:ligatures w14:val="standardContextual"/>
             </w:rPr>
           </w:pPr>
-          <w:hyperlink w:anchor="_Toc241668233" w:history="1">
+          <w:hyperlink w:anchor="_Toc241670764" w:history="1">
             <w:r>
               <w:rPr>
                 <w:rStyle w:val="Hiperligao"/>
@@ -3954,7 +3954,7 @@
               <w:rPr>
                 <w:noProof/>
               </w:rPr>
-              <w:instrText xml:space="preserve"> PAGEREF _Toc241668233 \h </w:instrText>
+              <w:instrText xml:space="preserve"> PAGEREF _Toc241670764 \h </w:instrText>
             </w:r>
             <w:r>
               <w:rPr>
@@ -3996,7 +3996,7 @@
               <w14:ligatures w14:val="standardContextual"/>
             </w:rPr>
           </w:pPr>
-          <w:hyperlink w:anchor="_Toc241668234" w:history="1">
+          <w:hyperlink w:anchor="_Toc241670765" w:history="1">
             <w:r>
               <w:rPr>
                 <w:rStyle w:val="Hiperligao"/>
@@ -4020,7 +4020,7 @@
               <w:rPr>
                 <w:noProof/>
               </w:rPr>
-              <w:instrText xml:space="preserve"> PAGEREF _Toc241668234 \h </w:instrText>
+              <w:instrText xml:space="preserve"> PAGEREF _Toc241670765 \h </w:instrText>
             </w:r>
             <w:r>
               <w:rPr>
@@ -4062,7 +4062,7 @@
               <w14:ligatures w14:val="standardContextual"/>
             </w:rPr>
           </w:pPr>
-          <w:hyperlink w:anchor="_Toc241668235" w:history="1">
+          <w:hyperlink w:anchor="_Toc241670766" w:history="1">
             <w:r>
               <w:rPr>
                 <w:rStyle w:val="Hiperligao"/>
@@ -4086,7 +4086,7 @@
               <w:rPr>
                 <w:noProof/>
               </w:rPr>
-              <w:instrText xml:space="preserve"> PAGEREF _Toc241668235 \h </w:instrText>
+              <w:instrText xml:space="preserve"> PAGEREF _Toc241670766 \h </w:instrText>
             </w:r>
             <w:r>
               <w:rPr>
@@ -4128,7 +4128,7 @@
               <w14:ligatures w14:val="standardContextual"/>
             </w:rPr>
           </w:pPr>
-          <w:hyperlink w:anchor="_Toc241668236" w:history="1">
+          <w:hyperlink w:anchor="_Toc241670767" w:history="1">
             <w:r>
               <w:rPr>
                 <w:rStyle w:val="Hiperligao"/>
@@ -4152,7 +4152,7 @@
               <w:rPr>
                 <w:noProof/>
               </w:rPr>
-              <w:instrText xml:space="preserve"> PAGEREF _Toc241668236 \h </w:instrText>
+              <w:instrText xml:space="preserve"> PAGEREF _Toc241670767 \h </w:instrText>
             </w:r>
             <w:r>
               <w:rPr>
@@ -4194,7 +4194,7 @@
               <w14:ligatures w14:val="standardContextual"/>
             </w:rPr>
           </w:pPr>
-          <w:hyperlink w:anchor="_Toc241668237" w:history="1">
+          <w:hyperlink w:anchor="_Toc241670768" w:history="1">
             <w:r>
               <w:rPr>
                 <w:rStyle w:val="Hiperligao"/>
@@ -4218,7 +4218,7 @@
               <w:rPr>
                 <w:noProof/>
               </w:rPr>
-              <w:instrText xml:space="preserve"> PAGEREF _Toc241668237 \h </w:instrText>
+              <w:instrText xml:space="preserve"> PAGEREF _Toc241670768 \h </w:instrText>
             </w:r>
             <w:r>
               <w:rPr>
@@ -4266,7 +4266,7 @@
       <w:pPr>
         <w:pStyle w:val="Ttulo1"/>
       </w:pPr>
-      <w:bookmarkStart w:id="0" w:name="_Toc241668175"/>
+      <w:bookmarkStart w:id="0" w:name="_Toc241670706"/>
       <w:r>
         <w:lastRenderedPageBreak/>
         <w:t>Votre rôle en un coup d'œil</w:t>
@@ -4347,7 +4347,7 @@
       <w:pPr>
         <w:pStyle w:val="Ttulo2"/>
       </w:pPr>
-      <w:bookmarkStart w:id="1" w:name="_Toc241668176"/>
+      <w:bookmarkStart w:id="1" w:name="_Toc241670707"/>
       <w:r>
         <w:t>Ce que vous pouvez / ne pouvez pas faire</w:t>
       </w:r>
@@ -5195,7 +5195,7 @@
       <w:pPr>
         <w:pStyle w:val="Ttulo2"/>
       </w:pPr>
-      <w:bookmarkStart w:id="2" w:name="_Toc241668177"/>
+      <w:bookmarkStart w:id="2" w:name="_Toc241670708"/>
       <w:r>
         <w:t>D'où viennent vos accès</w:t>
       </w:r>
@@ -5306,7 +5306,7 @@
       <w:pPr>
         <w:pStyle w:val="Ttulo2"/>
       </w:pPr>
-      <w:bookmarkStart w:id="3" w:name="_Toc241668178"/>
+      <w:bookmarkStart w:id="3" w:name="_Toc241670709"/>
       <w:r>
         <w:t>Se connecter, changer de mot de passe et se déconnecter</w:t>
       </w:r>
@@ -5420,7 +5420,7 @@
           <w:noProof/>
         </w:rPr>
         <w:drawing>
-          <wp:inline distT="0" distB="0" distL="0" distR="0" wp14:anchorId="433334E5" wp14:editId="1E8113D4">
+          <wp:inline distT="0" distB="0" distL="0" distR="0" wp14:anchorId="1B5ACA70" wp14:editId="0514F2D9">
             <wp:extent cx="5715000" cy="3571875"/>
             <wp:effectExtent l="0" t="0" r="0" b="0"/>
             <wp:docPr id="118" name="01-login.png" descr="La page de connexion avec E-mail, Mot de passe, Rester connecté et le bouton Se connecter." title="La page de connexion avec E-mail, Mot de passe, Rester connecté et le bouton Se connecter."/>
@@ -5538,7 +5538,7 @@
           <w:noProof/>
         </w:rPr>
         <w:drawing>
-          <wp:inline distT="0" distB="0" distL="0" distR="0" wp14:anchorId="58E26F4D" wp14:editId="01D4BB29">
+          <wp:inline distT="0" distB="0" distL="0" distR="0" wp14:anchorId="0FB51F3D" wp14:editId="327C27AD">
             <wp:extent cx="5715000" cy="3571875"/>
             <wp:effectExtent l="0" t="0" r="0" b="0"/>
             <wp:docPr id="119" name="03-user-menu.png" descr="Le menu du compte ouvert, avec Paramètres et Se déconnecter." title="Le menu du compte ouvert, avec Paramètres et Se déconnecter."/>
@@ -5590,7 +5590,7 @@
       <w:pPr>
         <w:pStyle w:val="Ttulo2"/>
       </w:pPr>
-      <w:bookmarkStart w:id="4" w:name="_Toc241668179"/>
+      <w:bookmarkStart w:id="4" w:name="_Toc241670710"/>
       <w:r>
         <w:t>La barre latérale</w:t>
       </w:r>
@@ -6131,7 +6131,7 @@
         </w:rPr>
         <w:lastRenderedPageBreak/>
         <w:drawing>
-          <wp:inline distT="0" distB="0" distL="0" distR="0" wp14:anchorId="591CD3BB" wp14:editId="41F3A3D9">
+          <wp:inline distT="0" distB="0" distL="0" distR="0" wp14:anchorId="600ADA62" wp14:editId="1B68C6D5">
             <wp:extent cx="5715000" cy="5133975"/>
             <wp:effectExtent l="0" t="0" r="0" b="0"/>
             <wp:docPr id="120" name="01-dashboard-sidebar.png" descr="La barre latérale complète de l'administrateur, avec Modélisation des données et Migration." title="La barre latérale complète de l'administrateur, avec Modélisation des données et Migration."/>
@@ -6184,7 +6184,7 @@
         <w:pStyle w:val="Ttulo1"/>
         <w:pageBreakBefore/>
       </w:pPr>
-      <w:bookmarkStart w:id="5" w:name="_Toc241668180"/>
+      <w:bookmarkStart w:id="5" w:name="_Toc241670711"/>
       <w:r>
         <w:lastRenderedPageBreak/>
         <w:t>Paramètres</w:t>
@@ -6214,7 +6214,7 @@
           <w:noProof/>
         </w:rPr>
         <w:drawing>
-          <wp:inline distT="0" distB="0" distL="0" distR="0" wp14:anchorId="3AE1906D" wp14:editId="7A6E8235">
+          <wp:inline distT="0" distB="0" distL="0" distR="0" wp14:anchorId="1DA09C11" wp14:editId="359004FA">
             <wp:extent cx="5715000" cy="3571875"/>
             <wp:effectExtent l="0" t="0" r="0" b="0"/>
             <wp:docPr id="121" name="04-settings.png" descr="La page Paramètres avec les cartes Langue, Thème et Palette de couleurs." title="La page Paramètres avec les cartes Langue, Thème et Palette de couleurs."/>
@@ -7563,7 +7563,7 @@
         <w:pStyle w:val="Ttulo1"/>
         <w:pageBreakBefore/>
       </w:pPr>
-      <w:bookmarkStart w:id="6" w:name="_Toc241668181"/>
+      <w:bookmarkStart w:id="6" w:name="_Toc241670712"/>
       <w:r>
         <w:lastRenderedPageBreak/>
         <w:t>Tableau de bord</w:t>
@@ -7596,7 +7596,7 @@
           <w:noProof/>
         </w:rPr>
         <w:drawing>
-          <wp:inline distT="0" distB="0" distL="0" distR="0" wp14:anchorId="7C861892" wp14:editId="3F6999D7">
+          <wp:inline distT="0" distB="0" distL="0" distR="0" wp14:anchorId="711BCBA0" wp14:editId="525FAD0A">
             <wp:extent cx="5715000" cy="5133975"/>
             <wp:effectExtent l="0" t="0" r="0" b="0"/>
             <wp:docPr id="122" name="01-dashboard-sidebar.png" descr="Le tableau de bord de l'administrateur avec les cartes de synthèse et la liste Cartes récentes." title="Le tableau de bord de l'administrateur avec les cartes de synthèse et la liste Cartes récentes."/>
@@ -8105,7 +8105,7 @@
         <w:pStyle w:val="Ttulo1"/>
         <w:pageBreakBefore/>
       </w:pPr>
-      <w:bookmarkStart w:id="7" w:name="_Toc241668182"/>
+      <w:bookmarkStart w:id="7" w:name="_Toc241670713"/>
       <w:r>
         <w:lastRenderedPageBreak/>
         <w:t>Cartes</w:t>
@@ -8135,7 +8135,7 @@
           <w:noProof/>
         </w:rPr>
         <w:drawing>
-          <wp:inline distT="0" distB="0" distL="0" distR="0" wp14:anchorId="513FB03C" wp14:editId="1358D38D">
+          <wp:inline distT="0" distB="0" distL="0" distR="0" wp14:anchorId="3B7E3279" wp14:editId="73631DA0">
             <wp:extent cx="5715000" cy="3429000"/>
             <wp:effectExtent l="0" t="0" r="0" b="0"/>
             <wp:docPr id="123" name="02-maps-all.png" descr="La liste Cartes, onglet Tous, avec toutes les icônes de ligne et la section Classeurs au-dessus." title="La liste Cartes, onglet Tous, avec toutes les icônes de ligne et la section Classeurs au-dessus."/>
@@ -8187,7 +8187,7 @@
       <w:pPr>
         <w:pStyle w:val="Ttulo2"/>
       </w:pPr>
-      <w:bookmarkStart w:id="8" w:name="_Toc241668183"/>
+      <w:bookmarkStart w:id="8" w:name="_Toc241670714"/>
       <w:r>
         <w:t>La liste</w:t>
       </w:r>
@@ -9391,7 +9391,7 @@
       <w:pPr>
         <w:pStyle w:val="Ttulo2"/>
       </w:pPr>
-      <w:bookmarkStart w:id="9" w:name="_Toc241668184"/>
+      <w:bookmarkStart w:id="9" w:name="_Toc241670715"/>
       <w:r>
         <w:t>Classeurs</w:t>
       </w:r>
@@ -9805,7 +9805,7 @@
       <w:pPr>
         <w:pStyle w:val="Ttulo2"/>
       </w:pPr>
-      <w:bookmarkStart w:id="10" w:name="_Toc241668185"/>
+      <w:bookmarkStart w:id="10" w:name="_Toc241670716"/>
       <w:r>
         <w:t>Partager une carte</w:t>
       </w:r>
@@ -9828,7 +9828,7 @@
         </w:rPr>
         <w:lastRenderedPageBreak/>
         <w:drawing>
-          <wp:inline distT="0" distB="0" distL="0" distR="0" wp14:anchorId="51B89553" wp14:editId="31456779">
+          <wp:inline distT="0" distB="0" distL="0" distR="0" wp14:anchorId="3C7482E1" wp14:editId="5CCDC009">
             <wp:extent cx="3743325" cy="4029075"/>
             <wp:effectExtent l="0" t="0" r="0" b="0"/>
             <wp:docPr id="124" name="03-share-dialog.png" descr="La boîte de dialogue Partager la carte avec une zone de recherche et les boutons Peut consulter, Peut exporter et Peut modifier." title="La boîte de dialogue Partager la carte avec une zone de recherche et les boutons Peut consulter, Peut exporter et Peut modifier."/>
@@ -10305,7 +10305,7 @@
       <w:pPr>
         <w:pStyle w:val="Ttulo2"/>
       </w:pPr>
-      <w:bookmarkStart w:id="11" w:name="_Toc241668186"/>
+      <w:bookmarkStart w:id="11" w:name="_Toc241670717"/>
       <w:r>
         <w:lastRenderedPageBreak/>
         <w:t>Partager un classeur entier</w:t>
@@ -10361,7 +10361,7 @@
       <w:pPr>
         <w:pStyle w:val="Ttulo2"/>
       </w:pPr>
-      <w:bookmarkStart w:id="12" w:name="_Toc241668187"/>
+      <w:bookmarkStart w:id="12" w:name="_Toc241670718"/>
       <w:r>
         <w:t>Copier une carte</w:t>
       </w:r>
@@ -10376,7 +10376,7 @@
       <w:pPr>
         <w:pStyle w:val="Ttulo2"/>
       </w:pPr>
-      <w:bookmarkStart w:id="13" w:name="_Toc241668188"/>
+      <w:bookmarkStart w:id="13" w:name="_Toc241670719"/>
       <w:r>
         <w:t>Exemple : donner un accès en lecture à un collègue</w:t>
       </w:r>
@@ -10507,7 +10507,7 @@
         <w:pStyle w:val="Ttulo1"/>
         <w:pageBreakBefore/>
       </w:pPr>
-      <w:bookmarkStart w:id="14" w:name="_Toc241668189"/>
+      <w:bookmarkStart w:id="14" w:name="_Toc241670720"/>
       <w:r>
         <w:lastRenderedPageBreak/>
         <w:t>Créateur de cartes</w:t>
@@ -10540,7 +10540,7 @@
           <w:noProof/>
         </w:rPr>
         <w:drawing>
-          <wp:inline distT="0" distB="0" distL="0" distR="0" wp14:anchorId="4E9F4A06" wp14:editId="4FE7A371">
+          <wp:inline distT="0" distB="0" distL="0" distR="0" wp14:anchorId="5C4D125A" wp14:editId="13C5F4EB">
             <wp:extent cx="5715000" cy="3571875"/>
             <wp:effectExtent l="0" t="0" r="0" b="0"/>
             <wp:docPr id="125" name="05-builder-overview.png" descr="Le créateur de cartes avec l'arborescence Domaines d'activité, la zone Colonnes et le panneau Propriétés." title="Le créateur de cartes avec l'arborescence Domaines d'activité, la zone Colonnes et le panneau Propriétés."/>
@@ -10592,7 +10592,7 @@
       <w:pPr>
         <w:pStyle w:val="Ttulo2"/>
       </w:pPr>
-      <w:bookmarkStart w:id="15" w:name="_Toc241668190"/>
+      <w:bookmarkStart w:id="15" w:name="_Toc241670721"/>
       <w:r>
         <w:t>L'écran</w:t>
       </w:r>
@@ -10752,7 +10752,7 @@
       <w:pPr>
         <w:pStyle w:val="Ttulo2"/>
       </w:pPr>
-      <w:bookmarkStart w:id="16" w:name="_Toc241668191"/>
+      <w:bookmarkStart w:id="16" w:name="_Toc241670722"/>
       <w:r>
         <w:t>La barre d'outils</w:t>
       </w:r>
@@ -11968,7 +11968,7 @@
       <w:pPr>
         <w:pStyle w:val="Ttulo2"/>
       </w:pPr>
-      <w:bookmarkStart w:id="17" w:name="_Toc241668192"/>
+      <w:bookmarkStart w:id="17" w:name="_Toc241670723"/>
       <w:r>
         <w:t>Créer une carte</w:t>
       </w:r>
@@ -12176,7 +12176,7 @@
       <w:pPr>
         <w:pStyle w:val="Ttulo2"/>
       </w:pPr>
-      <w:bookmarkStart w:id="18" w:name="_Toc241668193"/>
+      <w:bookmarkStart w:id="18" w:name="_Toc241670724"/>
       <w:r>
         <w:t>Configurer une colonne</w:t>
       </w:r>
@@ -14987,7 +14987,7 @@
         </w:rPr>
         <w:lastRenderedPageBreak/>
         <w:drawing>
-          <wp:inline distT="0" distB="0" distL="0" distR="0" wp14:anchorId="04760909" wp14:editId="3F454FB9">
+          <wp:inline distT="0" distB="0" distL="0" distR="0" wp14:anchorId="2C519644" wp14:editId="50FE7FB3">
             <wp:extent cx="5715000" cy="3571875"/>
             <wp:effectExtent l="0" t="0" r="0" b="0"/>
             <wp:docPr id="126" name="08-builder-column-aggregation.png" descr="La boîte de dialogue Configurer la colonne avec la liste Agrégation ouverte." title="La boîte de dialogue Configurer la colonne avec la liste Agrégation ouverte."/>
@@ -15039,7 +15039,7 @@
       <w:pPr>
         <w:pStyle w:val="Ttulo2"/>
       </w:pPr>
-      <w:bookmarkStart w:id="19" w:name="_Toc241668194"/>
+      <w:bookmarkStart w:id="19" w:name="_Toc241670725"/>
       <w:r>
         <w:t>L'onglet Propriétés</w:t>
       </w:r>
@@ -15886,7 +15886,7 @@
       <w:pPr>
         <w:pStyle w:val="Ttulo2"/>
       </w:pPr>
-      <w:bookmarkStart w:id="20" w:name="_Toc241668195"/>
+      <w:bookmarkStart w:id="20" w:name="_Toc241670726"/>
       <w:r>
         <w:lastRenderedPageBreak/>
         <w:t>L'onglet Conditions</w:t>
@@ -17429,7 +17429,7 @@
       <w:pPr>
         <w:pStyle w:val="Ttulo2"/>
       </w:pPr>
-      <w:bookmarkStart w:id="21" w:name="_Toc241668196"/>
+      <w:bookmarkStart w:id="21" w:name="_Toc241670727"/>
       <w:r>
         <w:t>L'onglet Tri</w:t>
       </w:r>
@@ -17875,7 +17875,7 @@
       <w:pPr>
         <w:pStyle w:val="Ttulo2"/>
       </w:pPr>
-      <w:bookmarkStart w:id="22" w:name="_Toc241668197"/>
+      <w:bookmarkStart w:id="22" w:name="_Toc241670728"/>
       <w:r>
         <w:t>L'onglet Paramètres</w:t>
       </w:r>
@@ -18785,7 +18785,7 @@
       <w:pPr>
         <w:pStyle w:val="Ttulo2"/>
       </w:pPr>
-      <w:bookmarkStart w:id="23" w:name="_Toc241668198"/>
+      <w:bookmarkStart w:id="23" w:name="_Toc241670729"/>
       <w:r>
         <w:t>L'onglet Champs calculés</w:t>
       </w:r>
@@ -19683,7 +19683,7 @@
       <w:pPr>
         <w:pStyle w:val="Ttulo2"/>
       </w:pPr>
-      <w:bookmarkStart w:id="24" w:name="_Toc241668199"/>
+      <w:bookmarkStart w:id="24" w:name="_Toc241670730"/>
       <w:r>
         <w:t>Mise en forme conditionnelle</w:t>
       </w:r>
@@ -21077,7 +21077,7 @@
       <w:pPr>
         <w:pStyle w:val="Ttulo2"/>
       </w:pPr>
-      <w:bookmarkStart w:id="25" w:name="_Toc241668200"/>
+      <w:bookmarkStart w:id="25" w:name="_Toc241670731"/>
       <w:r>
         <w:t>Exécuter une carte et lire le résultat</w:t>
       </w:r>
@@ -22149,7 +22149,7 @@
         </w:rPr>
         <w:lastRenderedPageBreak/>
         <w:drawing>
-          <wp:inline distT="0" distB="0" distL="0" distR="0" wp14:anchorId="6110418C" wp14:editId="47AF93CA">
+          <wp:inline distT="0" distB="0" distL="0" distR="0" wp14:anchorId="4E75DD6E" wp14:editId="1ABC91EA">
             <wp:extent cx="5715000" cy="3571875"/>
             <wp:effectExtent l="0" t="0" r="0" b="0"/>
             <wp:docPr id="127" name="03-viewer-results.png" descr="Les résultats d'exécution avec les boutons SQL et Plan à côté des boutons Excel, CSV et PDF." title="Les résultats d'exécution avec les boutons SQL et Plan à côté des boutons Excel, CSV et PDF."/>
@@ -22216,7 +22216,7 @@
       <w:pPr>
         <w:pStyle w:val="Ttulo2"/>
       </w:pPr>
-      <w:bookmarkStart w:id="26" w:name="_Toc241668201"/>
+      <w:bookmarkStart w:id="26" w:name="_Toc241670732"/>
       <w:r>
         <w:t>Refus et erreurs</w:t>
       </w:r>
@@ -22855,7 +22855,7 @@
         <w:pStyle w:val="Ttulo1"/>
         <w:pageBreakBefore/>
       </w:pPr>
-      <w:bookmarkStart w:id="27" w:name="_Toc241668202"/>
+      <w:bookmarkStart w:id="27" w:name="_Toc241670733"/>
       <w:r>
         <w:lastRenderedPageBreak/>
         <w:t>La visionneuse de cartes</w:t>
@@ -22888,7 +22888,7 @@
           <w:noProof/>
         </w:rPr>
         <w:drawing>
-          <wp:inline distT="0" distB="0" distL="0" distR="0" wp14:anchorId="35C596DB" wp14:editId="78392DAA">
+          <wp:inline distT="0" distB="0" distL="0" distR="0" wp14:anchorId="4F368663" wp14:editId="79CE6FA2">
             <wp:extent cx="5715000" cy="3571875"/>
             <wp:effectExtent l="0" t="0" r="0" b="0"/>
             <wp:docPr id="128" name="25-viewer-results.png" descr="La visionneuse de cartes après une exécution terminée, avec la grille de résultats et les boutons d'exportation." title="La visionneuse de cartes après une exécution terminée, avec la grille de résultats et les boutons d'exportation."/>
@@ -23493,7 +23493,7 @@
         <w:pStyle w:val="Ttulo1"/>
         <w:pageBreakBefore/>
       </w:pPr>
-      <w:bookmarkStart w:id="28" w:name="_Toc241668203"/>
+      <w:bookmarkStart w:id="28" w:name="_Toc241670734"/>
       <w:r>
         <w:lastRenderedPageBreak/>
         <w:t>Exécutions</w:t>
@@ -23523,7 +23523,7 @@
           <w:noProof/>
         </w:rPr>
         <w:drawing>
-          <wp:inline distT="0" distB="0" distL="0" distR="0" wp14:anchorId="4499D85B" wp14:editId="5D0DEFCD">
+          <wp:inline distT="0" distB="0" distL="0" distR="0" wp14:anchorId="7F9D9ABA" wp14:editId="5C45BB98">
             <wp:extent cx="5715000" cy="3571875"/>
             <wp:effectExtent l="0" t="0" r="0" b="0"/>
             <wp:docPr id="129" name="04-runs-every-user.png" descr="La page Exécutions avec les exécutions de tous les utilisateurs affichées." title="La page Exécutions avec les exécutions de tous les utilisateurs affichées."/>
@@ -24853,7 +24853,7 @@
         <w:pStyle w:val="Ttulo1"/>
         <w:pageBreakBefore/>
       </w:pPr>
-      <w:bookmarkStart w:id="29" w:name="_Toc241668204"/>
+      <w:bookmarkStart w:id="29" w:name="_Toc241670735"/>
       <w:r>
         <w:lastRenderedPageBreak/>
         <w:t>Exportations</w:t>
@@ -24883,7 +24883,7 @@
           <w:noProof/>
         </w:rPr>
         <w:drawing>
-          <wp:inline distT="0" distB="0" distL="0" distR="0" wp14:anchorId="7AB57604" wp14:editId="1E7D82E6">
+          <wp:inline distT="0" distB="0" distL="0" distR="0" wp14:anchorId="7A3A90F4" wp14:editId="33D7DF92">
             <wp:extent cx="5715000" cy="3571875"/>
             <wp:effectExtent l="0" t="0" r="0" b="0"/>
             <wp:docPr id="130" name="05-exports.png" descr="La page Exportations listant les exportations avec leur état et les boutons de téléchargement." title="La page Exportations listant les exportations avec leur état et les boutons de téléchargement."/>
@@ -25564,7 +25564,7 @@
         <w:pStyle w:val="Ttulo1"/>
         <w:pageBreakBefore/>
       </w:pPr>
-      <w:bookmarkStart w:id="30" w:name="_Toc241668205"/>
+      <w:bookmarkStart w:id="30" w:name="_Toc241670736"/>
       <w:r>
         <w:lastRenderedPageBreak/>
         <w:t>Planifications</w:t>
@@ -25597,7 +25597,7 @@
           <w:noProof/>
         </w:rPr>
         <w:drawing>
-          <wp:inline distT="0" distB="0" distL="0" distR="0" wp14:anchorId="50136661" wp14:editId="134B7341">
+          <wp:inline distT="0" distB="0" distL="0" distR="0" wp14:anchorId="7BA8B27C" wp14:editId="11D44612">
             <wp:extent cx="5715000" cy="3571875"/>
             <wp:effectExtent l="0" t="0" r="0" b="0"/>
             <wp:docPr id="131" name="38-schedules-list.png" descr="La page Planifications avec une planification en pause et ses icônes d'action." title="La page Planifications avec une planification en pause et ses icônes d'action."/>
@@ -26305,7 +26305,7 @@
       <w:pPr>
         <w:pStyle w:val="Ttulo2"/>
       </w:pPr>
-      <w:bookmarkStart w:id="31" w:name="_Toc241668206"/>
+      <w:bookmarkStart w:id="31" w:name="_Toc241670737"/>
       <w:r>
         <w:t>Nouvelle planification et Modifier la planification</w:t>
       </w:r>
@@ -27743,7 +27743,7 @@
           <w:noProof/>
         </w:rPr>
         <w:drawing>
-          <wp:inline distT="0" distB="0" distL="0" distR="0" wp14:anchorId="50913A30" wp14:editId="6E721867">
+          <wp:inline distT="0" distB="0" distL="0" distR="0" wp14:anchorId="1790E04E" wp14:editId="2BF9D9EB">
             <wp:extent cx="3743325" cy="4676775"/>
             <wp:effectExtent l="0" t="0" r="0" b="0"/>
             <wp:docPr id="132" name="34-schedule-custom-cron.png" descr="La boîte de dialogue Nouvelle planification avec une fréquence personnalisée et le champ Expression cron." title="La boîte de dialogue Nouvelle planification avec une fréquence personnalisée et le champ Expression cron."/>
@@ -27795,7 +27795,7 @@
       <w:pPr>
         <w:pStyle w:val="Ttulo2"/>
       </w:pPr>
-      <w:bookmarkStart w:id="32" w:name="_Toc241668207"/>
+      <w:bookmarkStart w:id="32" w:name="_Toc241670738"/>
       <w:r>
         <w:t>Historique d'exécution</w:t>
       </w:r>
@@ -28244,7 +28244,7 @@
       <w:pPr>
         <w:pStyle w:val="Ttulo2"/>
       </w:pPr>
-      <w:bookmarkStart w:id="33" w:name="_Toc241668208"/>
+      <w:bookmarkStart w:id="33" w:name="_Toc241670739"/>
       <w:r>
         <w:t>Exemple : un résultat hebdomadaire</w:t>
       </w:r>
@@ -28450,7 +28450,7 @@
         <w:pStyle w:val="Ttulo1"/>
         <w:pageBreakBefore/>
       </w:pPr>
-      <w:bookmarkStart w:id="34" w:name="_Toc241668209"/>
+      <w:bookmarkStart w:id="34" w:name="_Toc241670740"/>
       <w:r>
         <w:lastRenderedPageBreak/>
         <w:t>Domaines d'activité</w:t>
@@ -28483,7 +28483,7 @@
           <w:noProof/>
         </w:rPr>
         <w:drawing>
-          <wp:inline distT="0" distB="0" distL="0" distR="0" wp14:anchorId="2A1F26DF" wp14:editId="082311CE">
+          <wp:inline distT="0" distB="0" distL="0" distR="0" wp14:anchorId="2B29CE16" wp14:editId="7DD3E0EE">
             <wp:extent cx="5715000" cy="3571875"/>
             <wp:effectExtent l="0" t="0" r="0" b="0"/>
             <wp:docPr id="133" name="06-business-areas.png" descr="La page Domaines d'activité listant les domaines, avec le bouton Nouveau domaine d'activité et les icônes de ligne." title="La page Domaines d'activité listant les domaines, avec le bouton Nouveau domaine d'activité et les icônes de ligne."/>
@@ -28997,7 +28997,7 @@
         </w:rPr>
         <w:lastRenderedPageBreak/>
         <w:drawing>
-          <wp:inline distT="0" distB="0" distL="0" distR="0" wp14:anchorId="446EC8AE" wp14:editId="69158191">
+          <wp:inline distT="0" distB="0" distL="0" distR="0" wp14:anchorId="4468FA7B" wp14:editId="0A5E0971">
             <wp:extent cx="3324225" cy="2047875"/>
             <wp:effectExtent l="0" t="0" r="0" b="0"/>
             <wp:docPr id="134" name="07-business-areas-new.png" descr="La boîte de dialogue Nouveau domaine d'activité avec les champs Nom et Description." title="La boîte de dialogue Nouveau domaine d'activité avec les champs Nom et Description."/>
@@ -29049,7 +29049,7 @@
       <w:pPr>
         <w:pStyle w:val="Ttulo2"/>
       </w:pPr>
-      <w:bookmarkStart w:id="35" w:name="_Toc241668210"/>
+      <w:bookmarkStart w:id="35" w:name="_Toc241670741"/>
       <w:r>
         <w:t>Créer un domaine d'activité</w:t>
       </w:r>
@@ -29153,7 +29153,7 @@
       <w:pPr>
         <w:pStyle w:val="Ttulo2"/>
       </w:pPr>
-      <w:bookmarkStart w:id="36" w:name="_Toc241668211"/>
+      <w:bookmarkStart w:id="36" w:name="_Toc241670742"/>
       <w:r>
         <w:t>Accès</w:t>
       </w:r>
@@ -29185,7 +29185,7 @@
           <w:noProof/>
         </w:rPr>
         <w:drawing>
-          <wp:inline distT="0" distB="0" distL="0" distR="0" wp14:anchorId="79188704" wp14:editId="3D00A182">
+          <wp:inline distT="0" distB="0" distL="0" distR="0" wp14:anchorId="549CF5D6" wp14:editId="248FFF04">
             <wp:extent cx="5715000" cy="3571875"/>
             <wp:effectExtent l="0" t="0" r="0" b="0"/>
             <wp:docPr id="135" name="09-business-areas-grants-permission.png" descr="La boîte de dialogue Gérer les accès avec la liste Autorisation ouverte." title="La boîte de dialogue Gérer les accès avec la liste Autorisation ouverte."/>
@@ -30421,7 +30421,7 @@
         <w:pStyle w:val="Ttulo1"/>
         <w:pageBreakBefore/>
       </w:pPr>
-      <w:bookmarkStart w:id="37" w:name="_Toc241668212"/>
+      <w:bookmarkStart w:id="37" w:name="_Toc241670743"/>
       <w:r>
         <w:lastRenderedPageBreak/>
         <w:t>Dossiers</w:t>
@@ -30484,7 +30484,7 @@
           <w:noProof/>
         </w:rPr>
         <w:drawing>
-          <wp:inline distT="0" distB="0" distL="0" distR="0" wp14:anchorId="5C40D835" wp14:editId="3EB35D3E">
+          <wp:inline distT="0" distB="0" distL="0" distR="0" wp14:anchorId="433701FD" wp14:editId="30540FF7">
             <wp:extent cx="5715000" cy="3571875"/>
             <wp:effectExtent l="0" t="0" r="0" b="0"/>
             <wp:docPr id="136" name="11-folders.png" descr="La page Dossiers avec un domaine d'activité choisi, affichant le tableau des dossiers et les icônes de ligne." title="La page Dossiers avec un domaine d'activité choisi, affichant le tableau des dossiers et les icônes de ligne."/>
@@ -31266,7 +31266,7 @@
       <w:pPr>
         <w:pStyle w:val="Ttulo2"/>
       </w:pPr>
-      <w:bookmarkStart w:id="38" w:name="_Toc241668213"/>
+      <w:bookmarkStart w:id="38" w:name="_Toc241670744"/>
       <w:r>
         <w:t>L'assistant de dossier</w:t>
       </w:r>
@@ -32695,7 +32695,7 @@
           <w:noProof/>
         </w:rPr>
         <w:drawing>
-          <wp:inline distT="0" distB="0" distL="0" distR="0" wp14:anchorId="020CF443" wp14:editId="46034E8F">
+          <wp:inline distT="0" distB="0" distL="0" distR="0" wp14:anchorId="23F55465" wp14:editId="15B35C1E">
             <wp:extent cx="2238375" cy="5905500"/>
             <wp:effectExtent l="0" t="0" r="0" b="0"/>
             <wp:docPr id="137" name="15-folders-picked.png" descr="La boîte de dialogue Nouveau dossier avec une table choisie et la liste Éléments à créer." title="La boîte de dialogue Nouveau dossier avec une table choisie et la liste Éléments à créer."/>
@@ -32883,7 +32883,7 @@
       <w:pPr>
         <w:pStyle w:val="Ttulo2"/>
       </w:pPr>
-      <w:bookmarkStart w:id="39" w:name="_Toc241668214"/>
+      <w:bookmarkStart w:id="39" w:name="_Toc241670745"/>
       <w:r>
         <w:t>Partager un dossier avec un autre domaine d'activité</w:t>
       </w:r>
@@ -32992,7 +32992,7 @@
           <w:noProof/>
         </w:rPr>
         <w:drawing>
-          <wp:inline distT="0" distB="0" distL="0" distR="0" wp14:anchorId="07E9A1D7" wp14:editId="28F27013">
+          <wp:inline distT="0" distB="0" distL="0" distR="0" wp14:anchorId="1CE1B1EF" wp14:editId="1973D8CC">
             <wp:extent cx="3324225" cy="1638300"/>
             <wp:effectExtent l="0" t="0" r="0" b="0"/>
             <wp:docPr id="138" name="16-folders-sharing.png" descr="La boîte de dialogue de partage du dossier avec le badge du propriétaire et la liste Partager avec." title="La boîte de dialogue de partage du dossier avec le badge du propriétaire et la liste Partager avec."/>
@@ -33045,7 +33045,7 @@
         <w:pStyle w:val="Ttulo1"/>
         <w:pageBreakBefore/>
       </w:pPr>
-      <w:bookmarkStart w:id="40" w:name="_Toc241668215"/>
+      <w:bookmarkStart w:id="40" w:name="_Toc241670746"/>
       <w:r>
         <w:lastRenderedPageBreak/>
         <w:t>Éléments</w:t>
@@ -33098,7 +33098,7 @@
           <w:noProof/>
         </w:rPr>
         <w:drawing>
-          <wp:inline distT="0" distB="0" distL="0" distR="0" wp14:anchorId="77C260DD" wp14:editId="770B07ED">
+          <wp:inline distT="0" distB="0" distL="0" distR="0" wp14:anchorId="0C50BBB7" wp14:editId="103E1867">
             <wp:extent cx="5715000" cy="3571875"/>
             <wp:effectExtent l="0" t="0" r="0" b="0"/>
             <wp:docPr id="139" name="17-items.png" descr="La page Éléments pour un dossier choisi, avec les colonnes Type, Colonne, Type de données et Agrégation." title="La page Éléments pour un dossier choisi, avec les colonnes Type, Colonne, Type de données et Agrégation."/>
@@ -35037,7 +35037,7 @@
         </w:rPr>
         <w:lastRenderedPageBreak/>
         <w:drawing>
-          <wp:inline distT="0" distB="0" distL="0" distR="0" wp14:anchorId="7D3C02DC" wp14:editId="0246A431">
+          <wp:inline distT="0" distB="0" distL="0" distR="0" wp14:anchorId="393ACE62" wp14:editId="200C4A77">
             <wp:extent cx="5715000" cy="3571875"/>
             <wp:effectExtent l="0" t="0" r="0" b="0"/>
             <wp:docPr id="140" name="19-items-type-open.png" descr="La boîte de dialogue Nouvel élément avec la liste Type d'élément ouverte affichant les types d'éléments." title="La boîte de dialogue Nouvel élément avec la liste Type d'élément ouverte affichant les types d'éléments."/>
@@ -35090,7 +35090,7 @@
         <w:pStyle w:val="Ttulo1"/>
         <w:pageBreakBefore/>
       </w:pPr>
-      <w:bookmarkStart w:id="41" w:name="_Toc241668216"/>
+      <w:bookmarkStart w:id="41" w:name="_Toc241670747"/>
       <w:r>
         <w:lastRenderedPageBreak/>
         <w:t>Jointures</w:t>
@@ -35123,7 +35123,7 @@
           <w:noProof/>
         </w:rPr>
         <w:drawing>
-          <wp:inline distT="0" distB="0" distL="0" distR="0" wp14:anchorId="6B159F6D" wp14:editId="3791F836">
+          <wp:inline distT="0" distB="0" distL="0" distR="0" wp14:anchorId="129167F0" wp14:editId="6F4D1835">
             <wp:extent cx="5715000" cy="3571875"/>
             <wp:effectExtent l="0" t="0" r="0" b="0"/>
             <wp:docPr id="141" name="20-joins.png" descr="La page Jointures, avec des jointures composées de plusieurs paires de colonnes." title="La page Jointures, avec des jointures composées de plusieurs paires de colonnes."/>
@@ -36778,7 +36778,7 @@
           <w:noProof/>
         </w:rPr>
         <w:drawing>
-          <wp:inline distT="0" distB="0" distL="0" distR="0" wp14:anchorId="75EBF17A" wp14:editId="779BC88F">
+          <wp:inline distT="0" distB="0" distL="0" distR="0" wp14:anchorId="7BA6A807" wp14:editId="438921A2">
             <wp:extent cx="5715000" cy="3571875"/>
             <wp:effectExtent l="0" t="0" r="0" b="0"/>
             <wp:docPr id="142" name="23-joins-select-open.png" descr="La boîte de dialogue Nouvelle jointure avec une liste déroulante ouverte." title="La boîte de dialogue Nouvelle jointure avec une liste déroulante ouverte."/>
@@ -36949,7 +36949,7 @@
         <w:pStyle w:val="Ttulo1"/>
         <w:pageBreakBefore/>
       </w:pPr>
-      <w:bookmarkStart w:id="42" w:name="_Toc241668217"/>
+      <w:bookmarkStart w:id="42" w:name="_Toc241670748"/>
       <w:r>
         <w:lastRenderedPageBreak/>
         <w:t>Hiérarchies</w:t>
@@ -36982,7 +36982,7 @@
           <w:noProof/>
         </w:rPr>
         <w:drawing>
-          <wp:inline distT="0" distB="0" distL="0" distR="0" wp14:anchorId="2E69FDE0" wp14:editId="333D51D1">
+          <wp:inline distT="0" distB="0" distL="0" distR="0" wp14:anchorId="7EDC1EE3" wp14:editId="5D99DEE7">
             <wp:extent cx="5715000" cy="3571875"/>
             <wp:effectExtent l="0" t="0" r="0" b="0"/>
             <wp:docPr id="143" name="24-hierarchies.png" descr="La page Hiérarchies avec le tableau indiquant le nombre de niveaux." title="La page Hiérarchies avec le tableau indiquant le nombre de niveaux."/>
@@ -38042,7 +38042,7 @@
           <w:noProof/>
         </w:rPr>
         <w:drawing>
-          <wp:inline distT="0" distB="0" distL="0" distR="0" wp14:anchorId="527897CA" wp14:editId="77640A8E">
+          <wp:inline distT="0" distB="0" distL="0" distR="0" wp14:anchorId="7309283F" wp14:editId="4159DB0B">
             <wp:extent cx="4362450" cy="2762250"/>
             <wp:effectExtent l="0" t="0" r="0" b="0"/>
             <wp:docPr id="144" name="26-hierarchies-level-added.png" descr="La boîte de dialogue Nouvelle hiérarchie après l'ajout d'un niveau, avec les listes Dossier et Élément." title="La boîte de dialogue Nouvelle hiérarchie après l'ajout d'un niveau, avec les listes Dossier et Élément."/>
@@ -38095,7 +38095,7 @@
         <w:pStyle w:val="Ttulo1"/>
         <w:pageBreakBefore/>
       </w:pPr>
-      <w:bookmarkStart w:id="43" w:name="_Toc241668218"/>
+      <w:bookmarkStart w:id="43" w:name="_Toc241670749"/>
       <w:r>
         <w:lastRenderedPageBreak/>
         <w:t>Fonctions personnalisées</w:t>
@@ -38128,7 +38128,7 @@
           <w:noProof/>
         </w:rPr>
         <w:drawing>
-          <wp:inline distT="0" distB="0" distL="0" distR="0" wp14:anchorId="53F5D22F" wp14:editId="188D44CC">
+          <wp:inline distT="0" distB="0" distL="0" distR="0" wp14:anchorId="2F350D0A" wp14:editId="2141FC85">
             <wp:extent cx="5715000" cy="3571875"/>
             <wp:effectExtent l="0" t="0" r="0" b="0"/>
             <wp:docPr id="145" name="27-custom-functions.png" descr="La page Fonctions personnalisées avec la zone de filtre, Tout actualiser, Nouvelle fonction et le tableau des fonctions." title="La page Fonctions personnalisées avec la zone de filtre, Tout actualiser, Nouvelle fonction et le tableau des fonctions."/>
@@ -38851,7 +38851,7 @@
       <w:pPr>
         <w:pStyle w:val="Ttulo2"/>
       </w:pPr>
-      <w:bookmarkStart w:id="44" w:name="_Toc241668219"/>
+      <w:bookmarkStart w:id="44" w:name="_Toc241670750"/>
       <w:r>
         <w:lastRenderedPageBreak/>
         <w:t>Le formulaire de fonction</w:t>
@@ -39822,7 +39822,7 @@
         </w:rPr>
         <w:lastRenderedPageBreak/>
         <w:drawing>
-          <wp:inline distT="0" distB="0" distL="0" distR="0" wp14:anchorId="7E94F2EA" wp14:editId="3337ECAD">
+          <wp:inline distT="0" distB="0" distL="0" distR="0" wp14:anchorId="7B814385" wp14:editId="290830EA">
             <wp:extent cx="4076700" cy="5905500"/>
             <wp:effectExtent l="0" t="0" r="0" b="0"/>
             <wp:docPr id="146" name="29-custom-functions-search-results.png" descr="La boîte de dialogue Nouvelle fonction personnalisée listant les fonctions de la base qui correspondent à la recherche." title="La boîte de dialogue Nouvelle fonction personnalisée listant les fonctions de la base qui correspondent à la recherche."/>
@@ -39875,7 +39875,7 @@
         <w:pStyle w:val="Ttulo1"/>
         <w:pageBreakBefore/>
       </w:pPr>
-      <w:bookmarkStart w:id="45" w:name="_Toc241668220"/>
+      <w:bookmarkStart w:id="45" w:name="_Toc241670751"/>
       <w:r>
         <w:lastRenderedPageBreak/>
         <w:t>Sources de données</w:t>
@@ -39908,7 +39908,7 @@
           <w:noProof/>
         </w:rPr>
         <w:drawing>
-          <wp:inline distT="0" distB="0" distL="0" distR="0" wp14:anchorId="037F7175" wp14:editId="4B30495B">
+          <wp:inline distT="0" distB="0" distL="0" distR="0" wp14:anchorId="3A49548E" wp14:editId="2A3D935E">
             <wp:extent cx="5715000" cy="3571875"/>
             <wp:effectExtent l="0" t="0" r="0" b="0"/>
             <wp:docPr id="147" name="30-data-sources.png" descr="La page Sources de données avec un tableau de connexions et cinq icônes de ligne." title="La page Sources de données avec un tableau de connexions et cinq icônes de ligne."/>
@@ -41288,7 +41288,7 @@
       <w:pPr>
         <w:pStyle w:val="Ttulo2"/>
       </w:pPr>
-      <w:bookmarkStart w:id="46" w:name="_Toc241668221"/>
+      <w:bookmarkStart w:id="46" w:name="_Toc241670752"/>
       <w:r>
         <w:t>Importer des tables</w:t>
       </w:r>
@@ -41451,7 +41451,7 @@
         </w:rPr>
         <w:lastRenderedPageBreak/>
         <w:drawing>
-          <wp:inline distT="0" distB="0" distL="0" distR="0" wp14:anchorId="167AF636" wp14:editId="06443A68">
+          <wp:inline distT="0" distB="0" distL="0" distR="0" wp14:anchorId="174B5771" wp14:editId="406638CE">
             <wp:extent cx="3324225" cy="2419350"/>
             <wp:effectExtent l="0" t="0" r="0" b="0"/>
             <wp:docPr id="148" name="34-data-sources-import-dialog.png" descr="La boîte de dialogue Importer des tables avec le bouton Découvrir les tables, avant qu'une table soit trouvée." title="La boîte de dialogue Importer des tables avec le bouton Découvrir les tables, avant qu'une table soit trouvée."/>
@@ -41504,7 +41504,7 @@
         <w:pStyle w:val="Ttulo1"/>
         <w:pageBreakBefore/>
       </w:pPr>
-      <w:bookmarkStart w:id="47" w:name="_Toc241668222"/>
+      <w:bookmarkStart w:id="47" w:name="_Toc241670753"/>
       <w:r>
         <w:lastRenderedPageBreak/>
         <w:t>Utilisateurs</w:t>
@@ -41534,7 +41534,7 @@
           <w:noProof/>
         </w:rPr>
         <w:drawing>
-          <wp:inline distT="0" distB="0" distL="0" distR="0" wp14:anchorId="02815185" wp14:editId="36211576">
+          <wp:inline distT="0" distB="0" distL="0" distR="0" wp14:anchorId="2C9E1DDD" wp14:editId="48EC77C2">
             <wp:extent cx="5715000" cy="3571875"/>
             <wp:effectExtent l="0" t="0" r="0" b="0"/>
             <wp:docPr id="149" name="35-users.png" descr="La page Utilisateurs avec les boutons Fichier d'identifiants et Nouvel utilisateur et les icônes de ligne." title="La page Utilisateurs avec les boutons Fichier d'identifiants et Nouvel utilisateur et les icônes de ligne."/>
@@ -42234,7 +42234,7 @@
       <w:pPr>
         <w:pStyle w:val="Ttulo2"/>
       </w:pPr>
-      <w:bookmarkStart w:id="48" w:name="_Toc241668223"/>
+      <w:bookmarkStart w:id="48" w:name="_Toc241670754"/>
       <w:r>
         <w:t>Créer ou modifier un utilisateur</w:t>
       </w:r>
@@ -43051,7 +43051,7 @@
         </w:rPr>
         <w:lastRenderedPageBreak/>
         <w:drawing>
-          <wp:inline distT="0" distB="0" distL="0" distR="0" wp14:anchorId="2E4127E9" wp14:editId="14A4F089">
+          <wp:inline distT="0" distB="0" distL="0" distR="0" wp14:anchorId="32BB2A77" wp14:editId="5158DAAA">
             <wp:extent cx="5715000" cy="3571875"/>
             <wp:effectExtent l="0" t="0" r="0" b="0"/>
             <wp:docPr id="150" name="37-users-role-open.png" descr="La boîte de dialogue Nouvel utilisateur avec la liste Rôle ouverte et chaque rôle décrit." title="La boîte de dialogue Nouvel utilisateur avec la liste Rôle ouverte et chaque rôle décrit."/>
@@ -43103,7 +43103,7 @@
       <w:pPr>
         <w:pStyle w:val="Ttulo2"/>
       </w:pPr>
-      <w:bookmarkStart w:id="49" w:name="_Toc241668224"/>
+      <w:bookmarkStart w:id="49" w:name="_Toc241670755"/>
       <w:r>
         <w:t>Désactiver, activer ou supprimer</w:t>
       </w:r>
@@ -43195,7 +43195,7 @@
           <w:noProof/>
         </w:rPr>
         <w:drawing>
-          <wp:inline distT="0" distB="0" distL="0" distR="0" wp14:anchorId="16AC77E9" wp14:editId="7180EBB3">
+          <wp:inline distT="0" distB="0" distL="0" distR="0" wp14:anchorId="58C997E1" wp14:editId="48D470B3">
             <wp:extent cx="3324225" cy="1076325"/>
             <wp:effectExtent l="0" t="0" r="0" b="0"/>
             <wp:docPr id="151" name="39-users-deactivate-dialog.png" descr="La boîte de dialogue de confirmation affichée avant de désactiver un utilisateur." title="La boîte de dialogue de confirmation affichée avant de désactiver un utilisateur."/>
@@ -43287,7 +43287,7 @@
       <w:pPr>
         <w:pStyle w:val="Ttulo2"/>
       </w:pPr>
-      <w:bookmarkStart w:id="50" w:name="_Toc241668225"/>
+      <w:bookmarkStart w:id="50" w:name="_Toc241670756"/>
       <w:r>
         <w:t>Le fichier d'identifiants</w:t>
       </w:r>
@@ -43316,7 +43316,7 @@
       <w:pPr>
         <w:pStyle w:val="Ttulo2"/>
       </w:pPr>
-      <w:bookmarkStart w:id="51" w:name="_Toc241668226"/>
+      <w:bookmarkStart w:id="51" w:name="_Toc241670757"/>
       <w:r>
         <w:t>Cartes que cet utilisateur peut ouvrir</w:t>
       </w:r>
@@ -43358,7 +43358,7 @@
           <w:noProof/>
         </w:rPr>
         <w:drawing>
-          <wp:inline distT="0" distB="0" distL="0" distR="0" wp14:anchorId="79DF2BDC" wp14:editId="01A27E41">
+          <wp:inline distT="0" distB="0" distL="0" distR="0" wp14:anchorId="18F45454" wp14:editId="7053D110">
             <wp:extent cx="4362450" cy="2190750"/>
             <wp:effectExtent l="0" t="0" r="0" b="0"/>
             <wp:docPr id="152" name="41-users-maps-dialog.png" descr="La boîte de dialogue Cartes d'un utilisateur, avec les badges d'origine et les listes de niveau de partage." title="La boîte de dialogue Cartes d'un utilisateur, avec les badges d'origine et les listes de niveau de partage."/>
@@ -44300,7 +44300,7 @@
         <w:pStyle w:val="Ttulo1"/>
         <w:pageBreakBefore/>
       </w:pPr>
-      <w:bookmarkStart w:id="52" w:name="_Toc241668227"/>
+      <w:bookmarkStart w:id="52" w:name="_Toc241670758"/>
       <w:r>
         <w:lastRenderedPageBreak/>
         <w:t>Stratégies de sécurité</w:t>
@@ -44360,7 +44360,7 @@
           <w:noProof/>
         </w:rPr>
         <w:drawing>
-          <wp:inline distT="0" distB="0" distL="0" distR="0" wp14:anchorId="51D2234F" wp14:editId="05A1612D">
+          <wp:inline distT="0" distB="0" distL="0" distR="0" wp14:anchorId="5A8835A4" wp14:editId="367EC4E6">
             <wp:extent cx="5715000" cy="3571875"/>
             <wp:effectExtent l="0" t="0" r="0" b="0"/>
             <wp:docPr id="153" name="43-security.png" descr="La page Stratégies de sécurité avec les boutons Tester et Nouvelle stratégie." title="La page Stratégies de sécurité avec les boutons Tester et Nouvelle stratégie."/>
@@ -44987,7 +44987,7 @@
       <w:pPr>
         <w:pStyle w:val="Ttulo2"/>
       </w:pPr>
-      <w:bookmarkStart w:id="53" w:name="_Toc241668228"/>
+      <w:bookmarkStart w:id="53" w:name="_Toc241670759"/>
       <w:r>
         <w:lastRenderedPageBreak/>
         <w:t>Écrire une stratégie</w:t>
@@ -46051,7 +46051,7 @@
         </w:rPr>
         <w:lastRenderedPageBreak/>
         <w:drawing>
-          <wp:inline distT="0" distB="0" distL="0" distR="0" wp14:anchorId="1B19A144" wp14:editId="414C5DBB">
+          <wp:inline distT="0" distB="0" distL="0" distR="0" wp14:anchorId="385469BF" wp14:editId="19699516">
             <wp:extent cx="3324225" cy="4676775"/>
             <wp:effectExtent l="0" t="0" r="0" b="0"/>
             <wp:docPr id="154" name="46-security-validate.png" descr="La boîte de dialogue Nouvelle stratégie après un clic sur Valider pour un prédicat." title="La boîte de dialogue Nouvelle stratégie après un clic sur Valider pour un prédicat."/>
@@ -46103,7 +46103,7 @@
       <w:pPr>
         <w:pStyle w:val="Ttulo2"/>
       </w:pPr>
-      <w:bookmarkStart w:id="54" w:name="_Toc241668229"/>
+      <w:bookmarkStart w:id="54" w:name="_Toc241670760"/>
       <w:r>
         <w:t>Attribuer une stratégie</w:t>
       </w:r>
@@ -46493,7 +46493,7 @@
       <w:pPr>
         <w:pStyle w:val="Ttulo2"/>
       </w:pPr>
-      <w:bookmarkStart w:id="55" w:name="_Toc241668230"/>
+      <w:bookmarkStart w:id="55" w:name="_Toc241670761"/>
       <w:r>
         <w:lastRenderedPageBreak/>
         <w:t>Tester une stratégie</w:t>
@@ -46568,7 +46568,7 @@
         <w:pStyle w:val="Ttulo1"/>
         <w:pageBreakBefore/>
       </w:pPr>
-      <w:bookmarkStart w:id="56" w:name="_Toc241668231"/>
+      <w:bookmarkStart w:id="56" w:name="_Toc241670762"/>
       <w:r>
         <w:lastRenderedPageBreak/>
         <w:t>Journal d'audit</w:t>
@@ -46601,7 +46601,7 @@
           <w:noProof/>
         </w:rPr>
         <w:drawing>
-          <wp:inline distT="0" distB="0" distL="0" distR="0" wp14:anchorId="29B4B955" wp14:editId="1536C906">
+          <wp:inline distT="0" distB="0" distL="0" distR="0" wp14:anchorId="02893886" wp14:editId="654A23C0">
             <wp:extent cx="5715000" cy="3571875"/>
             <wp:effectExtent l="0" t="0" r="0" b="0"/>
             <wp:docPr id="155" name="47-audit.png" descr="La page Journal d'audit avec le bouton d'exportation, les cartes de statistiques, le graphique quotidien et les filtres." title="La page Journal d'audit avec le bouton d'exportation, les cartes de statistiques, le graphique quotidien et les filtres."/>
@@ -47462,7 +47462,7 @@
         <w:pStyle w:val="Ttulo1"/>
         <w:pageBreakBefore/>
       </w:pPr>
-      <w:bookmarkStart w:id="57" w:name="_Toc241668232"/>
+      <w:bookmarkStart w:id="57" w:name="_Toc241670763"/>
       <w:r>
         <w:lastRenderedPageBreak/>
         <w:t>Migration</w:t>
@@ -47542,7 +47542,7 @@
           <w:noProof/>
         </w:rPr>
         <w:drawing>
-          <wp:inline distT="0" distB="0" distL="0" distR="0" wp14:anchorId="71CAA82B" wp14:editId="06A27448">
+          <wp:inline distT="0" distB="0" distL="0" distR="0" wp14:anchorId="684A69FF" wp14:editId="09D1460A">
             <wp:extent cx="5715000" cy="3571875"/>
             <wp:effectExtent l="0" t="0" r="0" b="0"/>
             <wp:docPr id="156" name="50-migration.png" descr="La page Migration avec la carte Source, ses boutons et son texte d'aide." title="La page Migration avec la carte Source, ses boutons et son texte d'aide."/>
@@ -47619,7 +47619,7 @@
       <w:pPr>
         <w:pStyle w:val="Ttulo2"/>
       </w:pPr>
-      <w:bookmarkStart w:id="58" w:name="_Toc241668233"/>
+      <w:bookmarkStart w:id="58" w:name="_Toc241670764"/>
       <w:r>
         <w:t>Choisir la source</w:t>
       </w:r>
@@ -48740,7 +48740,7 @@
       <w:pPr>
         <w:pStyle w:val="Ttulo2"/>
       </w:pPr>
-      <w:bookmarkStart w:id="59" w:name="_Toc241668234"/>
+      <w:bookmarkStart w:id="59" w:name="_Toc241670765"/>
       <w:r>
         <w:t>Ce que fait chaque action</w:t>
       </w:r>
@@ -49141,7 +49141,7 @@
       <w:pPr>
         <w:pStyle w:val="Ttulo2"/>
       </w:pPr>
-      <w:bookmarkStart w:id="60" w:name="_Toc241668235"/>
+      <w:bookmarkStart w:id="60" w:name="_Toc241670766"/>
       <w:r>
         <w:t>Faire une migration en toute sécurité</w:t>
       </w:r>
@@ -49383,7 +49383,7 @@
         <w:pStyle w:val="Ttulo1"/>
         <w:pageBreakBefore/>
       </w:pPr>
-      <w:bookmarkStart w:id="61" w:name="_Toc241668236"/>
+      <w:bookmarkStart w:id="61" w:name="_Toc241670767"/>
       <w:r>
         <w:lastRenderedPageBreak/>
         <w:t>Questions fréquentes</w:t>
@@ -49674,7 +49674,7 @@
       <w:pPr>
         <w:pStyle w:val="Ttulo2"/>
       </w:pPr>
-      <w:bookmarkStart w:id="62" w:name="_Toc241668237"/>
+      <w:bookmarkStart w:id="62" w:name="_Toc241670768"/>
       <w:r>
         <w:t>Glossaire</w:t>
       </w:r>
@@ -50999,7 +50999,7 @@
         <w:sz w:val="16"/>
         <w:szCs w:val="16"/>
       </w:rPr>
-      <w:t>Discoverer Neo 2.0.0 · Guide complet · ADMIN</w:t>
+      <w:t>Discoverer Neo 2.0.1 · Guide complet · ADMIN</w:t>
     </w:r>
   </w:p>
 </w:hdr>
@@ -51008,10 +51008,474 @@
 <file path=word/numbering.xml><?xml version="1.0" encoding="utf-8"?>
 <w:numbering xmlns:wpc="http://schemas.microsoft.com/office/word/2010/wordprocessingCanvas" xmlns:cx="http://schemas.microsoft.com/office/drawing/2014/chartex" xmlns:cx1="http://schemas.microsoft.com/office/drawing/2015/9/8/chartex" xmlns:cx2="http://schemas.microsoft.com/office/drawing/2015/10/21/chartex" xmlns:cx3="http://schemas.microsoft.com/office/drawing/2016/5/9/chartex" xmlns:cx4="http://schemas.microsoft.com/office/drawing/2016/5/10/chartex" xmlns:cx5="http://schemas.microsoft.com/office/drawing/2016/5/11/chartex" xmlns:cx6="http://schemas.microsoft.com/office/drawing/2016/5/12/chartex" xmlns:cx7="http://schemas.microsoft.com/office/drawing/2016/5/13/chartex" xmlns:cx8="http://schemas.microsoft.com/office/drawing/2016/5/14/chartex" xmlns:mc="http://schemas.openxmlformats.org/markup-compatibility/2006" xmlns:aink="http://schemas.microsoft.com/office/drawing/2016/ink" xmlns:am3d="http://schemas.microsoft.com/office/drawing/2017/model3d" xmlns:o="urn:schemas-microsoft-com:office:office" xmlns:oel="http://schemas.microsoft.com/office/2019/extlst" xmlns:r="http://schemas.openxmlformats.org/officeDocument/2006/relationships" xmlns:m="http://schemas.openxmlformats.org/officeDocument/2006/math" xmlns:v="urn:schemas-microsoft-com:vml" xmlns:wp14="http://schemas.microsoft.com/office/word/2010/wordprocessingDrawing" xmlns:wp="http://schemas.openxmlformats.org/drawingml/2006/wordprocessingDrawing" xmlns:w10="urn:schemas-microsoft-com:office:word" xmlns:w="http://schemas.openxmlformats.org/wordprocessingml/2006/main" xmlns:w14="http://schemas.microsoft.com/office/word/2010/wordml" xmlns:w15="http://schemas.microsoft.com/office/word/2012/wordml" xmlns:w16cex="http://schemas.microsoft.com/office/word/2018/wordml/cex" xmlns:w16cid="http://schemas.microsoft.com/office/word/2016/wordml/cid" xmlns:w16="http://schemas.microsoft.com/office/word/2018/wordml" xmlns:w16sdtdh="http://schemas.microsoft.com/office/word/2020/wordml/sdtdatahash" xmlns:w16se="http://schemas.microsoft.com/office/word/2015/wordml/symex" xmlns:wpg="http://schemas.microsoft.com/office/word/2010/wordprocessingGroup" xmlns:wpi="http://schemas.microsoft.com/office/word/2010/wordprocessingInk" xmlns:wne="http://schemas.microsoft.com/office/word/2006/wordml" xmlns:wps="http://schemas.microsoft.com/office/word/2010/wordprocessingShape" mc:Ignorable="w14 w15 w16se w16cid w16 w16cex w16sdtdh wp14">
   <w:abstractNum w:abstractNumId="0" w15:restartNumberingAfterBreak="0">
-    <w:nsid w:val="09564EC6"/>
+    <w:nsid w:val="032B3C71"/>
     <w:multiLevelType w:val="hybridMultilevel"/>
-    <w:tmpl w:val="A0F2EE14"/>
-    <w:lvl w:ilvl="0" w:tplc="33A6F0D4">
+    <w:tmpl w:val="F1CE15D6"/>
+    <w:lvl w:ilvl="0" w:tplc="28628DC4">
+      <w:start w:val="1"/>
+      <w:numFmt w:val="decimal"/>
+      <w:lvlText w:val="%1."/>
+      <w:lvlJc w:val="left"/>
+      <w:pPr>
+        <w:ind w:left="360" w:hanging="300"/>
+      </w:pPr>
+    </w:lvl>
+    <w:lvl w:ilvl="1" w:tplc="112C3488" w:tentative="1">
+      <w:start w:val="1"/>
+      <w:numFmt w:val="lowerLetter"/>
+      <w:lvlText w:val="%2."/>
+      <w:lvlJc w:val="left"/>
+      <w:pPr>
+        <w:ind w:left="720" w:hanging="300"/>
+      </w:pPr>
+    </w:lvl>
+    <w:lvl w:ilvl="2" w:tplc="B7164272">
+      <w:numFmt w:val="decimal"/>
+      <w:lvlText w:val=""/>
+      <w:lvlJc w:val="left"/>
+    </w:lvl>
+    <w:lvl w:ilvl="3" w:tplc="7480B086">
+      <w:numFmt w:val="decimal"/>
+      <w:lvlText w:val=""/>
+      <w:lvlJc w:val="left"/>
+    </w:lvl>
+    <w:lvl w:ilvl="4" w:tplc="A0BA7786">
+      <w:numFmt w:val="decimal"/>
+      <w:lvlText w:val=""/>
+      <w:lvlJc w:val="left"/>
+    </w:lvl>
+    <w:lvl w:ilvl="5" w:tplc="DB96AA76">
+      <w:numFmt w:val="decimal"/>
+      <w:lvlText w:val=""/>
+      <w:lvlJc w:val="left"/>
+    </w:lvl>
+    <w:lvl w:ilvl="6" w:tplc="E858048C">
+      <w:numFmt w:val="decimal"/>
+      <w:lvlText w:val=""/>
+      <w:lvlJc w:val="left"/>
+    </w:lvl>
+    <w:lvl w:ilvl="7" w:tplc="CE48376E">
+      <w:numFmt w:val="decimal"/>
+      <w:lvlText w:val=""/>
+      <w:lvlJc w:val="left"/>
+    </w:lvl>
+    <w:lvl w:ilvl="8" w:tplc="0456D50A">
+      <w:numFmt w:val="decimal"/>
+      <w:lvlText w:val=""/>
+      <w:lvlJc w:val="left"/>
+    </w:lvl>
+  </w:abstractNum>
+  <w:abstractNum w:abstractNumId="1" w15:restartNumberingAfterBreak="0">
+    <w:nsid w:val="090C4BEE"/>
+    <w:multiLevelType w:val="hybridMultilevel"/>
+    <w:tmpl w:val="757811FC"/>
+    <w:lvl w:ilvl="0" w:tplc="3454C120">
+      <w:start w:val="1"/>
+      <w:numFmt w:val="decimal"/>
+      <w:lvlText w:val="%1."/>
+      <w:lvlJc w:val="left"/>
+      <w:pPr>
+        <w:ind w:left="360" w:hanging="300"/>
+      </w:pPr>
+    </w:lvl>
+    <w:lvl w:ilvl="1" w:tplc="6D42D512" w:tentative="1">
+      <w:start w:val="1"/>
+      <w:numFmt w:val="lowerLetter"/>
+      <w:lvlText w:val="%2."/>
+      <w:lvlJc w:val="left"/>
+      <w:pPr>
+        <w:ind w:left="720" w:hanging="300"/>
+      </w:pPr>
+    </w:lvl>
+    <w:lvl w:ilvl="2" w:tplc="8E2A4884">
+      <w:numFmt w:val="decimal"/>
+      <w:lvlText w:val=""/>
+      <w:lvlJc w:val="left"/>
+    </w:lvl>
+    <w:lvl w:ilvl="3" w:tplc="3D3C705E">
+      <w:numFmt w:val="decimal"/>
+      <w:lvlText w:val=""/>
+      <w:lvlJc w:val="left"/>
+    </w:lvl>
+    <w:lvl w:ilvl="4" w:tplc="67662EFA">
+      <w:numFmt w:val="decimal"/>
+      <w:lvlText w:val=""/>
+      <w:lvlJc w:val="left"/>
+    </w:lvl>
+    <w:lvl w:ilvl="5" w:tplc="B29EE5E4">
+      <w:numFmt w:val="decimal"/>
+      <w:lvlText w:val=""/>
+      <w:lvlJc w:val="left"/>
+    </w:lvl>
+    <w:lvl w:ilvl="6" w:tplc="04B6162C">
+      <w:numFmt w:val="decimal"/>
+      <w:lvlText w:val=""/>
+      <w:lvlJc w:val="left"/>
+    </w:lvl>
+    <w:lvl w:ilvl="7" w:tplc="13E8E9F8">
+      <w:numFmt w:val="decimal"/>
+      <w:lvlText w:val=""/>
+      <w:lvlJc w:val="left"/>
+    </w:lvl>
+    <w:lvl w:ilvl="8" w:tplc="567A03DA">
+      <w:numFmt w:val="decimal"/>
+      <w:lvlText w:val=""/>
+      <w:lvlJc w:val="left"/>
+    </w:lvl>
+  </w:abstractNum>
+  <w:abstractNum w:abstractNumId="2" w15:restartNumberingAfterBreak="0">
+    <w:nsid w:val="0E272FE5"/>
+    <w:multiLevelType w:val="hybridMultilevel"/>
+    <w:tmpl w:val="65A87122"/>
+    <w:lvl w:ilvl="0" w:tplc="8D7083BE">
+      <w:start w:val="1"/>
+      <w:numFmt w:val="decimal"/>
+      <w:lvlText w:val="%1."/>
+      <w:lvlJc w:val="left"/>
+      <w:pPr>
+        <w:ind w:left="360" w:hanging="300"/>
+      </w:pPr>
+    </w:lvl>
+    <w:lvl w:ilvl="1" w:tplc="AE8A97DA" w:tentative="1">
+      <w:start w:val="1"/>
+      <w:numFmt w:val="lowerLetter"/>
+      <w:lvlText w:val="%2."/>
+      <w:lvlJc w:val="left"/>
+      <w:pPr>
+        <w:ind w:left="720" w:hanging="300"/>
+      </w:pPr>
+    </w:lvl>
+    <w:lvl w:ilvl="2" w:tplc="07D4CA02">
+      <w:numFmt w:val="decimal"/>
+      <w:lvlText w:val=""/>
+      <w:lvlJc w:val="left"/>
+    </w:lvl>
+    <w:lvl w:ilvl="3" w:tplc="34727648">
+      <w:numFmt w:val="decimal"/>
+      <w:lvlText w:val=""/>
+      <w:lvlJc w:val="left"/>
+    </w:lvl>
+    <w:lvl w:ilvl="4" w:tplc="2D185000">
+      <w:numFmt w:val="decimal"/>
+      <w:lvlText w:val=""/>
+      <w:lvlJc w:val="left"/>
+    </w:lvl>
+    <w:lvl w:ilvl="5" w:tplc="97D0AE42">
+      <w:numFmt w:val="decimal"/>
+      <w:lvlText w:val=""/>
+      <w:lvlJc w:val="left"/>
+    </w:lvl>
+    <w:lvl w:ilvl="6" w:tplc="9C98030E">
+      <w:numFmt w:val="decimal"/>
+      <w:lvlText w:val=""/>
+      <w:lvlJc w:val="left"/>
+    </w:lvl>
+    <w:lvl w:ilvl="7" w:tplc="6BA4DEFC">
+      <w:numFmt w:val="decimal"/>
+      <w:lvlText w:val=""/>
+      <w:lvlJc w:val="left"/>
+    </w:lvl>
+    <w:lvl w:ilvl="8" w:tplc="01300372">
+      <w:numFmt w:val="decimal"/>
+      <w:lvlText w:val=""/>
+      <w:lvlJc w:val="left"/>
+    </w:lvl>
+  </w:abstractNum>
+  <w:abstractNum w:abstractNumId="3" w15:restartNumberingAfterBreak="0">
+    <w:nsid w:val="192376F5"/>
+    <w:multiLevelType w:val="hybridMultilevel"/>
+    <w:tmpl w:val="EB305250"/>
+    <w:lvl w:ilvl="0" w:tplc="30F0F6C0">
+      <w:start w:val="1"/>
+      <w:numFmt w:val="decimal"/>
+      <w:lvlText w:val="%1."/>
+      <w:lvlJc w:val="left"/>
+      <w:pPr>
+        <w:ind w:left="360" w:hanging="300"/>
+      </w:pPr>
+    </w:lvl>
+    <w:lvl w:ilvl="1" w:tplc="C7801AEA" w:tentative="1">
+      <w:start w:val="1"/>
+      <w:numFmt w:val="lowerLetter"/>
+      <w:lvlText w:val="%2."/>
+      <w:lvlJc w:val="left"/>
+      <w:pPr>
+        <w:ind w:left="720" w:hanging="300"/>
+      </w:pPr>
+    </w:lvl>
+    <w:lvl w:ilvl="2" w:tplc="E780C652">
+      <w:numFmt w:val="decimal"/>
+      <w:lvlText w:val=""/>
+      <w:lvlJc w:val="left"/>
+    </w:lvl>
+    <w:lvl w:ilvl="3" w:tplc="AFA255B6">
+      <w:numFmt w:val="decimal"/>
+      <w:lvlText w:val=""/>
+      <w:lvlJc w:val="left"/>
+    </w:lvl>
+    <w:lvl w:ilvl="4" w:tplc="C068DFD4">
+      <w:numFmt w:val="decimal"/>
+      <w:lvlText w:val=""/>
+      <w:lvlJc w:val="left"/>
+    </w:lvl>
+    <w:lvl w:ilvl="5" w:tplc="8370C91C">
+      <w:numFmt w:val="decimal"/>
+      <w:lvlText w:val=""/>
+      <w:lvlJc w:val="left"/>
+    </w:lvl>
+    <w:lvl w:ilvl="6" w:tplc="D4B85116">
+      <w:numFmt w:val="decimal"/>
+      <w:lvlText w:val=""/>
+      <w:lvlJc w:val="left"/>
+    </w:lvl>
+    <w:lvl w:ilvl="7" w:tplc="312A92C4">
+      <w:numFmt w:val="decimal"/>
+      <w:lvlText w:val=""/>
+      <w:lvlJc w:val="left"/>
+    </w:lvl>
+    <w:lvl w:ilvl="8" w:tplc="FBDCE0A4">
+      <w:numFmt w:val="decimal"/>
+      <w:lvlText w:val=""/>
+      <w:lvlJc w:val="left"/>
+    </w:lvl>
+  </w:abstractNum>
+  <w:abstractNum w:abstractNumId="4" w15:restartNumberingAfterBreak="0">
+    <w:nsid w:val="27BC21C9"/>
+    <w:multiLevelType w:val="hybridMultilevel"/>
+    <w:tmpl w:val="CC6E24B8"/>
+    <w:lvl w:ilvl="0" w:tplc="20269A02">
+      <w:start w:val="1"/>
+      <w:numFmt w:val="decimal"/>
+      <w:lvlText w:val="%1."/>
+      <w:lvlJc w:val="left"/>
+      <w:pPr>
+        <w:ind w:left="360" w:hanging="300"/>
+      </w:pPr>
+    </w:lvl>
+    <w:lvl w:ilvl="1" w:tplc="D06AF8E0" w:tentative="1">
+      <w:start w:val="1"/>
+      <w:numFmt w:val="lowerLetter"/>
+      <w:lvlText w:val="%2."/>
+      <w:lvlJc w:val="left"/>
+      <w:pPr>
+        <w:ind w:left="720" w:hanging="300"/>
+      </w:pPr>
+    </w:lvl>
+    <w:lvl w:ilvl="2" w:tplc="62F852B8">
+      <w:numFmt w:val="decimal"/>
+      <w:lvlText w:val=""/>
+      <w:lvlJc w:val="left"/>
+    </w:lvl>
+    <w:lvl w:ilvl="3" w:tplc="D79070C0">
+      <w:numFmt w:val="decimal"/>
+      <w:lvlText w:val=""/>
+      <w:lvlJc w:val="left"/>
+    </w:lvl>
+    <w:lvl w:ilvl="4" w:tplc="E084AEC0">
+      <w:numFmt w:val="decimal"/>
+      <w:lvlText w:val=""/>
+      <w:lvlJc w:val="left"/>
+    </w:lvl>
+    <w:lvl w:ilvl="5" w:tplc="873EC606">
+      <w:numFmt w:val="decimal"/>
+      <w:lvlText w:val=""/>
+      <w:lvlJc w:val="left"/>
+    </w:lvl>
+    <w:lvl w:ilvl="6" w:tplc="64100ED8">
+      <w:numFmt w:val="decimal"/>
+      <w:lvlText w:val=""/>
+      <w:lvlJc w:val="left"/>
+    </w:lvl>
+    <w:lvl w:ilvl="7" w:tplc="D3248422">
+      <w:numFmt w:val="decimal"/>
+      <w:lvlText w:val=""/>
+      <w:lvlJc w:val="left"/>
+    </w:lvl>
+    <w:lvl w:ilvl="8" w:tplc="6B88C040">
+      <w:numFmt w:val="decimal"/>
+      <w:lvlText w:val=""/>
+      <w:lvlJc w:val="left"/>
+    </w:lvl>
+  </w:abstractNum>
+  <w:abstractNum w:abstractNumId="5" w15:restartNumberingAfterBreak="0">
+    <w:nsid w:val="31425C75"/>
+    <w:multiLevelType w:val="hybridMultilevel"/>
+    <w:tmpl w:val="75604AC2"/>
+    <w:lvl w:ilvl="0" w:tplc="86A6F854">
+      <w:start w:val="1"/>
+      <w:numFmt w:val="decimal"/>
+      <w:lvlText w:val="%1."/>
+      <w:lvlJc w:val="left"/>
+      <w:pPr>
+        <w:ind w:left="360" w:hanging="300"/>
+      </w:pPr>
+    </w:lvl>
+    <w:lvl w:ilvl="1" w:tplc="55006D02" w:tentative="1">
+      <w:start w:val="1"/>
+      <w:numFmt w:val="lowerLetter"/>
+      <w:lvlText w:val="%2."/>
+      <w:lvlJc w:val="left"/>
+      <w:pPr>
+        <w:ind w:left="720" w:hanging="300"/>
+      </w:pPr>
+    </w:lvl>
+    <w:lvl w:ilvl="2" w:tplc="5E0EA190">
+      <w:numFmt w:val="decimal"/>
+      <w:lvlText w:val=""/>
+      <w:lvlJc w:val="left"/>
+    </w:lvl>
+    <w:lvl w:ilvl="3" w:tplc="B8BCB9C2">
+      <w:numFmt w:val="decimal"/>
+      <w:lvlText w:val=""/>
+      <w:lvlJc w:val="left"/>
+    </w:lvl>
+    <w:lvl w:ilvl="4" w:tplc="CEF2CB46">
+      <w:numFmt w:val="decimal"/>
+      <w:lvlText w:val=""/>
+      <w:lvlJc w:val="left"/>
+    </w:lvl>
+    <w:lvl w:ilvl="5" w:tplc="D06A066A">
+      <w:numFmt w:val="decimal"/>
+      <w:lvlText w:val=""/>
+      <w:lvlJc w:val="left"/>
+    </w:lvl>
+    <w:lvl w:ilvl="6" w:tplc="7404454E">
+      <w:numFmt w:val="decimal"/>
+      <w:lvlText w:val=""/>
+      <w:lvlJc w:val="left"/>
+    </w:lvl>
+    <w:lvl w:ilvl="7" w:tplc="17347C72">
+      <w:numFmt w:val="decimal"/>
+      <w:lvlText w:val=""/>
+      <w:lvlJc w:val="left"/>
+    </w:lvl>
+    <w:lvl w:ilvl="8" w:tplc="C97E8774">
+      <w:numFmt w:val="decimal"/>
+      <w:lvlText w:val=""/>
+      <w:lvlJc w:val="left"/>
+    </w:lvl>
+  </w:abstractNum>
+  <w:abstractNum w:abstractNumId="6" w15:restartNumberingAfterBreak="0">
+    <w:nsid w:val="330C23F0"/>
+    <w:multiLevelType w:val="hybridMultilevel"/>
+    <w:tmpl w:val="CFBCDC0C"/>
+    <w:lvl w:ilvl="0" w:tplc="44529438">
+      <w:start w:val="1"/>
+      <w:numFmt w:val="decimal"/>
+      <w:lvlText w:val="%1."/>
+      <w:lvlJc w:val="left"/>
+      <w:pPr>
+        <w:ind w:left="360" w:hanging="300"/>
+      </w:pPr>
+    </w:lvl>
+    <w:lvl w:ilvl="1" w:tplc="B54E24FE" w:tentative="1">
+      <w:start w:val="1"/>
+      <w:numFmt w:val="lowerLetter"/>
+      <w:lvlText w:val="%2."/>
+      <w:lvlJc w:val="left"/>
+      <w:pPr>
+        <w:ind w:left="720" w:hanging="300"/>
+      </w:pPr>
+    </w:lvl>
+    <w:lvl w:ilvl="2" w:tplc="713204AE">
+      <w:numFmt w:val="decimal"/>
+      <w:lvlText w:val=""/>
+      <w:lvlJc w:val="left"/>
+    </w:lvl>
+    <w:lvl w:ilvl="3" w:tplc="D750BAA8">
+      <w:numFmt w:val="decimal"/>
+      <w:lvlText w:val=""/>
+      <w:lvlJc w:val="left"/>
+    </w:lvl>
+    <w:lvl w:ilvl="4" w:tplc="7662F56C">
+      <w:numFmt w:val="decimal"/>
+      <w:lvlText w:val=""/>
+      <w:lvlJc w:val="left"/>
+    </w:lvl>
+    <w:lvl w:ilvl="5" w:tplc="E336205A">
+      <w:numFmt w:val="decimal"/>
+      <w:lvlText w:val=""/>
+      <w:lvlJc w:val="left"/>
+    </w:lvl>
+    <w:lvl w:ilvl="6" w:tplc="9EF228FA">
+      <w:numFmt w:val="decimal"/>
+      <w:lvlText w:val=""/>
+      <w:lvlJc w:val="left"/>
+    </w:lvl>
+    <w:lvl w:ilvl="7" w:tplc="5712DBCE">
+      <w:numFmt w:val="decimal"/>
+      <w:lvlText w:val=""/>
+      <w:lvlJc w:val="left"/>
+    </w:lvl>
+    <w:lvl w:ilvl="8" w:tplc="2E54BD7E">
+      <w:numFmt w:val="decimal"/>
+      <w:lvlText w:val=""/>
+      <w:lvlJc w:val="left"/>
+    </w:lvl>
+  </w:abstractNum>
+  <w:abstractNum w:abstractNumId="7" w15:restartNumberingAfterBreak="0">
+    <w:nsid w:val="4575564E"/>
+    <w:multiLevelType w:val="hybridMultilevel"/>
+    <w:tmpl w:val="7F181E0E"/>
+    <w:lvl w:ilvl="0" w:tplc="4D8ED4FA">
+      <w:start w:val="1"/>
+      <w:numFmt w:val="decimal"/>
+      <w:lvlText w:val="%1."/>
+      <w:lvlJc w:val="left"/>
+      <w:pPr>
+        <w:ind w:left="360" w:hanging="300"/>
+      </w:pPr>
+    </w:lvl>
+    <w:lvl w:ilvl="1" w:tplc="2306FA4A" w:tentative="1">
+      <w:start w:val="1"/>
+      <w:numFmt w:val="lowerLetter"/>
+      <w:lvlText w:val="%2."/>
+      <w:lvlJc w:val="left"/>
+      <w:pPr>
+        <w:ind w:left="720" w:hanging="300"/>
+      </w:pPr>
+    </w:lvl>
+    <w:lvl w:ilvl="2" w:tplc="A14C663E">
+      <w:numFmt w:val="decimal"/>
+      <w:lvlText w:val=""/>
+      <w:lvlJc w:val="left"/>
+    </w:lvl>
+    <w:lvl w:ilvl="3" w:tplc="E2C402C0">
+      <w:numFmt w:val="decimal"/>
+      <w:lvlText w:val=""/>
+      <w:lvlJc w:val="left"/>
+    </w:lvl>
+    <w:lvl w:ilvl="4" w:tplc="D3DAEE7E">
+      <w:numFmt w:val="decimal"/>
+      <w:lvlText w:val=""/>
+      <w:lvlJc w:val="left"/>
+    </w:lvl>
+    <w:lvl w:ilvl="5" w:tplc="13808796">
+      <w:numFmt w:val="decimal"/>
+      <w:lvlText w:val=""/>
+      <w:lvlJc w:val="left"/>
+    </w:lvl>
+    <w:lvl w:ilvl="6" w:tplc="F2681100">
+      <w:numFmt w:val="decimal"/>
+      <w:lvlText w:val=""/>
+      <w:lvlJc w:val="left"/>
+    </w:lvl>
+    <w:lvl w:ilvl="7" w:tplc="9182ADC8">
+      <w:numFmt w:val="decimal"/>
+      <w:lvlText w:val=""/>
+      <w:lvlJc w:val="left"/>
+    </w:lvl>
+    <w:lvl w:ilvl="8" w:tplc="875A1D52">
+      <w:numFmt w:val="decimal"/>
+      <w:lvlText w:val=""/>
+      <w:lvlJc w:val="left"/>
+    </w:lvl>
+  </w:abstractNum>
+  <w:abstractNum w:abstractNumId="8" w15:restartNumberingAfterBreak="0">
+    <w:nsid w:val="4B9C72AA"/>
+    <w:multiLevelType w:val="hybridMultilevel"/>
+    <w:tmpl w:val="42CE3B3E"/>
+    <w:lvl w:ilvl="0" w:tplc="08BA44EA">
       <w:start w:val="1"/>
       <w:numFmt w:val="bullet"/>
       <w:lvlText w:val="•"/>
@@ -51020,7 +51484,7 @@
         <w:ind w:left="360" w:hanging="260"/>
       </w:pPr>
     </w:lvl>
-    <w:lvl w:ilvl="1" w:tplc="92985C40" w:tentative="1">
+    <w:lvl w:ilvl="1" w:tplc="48C2D19A" w:tentative="1">
       <w:start w:val="1"/>
       <w:numFmt w:val="bullet"/>
       <w:lvlText w:val="–"/>
@@ -51029,47 +51493,105 @@
         <w:ind w:left="720" w:hanging="260"/>
       </w:pPr>
     </w:lvl>
-    <w:lvl w:ilvl="2" w:tplc="613CB784">
+    <w:lvl w:ilvl="2" w:tplc="8E54B05E">
       <w:numFmt w:val="decimal"/>
       <w:lvlText w:val=""/>
       <w:lvlJc w:val="left"/>
     </w:lvl>
-    <w:lvl w:ilvl="3" w:tplc="C16832CE">
+    <w:lvl w:ilvl="3" w:tplc="95F0870C">
       <w:numFmt w:val="decimal"/>
       <w:lvlText w:val=""/>
       <w:lvlJc w:val="left"/>
     </w:lvl>
-    <w:lvl w:ilvl="4" w:tplc="5C44FFB4">
+    <w:lvl w:ilvl="4" w:tplc="49AA7A18">
       <w:numFmt w:val="decimal"/>
       <w:lvlText w:val=""/>
       <w:lvlJc w:val="left"/>
     </w:lvl>
-    <w:lvl w:ilvl="5" w:tplc="5FC0C320">
+    <w:lvl w:ilvl="5" w:tplc="79D8B6CE">
       <w:numFmt w:val="decimal"/>
       <w:lvlText w:val=""/>
       <w:lvlJc w:val="left"/>
     </w:lvl>
-    <w:lvl w:ilvl="6" w:tplc="5D7E12FA">
+    <w:lvl w:ilvl="6" w:tplc="931AF0C2">
       <w:numFmt w:val="decimal"/>
       <w:lvlText w:val=""/>
       <w:lvlJc w:val="left"/>
     </w:lvl>
-    <w:lvl w:ilvl="7" w:tplc="8730D25E">
+    <w:lvl w:ilvl="7" w:tplc="C3ECE1E4">
       <w:numFmt w:val="decimal"/>
       <w:lvlText w:val=""/>
       <w:lvlJc w:val="left"/>
     </w:lvl>
-    <w:lvl w:ilvl="8" w:tplc="05F8345A">
+    <w:lvl w:ilvl="8" w:tplc="827C4AD2">
       <w:numFmt w:val="decimal"/>
       <w:lvlText w:val=""/>
       <w:lvlJc w:val="left"/>
     </w:lvl>
   </w:abstractNum>
-  <w:abstractNum w:abstractNumId="1" w15:restartNumberingAfterBreak="0">
-    <w:nsid w:val="16585CED"/>
+  <w:abstractNum w:abstractNumId="9" w15:restartNumberingAfterBreak="0">
+    <w:nsid w:val="5FF15ECE"/>
     <w:multiLevelType w:val="hybridMultilevel"/>
-    <w:tmpl w:val="50705282"/>
-    <w:lvl w:ilvl="0" w:tplc="D0447EF2" w:tentative="1">
+    <w:tmpl w:val="8B58147C"/>
+    <w:lvl w:ilvl="0" w:tplc="350202C8">
+      <w:start w:val="1"/>
+      <w:numFmt w:val="decimal"/>
+      <w:lvlText w:val="%1."/>
+      <w:lvlJc w:val="left"/>
+      <w:pPr>
+        <w:ind w:left="360" w:hanging="300"/>
+      </w:pPr>
+    </w:lvl>
+    <w:lvl w:ilvl="1" w:tplc="FDB8473C" w:tentative="1">
+      <w:start w:val="1"/>
+      <w:numFmt w:val="lowerLetter"/>
+      <w:lvlText w:val="%2."/>
+      <w:lvlJc w:val="left"/>
+      <w:pPr>
+        <w:ind w:left="720" w:hanging="300"/>
+      </w:pPr>
+    </w:lvl>
+    <w:lvl w:ilvl="2" w:tplc="1E480F1A">
+      <w:numFmt w:val="decimal"/>
+      <w:lvlText w:val=""/>
+      <w:lvlJc w:val="left"/>
+    </w:lvl>
+    <w:lvl w:ilvl="3" w:tplc="D158D7E8">
+      <w:numFmt w:val="decimal"/>
+      <w:lvlText w:val=""/>
+      <w:lvlJc w:val="left"/>
+    </w:lvl>
+    <w:lvl w:ilvl="4" w:tplc="9140A89C">
+      <w:numFmt w:val="decimal"/>
+      <w:lvlText w:val=""/>
+      <w:lvlJc w:val="left"/>
+    </w:lvl>
+    <w:lvl w:ilvl="5" w:tplc="E51A928C">
+      <w:numFmt w:val="decimal"/>
+      <w:lvlText w:val=""/>
+      <w:lvlJc w:val="left"/>
+    </w:lvl>
+    <w:lvl w:ilvl="6" w:tplc="74C05156">
+      <w:numFmt w:val="decimal"/>
+      <w:lvlText w:val=""/>
+      <w:lvlJc w:val="left"/>
+    </w:lvl>
+    <w:lvl w:ilvl="7" w:tplc="D7D49890">
+      <w:numFmt w:val="decimal"/>
+      <w:lvlText w:val=""/>
+      <w:lvlJc w:val="left"/>
+    </w:lvl>
+    <w:lvl w:ilvl="8" w:tplc="52C0119A">
+      <w:numFmt w:val="decimal"/>
+      <w:lvlText w:val=""/>
+      <w:lvlJc w:val="left"/>
+    </w:lvl>
+  </w:abstractNum>
+  <w:abstractNum w:abstractNumId="10" w15:restartNumberingAfterBreak="0">
+    <w:nsid w:val="68792C2C"/>
+    <w:multiLevelType w:val="hybridMultilevel"/>
+    <w:tmpl w:val="AF1AEEAC"/>
+    <w:lvl w:ilvl="0" w:tplc="CA908F50" w:tentative="1">
       <w:start w:val="1"/>
       <w:numFmt w:val="bullet"/>
       <w:lvlText w:val="●"/>
@@ -51078,7 +51600,7 @@
         <w:ind w:left="720" w:hanging="360"/>
       </w:pPr>
     </w:lvl>
-    <w:lvl w:ilvl="1" w:tplc="988E0FF6" w:tentative="1">
+    <w:lvl w:ilvl="1" w:tplc="5C409AE2" w:tentative="1">
       <w:start w:val="1"/>
       <w:numFmt w:val="bullet"/>
       <w:lvlText w:val="○"/>
@@ -51087,7 +51609,7 @@
         <w:ind w:left="1440" w:hanging="360"/>
       </w:pPr>
     </w:lvl>
-    <w:lvl w:ilvl="2" w:tplc="99D0342C" w:tentative="1">
+    <w:lvl w:ilvl="2" w:tplc="646C12EC" w:tentative="1">
       <w:start w:val="1"/>
       <w:numFmt w:val="bullet"/>
       <w:lvlText w:val="■"/>
@@ -51096,7 +51618,7 @@
         <w:ind w:left="2160" w:hanging="360"/>
       </w:pPr>
     </w:lvl>
-    <w:lvl w:ilvl="3" w:tplc="EEAAAB42" w:tentative="1">
+    <w:lvl w:ilvl="3" w:tplc="54FE215A" w:tentative="1">
       <w:start w:val="1"/>
       <w:numFmt w:val="bullet"/>
       <w:lvlText w:val="●"/>
@@ -51105,7 +51627,7 @@
         <w:ind w:left="2880" w:hanging="360"/>
       </w:pPr>
     </w:lvl>
-    <w:lvl w:ilvl="4" w:tplc="8EF027EA" w:tentative="1">
+    <w:lvl w:ilvl="4" w:tplc="D67AC1A8" w:tentative="1">
       <w:start w:val="1"/>
       <w:numFmt w:val="bullet"/>
       <w:lvlText w:val="○"/>
@@ -51114,7 +51636,7 @@
         <w:ind w:left="3600" w:hanging="360"/>
       </w:pPr>
     </w:lvl>
-    <w:lvl w:ilvl="5" w:tplc="7E70F5F2" w:tentative="1">
+    <w:lvl w:ilvl="5" w:tplc="E6C2444E" w:tentative="1">
       <w:start w:val="1"/>
       <w:numFmt w:val="bullet"/>
       <w:lvlText w:val="■"/>
@@ -51123,7 +51645,7 @@
         <w:ind w:left="4320" w:hanging="360"/>
       </w:pPr>
     </w:lvl>
-    <w:lvl w:ilvl="6" w:tplc="D230298C" w:tentative="1">
+    <w:lvl w:ilvl="6" w:tplc="F8069658" w:tentative="1">
       <w:start w:val="1"/>
       <w:numFmt w:val="bullet"/>
       <w:lvlText w:val="●"/>
@@ -51132,7 +51654,7 @@
         <w:ind w:left="5040" w:hanging="360"/>
       </w:pPr>
     </w:lvl>
-    <w:lvl w:ilvl="7" w:tplc="29BC7990" w:tentative="1">
+    <w:lvl w:ilvl="7" w:tplc="40D0EB38" w:tentative="1">
       <w:start w:val="1"/>
       <w:numFmt w:val="bullet"/>
       <w:lvlText w:val="●"/>
@@ -51141,7 +51663,7 @@
         <w:ind w:left="5760" w:hanging="360"/>
       </w:pPr>
     </w:lvl>
-    <w:lvl w:ilvl="8" w:tplc="14F8BCEA" w:tentative="1">
+    <w:lvl w:ilvl="8" w:tplc="79623028" w:tentative="1">
       <w:start w:val="1"/>
       <w:numFmt w:val="bullet"/>
       <w:lvlText w:val="●"/>
@@ -51151,11 +51673,11 @@
       </w:pPr>
     </w:lvl>
   </w:abstractNum>
-  <w:abstractNum w:abstractNumId="2" w15:restartNumberingAfterBreak="0">
-    <w:nsid w:val="1FDA38B4"/>
+  <w:abstractNum w:abstractNumId="11" w15:restartNumberingAfterBreak="0">
+    <w:nsid w:val="688C1201"/>
     <w:multiLevelType w:val="hybridMultilevel"/>
-    <w:tmpl w:val="202EF2F0"/>
-    <w:lvl w:ilvl="0" w:tplc="AA5891E4">
+    <w:tmpl w:val="E368AAF0"/>
+    <w:lvl w:ilvl="0" w:tplc="676CF706">
       <w:start w:val="1"/>
       <w:numFmt w:val="decimal"/>
       <w:lvlText w:val="%1."/>
@@ -51164,7 +51686,7 @@
         <w:ind w:left="360" w:hanging="300"/>
       </w:pPr>
     </w:lvl>
-    <w:lvl w:ilvl="1" w:tplc="39E09102" w:tentative="1">
+    <w:lvl w:ilvl="1" w:tplc="2CA28774" w:tentative="1">
       <w:start w:val="1"/>
       <w:numFmt w:val="lowerLetter"/>
       <w:lvlText w:val="%2."/>
@@ -51173,47 +51695,47 @@
         <w:ind w:left="720" w:hanging="300"/>
       </w:pPr>
     </w:lvl>
-    <w:lvl w:ilvl="2" w:tplc="93BAEBE4">
+    <w:lvl w:ilvl="2" w:tplc="CC848C20">
       <w:numFmt w:val="decimal"/>
       <w:lvlText w:val=""/>
       <w:lvlJc w:val="left"/>
     </w:lvl>
-    <w:lvl w:ilvl="3" w:tplc="2DEC1C56">
+    <w:lvl w:ilvl="3" w:tplc="4FEA3672">
       <w:numFmt w:val="decimal"/>
       <w:lvlText w:val=""/>
       <w:lvlJc w:val="left"/>
     </w:lvl>
-    <w:lvl w:ilvl="4" w:tplc="75C460DE">
+    <w:lvl w:ilvl="4" w:tplc="21C00AF4">
       <w:numFmt w:val="decimal"/>
       <w:lvlText w:val=""/>
       <w:lvlJc w:val="left"/>
     </w:lvl>
-    <w:lvl w:ilvl="5" w:tplc="C1A8FE98">
+    <w:lvl w:ilvl="5" w:tplc="AB324552">
       <w:numFmt w:val="decimal"/>
       <w:lvlText w:val=""/>
       <w:lvlJc w:val="left"/>
     </w:lvl>
-    <w:lvl w:ilvl="6" w:tplc="CFE8B4B6">
+    <w:lvl w:ilvl="6" w:tplc="D28CF42E">
       <w:numFmt w:val="decimal"/>
       <w:lvlText w:val=""/>
       <w:lvlJc w:val="left"/>
     </w:lvl>
-    <w:lvl w:ilvl="7" w:tplc="25E8ACEA">
+    <w:lvl w:ilvl="7" w:tplc="319A3C6E">
       <w:numFmt w:val="decimal"/>
       <w:lvlText w:val=""/>
       <w:lvlJc w:val="left"/>
     </w:lvl>
-    <w:lvl w:ilvl="8" w:tplc="2D64CA94">
+    <w:lvl w:ilvl="8" w:tplc="98C896A4">
       <w:numFmt w:val="decimal"/>
       <w:lvlText w:val=""/>
       <w:lvlJc w:val="left"/>
     </w:lvl>
   </w:abstractNum>
-  <w:abstractNum w:abstractNumId="3" w15:restartNumberingAfterBreak="0">
-    <w:nsid w:val="21D0532C"/>
+  <w:abstractNum w:abstractNumId="12" w15:restartNumberingAfterBreak="0">
+    <w:nsid w:val="6BB1409A"/>
     <w:multiLevelType w:val="hybridMultilevel"/>
-    <w:tmpl w:val="11347160"/>
-    <w:lvl w:ilvl="0" w:tplc="FCCCD6A2">
+    <w:tmpl w:val="1F90579A"/>
+    <w:lvl w:ilvl="0" w:tplc="3E70B89A">
       <w:start w:val="1"/>
       <w:numFmt w:val="decimal"/>
       <w:lvlText w:val="%1."/>
@@ -51222,7 +51744,7 @@
         <w:ind w:left="360" w:hanging="300"/>
       </w:pPr>
     </w:lvl>
-    <w:lvl w:ilvl="1" w:tplc="8CE016E4" w:tentative="1">
+    <w:lvl w:ilvl="1" w:tplc="63EE33FE" w:tentative="1">
       <w:start w:val="1"/>
       <w:numFmt w:val="lowerLetter"/>
       <w:lvlText w:val="%2."/>
@@ -51231,47 +51753,47 @@
         <w:ind w:left="720" w:hanging="300"/>
       </w:pPr>
     </w:lvl>
-    <w:lvl w:ilvl="2" w:tplc="7092F42E">
+    <w:lvl w:ilvl="2" w:tplc="DDDE3FBC">
       <w:numFmt w:val="decimal"/>
       <w:lvlText w:val=""/>
       <w:lvlJc w:val="left"/>
     </w:lvl>
-    <w:lvl w:ilvl="3" w:tplc="2C4CE540">
+    <w:lvl w:ilvl="3" w:tplc="91EEC4D6">
       <w:numFmt w:val="decimal"/>
       <w:lvlText w:val=""/>
       <w:lvlJc w:val="left"/>
     </w:lvl>
-    <w:lvl w:ilvl="4" w:tplc="791C8318">
+    <w:lvl w:ilvl="4" w:tplc="CA0842D8">
       <w:numFmt w:val="decimal"/>
       <w:lvlText w:val=""/>
       <w:lvlJc w:val="left"/>
     </w:lvl>
-    <w:lvl w:ilvl="5" w:tplc="A4F84C56">
+    <w:lvl w:ilvl="5" w:tplc="ADB68E60">
       <w:numFmt w:val="decimal"/>
       <w:lvlText w:val=""/>
       <w:lvlJc w:val="left"/>
     </w:lvl>
-    <w:lvl w:ilvl="6" w:tplc="DE609FAE">
+    <w:lvl w:ilvl="6" w:tplc="A2CAB570">
       <w:numFmt w:val="decimal"/>
       <w:lvlText w:val=""/>
       <w:lvlJc w:val="left"/>
     </w:lvl>
-    <w:lvl w:ilvl="7" w:tplc="7690E9D8">
+    <w:lvl w:ilvl="7" w:tplc="10527662">
       <w:numFmt w:val="decimal"/>
       <w:lvlText w:val=""/>
       <w:lvlJc w:val="left"/>
     </w:lvl>
-    <w:lvl w:ilvl="8" w:tplc="8E50F8C6">
+    <w:lvl w:ilvl="8" w:tplc="F86AA94A">
       <w:numFmt w:val="decimal"/>
       <w:lvlText w:val=""/>
       <w:lvlJc w:val="left"/>
     </w:lvl>
   </w:abstractNum>
-  <w:abstractNum w:abstractNumId="4" w15:restartNumberingAfterBreak="0">
-    <w:nsid w:val="27A93F74"/>
+  <w:abstractNum w:abstractNumId="13" w15:restartNumberingAfterBreak="0">
+    <w:nsid w:val="78EF35EB"/>
     <w:multiLevelType w:val="hybridMultilevel"/>
-    <w:tmpl w:val="F3E05CBA"/>
-    <w:lvl w:ilvl="0" w:tplc="C9F6986A">
+    <w:tmpl w:val="5C080062"/>
+    <w:lvl w:ilvl="0" w:tplc="EA6006E4">
       <w:start w:val="1"/>
       <w:numFmt w:val="decimal"/>
       <w:lvlText w:val="%1."/>
@@ -51280,7 +51802,7 @@
         <w:ind w:left="360" w:hanging="300"/>
       </w:pPr>
     </w:lvl>
-    <w:lvl w:ilvl="1" w:tplc="91D05362" w:tentative="1">
+    <w:lvl w:ilvl="1" w:tplc="CB88CA26" w:tentative="1">
       <w:start w:val="1"/>
       <w:numFmt w:val="lowerLetter"/>
       <w:lvlText w:val="%2."/>
@@ -51289,47 +51811,47 @@
         <w:ind w:left="720" w:hanging="300"/>
       </w:pPr>
     </w:lvl>
-    <w:lvl w:ilvl="2" w:tplc="2C2A8ACE">
+    <w:lvl w:ilvl="2" w:tplc="93FEF188">
       <w:numFmt w:val="decimal"/>
       <w:lvlText w:val=""/>
       <w:lvlJc w:val="left"/>
     </w:lvl>
-    <w:lvl w:ilvl="3" w:tplc="81E6F342">
+    <w:lvl w:ilvl="3" w:tplc="A8263846">
       <w:numFmt w:val="decimal"/>
       <w:lvlText w:val=""/>
       <w:lvlJc w:val="left"/>
     </w:lvl>
-    <w:lvl w:ilvl="4" w:tplc="C776A96E">
+    <w:lvl w:ilvl="4" w:tplc="557E2368">
       <w:numFmt w:val="decimal"/>
       <w:lvlText w:val=""/>
       <w:lvlJc w:val="left"/>
     </w:lvl>
-    <w:lvl w:ilvl="5" w:tplc="873A552A">
+    <w:lvl w:ilvl="5" w:tplc="BEFA0E68">
       <w:numFmt w:val="decimal"/>
       <w:lvlText w:val=""/>
       <w:lvlJc w:val="left"/>
     </w:lvl>
-    <w:lvl w:ilvl="6" w:tplc="BA48090A">
+    <w:lvl w:ilvl="6" w:tplc="E78C6ED4">
       <w:numFmt w:val="decimal"/>
       <w:lvlText w:val=""/>
       <w:lvlJc w:val="left"/>
     </w:lvl>
-    <w:lvl w:ilvl="7" w:tplc="0B30B02C">
+    <w:lvl w:ilvl="7" w:tplc="3FE826E8">
       <w:numFmt w:val="decimal"/>
       <w:lvlText w:val=""/>
       <w:lvlJc w:val="left"/>
     </w:lvl>
-    <w:lvl w:ilvl="8" w:tplc="285C981E">
+    <w:lvl w:ilvl="8" w:tplc="F246F9DA">
       <w:numFmt w:val="decimal"/>
       <w:lvlText w:val=""/>
       <w:lvlJc w:val="left"/>
     </w:lvl>
   </w:abstractNum>
-  <w:abstractNum w:abstractNumId="5" w15:restartNumberingAfterBreak="0">
-    <w:nsid w:val="2E967F10"/>
+  <w:abstractNum w:abstractNumId="14" w15:restartNumberingAfterBreak="0">
+    <w:nsid w:val="7C1D2789"/>
     <w:multiLevelType w:val="hybridMultilevel"/>
-    <w:tmpl w:val="B7DC0DC2"/>
-    <w:lvl w:ilvl="0" w:tplc="3264852C">
+    <w:tmpl w:val="C194FDF8"/>
+    <w:lvl w:ilvl="0" w:tplc="D84A1DA8">
       <w:start w:val="1"/>
       <w:numFmt w:val="decimal"/>
       <w:lvlText w:val="%1."/>
@@ -51338,7 +51860,7 @@
         <w:ind w:left="360" w:hanging="300"/>
       </w:pPr>
     </w:lvl>
-    <w:lvl w:ilvl="1" w:tplc="83026A56" w:tentative="1">
+    <w:lvl w:ilvl="1" w:tplc="156C2410" w:tentative="1">
       <w:start w:val="1"/>
       <w:numFmt w:val="lowerLetter"/>
       <w:lvlText w:val="%2."/>
@@ -51347,650 +51869,128 @@
         <w:ind w:left="720" w:hanging="300"/>
       </w:pPr>
     </w:lvl>
-    <w:lvl w:ilvl="2" w:tplc="D0C8340E">
+    <w:lvl w:ilvl="2" w:tplc="C79A0B66">
       <w:numFmt w:val="decimal"/>
       <w:lvlText w:val=""/>
       <w:lvlJc w:val="left"/>
     </w:lvl>
-    <w:lvl w:ilvl="3" w:tplc="498630F4">
+    <w:lvl w:ilvl="3" w:tplc="B65C604C">
       <w:numFmt w:val="decimal"/>
       <w:lvlText w:val=""/>
       <w:lvlJc w:val="left"/>
     </w:lvl>
-    <w:lvl w:ilvl="4" w:tplc="6B0288BE">
+    <w:lvl w:ilvl="4" w:tplc="CA4A02DA">
       <w:numFmt w:val="decimal"/>
       <w:lvlText w:val=""/>
       <w:lvlJc w:val="left"/>
     </w:lvl>
-    <w:lvl w:ilvl="5" w:tplc="86A6F7E8">
+    <w:lvl w:ilvl="5" w:tplc="B31CED44">
       <w:numFmt w:val="decimal"/>
       <w:lvlText w:val=""/>
       <w:lvlJc w:val="left"/>
     </w:lvl>
-    <w:lvl w:ilvl="6" w:tplc="14FC4D14">
+    <w:lvl w:ilvl="6" w:tplc="DB76DB16">
       <w:numFmt w:val="decimal"/>
       <w:lvlText w:val=""/>
       <w:lvlJc w:val="left"/>
     </w:lvl>
-    <w:lvl w:ilvl="7" w:tplc="4C060D0C">
+    <w:lvl w:ilvl="7" w:tplc="9A7E5F08">
       <w:numFmt w:val="decimal"/>
       <w:lvlText w:val=""/>
       <w:lvlJc w:val="left"/>
     </w:lvl>
-    <w:lvl w:ilvl="8" w:tplc="DE308318">
+    <w:lvl w:ilvl="8" w:tplc="41C44BFC">
       <w:numFmt w:val="decimal"/>
       <w:lvlText w:val=""/>
       <w:lvlJc w:val="left"/>
     </w:lvl>
   </w:abstractNum>
-  <w:abstractNum w:abstractNumId="6" w15:restartNumberingAfterBreak="0">
-    <w:nsid w:val="34BA053F"/>
-    <w:multiLevelType w:val="hybridMultilevel"/>
-    <w:tmpl w:val="D5FEFAE2"/>
-    <w:lvl w:ilvl="0" w:tplc="4642C48E">
-      <w:start w:val="1"/>
-      <w:numFmt w:val="decimal"/>
-      <w:lvlText w:val="%1."/>
-      <w:lvlJc w:val="left"/>
-      <w:pPr>
-        <w:ind w:left="360" w:hanging="300"/>
-      </w:pPr>
-    </w:lvl>
-    <w:lvl w:ilvl="1" w:tplc="092AD6DE" w:tentative="1">
-      <w:start w:val="1"/>
-      <w:numFmt w:val="lowerLetter"/>
-      <w:lvlText w:val="%2."/>
-      <w:lvlJc w:val="left"/>
-      <w:pPr>
-        <w:ind w:left="720" w:hanging="300"/>
-      </w:pPr>
-    </w:lvl>
-    <w:lvl w:ilvl="2" w:tplc="A3E89EA2">
-      <w:numFmt w:val="decimal"/>
-      <w:lvlText w:val=""/>
-      <w:lvlJc w:val="left"/>
-    </w:lvl>
-    <w:lvl w:ilvl="3" w:tplc="450680C2">
-      <w:numFmt w:val="decimal"/>
-      <w:lvlText w:val=""/>
-      <w:lvlJc w:val="left"/>
-    </w:lvl>
-    <w:lvl w:ilvl="4" w:tplc="10C0F09E">
-      <w:numFmt w:val="decimal"/>
-      <w:lvlText w:val=""/>
-      <w:lvlJc w:val="left"/>
-    </w:lvl>
-    <w:lvl w:ilvl="5" w:tplc="8020D8D0">
-      <w:numFmt w:val="decimal"/>
-      <w:lvlText w:val=""/>
-      <w:lvlJc w:val="left"/>
-    </w:lvl>
-    <w:lvl w:ilvl="6" w:tplc="4FD65D66">
-      <w:numFmt w:val="decimal"/>
-      <w:lvlText w:val=""/>
-      <w:lvlJc w:val="left"/>
-    </w:lvl>
-    <w:lvl w:ilvl="7" w:tplc="776E1C82">
-      <w:numFmt w:val="decimal"/>
-      <w:lvlText w:val=""/>
-      <w:lvlJc w:val="left"/>
-    </w:lvl>
-    <w:lvl w:ilvl="8" w:tplc="10F2822E">
-      <w:numFmt w:val="decimal"/>
-      <w:lvlText w:val=""/>
-      <w:lvlJc w:val="left"/>
-    </w:lvl>
-  </w:abstractNum>
-  <w:abstractNum w:abstractNumId="7" w15:restartNumberingAfterBreak="0">
-    <w:nsid w:val="3A0F1ED7"/>
-    <w:multiLevelType w:val="hybridMultilevel"/>
-    <w:tmpl w:val="D06C3FAE"/>
-    <w:lvl w:ilvl="0" w:tplc="80C229C2">
-      <w:start w:val="1"/>
-      <w:numFmt w:val="decimal"/>
-      <w:lvlText w:val="%1."/>
-      <w:lvlJc w:val="left"/>
-      <w:pPr>
-        <w:ind w:left="360" w:hanging="300"/>
-      </w:pPr>
-    </w:lvl>
-    <w:lvl w:ilvl="1" w:tplc="4BC09354" w:tentative="1">
-      <w:start w:val="1"/>
-      <w:numFmt w:val="lowerLetter"/>
-      <w:lvlText w:val="%2."/>
-      <w:lvlJc w:val="left"/>
-      <w:pPr>
-        <w:ind w:left="720" w:hanging="300"/>
-      </w:pPr>
-    </w:lvl>
-    <w:lvl w:ilvl="2" w:tplc="732E27B2">
-      <w:numFmt w:val="decimal"/>
-      <w:lvlText w:val=""/>
-      <w:lvlJc w:val="left"/>
-    </w:lvl>
-    <w:lvl w:ilvl="3" w:tplc="619AD96A">
-      <w:numFmt w:val="decimal"/>
-      <w:lvlText w:val=""/>
-      <w:lvlJc w:val="left"/>
-    </w:lvl>
-    <w:lvl w:ilvl="4" w:tplc="68AC0206">
-      <w:numFmt w:val="decimal"/>
-      <w:lvlText w:val=""/>
-      <w:lvlJc w:val="left"/>
-    </w:lvl>
-    <w:lvl w:ilvl="5" w:tplc="048812D0">
-      <w:numFmt w:val="decimal"/>
-      <w:lvlText w:val=""/>
-      <w:lvlJc w:val="left"/>
-    </w:lvl>
-    <w:lvl w:ilvl="6" w:tplc="331ADBB4">
-      <w:numFmt w:val="decimal"/>
-      <w:lvlText w:val=""/>
-      <w:lvlJc w:val="left"/>
-    </w:lvl>
-    <w:lvl w:ilvl="7" w:tplc="1886162A">
-      <w:numFmt w:val="decimal"/>
-      <w:lvlText w:val=""/>
-      <w:lvlJc w:val="left"/>
-    </w:lvl>
-    <w:lvl w:ilvl="8" w:tplc="A086C4B8">
-      <w:numFmt w:val="decimal"/>
-      <w:lvlText w:val=""/>
-      <w:lvlJc w:val="left"/>
-    </w:lvl>
-  </w:abstractNum>
-  <w:abstractNum w:abstractNumId="8" w15:restartNumberingAfterBreak="0">
-    <w:nsid w:val="3D50615A"/>
-    <w:multiLevelType w:val="hybridMultilevel"/>
-    <w:tmpl w:val="F9D02692"/>
-    <w:lvl w:ilvl="0" w:tplc="26EC7734">
-      <w:start w:val="1"/>
-      <w:numFmt w:val="decimal"/>
-      <w:lvlText w:val="%1."/>
-      <w:lvlJc w:val="left"/>
-      <w:pPr>
-        <w:ind w:left="360" w:hanging="300"/>
-      </w:pPr>
-    </w:lvl>
-    <w:lvl w:ilvl="1" w:tplc="75A6D81E" w:tentative="1">
-      <w:start w:val="1"/>
-      <w:numFmt w:val="lowerLetter"/>
-      <w:lvlText w:val="%2."/>
-      <w:lvlJc w:val="left"/>
-      <w:pPr>
-        <w:ind w:left="720" w:hanging="300"/>
-      </w:pPr>
-    </w:lvl>
-    <w:lvl w:ilvl="2" w:tplc="A4CCC598">
-      <w:numFmt w:val="decimal"/>
-      <w:lvlText w:val=""/>
-      <w:lvlJc w:val="left"/>
-    </w:lvl>
-    <w:lvl w:ilvl="3" w:tplc="CE02DD7C">
-      <w:numFmt w:val="decimal"/>
-      <w:lvlText w:val=""/>
-      <w:lvlJc w:val="left"/>
-    </w:lvl>
-    <w:lvl w:ilvl="4" w:tplc="829ACF0A">
-      <w:numFmt w:val="decimal"/>
-      <w:lvlText w:val=""/>
-      <w:lvlJc w:val="left"/>
-    </w:lvl>
-    <w:lvl w:ilvl="5" w:tplc="698A4D38">
-      <w:numFmt w:val="decimal"/>
-      <w:lvlText w:val=""/>
-      <w:lvlJc w:val="left"/>
-    </w:lvl>
-    <w:lvl w:ilvl="6" w:tplc="F1503DFA">
-      <w:numFmt w:val="decimal"/>
-      <w:lvlText w:val=""/>
-      <w:lvlJc w:val="left"/>
-    </w:lvl>
-    <w:lvl w:ilvl="7" w:tplc="EEC461A8">
-      <w:numFmt w:val="decimal"/>
-      <w:lvlText w:val=""/>
-      <w:lvlJc w:val="left"/>
-    </w:lvl>
-    <w:lvl w:ilvl="8" w:tplc="ED3EEC48">
-      <w:numFmt w:val="decimal"/>
-      <w:lvlText w:val=""/>
-      <w:lvlJc w:val="left"/>
-    </w:lvl>
-  </w:abstractNum>
-  <w:abstractNum w:abstractNumId="9" w15:restartNumberingAfterBreak="0">
-    <w:nsid w:val="46143C23"/>
-    <w:multiLevelType w:val="hybridMultilevel"/>
-    <w:tmpl w:val="9D240202"/>
-    <w:lvl w:ilvl="0" w:tplc="8056F0D4">
-      <w:start w:val="1"/>
-      <w:numFmt w:val="decimal"/>
-      <w:lvlText w:val="%1."/>
-      <w:lvlJc w:val="left"/>
-      <w:pPr>
-        <w:ind w:left="360" w:hanging="300"/>
-      </w:pPr>
-    </w:lvl>
-    <w:lvl w:ilvl="1" w:tplc="86BC5586" w:tentative="1">
-      <w:start w:val="1"/>
-      <w:numFmt w:val="lowerLetter"/>
-      <w:lvlText w:val="%2."/>
-      <w:lvlJc w:val="left"/>
-      <w:pPr>
-        <w:ind w:left="720" w:hanging="300"/>
-      </w:pPr>
-    </w:lvl>
-    <w:lvl w:ilvl="2" w:tplc="6A00E6A2">
-      <w:numFmt w:val="decimal"/>
-      <w:lvlText w:val=""/>
-      <w:lvlJc w:val="left"/>
-    </w:lvl>
-    <w:lvl w:ilvl="3" w:tplc="739EF5B2">
-      <w:numFmt w:val="decimal"/>
-      <w:lvlText w:val=""/>
-      <w:lvlJc w:val="left"/>
-    </w:lvl>
-    <w:lvl w:ilvl="4" w:tplc="3AFE7A90">
-      <w:numFmt w:val="decimal"/>
-      <w:lvlText w:val=""/>
-      <w:lvlJc w:val="left"/>
-    </w:lvl>
-    <w:lvl w:ilvl="5" w:tplc="7AE62874">
-      <w:numFmt w:val="decimal"/>
-      <w:lvlText w:val=""/>
-      <w:lvlJc w:val="left"/>
-    </w:lvl>
-    <w:lvl w:ilvl="6" w:tplc="7722EA28">
-      <w:numFmt w:val="decimal"/>
-      <w:lvlText w:val=""/>
-      <w:lvlJc w:val="left"/>
-    </w:lvl>
-    <w:lvl w:ilvl="7" w:tplc="99C837C8">
-      <w:numFmt w:val="decimal"/>
-      <w:lvlText w:val=""/>
-      <w:lvlJc w:val="left"/>
-    </w:lvl>
-    <w:lvl w:ilvl="8" w:tplc="51CA31D0">
-      <w:numFmt w:val="decimal"/>
-      <w:lvlText w:val=""/>
-      <w:lvlJc w:val="left"/>
-    </w:lvl>
-  </w:abstractNum>
-  <w:abstractNum w:abstractNumId="10" w15:restartNumberingAfterBreak="0">
-    <w:nsid w:val="4A5F5C6E"/>
-    <w:multiLevelType w:val="hybridMultilevel"/>
-    <w:tmpl w:val="721AC4A2"/>
-    <w:lvl w:ilvl="0" w:tplc="EC5C2DC6">
-      <w:start w:val="1"/>
-      <w:numFmt w:val="decimal"/>
-      <w:lvlText w:val="%1."/>
-      <w:lvlJc w:val="left"/>
-      <w:pPr>
-        <w:ind w:left="360" w:hanging="300"/>
-      </w:pPr>
-    </w:lvl>
-    <w:lvl w:ilvl="1" w:tplc="53EA925C" w:tentative="1">
-      <w:start w:val="1"/>
-      <w:numFmt w:val="lowerLetter"/>
-      <w:lvlText w:val="%2."/>
-      <w:lvlJc w:val="left"/>
-      <w:pPr>
-        <w:ind w:left="720" w:hanging="300"/>
-      </w:pPr>
-    </w:lvl>
-    <w:lvl w:ilvl="2" w:tplc="566A7484">
-      <w:numFmt w:val="decimal"/>
-      <w:lvlText w:val=""/>
-      <w:lvlJc w:val="left"/>
-    </w:lvl>
-    <w:lvl w:ilvl="3" w:tplc="6A7C8690">
-      <w:numFmt w:val="decimal"/>
-      <w:lvlText w:val=""/>
-      <w:lvlJc w:val="left"/>
-    </w:lvl>
-    <w:lvl w:ilvl="4" w:tplc="A7E0B230">
-      <w:numFmt w:val="decimal"/>
-      <w:lvlText w:val=""/>
-      <w:lvlJc w:val="left"/>
-    </w:lvl>
-    <w:lvl w:ilvl="5" w:tplc="853A7CB8">
-      <w:numFmt w:val="decimal"/>
-      <w:lvlText w:val=""/>
-      <w:lvlJc w:val="left"/>
-    </w:lvl>
-    <w:lvl w:ilvl="6" w:tplc="24206818">
-      <w:numFmt w:val="decimal"/>
-      <w:lvlText w:val=""/>
-      <w:lvlJc w:val="left"/>
-    </w:lvl>
-    <w:lvl w:ilvl="7" w:tplc="E72AE054">
-      <w:numFmt w:val="decimal"/>
-      <w:lvlText w:val=""/>
-      <w:lvlJc w:val="left"/>
-    </w:lvl>
-    <w:lvl w:ilvl="8" w:tplc="BBEE365C">
-      <w:numFmt w:val="decimal"/>
-      <w:lvlText w:val=""/>
-      <w:lvlJc w:val="left"/>
-    </w:lvl>
-  </w:abstractNum>
-  <w:abstractNum w:abstractNumId="11" w15:restartNumberingAfterBreak="0">
-    <w:nsid w:val="4E072DB2"/>
-    <w:multiLevelType w:val="hybridMultilevel"/>
-    <w:tmpl w:val="810621A0"/>
-    <w:lvl w:ilvl="0" w:tplc="7848DC1E">
-      <w:start w:val="1"/>
-      <w:numFmt w:val="decimal"/>
-      <w:lvlText w:val="%1."/>
-      <w:lvlJc w:val="left"/>
-      <w:pPr>
-        <w:ind w:left="360" w:hanging="300"/>
-      </w:pPr>
-    </w:lvl>
-    <w:lvl w:ilvl="1" w:tplc="F3688702" w:tentative="1">
-      <w:start w:val="1"/>
-      <w:numFmt w:val="lowerLetter"/>
-      <w:lvlText w:val="%2."/>
-      <w:lvlJc w:val="left"/>
-      <w:pPr>
-        <w:ind w:left="720" w:hanging="300"/>
-      </w:pPr>
-    </w:lvl>
-    <w:lvl w:ilvl="2" w:tplc="BA165AE8">
-      <w:numFmt w:val="decimal"/>
-      <w:lvlText w:val=""/>
-      <w:lvlJc w:val="left"/>
-    </w:lvl>
-    <w:lvl w:ilvl="3" w:tplc="0CC42306">
-      <w:numFmt w:val="decimal"/>
-      <w:lvlText w:val=""/>
-      <w:lvlJc w:val="left"/>
-    </w:lvl>
-    <w:lvl w:ilvl="4" w:tplc="0464D834">
-      <w:numFmt w:val="decimal"/>
-      <w:lvlText w:val=""/>
-      <w:lvlJc w:val="left"/>
-    </w:lvl>
-    <w:lvl w:ilvl="5" w:tplc="E35CC572">
-      <w:numFmt w:val="decimal"/>
-      <w:lvlText w:val=""/>
-      <w:lvlJc w:val="left"/>
-    </w:lvl>
-    <w:lvl w:ilvl="6" w:tplc="62D881EE">
-      <w:numFmt w:val="decimal"/>
-      <w:lvlText w:val=""/>
-      <w:lvlJc w:val="left"/>
-    </w:lvl>
-    <w:lvl w:ilvl="7" w:tplc="084C9006">
-      <w:numFmt w:val="decimal"/>
-      <w:lvlText w:val=""/>
-      <w:lvlJc w:val="left"/>
-    </w:lvl>
-    <w:lvl w:ilvl="8" w:tplc="C602B964">
-      <w:numFmt w:val="decimal"/>
-      <w:lvlText w:val=""/>
-      <w:lvlJc w:val="left"/>
-    </w:lvl>
-  </w:abstractNum>
-  <w:abstractNum w:abstractNumId="12" w15:restartNumberingAfterBreak="0">
-    <w:nsid w:val="55BC5E02"/>
-    <w:multiLevelType w:val="hybridMultilevel"/>
-    <w:tmpl w:val="5F7E016E"/>
-    <w:lvl w:ilvl="0" w:tplc="56101D0C">
-      <w:start w:val="1"/>
-      <w:numFmt w:val="decimal"/>
-      <w:lvlText w:val="%1."/>
-      <w:lvlJc w:val="left"/>
-      <w:pPr>
-        <w:ind w:left="360" w:hanging="300"/>
-      </w:pPr>
-    </w:lvl>
-    <w:lvl w:ilvl="1" w:tplc="CF22ED70" w:tentative="1">
-      <w:start w:val="1"/>
-      <w:numFmt w:val="lowerLetter"/>
-      <w:lvlText w:val="%2."/>
-      <w:lvlJc w:val="left"/>
-      <w:pPr>
-        <w:ind w:left="720" w:hanging="300"/>
-      </w:pPr>
-    </w:lvl>
-    <w:lvl w:ilvl="2" w:tplc="7B7E24E0">
-      <w:numFmt w:val="decimal"/>
-      <w:lvlText w:val=""/>
-      <w:lvlJc w:val="left"/>
-    </w:lvl>
-    <w:lvl w:ilvl="3" w:tplc="12CA3AA4">
-      <w:numFmt w:val="decimal"/>
-      <w:lvlText w:val=""/>
-      <w:lvlJc w:val="left"/>
-    </w:lvl>
-    <w:lvl w:ilvl="4" w:tplc="01AC735C">
-      <w:numFmt w:val="decimal"/>
-      <w:lvlText w:val=""/>
-      <w:lvlJc w:val="left"/>
-    </w:lvl>
-    <w:lvl w:ilvl="5" w:tplc="315E7188">
-      <w:numFmt w:val="decimal"/>
-      <w:lvlText w:val=""/>
-      <w:lvlJc w:val="left"/>
-    </w:lvl>
-    <w:lvl w:ilvl="6" w:tplc="D15C5E32">
-      <w:numFmt w:val="decimal"/>
-      <w:lvlText w:val=""/>
-      <w:lvlJc w:val="left"/>
-    </w:lvl>
-    <w:lvl w:ilvl="7" w:tplc="1CC03BD4">
-      <w:numFmt w:val="decimal"/>
-      <w:lvlText w:val=""/>
-      <w:lvlJc w:val="left"/>
-    </w:lvl>
-    <w:lvl w:ilvl="8" w:tplc="8C200BF8">
-      <w:numFmt w:val="decimal"/>
-      <w:lvlText w:val=""/>
-      <w:lvlJc w:val="left"/>
-    </w:lvl>
-  </w:abstractNum>
-  <w:abstractNum w:abstractNumId="13" w15:restartNumberingAfterBreak="0">
-    <w:nsid w:val="56CE6440"/>
-    <w:multiLevelType w:val="hybridMultilevel"/>
-    <w:tmpl w:val="816EBD8A"/>
-    <w:lvl w:ilvl="0" w:tplc="F9446104">
-      <w:start w:val="1"/>
-      <w:numFmt w:val="decimal"/>
-      <w:lvlText w:val="%1."/>
-      <w:lvlJc w:val="left"/>
-      <w:pPr>
-        <w:ind w:left="360" w:hanging="300"/>
-      </w:pPr>
-    </w:lvl>
-    <w:lvl w:ilvl="1" w:tplc="409043B8" w:tentative="1">
-      <w:start w:val="1"/>
-      <w:numFmt w:val="lowerLetter"/>
-      <w:lvlText w:val="%2."/>
-      <w:lvlJc w:val="left"/>
-      <w:pPr>
-        <w:ind w:left="720" w:hanging="300"/>
-      </w:pPr>
-    </w:lvl>
-    <w:lvl w:ilvl="2" w:tplc="7616A32C">
-      <w:numFmt w:val="decimal"/>
-      <w:lvlText w:val=""/>
-      <w:lvlJc w:val="left"/>
-    </w:lvl>
-    <w:lvl w:ilvl="3" w:tplc="40E2A0AC">
-      <w:numFmt w:val="decimal"/>
-      <w:lvlText w:val=""/>
-      <w:lvlJc w:val="left"/>
-    </w:lvl>
-    <w:lvl w:ilvl="4" w:tplc="86061CA8">
-      <w:numFmt w:val="decimal"/>
-      <w:lvlText w:val=""/>
-      <w:lvlJc w:val="left"/>
-    </w:lvl>
-    <w:lvl w:ilvl="5" w:tplc="C6E6EF2C">
-      <w:numFmt w:val="decimal"/>
-      <w:lvlText w:val=""/>
-      <w:lvlJc w:val="left"/>
-    </w:lvl>
-    <w:lvl w:ilvl="6" w:tplc="0714FE00">
-      <w:numFmt w:val="decimal"/>
-      <w:lvlText w:val=""/>
-      <w:lvlJc w:val="left"/>
-    </w:lvl>
-    <w:lvl w:ilvl="7" w:tplc="0A9ED480">
-      <w:numFmt w:val="decimal"/>
-      <w:lvlText w:val=""/>
-      <w:lvlJc w:val="left"/>
-    </w:lvl>
-    <w:lvl w:ilvl="8" w:tplc="AA2AACB6">
-      <w:numFmt w:val="decimal"/>
-      <w:lvlText w:val=""/>
-      <w:lvlJc w:val="left"/>
-    </w:lvl>
-  </w:abstractNum>
-  <w:abstractNum w:abstractNumId="14" w15:restartNumberingAfterBreak="0">
-    <w:nsid w:val="7D836046"/>
-    <w:multiLevelType w:val="hybridMultilevel"/>
-    <w:tmpl w:val="3970CA44"/>
-    <w:lvl w:ilvl="0" w:tplc="19401B18">
-      <w:start w:val="1"/>
-      <w:numFmt w:val="decimal"/>
-      <w:lvlText w:val="%1."/>
-      <w:lvlJc w:val="left"/>
-      <w:pPr>
-        <w:ind w:left="360" w:hanging="300"/>
-      </w:pPr>
-    </w:lvl>
-    <w:lvl w:ilvl="1" w:tplc="C524882E" w:tentative="1">
-      <w:start w:val="1"/>
-      <w:numFmt w:val="lowerLetter"/>
-      <w:lvlText w:val="%2."/>
-      <w:lvlJc w:val="left"/>
-      <w:pPr>
-        <w:ind w:left="720" w:hanging="300"/>
-      </w:pPr>
-    </w:lvl>
-    <w:lvl w:ilvl="2" w:tplc="D7DE091A">
-      <w:numFmt w:val="decimal"/>
-      <w:lvlText w:val=""/>
-      <w:lvlJc w:val="left"/>
-    </w:lvl>
-    <w:lvl w:ilvl="3" w:tplc="7BEEB9D4">
-      <w:numFmt w:val="decimal"/>
-      <w:lvlText w:val=""/>
-      <w:lvlJc w:val="left"/>
-    </w:lvl>
-    <w:lvl w:ilvl="4" w:tplc="808CEDDA">
-      <w:numFmt w:val="decimal"/>
-      <w:lvlText w:val=""/>
-      <w:lvlJc w:val="left"/>
-    </w:lvl>
-    <w:lvl w:ilvl="5" w:tplc="89D8C138">
-      <w:numFmt w:val="decimal"/>
-      <w:lvlText w:val=""/>
-      <w:lvlJc w:val="left"/>
-    </w:lvl>
-    <w:lvl w:ilvl="6" w:tplc="1E840B84">
-      <w:numFmt w:val="decimal"/>
-      <w:lvlText w:val=""/>
-      <w:lvlJc w:val="left"/>
-    </w:lvl>
-    <w:lvl w:ilvl="7" w:tplc="139A7280">
-      <w:numFmt w:val="decimal"/>
-      <w:lvlText w:val=""/>
-      <w:lvlJc w:val="left"/>
-    </w:lvl>
-    <w:lvl w:ilvl="8" w:tplc="31CA6E4A">
-      <w:numFmt w:val="decimal"/>
-      <w:lvlText w:val=""/>
-      <w:lvlJc w:val="left"/>
-    </w:lvl>
-  </w:abstractNum>
-  <w:num w:numId="1" w16cid:durableId="1080760102">
+  <w:num w:numId="1" w16cid:durableId="1003701009">
+    <w:abstractNumId w:val="10"/>
+    <w:lvlOverride w:ilvl="0">
+      <w:startOverride w:val="1"/>
+    </w:lvlOverride>
+  </w:num>
+  <w:num w:numId="2" w16cid:durableId="783622510">
+    <w:abstractNumId w:val="8"/>
+    <w:lvlOverride w:ilvl="0">
+      <w:startOverride w:val="1"/>
+    </w:lvlOverride>
+  </w:num>
+  <w:num w:numId="3" w16cid:durableId="1440947362">
+    <w:abstractNumId w:val="2"/>
+    <w:lvlOverride w:ilvl="0">
+      <w:startOverride w:val="1"/>
+    </w:lvlOverride>
+  </w:num>
+  <w:num w:numId="4" w16cid:durableId="1427076942">
+    <w:abstractNumId w:val="14"/>
+    <w:lvlOverride w:ilvl="0">
+      <w:startOverride w:val="1"/>
+    </w:lvlOverride>
+  </w:num>
+  <w:num w:numId="5" w16cid:durableId="2111195278">
+    <w:abstractNumId w:val="12"/>
+    <w:lvlOverride w:ilvl="0">
+      <w:startOverride w:val="1"/>
+    </w:lvlOverride>
+  </w:num>
+  <w:num w:numId="6" w16cid:durableId="257452169">
+    <w:abstractNumId w:val="4"/>
+    <w:lvlOverride w:ilvl="0">
+      <w:startOverride w:val="1"/>
+    </w:lvlOverride>
+  </w:num>
+  <w:num w:numId="7" w16cid:durableId="1971862573">
+    <w:abstractNumId w:val="9"/>
+    <w:lvlOverride w:ilvl="0">
+      <w:startOverride w:val="1"/>
+    </w:lvlOverride>
+  </w:num>
+  <w:num w:numId="8" w16cid:durableId="1115366505">
+    <w:abstractNumId w:val="7"/>
+    <w:lvlOverride w:ilvl="0">
+      <w:startOverride w:val="1"/>
+    </w:lvlOverride>
+  </w:num>
+  <w:num w:numId="9" w16cid:durableId="1167786473">
+    <w:abstractNumId w:val="0"/>
+    <w:lvlOverride w:ilvl="0">
+      <w:startOverride w:val="1"/>
+    </w:lvlOverride>
+  </w:num>
+  <w:num w:numId="10" w16cid:durableId="1431664629">
+    <w:abstractNumId w:val="6"/>
+    <w:lvlOverride w:ilvl="0">
+      <w:startOverride w:val="1"/>
+    </w:lvlOverride>
+  </w:num>
+  <w:num w:numId="11" w16cid:durableId="1904483077">
+    <w:abstractNumId w:val="11"/>
+    <w:lvlOverride w:ilvl="0">
+      <w:startOverride w:val="1"/>
+    </w:lvlOverride>
+  </w:num>
+  <w:num w:numId="12" w16cid:durableId="1712420151">
+    <w:abstractNumId w:val="3"/>
+    <w:lvlOverride w:ilvl="0">
+      <w:startOverride w:val="1"/>
+    </w:lvlOverride>
+  </w:num>
+  <w:num w:numId="13" w16cid:durableId="1873886162">
+    <w:abstractNumId w:val="5"/>
+    <w:lvlOverride w:ilvl="0">
+      <w:startOverride w:val="1"/>
+    </w:lvlOverride>
+  </w:num>
+  <w:num w:numId="14" w16cid:durableId="1036587218">
     <w:abstractNumId w:val="1"/>
     <w:lvlOverride w:ilvl="0">
       <w:startOverride w:val="1"/>
     </w:lvlOverride>
   </w:num>
-  <w:num w:numId="2" w16cid:durableId="1348487828">
-    <w:abstractNumId w:val="0"/>
-    <w:lvlOverride w:ilvl="0">
-      <w:startOverride w:val="1"/>
-    </w:lvlOverride>
-  </w:num>
-  <w:num w:numId="3" w16cid:durableId="2043087056">
-    <w:abstractNumId w:val="10"/>
-    <w:lvlOverride w:ilvl="0">
-      <w:startOverride w:val="1"/>
-    </w:lvlOverride>
-  </w:num>
-  <w:num w:numId="4" w16cid:durableId="2015259589">
-    <w:abstractNumId w:val="8"/>
-    <w:lvlOverride w:ilvl="0">
-      <w:startOverride w:val="1"/>
-    </w:lvlOverride>
-  </w:num>
-  <w:num w:numId="5" w16cid:durableId="523596622">
-    <w:abstractNumId w:val="11"/>
-    <w:lvlOverride w:ilvl="0">
-      <w:startOverride w:val="1"/>
-    </w:lvlOverride>
-  </w:num>
-  <w:num w:numId="6" w16cid:durableId="1305043647">
-    <w:abstractNumId w:val="14"/>
-    <w:lvlOverride w:ilvl="0">
-      <w:startOverride w:val="1"/>
-    </w:lvlOverride>
-  </w:num>
-  <w:num w:numId="7" w16cid:durableId="650059888">
-    <w:abstractNumId w:val="6"/>
-    <w:lvlOverride w:ilvl="0">
-      <w:startOverride w:val="1"/>
-    </w:lvlOverride>
-  </w:num>
-  <w:num w:numId="8" w16cid:durableId="96565781">
-    <w:abstractNumId w:val="9"/>
-    <w:lvlOverride w:ilvl="0">
-      <w:startOverride w:val="1"/>
-    </w:lvlOverride>
-  </w:num>
-  <w:num w:numId="9" w16cid:durableId="28655098">
-    <w:abstractNumId w:val="3"/>
-    <w:lvlOverride w:ilvl="0">
-      <w:startOverride w:val="1"/>
-    </w:lvlOverride>
-  </w:num>
-  <w:num w:numId="10" w16cid:durableId="997536676">
-    <w:abstractNumId w:val="12"/>
-    <w:lvlOverride w:ilvl="0">
-      <w:startOverride w:val="1"/>
-    </w:lvlOverride>
-  </w:num>
-  <w:num w:numId="11" w16cid:durableId="2143305382">
-    <w:abstractNumId w:val="5"/>
-    <w:lvlOverride w:ilvl="0">
-      <w:startOverride w:val="1"/>
-    </w:lvlOverride>
-  </w:num>
-  <w:num w:numId="12" w16cid:durableId="1111633384">
-    <w:abstractNumId w:val="7"/>
-    <w:lvlOverride w:ilvl="0">
-      <w:startOverride w:val="1"/>
-    </w:lvlOverride>
-  </w:num>
-  <w:num w:numId="13" w16cid:durableId="954480390">
+  <w:num w:numId="15" w16cid:durableId="877357132">
     <w:abstractNumId w:val="13"/>
-    <w:lvlOverride w:ilvl="0">
-      <w:startOverride w:val="1"/>
-    </w:lvlOverride>
-  </w:num>
-  <w:num w:numId="14" w16cid:durableId="649095116">
-    <w:abstractNumId w:val="2"/>
-    <w:lvlOverride w:ilvl="0">
-      <w:startOverride w:val="1"/>
-    </w:lvlOverride>
-  </w:num>
-  <w:num w:numId="15" w16cid:durableId="256405161">
-    <w:abstractNumId w:val="4"/>
     <w:lvlOverride w:ilvl="0">
       <w:startOverride w:val="1"/>
     </w:lvlOverride>
@@ -52670,7 +52670,7 @@
     <w:autoRedefine/>
     <w:uiPriority w:val="39"/>
     <w:unhideWhenUsed/>
-    <w:rsid w:val="00AF41F2"/>
+    <w:rsid w:val="00216EEE"/>
     <w:pPr>
       <w:spacing w:after="100"/>
     </w:pPr>
@@ -52682,7 +52682,7 @@
     <w:autoRedefine/>
     <w:uiPriority w:val="39"/>
     <w:unhideWhenUsed/>
-    <w:rsid w:val="00AF41F2"/>
+    <w:rsid w:val="00216EEE"/>
     <w:pPr>
       <w:spacing w:after="100"/>
       <w:ind w:left="210"/>

--- a/discoverer-neo/docs/user-guide/manual/Discoverer-Neo-ADMIN-Guide-Full-fr-FR.docx
+++ b/discoverer-neo/docs/user-guide/manual/Discoverer-Neo-ADMIN-Guide-Full-fr-FR.docx
@@ -74,7 +74,7 @@
     <w:sdt>
       <w:sdtPr>
         <w:alias w:val="Sommaire"/>
-        <w:id w:val="-185991759"/>
+        <w:id w:val="1059063448"/>
       </w:sdtPr>
       <w:sdtEndPr/>
       <w:sdtContent>
@@ -102,7 +102,7 @@
           <w:r>
             <w:fldChar w:fldCharType="separate"/>
           </w:r>
-          <w:hyperlink w:anchor="_Toc241670706" w:history="1">
+          <w:hyperlink w:anchor="_Toc241692247" w:history="1">
             <w:r>
               <w:rPr>
                 <w:rStyle w:val="Hiperligao"/>
@@ -126,7 +126,7 @@
               <w:rPr>
                 <w:noProof/>
               </w:rPr>
-              <w:instrText xml:space="preserve"> PAGEREF _Toc241670706 \h </w:instrText>
+              <w:instrText xml:space="preserve"> PAGEREF _Toc241692247 \h </w:instrText>
             </w:r>
             <w:r>
               <w:rPr>
@@ -168,7 +168,7 @@
               <w14:ligatures w14:val="standardContextual"/>
             </w:rPr>
           </w:pPr>
-          <w:hyperlink w:anchor="_Toc241670707" w:history="1">
+          <w:hyperlink w:anchor="_Toc241692248" w:history="1">
             <w:r>
               <w:rPr>
                 <w:rStyle w:val="Hiperligao"/>
@@ -192,7 +192,7 @@
               <w:rPr>
                 <w:noProof/>
               </w:rPr>
-              <w:instrText xml:space="preserve"> PAGEREF _Toc241670707 \h </w:instrText>
+              <w:instrText xml:space="preserve"> PAGEREF _Toc241692248 \h </w:instrText>
             </w:r>
             <w:r>
               <w:rPr>
@@ -234,7 +234,7 @@
               <w14:ligatures w14:val="standardContextual"/>
             </w:rPr>
           </w:pPr>
-          <w:hyperlink w:anchor="_Toc241670708" w:history="1">
+          <w:hyperlink w:anchor="_Toc241692249" w:history="1">
             <w:r>
               <w:rPr>
                 <w:rStyle w:val="Hiperligao"/>
@@ -258,7 +258,7 @@
               <w:rPr>
                 <w:noProof/>
               </w:rPr>
-              <w:instrText xml:space="preserve"> PAGEREF _Toc241670708 \h </w:instrText>
+              <w:instrText xml:space="preserve"> PAGEREF _Toc241692249 \h </w:instrText>
             </w:r>
             <w:r>
               <w:rPr>
@@ -300,7 +300,7 @@
               <w14:ligatures w14:val="standardContextual"/>
             </w:rPr>
           </w:pPr>
-          <w:hyperlink w:anchor="_Toc241670709" w:history="1">
+          <w:hyperlink w:anchor="_Toc241692250" w:history="1">
             <w:r>
               <w:rPr>
                 <w:rStyle w:val="Hiperligao"/>
@@ -324,7 +324,7 @@
               <w:rPr>
                 <w:noProof/>
               </w:rPr>
-              <w:instrText xml:space="preserve"> PAGEREF _Toc241670709 \h </w:instrText>
+              <w:instrText xml:space="preserve"> PAGEREF _Toc241692250 \h </w:instrText>
             </w:r>
             <w:r>
               <w:rPr>
@@ -366,7 +366,7 @@
               <w14:ligatures w14:val="standardContextual"/>
             </w:rPr>
           </w:pPr>
-          <w:hyperlink w:anchor="_Toc241670710" w:history="1">
+          <w:hyperlink w:anchor="_Toc241692251" w:history="1">
             <w:r>
               <w:rPr>
                 <w:rStyle w:val="Hiperligao"/>
@@ -390,7 +390,7 @@
               <w:rPr>
                 <w:noProof/>
               </w:rPr>
-              <w:instrText xml:space="preserve"> PAGEREF _Toc241670710 \h </w:instrText>
+              <w:instrText xml:space="preserve"> PAGEREF _Toc241692251 \h </w:instrText>
             </w:r>
             <w:r>
               <w:rPr>
@@ -432,7 +432,7 @@
               <w14:ligatures w14:val="standardContextual"/>
             </w:rPr>
           </w:pPr>
-          <w:hyperlink w:anchor="_Toc241670711" w:history="1">
+          <w:hyperlink w:anchor="_Toc241692252" w:history="1">
             <w:r>
               <w:rPr>
                 <w:rStyle w:val="Hiperligao"/>
@@ -456,7 +456,7 @@
               <w:rPr>
                 <w:noProof/>
               </w:rPr>
-              <w:instrText xml:space="preserve"> PAGEREF _Toc241670711 \h </w:instrText>
+              <w:instrText xml:space="preserve"> PAGEREF _Toc241692252 \h </w:instrText>
             </w:r>
             <w:r>
               <w:rPr>
@@ -498,7 +498,7 @@
               <w14:ligatures w14:val="standardContextual"/>
             </w:rPr>
           </w:pPr>
-          <w:hyperlink w:anchor="_Toc241670712" w:history="1">
+          <w:hyperlink w:anchor="_Toc241692253" w:history="1">
             <w:r>
               <w:rPr>
                 <w:rStyle w:val="Hiperligao"/>
@@ -522,7 +522,7 @@
               <w:rPr>
                 <w:noProof/>
               </w:rPr>
-              <w:instrText xml:space="preserve"> PAGEREF _Toc241670712 \h </w:instrText>
+              <w:instrText xml:space="preserve"> PAGEREF _Toc241692253 \h </w:instrText>
             </w:r>
             <w:r>
               <w:rPr>
@@ -564,7 +564,7 @@
               <w14:ligatures w14:val="standardContextual"/>
             </w:rPr>
           </w:pPr>
-          <w:hyperlink w:anchor="_Toc241670713" w:history="1">
+          <w:hyperlink w:anchor="_Toc241692254" w:history="1">
             <w:r>
               <w:rPr>
                 <w:rStyle w:val="Hiperligao"/>
@@ -588,7 +588,7 @@
               <w:rPr>
                 <w:noProof/>
               </w:rPr>
-              <w:instrText xml:space="preserve"> PAGEREF _Toc241670713 \h </w:instrText>
+              <w:instrText xml:space="preserve"> PAGEREF _Toc241692254 \h </w:instrText>
             </w:r>
             <w:r>
               <w:rPr>
@@ -630,7 +630,7 @@
               <w14:ligatures w14:val="standardContextual"/>
             </w:rPr>
           </w:pPr>
-          <w:hyperlink w:anchor="_Toc241670714" w:history="1">
+          <w:hyperlink w:anchor="_Toc241692255" w:history="1">
             <w:r>
               <w:rPr>
                 <w:rStyle w:val="Hiperligao"/>
@@ -654,7 +654,7 @@
               <w:rPr>
                 <w:noProof/>
               </w:rPr>
-              <w:instrText xml:space="preserve"> PAGEREF _Toc241670714 \h </w:instrText>
+              <w:instrText xml:space="preserve"> PAGEREF _Toc241692255 \h </w:instrText>
             </w:r>
             <w:r>
               <w:rPr>
@@ -696,7 +696,7 @@
               <w14:ligatures w14:val="standardContextual"/>
             </w:rPr>
           </w:pPr>
-          <w:hyperlink w:anchor="_Toc241670715" w:history="1">
+          <w:hyperlink w:anchor="_Toc241692256" w:history="1">
             <w:r>
               <w:rPr>
                 <w:rStyle w:val="Hiperligao"/>
@@ -720,7 +720,7 @@
               <w:rPr>
                 <w:noProof/>
               </w:rPr>
-              <w:instrText xml:space="preserve"> PAGEREF _Toc241670715 \h </w:instrText>
+              <w:instrText xml:space="preserve"> PAGEREF _Toc241692256 \h </w:instrText>
             </w:r>
             <w:r>
               <w:rPr>
@@ -762,7 +762,7 @@
               <w14:ligatures w14:val="standardContextual"/>
             </w:rPr>
           </w:pPr>
-          <w:hyperlink w:anchor="_Toc241670716" w:history="1">
+          <w:hyperlink w:anchor="_Toc241692257" w:history="1">
             <w:r>
               <w:rPr>
                 <w:rStyle w:val="Hiperligao"/>
@@ -786,7 +786,7 @@
               <w:rPr>
                 <w:noProof/>
               </w:rPr>
-              <w:instrText xml:space="preserve"> PAGEREF _Toc241670716 \h </w:instrText>
+              <w:instrText xml:space="preserve"> PAGEREF _Toc241692257 \h </w:instrText>
             </w:r>
             <w:r>
               <w:rPr>
@@ -828,7 +828,7 @@
               <w14:ligatures w14:val="standardContextual"/>
             </w:rPr>
           </w:pPr>
-          <w:hyperlink w:anchor="_Toc241670717" w:history="1">
+          <w:hyperlink w:anchor="_Toc241692258" w:history="1">
             <w:r>
               <w:rPr>
                 <w:rStyle w:val="Hiperligao"/>
@@ -852,7 +852,7 @@
               <w:rPr>
                 <w:noProof/>
               </w:rPr>
-              <w:instrText xml:space="preserve"> PAGEREF _Toc241670717 \h </w:instrText>
+              <w:instrText xml:space="preserve"> PAGEREF _Toc241692258 \h </w:instrText>
             </w:r>
             <w:r>
               <w:rPr>
@@ -894,7 +894,7 @@
               <w14:ligatures w14:val="standardContextual"/>
             </w:rPr>
           </w:pPr>
-          <w:hyperlink w:anchor="_Toc241670718" w:history="1">
+          <w:hyperlink w:anchor="_Toc241692259" w:history="1">
             <w:r>
               <w:rPr>
                 <w:rStyle w:val="Hiperligao"/>
@@ -918,7 +918,7 @@
               <w:rPr>
                 <w:noProof/>
               </w:rPr>
-              <w:instrText xml:space="preserve"> PAGEREF _Toc241670718 \h </w:instrText>
+              <w:instrText xml:space="preserve"> PAGEREF _Toc241692259 \h </w:instrText>
             </w:r>
             <w:r>
               <w:rPr>
@@ -960,7 +960,7 @@
               <w14:ligatures w14:val="standardContextual"/>
             </w:rPr>
           </w:pPr>
-          <w:hyperlink w:anchor="_Toc241670719" w:history="1">
+          <w:hyperlink w:anchor="_Toc241692260" w:history="1">
             <w:r>
               <w:rPr>
                 <w:rStyle w:val="Hiperligao"/>
@@ -984,7 +984,7 @@
               <w:rPr>
                 <w:noProof/>
               </w:rPr>
-              <w:instrText xml:space="preserve"> PAGEREF _Toc241670719 \h </w:instrText>
+              <w:instrText xml:space="preserve"> PAGEREF _Toc241692260 \h </w:instrText>
             </w:r>
             <w:r>
               <w:rPr>
@@ -1026,7 +1026,7 @@
               <w14:ligatures w14:val="standardContextual"/>
             </w:rPr>
           </w:pPr>
-          <w:hyperlink w:anchor="_Toc241670720" w:history="1">
+          <w:hyperlink w:anchor="_Toc241692261" w:history="1">
             <w:r>
               <w:rPr>
                 <w:rStyle w:val="Hiperligao"/>
@@ -1050,7 +1050,7 @@
               <w:rPr>
                 <w:noProof/>
               </w:rPr>
-              <w:instrText xml:space="preserve"> PAGEREF _Toc241670720 \h </w:instrText>
+              <w:instrText xml:space="preserve"> PAGEREF _Toc241692261 \h </w:instrText>
             </w:r>
             <w:r>
               <w:rPr>
@@ -1092,7 +1092,7 @@
               <w14:ligatures w14:val="standardContextual"/>
             </w:rPr>
           </w:pPr>
-          <w:hyperlink w:anchor="_Toc241670721" w:history="1">
+          <w:hyperlink w:anchor="_Toc241692262" w:history="1">
             <w:r>
               <w:rPr>
                 <w:rStyle w:val="Hiperligao"/>
@@ -1116,7 +1116,7 @@
               <w:rPr>
                 <w:noProof/>
               </w:rPr>
-              <w:instrText xml:space="preserve"> PAGEREF _Toc241670721 \h </w:instrText>
+              <w:instrText xml:space="preserve"> PAGEREF _Toc241692262 \h </w:instrText>
             </w:r>
             <w:r>
               <w:rPr>
@@ -1158,7 +1158,7 @@
               <w14:ligatures w14:val="standardContextual"/>
             </w:rPr>
           </w:pPr>
-          <w:hyperlink w:anchor="_Toc241670722" w:history="1">
+          <w:hyperlink w:anchor="_Toc241692263" w:history="1">
             <w:r>
               <w:rPr>
                 <w:rStyle w:val="Hiperligao"/>
@@ -1182,7 +1182,7 @@
               <w:rPr>
                 <w:noProof/>
               </w:rPr>
-              <w:instrText xml:space="preserve"> PAGEREF _Toc241670722 \h </w:instrText>
+              <w:instrText xml:space="preserve"> PAGEREF _Toc241692263 \h </w:instrText>
             </w:r>
             <w:r>
               <w:rPr>
@@ -1224,7 +1224,7 @@
               <w14:ligatures w14:val="standardContextual"/>
             </w:rPr>
           </w:pPr>
-          <w:hyperlink w:anchor="_Toc241670723" w:history="1">
+          <w:hyperlink w:anchor="_Toc241692264" w:history="1">
             <w:r>
               <w:rPr>
                 <w:rStyle w:val="Hiperligao"/>
@@ -1248,7 +1248,7 @@
               <w:rPr>
                 <w:noProof/>
               </w:rPr>
-              <w:instrText xml:space="preserve"> PAGEREF _Toc241670723 \h </w:instrText>
+              <w:instrText xml:space="preserve"> PAGEREF _Toc241692264 \h </w:instrText>
             </w:r>
             <w:r>
               <w:rPr>
@@ -1290,7 +1290,7 @@
               <w14:ligatures w14:val="standardContextual"/>
             </w:rPr>
           </w:pPr>
-          <w:hyperlink w:anchor="_Toc241670724" w:history="1">
+          <w:hyperlink w:anchor="_Toc241692265" w:history="1">
             <w:r>
               <w:rPr>
                 <w:rStyle w:val="Hiperligao"/>
@@ -1314,7 +1314,7 @@
               <w:rPr>
                 <w:noProof/>
               </w:rPr>
-              <w:instrText xml:space="preserve"> PAGEREF _Toc241670724 \h </w:instrText>
+              <w:instrText xml:space="preserve"> PAGEREF _Toc241692265 \h </w:instrText>
             </w:r>
             <w:r>
               <w:rPr>
@@ -1356,7 +1356,7 @@
               <w14:ligatures w14:val="standardContextual"/>
             </w:rPr>
           </w:pPr>
-          <w:hyperlink w:anchor="_Toc241670725" w:history="1">
+          <w:hyperlink w:anchor="_Toc241692266" w:history="1">
             <w:r>
               <w:rPr>
                 <w:rStyle w:val="Hiperligao"/>
@@ -1380,7 +1380,7 @@
               <w:rPr>
                 <w:noProof/>
               </w:rPr>
-              <w:instrText xml:space="preserve"> PAGEREF _Toc241670725 \h </w:instrText>
+              <w:instrText xml:space="preserve"> PAGEREF _Toc241692266 \h </w:instrText>
             </w:r>
             <w:r>
               <w:rPr>
@@ -1422,7 +1422,7 @@
               <w14:ligatures w14:val="standardContextual"/>
             </w:rPr>
           </w:pPr>
-          <w:hyperlink w:anchor="_Toc241670726" w:history="1">
+          <w:hyperlink w:anchor="_Toc241692267" w:history="1">
             <w:r>
               <w:rPr>
                 <w:rStyle w:val="Hiperligao"/>
@@ -1446,7 +1446,7 @@
               <w:rPr>
                 <w:noProof/>
               </w:rPr>
-              <w:instrText xml:space="preserve"> PAGEREF _Toc241670726 \h </w:instrText>
+              <w:instrText xml:space="preserve"> PAGEREF _Toc241692267 \h </w:instrText>
             </w:r>
             <w:r>
               <w:rPr>
@@ -1488,7 +1488,7 @@
               <w14:ligatures w14:val="standardContextual"/>
             </w:rPr>
           </w:pPr>
-          <w:hyperlink w:anchor="_Toc241670727" w:history="1">
+          <w:hyperlink w:anchor="_Toc241692268" w:history="1">
             <w:r>
               <w:rPr>
                 <w:rStyle w:val="Hiperligao"/>
@@ -1512,7 +1512,7 @@
               <w:rPr>
                 <w:noProof/>
               </w:rPr>
-              <w:instrText xml:space="preserve"> PAGEREF _Toc241670727 \h </w:instrText>
+              <w:instrText xml:space="preserve"> PAGEREF _Toc241692268 \h </w:instrText>
             </w:r>
             <w:r>
               <w:rPr>
@@ -1554,7 +1554,7 @@
               <w14:ligatures w14:val="standardContextual"/>
             </w:rPr>
           </w:pPr>
-          <w:hyperlink w:anchor="_Toc241670728" w:history="1">
+          <w:hyperlink w:anchor="_Toc241692269" w:history="1">
             <w:r>
               <w:rPr>
                 <w:rStyle w:val="Hiperligao"/>
@@ -1578,7 +1578,7 @@
               <w:rPr>
                 <w:noProof/>
               </w:rPr>
-              <w:instrText xml:space="preserve"> PAGEREF _Toc241670728 \h </w:instrText>
+              <w:instrText xml:space="preserve"> PAGEREF _Toc241692269 \h </w:instrText>
             </w:r>
             <w:r>
               <w:rPr>
@@ -1620,7 +1620,7 @@
               <w14:ligatures w14:val="standardContextual"/>
             </w:rPr>
           </w:pPr>
-          <w:hyperlink w:anchor="_Toc241670729" w:history="1">
+          <w:hyperlink w:anchor="_Toc241692270" w:history="1">
             <w:r>
               <w:rPr>
                 <w:rStyle w:val="Hiperligao"/>
@@ -1644,7 +1644,7 @@
               <w:rPr>
                 <w:noProof/>
               </w:rPr>
-              <w:instrText xml:space="preserve"> PAGEREF _Toc241670729 \h </w:instrText>
+              <w:instrText xml:space="preserve"> PAGEREF _Toc241692270 \h </w:instrText>
             </w:r>
             <w:r>
               <w:rPr>
@@ -1686,7 +1686,7 @@
               <w14:ligatures w14:val="standardContextual"/>
             </w:rPr>
           </w:pPr>
-          <w:hyperlink w:anchor="_Toc241670730" w:history="1">
+          <w:hyperlink w:anchor="_Toc241692271" w:history="1">
             <w:r>
               <w:rPr>
                 <w:rStyle w:val="Hiperligao"/>
@@ -1710,7 +1710,7 @@
               <w:rPr>
                 <w:noProof/>
               </w:rPr>
-              <w:instrText xml:space="preserve"> PAGEREF _Toc241670730 \h </w:instrText>
+              <w:instrText xml:space="preserve"> PAGEREF _Toc241692271 \h </w:instrText>
             </w:r>
             <w:r>
               <w:rPr>
@@ -1752,7 +1752,7 @@
               <w14:ligatures w14:val="standardContextual"/>
             </w:rPr>
           </w:pPr>
-          <w:hyperlink w:anchor="_Toc241670731" w:history="1">
+          <w:hyperlink w:anchor="_Toc241692272" w:history="1">
             <w:r>
               <w:rPr>
                 <w:rStyle w:val="Hiperligao"/>
@@ -1776,7 +1776,7 @@
               <w:rPr>
                 <w:noProof/>
               </w:rPr>
-              <w:instrText xml:space="preserve"> PAGEREF _Toc241670731 \h </w:instrText>
+              <w:instrText xml:space="preserve"> PAGEREF _Toc241692272 \h </w:instrText>
             </w:r>
             <w:r>
               <w:rPr>
@@ -1818,7 +1818,7 @@
               <w14:ligatures w14:val="standardContextual"/>
             </w:rPr>
           </w:pPr>
-          <w:hyperlink w:anchor="_Toc241670732" w:history="1">
+          <w:hyperlink w:anchor="_Toc241692273" w:history="1">
             <w:r>
               <w:rPr>
                 <w:rStyle w:val="Hiperligao"/>
@@ -1842,7 +1842,7 @@
               <w:rPr>
                 <w:noProof/>
               </w:rPr>
-              <w:instrText xml:space="preserve"> PAGEREF _Toc241670732 \h </w:instrText>
+              <w:instrText xml:space="preserve"> PAGEREF _Toc241692273 \h </w:instrText>
             </w:r>
             <w:r>
               <w:rPr>
@@ -1884,7 +1884,7 @@
               <w14:ligatures w14:val="standardContextual"/>
             </w:rPr>
           </w:pPr>
-          <w:hyperlink w:anchor="_Toc241670733" w:history="1">
+          <w:hyperlink w:anchor="_Toc241692274" w:history="1">
             <w:r>
               <w:rPr>
                 <w:rStyle w:val="Hiperligao"/>
@@ -1908,7 +1908,7 @@
               <w:rPr>
                 <w:noProof/>
               </w:rPr>
-              <w:instrText xml:space="preserve"> PAGEREF _Toc241670733 \h </w:instrText>
+              <w:instrText xml:space="preserve"> PAGEREF _Toc241692274 \h </w:instrText>
             </w:r>
             <w:r>
               <w:rPr>
@@ -1950,7 +1950,7 @@
               <w14:ligatures w14:val="standardContextual"/>
             </w:rPr>
           </w:pPr>
-          <w:hyperlink w:anchor="_Toc241670734" w:history="1">
+          <w:hyperlink w:anchor="_Toc241692275" w:history="1">
             <w:r>
               <w:rPr>
                 <w:rStyle w:val="Hiperligao"/>
@@ -1974,7 +1974,7 @@
               <w:rPr>
                 <w:noProof/>
               </w:rPr>
-              <w:instrText xml:space="preserve"> PAGEREF _Toc241670734 \h </w:instrText>
+              <w:instrText xml:space="preserve"> PAGEREF _Toc241692275 \h </w:instrText>
             </w:r>
             <w:r>
               <w:rPr>
@@ -2016,7 +2016,7 @@
               <w14:ligatures w14:val="standardContextual"/>
             </w:rPr>
           </w:pPr>
-          <w:hyperlink w:anchor="_Toc241670735" w:history="1">
+          <w:hyperlink w:anchor="_Toc241692276" w:history="1">
             <w:r>
               <w:rPr>
                 <w:rStyle w:val="Hiperligao"/>
@@ -2040,7 +2040,7 @@
               <w:rPr>
                 <w:noProof/>
               </w:rPr>
-              <w:instrText xml:space="preserve"> PAGEREF _Toc241670735 \h </w:instrText>
+              <w:instrText xml:space="preserve"> PAGEREF _Toc241692276 \h </w:instrText>
             </w:r>
             <w:r>
               <w:rPr>
@@ -2082,7 +2082,7 @@
               <w14:ligatures w14:val="standardContextual"/>
             </w:rPr>
           </w:pPr>
-          <w:hyperlink w:anchor="_Toc241670736" w:history="1">
+          <w:hyperlink w:anchor="_Toc241692277" w:history="1">
             <w:r>
               <w:rPr>
                 <w:rStyle w:val="Hiperligao"/>
@@ -2106,7 +2106,7 @@
               <w:rPr>
                 <w:noProof/>
               </w:rPr>
-              <w:instrText xml:space="preserve"> PAGEREF _Toc241670736 \h </w:instrText>
+              <w:instrText xml:space="preserve"> PAGEREF _Toc241692277 \h </w:instrText>
             </w:r>
             <w:r>
               <w:rPr>
@@ -2148,7 +2148,7 @@
               <w14:ligatures w14:val="standardContextual"/>
             </w:rPr>
           </w:pPr>
-          <w:hyperlink w:anchor="_Toc241670737" w:history="1">
+          <w:hyperlink w:anchor="_Toc241692278" w:history="1">
             <w:r>
               <w:rPr>
                 <w:rStyle w:val="Hiperligao"/>
@@ -2172,7 +2172,7 @@
               <w:rPr>
                 <w:noProof/>
               </w:rPr>
-              <w:instrText xml:space="preserve"> PAGEREF _Toc241670737 \h </w:instrText>
+              <w:instrText xml:space="preserve"> PAGEREF _Toc241692278 \h </w:instrText>
             </w:r>
             <w:r>
               <w:rPr>
@@ -2214,7 +2214,7 @@
               <w14:ligatures w14:val="standardContextual"/>
             </w:rPr>
           </w:pPr>
-          <w:hyperlink w:anchor="_Toc241670738" w:history="1">
+          <w:hyperlink w:anchor="_Toc241692279" w:history="1">
             <w:r>
               <w:rPr>
                 <w:rStyle w:val="Hiperligao"/>
@@ -2238,7 +2238,7 @@
               <w:rPr>
                 <w:noProof/>
               </w:rPr>
-              <w:instrText xml:space="preserve"> PAGEREF _Toc241670738 \h </w:instrText>
+              <w:instrText xml:space="preserve"> PAGEREF _Toc241692279 \h </w:instrText>
             </w:r>
             <w:r>
               <w:rPr>
@@ -2280,7 +2280,7 @@
               <w14:ligatures w14:val="standardContextual"/>
             </w:rPr>
           </w:pPr>
-          <w:hyperlink w:anchor="_Toc241670739" w:history="1">
+          <w:hyperlink w:anchor="_Toc241692280" w:history="1">
             <w:r>
               <w:rPr>
                 <w:rStyle w:val="Hiperligao"/>
@@ -2304,7 +2304,7 @@
               <w:rPr>
                 <w:noProof/>
               </w:rPr>
-              <w:instrText xml:space="preserve"> PAGEREF _Toc241670739 \h </w:instrText>
+              <w:instrText xml:space="preserve"> PAGEREF _Toc241692280 \h </w:instrText>
             </w:r>
             <w:r>
               <w:rPr>
@@ -2346,7 +2346,7 @@
               <w14:ligatures w14:val="standardContextual"/>
             </w:rPr>
           </w:pPr>
-          <w:hyperlink w:anchor="_Toc241670740" w:history="1">
+          <w:hyperlink w:anchor="_Toc241692281" w:history="1">
             <w:r>
               <w:rPr>
                 <w:rStyle w:val="Hiperligao"/>
@@ -2370,7 +2370,7 @@
               <w:rPr>
                 <w:noProof/>
               </w:rPr>
-              <w:instrText xml:space="preserve"> PAGEREF _Toc241670740 \h </w:instrText>
+              <w:instrText xml:space="preserve"> PAGEREF _Toc241692281 \h </w:instrText>
             </w:r>
             <w:r>
               <w:rPr>
@@ -2412,7 +2412,7 @@
               <w14:ligatures w14:val="standardContextual"/>
             </w:rPr>
           </w:pPr>
-          <w:hyperlink w:anchor="_Toc241670741" w:history="1">
+          <w:hyperlink w:anchor="_Toc241692282" w:history="1">
             <w:r>
               <w:rPr>
                 <w:rStyle w:val="Hiperligao"/>
@@ -2436,7 +2436,7 @@
               <w:rPr>
                 <w:noProof/>
               </w:rPr>
-              <w:instrText xml:space="preserve"> PAGEREF _Toc241670741 \h </w:instrText>
+              <w:instrText xml:space="preserve"> PAGEREF _Toc241692282 \h </w:instrText>
             </w:r>
             <w:r>
               <w:rPr>
@@ -2478,7 +2478,7 @@
               <w14:ligatures w14:val="standardContextual"/>
             </w:rPr>
           </w:pPr>
-          <w:hyperlink w:anchor="_Toc241670742" w:history="1">
+          <w:hyperlink w:anchor="_Toc241692283" w:history="1">
             <w:r>
               <w:rPr>
                 <w:rStyle w:val="Hiperligao"/>
@@ -2502,7 +2502,7 @@
               <w:rPr>
                 <w:noProof/>
               </w:rPr>
-              <w:instrText xml:space="preserve"> PAGEREF _Toc241670742 \h </w:instrText>
+              <w:instrText xml:space="preserve"> PAGEREF _Toc241692283 \h </w:instrText>
             </w:r>
             <w:r>
               <w:rPr>
@@ -2544,7 +2544,7 @@
               <w14:ligatures w14:val="standardContextual"/>
             </w:rPr>
           </w:pPr>
-          <w:hyperlink w:anchor="_Toc241670743" w:history="1">
+          <w:hyperlink w:anchor="_Toc241692284" w:history="1">
             <w:r>
               <w:rPr>
                 <w:rStyle w:val="Hiperligao"/>
@@ -2568,7 +2568,7 @@
               <w:rPr>
                 <w:noProof/>
               </w:rPr>
-              <w:instrText xml:space="preserve"> PAGEREF _Toc241670743 \h </w:instrText>
+              <w:instrText xml:space="preserve"> PAGEREF _Toc241692284 \h </w:instrText>
             </w:r>
             <w:r>
               <w:rPr>
@@ -2610,7 +2610,7 @@
               <w14:ligatures w14:val="standardContextual"/>
             </w:rPr>
           </w:pPr>
-          <w:hyperlink w:anchor="_Toc241670744" w:history="1">
+          <w:hyperlink w:anchor="_Toc241692285" w:history="1">
             <w:r>
               <w:rPr>
                 <w:rStyle w:val="Hiperligao"/>
@@ -2634,7 +2634,7 @@
               <w:rPr>
                 <w:noProof/>
               </w:rPr>
-              <w:instrText xml:space="preserve"> PAGEREF _Toc241670744 \h </w:instrText>
+              <w:instrText xml:space="preserve"> PAGEREF _Toc241692285 \h </w:instrText>
             </w:r>
             <w:r>
               <w:rPr>
@@ -2676,7 +2676,7 @@
               <w14:ligatures w14:val="standardContextual"/>
             </w:rPr>
           </w:pPr>
-          <w:hyperlink w:anchor="_Toc241670745" w:history="1">
+          <w:hyperlink w:anchor="_Toc241692286" w:history="1">
             <w:r>
               <w:rPr>
                 <w:rStyle w:val="Hiperligao"/>
@@ -2700,7 +2700,7 @@
               <w:rPr>
                 <w:noProof/>
               </w:rPr>
-              <w:instrText xml:space="preserve"> PAGEREF _Toc241670745 \h </w:instrText>
+              <w:instrText xml:space="preserve"> PAGEREF _Toc241692286 \h </w:instrText>
             </w:r>
             <w:r>
               <w:rPr>
@@ -2742,7 +2742,7 @@
               <w14:ligatures w14:val="standardContextual"/>
             </w:rPr>
           </w:pPr>
-          <w:hyperlink w:anchor="_Toc241670746" w:history="1">
+          <w:hyperlink w:anchor="_Toc241692287" w:history="1">
             <w:r>
               <w:rPr>
                 <w:rStyle w:val="Hiperligao"/>
@@ -2766,7 +2766,7 @@
               <w:rPr>
                 <w:noProof/>
               </w:rPr>
-              <w:instrText xml:space="preserve"> PAGEREF _Toc241670746 \h </w:instrText>
+              <w:instrText xml:space="preserve"> PAGEREF _Toc241692287 \h </w:instrText>
             </w:r>
             <w:r>
               <w:rPr>
@@ -2808,7 +2808,7 @@
               <w14:ligatures w14:val="standardContextual"/>
             </w:rPr>
           </w:pPr>
-          <w:hyperlink w:anchor="_Toc241670747" w:history="1">
+          <w:hyperlink w:anchor="_Toc241692288" w:history="1">
             <w:r>
               <w:rPr>
                 <w:rStyle w:val="Hiperligao"/>
@@ -2832,7 +2832,7 @@
               <w:rPr>
                 <w:noProof/>
               </w:rPr>
-              <w:instrText xml:space="preserve"> PAGEREF _Toc241670747 \h </w:instrText>
+              <w:instrText xml:space="preserve"> PAGEREF _Toc241692288 \h </w:instrText>
             </w:r>
             <w:r>
               <w:rPr>
@@ -2874,7 +2874,7 @@
               <w14:ligatures w14:val="standardContextual"/>
             </w:rPr>
           </w:pPr>
-          <w:hyperlink w:anchor="_Toc241670748" w:history="1">
+          <w:hyperlink w:anchor="_Toc241692289" w:history="1">
             <w:r>
               <w:rPr>
                 <w:rStyle w:val="Hiperligao"/>
@@ -2898,7 +2898,7 @@
               <w:rPr>
                 <w:noProof/>
               </w:rPr>
-              <w:instrText xml:space="preserve"> PAGEREF _Toc241670748 \h </w:instrText>
+              <w:instrText xml:space="preserve"> PAGEREF _Toc241692289 \h </w:instrText>
             </w:r>
             <w:r>
               <w:rPr>
@@ -2940,7 +2940,7 @@
               <w14:ligatures w14:val="standardContextual"/>
             </w:rPr>
           </w:pPr>
-          <w:hyperlink w:anchor="_Toc241670749" w:history="1">
+          <w:hyperlink w:anchor="_Toc241692290" w:history="1">
             <w:r>
               <w:rPr>
                 <w:rStyle w:val="Hiperligao"/>
@@ -2964,7 +2964,7 @@
               <w:rPr>
                 <w:noProof/>
               </w:rPr>
-              <w:instrText xml:space="preserve"> PAGEREF _Toc241670749 \h </w:instrText>
+              <w:instrText xml:space="preserve"> PAGEREF _Toc241692290 \h </w:instrText>
             </w:r>
             <w:r>
               <w:rPr>
@@ -3006,7 +3006,7 @@
               <w14:ligatures w14:val="standardContextual"/>
             </w:rPr>
           </w:pPr>
-          <w:hyperlink w:anchor="_Toc241670750" w:history="1">
+          <w:hyperlink w:anchor="_Toc241692291" w:history="1">
             <w:r>
               <w:rPr>
                 <w:rStyle w:val="Hiperligao"/>
@@ -3030,7 +3030,7 @@
               <w:rPr>
                 <w:noProof/>
               </w:rPr>
-              <w:instrText xml:space="preserve"> PAGEREF _Toc241670750 \h </w:instrText>
+              <w:instrText xml:space="preserve"> PAGEREF _Toc241692291 \h </w:instrText>
             </w:r>
             <w:r>
               <w:rPr>
@@ -3072,7 +3072,7 @@
               <w14:ligatures w14:val="standardContextual"/>
             </w:rPr>
           </w:pPr>
-          <w:hyperlink w:anchor="_Toc241670751" w:history="1">
+          <w:hyperlink w:anchor="_Toc241692292" w:history="1">
             <w:r>
               <w:rPr>
                 <w:rStyle w:val="Hiperligao"/>
@@ -3096,7 +3096,7 @@
               <w:rPr>
                 <w:noProof/>
               </w:rPr>
-              <w:instrText xml:space="preserve"> PAGEREF _Toc241670751 \h </w:instrText>
+              <w:instrText xml:space="preserve"> PAGEREF _Toc241692292 \h </w:instrText>
             </w:r>
             <w:r>
               <w:rPr>
@@ -3138,7 +3138,7 @@
               <w14:ligatures w14:val="standardContextual"/>
             </w:rPr>
           </w:pPr>
-          <w:hyperlink w:anchor="_Toc241670752" w:history="1">
+          <w:hyperlink w:anchor="_Toc241692293" w:history="1">
             <w:r>
               <w:rPr>
                 <w:rStyle w:val="Hiperligao"/>
@@ -3162,7 +3162,7 @@
               <w:rPr>
                 <w:noProof/>
               </w:rPr>
-              <w:instrText xml:space="preserve"> PAGEREF _Toc241670752 \h </w:instrText>
+              <w:instrText xml:space="preserve"> PAGEREF _Toc241692293 \h </w:instrText>
             </w:r>
             <w:r>
               <w:rPr>
@@ -3204,7 +3204,7 @@
               <w14:ligatures w14:val="standardContextual"/>
             </w:rPr>
           </w:pPr>
-          <w:hyperlink w:anchor="_Toc241670753" w:history="1">
+          <w:hyperlink w:anchor="_Toc241692294" w:history="1">
             <w:r>
               <w:rPr>
                 <w:rStyle w:val="Hiperligao"/>
@@ -3228,7 +3228,7 @@
               <w:rPr>
                 <w:noProof/>
               </w:rPr>
-              <w:instrText xml:space="preserve"> PAGEREF _Toc241670753 \h </w:instrText>
+              <w:instrText xml:space="preserve"> PAGEREF _Toc241692294 \h </w:instrText>
             </w:r>
             <w:r>
               <w:rPr>
@@ -3270,7 +3270,7 @@
               <w14:ligatures w14:val="standardContextual"/>
             </w:rPr>
           </w:pPr>
-          <w:hyperlink w:anchor="_Toc241670754" w:history="1">
+          <w:hyperlink w:anchor="_Toc241692295" w:history="1">
             <w:r>
               <w:rPr>
                 <w:rStyle w:val="Hiperligao"/>
@@ -3294,7 +3294,7 @@
               <w:rPr>
                 <w:noProof/>
               </w:rPr>
-              <w:instrText xml:space="preserve"> PAGEREF _Toc241670754 \h </w:instrText>
+              <w:instrText xml:space="preserve"> PAGEREF _Toc241692295 \h </w:instrText>
             </w:r>
             <w:r>
               <w:rPr>
@@ -3336,7 +3336,7 @@
               <w14:ligatures w14:val="standardContextual"/>
             </w:rPr>
           </w:pPr>
-          <w:hyperlink w:anchor="_Toc241670755" w:history="1">
+          <w:hyperlink w:anchor="_Toc241692296" w:history="1">
             <w:r>
               <w:rPr>
                 <w:rStyle w:val="Hiperligao"/>
@@ -3360,7 +3360,7 @@
               <w:rPr>
                 <w:noProof/>
               </w:rPr>
-              <w:instrText xml:space="preserve"> PAGEREF _Toc241670755 \h </w:instrText>
+              <w:instrText xml:space="preserve"> PAGEREF _Toc241692296 \h </w:instrText>
             </w:r>
             <w:r>
               <w:rPr>
@@ -3402,7 +3402,7 @@
               <w14:ligatures w14:val="standardContextual"/>
             </w:rPr>
           </w:pPr>
-          <w:hyperlink w:anchor="_Toc241670756" w:history="1">
+          <w:hyperlink w:anchor="_Toc241692297" w:history="1">
             <w:r>
               <w:rPr>
                 <w:rStyle w:val="Hiperligao"/>
@@ -3426,7 +3426,7 @@
               <w:rPr>
                 <w:noProof/>
               </w:rPr>
-              <w:instrText xml:space="preserve"> PAGEREF _Toc241670756 \h </w:instrText>
+              <w:instrText xml:space="preserve"> PAGEREF _Toc241692297 \h </w:instrText>
             </w:r>
             <w:r>
               <w:rPr>
@@ -3468,7 +3468,7 @@
               <w14:ligatures w14:val="standardContextual"/>
             </w:rPr>
           </w:pPr>
-          <w:hyperlink w:anchor="_Toc241670757" w:history="1">
+          <w:hyperlink w:anchor="_Toc241692298" w:history="1">
             <w:r>
               <w:rPr>
                 <w:rStyle w:val="Hiperligao"/>
@@ -3492,7 +3492,7 @@
               <w:rPr>
                 <w:noProof/>
               </w:rPr>
-              <w:instrText xml:space="preserve"> PAGEREF _Toc241670757 \h </w:instrText>
+              <w:instrText xml:space="preserve"> PAGEREF _Toc241692298 \h </w:instrText>
             </w:r>
             <w:r>
               <w:rPr>
@@ -3534,7 +3534,7 @@
               <w14:ligatures w14:val="standardContextual"/>
             </w:rPr>
           </w:pPr>
-          <w:hyperlink w:anchor="_Toc241670758" w:history="1">
+          <w:hyperlink w:anchor="_Toc241692299" w:history="1">
             <w:r>
               <w:rPr>
                 <w:rStyle w:val="Hiperligao"/>
@@ -3558,7 +3558,7 @@
               <w:rPr>
                 <w:noProof/>
               </w:rPr>
-              <w:instrText xml:space="preserve"> PAGEREF _Toc241670758 \h </w:instrText>
+              <w:instrText xml:space="preserve"> PAGEREF _Toc241692299 \h </w:instrText>
             </w:r>
             <w:r>
               <w:rPr>
@@ -3600,7 +3600,7 @@
               <w14:ligatures w14:val="standardContextual"/>
             </w:rPr>
           </w:pPr>
-          <w:hyperlink w:anchor="_Toc241670759" w:history="1">
+          <w:hyperlink w:anchor="_Toc241692300" w:history="1">
             <w:r>
               <w:rPr>
                 <w:rStyle w:val="Hiperligao"/>
@@ -3624,7 +3624,7 @@
               <w:rPr>
                 <w:noProof/>
               </w:rPr>
-              <w:instrText xml:space="preserve"> PAGEREF _Toc241670759 \h </w:instrText>
+              <w:instrText xml:space="preserve"> PAGEREF _Toc241692300 \h </w:instrText>
             </w:r>
             <w:r>
               <w:rPr>
@@ -3666,7 +3666,7 @@
               <w14:ligatures w14:val="standardContextual"/>
             </w:rPr>
           </w:pPr>
-          <w:hyperlink w:anchor="_Toc241670760" w:history="1">
+          <w:hyperlink w:anchor="_Toc241692301" w:history="1">
             <w:r>
               <w:rPr>
                 <w:rStyle w:val="Hiperligao"/>
@@ -3690,7 +3690,7 @@
               <w:rPr>
                 <w:noProof/>
               </w:rPr>
-              <w:instrText xml:space="preserve"> PAGEREF _Toc241670760 \h </w:instrText>
+              <w:instrText xml:space="preserve"> PAGEREF _Toc241692301 \h </w:instrText>
             </w:r>
             <w:r>
               <w:rPr>
@@ -3732,7 +3732,7 @@
               <w14:ligatures w14:val="standardContextual"/>
             </w:rPr>
           </w:pPr>
-          <w:hyperlink w:anchor="_Toc241670761" w:history="1">
+          <w:hyperlink w:anchor="_Toc241692302" w:history="1">
             <w:r>
               <w:rPr>
                 <w:rStyle w:val="Hiperligao"/>
@@ -3756,7 +3756,7 @@
               <w:rPr>
                 <w:noProof/>
               </w:rPr>
-              <w:instrText xml:space="preserve"> PAGEREF _Toc241670761 \h </w:instrText>
+              <w:instrText xml:space="preserve"> PAGEREF _Toc241692302 \h </w:instrText>
             </w:r>
             <w:r>
               <w:rPr>
@@ -3798,7 +3798,7 @@
               <w14:ligatures w14:val="standardContextual"/>
             </w:rPr>
           </w:pPr>
-          <w:hyperlink w:anchor="_Toc241670762" w:history="1">
+          <w:hyperlink w:anchor="_Toc241692303" w:history="1">
             <w:r>
               <w:rPr>
                 <w:rStyle w:val="Hiperligao"/>
@@ -3822,7 +3822,7 @@
               <w:rPr>
                 <w:noProof/>
               </w:rPr>
-              <w:instrText xml:space="preserve"> PAGEREF _Toc241670762 \h </w:instrText>
+              <w:instrText xml:space="preserve"> PAGEREF _Toc241692303 \h </w:instrText>
             </w:r>
             <w:r>
               <w:rPr>
@@ -3864,7 +3864,7 @@
               <w14:ligatures w14:val="standardContextual"/>
             </w:rPr>
           </w:pPr>
-          <w:hyperlink w:anchor="_Toc241670763" w:history="1">
+          <w:hyperlink w:anchor="_Toc241692304" w:history="1">
             <w:r>
               <w:rPr>
                 <w:rStyle w:val="Hiperligao"/>
@@ -3888,7 +3888,7 @@
               <w:rPr>
                 <w:noProof/>
               </w:rPr>
-              <w:instrText xml:space="preserve"> PAGEREF _Toc241670763 \h </w:instrText>
+              <w:instrText xml:space="preserve"> PAGEREF _Toc241692304 \h </w:instrText>
             </w:r>
             <w:r>
               <w:rPr>
@@ -3930,7 +3930,7 @@
               <w14:ligatures w14:val="standardContextual"/>
             </w:rPr>
           </w:pPr>
-          <w:hyperlink w:anchor="_Toc241670764" w:history="1">
+          <w:hyperlink w:anchor="_Toc241692305" w:history="1">
             <w:r>
               <w:rPr>
                 <w:rStyle w:val="Hiperligao"/>
@@ -3954,7 +3954,7 @@
               <w:rPr>
                 <w:noProof/>
               </w:rPr>
-              <w:instrText xml:space="preserve"> PAGEREF _Toc241670764 \h </w:instrText>
+              <w:instrText xml:space="preserve"> PAGEREF _Toc241692305 \h </w:instrText>
             </w:r>
             <w:r>
               <w:rPr>
@@ -3996,7 +3996,7 @@
               <w14:ligatures w14:val="standardContextual"/>
             </w:rPr>
           </w:pPr>
-          <w:hyperlink w:anchor="_Toc241670765" w:history="1">
+          <w:hyperlink w:anchor="_Toc241692306" w:history="1">
             <w:r>
               <w:rPr>
                 <w:rStyle w:val="Hiperligao"/>
@@ -4020,7 +4020,7 @@
               <w:rPr>
                 <w:noProof/>
               </w:rPr>
-              <w:instrText xml:space="preserve"> PAGEREF _Toc241670765 \h </w:instrText>
+              <w:instrText xml:space="preserve"> PAGEREF _Toc241692306 \h </w:instrText>
             </w:r>
             <w:r>
               <w:rPr>
@@ -4062,7 +4062,7 @@
               <w14:ligatures w14:val="standardContextual"/>
             </w:rPr>
           </w:pPr>
-          <w:hyperlink w:anchor="_Toc241670766" w:history="1">
+          <w:hyperlink w:anchor="_Toc241692307" w:history="1">
             <w:r>
               <w:rPr>
                 <w:rStyle w:val="Hiperligao"/>
@@ -4086,7 +4086,7 @@
               <w:rPr>
                 <w:noProof/>
               </w:rPr>
-              <w:instrText xml:space="preserve"> PAGEREF _Toc241670766 \h </w:instrText>
+              <w:instrText xml:space="preserve"> PAGEREF _Toc241692307 \h </w:instrText>
             </w:r>
             <w:r>
               <w:rPr>
@@ -4128,7 +4128,7 @@
               <w14:ligatures w14:val="standardContextual"/>
             </w:rPr>
           </w:pPr>
-          <w:hyperlink w:anchor="_Toc241670767" w:history="1">
+          <w:hyperlink w:anchor="_Toc241692308" w:history="1">
             <w:r>
               <w:rPr>
                 <w:rStyle w:val="Hiperligao"/>
@@ -4152,7 +4152,7 @@
               <w:rPr>
                 <w:noProof/>
               </w:rPr>
-              <w:instrText xml:space="preserve"> PAGEREF _Toc241670767 \h </w:instrText>
+              <w:instrText xml:space="preserve"> PAGEREF _Toc241692308 \h </w:instrText>
             </w:r>
             <w:r>
               <w:rPr>
@@ -4194,7 +4194,7 @@
               <w14:ligatures w14:val="standardContextual"/>
             </w:rPr>
           </w:pPr>
-          <w:hyperlink w:anchor="_Toc241670768" w:history="1">
+          <w:hyperlink w:anchor="_Toc241692309" w:history="1">
             <w:r>
               <w:rPr>
                 <w:rStyle w:val="Hiperligao"/>
@@ -4218,7 +4218,7 @@
               <w:rPr>
                 <w:noProof/>
               </w:rPr>
-              <w:instrText xml:space="preserve"> PAGEREF _Toc241670768 \h </w:instrText>
+              <w:instrText xml:space="preserve"> PAGEREF _Toc241692309 \h </w:instrText>
             </w:r>
             <w:r>
               <w:rPr>
@@ -4266,7 +4266,7 @@
       <w:pPr>
         <w:pStyle w:val="Ttulo1"/>
       </w:pPr>
-      <w:bookmarkStart w:id="0" w:name="_Toc241670706"/>
+      <w:bookmarkStart w:id="0" w:name="_Toc241692247"/>
       <w:r>
         <w:lastRenderedPageBreak/>
         <w:t>Votre rôle en un coup d'œil</w:t>
@@ -4347,7 +4347,7 @@
       <w:pPr>
         <w:pStyle w:val="Ttulo2"/>
       </w:pPr>
-      <w:bookmarkStart w:id="1" w:name="_Toc241670707"/>
+      <w:bookmarkStart w:id="1" w:name="_Toc241692248"/>
       <w:r>
         <w:t>Ce que vous pouvez / ne pouvez pas faire</w:t>
       </w:r>
@@ -4368,7 +4368,7 @@
           <w:left w:w="10" w:type="dxa"/>
           <w:right w:w="10" w:type="dxa"/>
         </w:tblCellMar>
-        <w:tblLook w:val="0000" w:firstRow="0" w:lastRow="0" w:firstColumn="0" w:lastColumn="0" w:noHBand="0" w:noVBand="0"/>
+        <w:tblLook w:val="04A0" w:firstRow="1" w:lastRow="0" w:firstColumn="1" w:lastColumn="0" w:noHBand="0" w:noVBand="1"/>
       </w:tblPr>
       <w:tblGrid>
         <w:gridCol w:w="5225"/>
@@ -5195,7 +5195,7 @@
       <w:pPr>
         <w:pStyle w:val="Ttulo2"/>
       </w:pPr>
-      <w:bookmarkStart w:id="2" w:name="_Toc241670708"/>
+      <w:bookmarkStart w:id="2" w:name="_Toc241692249"/>
       <w:r>
         <w:t>D'où viennent vos accès</w:t>
       </w:r>
@@ -5306,7 +5306,7 @@
       <w:pPr>
         <w:pStyle w:val="Ttulo2"/>
       </w:pPr>
-      <w:bookmarkStart w:id="3" w:name="_Toc241670709"/>
+      <w:bookmarkStart w:id="3" w:name="_Toc241692250"/>
       <w:r>
         <w:t>Se connecter, changer de mot de passe et se déconnecter</w:t>
       </w:r>
@@ -5420,7 +5420,7 @@
           <w:noProof/>
         </w:rPr>
         <w:drawing>
-          <wp:inline distT="0" distB="0" distL="0" distR="0" wp14:anchorId="1B5ACA70" wp14:editId="0514F2D9">
+          <wp:inline distT="0" distB="0" distL="0" distR="0" wp14:anchorId="0BB5CF3B" wp14:editId="58DBC45A">
             <wp:extent cx="5715000" cy="3571875"/>
             <wp:effectExtent l="0" t="0" r="0" b="0"/>
             <wp:docPr id="118" name="01-login.png" descr="La page de connexion avec E-mail, Mot de passe, Rester connecté et le bouton Se connecter." title="La page de connexion avec E-mail, Mot de passe, Rester connecté et le bouton Se connecter."/>
@@ -5538,7 +5538,7 @@
           <w:noProof/>
         </w:rPr>
         <w:drawing>
-          <wp:inline distT="0" distB="0" distL="0" distR="0" wp14:anchorId="0FB51F3D" wp14:editId="327C27AD">
+          <wp:inline distT="0" distB="0" distL="0" distR="0" wp14:anchorId="02089A33" wp14:editId="1F10406A">
             <wp:extent cx="5715000" cy="3571875"/>
             <wp:effectExtent l="0" t="0" r="0" b="0"/>
             <wp:docPr id="119" name="03-user-menu.png" descr="Le menu du compte ouvert, avec Paramètres et Se déconnecter." title="Le menu du compte ouvert, avec Paramètres et Se déconnecter."/>
@@ -5590,7 +5590,7 @@
       <w:pPr>
         <w:pStyle w:val="Ttulo2"/>
       </w:pPr>
-      <w:bookmarkStart w:id="4" w:name="_Toc241670710"/>
+      <w:bookmarkStart w:id="4" w:name="_Toc241692251"/>
       <w:r>
         <w:t>La barre latérale</w:t>
       </w:r>
@@ -5611,7 +5611,7 @@
           <w:left w:w="10" w:type="dxa"/>
           <w:right w:w="10" w:type="dxa"/>
         </w:tblCellMar>
-        <w:tblLook w:val="0000" w:firstRow="0" w:lastRow="0" w:firstColumn="0" w:lastColumn="0" w:noHBand="0" w:noVBand="0"/>
+        <w:tblLook w:val="04A0" w:firstRow="1" w:lastRow="0" w:firstColumn="1" w:lastColumn="0" w:noHBand="0" w:noVBand="1"/>
       </w:tblPr>
       <w:tblGrid>
         <w:gridCol w:w="4513"/>
@@ -6131,7 +6131,7 @@
         </w:rPr>
         <w:lastRenderedPageBreak/>
         <w:drawing>
-          <wp:inline distT="0" distB="0" distL="0" distR="0" wp14:anchorId="600ADA62" wp14:editId="1B68C6D5">
+          <wp:inline distT="0" distB="0" distL="0" distR="0" wp14:anchorId="4D83EA97" wp14:editId="58CB89A8">
             <wp:extent cx="5715000" cy="5133975"/>
             <wp:effectExtent l="0" t="0" r="0" b="0"/>
             <wp:docPr id="120" name="01-dashboard-sidebar.png" descr="La barre latérale complète de l'administrateur, avec Modélisation des données et Migration." title="La barre latérale complète de l'administrateur, avec Modélisation des données et Migration."/>
@@ -6184,7 +6184,7 @@
         <w:pStyle w:val="Ttulo1"/>
         <w:pageBreakBefore/>
       </w:pPr>
-      <w:bookmarkStart w:id="5" w:name="_Toc241670711"/>
+      <w:bookmarkStart w:id="5" w:name="_Toc241692252"/>
       <w:r>
         <w:lastRenderedPageBreak/>
         <w:t>Paramètres</w:t>
@@ -6214,7 +6214,7 @@
           <w:noProof/>
         </w:rPr>
         <w:drawing>
-          <wp:inline distT="0" distB="0" distL="0" distR="0" wp14:anchorId="1DA09C11" wp14:editId="359004FA">
+          <wp:inline distT="0" distB="0" distL="0" distR="0" wp14:anchorId="136CD3F7" wp14:editId="510C6DB7">
             <wp:extent cx="5715000" cy="3571875"/>
             <wp:effectExtent l="0" t="0" r="0" b="0"/>
             <wp:docPr id="121" name="04-settings.png" descr="La page Paramètres avec les cartes Langue, Thème et Palette de couleurs." title="La page Paramètres avec les cartes Langue, Thème et Palette de couleurs."/>
@@ -6277,7 +6277,7 @@
           <w:left w:w="10" w:type="dxa"/>
           <w:right w:w="10" w:type="dxa"/>
         </w:tblCellMar>
-        <w:tblLook w:val="0000" w:firstRow="0" w:lastRow="0" w:firstColumn="0" w:lastColumn="0" w:noHBand="0" w:noVBand="0"/>
+        <w:tblLook w:val="04A0" w:firstRow="1" w:lastRow="0" w:firstColumn="1" w:lastColumn="0" w:noHBand="0" w:noVBand="1"/>
       </w:tblPr>
       <w:tblGrid>
         <w:gridCol w:w="4136"/>
@@ -6651,7 +6651,7 @@
           <w:left w:w="10" w:type="dxa"/>
           <w:right w:w="10" w:type="dxa"/>
         </w:tblCellMar>
-        <w:tblLook w:val="0000" w:firstRow="0" w:lastRow="0" w:firstColumn="0" w:lastColumn="0" w:noHBand="0" w:noVBand="0"/>
+        <w:tblLook w:val="04A0" w:firstRow="1" w:lastRow="0" w:firstColumn="1" w:lastColumn="0" w:noHBand="0" w:noVBand="1"/>
       </w:tblPr>
       <w:tblGrid>
         <w:gridCol w:w="2777"/>
@@ -7010,7 +7010,7 @@
           <w:left w:w="10" w:type="dxa"/>
           <w:right w:w="10" w:type="dxa"/>
         </w:tblCellMar>
-        <w:tblLook w:val="0000" w:firstRow="0" w:lastRow="0" w:firstColumn="0" w:lastColumn="0" w:noHBand="0" w:noVBand="0"/>
+        <w:tblLook w:val="04A0" w:firstRow="1" w:lastRow="0" w:firstColumn="1" w:lastColumn="0" w:noHBand="0" w:noVBand="1"/>
       </w:tblPr>
       <w:tblGrid>
         <w:gridCol w:w="3800"/>
@@ -7327,7 +7327,7 @@
           <w:left w:w="10" w:type="dxa"/>
           <w:right w:w="10" w:type="dxa"/>
         </w:tblCellMar>
-        <w:tblLook w:val="0000" w:firstRow="0" w:lastRow="0" w:firstColumn="0" w:lastColumn="0" w:noHBand="0" w:noVBand="0"/>
+        <w:tblLook w:val="04A0" w:firstRow="1" w:lastRow="0" w:firstColumn="1" w:lastColumn="0" w:noHBand="0" w:noVBand="1"/>
       </w:tblPr>
       <w:tblGrid>
         <w:gridCol w:w="1805"/>
@@ -7563,7 +7563,7 @@
         <w:pStyle w:val="Ttulo1"/>
         <w:pageBreakBefore/>
       </w:pPr>
-      <w:bookmarkStart w:id="6" w:name="_Toc241670712"/>
+      <w:bookmarkStart w:id="6" w:name="_Toc241692253"/>
       <w:r>
         <w:lastRenderedPageBreak/>
         <w:t>Tableau de bord</w:t>
@@ -7596,7 +7596,7 @@
           <w:noProof/>
         </w:rPr>
         <w:drawing>
-          <wp:inline distT="0" distB="0" distL="0" distR="0" wp14:anchorId="711BCBA0" wp14:editId="525FAD0A">
+          <wp:inline distT="0" distB="0" distL="0" distR="0" wp14:anchorId="64D9EE27" wp14:editId="179244DB">
             <wp:extent cx="5715000" cy="5133975"/>
             <wp:effectExtent l="0" t="0" r="0" b="0"/>
             <wp:docPr id="122" name="01-dashboard-sidebar.png" descr="Le tableau de bord de l'administrateur avec les cartes de synthèse et la liste Cartes récentes." title="Le tableau de bord de l'administrateur avec les cartes de synthèse et la liste Cartes récentes."/>
@@ -7659,7 +7659,7 @@
           <w:left w:w="10" w:type="dxa"/>
           <w:right w:w="10" w:type="dxa"/>
         </w:tblCellMar>
-        <w:tblLook w:val="0000" w:firstRow="0" w:lastRow="0" w:firstColumn="0" w:lastColumn="0" w:noHBand="0" w:noVBand="0"/>
+        <w:tblLook w:val="04A0" w:firstRow="1" w:lastRow="0" w:firstColumn="1" w:lastColumn="0" w:noHBand="0" w:noVBand="1"/>
       </w:tblPr>
       <w:tblGrid>
         <w:gridCol w:w="2888"/>
@@ -8105,7 +8105,7 @@
         <w:pStyle w:val="Ttulo1"/>
         <w:pageBreakBefore/>
       </w:pPr>
-      <w:bookmarkStart w:id="7" w:name="_Toc241670713"/>
+      <w:bookmarkStart w:id="7" w:name="_Toc241692254"/>
       <w:r>
         <w:lastRenderedPageBreak/>
         <w:t>Cartes</w:t>
@@ -8135,7 +8135,7 @@
           <w:noProof/>
         </w:rPr>
         <w:drawing>
-          <wp:inline distT="0" distB="0" distL="0" distR="0" wp14:anchorId="3B7E3279" wp14:editId="73631DA0">
+          <wp:inline distT="0" distB="0" distL="0" distR="0" wp14:anchorId="6168549B" wp14:editId="7A82B059">
             <wp:extent cx="5715000" cy="3429000"/>
             <wp:effectExtent l="0" t="0" r="0" b="0"/>
             <wp:docPr id="123" name="02-maps-all.png" descr="La liste Cartes, onglet Tous, avec toutes les icônes de ligne et la section Classeurs au-dessus." title="La liste Cartes, onglet Tous, avec toutes les icônes de ligne et la section Classeurs au-dessus."/>
@@ -8187,7 +8187,7 @@
       <w:pPr>
         <w:pStyle w:val="Ttulo2"/>
       </w:pPr>
-      <w:bookmarkStart w:id="8" w:name="_Toc241670714"/>
+      <w:bookmarkStart w:id="8" w:name="_Toc241692255"/>
       <w:r>
         <w:t>La liste</w:t>
       </w:r>
@@ -8208,7 +8208,7 @@
           <w:left w:w="10" w:type="dxa"/>
           <w:right w:w="10" w:type="dxa"/>
         </w:tblCellMar>
-        <w:tblLook w:val="0000" w:firstRow="0" w:lastRow="0" w:firstColumn="0" w:lastColumn="0" w:noHBand="0" w:noVBand="0"/>
+        <w:tblLook w:val="04A0" w:firstRow="1" w:lastRow="0" w:firstColumn="1" w:lastColumn="0" w:noHBand="0" w:noVBand="1"/>
       </w:tblPr>
       <w:tblGrid>
         <w:gridCol w:w="4136"/>
@@ -9391,7 +9391,7 @@
       <w:pPr>
         <w:pStyle w:val="Ttulo2"/>
       </w:pPr>
-      <w:bookmarkStart w:id="9" w:name="_Toc241670715"/>
+      <w:bookmarkStart w:id="9" w:name="_Toc241692256"/>
       <w:r>
         <w:t>Classeurs</w:t>
       </w:r>
@@ -9437,7 +9437,7 @@
           <w:left w:w="10" w:type="dxa"/>
           <w:right w:w="10" w:type="dxa"/>
         </w:tblCellMar>
-        <w:tblLook w:val="0000" w:firstRow="0" w:lastRow="0" w:firstColumn="0" w:lastColumn="0" w:noHBand="0" w:noVBand="0"/>
+        <w:tblLook w:val="04A0" w:firstRow="1" w:lastRow="0" w:firstColumn="1" w:lastColumn="0" w:noHBand="0" w:noVBand="1"/>
       </w:tblPr>
       <w:tblGrid>
         <w:gridCol w:w="4332"/>
@@ -9805,7 +9805,7 @@
       <w:pPr>
         <w:pStyle w:val="Ttulo2"/>
       </w:pPr>
-      <w:bookmarkStart w:id="10" w:name="_Toc241670716"/>
+      <w:bookmarkStart w:id="10" w:name="_Toc241692257"/>
       <w:r>
         <w:t>Partager une carte</w:t>
       </w:r>
@@ -9828,7 +9828,7 @@
         </w:rPr>
         <w:lastRenderedPageBreak/>
         <w:drawing>
-          <wp:inline distT="0" distB="0" distL="0" distR="0" wp14:anchorId="3C7482E1" wp14:editId="5CCDC009">
+          <wp:inline distT="0" distB="0" distL="0" distR="0" wp14:anchorId="02B431B5" wp14:editId="55E3AB78">
             <wp:extent cx="3743325" cy="4029075"/>
             <wp:effectExtent l="0" t="0" r="0" b="0"/>
             <wp:docPr id="124" name="03-share-dialog.png" descr="La boîte de dialogue Partager la carte avec une zone de recherche et les boutons Peut consulter, Peut exporter et Peut modifier." title="La boîte de dialogue Partager la carte avec une zone de recherche et les boutons Peut consulter, Peut exporter et Peut modifier."/>
@@ -9968,7 +9968,7 @@
           <w:left w:w="10" w:type="dxa"/>
           <w:right w:w="10" w:type="dxa"/>
         </w:tblCellMar>
-        <w:tblLook w:val="0000" w:firstRow="0" w:lastRow="0" w:firstColumn="0" w:lastColumn="0" w:noHBand="0" w:noVBand="0"/>
+        <w:tblLook w:val="04A0" w:firstRow="1" w:lastRow="0" w:firstColumn="1" w:lastColumn="0" w:noHBand="0" w:noVBand="1"/>
       </w:tblPr>
       <w:tblGrid>
         <w:gridCol w:w="1805"/>
@@ -10305,7 +10305,7 @@
       <w:pPr>
         <w:pStyle w:val="Ttulo2"/>
       </w:pPr>
-      <w:bookmarkStart w:id="11" w:name="_Toc241670717"/>
+      <w:bookmarkStart w:id="11" w:name="_Toc241692258"/>
       <w:r>
         <w:lastRenderedPageBreak/>
         <w:t>Partager un classeur entier</w:t>
@@ -10361,7 +10361,7 @@
       <w:pPr>
         <w:pStyle w:val="Ttulo2"/>
       </w:pPr>
-      <w:bookmarkStart w:id="12" w:name="_Toc241670718"/>
+      <w:bookmarkStart w:id="12" w:name="_Toc241692259"/>
       <w:r>
         <w:t>Copier une carte</w:t>
       </w:r>
@@ -10376,7 +10376,7 @@
       <w:pPr>
         <w:pStyle w:val="Ttulo2"/>
       </w:pPr>
-      <w:bookmarkStart w:id="13" w:name="_Toc241670719"/>
+      <w:bookmarkStart w:id="13" w:name="_Toc241692260"/>
       <w:r>
         <w:t>Exemple : donner un accès en lecture à un collègue</w:t>
       </w:r>
@@ -10507,7 +10507,7 @@
         <w:pStyle w:val="Ttulo1"/>
         <w:pageBreakBefore/>
       </w:pPr>
-      <w:bookmarkStart w:id="14" w:name="_Toc241670720"/>
+      <w:bookmarkStart w:id="14" w:name="_Toc241692261"/>
       <w:r>
         <w:lastRenderedPageBreak/>
         <w:t>Créateur de cartes</w:t>
@@ -10540,7 +10540,7 @@
           <w:noProof/>
         </w:rPr>
         <w:drawing>
-          <wp:inline distT="0" distB="0" distL="0" distR="0" wp14:anchorId="5C4D125A" wp14:editId="13C5F4EB">
+          <wp:inline distT="0" distB="0" distL="0" distR="0" wp14:anchorId="1A35F5B6" wp14:editId="23200CCD">
             <wp:extent cx="5715000" cy="3571875"/>
             <wp:effectExtent l="0" t="0" r="0" b="0"/>
             <wp:docPr id="125" name="05-builder-overview.png" descr="Le créateur de cartes avec l'arborescence Domaines d'activité, la zone Colonnes et le panneau Propriétés." title="Le créateur de cartes avec l'arborescence Domaines d'activité, la zone Colonnes et le panneau Propriétés."/>
@@ -10592,7 +10592,7 @@
       <w:pPr>
         <w:pStyle w:val="Ttulo2"/>
       </w:pPr>
-      <w:bookmarkStart w:id="15" w:name="_Toc241670721"/>
+      <w:bookmarkStart w:id="15" w:name="_Toc241692262"/>
       <w:r>
         <w:t>L'écran</w:t>
       </w:r>
@@ -10752,7 +10752,7 @@
       <w:pPr>
         <w:pStyle w:val="Ttulo2"/>
       </w:pPr>
-      <w:bookmarkStart w:id="16" w:name="_Toc241670722"/>
+      <w:bookmarkStart w:id="16" w:name="_Toc241692263"/>
       <w:r>
         <w:t>La barre d'outils</w:t>
       </w:r>
@@ -10773,7 +10773,7 @@
           <w:left w:w="10" w:type="dxa"/>
           <w:right w:w="10" w:type="dxa"/>
         </w:tblCellMar>
-        <w:tblLook w:val="0000" w:firstRow="0" w:lastRow="0" w:firstColumn="0" w:lastColumn="0" w:noHBand="0" w:noVBand="0"/>
+        <w:tblLook w:val="04A0" w:firstRow="1" w:lastRow="0" w:firstColumn="1" w:lastColumn="0" w:noHBand="0" w:noVBand="1"/>
       </w:tblPr>
       <w:tblGrid>
         <w:gridCol w:w="3924"/>
@@ -11604,7 +11604,7 @@
           <w:left w:w="10" w:type="dxa"/>
           <w:right w:w="10" w:type="dxa"/>
         </w:tblCellMar>
-        <w:tblLook w:val="0000" w:firstRow="0" w:lastRow="0" w:firstColumn="0" w:lastColumn="0" w:noHBand="0" w:noVBand="0"/>
+        <w:tblLook w:val="04A0" w:firstRow="1" w:lastRow="0" w:firstColumn="1" w:lastColumn="0" w:noHBand="0" w:noVBand="1"/>
       </w:tblPr>
       <w:tblGrid>
         <w:gridCol w:w="2308"/>
@@ -11968,7 +11968,7 @@
       <w:pPr>
         <w:pStyle w:val="Ttulo2"/>
       </w:pPr>
-      <w:bookmarkStart w:id="17" w:name="_Toc241670723"/>
+      <w:bookmarkStart w:id="17" w:name="_Toc241692264"/>
       <w:r>
         <w:t>Créer une carte</w:t>
       </w:r>
@@ -12176,7 +12176,7 @@
       <w:pPr>
         <w:pStyle w:val="Ttulo2"/>
       </w:pPr>
-      <w:bookmarkStart w:id="18" w:name="_Toc241670724"/>
+      <w:bookmarkStart w:id="18" w:name="_Toc241692265"/>
       <w:r>
         <w:t>Configurer une colonne</w:t>
       </w:r>
@@ -12222,7 +12222,7 @@
           <w:left w:w="10" w:type="dxa"/>
           <w:right w:w="10" w:type="dxa"/>
         </w:tblCellMar>
-        <w:tblLook w:val="0000" w:firstRow="0" w:lastRow="0" w:firstColumn="0" w:lastColumn="0" w:noHBand="0" w:noVBand="0"/>
+        <w:tblLook w:val="04A0" w:firstRow="1" w:lastRow="0" w:firstColumn="1" w:lastColumn="0" w:noHBand="0" w:noVBand="1"/>
       </w:tblPr>
       <w:tblGrid>
         <w:gridCol w:w="4513"/>
@@ -13058,7 +13058,7 @@
           <w:left w:w="10" w:type="dxa"/>
           <w:right w:w="10" w:type="dxa"/>
         </w:tblCellMar>
-        <w:tblLook w:val="0000" w:firstRow="0" w:lastRow="0" w:firstColumn="0" w:lastColumn="0" w:noHBand="0" w:noVBand="0"/>
+        <w:tblLook w:val="04A0" w:firstRow="1" w:lastRow="0" w:firstColumn="1" w:lastColumn="0" w:noHBand="0" w:noVBand="1"/>
       </w:tblPr>
       <w:tblGrid>
         <w:gridCol w:w="4513"/>
@@ -13532,7 +13532,7 @@
           <w:left w:w="10" w:type="dxa"/>
           <w:right w:w="10" w:type="dxa"/>
         </w:tblCellMar>
-        <w:tblLook w:val="0000" w:firstRow="0" w:lastRow="0" w:firstColumn="0" w:lastColumn="0" w:noHBand="0" w:noVBand="0"/>
+        <w:tblLook w:val="04A0" w:firstRow="1" w:lastRow="0" w:firstColumn="1" w:lastColumn="0" w:noHBand="0" w:noVBand="1"/>
       </w:tblPr>
       <w:tblGrid>
         <w:gridCol w:w="1981"/>
@@ -13830,7 +13830,7 @@
           <w:left w:w="10" w:type="dxa"/>
           <w:right w:w="10" w:type="dxa"/>
         </w:tblCellMar>
-        <w:tblLook w:val="0000" w:firstRow="0" w:lastRow="0" w:firstColumn="0" w:lastColumn="0" w:noHBand="0" w:noVBand="0"/>
+        <w:tblLook w:val="04A0" w:firstRow="1" w:lastRow="0" w:firstColumn="1" w:lastColumn="0" w:noHBand="0" w:noVBand="1"/>
       </w:tblPr>
       <w:tblGrid>
         <w:gridCol w:w="5415"/>
@@ -14327,7 +14327,7 @@
           <w:left w:w="10" w:type="dxa"/>
           <w:right w:w="10" w:type="dxa"/>
         </w:tblCellMar>
-        <w:tblLook w:val="0000" w:firstRow="0" w:lastRow="0" w:firstColumn="0" w:lastColumn="0" w:noHBand="0" w:noVBand="0"/>
+        <w:tblLook w:val="04A0" w:firstRow="1" w:lastRow="0" w:firstColumn="1" w:lastColumn="0" w:noHBand="0" w:noVBand="1"/>
       </w:tblPr>
       <w:tblGrid>
         <w:gridCol w:w="2538"/>
@@ -14692,7 +14692,7 @@
           <w:left w:w="10" w:type="dxa"/>
           <w:right w:w="10" w:type="dxa"/>
         </w:tblCellMar>
-        <w:tblLook w:val="0000" w:firstRow="0" w:lastRow="0" w:firstColumn="0" w:lastColumn="0" w:noHBand="0" w:noVBand="0"/>
+        <w:tblLook w:val="04A0" w:firstRow="1" w:lastRow="0" w:firstColumn="1" w:lastColumn="0" w:noHBand="0" w:noVBand="1"/>
       </w:tblPr>
       <w:tblGrid>
         <w:gridCol w:w="2030"/>
@@ -14987,7 +14987,7 @@
         </w:rPr>
         <w:lastRenderedPageBreak/>
         <w:drawing>
-          <wp:inline distT="0" distB="0" distL="0" distR="0" wp14:anchorId="2C519644" wp14:editId="50FE7FB3">
+          <wp:inline distT="0" distB="0" distL="0" distR="0" wp14:anchorId="1F97EB77" wp14:editId="223109A7">
             <wp:extent cx="5715000" cy="3571875"/>
             <wp:effectExtent l="0" t="0" r="0" b="0"/>
             <wp:docPr id="126" name="08-builder-column-aggregation.png" descr="La boîte de dialogue Configurer la colonne avec la liste Agrégation ouverte." title="La boîte de dialogue Configurer la colonne avec la liste Agrégation ouverte."/>
@@ -15039,7 +15039,7 @@
       <w:pPr>
         <w:pStyle w:val="Ttulo2"/>
       </w:pPr>
-      <w:bookmarkStart w:id="19" w:name="_Toc241670725"/>
+      <w:bookmarkStart w:id="19" w:name="_Toc241692266"/>
       <w:r>
         <w:t>L'onglet Propriétés</w:t>
       </w:r>
@@ -15060,7 +15060,7 @@
           <w:left w:w="10" w:type="dxa"/>
           <w:right w:w="10" w:type="dxa"/>
         </w:tblCellMar>
-        <w:tblLook w:val="0000" w:firstRow="0" w:lastRow="0" w:firstColumn="0" w:lastColumn="0" w:noHBand="0" w:noVBand="0"/>
+        <w:tblLook w:val="04A0" w:firstRow="1" w:lastRow="0" w:firstColumn="1" w:lastColumn="0" w:noHBand="0" w:noVBand="1"/>
       </w:tblPr>
       <w:tblGrid>
         <w:gridCol w:w="3692"/>
@@ -15432,7 +15432,7 @@
           <w:left w:w="10" w:type="dxa"/>
           <w:right w:w="10" w:type="dxa"/>
         </w:tblCellMar>
-        <w:tblLook w:val="0000" w:firstRow="0" w:lastRow="0" w:firstColumn="0" w:lastColumn="0" w:noHBand="0" w:noVBand="0"/>
+        <w:tblLook w:val="04A0" w:firstRow="1" w:lastRow="0" w:firstColumn="1" w:lastColumn="0" w:noHBand="0" w:noVBand="1"/>
       </w:tblPr>
       <w:tblGrid>
         <w:gridCol w:w="5215"/>
@@ -15886,7 +15886,7 @@
       <w:pPr>
         <w:pStyle w:val="Ttulo2"/>
       </w:pPr>
-      <w:bookmarkStart w:id="20" w:name="_Toc241670726"/>
+      <w:bookmarkStart w:id="20" w:name="_Toc241692267"/>
       <w:r>
         <w:lastRenderedPageBreak/>
         <w:t>L'onglet Conditions</w:t>
@@ -15913,7 +15913,7 @@
           <w:left w:w="10" w:type="dxa"/>
           <w:right w:w="10" w:type="dxa"/>
         </w:tblCellMar>
-        <w:tblLook w:val="0000" w:firstRow="0" w:lastRow="0" w:firstColumn="0" w:lastColumn="0" w:noHBand="0" w:noVBand="0"/>
+        <w:tblLook w:val="04A0" w:firstRow="1" w:lastRow="0" w:firstColumn="1" w:lastColumn="0" w:noHBand="0" w:noVBand="1"/>
       </w:tblPr>
       <w:tblGrid>
         <w:gridCol w:w="3692"/>
@@ -16836,7 +16836,7 @@
           <w:left w:w="10" w:type="dxa"/>
           <w:right w:w="10" w:type="dxa"/>
         </w:tblCellMar>
-        <w:tblLook w:val="0000" w:firstRow="0" w:lastRow="0" w:firstColumn="0" w:lastColumn="0" w:noHBand="0" w:noVBand="0"/>
+        <w:tblLook w:val="04A0" w:firstRow="1" w:lastRow="0" w:firstColumn="1" w:lastColumn="0" w:noHBand="0" w:noVBand="1"/>
       </w:tblPr>
       <w:tblGrid>
         <w:gridCol w:w="4513"/>
@@ -17429,7 +17429,7 @@
       <w:pPr>
         <w:pStyle w:val="Ttulo2"/>
       </w:pPr>
-      <w:bookmarkStart w:id="21" w:name="_Toc241670727"/>
+      <w:bookmarkStart w:id="21" w:name="_Toc241692268"/>
       <w:r>
         <w:t>L'onglet Tri</w:t>
       </w:r>
@@ -17450,7 +17450,7 @@
           <w:left w:w="10" w:type="dxa"/>
           <w:right w:w="10" w:type="dxa"/>
         </w:tblCellMar>
-        <w:tblLook w:val="0000" w:firstRow="0" w:lastRow="0" w:firstColumn="0" w:lastColumn="0" w:noHBand="0" w:noVBand="0"/>
+        <w:tblLook w:val="04A0" w:firstRow="1" w:lastRow="0" w:firstColumn="1" w:lastColumn="0" w:noHBand="0" w:noVBand="1"/>
       </w:tblPr>
       <w:tblGrid>
         <w:gridCol w:w="3438"/>
@@ -17875,7 +17875,7 @@
       <w:pPr>
         <w:pStyle w:val="Ttulo2"/>
       </w:pPr>
-      <w:bookmarkStart w:id="22" w:name="_Toc241670728"/>
+      <w:bookmarkStart w:id="22" w:name="_Toc241692269"/>
       <w:r>
         <w:t>L'onglet Paramètres</w:t>
       </w:r>
@@ -17901,7 +17901,7 @@
           <w:left w:w="10" w:type="dxa"/>
           <w:right w:w="10" w:type="dxa"/>
         </w:tblCellMar>
-        <w:tblLook w:val="0000" w:firstRow="0" w:lastRow="0" w:firstColumn="0" w:lastColumn="0" w:noHBand="0" w:noVBand="0"/>
+        <w:tblLook w:val="04A0" w:firstRow="1" w:lastRow="0" w:firstColumn="1" w:lastColumn="0" w:noHBand="0" w:noVBand="1"/>
       </w:tblPr>
       <w:tblGrid>
         <w:gridCol w:w="3692"/>
@@ -18447,7 +18447,7 @@
           <w:left w:w="10" w:type="dxa"/>
           <w:right w:w="10" w:type="dxa"/>
         </w:tblCellMar>
-        <w:tblLook w:val="0000" w:firstRow="0" w:lastRow="0" w:firstColumn="0" w:lastColumn="0" w:noHBand="0" w:noVBand="0"/>
+        <w:tblLook w:val="04A0" w:firstRow="1" w:lastRow="0" w:firstColumn="1" w:lastColumn="0" w:noHBand="0" w:noVBand="1"/>
       </w:tblPr>
       <w:tblGrid>
         <w:gridCol w:w="4247"/>
@@ -18785,7 +18785,7 @@
       <w:pPr>
         <w:pStyle w:val="Ttulo2"/>
       </w:pPr>
-      <w:bookmarkStart w:id="23" w:name="_Toc241670729"/>
+      <w:bookmarkStart w:id="23" w:name="_Toc241692270"/>
       <w:r>
         <w:t>L'onglet Champs calculés</w:t>
       </w:r>
@@ -18811,7 +18811,7 @@
           <w:left w:w="10" w:type="dxa"/>
           <w:right w:w="10" w:type="dxa"/>
         </w:tblCellMar>
-        <w:tblLook w:val="0000" w:firstRow="0" w:lastRow="0" w:firstColumn="0" w:lastColumn="0" w:noHBand="0" w:noVBand="0"/>
+        <w:tblLook w:val="04A0" w:firstRow="1" w:lastRow="0" w:firstColumn="1" w:lastColumn="0" w:noHBand="0" w:noVBand="1"/>
       </w:tblPr>
       <w:tblGrid>
         <w:gridCol w:w="3438"/>
@@ -19345,7 +19345,7 @@
           <w:left w:w="10" w:type="dxa"/>
           <w:right w:w="10" w:type="dxa"/>
         </w:tblCellMar>
-        <w:tblLook w:val="0000" w:firstRow="0" w:lastRow="0" w:firstColumn="0" w:lastColumn="0" w:noHBand="0" w:noVBand="0"/>
+        <w:tblLook w:val="04A0" w:firstRow="1" w:lastRow="0" w:firstColumn="1" w:lastColumn="0" w:noHBand="0" w:noVBand="1"/>
       </w:tblPr>
       <w:tblGrid>
         <w:gridCol w:w="2888"/>
@@ -19683,7 +19683,7 @@
       <w:pPr>
         <w:pStyle w:val="Ttulo2"/>
       </w:pPr>
-      <w:bookmarkStart w:id="24" w:name="_Toc241670730"/>
+      <w:bookmarkStart w:id="24" w:name="_Toc241692271"/>
       <w:r>
         <w:t>Mise en forme conditionnelle</w:t>
       </w:r>
@@ -19726,7 +19726,7 @@
           <w:left w:w="10" w:type="dxa"/>
           <w:right w:w="10" w:type="dxa"/>
         </w:tblCellMar>
-        <w:tblLook w:val="0000" w:firstRow="0" w:lastRow="0" w:firstColumn="0" w:lastColumn="0" w:noHBand="0" w:noVBand="0"/>
+        <w:tblLook w:val="04A0" w:firstRow="1" w:lastRow="0" w:firstColumn="1" w:lastColumn="0" w:noHBand="0" w:noVBand="1"/>
       </w:tblPr>
       <w:tblGrid>
         <w:gridCol w:w="5014"/>
@@ -20473,7 +20473,7 @@
           <w:left w:w="10" w:type="dxa"/>
           <w:right w:w="10" w:type="dxa"/>
         </w:tblCellMar>
-        <w:tblLook w:val="0000" w:firstRow="0" w:lastRow="0" w:firstColumn="0" w:lastColumn="0" w:noHBand="0" w:noVBand="0"/>
+        <w:tblLook w:val="04A0" w:firstRow="1" w:lastRow="0" w:firstColumn="1" w:lastColumn="0" w:noHBand="0" w:noVBand="1"/>
       </w:tblPr>
       <w:tblGrid>
         <w:gridCol w:w="3531"/>
@@ -21077,7 +21077,7 @@
       <w:pPr>
         <w:pStyle w:val="Ttulo2"/>
       </w:pPr>
-      <w:bookmarkStart w:id="25" w:name="_Toc241670731"/>
+      <w:bookmarkStart w:id="25" w:name="_Toc241692272"/>
       <w:r>
         <w:t>Exécuter une carte et lire le résultat</w:t>
       </w:r>
@@ -21165,7 +21165,7 @@
           <w:left w:w="10" w:type="dxa"/>
           <w:right w:w="10" w:type="dxa"/>
         </w:tblCellMar>
-        <w:tblLook w:val="0000" w:firstRow="0" w:lastRow="0" w:firstColumn="0" w:lastColumn="0" w:noHBand="0" w:noVBand="0"/>
+        <w:tblLook w:val="04A0" w:firstRow="1" w:lastRow="0" w:firstColumn="1" w:lastColumn="0" w:noHBand="0" w:noVBand="1"/>
       </w:tblPr>
       <w:tblGrid>
         <w:gridCol w:w="3438"/>
@@ -21761,7 +21761,7 @@
           <w:left w:w="10" w:type="dxa"/>
           <w:right w:w="10" w:type="dxa"/>
         </w:tblCellMar>
-        <w:tblLook w:val="0000" w:firstRow="0" w:lastRow="0" w:firstColumn="0" w:lastColumn="0" w:noHBand="0" w:noVBand="0"/>
+        <w:tblLook w:val="04A0" w:firstRow="1" w:lastRow="0" w:firstColumn="1" w:lastColumn="0" w:noHBand="0" w:noVBand="1"/>
       </w:tblPr>
       <w:tblGrid>
         <w:gridCol w:w="1805"/>
@@ -22149,7 +22149,7 @@
         </w:rPr>
         <w:lastRenderedPageBreak/>
         <w:drawing>
-          <wp:inline distT="0" distB="0" distL="0" distR="0" wp14:anchorId="4E75DD6E" wp14:editId="1ABC91EA">
+          <wp:inline distT="0" distB="0" distL="0" distR="0" wp14:anchorId="4E4C01D7" wp14:editId="54EF7B75">
             <wp:extent cx="5715000" cy="3571875"/>
             <wp:effectExtent l="0" t="0" r="0" b="0"/>
             <wp:docPr id="127" name="03-viewer-results.png" descr="Les résultats d'exécution avec les boutons SQL et Plan à côté des boutons Excel, CSV et PDF." title="Les résultats d'exécution avec les boutons SQL et Plan à côté des boutons Excel, CSV et PDF."/>
@@ -22216,7 +22216,7 @@
       <w:pPr>
         <w:pStyle w:val="Ttulo2"/>
       </w:pPr>
-      <w:bookmarkStart w:id="26" w:name="_Toc241670732"/>
+      <w:bookmarkStart w:id="26" w:name="_Toc241692273"/>
       <w:r>
         <w:t>Refus et erreurs</w:t>
       </w:r>
@@ -22242,7 +22242,7 @@
           <w:left w:w="10" w:type="dxa"/>
           <w:right w:w="10" w:type="dxa"/>
         </w:tblCellMar>
-        <w:tblLook w:val="0000" w:firstRow="0" w:lastRow="0" w:firstColumn="0" w:lastColumn="0" w:noHBand="0" w:noVBand="0"/>
+        <w:tblLook w:val="04A0" w:firstRow="1" w:lastRow="0" w:firstColumn="1" w:lastColumn="0" w:noHBand="0" w:noVBand="1"/>
       </w:tblPr>
       <w:tblGrid>
         <w:gridCol w:w="4247"/>
@@ -22855,7 +22855,7 @@
         <w:pStyle w:val="Ttulo1"/>
         <w:pageBreakBefore/>
       </w:pPr>
-      <w:bookmarkStart w:id="27" w:name="_Toc241670733"/>
+      <w:bookmarkStart w:id="27" w:name="_Toc241692274"/>
       <w:r>
         <w:lastRenderedPageBreak/>
         <w:t>La visionneuse de cartes</w:t>
@@ -22888,7 +22888,7 @@
           <w:noProof/>
         </w:rPr>
         <w:drawing>
-          <wp:inline distT="0" distB="0" distL="0" distR="0" wp14:anchorId="4F368663" wp14:editId="79CE6FA2">
+          <wp:inline distT="0" distB="0" distL="0" distR="0" wp14:anchorId="026015FE" wp14:editId="3B38669F">
             <wp:extent cx="5715000" cy="3571875"/>
             <wp:effectExtent l="0" t="0" r="0" b="0"/>
             <wp:docPr id="128" name="25-viewer-results.png" descr="La visionneuse de cartes après une exécution terminée, avec la grille de résultats et les boutons d'exportation." title="La visionneuse de cartes après une exécution terminée, avec la grille de résultats et les boutons d'exportation."/>
@@ -22951,7 +22951,7 @@
           <w:left w:w="10" w:type="dxa"/>
           <w:right w:w="10" w:type="dxa"/>
         </w:tblCellMar>
-        <w:tblLook w:val="0000" w:firstRow="0" w:lastRow="0" w:firstColumn="0" w:lastColumn="0" w:noHBand="0" w:noVBand="0"/>
+        <w:tblLook w:val="04A0" w:firstRow="1" w:lastRow="0" w:firstColumn="1" w:lastColumn="0" w:noHBand="0" w:noVBand="1"/>
       </w:tblPr>
       <w:tblGrid>
         <w:gridCol w:w="4136"/>
@@ -23493,7 +23493,7 @@
         <w:pStyle w:val="Ttulo1"/>
         <w:pageBreakBefore/>
       </w:pPr>
-      <w:bookmarkStart w:id="28" w:name="_Toc241670734"/>
+      <w:bookmarkStart w:id="28" w:name="_Toc241692275"/>
       <w:r>
         <w:lastRenderedPageBreak/>
         <w:t>Exécutions</w:t>
@@ -23523,7 +23523,7 @@
           <w:noProof/>
         </w:rPr>
         <w:drawing>
-          <wp:inline distT="0" distB="0" distL="0" distR="0" wp14:anchorId="7F9D9ABA" wp14:editId="5C45BB98">
+          <wp:inline distT="0" distB="0" distL="0" distR="0" wp14:anchorId="7DC5C830" wp14:editId="279DD5E5">
             <wp:extent cx="5715000" cy="3571875"/>
             <wp:effectExtent l="0" t="0" r="0" b="0"/>
             <wp:docPr id="129" name="04-runs-every-user.png" descr="La page Exécutions avec les exécutions de tous les utilisateurs affichées." title="La page Exécutions avec les exécutions de tous les utilisateurs affichées."/>
@@ -23586,7 +23586,7 @@
           <w:left w:w="10" w:type="dxa"/>
           <w:right w:w="10" w:type="dxa"/>
         </w:tblCellMar>
-        <w:tblLook w:val="0000" w:firstRow="0" w:lastRow="0" w:firstColumn="0" w:lastColumn="0" w:noHBand="0" w:noVBand="0"/>
+        <w:tblLook w:val="04A0" w:firstRow="1" w:lastRow="0" w:firstColumn="1" w:lastColumn="0" w:noHBand="0" w:noVBand="1"/>
       </w:tblPr>
       <w:tblGrid>
         <w:gridCol w:w="4835"/>
@@ -24408,7 +24408,7 @@
           <w:left w:w="10" w:type="dxa"/>
           <w:right w:w="10" w:type="dxa"/>
         </w:tblCellMar>
-        <w:tblLook w:val="0000" w:firstRow="0" w:lastRow="0" w:firstColumn="0" w:lastColumn="0" w:noHBand="0" w:noVBand="0"/>
+        <w:tblLook w:val="04A0" w:firstRow="1" w:lastRow="0" w:firstColumn="1" w:lastColumn="0" w:noHBand="0" w:noVBand="1"/>
       </w:tblPr>
       <w:tblGrid>
         <w:gridCol w:w="2538"/>
@@ -24853,7 +24853,7 @@
         <w:pStyle w:val="Ttulo1"/>
         <w:pageBreakBefore/>
       </w:pPr>
-      <w:bookmarkStart w:id="29" w:name="_Toc241670735"/>
+      <w:bookmarkStart w:id="29" w:name="_Toc241692276"/>
       <w:r>
         <w:lastRenderedPageBreak/>
         <w:t>Exportations</w:t>
@@ -24883,7 +24883,7 @@
           <w:noProof/>
         </w:rPr>
         <w:drawing>
-          <wp:inline distT="0" distB="0" distL="0" distR="0" wp14:anchorId="7A3A90F4" wp14:editId="33D7DF92">
+          <wp:inline distT="0" distB="0" distL="0" distR="0" wp14:anchorId="6D2380CA" wp14:editId="0610B3FB">
             <wp:extent cx="5715000" cy="3571875"/>
             <wp:effectExtent l="0" t="0" r="0" b="0"/>
             <wp:docPr id="130" name="05-exports.png" descr="La page Exportations listant les exportations avec leur état et les boutons de téléchargement." title="La page Exportations listant les exportations avec leur état et les boutons de téléchargement."/>
@@ -24946,7 +24946,7 @@
           <w:left w:w="10" w:type="dxa"/>
           <w:right w:w="10" w:type="dxa"/>
         </w:tblCellMar>
-        <w:tblLook w:val="0000" w:firstRow="0" w:lastRow="0" w:firstColumn="0" w:lastColumn="0" w:noHBand="0" w:noVBand="0"/>
+        <w:tblLook w:val="04A0" w:firstRow="1" w:lastRow="0" w:firstColumn="1" w:lastColumn="0" w:noHBand="0" w:noVBand="1"/>
       </w:tblPr>
       <w:tblGrid>
         <w:gridCol w:w="4332"/>
@@ -25273,7 +25273,7 @@
           <w:left w:w="10" w:type="dxa"/>
           <w:right w:w="10" w:type="dxa"/>
         </w:tblCellMar>
-        <w:tblLook w:val="0000" w:firstRow="0" w:lastRow="0" w:firstColumn="0" w:lastColumn="0" w:noHBand="0" w:noVBand="0"/>
+        <w:tblLook w:val="04A0" w:firstRow="1" w:lastRow="0" w:firstColumn="1" w:lastColumn="0" w:noHBand="0" w:noVBand="1"/>
       </w:tblPr>
       <w:tblGrid>
         <w:gridCol w:w="2256"/>
@@ -25564,7 +25564,7 @@
         <w:pStyle w:val="Ttulo1"/>
         <w:pageBreakBefore/>
       </w:pPr>
-      <w:bookmarkStart w:id="30" w:name="_Toc241670736"/>
+      <w:bookmarkStart w:id="30" w:name="_Toc241692277"/>
       <w:r>
         <w:lastRenderedPageBreak/>
         <w:t>Planifications</w:t>
@@ -25597,7 +25597,7 @@
           <w:noProof/>
         </w:rPr>
         <w:drawing>
-          <wp:inline distT="0" distB="0" distL="0" distR="0" wp14:anchorId="7BA8B27C" wp14:editId="11D44612">
+          <wp:inline distT="0" distB="0" distL="0" distR="0" wp14:anchorId="49D55B8E" wp14:editId="19263958">
             <wp:extent cx="5715000" cy="3571875"/>
             <wp:effectExtent l="0" t="0" r="0" b="0"/>
             <wp:docPr id="131" name="38-schedules-list.png" descr="La page Planifications avec une planification en pause et ses icônes d'action." title="La page Planifications avec une planification en pause et ses icônes d'action."/>
@@ -25660,7 +25660,7 @@
           <w:left w:w="10" w:type="dxa"/>
           <w:right w:w="10" w:type="dxa"/>
         </w:tblCellMar>
-        <w:tblLook w:val="0000" w:firstRow="0" w:lastRow="0" w:firstColumn="0" w:lastColumn="0" w:noHBand="0" w:noVBand="0"/>
+        <w:tblLook w:val="04A0" w:firstRow="1" w:lastRow="0" w:firstColumn="1" w:lastColumn="0" w:noHBand="0" w:noVBand="1"/>
       </w:tblPr>
       <w:tblGrid>
         <w:gridCol w:w="5240"/>
@@ -26305,7 +26305,7 @@
       <w:pPr>
         <w:pStyle w:val="Ttulo2"/>
       </w:pPr>
-      <w:bookmarkStart w:id="31" w:name="_Toc241670737"/>
+      <w:bookmarkStart w:id="31" w:name="_Toc241692278"/>
       <w:r>
         <w:t>Nouvelle planification et Modifier la planification</w:t>
       </w:r>
@@ -26326,7 +26326,7 @@
           <w:left w:w="10" w:type="dxa"/>
           <w:right w:w="10" w:type="dxa"/>
         </w:tblCellMar>
-        <w:tblLook w:val="0000" w:firstRow="0" w:lastRow="0" w:firstColumn="0" w:lastColumn="0" w:noHBand="0" w:noVBand="0"/>
+        <w:tblLook w:val="04A0" w:firstRow="1" w:lastRow="0" w:firstColumn="1" w:lastColumn="0" w:noHBand="0" w:noVBand="1"/>
       </w:tblPr>
       <w:tblGrid>
         <w:gridCol w:w="3438"/>
@@ -27107,7 +27107,7 @@
           <w:left w:w="10" w:type="dxa"/>
           <w:right w:w="10" w:type="dxa"/>
         </w:tblCellMar>
-        <w:tblLook w:val="0000" w:firstRow="0" w:lastRow="0" w:firstColumn="0" w:lastColumn="0" w:noHBand="0" w:noVBand="0"/>
+        <w:tblLook w:val="04A0" w:firstRow="1" w:lastRow="0" w:firstColumn="1" w:lastColumn="0" w:noHBand="0" w:noVBand="1"/>
       </w:tblPr>
       <w:tblGrid>
         <w:gridCol w:w="3702"/>
@@ -27493,7 +27493,7 @@
           <w:left w:w="10" w:type="dxa"/>
           <w:right w:w="10" w:type="dxa"/>
         </w:tblCellMar>
-        <w:tblLook w:val="0000" w:firstRow="0" w:lastRow="0" w:firstColumn="0" w:lastColumn="0" w:noHBand="0" w:noVBand="0"/>
+        <w:tblLook w:val="04A0" w:firstRow="1" w:lastRow="0" w:firstColumn="1" w:lastColumn="0" w:noHBand="0" w:noVBand="1"/>
       </w:tblPr>
       <w:tblGrid>
         <w:gridCol w:w="2406"/>
@@ -27743,7 +27743,7 @@
           <w:noProof/>
         </w:rPr>
         <w:drawing>
-          <wp:inline distT="0" distB="0" distL="0" distR="0" wp14:anchorId="1790E04E" wp14:editId="2BF9D9EB">
+          <wp:inline distT="0" distB="0" distL="0" distR="0" wp14:anchorId="6A72A7E1" wp14:editId="4B9F4472">
             <wp:extent cx="3743325" cy="4676775"/>
             <wp:effectExtent l="0" t="0" r="0" b="0"/>
             <wp:docPr id="132" name="34-schedule-custom-cron.png" descr="La boîte de dialogue Nouvelle planification avec une fréquence personnalisée et le champ Expression cron." title="La boîte de dialogue Nouvelle planification avec une fréquence personnalisée et le champ Expression cron."/>
@@ -27795,7 +27795,7 @@
       <w:pPr>
         <w:pStyle w:val="Ttulo2"/>
       </w:pPr>
-      <w:bookmarkStart w:id="32" w:name="_Toc241670738"/>
+      <w:bookmarkStart w:id="32" w:name="_Toc241692279"/>
       <w:r>
         <w:t>Historique d'exécution</w:t>
       </w:r>
@@ -27868,7 +27868,7 @@
           <w:left w:w="10" w:type="dxa"/>
           <w:right w:w="10" w:type="dxa"/>
         </w:tblCellMar>
-        <w:tblLook w:val="0000" w:firstRow="0" w:lastRow="0" w:firstColumn="0" w:lastColumn="0" w:noHBand="0" w:noVBand="0"/>
+        <w:tblLook w:val="04A0" w:firstRow="1" w:lastRow="0" w:firstColumn="1" w:lastColumn="0" w:noHBand="0" w:noVBand="1"/>
       </w:tblPr>
       <w:tblGrid>
         <w:gridCol w:w="4332"/>
@@ -28244,7 +28244,7 @@
       <w:pPr>
         <w:pStyle w:val="Ttulo2"/>
       </w:pPr>
-      <w:bookmarkStart w:id="33" w:name="_Toc241670739"/>
+      <w:bookmarkStart w:id="33" w:name="_Toc241692280"/>
       <w:r>
         <w:t>Exemple : un résultat hebdomadaire</w:t>
       </w:r>
@@ -28450,7 +28450,7 @@
         <w:pStyle w:val="Ttulo1"/>
         <w:pageBreakBefore/>
       </w:pPr>
-      <w:bookmarkStart w:id="34" w:name="_Toc241670740"/>
+      <w:bookmarkStart w:id="34" w:name="_Toc241692281"/>
       <w:r>
         <w:lastRenderedPageBreak/>
         <w:t>Domaines d'activité</w:t>
@@ -28483,7 +28483,7 @@
           <w:noProof/>
         </w:rPr>
         <w:drawing>
-          <wp:inline distT="0" distB="0" distL="0" distR="0" wp14:anchorId="2B29CE16" wp14:editId="7DD3E0EE">
+          <wp:inline distT="0" distB="0" distL="0" distR="0" wp14:anchorId="38119DDC" wp14:editId="16E1CF99">
             <wp:extent cx="5715000" cy="3571875"/>
             <wp:effectExtent l="0" t="0" r="0" b="0"/>
             <wp:docPr id="133" name="06-business-areas.png" descr="La page Domaines d'activité listant les domaines, avec le bouton Nouveau domaine d'activité et les icônes de ligne." title="La page Domaines d'activité listant les domaines, avec le bouton Nouveau domaine d'activité et les icônes de ligne."/>
@@ -28611,7 +28611,7 @@
           <w:left w:w="10" w:type="dxa"/>
           <w:right w:w="10" w:type="dxa"/>
         </w:tblCellMar>
-        <w:tblLook w:val="0000" w:firstRow="0" w:lastRow="0" w:firstColumn="0" w:lastColumn="0" w:noHBand="0" w:noVBand="0"/>
+        <w:tblLook w:val="04A0" w:firstRow="1" w:lastRow="0" w:firstColumn="1" w:lastColumn="0" w:noHBand="0" w:noVBand="1"/>
       </w:tblPr>
       <w:tblGrid>
         <w:gridCol w:w="5240"/>
@@ -28997,7 +28997,7 @@
         </w:rPr>
         <w:lastRenderedPageBreak/>
         <w:drawing>
-          <wp:inline distT="0" distB="0" distL="0" distR="0" wp14:anchorId="4468FA7B" wp14:editId="0A5E0971">
+          <wp:inline distT="0" distB="0" distL="0" distR="0" wp14:anchorId="6FE5EFC7" wp14:editId="632CA545">
             <wp:extent cx="3324225" cy="2047875"/>
             <wp:effectExtent l="0" t="0" r="0" b="0"/>
             <wp:docPr id="134" name="07-business-areas-new.png" descr="La boîte de dialogue Nouveau domaine d'activité avec les champs Nom et Description." title="La boîte de dialogue Nouveau domaine d'activité avec les champs Nom et Description."/>
@@ -29049,7 +29049,7 @@
       <w:pPr>
         <w:pStyle w:val="Ttulo2"/>
       </w:pPr>
-      <w:bookmarkStart w:id="35" w:name="_Toc241670741"/>
+      <w:bookmarkStart w:id="35" w:name="_Toc241692282"/>
       <w:r>
         <w:t>Créer un domaine d'activité</w:t>
       </w:r>
@@ -29153,7 +29153,7 @@
       <w:pPr>
         <w:pStyle w:val="Ttulo2"/>
       </w:pPr>
-      <w:bookmarkStart w:id="36" w:name="_Toc241670742"/>
+      <w:bookmarkStart w:id="36" w:name="_Toc241692283"/>
       <w:r>
         <w:t>Accès</w:t>
       </w:r>
@@ -29185,7 +29185,7 @@
           <w:noProof/>
         </w:rPr>
         <w:drawing>
-          <wp:inline distT="0" distB="0" distL="0" distR="0" wp14:anchorId="549CF5D6" wp14:editId="248FFF04">
+          <wp:inline distT="0" distB="0" distL="0" distR="0" wp14:anchorId="42CD2B32" wp14:editId="53FF02EA">
             <wp:extent cx="5715000" cy="3571875"/>
             <wp:effectExtent l="0" t="0" r="0" b="0"/>
             <wp:docPr id="135" name="09-business-areas-grants-permission.png" descr="La boîte de dialogue Gérer les accès avec la liste Autorisation ouverte." title="La boîte de dialogue Gérer les accès avec la liste Autorisation ouverte."/>
@@ -29248,7 +29248,7 @@
           <w:left w:w="10" w:type="dxa"/>
           <w:right w:w="10" w:type="dxa"/>
         </w:tblCellMar>
-        <w:tblLook w:val="0000" w:firstRow="0" w:lastRow="0" w:firstColumn="0" w:lastColumn="0" w:noHBand="0" w:noVBand="0"/>
+        <w:tblLook w:val="04A0" w:firstRow="1" w:lastRow="0" w:firstColumn="1" w:lastColumn="0" w:noHBand="0" w:noVBand="1"/>
       </w:tblPr>
       <w:tblGrid>
         <w:gridCol w:w="3924"/>
@@ -29811,7 +29811,7 @@
           <w:left w:w="10" w:type="dxa"/>
           <w:right w:w="10" w:type="dxa"/>
         </w:tblCellMar>
-        <w:tblLook w:val="0000" w:firstRow="0" w:lastRow="0" w:firstColumn="0" w:lastColumn="0" w:noHBand="0" w:noVBand="0"/>
+        <w:tblLook w:val="04A0" w:firstRow="1" w:lastRow="0" w:firstColumn="1" w:lastColumn="0" w:noHBand="0" w:noVBand="1"/>
       </w:tblPr>
       <w:tblGrid>
         <w:gridCol w:w="1805"/>
@@ -30290,6 +30290,26 @@
       </w:r>
     </w:p>
     <w:p>
+      <w:pPr>
+        <w:pBdr>
+          <w:left w:val="single" w:sz="24" w:space="8" w:color="2E6DA4"/>
+        </w:pBdr>
+        <w:shd w:val="clear" w:color="auto" w:fill="E8F0F8"/>
+        <w:spacing w:before="120" w:after="160"/>
+        <w:ind w:left="200" w:right="200"/>
+      </w:pPr>
+      <w:r>
+        <w:rPr>
+          <w:b/>
+          <w:bCs/>
+        </w:rPr>
+        <w:t>Remarque :</w:t>
+      </w:r>
+      <w:r>
+        <w:t xml:space="preserve"> Un Manager ne modifie jamais les dossiers, éléments, jointures, hiérarchies ni le domaine, quel que soit son accès. Pour un Manager, CREATE, EDIT et DELETE lui permettent seulement de créer des cartes.</w:t>
+      </w:r>
+    </w:p>
+    <w:p>
       <w:r>
         <w:t xml:space="preserve">Exemple : donner à un collègue le droit de créer des cartes dans le domaine d'activité </w:t>
       </w:r>
@@ -30337,6 +30357,7 @@
         <w:spacing w:after="60"/>
       </w:pPr>
       <w:r>
+        <w:lastRenderedPageBreak/>
         <w:t>Cochez votre collègue.</w:t>
       </w:r>
     </w:p>
@@ -30421,7 +30442,7 @@
         <w:pStyle w:val="Ttulo1"/>
         <w:pageBreakBefore/>
       </w:pPr>
-      <w:bookmarkStart w:id="37" w:name="_Toc241670743"/>
+      <w:bookmarkStart w:id="37" w:name="_Toc241692284"/>
       <w:r>
         <w:lastRenderedPageBreak/>
         <w:t>Dossiers</w:t>
@@ -30484,7 +30505,7 @@
           <w:noProof/>
         </w:rPr>
         <w:drawing>
-          <wp:inline distT="0" distB="0" distL="0" distR="0" wp14:anchorId="433701FD" wp14:editId="30540FF7">
+          <wp:inline distT="0" distB="0" distL="0" distR="0" wp14:anchorId="791FBE78" wp14:editId="51DAFE46">
             <wp:extent cx="5715000" cy="3571875"/>
             <wp:effectExtent l="0" t="0" r="0" b="0"/>
             <wp:docPr id="136" name="11-folders.png" descr="La page Dossiers avec un domaine d'activité choisi, affichant le tableau des dossiers et les icônes de ligne." title="La page Dossiers avec un domaine d'activité choisi, affichant le tableau des dossiers et les icônes de ligne."/>
@@ -30602,7 +30623,7 @@
           <w:left w:w="10" w:type="dxa"/>
           <w:right w:w="10" w:type="dxa"/>
         </w:tblCellMar>
-        <w:tblLook w:val="0000" w:firstRow="0" w:lastRow="0" w:firstColumn="0" w:lastColumn="0" w:noHBand="0" w:noVBand="0"/>
+        <w:tblLook w:val="04A0" w:firstRow="1" w:lastRow="0" w:firstColumn="1" w:lastColumn="0" w:noHBand="0" w:noVBand="1"/>
       </w:tblPr>
       <w:tblGrid>
         <w:gridCol w:w="5240"/>
@@ -31266,7 +31287,7 @@
       <w:pPr>
         <w:pStyle w:val="Ttulo2"/>
       </w:pPr>
-      <w:bookmarkStart w:id="38" w:name="_Toc241670744"/>
+      <w:bookmarkStart w:id="38" w:name="_Toc241692285"/>
       <w:r>
         <w:t>L'assistant de dossier</w:t>
       </w:r>
@@ -31287,7 +31308,7 @@
           <w:left w:w="10" w:type="dxa"/>
           <w:right w:w="10" w:type="dxa"/>
         </w:tblCellMar>
-        <w:tblLook w:val="0000" w:firstRow="0" w:lastRow="0" w:firstColumn="0" w:lastColumn="0" w:noHBand="0" w:noVBand="0"/>
+        <w:tblLook w:val="04A0" w:firstRow="1" w:lastRow="0" w:firstColumn="1" w:lastColumn="0" w:noHBand="0" w:noVBand="1"/>
       </w:tblPr>
       <w:tblGrid>
         <w:gridCol w:w="3438"/>
@@ -32215,7 +32236,7 @@
           <w:left w:w="10" w:type="dxa"/>
           <w:right w:w="10" w:type="dxa"/>
         </w:tblCellMar>
-        <w:tblLook w:val="0000" w:firstRow="0" w:lastRow="0" w:firstColumn="0" w:lastColumn="0" w:noHBand="0" w:noVBand="0"/>
+        <w:tblLook w:val="04A0" w:firstRow="1" w:lastRow="0" w:firstColumn="1" w:lastColumn="0" w:noHBand="0" w:noVBand="1"/>
       </w:tblPr>
       <w:tblGrid>
         <w:gridCol w:w="2329"/>
@@ -32695,7 +32716,7 @@
           <w:noProof/>
         </w:rPr>
         <w:drawing>
-          <wp:inline distT="0" distB="0" distL="0" distR="0" wp14:anchorId="23F55465" wp14:editId="15B35C1E">
+          <wp:inline distT="0" distB="0" distL="0" distR="0" wp14:anchorId="5959A6DC" wp14:editId="5F63212F">
             <wp:extent cx="2238375" cy="5905500"/>
             <wp:effectExtent l="0" t="0" r="0" b="0"/>
             <wp:docPr id="137" name="15-folders-picked.png" descr="La boîte de dialogue Nouveau dossier avec une table choisie et la liste Éléments à créer." title="La boîte de dialogue Nouveau dossier avec une table choisie et la liste Éléments à créer."/>
@@ -32883,7 +32904,7 @@
       <w:pPr>
         <w:pStyle w:val="Ttulo2"/>
       </w:pPr>
-      <w:bookmarkStart w:id="39" w:name="_Toc241670745"/>
+      <w:bookmarkStart w:id="39" w:name="_Toc241692286"/>
       <w:r>
         <w:t>Partager un dossier avec un autre domaine d'activité</w:t>
       </w:r>
@@ -32992,7 +33013,7 @@
           <w:noProof/>
         </w:rPr>
         <w:drawing>
-          <wp:inline distT="0" distB="0" distL="0" distR="0" wp14:anchorId="1CE1B1EF" wp14:editId="1973D8CC">
+          <wp:inline distT="0" distB="0" distL="0" distR="0" wp14:anchorId="78FCEB0D" wp14:editId="19D24FE8">
             <wp:extent cx="3324225" cy="1638300"/>
             <wp:effectExtent l="0" t="0" r="0" b="0"/>
             <wp:docPr id="138" name="16-folders-sharing.png" descr="La boîte de dialogue de partage du dossier avec le badge du propriétaire et la liste Partager avec." title="La boîte de dialogue de partage du dossier avec le badge du propriétaire et la liste Partager avec."/>
@@ -33045,7 +33066,7 @@
         <w:pStyle w:val="Ttulo1"/>
         <w:pageBreakBefore/>
       </w:pPr>
-      <w:bookmarkStart w:id="40" w:name="_Toc241670746"/>
+      <w:bookmarkStart w:id="40" w:name="_Toc241692287"/>
       <w:r>
         <w:lastRenderedPageBreak/>
         <w:t>Éléments</w:t>
@@ -33098,7 +33119,7 @@
           <w:noProof/>
         </w:rPr>
         <w:drawing>
-          <wp:inline distT="0" distB="0" distL="0" distR="0" wp14:anchorId="0C50BBB7" wp14:editId="103E1867">
+          <wp:inline distT="0" distB="0" distL="0" distR="0" wp14:anchorId="34502643" wp14:editId="01D8ADE9">
             <wp:extent cx="5715000" cy="3571875"/>
             <wp:effectExtent l="0" t="0" r="0" b="0"/>
             <wp:docPr id="139" name="17-items.png" descr="La page Éléments pour un dossier choisi, avec les colonnes Type, Colonne, Type de données et Agrégation." title="La page Éléments pour un dossier choisi, avec les colonnes Type, Colonne, Type de données et Agrégation."/>
@@ -33216,7 +33237,7 @@
           <w:left w:w="10" w:type="dxa"/>
           <w:right w:w="10" w:type="dxa"/>
         </w:tblCellMar>
-        <w:tblLook w:val="0000" w:firstRow="0" w:lastRow="0" w:firstColumn="0" w:lastColumn="0" w:noHBand="0" w:noVBand="0"/>
+        <w:tblLook w:val="04A0" w:firstRow="1" w:lastRow="0" w:firstColumn="1" w:lastColumn="0" w:noHBand="0" w:noVBand="1"/>
       </w:tblPr>
       <w:tblGrid>
         <w:gridCol w:w="5240"/>
@@ -33602,7 +33623,7 @@
           <w:left w:w="10" w:type="dxa"/>
           <w:right w:w="10" w:type="dxa"/>
         </w:tblCellMar>
-        <w:tblLook w:val="0000" w:firstRow="0" w:lastRow="0" w:firstColumn="0" w:lastColumn="0" w:noHBand="0" w:noVBand="0"/>
+        <w:tblLook w:val="04A0" w:firstRow="1" w:lastRow="0" w:firstColumn="1" w:lastColumn="0" w:noHBand="0" w:noVBand="1"/>
       </w:tblPr>
       <w:tblGrid>
         <w:gridCol w:w="3438"/>
@@ -34253,7 +34274,7 @@
           <w:left w:w="10" w:type="dxa"/>
           <w:right w:w="10" w:type="dxa"/>
         </w:tblCellMar>
-        <w:tblLook w:val="0000" w:firstRow="0" w:lastRow="0" w:firstColumn="0" w:lastColumn="0" w:noHBand="0" w:noVBand="0"/>
+        <w:tblLook w:val="04A0" w:firstRow="1" w:lastRow="0" w:firstColumn="1" w:lastColumn="0" w:noHBand="0" w:noVBand="1"/>
       </w:tblPr>
       <w:tblGrid>
         <w:gridCol w:w="3131"/>
@@ -34815,7 +34836,7 @@
           <w:left w:w="10" w:type="dxa"/>
           <w:right w:w="10" w:type="dxa"/>
         </w:tblCellMar>
-        <w:tblLook w:val="0000" w:firstRow="0" w:lastRow="0" w:firstColumn="0" w:lastColumn="0" w:noHBand="0" w:noVBand="0"/>
+        <w:tblLook w:val="04A0" w:firstRow="1" w:lastRow="0" w:firstColumn="1" w:lastColumn="0" w:noHBand="0" w:noVBand="1"/>
       </w:tblPr>
       <w:tblGrid>
         <w:gridCol w:w="1805"/>
@@ -35037,7 +35058,7 @@
         </w:rPr>
         <w:lastRenderedPageBreak/>
         <w:drawing>
-          <wp:inline distT="0" distB="0" distL="0" distR="0" wp14:anchorId="393ACE62" wp14:editId="200C4A77">
+          <wp:inline distT="0" distB="0" distL="0" distR="0" wp14:anchorId="709487C0" wp14:editId="0D28D53B">
             <wp:extent cx="5715000" cy="3571875"/>
             <wp:effectExtent l="0" t="0" r="0" b="0"/>
             <wp:docPr id="140" name="19-items-type-open.png" descr="La boîte de dialogue Nouvel élément avec la liste Type d'élément ouverte affichant les types d'éléments." title="La boîte de dialogue Nouvel élément avec la liste Type d'élément ouverte affichant les types d'éléments."/>
@@ -35090,7 +35111,7 @@
         <w:pStyle w:val="Ttulo1"/>
         <w:pageBreakBefore/>
       </w:pPr>
-      <w:bookmarkStart w:id="41" w:name="_Toc241670747"/>
+      <w:bookmarkStart w:id="41" w:name="_Toc241692288"/>
       <w:r>
         <w:lastRenderedPageBreak/>
         <w:t>Jointures</w:t>
@@ -35123,7 +35144,7 @@
           <w:noProof/>
         </w:rPr>
         <w:drawing>
-          <wp:inline distT="0" distB="0" distL="0" distR="0" wp14:anchorId="129167F0" wp14:editId="6F4D1835">
+          <wp:inline distT="0" distB="0" distL="0" distR="0" wp14:anchorId="7288E204" wp14:editId="0853AC64">
             <wp:extent cx="5715000" cy="3571875"/>
             <wp:effectExtent l="0" t="0" r="0" b="0"/>
             <wp:docPr id="141" name="20-joins.png" descr="La page Jointures, avec des jointures composées de plusieurs paires de colonnes." title="La page Jointures, avec des jointures composées de plusieurs paires de colonnes."/>
@@ -35252,7 +35273,7 @@
           <w:left w:w="10" w:type="dxa"/>
           <w:right w:w="10" w:type="dxa"/>
         </w:tblCellMar>
-        <w:tblLook w:val="0000" w:firstRow="0" w:lastRow="0" w:firstColumn="0" w:lastColumn="0" w:noHBand="0" w:noVBand="0"/>
+        <w:tblLook w:val="04A0" w:firstRow="1" w:lastRow="0" w:firstColumn="1" w:lastColumn="0" w:noHBand="0" w:noVBand="1"/>
       </w:tblPr>
       <w:tblGrid>
         <w:gridCol w:w="5240"/>
@@ -35623,7 +35644,7 @@
           <w:left w:w="10" w:type="dxa"/>
           <w:right w:w="10" w:type="dxa"/>
         </w:tblCellMar>
-        <w:tblLook w:val="0000" w:firstRow="0" w:lastRow="0" w:firstColumn="0" w:lastColumn="0" w:noHBand="0" w:noVBand="0"/>
+        <w:tblLook w:val="04A0" w:firstRow="1" w:lastRow="0" w:firstColumn="1" w:lastColumn="0" w:noHBand="0" w:noVBand="1"/>
       </w:tblPr>
       <w:tblGrid>
         <w:gridCol w:w="3438"/>
@@ -36212,7 +36233,7 @@
           <w:left w:w="10" w:type="dxa"/>
           <w:right w:w="10" w:type="dxa"/>
         </w:tblCellMar>
-        <w:tblLook w:val="0000" w:firstRow="0" w:lastRow="0" w:firstColumn="0" w:lastColumn="0" w:noHBand="0" w:noVBand="0"/>
+        <w:tblLook w:val="04A0" w:firstRow="1" w:lastRow="0" w:firstColumn="1" w:lastColumn="0" w:noHBand="0" w:noVBand="1"/>
       </w:tblPr>
       <w:tblGrid>
         <w:gridCol w:w="2063"/>
@@ -36491,7 +36512,7 @@
           <w:left w:w="10" w:type="dxa"/>
           <w:right w:w="10" w:type="dxa"/>
         </w:tblCellMar>
-        <w:tblLook w:val="0000" w:firstRow="0" w:lastRow="0" w:firstColumn="0" w:lastColumn="0" w:noHBand="0" w:noVBand="0"/>
+        <w:tblLook w:val="04A0" w:firstRow="1" w:lastRow="0" w:firstColumn="1" w:lastColumn="0" w:noHBand="0" w:noVBand="1"/>
       </w:tblPr>
       <w:tblGrid>
         <w:gridCol w:w="1805"/>
@@ -36778,7 +36799,7 @@
           <w:noProof/>
         </w:rPr>
         <w:drawing>
-          <wp:inline distT="0" distB="0" distL="0" distR="0" wp14:anchorId="7BA6A807" wp14:editId="438921A2">
+          <wp:inline distT="0" distB="0" distL="0" distR="0" wp14:anchorId="0D093267" wp14:editId="34DF4421">
             <wp:extent cx="5715000" cy="3571875"/>
             <wp:effectExtent l="0" t="0" r="0" b="0"/>
             <wp:docPr id="142" name="23-joins-select-open.png" descr="La boîte de dialogue Nouvelle jointure avec une liste déroulante ouverte." title="La boîte de dialogue Nouvelle jointure avec une liste déroulante ouverte."/>
@@ -36949,7 +36970,7 @@
         <w:pStyle w:val="Ttulo1"/>
         <w:pageBreakBefore/>
       </w:pPr>
-      <w:bookmarkStart w:id="42" w:name="_Toc241670748"/>
+      <w:bookmarkStart w:id="42" w:name="_Toc241692289"/>
       <w:r>
         <w:lastRenderedPageBreak/>
         <w:t>Hiérarchies</w:t>
@@ -36982,7 +37003,7 @@
           <w:noProof/>
         </w:rPr>
         <w:drawing>
-          <wp:inline distT="0" distB="0" distL="0" distR="0" wp14:anchorId="7EDC1EE3" wp14:editId="5D99DEE7">
+          <wp:inline distT="0" distB="0" distL="0" distR="0" wp14:anchorId="74456DFE" wp14:editId="26999878">
             <wp:extent cx="5715000" cy="3571875"/>
             <wp:effectExtent l="0" t="0" r="0" b="0"/>
             <wp:docPr id="143" name="24-hierarchies.png" descr="La page Hiérarchies avec le tableau indiquant le nombre de niveaux." title="La page Hiérarchies avec le tableau indiquant le nombre de niveaux."/>
@@ -37070,7 +37091,7 @@
           <w:left w:w="10" w:type="dxa"/>
           <w:right w:w="10" w:type="dxa"/>
         </w:tblCellMar>
-        <w:tblLook w:val="0000" w:firstRow="0" w:lastRow="0" w:firstColumn="0" w:lastColumn="0" w:noHBand="0" w:noVBand="0"/>
+        <w:tblLook w:val="04A0" w:firstRow="1" w:lastRow="0" w:firstColumn="1" w:lastColumn="0" w:noHBand="0" w:noVBand="1"/>
       </w:tblPr>
       <w:tblGrid>
         <w:gridCol w:w="5240"/>
@@ -37441,7 +37462,7 @@
           <w:left w:w="10" w:type="dxa"/>
           <w:right w:w="10" w:type="dxa"/>
         </w:tblCellMar>
-        <w:tblLook w:val="0000" w:firstRow="0" w:lastRow="0" w:firstColumn="0" w:lastColumn="0" w:noHBand="0" w:noVBand="0"/>
+        <w:tblLook w:val="04A0" w:firstRow="1" w:lastRow="0" w:firstColumn="1" w:lastColumn="0" w:noHBand="0" w:noVBand="1"/>
       </w:tblPr>
       <w:tblGrid>
         <w:gridCol w:w="4835"/>
@@ -38042,7 +38063,7 @@
           <w:noProof/>
         </w:rPr>
         <w:drawing>
-          <wp:inline distT="0" distB="0" distL="0" distR="0" wp14:anchorId="7309283F" wp14:editId="4159DB0B">
+          <wp:inline distT="0" distB="0" distL="0" distR="0" wp14:anchorId="6D7AFC59" wp14:editId="222FCA7C">
             <wp:extent cx="4362450" cy="2762250"/>
             <wp:effectExtent l="0" t="0" r="0" b="0"/>
             <wp:docPr id="144" name="26-hierarchies-level-added.png" descr="La boîte de dialogue Nouvelle hiérarchie après l'ajout d'un niveau, avec les listes Dossier et Élément." title="La boîte de dialogue Nouvelle hiérarchie après l'ajout d'un niveau, avec les listes Dossier et Élément."/>
@@ -38095,7 +38116,7 @@
         <w:pStyle w:val="Ttulo1"/>
         <w:pageBreakBefore/>
       </w:pPr>
-      <w:bookmarkStart w:id="43" w:name="_Toc241670749"/>
+      <w:bookmarkStart w:id="43" w:name="_Toc241692290"/>
       <w:r>
         <w:lastRenderedPageBreak/>
         <w:t>Fonctions personnalisées</w:t>
@@ -38128,7 +38149,7 @@
           <w:noProof/>
         </w:rPr>
         <w:drawing>
-          <wp:inline distT="0" distB="0" distL="0" distR="0" wp14:anchorId="2F350D0A" wp14:editId="2141FC85">
+          <wp:inline distT="0" distB="0" distL="0" distR="0" wp14:anchorId="1E77BD1B" wp14:editId="729E8847">
             <wp:extent cx="5715000" cy="3571875"/>
             <wp:effectExtent l="0" t="0" r="0" b="0"/>
             <wp:docPr id="145" name="27-custom-functions.png" descr="La page Fonctions personnalisées avec la zone de filtre, Tout actualiser, Nouvelle fonction et le tableau des fonctions." title="La page Fonctions personnalisées avec la zone de filtre, Tout actualiser, Nouvelle fonction et le tableau des fonctions."/>
@@ -38278,7 +38299,7 @@
           <w:left w:w="10" w:type="dxa"/>
           <w:right w:w="10" w:type="dxa"/>
         </w:tblCellMar>
-        <w:tblLook w:val="0000" w:firstRow="0" w:lastRow="0" w:firstColumn="0" w:lastColumn="0" w:noHBand="0" w:noVBand="0"/>
+        <w:tblLook w:val="04A0" w:firstRow="1" w:lastRow="0" w:firstColumn="1" w:lastColumn="0" w:noHBand="0" w:noVBand="1"/>
       </w:tblPr>
       <w:tblGrid>
         <w:gridCol w:w="5240"/>
@@ -38851,7 +38872,7 @@
       <w:pPr>
         <w:pStyle w:val="Ttulo2"/>
       </w:pPr>
-      <w:bookmarkStart w:id="44" w:name="_Toc241670750"/>
+      <w:bookmarkStart w:id="44" w:name="_Toc241692291"/>
       <w:r>
         <w:lastRenderedPageBreak/>
         <w:t>Le formulaire de fonction</w:t>
@@ -38873,7 +38894,7 @@
           <w:left w:w="10" w:type="dxa"/>
           <w:right w:w="10" w:type="dxa"/>
         </w:tblCellMar>
-        <w:tblLook w:val="0000" w:firstRow="0" w:lastRow="0" w:firstColumn="0" w:lastColumn="0" w:noHBand="0" w:noVBand="0"/>
+        <w:tblLook w:val="04A0" w:firstRow="1" w:lastRow="0" w:firstColumn="1" w:lastColumn="0" w:noHBand="0" w:noVBand="1"/>
       </w:tblPr>
       <w:tblGrid>
         <w:gridCol w:w="5240"/>
@@ -39539,7 +39560,7 @@
           <w:left w:w="10" w:type="dxa"/>
           <w:right w:w="10" w:type="dxa"/>
         </w:tblCellMar>
-        <w:tblLook w:val="0000" w:firstRow="0" w:lastRow="0" w:firstColumn="0" w:lastColumn="0" w:noHBand="0" w:noVBand="0"/>
+        <w:tblLook w:val="04A0" w:firstRow="1" w:lastRow="0" w:firstColumn="1" w:lastColumn="0" w:noHBand="0" w:noVBand="1"/>
       </w:tblPr>
       <w:tblGrid>
         <w:gridCol w:w="2063"/>
@@ -39822,7 +39843,7 @@
         </w:rPr>
         <w:lastRenderedPageBreak/>
         <w:drawing>
-          <wp:inline distT="0" distB="0" distL="0" distR="0" wp14:anchorId="7B814385" wp14:editId="290830EA">
+          <wp:inline distT="0" distB="0" distL="0" distR="0" wp14:anchorId="46DEF2F8" wp14:editId="721BF293">
             <wp:extent cx="4076700" cy="5905500"/>
             <wp:effectExtent l="0" t="0" r="0" b="0"/>
             <wp:docPr id="146" name="29-custom-functions-search-results.png" descr="La boîte de dialogue Nouvelle fonction personnalisée listant les fonctions de la base qui correspondent à la recherche." title="La boîte de dialogue Nouvelle fonction personnalisée listant les fonctions de la base qui correspondent à la recherche."/>
@@ -39875,7 +39896,7 @@
         <w:pStyle w:val="Ttulo1"/>
         <w:pageBreakBefore/>
       </w:pPr>
-      <w:bookmarkStart w:id="45" w:name="_Toc241670751"/>
+      <w:bookmarkStart w:id="45" w:name="_Toc241692292"/>
       <w:r>
         <w:lastRenderedPageBreak/>
         <w:t>Sources de données</w:t>
@@ -39908,7 +39929,7 @@
           <w:noProof/>
         </w:rPr>
         <w:drawing>
-          <wp:inline distT="0" distB="0" distL="0" distR="0" wp14:anchorId="3A49548E" wp14:editId="2A3D935E">
+          <wp:inline distT="0" distB="0" distL="0" distR="0" wp14:anchorId="3535F37B" wp14:editId="71CA75BF">
             <wp:extent cx="5715000" cy="3571875"/>
             <wp:effectExtent l="0" t="0" r="0" b="0"/>
             <wp:docPr id="147" name="30-data-sources.png" descr="La page Sources de données avec un tableau de connexions et cinq icônes de ligne." title="La page Sources de données avec un tableau de connexions et cinq icônes de ligne."/>
@@ -40026,7 +40047,7 @@
           <w:left w:w="10" w:type="dxa"/>
           <w:right w:w="10" w:type="dxa"/>
         </w:tblCellMar>
-        <w:tblLook w:val="0000" w:firstRow="0" w:lastRow="0" w:firstColumn="0" w:lastColumn="0" w:noHBand="0" w:noVBand="0"/>
+        <w:tblLook w:val="04A0" w:firstRow="1" w:lastRow="0" w:firstColumn="1" w:lastColumn="0" w:noHBand="0" w:noVBand="1"/>
       </w:tblPr>
       <w:tblGrid>
         <w:gridCol w:w="5240"/>
@@ -40548,7 +40569,7 @@
           <w:left w:w="10" w:type="dxa"/>
           <w:right w:w="10" w:type="dxa"/>
         </w:tblCellMar>
-        <w:tblLook w:val="0000" w:firstRow="0" w:lastRow="0" w:firstColumn="0" w:lastColumn="0" w:noHBand="0" w:noVBand="0"/>
+        <w:tblLook w:val="04A0" w:firstRow="1" w:lastRow="0" w:firstColumn="1" w:lastColumn="0" w:noHBand="0" w:noVBand="1"/>
       </w:tblPr>
       <w:tblGrid>
         <w:gridCol w:w="3438"/>
@@ -41066,7 +41087,7 @@
           <w:left w:w="10" w:type="dxa"/>
           <w:right w:w="10" w:type="dxa"/>
         </w:tblCellMar>
-        <w:tblLook w:val="0000" w:firstRow="0" w:lastRow="0" w:firstColumn="0" w:lastColumn="0" w:noHBand="0" w:noVBand="0"/>
+        <w:tblLook w:val="04A0" w:firstRow="1" w:lastRow="0" w:firstColumn="1" w:lastColumn="0" w:noHBand="0" w:noVBand="1"/>
       </w:tblPr>
       <w:tblGrid>
         <w:gridCol w:w="2201"/>
@@ -41288,7 +41309,7 @@
       <w:pPr>
         <w:pStyle w:val="Ttulo2"/>
       </w:pPr>
-      <w:bookmarkStart w:id="46" w:name="_Toc241670752"/>
+      <w:bookmarkStart w:id="46" w:name="_Toc241692293"/>
       <w:r>
         <w:t>Importer des tables</w:t>
       </w:r>
@@ -41451,7 +41472,7 @@
         </w:rPr>
         <w:lastRenderedPageBreak/>
         <w:drawing>
-          <wp:inline distT="0" distB="0" distL="0" distR="0" wp14:anchorId="174B5771" wp14:editId="406638CE">
+          <wp:inline distT="0" distB="0" distL="0" distR="0" wp14:anchorId="7F1405D6" wp14:editId="3E30E0D9">
             <wp:extent cx="3324225" cy="2419350"/>
             <wp:effectExtent l="0" t="0" r="0" b="0"/>
             <wp:docPr id="148" name="34-data-sources-import-dialog.png" descr="La boîte de dialogue Importer des tables avec le bouton Découvrir les tables, avant qu'une table soit trouvée." title="La boîte de dialogue Importer des tables avec le bouton Découvrir les tables, avant qu'une table soit trouvée."/>
@@ -41504,7 +41525,7 @@
         <w:pStyle w:val="Ttulo1"/>
         <w:pageBreakBefore/>
       </w:pPr>
-      <w:bookmarkStart w:id="47" w:name="_Toc241670753"/>
+      <w:bookmarkStart w:id="47" w:name="_Toc241692294"/>
       <w:r>
         <w:lastRenderedPageBreak/>
         <w:t>Utilisateurs</w:t>
@@ -41534,7 +41555,7 @@
           <w:noProof/>
         </w:rPr>
         <w:drawing>
-          <wp:inline distT="0" distB="0" distL="0" distR="0" wp14:anchorId="2C9E1DDD" wp14:editId="48EC77C2">
+          <wp:inline distT="0" distB="0" distL="0" distR="0" wp14:anchorId="742EB347" wp14:editId="3EA0B1D0">
             <wp:extent cx="5715000" cy="3571875"/>
             <wp:effectExtent l="0" t="0" r="0" b="0"/>
             <wp:docPr id="149" name="35-users.png" descr="La page Utilisateurs avec les boutons Fichier d'identifiants et Nouvel utilisateur et les icônes de ligne." title="La page Utilisateurs avec les boutons Fichier d'identifiants et Nouvel utilisateur et les icônes de ligne."/>
@@ -41662,7 +41683,7 @@
           <w:left w:w="10" w:type="dxa"/>
           <w:right w:w="10" w:type="dxa"/>
         </w:tblCellMar>
-        <w:tblLook w:val="0000" w:firstRow="0" w:lastRow="0" w:firstColumn="0" w:lastColumn="0" w:noHBand="0" w:noVBand="0"/>
+        <w:tblLook w:val="04A0" w:firstRow="1" w:lastRow="0" w:firstColumn="1" w:lastColumn="0" w:noHBand="0" w:noVBand="1"/>
       </w:tblPr>
       <w:tblGrid>
         <w:gridCol w:w="5114"/>
@@ -42234,7 +42255,7 @@
       <w:pPr>
         <w:pStyle w:val="Ttulo2"/>
       </w:pPr>
-      <w:bookmarkStart w:id="48" w:name="_Toc241670754"/>
+      <w:bookmarkStart w:id="48" w:name="_Toc241692295"/>
       <w:r>
         <w:t>Créer ou modifier un utilisateur</w:t>
       </w:r>
@@ -42255,7 +42276,7 @@
           <w:left w:w="10" w:type="dxa"/>
           <w:right w:w="10" w:type="dxa"/>
         </w:tblCellMar>
-        <w:tblLook w:val="0000" w:firstRow="0" w:lastRow="0" w:firstColumn="0" w:lastColumn="0" w:noHBand="0" w:noVBand="0"/>
+        <w:tblLook w:val="04A0" w:firstRow="1" w:lastRow="0" w:firstColumn="1" w:lastColumn="0" w:noHBand="0" w:noVBand="1"/>
       </w:tblPr>
       <w:tblGrid>
         <w:gridCol w:w="3438"/>
@@ -42620,7 +42641,7 @@
           <w:left w:w="10" w:type="dxa"/>
           <w:right w:w="10" w:type="dxa"/>
         </w:tblCellMar>
-        <w:tblLook w:val="0000" w:firstRow="0" w:lastRow="0" w:firstColumn="0" w:lastColumn="0" w:noHBand="0" w:noVBand="0"/>
+        <w:tblLook w:val="04A0" w:firstRow="1" w:lastRow="0" w:firstColumn="1" w:lastColumn="0" w:noHBand="0" w:noVBand="1"/>
       </w:tblPr>
       <w:tblGrid>
         <w:gridCol w:w="1805"/>
@@ -42829,7 +42850,7 @@
               <w:t>Peut modifier</w:t>
             </w:r>
             <w:r>
-              <w:t xml:space="preserve">. Travaille sur les domaines d'activité, dossiers, éléments, jointures et hiérarchies uniquement là où il a un accès. Ne peut pas utiliser </w:t>
+              <w:t xml:space="preserve">. Ne peut pas modifier les domaines d'activité, dossiers, éléments, jointures ni hiérarchies, quel que soit son accès. Ne peut pas utiliser </w:t>
             </w:r>
             <w:r>
               <w:rPr>
@@ -43051,7 +43072,7 @@
         </w:rPr>
         <w:lastRenderedPageBreak/>
         <w:drawing>
-          <wp:inline distT="0" distB="0" distL="0" distR="0" wp14:anchorId="32BB2A77" wp14:editId="5158DAAA">
+          <wp:inline distT="0" distB="0" distL="0" distR="0" wp14:anchorId="35D25EB1" wp14:editId="628775E1">
             <wp:extent cx="5715000" cy="3571875"/>
             <wp:effectExtent l="0" t="0" r="0" b="0"/>
             <wp:docPr id="150" name="37-users-role-open.png" descr="La boîte de dialogue Nouvel utilisateur avec la liste Rôle ouverte et chaque rôle décrit." title="La boîte de dialogue Nouvel utilisateur avec la liste Rôle ouverte et chaque rôle décrit."/>
@@ -43103,7 +43124,7 @@
       <w:pPr>
         <w:pStyle w:val="Ttulo2"/>
       </w:pPr>
-      <w:bookmarkStart w:id="49" w:name="_Toc241670755"/>
+      <w:bookmarkStart w:id="49" w:name="_Toc241692296"/>
       <w:r>
         <w:t>Désactiver, activer ou supprimer</w:t>
       </w:r>
@@ -43195,7 +43216,7 @@
           <w:noProof/>
         </w:rPr>
         <w:drawing>
-          <wp:inline distT="0" distB="0" distL="0" distR="0" wp14:anchorId="58C997E1" wp14:editId="48D470B3">
+          <wp:inline distT="0" distB="0" distL="0" distR="0" wp14:anchorId="01C220D1" wp14:editId="0F71B0DE">
             <wp:extent cx="3324225" cy="1076325"/>
             <wp:effectExtent l="0" t="0" r="0" b="0"/>
             <wp:docPr id="151" name="39-users-deactivate-dialog.png" descr="La boîte de dialogue de confirmation affichée avant de désactiver un utilisateur." title="La boîte de dialogue de confirmation affichée avant de désactiver un utilisateur."/>
@@ -43287,7 +43308,7 @@
       <w:pPr>
         <w:pStyle w:val="Ttulo2"/>
       </w:pPr>
-      <w:bookmarkStart w:id="50" w:name="_Toc241670756"/>
+      <w:bookmarkStart w:id="50" w:name="_Toc241692297"/>
       <w:r>
         <w:t>Le fichier d'identifiants</w:t>
       </w:r>
@@ -43316,7 +43337,7 @@
       <w:pPr>
         <w:pStyle w:val="Ttulo2"/>
       </w:pPr>
-      <w:bookmarkStart w:id="51" w:name="_Toc241670757"/>
+      <w:bookmarkStart w:id="51" w:name="_Toc241692298"/>
       <w:r>
         <w:t>Cartes que cet utilisateur peut ouvrir</w:t>
       </w:r>
@@ -43358,7 +43379,7 @@
           <w:noProof/>
         </w:rPr>
         <w:drawing>
-          <wp:inline distT="0" distB="0" distL="0" distR="0" wp14:anchorId="18F45454" wp14:editId="7053D110">
+          <wp:inline distT="0" distB="0" distL="0" distR="0" wp14:anchorId="179AFE4F" wp14:editId="301AD605">
             <wp:extent cx="4362450" cy="2190750"/>
             <wp:effectExtent l="0" t="0" r="0" b="0"/>
             <wp:docPr id="152" name="41-users-maps-dialog.png" descr="La boîte de dialogue Cartes d'un utilisateur, avec les badges d'origine et les listes de niveau de partage." title="La boîte de dialogue Cartes d'un utilisateur, avec les badges d'origine et les listes de niveau de partage."/>
@@ -43421,7 +43442,7 @@
           <w:left w:w="10" w:type="dxa"/>
           <w:right w:w="10" w:type="dxa"/>
         </w:tblCellMar>
-        <w:tblLook w:val="0000" w:firstRow="0" w:lastRow="0" w:firstColumn="0" w:lastColumn="0" w:noHBand="0" w:noVBand="0"/>
+        <w:tblLook w:val="04A0" w:firstRow="1" w:lastRow="0" w:firstColumn="1" w:lastColumn="0" w:noHBand="0" w:noVBand="1"/>
       </w:tblPr>
       <w:tblGrid>
         <w:gridCol w:w="3438"/>
@@ -43831,7 +43852,7 @@
           <w:left w:w="10" w:type="dxa"/>
           <w:right w:w="10" w:type="dxa"/>
         </w:tblCellMar>
-        <w:tblLook w:val="0000" w:firstRow="0" w:lastRow="0" w:firstColumn="0" w:lastColumn="0" w:noHBand="0" w:noVBand="0"/>
+        <w:tblLook w:val="04A0" w:firstRow="1" w:lastRow="0" w:firstColumn="1" w:lastColumn="0" w:noHBand="0" w:noVBand="1"/>
       </w:tblPr>
       <w:tblGrid>
         <w:gridCol w:w="3438"/>
@@ -44300,7 +44321,7 @@
         <w:pStyle w:val="Ttulo1"/>
         <w:pageBreakBefore/>
       </w:pPr>
-      <w:bookmarkStart w:id="52" w:name="_Toc241670758"/>
+      <w:bookmarkStart w:id="52" w:name="_Toc241692299"/>
       <w:r>
         <w:lastRenderedPageBreak/>
         <w:t>Stratégies de sécurité</w:t>
@@ -44360,7 +44381,7 @@
           <w:noProof/>
         </w:rPr>
         <w:drawing>
-          <wp:inline distT="0" distB="0" distL="0" distR="0" wp14:anchorId="5A8835A4" wp14:editId="367EC4E6">
+          <wp:inline distT="0" distB="0" distL="0" distR="0" wp14:anchorId="109155EF" wp14:editId="329A7CAE">
             <wp:extent cx="5715000" cy="3571875"/>
             <wp:effectExtent l="0" t="0" r="0" b="0"/>
             <wp:docPr id="153" name="43-security.png" descr="La page Stratégies de sécurité avec les boutons Tester et Nouvelle stratégie." title="La page Stratégies de sécurité avec les boutons Tester et Nouvelle stratégie."/>
@@ -44539,7 +44560,7 @@
           <w:left w:w="10" w:type="dxa"/>
           <w:right w:w="10" w:type="dxa"/>
         </w:tblCellMar>
-        <w:tblLook w:val="0000" w:firstRow="0" w:lastRow="0" w:firstColumn="0" w:lastColumn="0" w:noHBand="0" w:noVBand="0"/>
+        <w:tblLook w:val="04A0" w:firstRow="1" w:lastRow="0" w:firstColumn="1" w:lastColumn="0" w:noHBand="0" w:noVBand="1"/>
       </w:tblPr>
       <w:tblGrid>
         <w:gridCol w:w="3924"/>
@@ -44987,7 +45008,7 @@
       <w:pPr>
         <w:pStyle w:val="Ttulo2"/>
       </w:pPr>
-      <w:bookmarkStart w:id="53" w:name="_Toc241670759"/>
+      <w:bookmarkStart w:id="53" w:name="_Toc241692300"/>
       <w:r>
         <w:lastRenderedPageBreak/>
         <w:t>Écrire une stratégie</w:t>
@@ -45009,7 +45030,7 @@
           <w:left w:w="10" w:type="dxa"/>
           <w:right w:w="10" w:type="dxa"/>
         </w:tblCellMar>
-        <w:tblLook w:val="0000" w:firstRow="0" w:lastRow="0" w:firstColumn="0" w:lastColumn="0" w:noHBand="0" w:noVBand="0"/>
+        <w:tblLook w:val="04A0" w:firstRow="1" w:lastRow="0" w:firstColumn="1" w:lastColumn="0" w:noHBand="0" w:noVBand="1"/>
       </w:tblPr>
       <w:tblGrid>
         <w:gridCol w:w="3610"/>
@@ -45733,7 +45754,7 @@
           <w:left w:w="10" w:type="dxa"/>
           <w:right w:w="10" w:type="dxa"/>
         </w:tblCellMar>
-        <w:tblLook w:val="0000" w:firstRow="0" w:lastRow="0" w:firstColumn="0" w:lastColumn="0" w:noHBand="0" w:noVBand="0"/>
+        <w:tblLook w:val="04A0" w:firstRow="1" w:lastRow="0" w:firstColumn="1" w:lastColumn="0" w:noHBand="0" w:noVBand="1"/>
       </w:tblPr>
       <w:tblGrid>
         <w:gridCol w:w="2308"/>
@@ -46051,7 +46072,7 @@
         </w:rPr>
         <w:lastRenderedPageBreak/>
         <w:drawing>
-          <wp:inline distT="0" distB="0" distL="0" distR="0" wp14:anchorId="385469BF" wp14:editId="19699516">
+          <wp:inline distT="0" distB="0" distL="0" distR="0" wp14:anchorId="6BADE44B" wp14:editId="091BFD39">
             <wp:extent cx="3324225" cy="4676775"/>
             <wp:effectExtent l="0" t="0" r="0" b="0"/>
             <wp:docPr id="154" name="46-security-validate.png" descr="La boîte de dialogue Nouvelle stratégie après un clic sur Valider pour un prédicat." title="La boîte de dialogue Nouvelle stratégie après un clic sur Valider pour un prédicat."/>
@@ -46103,7 +46124,7 @@
       <w:pPr>
         <w:pStyle w:val="Ttulo2"/>
       </w:pPr>
-      <w:bookmarkStart w:id="54" w:name="_Toc241670760"/>
+      <w:bookmarkStart w:id="54" w:name="_Toc241692301"/>
       <w:r>
         <w:t>Attribuer une stratégie</w:t>
       </w:r>
@@ -46129,7 +46150,7 @@
           <w:left w:w="10" w:type="dxa"/>
           <w:right w:w="10" w:type="dxa"/>
         </w:tblCellMar>
-        <w:tblLook w:val="0000" w:firstRow="0" w:lastRow="0" w:firstColumn="0" w:lastColumn="0" w:noHBand="0" w:noVBand="0"/>
+        <w:tblLook w:val="04A0" w:firstRow="1" w:lastRow="0" w:firstColumn="1" w:lastColumn="0" w:noHBand="0" w:noVBand="1"/>
       </w:tblPr>
       <w:tblGrid>
         <w:gridCol w:w="1805"/>
@@ -46493,7 +46514,7 @@
       <w:pPr>
         <w:pStyle w:val="Ttulo2"/>
       </w:pPr>
-      <w:bookmarkStart w:id="55" w:name="_Toc241670761"/>
+      <w:bookmarkStart w:id="55" w:name="_Toc241692302"/>
       <w:r>
         <w:lastRenderedPageBreak/>
         <w:t>Tester une stratégie</w:t>
@@ -46568,7 +46589,7 @@
         <w:pStyle w:val="Ttulo1"/>
         <w:pageBreakBefore/>
       </w:pPr>
-      <w:bookmarkStart w:id="56" w:name="_Toc241670762"/>
+      <w:bookmarkStart w:id="56" w:name="_Toc241692303"/>
       <w:r>
         <w:lastRenderedPageBreak/>
         <w:t>Journal d'audit</w:t>
@@ -46601,7 +46622,7 @@
           <w:noProof/>
         </w:rPr>
         <w:drawing>
-          <wp:inline distT="0" distB="0" distL="0" distR="0" wp14:anchorId="02893886" wp14:editId="654A23C0">
+          <wp:inline distT="0" distB="0" distL="0" distR="0" wp14:anchorId="11CE1D72" wp14:editId="2B4C588F">
             <wp:extent cx="5715000" cy="3571875"/>
             <wp:effectExtent l="0" t="0" r="0" b="0"/>
             <wp:docPr id="155" name="47-audit.png" descr="La page Journal d'audit avec le bouton d'exportation, les cartes de statistiques, le graphique quotidien et les filtres." title="La page Journal d'audit avec le bouton d'exportation, les cartes de statistiques, le graphique quotidien et les filtres."/>
@@ -46699,7 +46720,7 @@
           <w:left w:w="10" w:type="dxa"/>
           <w:right w:w="10" w:type="dxa"/>
         </w:tblCellMar>
-        <w:tblLook w:val="0000" w:firstRow="0" w:lastRow="0" w:firstColumn="0" w:lastColumn="0" w:noHBand="0" w:noVBand="0"/>
+        <w:tblLook w:val="04A0" w:firstRow="1" w:lastRow="0" w:firstColumn="1" w:lastColumn="0" w:noHBand="0" w:noVBand="1"/>
       </w:tblPr>
       <w:tblGrid>
         <w:gridCol w:w="3924"/>
@@ -47462,7 +47483,7 @@
         <w:pStyle w:val="Ttulo1"/>
         <w:pageBreakBefore/>
       </w:pPr>
-      <w:bookmarkStart w:id="57" w:name="_Toc241670763"/>
+      <w:bookmarkStart w:id="57" w:name="_Toc241692304"/>
       <w:r>
         <w:lastRenderedPageBreak/>
         <w:t>Migration</w:t>
@@ -47542,7 +47563,7 @@
           <w:noProof/>
         </w:rPr>
         <w:drawing>
-          <wp:inline distT="0" distB="0" distL="0" distR="0" wp14:anchorId="684A69FF" wp14:editId="09D1460A">
+          <wp:inline distT="0" distB="0" distL="0" distR="0" wp14:anchorId="2AEE3DFE" wp14:editId="10CCFD29">
             <wp:extent cx="5715000" cy="3571875"/>
             <wp:effectExtent l="0" t="0" r="0" b="0"/>
             <wp:docPr id="156" name="50-migration.png" descr="La page Migration avec la carte Source, ses boutons et son texte d'aide." title="La page Migration avec la carte Source, ses boutons et son texte d'aide."/>
@@ -47619,7 +47640,7 @@
       <w:pPr>
         <w:pStyle w:val="Ttulo2"/>
       </w:pPr>
-      <w:bookmarkStart w:id="58" w:name="_Toc241670764"/>
+      <w:bookmarkStart w:id="58" w:name="_Toc241692305"/>
       <w:r>
         <w:t>Choisir la source</w:t>
       </w:r>
@@ -47640,7 +47661,7 @@
           <w:left w:w="10" w:type="dxa"/>
           <w:right w:w="10" w:type="dxa"/>
         </w:tblCellMar>
-        <w:tblLook w:val="0000" w:firstRow="0" w:lastRow="0" w:firstColumn="0" w:lastColumn="0" w:noHBand="0" w:noVBand="0"/>
+        <w:tblLook w:val="04A0" w:firstRow="1" w:lastRow="0" w:firstColumn="1" w:lastColumn="0" w:noHBand="0" w:noVBand="1"/>
       </w:tblPr>
       <w:tblGrid>
         <w:gridCol w:w="4332"/>
@@ -48453,7 +48474,7 @@
           <w:left w:w="10" w:type="dxa"/>
           <w:right w:w="10" w:type="dxa"/>
         </w:tblCellMar>
-        <w:tblLook w:val="0000" w:firstRow="0" w:lastRow="0" w:firstColumn="0" w:lastColumn="0" w:noHBand="0" w:noVBand="0"/>
+        <w:tblLook w:val="04A0" w:firstRow="1" w:lastRow="0" w:firstColumn="1" w:lastColumn="0" w:noHBand="0" w:noVBand="1"/>
       </w:tblPr>
       <w:tblGrid>
         <w:gridCol w:w="2880"/>
@@ -48740,7 +48761,7 @@
       <w:pPr>
         <w:pStyle w:val="Ttulo2"/>
       </w:pPr>
-      <w:bookmarkStart w:id="59" w:name="_Toc241670765"/>
+      <w:bookmarkStart w:id="59" w:name="_Toc241692306"/>
       <w:r>
         <w:t>Ce que fait chaque action</w:t>
       </w:r>
@@ -48761,7 +48782,7 @@
           <w:left w:w="10" w:type="dxa"/>
           <w:right w:w="10" w:type="dxa"/>
         </w:tblCellMar>
-        <w:tblLook w:val="0000" w:firstRow="0" w:lastRow="0" w:firstColumn="0" w:lastColumn="0" w:noHBand="0" w:noVBand="0"/>
+        <w:tblLook w:val="04A0" w:firstRow="1" w:lastRow="0" w:firstColumn="1" w:lastColumn="0" w:noHBand="0" w:noVBand="1"/>
       </w:tblPr>
       <w:tblGrid>
         <w:gridCol w:w="3139"/>
@@ -49141,7 +49162,7 @@
       <w:pPr>
         <w:pStyle w:val="Ttulo2"/>
       </w:pPr>
-      <w:bookmarkStart w:id="60" w:name="_Toc241670766"/>
+      <w:bookmarkStart w:id="60" w:name="_Toc241692307"/>
       <w:r>
         <w:t>Faire une migration en toute sécurité</w:t>
       </w:r>
@@ -49383,7 +49404,7 @@
         <w:pStyle w:val="Ttulo1"/>
         <w:pageBreakBefore/>
       </w:pPr>
-      <w:bookmarkStart w:id="61" w:name="_Toc241670767"/>
+      <w:bookmarkStart w:id="61" w:name="_Toc241692308"/>
       <w:r>
         <w:lastRenderedPageBreak/>
         <w:t>Questions fréquentes</w:t>
@@ -49674,7 +49695,7 @@
       <w:pPr>
         <w:pStyle w:val="Ttulo2"/>
       </w:pPr>
-      <w:bookmarkStart w:id="62" w:name="_Toc241670768"/>
+      <w:bookmarkStart w:id="62" w:name="_Toc241692309"/>
       <w:r>
         <w:t>Glossaire</w:t>
       </w:r>
@@ -49695,7 +49716,7 @@
           <w:left w:w="10" w:type="dxa"/>
           <w:right w:w="10" w:type="dxa"/>
         </w:tblCellMar>
-        <w:tblLook w:val="0000" w:firstRow="0" w:lastRow="0" w:firstColumn="0" w:lastColumn="0" w:noHBand="0" w:noVBand="0"/>
+        <w:tblLook w:val="04A0" w:firstRow="1" w:lastRow="0" w:firstColumn="1" w:lastColumn="0" w:noHBand="0" w:noVBand="1"/>
       </w:tblPr>
       <w:tblGrid>
         <w:gridCol w:w="3438"/>
@@ -51008,10 +51029,10 @@
 <file path=word/numbering.xml><?xml version="1.0" encoding="utf-8"?>
 <w:numbering xmlns:wpc="http://schemas.microsoft.com/office/word/2010/wordprocessingCanvas" xmlns:cx="http://schemas.microsoft.com/office/drawing/2014/chartex" xmlns:cx1="http://schemas.microsoft.com/office/drawing/2015/9/8/chartex" xmlns:cx2="http://schemas.microsoft.com/office/drawing/2015/10/21/chartex" xmlns:cx3="http://schemas.microsoft.com/office/drawing/2016/5/9/chartex" xmlns:cx4="http://schemas.microsoft.com/office/drawing/2016/5/10/chartex" xmlns:cx5="http://schemas.microsoft.com/office/drawing/2016/5/11/chartex" xmlns:cx6="http://schemas.microsoft.com/office/drawing/2016/5/12/chartex" xmlns:cx7="http://schemas.microsoft.com/office/drawing/2016/5/13/chartex" xmlns:cx8="http://schemas.microsoft.com/office/drawing/2016/5/14/chartex" xmlns:mc="http://schemas.openxmlformats.org/markup-compatibility/2006" xmlns:aink="http://schemas.microsoft.com/office/drawing/2016/ink" xmlns:am3d="http://schemas.microsoft.com/office/drawing/2017/model3d" xmlns:o="urn:schemas-microsoft-com:office:office" xmlns:oel="http://schemas.microsoft.com/office/2019/extlst" xmlns:r="http://schemas.openxmlformats.org/officeDocument/2006/relationships" xmlns:m="http://schemas.openxmlformats.org/officeDocument/2006/math" xmlns:v="urn:schemas-microsoft-com:vml" xmlns:wp14="http://schemas.microsoft.com/office/word/2010/wordprocessingDrawing" xmlns:wp="http://schemas.openxmlformats.org/drawingml/2006/wordprocessingDrawing" xmlns:w10="urn:schemas-microsoft-com:office:word" xmlns:w="http://schemas.openxmlformats.org/wordprocessingml/2006/main" xmlns:w14="http://schemas.microsoft.com/office/word/2010/wordml" xmlns:w15="http://schemas.microsoft.com/office/word/2012/wordml" xmlns:w16cex="http://schemas.microsoft.com/office/word/2018/wordml/cex" xmlns:w16cid="http://schemas.microsoft.com/office/word/2016/wordml/cid" xmlns:w16="http://schemas.microsoft.com/office/word/2018/wordml" xmlns:w16sdtdh="http://schemas.microsoft.com/office/word/2020/wordml/sdtdatahash" xmlns:w16se="http://schemas.microsoft.com/office/word/2015/wordml/symex" xmlns:wpg="http://schemas.microsoft.com/office/word/2010/wordprocessingGroup" xmlns:wpi="http://schemas.microsoft.com/office/word/2010/wordprocessingInk" xmlns:wne="http://schemas.microsoft.com/office/word/2006/wordml" xmlns:wps="http://schemas.microsoft.com/office/word/2010/wordprocessingShape" mc:Ignorable="w14 w15 w16se w16cid w16 w16cex w16sdtdh wp14">
   <w:abstractNum w:abstractNumId="0" w15:restartNumberingAfterBreak="0">
-    <w:nsid w:val="032B3C71"/>
+    <w:nsid w:val="009806A2"/>
     <w:multiLevelType w:val="hybridMultilevel"/>
-    <w:tmpl w:val="F1CE15D6"/>
-    <w:lvl w:ilvl="0" w:tplc="28628DC4">
+    <w:tmpl w:val="5FA0D0E4"/>
+    <w:lvl w:ilvl="0" w:tplc="60E81D4E">
       <w:start w:val="1"/>
       <w:numFmt w:val="decimal"/>
       <w:lvlText w:val="%1."/>
@@ -51020,7 +51041,7 @@
         <w:ind w:left="360" w:hanging="300"/>
       </w:pPr>
     </w:lvl>
-    <w:lvl w:ilvl="1" w:tplc="112C3488" w:tentative="1">
+    <w:lvl w:ilvl="1" w:tplc="C41E326A" w:tentative="1">
       <w:start w:val="1"/>
       <w:numFmt w:val="lowerLetter"/>
       <w:lvlText w:val="%2."/>
@@ -51029,47 +51050,47 @@
         <w:ind w:left="720" w:hanging="300"/>
       </w:pPr>
     </w:lvl>
-    <w:lvl w:ilvl="2" w:tplc="B7164272">
+    <w:lvl w:ilvl="2" w:tplc="9AAEA13C">
       <w:numFmt w:val="decimal"/>
       <w:lvlText w:val=""/>
       <w:lvlJc w:val="left"/>
     </w:lvl>
-    <w:lvl w:ilvl="3" w:tplc="7480B086">
+    <w:lvl w:ilvl="3" w:tplc="0B065E72">
       <w:numFmt w:val="decimal"/>
       <w:lvlText w:val=""/>
       <w:lvlJc w:val="left"/>
     </w:lvl>
-    <w:lvl w:ilvl="4" w:tplc="A0BA7786">
+    <w:lvl w:ilvl="4" w:tplc="AC9441DE">
       <w:numFmt w:val="decimal"/>
       <w:lvlText w:val=""/>
       <w:lvlJc w:val="left"/>
     </w:lvl>
-    <w:lvl w:ilvl="5" w:tplc="DB96AA76">
+    <w:lvl w:ilvl="5" w:tplc="352EB724">
       <w:numFmt w:val="decimal"/>
       <w:lvlText w:val=""/>
       <w:lvlJc w:val="left"/>
     </w:lvl>
-    <w:lvl w:ilvl="6" w:tplc="E858048C">
+    <w:lvl w:ilvl="6" w:tplc="61AA3240">
       <w:numFmt w:val="decimal"/>
       <w:lvlText w:val=""/>
       <w:lvlJc w:val="left"/>
     </w:lvl>
-    <w:lvl w:ilvl="7" w:tplc="CE48376E">
+    <w:lvl w:ilvl="7" w:tplc="1C904B98">
       <w:numFmt w:val="decimal"/>
       <w:lvlText w:val=""/>
       <w:lvlJc w:val="left"/>
     </w:lvl>
-    <w:lvl w:ilvl="8" w:tplc="0456D50A">
+    <w:lvl w:ilvl="8" w:tplc="650E29F6">
       <w:numFmt w:val="decimal"/>
       <w:lvlText w:val=""/>
       <w:lvlJc w:val="left"/>
     </w:lvl>
   </w:abstractNum>
   <w:abstractNum w:abstractNumId="1" w15:restartNumberingAfterBreak="0">
-    <w:nsid w:val="090C4BEE"/>
+    <w:nsid w:val="0DF51A3A"/>
     <w:multiLevelType w:val="hybridMultilevel"/>
-    <w:tmpl w:val="757811FC"/>
-    <w:lvl w:ilvl="0" w:tplc="3454C120">
+    <w:tmpl w:val="D4FA3552"/>
+    <w:lvl w:ilvl="0" w:tplc="FCB2DDFC">
       <w:start w:val="1"/>
       <w:numFmt w:val="decimal"/>
       <w:lvlText w:val="%1."/>
@@ -51078,7 +51099,7 @@
         <w:ind w:left="360" w:hanging="300"/>
       </w:pPr>
     </w:lvl>
-    <w:lvl w:ilvl="1" w:tplc="6D42D512" w:tentative="1">
+    <w:lvl w:ilvl="1" w:tplc="AB7E9F34" w:tentative="1">
       <w:start w:val="1"/>
       <w:numFmt w:val="lowerLetter"/>
       <w:lvlText w:val="%2."/>
@@ -51087,47 +51108,47 @@
         <w:ind w:left="720" w:hanging="300"/>
       </w:pPr>
     </w:lvl>
-    <w:lvl w:ilvl="2" w:tplc="8E2A4884">
+    <w:lvl w:ilvl="2" w:tplc="09BCAF42">
       <w:numFmt w:val="decimal"/>
       <w:lvlText w:val=""/>
       <w:lvlJc w:val="left"/>
     </w:lvl>
-    <w:lvl w:ilvl="3" w:tplc="3D3C705E">
+    <w:lvl w:ilvl="3" w:tplc="0188FD12">
       <w:numFmt w:val="decimal"/>
       <w:lvlText w:val=""/>
       <w:lvlJc w:val="left"/>
     </w:lvl>
-    <w:lvl w:ilvl="4" w:tplc="67662EFA">
+    <w:lvl w:ilvl="4" w:tplc="5AA295C4">
       <w:numFmt w:val="decimal"/>
       <w:lvlText w:val=""/>
       <w:lvlJc w:val="left"/>
     </w:lvl>
-    <w:lvl w:ilvl="5" w:tplc="B29EE5E4">
+    <w:lvl w:ilvl="5" w:tplc="0DEEC33C">
       <w:numFmt w:val="decimal"/>
       <w:lvlText w:val=""/>
       <w:lvlJc w:val="left"/>
     </w:lvl>
-    <w:lvl w:ilvl="6" w:tplc="04B6162C">
+    <w:lvl w:ilvl="6" w:tplc="80CCA83A">
       <w:numFmt w:val="decimal"/>
       <w:lvlText w:val=""/>
       <w:lvlJc w:val="left"/>
     </w:lvl>
-    <w:lvl w:ilvl="7" w:tplc="13E8E9F8">
+    <w:lvl w:ilvl="7" w:tplc="2F0C244E">
       <w:numFmt w:val="decimal"/>
       <w:lvlText w:val=""/>
       <w:lvlJc w:val="left"/>
     </w:lvl>
-    <w:lvl w:ilvl="8" w:tplc="567A03DA">
+    <w:lvl w:ilvl="8" w:tplc="2D8CA2A8">
       <w:numFmt w:val="decimal"/>
       <w:lvlText w:val=""/>
       <w:lvlJc w:val="left"/>
     </w:lvl>
   </w:abstractNum>
   <w:abstractNum w:abstractNumId="2" w15:restartNumberingAfterBreak="0">
-    <w:nsid w:val="0E272FE5"/>
+    <w:nsid w:val="147742A6"/>
     <w:multiLevelType w:val="hybridMultilevel"/>
-    <w:tmpl w:val="65A87122"/>
-    <w:lvl w:ilvl="0" w:tplc="8D7083BE">
+    <w:tmpl w:val="33023BBE"/>
+    <w:lvl w:ilvl="0" w:tplc="74C2B1FE">
       <w:start w:val="1"/>
       <w:numFmt w:val="decimal"/>
       <w:lvlText w:val="%1."/>
@@ -51136,7 +51157,7 @@
         <w:ind w:left="360" w:hanging="300"/>
       </w:pPr>
     </w:lvl>
-    <w:lvl w:ilvl="1" w:tplc="AE8A97DA" w:tentative="1">
+    <w:lvl w:ilvl="1" w:tplc="F27052BA" w:tentative="1">
       <w:start w:val="1"/>
       <w:numFmt w:val="lowerLetter"/>
       <w:lvlText w:val="%2."/>
@@ -51145,47 +51166,47 @@
         <w:ind w:left="720" w:hanging="300"/>
       </w:pPr>
     </w:lvl>
-    <w:lvl w:ilvl="2" w:tplc="07D4CA02">
+    <w:lvl w:ilvl="2" w:tplc="1E7AA406">
       <w:numFmt w:val="decimal"/>
       <w:lvlText w:val=""/>
       <w:lvlJc w:val="left"/>
     </w:lvl>
-    <w:lvl w:ilvl="3" w:tplc="34727648">
+    <w:lvl w:ilvl="3" w:tplc="F5C2B0EA">
       <w:numFmt w:val="decimal"/>
       <w:lvlText w:val=""/>
       <w:lvlJc w:val="left"/>
     </w:lvl>
-    <w:lvl w:ilvl="4" w:tplc="2D185000">
+    <w:lvl w:ilvl="4" w:tplc="718ED242">
       <w:numFmt w:val="decimal"/>
       <w:lvlText w:val=""/>
       <w:lvlJc w:val="left"/>
     </w:lvl>
-    <w:lvl w:ilvl="5" w:tplc="97D0AE42">
+    <w:lvl w:ilvl="5" w:tplc="CA3E5D18">
       <w:numFmt w:val="decimal"/>
       <w:lvlText w:val=""/>
       <w:lvlJc w:val="left"/>
     </w:lvl>
-    <w:lvl w:ilvl="6" w:tplc="9C98030E">
+    <w:lvl w:ilvl="6" w:tplc="F904BF32">
       <w:numFmt w:val="decimal"/>
       <w:lvlText w:val=""/>
       <w:lvlJc w:val="left"/>
     </w:lvl>
-    <w:lvl w:ilvl="7" w:tplc="6BA4DEFC">
+    <w:lvl w:ilvl="7" w:tplc="9D381A66">
       <w:numFmt w:val="decimal"/>
       <w:lvlText w:val=""/>
       <w:lvlJc w:val="left"/>
     </w:lvl>
-    <w:lvl w:ilvl="8" w:tplc="01300372">
+    <w:lvl w:ilvl="8" w:tplc="1924F020">
       <w:numFmt w:val="decimal"/>
       <w:lvlText w:val=""/>
       <w:lvlJc w:val="left"/>
     </w:lvl>
   </w:abstractNum>
   <w:abstractNum w:abstractNumId="3" w15:restartNumberingAfterBreak="0">
-    <w:nsid w:val="192376F5"/>
+    <w:nsid w:val="17F13AEE"/>
     <w:multiLevelType w:val="hybridMultilevel"/>
-    <w:tmpl w:val="EB305250"/>
-    <w:lvl w:ilvl="0" w:tplc="30F0F6C0">
+    <w:tmpl w:val="02E2ED4E"/>
+    <w:lvl w:ilvl="0" w:tplc="82300038">
       <w:start w:val="1"/>
       <w:numFmt w:val="decimal"/>
       <w:lvlText w:val="%1."/>
@@ -51194,7 +51215,7 @@
         <w:ind w:left="360" w:hanging="300"/>
       </w:pPr>
     </w:lvl>
-    <w:lvl w:ilvl="1" w:tplc="C7801AEA" w:tentative="1">
+    <w:lvl w:ilvl="1" w:tplc="CBF4F20C" w:tentative="1">
       <w:start w:val="1"/>
       <w:numFmt w:val="lowerLetter"/>
       <w:lvlText w:val="%2."/>
@@ -51203,47 +51224,47 @@
         <w:ind w:left="720" w:hanging="300"/>
       </w:pPr>
     </w:lvl>
-    <w:lvl w:ilvl="2" w:tplc="E780C652">
+    <w:lvl w:ilvl="2" w:tplc="59545AEA">
       <w:numFmt w:val="decimal"/>
       <w:lvlText w:val=""/>
       <w:lvlJc w:val="left"/>
     </w:lvl>
-    <w:lvl w:ilvl="3" w:tplc="AFA255B6">
+    <w:lvl w:ilvl="3" w:tplc="5588A550">
       <w:numFmt w:val="decimal"/>
       <w:lvlText w:val=""/>
       <w:lvlJc w:val="left"/>
     </w:lvl>
-    <w:lvl w:ilvl="4" w:tplc="C068DFD4">
+    <w:lvl w:ilvl="4" w:tplc="80A00C44">
       <w:numFmt w:val="decimal"/>
       <w:lvlText w:val=""/>
       <w:lvlJc w:val="left"/>
     </w:lvl>
-    <w:lvl w:ilvl="5" w:tplc="8370C91C">
+    <w:lvl w:ilvl="5" w:tplc="D6F62E2E">
       <w:numFmt w:val="decimal"/>
       <w:lvlText w:val=""/>
       <w:lvlJc w:val="left"/>
     </w:lvl>
-    <w:lvl w:ilvl="6" w:tplc="D4B85116">
+    <w:lvl w:ilvl="6" w:tplc="23FE522E">
       <w:numFmt w:val="decimal"/>
       <w:lvlText w:val=""/>
       <w:lvlJc w:val="left"/>
     </w:lvl>
-    <w:lvl w:ilvl="7" w:tplc="312A92C4">
+    <w:lvl w:ilvl="7" w:tplc="473C2C84">
       <w:numFmt w:val="decimal"/>
       <w:lvlText w:val=""/>
       <w:lvlJc w:val="left"/>
     </w:lvl>
-    <w:lvl w:ilvl="8" w:tplc="FBDCE0A4">
+    <w:lvl w:ilvl="8" w:tplc="203CEA52">
       <w:numFmt w:val="decimal"/>
       <w:lvlText w:val=""/>
       <w:lvlJc w:val="left"/>
     </w:lvl>
   </w:abstractNum>
   <w:abstractNum w:abstractNumId="4" w15:restartNumberingAfterBreak="0">
-    <w:nsid w:val="27BC21C9"/>
+    <w:nsid w:val="19A741FE"/>
     <w:multiLevelType w:val="hybridMultilevel"/>
-    <w:tmpl w:val="CC6E24B8"/>
-    <w:lvl w:ilvl="0" w:tplc="20269A02">
+    <w:tmpl w:val="F36E4918"/>
+    <w:lvl w:ilvl="0" w:tplc="6CF67BB8">
       <w:start w:val="1"/>
       <w:numFmt w:val="decimal"/>
       <w:lvlText w:val="%1."/>
@@ -51252,7 +51273,7 @@
         <w:ind w:left="360" w:hanging="300"/>
       </w:pPr>
     </w:lvl>
-    <w:lvl w:ilvl="1" w:tplc="D06AF8E0" w:tentative="1">
+    <w:lvl w:ilvl="1" w:tplc="BA4208CC" w:tentative="1">
       <w:start w:val="1"/>
       <w:numFmt w:val="lowerLetter"/>
       <w:lvlText w:val="%2."/>
@@ -51261,47 +51282,47 @@
         <w:ind w:left="720" w:hanging="300"/>
       </w:pPr>
     </w:lvl>
-    <w:lvl w:ilvl="2" w:tplc="62F852B8">
+    <w:lvl w:ilvl="2" w:tplc="D8C6CA40">
       <w:numFmt w:val="decimal"/>
       <w:lvlText w:val=""/>
       <w:lvlJc w:val="left"/>
     </w:lvl>
-    <w:lvl w:ilvl="3" w:tplc="D79070C0">
+    <w:lvl w:ilvl="3" w:tplc="B35A0C0E">
       <w:numFmt w:val="decimal"/>
       <w:lvlText w:val=""/>
       <w:lvlJc w:val="left"/>
     </w:lvl>
-    <w:lvl w:ilvl="4" w:tplc="E084AEC0">
+    <w:lvl w:ilvl="4" w:tplc="EC0C2034">
       <w:numFmt w:val="decimal"/>
       <w:lvlText w:val=""/>
       <w:lvlJc w:val="left"/>
     </w:lvl>
-    <w:lvl w:ilvl="5" w:tplc="873EC606">
+    <w:lvl w:ilvl="5" w:tplc="C396C398">
       <w:numFmt w:val="decimal"/>
       <w:lvlText w:val=""/>
       <w:lvlJc w:val="left"/>
     </w:lvl>
-    <w:lvl w:ilvl="6" w:tplc="64100ED8">
+    <w:lvl w:ilvl="6" w:tplc="4BAC8150">
       <w:numFmt w:val="decimal"/>
       <w:lvlText w:val=""/>
       <w:lvlJc w:val="left"/>
     </w:lvl>
-    <w:lvl w:ilvl="7" w:tplc="D3248422">
+    <w:lvl w:ilvl="7" w:tplc="4AC283AE">
       <w:numFmt w:val="decimal"/>
       <w:lvlText w:val=""/>
       <w:lvlJc w:val="left"/>
     </w:lvl>
-    <w:lvl w:ilvl="8" w:tplc="6B88C040">
+    <w:lvl w:ilvl="8" w:tplc="380A4A2C">
       <w:numFmt w:val="decimal"/>
       <w:lvlText w:val=""/>
       <w:lvlJc w:val="left"/>
     </w:lvl>
   </w:abstractNum>
   <w:abstractNum w:abstractNumId="5" w15:restartNumberingAfterBreak="0">
-    <w:nsid w:val="31425C75"/>
+    <w:nsid w:val="27A051F2"/>
     <w:multiLevelType w:val="hybridMultilevel"/>
-    <w:tmpl w:val="75604AC2"/>
-    <w:lvl w:ilvl="0" w:tplc="86A6F854">
+    <w:tmpl w:val="072C70B0"/>
+    <w:lvl w:ilvl="0" w:tplc="937C8982">
       <w:start w:val="1"/>
       <w:numFmt w:val="decimal"/>
       <w:lvlText w:val="%1."/>
@@ -51310,7 +51331,7 @@
         <w:ind w:left="360" w:hanging="300"/>
       </w:pPr>
     </w:lvl>
-    <w:lvl w:ilvl="1" w:tplc="55006D02" w:tentative="1">
+    <w:lvl w:ilvl="1" w:tplc="C196213A" w:tentative="1">
       <w:start w:val="1"/>
       <w:numFmt w:val="lowerLetter"/>
       <w:lvlText w:val="%2."/>
@@ -51319,47 +51340,47 @@
         <w:ind w:left="720" w:hanging="300"/>
       </w:pPr>
     </w:lvl>
-    <w:lvl w:ilvl="2" w:tplc="5E0EA190">
+    <w:lvl w:ilvl="2" w:tplc="38103C78">
       <w:numFmt w:val="decimal"/>
       <w:lvlText w:val=""/>
       <w:lvlJc w:val="left"/>
     </w:lvl>
-    <w:lvl w:ilvl="3" w:tplc="B8BCB9C2">
+    <w:lvl w:ilvl="3" w:tplc="40486A2C">
       <w:numFmt w:val="decimal"/>
       <w:lvlText w:val=""/>
       <w:lvlJc w:val="left"/>
     </w:lvl>
-    <w:lvl w:ilvl="4" w:tplc="CEF2CB46">
+    <w:lvl w:ilvl="4" w:tplc="BA7A4A50">
       <w:numFmt w:val="decimal"/>
       <w:lvlText w:val=""/>
       <w:lvlJc w:val="left"/>
     </w:lvl>
-    <w:lvl w:ilvl="5" w:tplc="D06A066A">
+    <w:lvl w:ilvl="5" w:tplc="54F0EEE0">
       <w:numFmt w:val="decimal"/>
       <w:lvlText w:val=""/>
       <w:lvlJc w:val="left"/>
     </w:lvl>
-    <w:lvl w:ilvl="6" w:tplc="7404454E">
+    <w:lvl w:ilvl="6" w:tplc="C7C20532">
       <w:numFmt w:val="decimal"/>
       <w:lvlText w:val=""/>
       <w:lvlJc w:val="left"/>
     </w:lvl>
-    <w:lvl w:ilvl="7" w:tplc="17347C72">
+    <w:lvl w:ilvl="7" w:tplc="B0A4056A">
       <w:numFmt w:val="decimal"/>
       <w:lvlText w:val=""/>
       <w:lvlJc w:val="left"/>
     </w:lvl>
-    <w:lvl w:ilvl="8" w:tplc="C97E8774">
+    <w:lvl w:ilvl="8" w:tplc="01405A16">
       <w:numFmt w:val="decimal"/>
       <w:lvlText w:val=""/>
       <w:lvlJc w:val="left"/>
     </w:lvl>
   </w:abstractNum>
   <w:abstractNum w:abstractNumId="6" w15:restartNumberingAfterBreak="0">
-    <w:nsid w:val="330C23F0"/>
+    <w:nsid w:val="32551F04"/>
     <w:multiLevelType w:val="hybridMultilevel"/>
-    <w:tmpl w:val="CFBCDC0C"/>
-    <w:lvl w:ilvl="0" w:tplc="44529438">
+    <w:tmpl w:val="2AC6415A"/>
+    <w:lvl w:ilvl="0" w:tplc="A358D29C">
       <w:start w:val="1"/>
       <w:numFmt w:val="decimal"/>
       <w:lvlText w:val="%1."/>
@@ -51368,7 +51389,7 @@
         <w:ind w:left="360" w:hanging="300"/>
       </w:pPr>
     </w:lvl>
-    <w:lvl w:ilvl="1" w:tplc="B54E24FE" w:tentative="1">
+    <w:lvl w:ilvl="1" w:tplc="49743AF0" w:tentative="1">
       <w:start w:val="1"/>
       <w:numFmt w:val="lowerLetter"/>
       <w:lvlText w:val="%2."/>
@@ -51377,47 +51398,47 @@
         <w:ind w:left="720" w:hanging="300"/>
       </w:pPr>
     </w:lvl>
-    <w:lvl w:ilvl="2" w:tplc="713204AE">
+    <w:lvl w:ilvl="2" w:tplc="7F3C9396">
       <w:numFmt w:val="decimal"/>
       <w:lvlText w:val=""/>
       <w:lvlJc w:val="left"/>
     </w:lvl>
-    <w:lvl w:ilvl="3" w:tplc="D750BAA8">
+    <w:lvl w:ilvl="3" w:tplc="75A48B2A">
       <w:numFmt w:val="decimal"/>
       <w:lvlText w:val=""/>
       <w:lvlJc w:val="left"/>
     </w:lvl>
-    <w:lvl w:ilvl="4" w:tplc="7662F56C">
+    <w:lvl w:ilvl="4" w:tplc="30BC0E90">
       <w:numFmt w:val="decimal"/>
       <w:lvlText w:val=""/>
       <w:lvlJc w:val="left"/>
     </w:lvl>
-    <w:lvl w:ilvl="5" w:tplc="E336205A">
+    <w:lvl w:ilvl="5" w:tplc="12000B78">
       <w:numFmt w:val="decimal"/>
       <w:lvlText w:val=""/>
       <w:lvlJc w:val="left"/>
     </w:lvl>
-    <w:lvl w:ilvl="6" w:tplc="9EF228FA">
+    <w:lvl w:ilvl="6" w:tplc="58FAFD82">
       <w:numFmt w:val="decimal"/>
       <w:lvlText w:val=""/>
       <w:lvlJc w:val="left"/>
     </w:lvl>
-    <w:lvl w:ilvl="7" w:tplc="5712DBCE">
+    <w:lvl w:ilvl="7" w:tplc="18001C20">
       <w:numFmt w:val="decimal"/>
       <w:lvlText w:val=""/>
       <w:lvlJc w:val="left"/>
     </w:lvl>
-    <w:lvl w:ilvl="8" w:tplc="2E54BD7E">
+    <w:lvl w:ilvl="8" w:tplc="3E62B0B8">
       <w:numFmt w:val="decimal"/>
       <w:lvlText w:val=""/>
       <w:lvlJc w:val="left"/>
     </w:lvl>
   </w:abstractNum>
   <w:abstractNum w:abstractNumId="7" w15:restartNumberingAfterBreak="0">
-    <w:nsid w:val="4575564E"/>
+    <w:nsid w:val="44EB33F8"/>
     <w:multiLevelType w:val="hybridMultilevel"/>
-    <w:tmpl w:val="7F181E0E"/>
-    <w:lvl w:ilvl="0" w:tplc="4D8ED4FA">
+    <w:tmpl w:val="F1947706"/>
+    <w:lvl w:ilvl="0" w:tplc="A9522FC4">
       <w:start w:val="1"/>
       <w:numFmt w:val="decimal"/>
       <w:lvlText w:val="%1."/>
@@ -51426,7 +51447,7 @@
         <w:ind w:left="360" w:hanging="300"/>
       </w:pPr>
     </w:lvl>
-    <w:lvl w:ilvl="1" w:tplc="2306FA4A" w:tentative="1">
+    <w:lvl w:ilvl="1" w:tplc="E1F643AC" w:tentative="1">
       <w:start w:val="1"/>
       <w:numFmt w:val="lowerLetter"/>
       <w:lvlText w:val="%2."/>
@@ -51435,105 +51456,47 @@
         <w:ind w:left="720" w:hanging="300"/>
       </w:pPr>
     </w:lvl>
-    <w:lvl w:ilvl="2" w:tplc="A14C663E">
+    <w:lvl w:ilvl="2" w:tplc="74404F68">
       <w:numFmt w:val="decimal"/>
       <w:lvlText w:val=""/>
       <w:lvlJc w:val="left"/>
     </w:lvl>
-    <w:lvl w:ilvl="3" w:tplc="E2C402C0">
+    <w:lvl w:ilvl="3" w:tplc="D4148AF8">
       <w:numFmt w:val="decimal"/>
       <w:lvlText w:val=""/>
       <w:lvlJc w:val="left"/>
     </w:lvl>
-    <w:lvl w:ilvl="4" w:tplc="D3DAEE7E">
+    <w:lvl w:ilvl="4" w:tplc="AC4097A6">
       <w:numFmt w:val="decimal"/>
       <w:lvlText w:val=""/>
       <w:lvlJc w:val="left"/>
     </w:lvl>
-    <w:lvl w:ilvl="5" w:tplc="13808796">
+    <w:lvl w:ilvl="5" w:tplc="56927E56">
       <w:numFmt w:val="decimal"/>
       <w:lvlText w:val=""/>
       <w:lvlJc w:val="left"/>
     </w:lvl>
-    <w:lvl w:ilvl="6" w:tplc="F2681100">
+    <w:lvl w:ilvl="6" w:tplc="2DCE9816">
       <w:numFmt w:val="decimal"/>
       <w:lvlText w:val=""/>
       <w:lvlJc w:val="left"/>
     </w:lvl>
-    <w:lvl w:ilvl="7" w:tplc="9182ADC8">
+    <w:lvl w:ilvl="7" w:tplc="2CAE8B8A">
       <w:numFmt w:val="decimal"/>
       <w:lvlText w:val=""/>
       <w:lvlJc w:val="left"/>
     </w:lvl>
-    <w:lvl w:ilvl="8" w:tplc="875A1D52">
+    <w:lvl w:ilvl="8" w:tplc="9202D6C2">
       <w:numFmt w:val="decimal"/>
       <w:lvlText w:val=""/>
       <w:lvlJc w:val="left"/>
     </w:lvl>
   </w:abstractNum>
   <w:abstractNum w:abstractNumId="8" w15:restartNumberingAfterBreak="0">
-    <w:nsid w:val="4B9C72AA"/>
+    <w:nsid w:val="47ED25EE"/>
     <w:multiLevelType w:val="hybridMultilevel"/>
-    <w:tmpl w:val="42CE3B3E"/>
-    <w:lvl w:ilvl="0" w:tplc="08BA44EA">
-      <w:start w:val="1"/>
-      <w:numFmt w:val="bullet"/>
-      <w:lvlText w:val="•"/>
-      <w:lvlJc w:val="left"/>
-      <w:pPr>
-        <w:ind w:left="360" w:hanging="260"/>
-      </w:pPr>
-    </w:lvl>
-    <w:lvl w:ilvl="1" w:tplc="48C2D19A" w:tentative="1">
-      <w:start w:val="1"/>
-      <w:numFmt w:val="bullet"/>
-      <w:lvlText w:val="–"/>
-      <w:lvlJc w:val="left"/>
-      <w:pPr>
-        <w:ind w:left="720" w:hanging="260"/>
-      </w:pPr>
-    </w:lvl>
-    <w:lvl w:ilvl="2" w:tplc="8E54B05E">
-      <w:numFmt w:val="decimal"/>
-      <w:lvlText w:val=""/>
-      <w:lvlJc w:val="left"/>
-    </w:lvl>
-    <w:lvl w:ilvl="3" w:tplc="95F0870C">
-      <w:numFmt w:val="decimal"/>
-      <w:lvlText w:val=""/>
-      <w:lvlJc w:val="left"/>
-    </w:lvl>
-    <w:lvl w:ilvl="4" w:tplc="49AA7A18">
-      <w:numFmt w:val="decimal"/>
-      <w:lvlText w:val=""/>
-      <w:lvlJc w:val="left"/>
-    </w:lvl>
-    <w:lvl w:ilvl="5" w:tplc="79D8B6CE">
-      <w:numFmt w:val="decimal"/>
-      <w:lvlText w:val=""/>
-      <w:lvlJc w:val="left"/>
-    </w:lvl>
-    <w:lvl w:ilvl="6" w:tplc="931AF0C2">
-      <w:numFmt w:val="decimal"/>
-      <w:lvlText w:val=""/>
-      <w:lvlJc w:val="left"/>
-    </w:lvl>
-    <w:lvl w:ilvl="7" w:tplc="C3ECE1E4">
-      <w:numFmt w:val="decimal"/>
-      <w:lvlText w:val=""/>
-      <w:lvlJc w:val="left"/>
-    </w:lvl>
-    <w:lvl w:ilvl="8" w:tplc="827C4AD2">
-      <w:numFmt w:val="decimal"/>
-      <w:lvlText w:val=""/>
-      <w:lvlJc w:val="left"/>
-    </w:lvl>
-  </w:abstractNum>
-  <w:abstractNum w:abstractNumId="9" w15:restartNumberingAfterBreak="0">
-    <w:nsid w:val="5FF15ECE"/>
-    <w:multiLevelType w:val="hybridMultilevel"/>
-    <w:tmpl w:val="8B58147C"/>
-    <w:lvl w:ilvl="0" w:tplc="350202C8">
+    <w:tmpl w:val="C562C2DC"/>
+    <w:lvl w:ilvl="0" w:tplc="1C72B066">
       <w:start w:val="1"/>
       <w:numFmt w:val="decimal"/>
       <w:lvlText w:val="%1."/>
@@ -51542,7 +51505,7 @@
         <w:ind w:left="360" w:hanging="300"/>
       </w:pPr>
     </w:lvl>
-    <w:lvl w:ilvl="1" w:tplc="FDB8473C" w:tentative="1">
+    <w:lvl w:ilvl="1" w:tplc="B630FBE8" w:tentative="1">
       <w:start w:val="1"/>
       <w:numFmt w:val="lowerLetter"/>
       <w:lvlText w:val="%2."/>
@@ -51551,47 +51514,105 @@
         <w:ind w:left="720" w:hanging="300"/>
       </w:pPr>
     </w:lvl>
-    <w:lvl w:ilvl="2" w:tplc="1E480F1A">
+    <w:lvl w:ilvl="2" w:tplc="8F14769E">
       <w:numFmt w:val="decimal"/>
       <w:lvlText w:val=""/>
       <w:lvlJc w:val="left"/>
     </w:lvl>
-    <w:lvl w:ilvl="3" w:tplc="D158D7E8">
+    <w:lvl w:ilvl="3" w:tplc="3078CBB0">
       <w:numFmt w:val="decimal"/>
       <w:lvlText w:val=""/>
       <w:lvlJc w:val="left"/>
     </w:lvl>
-    <w:lvl w:ilvl="4" w:tplc="9140A89C">
+    <w:lvl w:ilvl="4" w:tplc="B55E57BE">
       <w:numFmt w:val="decimal"/>
       <w:lvlText w:val=""/>
       <w:lvlJc w:val="left"/>
     </w:lvl>
-    <w:lvl w:ilvl="5" w:tplc="E51A928C">
+    <w:lvl w:ilvl="5" w:tplc="86B6946E">
       <w:numFmt w:val="decimal"/>
       <w:lvlText w:val=""/>
       <w:lvlJc w:val="left"/>
     </w:lvl>
-    <w:lvl w:ilvl="6" w:tplc="74C05156">
+    <w:lvl w:ilvl="6" w:tplc="D652C74A">
       <w:numFmt w:val="decimal"/>
       <w:lvlText w:val=""/>
       <w:lvlJc w:val="left"/>
     </w:lvl>
-    <w:lvl w:ilvl="7" w:tplc="D7D49890">
+    <w:lvl w:ilvl="7" w:tplc="040ECB0A">
       <w:numFmt w:val="decimal"/>
       <w:lvlText w:val=""/>
       <w:lvlJc w:val="left"/>
     </w:lvl>
-    <w:lvl w:ilvl="8" w:tplc="52C0119A">
+    <w:lvl w:ilvl="8" w:tplc="D416D050">
+      <w:numFmt w:val="decimal"/>
+      <w:lvlText w:val=""/>
+      <w:lvlJc w:val="left"/>
+    </w:lvl>
+  </w:abstractNum>
+  <w:abstractNum w:abstractNumId="9" w15:restartNumberingAfterBreak="0">
+    <w:nsid w:val="4D197307"/>
+    <w:multiLevelType w:val="hybridMultilevel"/>
+    <w:tmpl w:val="360A95E2"/>
+    <w:lvl w:ilvl="0" w:tplc="82580990">
+      <w:start w:val="1"/>
+      <w:numFmt w:val="decimal"/>
+      <w:lvlText w:val="%1."/>
+      <w:lvlJc w:val="left"/>
+      <w:pPr>
+        <w:ind w:left="360" w:hanging="300"/>
+      </w:pPr>
+    </w:lvl>
+    <w:lvl w:ilvl="1" w:tplc="53741CA4" w:tentative="1">
+      <w:start w:val="1"/>
+      <w:numFmt w:val="lowerLetter"/>
+      <w:lvlText w:val="%2."/>
+      <w:lvlJc w:val="left"/>
+      <w:pPr>
+        <w:ind w:left="720" w:hanging="300"/>
+      </w:pPr>
+    </w:lvl>
+    <w:lvl w:ilvl="2" w:tplc="2AE2ADCE">
+      <w:numFmt w:val="decimal"/>
+      <w:lvlText w:val=""/>
+      <w:lvlJc w:val="left"/>
+    </w:lvl>
+    <w:lvl w:ilvl="3" w:tplc="4CFE1366">
+      <w:numFmt w:val="decimal"/>
+      <w:lvlText w:val=""/>
+      <w:lvlJc w:val="left"/>
+    </w:lvl>
+    <w:lvl w:ilvl="4" w:tplc="9BDA92D2">
+      <w:numFmt w:val="decimal"/>
+      <w:lvlText w:val=""/>
+      <w:lvlJc w:val="left"/>
+    </w:lvl>
+    <w:lvl w:ilvl="5" w:tplc="F25C38AE">
+      <w:numFmt w:val="decimal"/>
+      <w:lvlText w:val=""/>
+      <w:lvlJc w:val="left"/>
+    </w:lvl>
+    <w:lvl w:ilvl="6" w:tplc="E05CCBB6">
+      <w:numFmt w:val="decimal"/>
+      <w:lvlText w:val=""/>
+      <w:lvlJc w:val="left"/>
+    </w:lvl>
+    <w:lvl w:ilvl="7" w:tplc="8006CAE0">
+      <w:numFmt w:val="decimal"/>
+      <w:lvlText w:val=""/>
+      <w:lvlJc w:val="left"/>
+    </w:lvl>
+    <w:lvl w:ilvl="8" w:tplc="ADB80F68">
       <w:numFmt w:val="decimal"/>
       <w:lvlText w:val=""/>
       <w:lvlJc w:val="left"/>
     </w:lvl>
   </w:abstractNum>
   <w:abstractNum w:abstractNumId="10" w15:restartNumberingAfterBreak="0">
-    <w:nsid w:val="68792C2C"/>
+    <w:nsid w:val="4D353FD8"/>
     <w:multiLevelType w:val="hybridMultilevel"/>
-    <w:tmpl w:val="AF1AEEAC"/>
-    <w:lvl w:ilvl="0" w:tplc="CA908F50" w:tentative="1">
+    <w:tmpl w:val="EC0C2DAA"/>
+    <w:lvl w:ilvl="0" w:tplc="2C5E6E60" w:tentative="1">
       <w:start w:val="1"/>
       <w:numFmt w:val="bullet"/>
       <w:lvlText w:val="●"/>
@@ -51600,7 +51621,7 @@
         <w:ind w:left="720" w:hanging="360"/>
       </w:pPr>
     </w:lvl>
-    <w:lvl w:ilvl="1" w:tplc="5C409AE2" w:tentative="1">
+    <w:lvl w:ilvl="1" w:tplc="E3DAC92A" w:tentative="1">
       <w:start w:val="1"/>
       <w:numFmt w:val="bullet"/>
       <w:lvlText w:val="○"/>
@@ -51609,7 +51630,7 @@
         <w:ind w:left="1440" w:hanging="360"/>
       </w:pPr>
     </w:lvl>
-    <w:lvl w:ilvl="2" w:tplc="646C12EC" w:tentative="1">
+    <w:lvl w:ilvl="2" w:tplc="01EC2AAC" w:tentative="1">
       <w:start w:val="1"/>
       <w:numFmt w:val="bullet"/>
       <w:lvlText w:val="■"/>
@@ -51618,7 +51639,7 @@
         <w:ind w:left="2160" w:hanging="360"/>
       </w:pPr>
     </w:lvl>
-    <w:lvl w:ilvl="3" w:tplc="54FE215A" w:tentative="1">
+    <w:lvl w:ilvl="3" w:tplc="62A03462" w:tentative="1">
       <w:start w:val="1"/>
       <w:numFmt w:val="bullet"/>
       <w:lvlText w:val="●"/>
@@ -51627,7 +51648,7 @@
         <w:ind w:left="2880" w:hanging="360"/>
       </w:pPr>
     </w:lvl>
-    <w:lvl w:ilvl="4" w:tplc="D67AC1A8" w:tentative="1">
+    <w:lvl w:ilvl="4" w:tplc="F050B81E" w:tentative="1">
       <w:start w:val="1"/>
       <w:numFmt w:val="bullet"/>
       <w:lvlText w:val="○"/>
@@ -51636,7 +51657,7 @@
         <w:ind w:left="3600" w:hanging="360"/>
       </w:pPr>
     </w:lvl>
-    <w:lvl w:ilvl="5" w:tplc="E6C2444E" w:tentative="1">
+    <w:lvl w:ilvl="5" w:tplc="D1B0D238" w:tentative="1">
       <w:start w:val="1"/>
       <w:numFmt w:val="bullet"/>
       <w:lvlText w:val="■"/>
@@ -51645,7 +51666,7 @@
         <w:ind w:left="4320" w:hanging="360"/>
       </w:pPr>
     </w:lvl>
-    <w:lvl w:ilvl="6" w:tplc="F8069658" w:tentative="1">
+    <w:lvl w:ilvl="6" w:tplc="618CCADC" w:tentative="1">
       <w:start w:val="1"/>
       <w:numFmt w:val="bullet"/>
       <w:lvlText w:val="●"/>
@@ -51654,7 +51675,7 @@
         <w:ind w:left="5040" w:hanging="360"/>
       </w:pPr>
     </w:lvl>
-    <w:lvl w:ilvl="7" w:tplc="40D0EB38" w:tentative="1">
+    <w:lvl w:ilvl="7" w:tplc="0F6010CA" w:tentative="1">
       <w:start w:val="1"/>
       <w:numFmt w:val="bullet"/>
       <w:lvlText w:val="●"/>
@@ -51663,7 +51684,7 @@
         <w:ind w:left="5760" w:hanging="360"/>
       </w:pPr>
     </w:lvl>
-    <w:lvl w:ilvl="8" w:tplc="79623028" w:tentative="1">
+    <w:lvl w:ilvl="8" w:tplc="62E09AE6" w:tentative="1">
       <w:start w:val="1"/>
       <w:numFmt w:val="bullet"/>
       <w:lvlText w:val="●"/>
@@ -51674,10 +51695,10 @@
     </w:lvl>
   </w:abstractNum>
   <w:abstractNum w:abstractNumId="11" w15:restartNumberingAfterBreak="0">
-    <w:nsid w:val="688C1201"/>
+    <w:nsid w:val="507D10B8"/>
     <w:multiLevelType w:val="hybridMultilevel"/>
-    <w:tmpl w:val="E368AAF0"/>
-    <w:lvl w:ilvl="0" w:tplc="676CF706">
+    <w:tmpl w:val="2CA86E2E"/>
+    <w:lvl w:ilvl="0" w:tplc="746E3E00">
       <w:start w:val="1"/>
       <w:numFmt w:val="decimal"/>
       <w:lvlText w:val="%1."/>
@@ -51686,7 +51707,7 @@
         <w:ind w:left="360" w:hanging="300"/>
       </w:pPr>
     </w:lvl>
-    <w:lvl w:ilvl="1" w:tplc="2CA28774" w:tentative="1">
+    <w:lvl w:ilvl="1" w:tplc="078CD0FA" w:tentative="1">
       <w:start w:val="1"/>
       <w:numFmt w:val="lowerLetter"/>
       <w:lvlText w:val="%2."/>
@@ -51695,47 +51716,47 @@
         <w:ind w:left="720" w:hanging="300"/>
       </w:pPr>
     </w:lvl>
-    <w:lvl w:ilvl="2" w:tplc="CC848C20">
+    <w:lvl w:ilvl="2" w:tplc="7C763E26">
       <w:numFmt w:val="decimal"/>
       <w:lvlText w:val=""/>
       <w:lvlJc w:val="left"/>
     </w:lvl>
-    <w:lvl w:ilvl="3" w:tplc="4FEA3672">
+    <w:lvl w:ilvl="3" w:tplc="A60A3CAE">
       <w:numFmt w:val="decimal"/>
       <w:lvlText w:val=""/>
       <w:lvlJc w:val="left"/>
     </w:lvl>
-    <w:lvl w:ilvl="4" w:tplc="21C00AF4">
+    <w:lvl w:ilvl="4" w:tplc="6FDE1DFC">
       <w:numFmt w:val="decimal"/>
       <w:lvlText w:val=""/>
       <w:lvlJc w:val="left"/>
     </w:lvl>
-    <w:lvl w:ilvl="5" w:tplc="AB324552">
+    <w:lvl w:ilvl="5" w:tplc="B622DE32">
       <w:numFmt w:val="decimal"/>
       <w:lvlText w:val=""/>
       <w:lvlJc w:val="left"/>
     </w:lvl>
-    <w:lvl w:ilvl="6" w:tplc="D28CF42E">
+    <w:lvl w:ilvl="6" w:tplc="C35C351A">
       <w:numFmt w:val="decimal"/>
       <w:lvlText w:val=""/>
       <w:lvlJc w:val="left"/>
     </w:lvl>
-    <w:lvl w:ilvl="7" w:tplc="319A3C6E">
+    <w:lvl w:ilvl="7" w:tplc="97B69AEC">
       <w:numFmt w:val="decimal"/>
       <w:lvlText w:val=""/>
       <w:lvlJc w:val="left"/>
     </w:lvl>
-    <w:lvl w:ilvl="8" w:tplc="98C896A4">
+    <w:lvl w:ilvl="8" w:tplc="E5E63CBE">
       <w:numFmt w:val="decimal"/>
       <w:lvlText w:val=""/>
       <w:lvlJc w:val="left"/>
     </w:lvl>
   </w:abstractNum>
   <w:abstractNum w:abstractNumId="12" w15:restartNumberingAfterBreak="0">
-    <w:nsid w:val="6BB1409A"/>
+    <w:nsid w:val="53C443FF"/>
     <w:multiLevelType w:val="hybridMultilevel"/>
-    <w:tmpl w:val="1F90579A"/>
-    <w:lvl w:ilvl="0" w:tplc="3E70B89A">
+    <w:tmpl w:val="C46AC16A"/>
+    <w:lvl w:ilvl="0" w:tplc="75386DFC">
       <w:start w:val="1"/>
       <w:numFmt w:val="decimal"/>
       <w:lvlText w:val="%1."/>
@@ -51744,7 +51765,7 @@
         <w:ind w:left="360" w:hanging="300"/>
       </w:pPr>
     </w:lvl>
-    <w:lvl w:ilvl="1" w:tplc="63EE33FE" w:tentative="1">
+    <w:lvl w:ilvl="1" w:tplc="BEEC0B18" w:tentative="1">
       <w:start w:val="1"/>
       <w:numFmt w:val="lowerLetter"/>
       <w:lvlText w:val="%2."/>
@@ -51753,47 +51774,47 @@
         <w:ind w:left="720" w:hanging="300"/>
       </w:pPr>
     </w:lvl>
-    <w:lvl w:ilvl="2" w:tplc="DDDE3FBC">
+    <w:lvl w:ilvl="2" w:tplc="F2380DC2">
       <w:numFmt w:val="decimal"/>
       <w:lvlText w:val=""/>
       <w:lvlJc w:val="left"/>
     </w:lvl>
-    <w:lvl w:ilvl="3" w:tplc="91EEC4D6">
+    <w:lvl w:ilvl="3" w:tplc="26EC6F98">
       <w:numFmt w:val="decimal"/>
       <w:lvlText w:val=""/>
       <w:lvlJc w:val="left"/>
     </w:lvl>
-    <w:lvl w:ilvl="4" w:tplc="CA0842D8">
+    <w:lvl w:ilvl="4" w:tplc="A08A4D88">
       <w:numFmt w:val="decimal"/>
       <w:lvlText w:val=""/>
       <w:lvlJc w:val="left"/>
     </w:lvl>
-    <w:lvl w:ilvl="5" w:tplc="ADB68E60">
+    <w:lvl w:ilvl="5" w:tplc="EC1A554E">
       <w:numFmt w:val="decimal"/>
       <w:lvlText w:val=""/>
       <w:lvlJc w:val="left"/>
     </w:lvl>
-    <w:lvl w:ilvl="6" w:tplc="A2CAB570">
+    <w:lvl w:ilvl="6" w:tplc="FE4405AC">
       <w:numFmt w:val="decimal"/>
       <w:lvlText w:val=""/>
       <w:lvlJc w:val="left"/>
     </w:lvl>
-    <w:lvl w:ilvl="7" w:tplc="10527662">
+    <w:lvl w:ilvl="7" w:tplc="F9F8253A">
       <w:numFmt w:val="decimal"/>
       <w:lvlText w:val=""/>
       <w:lvlJc w:val="left"/>
     </w:lvl>
-    <w:lvl w:ilvl="8" w:tplc="F86AA94A">
+    <w:lvl w:ilvl="8" w:tplc="9FC014E8">
       <w:numFmt w:val="decimal"/>
       <w:lvlText w:val=""/>
       <w:lvlJc w:val="left"/>
     </w:lvl>
   </w:abstractNum>
   <w:abstractNum w:abstractNumId="13" w15:restartNumberingAfterBreak="0">
-    <w:nsid w:val="78EF35EB"/>
+    <w:nsid w:val="781876B0"/>
     <w:multiLevelType w:val="hybridMultilevel"/>
-    <w:tmpl w:val="5C080062"/>
-    <w:lvl w:ilvl="0" w:tplc="EA6006E4">
+    <w:tmpl w:val="43C68B54"/>
+    <w:lvl w:ilvl="0" w:tplc="9758B608">
       <w:start w:val="1"/>
       <w:numFmt w:val="decimal"/>
       <w:lvlText w:val="%1."/>
@@ -51802,7 +51823,7 @@
         <w:ind w:left="360" w:hanging="300"/>
       </w:pPr>
     </w:lvl>
-    <w:lvl w:ilvl="1" w:tplc="CB88CA26" w:tentative="1">
+    <w:lvl w:ilvl="1" w:tplc="C32875CA" w:tentative="1">
       <w:start w:val="1"/>
       <w:numFmt w:val="lowerLetter"/>
       <w:lvlText w:val="%2."/>
@@ -51811,186 +51832,186 @@
         <w:ind w:left="720" w:hanging="300"/>
       </w:pPr>
     </w:lvl>
-    <w:lvl w:ilvl="2" w:tplc="93FEF188">
+    <w:lvl w:ilvl="2" w:tplc="68CA9808">
       <w:numFmt w:val="decimal"/>
       <w:lvlText w:val=""/>
       <w:lvlJc w:val="left"/>
     </w:lvl>
-    <w:lvl w:ilvl="3" w:tplc="A8263846">
+    <w:lvl w:ilvl="3" w:tplc="D004C5E4">
       <w:numFmt w:val="decimal"/>
       <w:lvlText w:val=""/>
       <w:lvlJc w:val="left"/>
     </w:lvl>
-    <w:lvl w:ilvl="4" w:tplc="557E2368">
+    <w:lvl w:ilvl="4" w:tplc="47FE66D8">
       <w:numFmt w:val="decimal"/>
       <w:lvlText w:val=""/>
       <w:lvlJc w:val="left"/>
     </w:lvl>
-    <w:lvl w:ilvl="5" w:tplc="BEFA0E68">
+    <w:lvl w:ilvl="5" w:tplc="EF565F32">
       <w:numFmt w:val="decimal"/>
       <w:lvlText w:val=""/>
       <w:lvlJc w:val="left"/>
     </w:lvl>
-    <w:lvl w:ilvl="6" w:tplc="E78C6ED4">
+    <w:lvl w:ilvl="6" w:tplc="85D6D17E">
       <w:numFmt w:val="decimal"/>
       <w:lvlText w:val=""/>
       <w:lvlJc w:val="left"/>
     </w:lvl>
-    <w:lvl w:ilvl="7" w:tplc="3FE826E8">
+    <w:lvl w:ilvl="7" w:tplc="650ABD9C">
       <w:numFmt w:val="decimal"/>
       <w:lvlText w:val=""/>
       <w:lvlJc w:val="left"/>
     </w:lvl>
-    <w:lvl w:ilvl="8" w:tplc="F246F9DA">
+    <w:lvl w:ilvl="8" w:tplc="A9CEB622">
       <w:numFmt w:val="decimal"/>
       <w:lvlText w:val=""/>
       <w:lvlJc w:val="left"/>
     </w:lvl>
   </w:abstractNum>
   <w:abstractNum w:abstractNumId="14" w15:restartNumberingAfterBreak="0">
-    <w:nsid w:val="7C1D2789"/>
+    <w:nsid w:val="79AA4EB0"/>
     <w:multiLevelType w:val="hybridMultilevel"/>
-    <w:tmpl w:val="C194FDF8"/>
-    <w:lvl w:ilvl="0" w:tplc="D84A1DA8">
+    <w:tmpl w:val="1520D654"/>
+    <w:lvl w:ilvl="0" w:tplc="D7DEF98C">
       <w:start w:val="1"/>
-      <w:numFmt w:val="decimal"/>
-      <w:lvlText w:val="%1."/>
+      <w:numFmt w:val="bullet"/>
+      <w:lvlText w:val="•"/>
       <w:lvlJc w:val="left"/>
       <w:pPr>
-        <w:ind w:left="360" w:hanging="300"/>
+        <w:ind w:left="360" w:hanging="260"/>
       </w:pPr>
     </w:lvl>
-    <w:lvl w:ilvl="1" w:tplc="156C2410" w:tentative="1">
+    <w:lvl w:ilvl="1" w:tplc="173A64C4" w:tentative="1">
       <w:start w:val="1"/>
-      <w:numFmt w:val="lowerLetter"/>
-      <w:lvlText w:val="%2."/>
+      <w:numFmt w:val="bullet"/>
+      <w:lvlText w:val="–"/>
       <w:lvlJc w:val="left"/>
       <w:pPr>
-        <w:ind w:left="720" w:hanging="300"/>
+        <w:ind w:left="720" w:hanging="260"/>
       </w:pPr>
     </w:lvl>
-    <w:lvl w:ilvl="2" w:tplc="C79A0B66">
+    <w:lvl w:ilvl="2" w:tplc="3E103502">
       <w:numFmt w:val="decimal"/>
       <w:lvlText w:val=""/>
       <w:lvlJc w:val="left"/>
     </w:lvl>
-    <w:lvl w:ilvl="3" w:tplc="B65C604C">
+    <w:lvl w:ilvl="3" w:tplc="FC38740E">
       <w:numFmt w:val="decimal"/>
       <w:lvlText w:val=""/>
       <w:lvlJc w:val="left"/>
     </w:lvl>
-    <w:lvl w:ilvl="4" w:tplc="CA4A02DA">
+    <w:lvl w:ilvl="4" w:tplc="D3ACFC32">
       <w:numFmt w:val="decimal"/>
       <w:lvlText w:val=""/>
       <w:lvlJc w:val="left"/>
     </w:lvl>
-    <w:lvl w:ilvl="5" w:tplc="B31CED44">
+    <w:lvl w:ilvl="5" w:tplc="CC72BB8E">
       <w:numFmt w:val="decimal"/>
       <w:lvlText w:val=""/>
       <w:lvlJc w:val="left"/>
     </w:lvl>
-    <w:lvl w:ilvl="6" w:tplc="DB76DB16">
+    <w:lvl w:ilvl="6" w:tplc="C7DE3B20">
       <w:numFmt w:val="decimal"/>
       <w:lvlText w:val=""/>
       <w:lvlJc w:val="left"/>
     </w:lvl>
-    <w:lvl w:ilvl="7" w:tplc="9A7E5F08">
+    <w:lvl w:ilvl="7" w:tplc="BDE8DEAE">
       <w:numFmt w:val="decimal"/>
       <w:lvlText w:val=""/>
       <w:lvlJc w:val="left"/>
     </w:lvl>
-    <w:lvl w:ilvl="8" w:tplc="41C44BFC">
+    <w:lvl w:ilvl="8" w:tplc="3F9220BA">
       <w:numFmt w:val="decimal"/>
       <w:lvlText w:val=""/>
       <w:lvlJc w:val="left"/>
     </w:lvl>
   </w:abstractNum>
-  <w:num w:numId="1" w16cid:durableId="1003701009">
+  <w:num w:numId="1" w16cid:durableId="1528524967">
     <w:abstractNumId w:val="10"/>
     <w:lvlOverride w:ilvl="0">
       <w:startOverride w:val="1"/>
     </w:lvlOverride>
   </w:num>
-  <w:num w:numId="2" w16cid:durableId="783622510">
+  <w:num w:numId="2" w16cid:durableId="1209877524">
+    <w:abstractNumId w:val="14"/>
+    <w:lvlOverride w:ilvl="0">
+      <w:startOverride w:val="1"/>
+    </w:lvlOverride>
+  </w:num>
+  <w:num w:numId="3" w16cid:durableId="1224176280">
+    <w:abstractNumId w:val="9"/>
+    <w:lvlOverride w:ilvl="0">
+      <w:startOverride w:val="1"/>
+    </w:lvlOverride>
+  </w:num>
+  <w:num w:numId="4" w16cid:durableId="843011641">
+    <w:abstractNumId w:val="4"/>
+    <w:lvlOverride w:ilvl="0">
+      <w:startOverride w:val="1"/>
+    </w:lvlOverride>
+  </w:num>
+  <w:num w:numId="5" w16cid:durableId="1458336691">
+    <w:abstractNumId w:val="7"/>
+    <w:lvlOverride w:ilvl="0">
+      <w:startOverride w:val="1"/>
+    </w:lvlOverride>
+  </w:num>
+  <w:num w:numId="6" w16cid:durableId="2084990886">
+    <w:abstractNumId w:val="11"/>
+    <w:lvlOverride w:ilvl="0">
+      <w:startOverride w:val="1"/>
+    </w:lvlOverride>
+  </w:num>
+  <w:num w:numId="7" w16cid:durableId="863640725">
+    <w:abstractNumId w:val="6"/>
+    <w:lvlOverride w:ilvl="0">
+      <w:startOverride w:val="1"/>
+    </w:lvlOverride>
+  </w:num>
+  <w:num w:numId="8" w16cid:durableId="1325625187">
+    <w:abstractNumId w:val="5"/>
+    <w:lvlOverride w:ilvl="0">
+      <w:startOverride w:val="1"/>
+    </w:lvlOverride>
+  </w:num>
+  <w:num w:numId="9" w16cid:durableId="701441271">
     <w:abstractNumId w:val="8"/>
     <w:lvlOverride w:ilvl="0">
       <w:startOverride w:val="1"/>
     </w:lvlOverride>
   </w:num>
-  <w:num w:numId="3" w16cid:durableId="1440947362">
+  <w:num w:numId="10" w16cid:durableId="1370648271">
+    <w:abstractNumId w:val="3"/>
+    <w:lvlOverride w:ilvl="0">
+      <w:startOverride w:val="1"/>
+    </w:lvlOverride>
+  </w:num>
+  <w:num w:numId="11" w16cid:durableId="8682128">
+    <w:abstractNumId w:val="12"/>
+    <w:lvlOverride w:ilvl="0">
+      <w:startOverride w:val="1"/>
+    </w:lvlOverride>
+  </w:num>
+  <w:num w:numId="12" w16cid:durableId="572354303">
     <w:abstractNumId w:val="2"/>
     <w:lvlOverride w:ilvl="0">
       <w:startOverride w:val="1"/>
     </w:lvlOverride>
   </w:num>
-  <w:num w:numId="4" w16cid:durableId="1427076942">
-    <w:abstractNumId w:val="14"/>
+  <w:num w:numId="13" w16cid:durableId="1549026511">
+    <w:abstractNumId w:val="13"/>
     <w:lvlOverride w:ilvl="0">
       <w:startOverride w:val="1"/>
     </w:lvlOverride>
   </w:num>
-  <w:num w:numId="5" w16cid:durableId="2111195278">
-    <w:abstractNumId w:val="12"/>
-    <w:lvlOverride w:ilvl="0">
-      <w:startOverride w:val="1"/>
-    </w:lvlOverride>
-  </w:num>
-  <w:num w:numId="6" w16cid:durableId="257452169">
-    <w:abstractNumId w:val="4"/>
-    <w:lvlOverride w:ilvl="0">
-      <w:startOverride w:val="1"/>
-    </w:lvlOverride>
-  </w:num>
-  <w:num w:numId="7" w16cid:durableId="1971862573">
-    <w:abstractNumId w:val="9"/>
-    <w:lvlOverride w:ilvl="0">
-      <w:startOverride w:val="1"/>
-    </w:lvlOverride>
-  </w:num>
-  <w:num w:numId="8" w16cid:durableId="1115366505">
-    <w:abstractNumId w:val="7"/>
-    <w:lvlOverride w:ilvl="0">
-      <w:startOverride w:val="1"/>
-    </w:lvlOverride>
-  </w:num>
-  <w:num w:numId="9" w16cid:durableId="1167786473">
-    <w:abstractNumId w:val="0"/>
-    <w:lvlOverride w:ilvl="0">
-      <w:startOverride w:val="1"/>
-    </w:lvlOverride>
-  </w:num>
-  <w:num w:numId="10" w16cid:durableId="1431664629">
-    <w:abstractNumId w:val="6"/>
-    <w:lvlOverride w:ilvl="0">
-      <w:startOverride w:val="1"/>
-    </w:lvlOverride>
-  </w:num>
-  <w:num w:numId="11" w16cid:durableId="1904483077">
-    <w:abstractNumId w:val="11"/>
-    <w:lvlOverride w:ilvl="0">
-      <w:startOverride w:val="1"/>
-    </w:lvlOverride>
-  </w:num>
-  <w:num w:numId="12" w16cid:durableId="1712420151">
-    <w:abstractNumId w:val="3"/>
-    <w:lvlOverride w:ilvl="0">
-      <w:startOverride w:val="1"/>
-    </w:lvlOverride>
-  </w:num>
-  <w:num w:numId="13" w16cid:durableId="1873886162">
-    <w:abstractNumId w:val="5"/>
-    <w:lvlOverride w:ilvl="0">
-      <w:startOverride w:val="1"/>
-    </w:lvlOverride>
-  </w:num>
-  <w:num w:numId="14" w16cid:durableId="1036587218">
+  <w:num w:numId="14" w16cid:durableId="30887810">
     <w:abstractNumId w:val="1"/>
     <w:lvlOverride w:ilvl="0">
       <w:startOverride w:val="1"/>
     </w:lvlOverride>
   </w:num>
-  <w:num w:numId="15" w16cid:durableId="877357132">
-    <w:abstractNumId w:val="13"/>
+  <w:num w:numId="15" w16cid:durableId="50155277">
+    <w:abstractNumId w:val="0"/>
     <w:lvlOverride w:ilvl="0">
       <w:startOverride w:val="1"/>
     </w:lvlOverride>
@@ -52670,7 +52691,7 @@
     <w:autoRedefine/>
     <w:uiPriority w:val="39"/>
     <w:unhideWhenUsed/>
-    <w:rsid w:val="00216EEE"/>
+    <w:rsid w:val="00F73AE8"/>
     <w:pPr>
       <w:spacing w:after="100"/>
     </w:pPr>
@@ -52682,7 +52703,7 @@
     <w:autoRedefine/>
     <w:uiPriority w:val="39"/>
     <w:unhideWhenUsed/>
-    <w:rsid w:val="00216EEE"/>
+    <w:rsid w:val="00F73AE8"/>
     <w:pPr>
       <w:spacing w:after="100"/>
       <w:ind w:left="210"/>

--- a/discoverer-neo/docs/user-guide/manual/Discoverer-Neo-ADMIN-Guide-Full-fr-FR.docx
+++ b/discoverer-neo/docs/user-guide/manual/Discoverer-Neo-ADMIN-Guide-Full-fr-FR.docx
@@ -54,7 +54,7 @@
           <w:sz w:val="22"/>
           <w:szCs w:val="22"/>
         </w:rPr>
-        <w:t>Version 2.0.1</w:t>
+        <w:t>Version 2.1.0</w:t>
       </w:r>
     </w:p>
     <w:p>
@@ -74,7 +74,7 @@
     <w:sdt>
       <w:sdtPr>
         <w:alias w:val="Sommaire"/>
-        <w:id w:val="1059063448"/>
+        <w:id w:val="-391809430"/>
       </w:sdtPr>
       <w:sdtEndPr/>
       <w:sdtContent>
@@ -102,7 +102,7 @@
           <w:r>
             <w:fldChar w:fldCharType="separate"/>
           </w:r>
-          <w:hyperlink w:anchor="_Toc241692247" w:history="1">
+          <w:hyperlink w:anchor="_Toc241696135" w:history="1">
             <w:r>
               <w:rPr>
                 <w:rStyle w:val="Hiperligao"/>
@@ -126,7 +126,7 @@
               <w:rPr>
                 <w:noProof/>
               </w:rPr>
-              <w:instrText xml:space="preserve"> PAGEREF _Toc241692247 \h </w:instrText>
+              <w:instrText xml:space="preserve"> PAGEREF _Toc241696135 \h </w:instrText>
             </w:r>
             <w:r>
               <w:rPr>
@@ -168,7 +168,7 @@
               <w14:ligatures w14:val="standardContextual"/>
             </w:rPr>
           </w:pPr>
-          <w:hyperlink w:anchor="_Toc241692248" w:history="1">
+          <w:hyperlink w:anchor="_Toc241696136" w:history="1">
             <w:r>
               <w:rPr>
                 <w:rStyle w:val="Hiperligao"/>
@@ -192,7 +192,7 @@
               <w:rPr>
                 <w:noProof/>
               </w:rPr>
-              <w:instrText xml:space="preserve"> PAGEREF _Toc241692248 \h </w:instrText>
+              <w:instrText xml:space="preserve"> PAGEREF _Toc241696136 \h </w:instrText>
             </w:r>
             <w:r>
               <w:rPr>
@@ -234,7 +234,7 @@
               <w14:ligatures w14:val="standardContextual"/>
             </w:rPr>
           </w:pPr>
-          <w:hyperlink w:anchor="_Toc241692249" w:history="1">
+          <w:hyperlink w:anchor="_Toc241696137" w:history="1">
             <w:r>
               <w:rPr>
                 <w:rStyle w:val="Hiperligao"/>
@@ -258,7 +258,7 @@
               <w:rPr>
                 <w:noProof/>
               </w:rPr>
-              <w:instrText xml:space="preserve"> PAGEREF _Toc241692249 \h </w:instrText>
+              <w:instrText xml:space="preserve"> PAGEREF _Toc241696137 \h </w:instrText>
             </w:r>
             <w:r>
               <w:rPr>
@@ -300,7 +300,7 @@
               <w14:ligatures w14:val="standardContextual"/>
             </w:rPr>
           </w:pPr>
-          <w:hyperlink w:anchor="_Toc241692250" w:history="1">
+          <w:hyperlink w:anchor="_Toc241696138" w:history="1">
             <w:r>
               <w:rPr>
                 <w:rStyle w:val="Hiperligao"/>
@@ -324,7 +324,7 @@
               <w:rPr>
                 <w:noProof/>
               </w:rPr>
-              <w:instrText xml:space="preserve"> PAGEREF _Toc241692250 \h </w:instrText>
+              <w:instrText xml:space="preserve"> PAGEREF _Toc241696138 \h </w:instrText>
             </w:r>
             <w:r>
               <w:rPr>
@@ -366,7 +366,7 @@
               <w14:ligatures w14:val="standardContextual"/>
             </w:rPr>
           </w:pPr>
-          <w:hyperlink w:anchor="_Toc241692251" w:history="1">
+          <w:hyperlink w:anchor="_Toc241696139" w:history="1">
             <w:r>
               <w:rPr>
                 <w:rStyle w:val="Hiperligao"/>
@@ -390,7 +390,7 @@
               <w:rPr>
                 <w:noProof/>
               </w:rPr>
-              <w:instrText xml:space="preserve"> PAGEREF _Toc241692251 \h </w:instrText>
+              <w:instrText xml:space="preserve"> PAGEREF _Toc241696139 \h </w:instrText>
             </w:r>
             <w:r>
               <w:rPr>
@@ -432,7 +432,7 @@
               <w14:ligatures w14:val="standardContextual"/>
             </w:rPr>
           </w:pPr>
-          <w:hyperlink w:anchor="_Toc241692252" w:history="1">
+          <w:hyperlink w:anchor="_Toc241696140" w:history="1">
             <w:r>
               <w:rPr>
                 <w:rStyle w:val="Hiperligao"/>
@@ -456,7 +456,7 @@
               <w:rPr>
                 <w:noProof/>
               </w:rPr>
-              <w:instrText xml:space="preserve"> PAGEREF _Toc241692252 \h </w:instrText>
+              <w:instrText xml:space="preserve"> PAGEREF _Toc241696140 \h </w:instrText>
             </w:r>
             <w:r>
               <w:rPr>
@@ -498,7 +498,7 @@
               <w14:ligatures w14:val="standardContextual"/>
             </w:rPr>
           </w:pPr>
-          <w:hyperlink w:anchor="_Toc241692253" w:history="1">
+          <w:hyperlink w:anchor="_Toc241696141" w:history="1">
             <w:r>
               <w:rPr>
                 <w:rStyle w:val="Hiperligao"/>
@@ -522,7 +522,7 @@
               <w:rPr>
                 <w:noProof/>
               </w:rPr>
-              <w:instrText xml:space="preserve"> PAGEREF _Toc241692253 \h </w:instrText>
+              <w:instrText xml:space="preserve"> PAGEREF _Toc241696141 \h </w:instrText>
             </w:r>
             <w:r>
               <w:rPr>
@@ -564,7 +564,7 @@
               <w14:ligatures w14:val="standardContextual"/>
             </w:rPr>
           </w:pPr>
-          <w:hyperlink w:anchor="_Toc241692254" w:history="1">
+          <w:hyperlink w:anchor="_Toc241696142" w:history="1">
             <w:r>
               <w:rPr>
                 <w:rStyle w:val="Hiperligao"/>
@@ -588,7 +588,7 @@
               <w:rPr>
                 <w:noProof/>
               </w:rPr>
-              <w:instrText xml:space="preserve"> PAGEREF _Toc241692254 \h </w:instrText>
+              <w:instrText xml:space="preserve"> PAGEREF _Toc241696142 \h </w:instrText>
             </w:r>
             <w:r>
               <w:rPr>
@@ -630,7 +630,7 @@
               <w14:ligatures w14:val="standardContextual"/>
             </w:rPr>
           </w:pPr>
-          <w:hyperlink w:anchor="_Toc241692255" w:history="1">
+          <w:hyperlink w:anchor="_Toc241696143" w:history="1">
             <w:r>
               <w:rPr>
                 <w:rStyle w:val="Hiperligao"/>
@@ -654,7 +654,7 @@
               <w:rPr>
                 <w:noProof/>
               </w:rPr>
-              <w:instrText xml:space="preserve"> PAGEREF _Toc241692255 \h </w:instrText>
+              <w:instrText xml:space="preserve"> PAGEREF _Toc241696143 \h </w:instrText>
             </w:r>
             <w:r>
               <w:rPr>
@@ -696,7 +696,7 @@
               <w14:ligatures w14:val="standardContextual"/>
             </w:rPr>
           </w:pPr>
-          <w:hyperlink w:anchor="_Toc241692256" w:history="1">
+          <w:hyperlink w:anchor="_Toc241696144" w:history="1">
             <w:r>
               <w:rPr>
                 <w:rStyle w:val="Hiperligao"/>
@@ -720,7 +720,7 @@
               <w:rPr>
                 <w:noProof/>
               </w:rPr>
-              <w:instrText xml:space="preserve"> PAGEREF _Toc241692256 \h </w:instrText>
+              <w:instrText xml:space="preserve"> PAGEREF _Toc241696144 \h </w:instrText>
             </w:r>
             <w:r>
               <w:rPr>
@@ -762,7 +762,7 @@
               <w14:ligatures w14:val="standardContextual"/>
             </w:rPr>
           </w:pPr>
-          <w:hyperlink w:anchor="_Toc241692257" w:history="1">
+          <w:hyperlink w:anchor="_Toc241696145" w:history="1">
             <w:r>
               <w:rPr>
                 <w:rStyle w:val="Hiperligao"/>
@@ -786,7 +786,7 @@
               <w:rPr>
                 <w:noProof/>
               </w:rPr>
-              <w:instrText xml:space="preserve"> PAGEREF _Toc241692257 \h </w:instrText>
+              <w:instrText xml:space="preserve"> PAGEREF _Toc241696145 \h </w:instrText>
             </w:r>
             <w:r>
               <w:rPr>
@@ -828,7 +828,7 @@
               <w14:ligatures w14:val="standardContextual"/>
             </w:rPr>
           </w:pPr>
-          <w:hyperlink w:anchor="_Toc241692258" w:history="1">
+          <w:hyperlink w:anchor="_Toc241696146" w:history="1">
             <w:r>
               <w:rPr>
                 <w:rStyle w:val="Hiperligao"/>
@@ -852,7 +852,7 @@
               <w:rPr>
                 <w:noProof/>
               </w:rPr>
-              <w:instrText xml:space="preserve"> PAGEREF _Toc241692258 \h </w:instrText>
+              <w:instrText xml:space="preserve"> PAGEREF _Toc241696146 \h </w:instrText>
             </w:r>
             <w:r>
               <w:rPr>
@@ -894,7 +894,7 @@
               <w14:ligatures w14:val="standardContextual"/>
             </w:rPr>
           </w:pPr>
-          <w:hyperlink w:anchor="_Toc241692259" w:history="1">
+          <w:hyperlink w:anchor="_Toc241696147" w:history="1">
             <w:r>
               <w:rPr>
                 <w:rStyle w:val="Hiperligao"/>
@@ -918,7 +918,7 @@
               <w:rPr>
                 <w:noProof/>
               </w:rPr>
-              <w:instrText xml:space="preserve"> PAGEREF _Toc241692259 \h </w:instrText>
+              <w:instrText xml:space="preserve"> PAGEREF _Toc241696147 \h </w:instrText>
             </w:r>
             <w:r>
               <w:rPr>
@@ -960,7 +960,7 @@
               <w14:ligatures w14:val="standardContextual"/>
             </w:rPr>
           </w:pPr>
-          <w:hyperlink w:anchor="_Toc241692260" w:history="1">
+          <w:hyperlink w:anchor="_Toc241696148" w:history="1">
             <w:r>
               <w:rPr>
                 <w:rStyle w:val="Hiperligao"/>
@@ -984,7 +984,7 @@
               <w:rPr>
                 <w:noProof/>
               </w:rPr>
-              <w:instrText xml:space="preserve"> PAGEREF _Toc241692260 \h </w:instrText>
+              <w:instrText xml:space="preserve"> PAGEREF _Toc241696148 \h </w:instrText>
             </w:r>
             <w:r>
               <w:rPr>
@@ -1026,7 +1026,7 @@
               <w14:ligatures w14:val="standardContextual"/>
             </w:rPr>
           </w:pPr>
-          <w:hyperlink w:anchor="_Toc241692261" w:history="1">
+          <w:hyperlink w:anchor="_Toc241696149" w:history="1">
             <w:r>
               <w:rPr>
                 <w:rStyle w:val="Hiperligao"/>
@@ -1050,7 +1050,7 @@
               <w:rPr>
                 <w:noProof/>
               </w:rPr>
-              <w:instrText xml:space="preserve"> PAGEREF _Toc241692261 \h </w:instrText>
+              <w:instrText xml:space="preserve"> PAGEREF _Toc241696149 \h </w:instrText>
             </w:r>
             <w:r>
               <w:rPr>
@@ -1092,7 +1092,7 @@
               <w14:ligatures w14:val="standardContextual"/>
             </w:rPr>
           </w:pPr>
-          <w:hyperlink w:anchor="_Toc241692262" w:history="1">
+          <w:hyperlink w:anchor="_Toc241696150" w:history="1">
             <w:r>
               <w:rPr>
                 <w:rStyle w:val="Hiperligao"/>
@@ -1116,7 +1116,7 @@
               <w:rPr>
                 <w:noProof/>
               </w:rPr>
-              <w:instrText xml:space="preserve"> PAGEREF _Toc241692262 \h </w:instrText>
+              <w:instrText xml:space="preserve"> PAGEREF _Toc241696150 \h </w:instrText>
             </w:r>
             <w:r>
               <w:rPr>
@@ -1158,7 +1158,7 @@
               <w14:ligatures w14:val="standardContextual"/>
             </w:rPr>
           </w:pPr>
-          <w:hyperlink w:anchor="_Toc241692263" w:history="1">
+          <w:hyperlink w:anchor="_Toc241696151" w:history="1">
             <w:r>
               <w:rPr>
                 <w:rStyle w:val="Hiperligao"/>
@@ -1182,7 +1182,7 @@
               <w:rPr>
                 <w:noProof/>
               </w:rPr>
-              <w:instrText xml:space="preserve"> PAGEREF _Toc241692263 \h </w:instrText>
+              <w:instrText xml:space="preserve"> PAGEREF _Toc241696151 \h </w:instrText>
             </w:r>
             <w:r>
               <w:rPr>
@@ -1224,7 +1224,7 @@
               <w14:ligatures w14:val="standardContextual"/>
             </w:rPr>
           </w:pPr>
-          <w:hyperlink w:anchor="_Toc241692264" w:history="1">
+          <w:hyperlink w:anchor="_Toc241696152" w:history="1">
             <w:r>
               <w:rPr>
                 <w:rStyle w:val="Hiperligao"/>
@@ -1248,7 +1248,7 @@
               <w:rPr>
                 <w:noProof/>
               </w:rPr>
-              <w:instrText xml:space="preserve"> PAGEREF _Toc241692264 \h </w:instrText>
+              <w:instrText xml:space="preserve"> PAGEREF _Toc241696152 \h </w:instrText>
             </w:r>
             <w:r>
               <w:rPr>
@@ -1290,7 +1290,7 @@
               <w14:ligatures w14:val="standardContextual"/>
             </w:rPr>
           </w:pPr>
-          <w:hyperlink w:anchor="_Toc241692265" w:history="1">
+          <w:hyperlink w:anchor="_Toc241696153" w:history="1">
             <w:r>
               <w:rPr>
                 <w:rStyle w:val="Hiperligao"/>
@@ -1314,7 +1314,7 @@
               <w:rPr>
                 <w:noProof/>
               </w:rPr>
-              <w:instrText xml:space="preserve"> PAGEREF _Toc241692265 \h </w:instrText>
+              <w:instrText xml:space="preserve"> PAGEREF _Toc241696153 \h </w:instrText>
             </w:r>
             <w:r>
               <w:rPr>
@@ -1356,7 +1356,7 @@
               <w14:ligatures w14:val="standardContextual"/>
             </w:rPr>
           </w:pPr>
-          <w:hyperlink w:anchor="_Toc241692266" w:history="1">
+          <w:hyperlink w:anchor="_Toc241696154" w:history="1">
             <w:r>
               <w:rPr>
                 <w:rStyle w:val="Hiperligao"/>
@@ -1380,7 +1380,7 @@
               <w:rPr>
                 <w:noProof/>
               </w:rPr>
-              <w:instrText xml:space="preserve"> PAGEREF _Toc241692266 \h </w:instrText>
+              <w:instrText xml:space="preserve"> PAGEREF _Toc241696154 \h </w:instrText>
             </w:r>
             <w:r>
               <w:rPr>
@@ -1422,7 +1422,7 @@
               <w14:ligatures w14:val="standardContextual"/>
             </w:rPr>
           </w:pPr>
-          <w:hyperlink w:anchor="_Toc241692267" w:history="1">
+          <w:hyperlink w:anchor="_Toc241696155" w:history="1">
             <w:r>
               <w:rPr>
                 <w:rStyle w:val="Hiperligao"/>
@@ -1446,7 +1446,7 @@
               <w:rPr>
                 <w:noProof/>
               </w:rPr>
-              <w:instrText xml:space="preserve"> PAGEREF _Toc241692267 \h </w:instrText>
+              <w:instrText xml:space="preserve"> PAGEREF _Toc241696155 \h </w:instrText>
             </w:r>
             <w:r>
               <w:rPr>
@@ -1488,7 +1488,7 @@
               <w14:ligatures w14:val="standardContextual"/>
             </w:rPr>
           </w:pPr>
-          <w:hyperlink w:anchor="_Toc241692268" w:history="1">
+          <w:hyperlink w:anchor="_Toc241696156" w:history="1">
             <w:r>
               <w:rPr>
                 <w:rStyle w:val="Hiperligao"/>
@@ -1512,7 +1512,7 @@
               <w:rPr>
                 <w:noProof/>
               </w:rPr>
-              <w:instrText xml:space="preserve"> PAGEREF _Toc241692268 \h </w:instrText>
+              <w:instrText xml:space="preserve"> PAGEREF _Toc241696156 \h </w:instrText>
             </w:r>
             <w:r>
               <w:rPr>
@@ -1554,7 +1554,7 @@
               <w14:ligatures w14:val="standardContextual"/>
             </w:rPr>
           </w:pPr>
-          <w:hyperlink w:anchor="_Toc241692269" w:history="1">
+          <w:hyperlink w:anchor="_Toc241696157" w:history="1">
             <w:r>
               <w:rPr>
                 <w:rStyle w:val="Hiperligao"/>
@@ -1578,7 +1578,7 @@
               <w:rPr>
                 <w:noProof/>
               </w:rPr>
-              <w:instrText xml:space="preserve"> PAGEREF _Toc241692269 \h </w:instrText>
+              <w:instrText xml:space="preserve"> PAGEREF _Toc241696157 \h </w:instrText>
             </w:r>
             <w:r>
               <w:rPr>
@@ -1620,7 +1620,7 @@
               <w14:ligatures w14:val="standardContextual"/>
             </w:rPr>
           </w:pPr>
-          <w:hyperlink w:anchor="_Toc241692270" w:history="1">
+          <w:hyperlink w:anchor="_Toc241696158" w:history="1">
             <w:r>
               <w:rPr>
                 <w:rStyle w:val="Hiperligao"/>
@@ -1644,7 +1644,7 @@
               <w:rPr>
                 <w:noProof/>
               </w:rPr>
-              <w:instrText xml:space="preserve"> PAGEREF _Toc241692270 \h </w:instrText>
+              <w:instrText xml:space="preserve"> PAGEREF _Toc241696158 \h </w:instrText>
             </w:r>
             <w:r>
               <w:rPr>
@@ -1686,7 +1686,7 @@
               <w14:ligatures w14:val="standardContextual"/>
             </w:rPr>
           </w:pPr>
-          <w:hyperlink w:anchor="_Toc241692271" w:history="1">
+          <w:hyperlink w:anchor="_Toc241696159" w:history="1">
             <w:r>
               <w:rPr>
                 <w:rStyle w:val="Hiperligao"/>
@@ -1710,7 +1710,7 @@
               <w:rPr>
                 <w:noProof/>
               </w:rPr>
-              <w:instrText xml:space="preserve"> PAGEREF _Toc241692271 \h </w:instrText>
+              <w:instrText xml:space="preserve"> PAGEREF _Toc241696159 \h </w:instrText>
             </w:r>
             <w:r>
               <w:rPr>
@@ -1752,7 +1752,7 @@
               <w14:ligatures w14:val="standardContextual"/>
             </w:rPr>
           </w:pPr>
-          <w:hyperlink w:anchor="_Toc241692272" w:history="1">
+          <w:hyperlink w:anchor="_Toc241696160" w:history="1">
             <w:r>
               <w:rPr>
                 <w:rStyle w:val="Hiperligao"/>
@@ -1776,7 +1776,7 @@
               <w:rPr>
                 <w:noProof/>
               </w:rPr>
-              <w:instrText xml:space="preserve"> PAGEREF _Toc241692272 \h </w:instrText>
+              <w:instrText xml:space="preserve"> PAGEREF _Toc241696160 \h </w:instrText>
             </w:r>
             <w:r>
               <w:rPr>
@@ -1818,7 +1818,7 @@
               <w14:ligatures w14:val="standardContextual"/>
             </w:rPr>
           </w:pPr>
-          <w:hyperlink w:anchor="_Toc241692273" w:history="1">
+          <w:hyperlink w:anchor="_Toc241696161" w:history="1">
             <w:r>
               <w:rPr>
                 <w:rStyle w:val="Hiperligao"/>
@@ -1842,7 +1842,7 @@
               <w:rPr>
                 <w:noProof/>
               </w:rPr>
-              <w:instrText xml:space="preserve"> PAGEREF _Toc241692273 \h </w:instrText>
+              <w:instrText xml:space="preserve"> PAGEREF _Toc241696161 \h </w:instrText>
             </w:r>
             <w:r>
               <w:rPr>
@@ -1884,7 +1884,7 @@
               <w14:ligatures w14:val="standardContextual"/>
             </w:rPr>
           </w:pPr>
-          <w:hyperlink w:anchor="_Toc241692274" w:history="1">
+          <w:hyperlink w:anchor="_Toc241696162" w:history="1">
             <w:r>
               <w:rPr>
                 <w:rStyle w:val="Hiperligao"/>
@@ -1908,7 +1908,7 @@
               <w:rPr>
                 <w:noProof/>
               </w:rPr>
-              <w:instrText xml:space="preserve"> PAGEREF _Toc241692274 \h </w:instrText>
+              <w:instrText xml:space="preserve"> PAGEREF _Toc241696162 \h </w:instrText>
             </w:r>
             <w:r>
               <w:rPr>
@@ -1950,7 +1950,7 @@
               <w14:ligatures w14:val="standardContextual"/>
             </w:rPr>
           </w:pPr>
-          <w:hyperlink w:anchor="_Toc241692275" w:history="1">
+          <w:hyperlink w:anchor="_Toc241696163" w:history="1">
             <w:r>
               <w:rPr>
                 <w:rStyle w:val="Hiperligao"/>
@@ -1974,7 +1974,7 @@
               <w:rPr>
                 <w:noProof/>
               </w:rPr>
-              <w:instrText xml:space="preserve"> PAGEREF _Toc241692275 \h </w:instrText>
+              <w:instrText xml:space="preserve"> PAGEREF _Toc241696163 \h </w:instrText>
             </w:r>
             <w:r>
               <w:rPr>
@@ -2016,7 +2016,7 @@
               <w14:ligatures w14:val="standardContextual"/>
             </w:rPr>
           </w:pPr>
-          <w:hyperlink w:anchor="_Toc241692276" w:history="1">
+          <w:hyperlink w:anchor="_Toc241696164" w:history="1">
             <w:r>
               <w:rPr>
                 <w:rStyle w:val="Hiperligao"/>
@@ -2040,7 +2040,7 @@
               <w:rPr>
                 <w:noProof/>
               </w:rPr>
-              <w:instrText xml:space="preserve"> PAGEREF _Toc241692276 \h </w:instrText>
+              <w:instrText xml:space="preserve"> PAGEREF _Toc241696164 \h </w:instrText>
             </w:r>
             <w:r>
               <w:rPr>
@@ -2082,7 +2082,7 @@
               <w14:ligatures w14:val="standardContextual"/>
             </w:rPr>
           </w:pPr>
-          <w:hyperlink w:anchor="_Toc241692277" w:history="1">
+          <w:hyperlink w:anchor="_Toc241696165" w:history="1">
             <w:r>
               <w:rPr>
                 <w:rStyle w:val="Hiperligao"/>
@@ -2106,7 +2106,7 @@
               <w:rPr>
                 <w:noProof/>
               </w:rPr>
-              <w:instrText xml:space="preserve"> PAGEREF _Toc241692277 \h </w:instrText>
+              <w:instrText xml:space="preserve"> PAGEREF _Toc241696165 \h </w:instrText>
             </w:r>
             <w:r>
               <w:rPr>
@@ -2148,7 +2148,7 @@
               <w14:ligatures w14:val="standardContextual"/>
             </w:rPr>
           </w:pPr>
-          <w:hyperlink w:anchor="_Toc241692278" w:history="1">
+          <w:hyperlink w:anchor="_Toc241696166" w:history="1">
             <w:r>
               <w:rPr>
                 <w:rStyle w:val="Hiperligao"/>
@@ -2172,7 +2172,7 @@
               <w:rPr>
                 <w:noProof/>
               </w:rPr>
-              <w:instrText xml:space="preserve"> PAGEREF _Toc241692278 \h </w:instrText>
+              <w:instrText xml:space="preserve"> PAGEREF _Toc241696166 \h </w:instrText>
             </w:r>
             <w:r>
               <w:rPr>
@@ -2214,7 +2214,7 @@
               <w14:ligatures w14:val="standardContextual"/>
             </w:rPr>
           </w:pPr>
-          <w:hyperlink w:anchor="_Toc241692279" w:history="1">
+          <w:hyperlink w:anchor="_Toc241696167" w:history="1">
             <w:r>
               <w:rPr>
                 <w:rStyle w:val="Hiperligao"/>
@@ -2238,7 +2238,7 @@
               <w:rPr>
                 <w:noProof/>
               </w:rPr>
-              <w:instrText xml:space="preserve"> PAGEREF _Toc241692279 \h </w:instrText>
+              <w:instrText xml:space="preserve"> PAGEREF _Toc241696167 \h </w:instrText>
             </w:r>
             <w:r>
               <w:rPr>
@@ -2280,7 +2280,7 @@
               <w14:ligatures w14:val="standardContextual"/>
             </w:rPr>
           </w:pPr>
-          <w:hyperlink w:anchor="_Toc241692280" w:history="1">
+          <w:hyperlink w:anchor="_Toc241696168" w:history="1">
             <w:r>
               <w:rPr>
                 <w:rStyle w:val="Hiperligao"/>
@@ -2304,7 +2304,7 @@
               <w:rPr>
                 <w:noProof/>
               </w:rPr>
-              <w:instrText xml:space="preserve"> PAGEREF _Toc241692280 \h </w:instrText>
+              <w:instrText xml:space="preserve"> PAGEREF _Toc241696168 \h </w:instrText>
             </w:r>
             <w:r>
               <w:rPr>
@@ -2346,7 +2346,7 @@
               <w14:ligatures w14:val="standardContextual"/>
             </w:rPr>
           </w:pPr>
-          <w:hyperlink w:anchor="_Toc241692281" w:history="1">
+          <w:hyperlink w:anchor="_Toc241696169" w:history="1">
             <w:r>
               <w:rPr>
                 <w:rStyle w:val="Hiperligao"/>
@@ -2370,7 +2370,7 @@
               <w:rPr>
                 <w:noProof/>
               </w:rPr>
-              <w:instrText xml:space="preserve"> PAGEREF _Toc241692281 \h </w:instrText>
+              <w:instrText xml:space="preserve"> PAGEREF _Toc241696169 \h </w:instrText>
             </w:r>
             <w:r>
               <w:rPr>
@@ -2412,7 +2412,7 @@
               <w14:ligatures w14:val="standardContextual"/>
             </w:rPr>
           </w:pPr>
-          <w:hyperlink w:anchor="_Toc241692282" w:history="1">
+          <w:hyperlink w:anchor="_Toc241696170" w:history="1">
             <w:r>
               <w:rPr>
                 <w:rStyle w:val="Hiperligao"/>
@@ -2436,7 +2436,7 @@
               <w:rPr>
                 <w:noProof/>
               </w:rPr>
-              <w:instrText xml:space="preserve"> PAGEREF _Toc241692282 \h </w:instrText>
+              <w:instrText xml:space="preserve"> PAGEREF _Toc241696170 \h </w:instrText>
             </w:r>
             <w:r>
               <w:rPr>
@@ -2478,7 +2478,7 @@
               <w14:ligatures w14:val="standardContextual"/>
             </w:rPr>
           </w:pPr>
-          <w:hyperlink w:anchor="_Toc241692283" w:history="1">
+          <w:hyperlink w:anchor="_Toc241696171" w:history="1">
             <w:r>
               <w:rPr>
                 <w:rStyle w:val="Hiperligao"/>
@@ -2502,7 +2502,7 @@
               <w:rPr>
                 <w:noProof/>
               </w:rPr>
-              <w:instrText xml:space="preserve"> PAGEREF _Toc241692283 \h </w:instrText>
+              <w:instrText xml:space="preserve"> PAGEREF _Toc241696171 \h </w:instrText>
             </w:r>
             <w:r>
               <w:rPr>
@@ -2544,7 +2544,7 @@
               <w14:ligatures w14:val="standardContextual"/>
             </w:rPr>
           </w:pPr>
-          <w:hyperlink w:anchor="_Toc241692284" w:history="1">
+          <w:hyperlink w:anchor="_Toc241696172" w:history="1">
             <w:r>
               <w:rPr>
                 <w:rStyle w:val="Hiperligao"/>
@@ -2568,7 +2568,7 @@
               <w:rPr>
                 <w:noProof/>
               </w:rPr>
-              <w:instrText xml:space="preserve"> PAGEREF _Toc241692284 \h </w:instrText>
+              <w:instrText xml:space="preserve"> PAGEREF _Toc241696172 \h </w:instrText>
             </w:r>
             <w:r>
               <w:rPr>
@@ -2610,7 +2610,7 @@
               <w14:ligatures w14:val="standardContextual"/>
             </w:rPr>
           </w:pPr>
-          <w:hyperlink w:anchor="_Toc241692285" w:history="1">
+          <w:hyperlink w:anchor="_Toc241696173" w:history="1">
             <w:r>
               <w:rPr>
                 <w:rStyle w:val="Hiperligao"/>
@@ -2634,7 +2634,7 @@
               <w:rPr>
                 <w:noProof/>
               </w:rPr>
-              <w:instrText xml:space="preserve"> PAGEREF _Toc241692285 \h </w:instrText>
+              <w:instrText xml:space="preserve"> PAGEREF _Toc241696173 \h </w:instrText>
             </w:r>
             <w:r>
               <w:rPr>
@@ -2676,7 +2676,7 @@
               <w14:ligatures w14:val="standardContextual"/>
             </w:rPr>
           </w:pPr>
-          <w:hyperlink w:anchor="_Toc241692286" w:history="1">
+          <w:hyperlink w:anchor="_Toc241696174" w:history="1">
             <w:r>
               <w:rPr>
                 <w:rStyle w:val="Hiperligao"/>
@@ -2700,7 +2700,7 @@
               <w:rPr>
                 <w:noProof/>
               </w:rPr>
-              <w:instrText xml:space="preserve"> PAGEREF _Toc241692286 \h </w:instrText>
+              <w:instrText xml:space="preserve"> PAGEREF _Toc241696174 \h </w:instrText>
             </w:r>
             <w:r>
               <w:rPr>
@@ -2742,7 +2742,7 @@
               <w14:ligatures w14:val="standardContextual"/>
             </w:rPr>
           </w:pPr>
-          <w:hyperlink w:anchor="_Toc241692287" w:history="1">
+          <w:hyperlink w:anchor="_Toc241696175" w:history="1">
             <w:r>
               <w:rPr>
                 <w:rStyle w:val="Hiperligao"/>
@@ -2766,7 +2766,7 @@
               <w:rPr>
                 <w:noProof/>
               </w:rPr>
-              <w:instrText xml:space="preserve"> PAGEREF _Toc241692287 \h </w:instrText>
+              <w:instrText xml:space="preserve"> PAGEREF _Toc241696175 \h </w:instrText>
             </w:r>
             <w:r>
               <w:rPr>
@@ -2808,7 +2808,7 @@
               <w14:ligatures w14:val="standardContextual"/>
             </w:rPr>
           </w:pPr>
-          <w:hyperlink w:anchor="_Toc241692288" w:history="1">
+          <w:hyperlink w:anchor="_Toc241696176" w:history="1">
             <w:r>
               <w:rPr>
                 <w:rStyle w:val="Hiperligao"/>
@@ -2832,7 +2832,7 @@
               <w:rPr>
                 <w:noProof/>
               </w:rPr>
-              <w:instrText xml:space="preserve"> PAGEREF _Toc241692288 \h </w:instrText>
+              <w:instrText xml:space="preserve"> PAGEREF _Toc241696176 \h </w:instrText>
             </w:r>
             <w:r>
               <w:rPr>
@@ -2874,7 +2874,7 @@
               <w14:ligatures w14:val="standardContextual"/>
             </w:rPr>
           </w:pPr>
-          <w:hyperlink w:anchor="_Toc241692289" w:history="1">
+          <w:hyperlink w:anchor="_Toc241696177" w:history="1">
             <w:r>
               <w:rPr>
                 <w:rStyle w:val="Hiperligao"/>
@@ -2898,7 +2898,7 @@
               <w:rPr>
                 <w:noProof/>
               </w:rPr>
-              <w:instrText xml:space="preserve"> PAGEREF _Toc241692289 \h </w:instrText>
+              <w:instrText xml:space="preserve"> PAGEREF _Toc241696177 \h </w:instrText>
             </w:r>
             <w:r>
               <w:rPr>
@@ -2940,7 +2940,7 @@
               <w14:ligatures w14:val="standardContextual"/>
             </w:rPr>
           </w:pPr>
-          <w:hyperlink w:anchor="_Toc241692290" w:history="1">
+          <w:hyperlink w:anchor="_Toc241696178" w:history="1">
             <w:r>
               <w:rPr>
                 <w:rStyle w:val="Hiperligao"/>
@@ -2964,7 +2964,7 @@
               <w:rPr>
                 <w:noProof/>
               </w:rPr>
-              <w:instrText xml:space="preserve"> PAGEREF _Toc241692290 \h </w:instrText>
+              <w:instrText xml:space="preserve"> PAGEREF _Toc241696178 \h </w:instrText>
             </w:r>
             <w:r>
               <w:rPr>
@@ -3006,7 +3006,7 @@
               <w14:ligatures w14:val="standardContextual"/>
             </w:rPr>
           </w:pPr>
-          <w:hyperlink w:anchor="_Toc241692291" w:history="1">
+          <w:hyperlink w:anchor="_Toc241696179" w:history="1">
             <w:r>
               <w:rPr>
                 <w:rStyle w:val="Hiperligao"/>
@@ -3030,7 +3030,7 @@
               <w:rPr>
                 <w:noProof/>
               </w:rPr>
-              <w:instrText xml:space="preserve"> PAGEREF _Toc241692291 \h </w:instrText>
+              <w:instrText xml:space="preserve"> PAGEREF _Toc241696179 \h </w:instrText>
             </w:r>
             <w:r>
               <w:rPr>
@@ -3072,7 +3072,7 @@
               <w14:ligatures w14:val="standardContextual"/>
             </w:rPr>
           </w:pPr>
-          <w:hyperlink w:anchor="_Toc241692292" w:history="1">
+          <w:hyperlink w:anchor="_Toc241696180" w:history="1">
             <w:r>
               <w:rPr>
                 <w:rStyle w:val="Hiperligao"/>
@@ -3096,7 +3096,7 @@
               <w:rPr>
                 <w:noProof/>
               </w:rPr>
-              <w:instrText xml:space="preserve"> PAGEREF _Toc241692292 \h </w:instrText>
+              <w:instrText xml:space="preserve"> PAGEREF _Toc241696180 \h </w:instrText>
             </w:r>
             <w:r>
               <w:rPr>
@@ -3138,7 +3138,7 @@
               <w14:ligatures w14:val="standardContextual"/>
             </w:rPr>
           </w:pPr>
-          <w:hyperlink w:anchor="_Toc241692293" w:history="1">
+          <w:hyperlink w:anchor="_Toc241696181" w:history="1">
             <w:r>
               <w:rPr>
                 <w:rStyle w:val="Hiperligao"/>
@@ -3162,7 +3162,7 @@
               <w:rPr>
                 <w:noProof/>
               </w:rPr>
-              <w:instrText xml:space="preserve"> PAGEREF _Toc241692293 \h </w:instrText>
+              <w:instrText xml:space="preserve"> PAGEREF _Toc241696181 \h </w:instrText>
             </w:r>
             <w:r>
               <w:rPr>
@@ -3204,7 +3204,7 @@
               <w14:ligatures w14:val="standardContextual"/>
             </w:rPr>
           </w:pPr>
-          <w:hyperlink w:anchor="_Toc241692294" w:history="1">
+          <w:hyperlink w:anchor="_Toc241696182" w:history="1">
             <w:r>
               <w:rPr>
                 <w:rStyle w:val="Hiperligao"/>
@@ -3228,7 +3228,7 @@
               <w:rPr>
                 <w:noProof/>
               </w:rPr>
-              <w:instrText xml:space="preserve"> PAGEREF _Toc241692294 \h </w:instrText>
+              <w:instrText xml:space="preserve"> PAGEREF _Toc241696182 \h </w:instrText>
             </w:r>
             <w:r>
               <w:rPr>
@@ -3270,7 +3270,7 @@
               <w14:ligatures w14:val="standardContextual"/>
             </w:rPr>
           </w:pPr>
-          <w:hyperlink w:anchor="_Toc241692295" w:history="1">
+          <w:hyperlink w:anchor="_Toc241696183" w:history="1">
             <w:r>
               <w:rPr>
                 <w:rStyle w:val="Hiperligao"/>
@@ -3294,7 +3294,7 @@
               <w:rPr>
                 <w:noProof/>
               </w:rPr>
-              <w:instrText xml:space="preserve"> PAGEREF _Toc241692295 \h </w:instrText>
+              <w:instrText xml:space="preserve"> PAGEREF _Toc241696183 \h </w:instrText>
             </w:r>
             <w:r>
               <w:rPr>
@@ -3336,7 +3336,7 @@
               <w14:ligatures w14:val="standardContextual"/>
             </w:rPr>
           </w:pPr>
-          <w:hyperlink w:anchor="_Toc241692296" w:history="1">
+          <w:hyperlink w:anchor="_Toc241696184" w:history="1">
             <w:r>
               <w:rPr>
                 <w:rStyle w:val="Hiperligao"/>
@@ -3360,7 +3360,7 @@
               <w:rPr>
                 <w:noProof/>
               </w:rPr>
-              <w:instrText xml:space="preserve"> PAGEREF _Toc241692296 \h </w:instrText>
+              <w:instrText xml:space="preserve"> PAGEREF _Toc241696184 \h </w:instrText>
             </w:r>
             <w:r>
               <w:rPr>
@@ -3402,7 +3402,7 @@
               <w14:ligatures w14:val="standardContextual"/>
             </w:rPr>
           </w:pPr>
-          <w:hyperlink w:anchor="_Toc241692297" w:history="1">
+          <w:hyperlink w:anchor="_Toc241696185" w:history="1">
             <w:r>
               <w:rPr>
                 <w:rStyle w:val="Hiperligao"/>
@@ -3426,7 +3426,7 @@
               <w:rPr>
                 <w:noProof/>
               </w:rPr>
-              <w:instrText xml:space="preserve"> PAGEREF _Toc241692297 \h </w:instrText>
+              <w:instrText xml:space="preserve"> PAGEREF _Toc241696185 \h </w:instrText>
             </w:r>
             <w:r>
               <w:rPr>
@@ -3468,7 +3468,7 @@
               <w14:ligatures w14:val="standardContextual"/>
             </w:rPr>
           </w:pPr>
-          <w:hyperlink w:anchor="_Toc241692298" w:history="1">
+          <w:hyperlink w:anchor="_Toc241696186" w:history="1">
             <w:r>
               <w:rPr>
                 <w:rStyle w:val="Hiperligao"/>
@@ -3492,7 +3492,7 @@
               <w:rPr>
                 <w:noProof/>
               </w:rPr>
-              <w:instrText xml:space="preserve"> PAGEREF _Toc241692298 \h </w:instrText>
+              <w:instrText xml:space="preserve"> PAGEREF _Toc241696186 \h </w:instrText>
             </w:r>
             <w:r>
               <w:rPr>
@@ -3534,7 +3534,7 @@
               <w14:ligatures w14:val="standardContextual"/>
             </w:rPr>
           </w:pPr>
-          <w:hyperlink w:anchor="_Toc241692299" w:history="1">
+          <w:hyperlink w:anchor="_Toc241696187" w:history="1">
             <w:r>
               <w:rPr>
                 <w:rStyle w:val="Hiperligao"/>
@@ -3558,7 +3558,7 @@
               <w:rPr>
                 <w:noProof/>
               </w:rPr>
-              <w:instrText xml:space="preserve"> PAGEREF _Toc241692299 \h </w:instrText>
+              <w:instrText xml:space="preserve"> PAGEREF _Toc241696187 \h </w:instrText>
             </w:r>
             <w:r>
               <w:rPr>
@@ -3600,7 +3600,7 @@
               <w14:ligatures w14:val="standardContextual"/>
             </w:rPr>
           </w:pPr>
-          <w:hyperlink w:anchor="_Toc241692300" w:history="1">
+          <w:hyperlink w:anchor="_Toc241696188" w:history="1">
             <w:r>
               <w:rPr>
                 <w:rStyle w:val="Hiperligao"/>
@@ -3624,7 +3624,7 @@
               <w:rPr>
                 <w:noProof/>
               </w:rPr>
-              <w:instrText xml:space="preserve"> PAGEREF _Toc241692300 \h </w:instrText>
+              <w:instrText xml:space="preserve"> PAGEREF _Toc241696188 \h </w:instrText>
             </w:r>
             <w:r>
               <w:rPr>
@@ -3666,7 +3666,7 @@
               <w14:ligatures w14:val="standardContextual"/>
             </w:rPr>
           </w:pPr>
-          <w:hyperlink w:anchor="_Toc241692301" w:history="1">
+          <w:hyperlink w:anchor="_Toc241696189" w:history="1">
             <w:r>
               <w:rPr>
                 <w:rStyle w:val="Hiperligao"/>
@@ -3690,7 +3690,7 @@
               <w:rPr>
                 <w:noProof/>
               </w:rPr>
-              <w:instrText xml:space="preserve"> PAGEREF _Toc241692301 \h </w:instrText>
+              <w:instrText xml:space="preserve"> PAGEREF _Toc241696189 \h </w:instrText>
             </w:r>
             <w:r>
               <w:rPr>
@@ -3732,7 +3732,7 @@
               <w14:ligatures w14:val="standardContextual"/>
             </w:rPr>
           </w:pPr>
-          <w:hyperlink w:anchor="_Toc241692302" w:history="1">
+          <w:hyperlink w:anchor="_Toc241696190" w:history="1">
             <w:r>
               <w:rPr>
                 <w:rStyle w:val="Hiperligao"/>
@@ -3756,7 +3756,7 @@
               <w:rPr>
                 <w:noProof/>
               </w:rPr>
-              <w:instrText xml:space="preserve"> PAGEREF _Toc241692302 \h </w:instrText>
+              <w:instrText xml:space="preserve"> PAGEREF _Toc241696190 \h </w:instrText>
             </w:r>
             <w:r>
               <w:rPr>
@@ -3798,7 +3798,7 @@
               <w14:ligatures w14:val="standardContextual"/>
             </w:rPr>
           </w:pPr>
-          <w:hyperlink w:anchor="_Toc241692303" w:history="1">
+          <w:hyperlink w:anchor="_Toc241696191" w:history="1">
             <w:r>
               <w:rPr>
                 <w:rStyle w:val="Hiperligao"/>
@@ -3822,7 +3822,7 @@
               <w:rPr>
                 <w:noProof/>
               </w:rPr>
-              <w:instrText xml:space="preserve"> PAGEREF _Toc241692303 \h </w:instrText>
+              <w:instrText xml:space="preserve"> PAGEREF _Toc241696191 \h </w:instrText>
             </w:r>
             <w:r>
               <w:rPr>
@@ -3864,7 +3864,7 @@
               <w14:ligatures w14:val="standardContextual"/>
             </w:rPr>
           </w:pPr>
-          <w:hyperlink w:anchor="_Toc241692304" w:history="1">
+          <w:hyperlink w:anchor="_Toc241696192" w:history="1">
             <w:r>
               <w:rPr>
                 <w:rStyle w:val="Hiperligao"/>
@@ -3888,7 +3888,7 @@
               <w:rPr>
                 <w:noProof/>
               </w:rPr>
-              <w:instrText xml:space="preserve"> PAGEREF _Toc241692304 \h </w:instrText>
+              <w:instrText xml:space="preserve"> PAGEREF _Toc241696192 \h </w:instrText>
             </w:r>
             <w:r>
               <w:rPr>
@@ -3930,7 +3930,7 @@
               <w14:ligatures w14:val="standardContextual"/>
             </w:rPr>
           </w:pPr>
-          <w:hyperlink w:anchor="_Toc241692305" w:history="1">
+          <w:hyperlink w:anchor="_Toc241696193" w:history="1">
             <w:r>
               <w:rPr>
                 <w:rStyle w:val="Hiperligao"/>
@@ -3954,7 +3954,7 @@
               <w:rPr>
                 <w:noProof/>
               </w:rPr>
-              <w:instrText xml:space="preserve"> PAGEREF _Toc241692305 \h </w:instrText>
+              <w:instrText xml:space="preserve"> PAGEREF _Toc241696193 \h </w:instrText>
             </w:r>
             <w:r>
               <w:rPr>
@@ -3996,7 +3996,7 @@
               <w14:ligatures w14:val="standardContextual"/>
             </w:rPr>
           </w:pPr>
-          <w:hyperlink w:anchor="_Toc241692306" w:history="1">
+          <w:hyperlink w:anchor="_Toc241696194" w:history="1">
             <w:r>
               <w:rPr>
                 <w:rStyle w:val="Hiperligao"/>
@@ -4020,7 +4020,7 @@
               <w:rPr>
                 <w:noProof/>
               </w:rPr>
-              <w:instrText xml:space="preserve"> PAGEREF _Toc241692306 \h </w:instrText>
+              <w:instrText xml:space="preserve"> PAGEREF _Toc241696194 \h </w:instrText>
             </w:r>
             <w:r>
               <w:rPr>
@@ -4062,7 +4062,7 @@
               <w14:ligatures w14:val="standardContextual"/>
             </w:rPr>
           </w:pPr>
-          <w:hyperlink w:anchor="_Toc241692307" w:history="1">
+          <w:hyperlink w:anchor="_Toc241696195" w:history="1">
             <w:r>
               <w:rPr>
                 <w:rStyle w:val="Hiperligao"/>
@@ -4086,7 +4086,7 @@
               <w:rPr>
                 <w:noProof/>
               </w:rPr>
-              <w:instrText xml:space="preserve"> PAGEREF _Toc241692307 \h </w:instrText>
+              <w:instrText xml:space="preserve"> PAGEREF _Toc241696195 \h </w:instrText>
             </w:r>
             <w:r>
               <w:rPr>
@@ -4128,7 +4128,7 @@
               <w14:ligatures w14:val="standardContextual"/>
             </w:rPr>
           </w:pPr>
-          <w:hyperlink w:anchor="_Toc241692308" w:history="1">
+          <w:hyperlink w:anchor="_Toc241696196" w:history="1">
             <w:r>
               <w:rPr>
                 <w:rStyle w:val="Hiperligao"/>
@@ -4152,7 +4152,7 @@
               <w:rPr>
                 <w:noProof/>
               </w:rPr>
-              <w:instrText xml:space="preserve"> PAGEREF _Toc241692308 \h </w:instrText>
+              <w:instrText xml:space="preserve"> PAGEREF _Toc241696196 \h </w:instrText>
             </w:r>
             <w:r>
               <w:rPr>
@@ -4194,7 +4194,7 @@
               <w14:ligatures w14:val="standardContextual"/>
             </w:rPr>
           </w:pPr>
-          <w:hyperlink w:anchor="_Toc241692309" w:history="1">
+          <w:hyperlink w:anchor="_Toc241696197" w:history="1">
             <w:r>
               <w:rPr>
                 <w:rStyle w:val="Hiperligao"/>
@@ -4218,7 +4218,7 @@
               <w:rPr>
                 <w:noProof/>
               </w:rPr>
-              <w:instrText xml:space="preserve"> PAGEREF _Toc241692309 \h </w:instrText>
+              <w:instrText xml:space="preserve"> PAGEREF _Toc241696197 \h </w:instrText>
             </w:r>
             <w:r>
               <w:rPr>
@@ -4266,7 +4266,7 @@
       <w:pPr>
         <w:pStyle w:val="Ttulo1"/>
       </w:pPr>
-      <w:bookmarkStart w:id="0" w:name="_Toc241692247"/>
+      <w:bookmarkStart w:id="0" w:name="_Toc241696135"/>
       <w:r>
         <w:lastRenderedPageBreak/>
         <w:t>Votre rôle en un coup d'œil</w:t>
@@ -4347,7 +4347,7 @@
       <w:pPr>
         <w:pStyle w:val="Ttulo2"/>
       </w:pPr>
-      <w:bookmarkStart w:id="1" w:name="_Toc241692248"/>
+      <w:bookmarkStart w:id="1" w:name="_Toc241696136"/>
       <w:r>
         <w:t>Ce que vous pouvez / ne pouvez pas faire</w:t>
       </w:r>
@@ -5195,7 +5195,7 @@
       <w:pPr>
         <w:pStyle w:val="Ttulo2"/>
       </w:pPr>
-      <w:bookmarkStart w:id="2" w:name="_Toc241692249"/>
+      <w:bookmarkStart w:id="2" w:name="_Toc241696137"/>
       <w:r>
         <w:t>D'où viennent vos accès</w:t>
       </w:r>
@@ -5306,7 +5306,7 @@
       <w:pPr>
         <w:pStyle w:val="Ttulo2"/>
       </w:pPr>
-      <w:bookmarkStart w:id="3" w:name="_Toc241692250"/>
+      <w:bookmarkStart w:id="3" w:name="_Toc241696138"/>
       <w:r>
         <w:t>Se connecter, changer de mot de passe et se déconnecter</w:t>
       </w:r>
@@ -5420,7 +5420,7 @@
           <w:noProof/>
         </w:rPr>
         <w:drawing>
-          <wp:inline distT="0" distB="0" distL="0" distR="0" wp14:anchorId="0BB5CF3B" wp14:editId="58DBC45A">
+          <wp:inline distT="0" distB="0" distL="0" distR="0" wp14:anchorId="4294B5A0" wp14:editId="5E0881B5">
             <wp:extent cx="5715000" cy="3571875"/>
             <wp:effectExtent l="0" t="0" r="0" b="0"/>
             <wp:docPr id="118" name="01-login.png" descr="La page de connexion avec E-mail, Mot de passe, Rester connecté et le bouton Se connecter." title="La page de connexion avec E-mail, Mot de passe, Rester connecté et le bouton Se connecter."/>
@@ -5538,7 +5538,7 @@
           <w:noProof/>
         </w:rPr>
         <w:drawing>
-          <wp:inline distT="0" distB="0" distL="0" distR="0" wp14:anchorId="02089A33" wp14:editId="1F10406A">
+          <wp:inline distT="0" distB="0" distL="0" distR="0" wp14:anchorId="0764DAA5" wp14:editId="43248FE8">
             <wp:extent cx="5715000" cy="3571875"/>
             <wp:effectExtent l="0" t="0" r="0" b="0"/>
             <wp:docPr id="119" name="03-user-menu.png" descr="Le menu du compte ouvert, avec Paramètres et Se déconnecter." title="Le menu du compte ouvert, avec Paramètres et Se déconnecter."/>
@@ -5590,7 +5590,7 @@
       <w:pPr>
         <w:pStyle w:val="Ttulo2"/>
       </w:pPr>
-      <w:bookmarkStart w:id="4" w:name="_Toc241692251"/>
+      <w:bookmarkStart w:id="4" w:name="_Toc241696139"/>
       <w:r>
         <w:t>La barre latérale</w:t>
       </w:r>
@@ -6131,7 +6131,7 @@
         </w:rPr>
         <w:lastRenderedPageBreak/>
         <w:drawing>
-          <wp:inline distT="0" distB="0" distL="0" distR="0" wp14:anchorId="4D83EA97" wp14:editId="58CB89A8">
+          <wp:inline distT="0" distB="0" distL="0" distR="0" wp14:anchorId="6CB19850" wp14:editId="742D1784">
             <wp:extent cx="5715000" cy="5133975"/>
             <wp:effectExtent l="0" t="0" r="0" b="0"/>
             <wp:docPr id="120" name="01-dashboard-sidebar.png" descr="La barre latérale complète de l'administrateur, avec Modélisation des données et Migration." title="La barre latérale complète de l'administrateur, avec Modélisation des données et Migration."/>
@@ -6184,7 +6184,7 @@
         <w:pStyle w:val="Ttulo1"/>
         <w:pageBreakBefore/>
       </w:pPr>
-      <w:bookmarkStart w:id="5" w:name="_Toc241692252"/>
+      <w:bookmarkStart w:id="5" w:name="_Toc241696140"/>
       <w:r>
         <w:lastRenderedPageBreak/>
         <w:t>Paramètres</w:t>
@@ -6214,7 +6214,7 @@
           <w:noProof/>
         </w:rPr>
         <w:drawing>
-          <wp:inline distT="0" distB="0" distL="0" distR="0" wp14:anchorId="136CD3F7" wp14:editId="510C6DB7">
+          <wp:inline distT="0" distB="0" distL="0" distR="0" wp14:anchorId="00EC16DF" wp14:editId="7C361C7C">
             <wp:extent cx="5715000" cy="3571875"/>
             <wp:effectExtent l="0" t="0" r="0" b="0"/>
             <wp:docPr id="121" name="04-settings.png" descr="La page Paramètres avec les cartes Langue, Thème et Palette de couleurs." title="La page Paramètres avec les cartes Langue, Thème et Palette de couleurs."/>
@@ -7563,7 +7563,7 @@
         <w:pStyle w:val="Ttulo1"/>
         <w:pageBreakBefore/>
       </w:pPr>
-      <w:bookmarkStart w:id="6" w:name="_Toc241692253"/>
+      <w:bookmarkStart w:id="6" w:name="_Toc241696141"/>
       <w:r>
         <w:lastRenderedPageBreak/>
         <w:t>Tableau de bord</w:t>
@@ -7596,7 +7596,7 @@
           <w:noProof/>
         </w:rPr>
         <w:drawing>
-          <wp:inline distT="0" distB="0" distL="0" distR="0" wp14:anchorId="64D9EE27" wp14:editId="179244DB">
+          <wp:inline distT="0" distB="0" distL="0" distR="0" wp14:anchorId="42EFB915" wp14:editId="019C3F90">
             <wp:extent cx="5715000" cy="5133975"/>
             <wp:effectExtent l="0" t="0" r="0" b="0"/>
             <wp:docPr id="122" name="01-dashboard-sidebar.png" descr="Le tableau de bord de l'administrateur avec les cartes de synthèse et la liste Cartes récentes." title="Le tableau de bord de l'administrateur avec les cartes de synthèse et la liste Cartes récentes."/>
@@ -8105,7 +8105,7 @@
         <w:pStyle w:val="Ttulo1"/>
         <w:pageBreakBefore/>
       </w:pPr>
-      <w:bookmarkStart w:id="7" w:name="_Toc241692254"/>
+      <w:bookmarkStart w:id="7" w:name="_Toc241696142"/>
       <w:r>
         <w:lastRenderedPageBreak/>
         <w:t>Cartes</w:t>
@@ -8135,7 +8135,7 @@
           <w:noProof/>
         </w:rPr>
         <w:drawing>
-          <wp:inline distT="0" distB="0" distL="0" distR="0" wp14:anchorId="6168549B" wp14:editId="7A82B059">
+          <wp:inline distT="0" distB="0" distL="0" distR="0" wp14:anchorId="623F1E20" wp14:editId="2A738EEA">
             <wp:extent cx="5715000" cy="3429000"/>
             <wp:effectExtent l="0" t="0" r="0" b="0"/>
             <wp:docPr id="123" name="02-maps-all.png" descr="La liste Cartes, onglet Tous, avec toutes les icônes de ligne et la section Classeurs au-dessus." title="La liste Cartes, onglet Tous, avec toutes les icônes de ligne et la section Classeurs au-dessus."/>
@@ -8187,7 +8187,7 @@
       <w:pPr>
         <w:pStyle w:val="Ttulo2"/>
       </w:pPr>
-      <w:bookmarkStart w:id="8" w:name="_Toc241692255"/>
+      <w:bookmarkStart w:id="8" w:name="_Toc241696143"/>
       <w:r>
         <w:t>La liste</w:t>
       </w:r>
@@ -9391,7 +9391,7 @@
       <w:pPr>
         <w:pStyle w:val="Ttulo2"/>
       </w:pPr>
-      <w:bookmarkStart w:id="9" w:name="_Toc241692256"/>
+      <w:bookmarkStart w:id="9" w:name="_Toc241696144"/>
       <w:r>
         <w:t>Classeurs</w:t>
       </w:r>
@@ -9805,7 +9805,7 @@
       <w:pPr>
         <w:pStyle w:val="Ttulo2"/>
       </w:pPr>
-      <w:bookmarkStart w:id="10" w:name="_Toc241692257"/>
+      <w:bookmarkStart w:id="10" w:name="_Toc241696145"/>
       <w:r>
         <w:t>Partager une carte</w:t>
       </w:r>
@@ -9828,7 +9828,7 @@
         </w:rPr>
         <w:lastRenderedPageBreak/>
         <w:drawing>
-          <wp:inline distT="0" distB="0" distL="0" distR="0" wp14:anchorId="02B431B5" wp14:editId="55E3AB78">
+          <wp:inline distT="0" distB="0" distL="0" distR="0" wp14:anchorId="2E3E6B6B" wp14:editId="2BABBB7E">
             <wp:extent cx="3743325" cy="4029075"/>
             <wp:effectExtent l="0" t="0" r="0" b="0"/>
             <wp:docPr id="124" name="03-share-dialog.png" descr="La boîte de dialogue Partager la carte avec une zone de recherche et les boutons Peut consulter, Peut exporter et Peut modifier." title="La boîte de dialogue Partager la carte avec une zone de recherche et les boutons Peut consulter, Peut exporter et Peut modifier."/>
@@ -10305,7 +10305,7 @@
       <w:pPr>
         <w:pStyle w:val="Ttulo2"/>
       </w:pPr>
-      <w:bookmarkStart w:id="11" w:name="_Toc241692258"/>
+      <w:bookmarkStart w:id="11" w:name="_Toc241696146"/>
       <w:r>
         <w:lastRenderedPageBreak/>
         <w:t>Partager un classeur entier</w:t>
@@ -10361,7 +10361,7 @@
       <w:pPr>
         <w:pStyle w:val="Ttulo2"/>
       </w:pPr>
-      <w:bookmarkStart w:id="12" w:name="_Toc241692259"/>
+      <w:bookmarkStart w:id="12" w:name="_Toc241696147"/>
       <w:r>
         <w:t>Copier une carte</w:t>
       </w:r>
@@ -10376,7 +10376,7 @@
       <w:pPr>
         <w:pStyle w:val="Ttulo2"/>
       </w:pPr>
-      <w:bookmarkStart w:id="13" w:name="_Toc241692260"/>
+      <w:bookmarkStart w:id="13" w:name="_Toc241696148"/>
       <w:r>
         <w:t>Exemple : donner un accès en lecture à un collègue</w:t>
       </w:r>
@@ -10507,7 +10507,7 @@
         <w:pStyle w:val="Ttulo1"/>
         <w:pageBreakBefore/>
       </w:pPr>
-      <w:bookmarkStart w:id="14" w:name="_Toc241692261"/>
+      <w:bookmarkStart w:id="14" w:name="_Toc241696149"/>
       <w:r>
         <w:lastRenderedPageBreak/>
         <w:t>Créateur de cartes</w:t>
@@ -10540,7 +10540,7 @@
           <w:noProof/>
         </w:rPr>
         <w:drawing>
-          <wp:inline distT="0" distB="0" distL="0" distR="0" wp14:anchorId="1A35F5B6" wp14:editId="23200CCD">
+          <wp:inline distT="0" distB="0" distL="0" distR="0" wp14:anchorId="76449F85" wp14:editId="41A8ADD9">
             <wp:extent cx="5715000" cy="3571875"/>
             <wp:effectExtent l="0" t="0" r="0" b="0"/>
             <wp:docPr id="125" name="05-builder-overview.png" descr="Le créateur de cartes avec l'arborescence Domaines d'activité, la zone Colonnes et le panneau Propriétés." title="Le créateur de cartes avec l'arborescence Domaines d'activité, la zone Colonnes et le panneau Propriétés."/>
@@ -10592,7 +10592,7 @@
       <w:pPr>
         <w:pStyle w:val="Ttulo2"/>
       </w:pPr>
-      <w:bookmarkStart w:id="15" w:name="_Toc241692262"/>
+      <w:bookmarkStart w:id="15" w:name="_Toc241696150"/>
       <w:r>
         <w:t>L'écran</w:t>
       </w:r>
@@ -10752,7 +10752,7 @@
       <w:pPr>
         <w:pStyle w:val="Ttulo2"/>
       </w:pPr>
-      <w:bookmarkStart w:id="16" w:name="_Toc241692263"/>
+      <w:bookmarkStart w:id="16" w:name="_Toc241696151"/>
       <w:r>
         <w:t>La barre d'outils</w:t>
       </w:r>
@@ -11968,7 +11968,7 @@
       <w:pPr>
         <w:pStyle w:val="Ttulo2"/>
       </w:pPr>
-      <w:bookmarkStart w:id="17" w:name="_Toc241692264"/>
+      <w:bookmarkStart w:id="17" w:name="_Toc241696152"/>
       <w:r>
         <w:t>Créer une carte</w:t>
       </w:r>
@@ -12176,7 +12176,7 @@
       <w:pPr>
         <w:pStyle w:val="Ttulo2"/>
       </w:pPr>
-      <w:bookmarkStart w:id="18" w:name="_Toc241692265"/>
+      <w:bookmarkStart w:id="18" w:name="_Toc241696153"/>
       <w:r>
         <w:t>Configurer une colonne</w:t>
       </w:r>
@@ -14987,7 +14987,7 @@
         </w:rPr>
         <w:lastRenderedPageBreak/>
         <w:drawing>
-          <wp:inline distT="0" distB="0" distL="0" distR="0" wp14:anchorId="1F97EB77" wp14:editId="223109A7">
+          <wp:inline distT="0" distB="0" distL="0" distR="0" wp14:anchorId="7F223379" wp14:editId="5E1D9A66">
             <wp:extent cx="5715000" cy="3571875"/>
             <wp:effectExtent l="0" t="0" r="0" b="0"/>
             <wp:docPr id="126" name="08-builder-column-aggregation.png" descr="La boîte de dialogue Configurer la colonne avec la liste Agrégation ouverte." title="La boîte de dialogue Configurer la colonne avec la liste Agrégation ouverte."/>
@@ -15039,7 +15039,7 @@
       <w:pPr>
         <w:pStyle w:val="Ttulo2"/>
       </w:pPr>
-      <w:bookmarkStart w:id="19" w:name="_Toc241692266"/>
+      <w:bookmarkStart w:id="19" w:name="_Toc241696154"/>
       <w:r>
         <w:t>L'onglet Propriétés</w:t>
       </w:r>
@@ -15886,7 +15886,7 @@
       <w:pPr>
         <w:pStyle w:val="Ttulo2"/>
       </w:pPr>
-      <w:bookmarkStart w:id="20" w:name="_Toc241692267"/>
+      <w:bookmarkStart w:id="20" w:name="_Toc241696155"/>
       <w:r>
         <w:lastRenderedPageBreak/>
         <w:t>L'onglet Conditions</w:t>
@@ -17429,7 +17429,7 @@
       <w:pPr>
         <w:pStyle w:val="Ttulo2"/>
       </w:pPr>
-      <w:bookmarkStart w:id="21" w:name="_Toc241692268"/>
+      <w:bookmarkStart w:id="21" w:name="_Toc241696156"/>
       <w:r>
         <w:t>L'onglet Tri</w:t>
       </w:r>
@@ -17875,7 +17875,7 @@
       <w:pPr>
         <w:pStyle w:val="Ttulo2"/>
       </w:pPr>
-      <w:bookmarkStart w:id="22" w:name="_Toc241692269"/>
+      <w:bookmarkStart w:id="22" w:name="_Toc241696157"/>
       <w:r>
         <w:t>L'onglet Paramètres</w:t>
       </w:r>
@@ -18785,7 +18785,7 @@
       <w:pPr>
         <w:pStyle w:val="Ttulo2"/>
       </w:pPr>
-      <w:bookmarkStart w:id="23" w:name="_Toc241692270"/>
+      <w:bookmarkStart w:id="23" w:name="_Toc241696158"/>
       <w:r>
         <w:t>L'onglet Champs calculés</w:t>
       </w:r>
@@ -19683,7 +19683,7 @@
       <w:pPr>
         <w:pStyle w:val="Ttulo2"/>
       </w:pPr>
-      <w:bookmarkStart w:id="24" w:name="_Toc241692271"/>
+      <w:bookmarkStart w:id="24" w:name="_Toc241696159"/>
       <w:r>
         <w:t>Mise en forme conditionnelle</w:t>
       </w:r>
@@ -21077,7 +21077,7 @@
       <w:pPr>
         <w:pStyle w:val="Ttulo2"/>
       </w:pPr>
-      <w:bookmarkStart w:id="25" w:name="_Toc241692272"/>
+      <w:bookmarkStart w:id="25" w:name="_Toc241696160"/>
       <w:r>
         <w:t>Exécuter une carte et lire le résultat</w:t>
       </w:r>
@@ -22149,7 +22149,7 @@
         </w:rPr>
         <w:lastRenderedPageBreak/>
         <w:drawing>
-          <wp:inline distT="0" distB="0" distL="0" distR="0" wp14:anchorId="4E4C01D7" wp14:editId="54EF7B75">
+          <wp:inline distT="0" distB="0" distL="0" distR="0" wp14:anchorId="30B91532" wp14:editId="476EE659">
             <wp:extent cx="5715000" cy="3571875"/>
             <wp:effectExtent l="0" t="0" r="0" b="0"/>
             <wp:docPr id="127" name="03-viewer-results.png" descr="Les résultats d'exécution avec les boutons SQL et Plan à côté des boutons Excel, CSV et PDF." title="Les résultats d'exécution avec les boutons SQL et Plan à côté des boutons Excel, CSV et PDF."/>
@@ -22216,7 +22216,7 @@
       <w:pPr>
         <w:pStyle w:val="Ttulo2"/>
       </w:pPr>
-      <w:bookmarkStart w:id="26" w:name="_Toc241692273"/>
+      <w:bookmarkStart w:id="26" w:name="_Toc241696161"/>
       <w:r>
         <w:t>Refus et erreurs</w:t>
       </w:r>
@@ -22855,7 +22855,7 @@
         <w:pStyle w:val="Ttulo1"/>
         <w:pageBreakBefore/>
       </w:pPr>
-      <w:bookmarkStart w:id="27" w:name="_Toc241692274"/>
+      <w:bookmarkStart w:id="27" w:name="_Toc241696162"/>
       <w:r>
         <w:lastRenderedPageBreak/>
         <w:t>La visionneuse de cartes</w:t>
@@ -22888,7 +22888,7 @@
           <w:noProof/>
         </w:rPr>
         <w:drawing>
-          <wp:inline distT="0" distB="0" distL="0" distR="0" wp14:anchorId="026015FE" wp14:editId="3B38669F">
+          <wp:inline distT="0" distB="0" distL="0" distR="0" wp14:anchorId="0487AD3E" wp14:editId="640DCCE2">
             <wp:extent cx="5715000" cy="3571875"/>
             <wp:effectExtent l="0" t="0" r="0" b="0"/>
             <wp:docPr id="128" name="25-viewer-results.png" descr="La visionneuse de cartes après une exécution terminée, avec la grille de résultats et les boutons d'exportation." title="La visionneuse de cartes après une exécution terminée, avec la grille de résultats et les boutons d'exportation."/>
@@ -23493,7 +23493,7 @@
         <w:pStyle w:val="Ttulo1"/>
         <w:pageBreakBefore/>
       </w:pPr>
-      <w:bookmarkStart w:id="28" w:name="_Toc241692275"/>
+      <w:bookmarkStart w:id="28" w:name="_Toc241696163"/>
       <w:r>
         <w:lastRenderedPageBreak/>
         <w:t>Exécutions</w:t>
@@ -23523,7 +23523,7 @@
           <w:noProof/>
         </w:rPr>
         <w:drawing>
-          <wp:inline distT="0" distB="0" distL="0" distR="0" wp14:anchorId="7DC5C830" wp14:editId="279DD5E5">
+          <wp:inline distT="0" distB="0" distL="0" distR="0" wp14:anchorId="0079DE23" wp14:editId="5E4B84A2">
             <wp:extent cx="5715000" cy="3571875"/>
             <wp:effectExtent l="0" t="0" r="0" b="0"/>
             <wp:docPr id="129" name="04-runs-every-user.png" descr="La page Exécutions avec les exécutions de tous les utilisateurs affichées." title="La page Exécutions avec les exécutions de tous les utilisateurs affichées."/>
@@ -24853,7 +24853,7 @@
         <w:pStyle w:val="Ttulo1"/>
         <w:pageBreakBefore/>
       </w:pPr>
-      <w:bookmarkStart w:id="29" w:name="_Toc241692276"/>
+      <w:bookmarkStart w:id="29" w:name="_Toc241696164"/>
       <w:r>
         <w:lastRenderedPageBreak/>
         <w:t>Exportations</w:t>
@@ -24883,7 +24883,7 @@
           <w:noProof/>
         </w:rPr>
         <w:drawing>
-          <wp:inline distT="0" distB="0" distL="0" distR="0" wp14:anchorId="6D2380CA" wp14:editId="0610B3FB">
+          <wp:inline distT="0" distB="0" distL="0" distR="0" wp14:anchorId="122C233B" wp14:editId="42504E59">
             <wp:extent cx="5715000" cy="3571875"/>
             <wp:effectExtent l="0" t="0" r="0" b="0"/>
             <wp:docPr id="130" name="05-exports.png" descr="La page Exportations listant les exportations avec leur état et les boutons de téléchargement." title="La page Exportations listant les exportations avec leur état et les boutons de téléchargement."/>
@@ -25564,7 +25564,7 @@
         <w:pStyle w:val="Ttulo1"/>
         <w:pageBreakBefore/>
       </w:pPr>
-      <w:bookmarkStart w:id="30" w:name="_Toc241692277"/>
+      <w:bookmarkStart w:id="30" w:name="_Toc241696165"/>
       <w:r>
         <w:lastRenderedPageBreak/>
         <w:t>Planifications</w:t>
@@ -25597,7 +25597,7 @@
           <w:noProof/>
         </w:rPr>
         <w:drawing>
-          <wp:inline distT="0" distB="0" distL="0" distR="0" wp14:anchorId="49D55B8E" wp14:editId="19263958">
+          <wp:inline distT="0" distB="0" distL="0" distR="0" wp14:anchorId="1DDA83DA" wp14:editId="6300FBAA">
             <wp:extent cx="5715000" cy="3571875"/>
             <wp:effectExtent l="0" t="0" r="0" b="0"/>
             <wp:docPr id="131" name="38-schedules-list.png" descr="La page Planifications avec une planification en pause et ses icônes d'action." title="La page Planifications avec une planification en pause et ses icônes d'action."/>
@@ -26305,7 +26305,7 @@
       <w:pPr>
         <w:pStyle w:val="Ttulo2"/>
       </w:pPr>
-      <w:bookmarkStart w:id="31" w:name="_Toc241692278"/>
+      <w:bookmarkStart w:id="31" w:name="_Toc241696166"/>
       <w:r>
         <w:t>Nouvelle planification et Modifier la planification</w:t>
       </w:r>
@@ -27743,7 +27743,7 @@
           <w:noProof/>
         </w:rPr>
         <w:drawing>
-          <wp:inline distT="0" distB="0" distL="0" distR="0" wp14:anchorId="6A72A7E1" wp14:editId="4B9F4472">
+          <wp:inline distT="0" distB="0" distL="0" distR="0" wp14:anchorId="37C38ED0" wp14:editId="644A842C">
             <wp:extent cx="3743325" cy="4676775"/>
             <wp:effectExtent l="0" t="0" r="0" b="0"/>
             <wp:docPr id="132" name="34-schedule-custom-cron.png" descr="La boîte de dialogue Nouvelle planification avec une fréquence personnalisée et le champ Expression cron." title="La boîte de dialogue Nouvelle planification avec une fréquence personnalisée et le champ Expression cron."/>
@@ -27795,7 +27795,7 @@
       <w:pPr>
         <w:pStyle w:val="Ttulo2"/>
       </w:pPr>
-      <w:bookmarkStart w:id="32" w:name="_Toc241692279"/>
+      <w:bookmarkStart w:id="32" w:name="_Toc241696167"/>
       <w:r>
         <w:t>Historique d'exécution</w:t>
       </w:r>
@@ -28244,7 +28244,7 @@
       <w:pPr>
         <w:pStyle w:val="Ttulo2"/>
       </w:pPr>
-      <w:bookmarkStart w:id="33" w:name="_Toc241692280"/>
+      <w:bookmarkStart w:id="33" w:name="_Toc241696168"/>
       <w:r>
         <w:t>Exemple : un résultat hebdomadaire</w:t>
       </w:r>
@@ -28450,7 +28450,7 @@
         <w:pStyle w:val="Ttulo1"/>
         <w:pageBreakBefore/>
       </w:pPr>
-      <w:bookmarkStart w:id="34" w:name="_Toc241692281"/>
+      <w:bookmarkStart w:id="34" w:name="_Toc241696169"/>
       <w:r>
         <w:lastRenderedPageBreak/>
         <w:t>Domaines d'activité</w:t>
@@ -28483,7 +28483,7 @@
           <w:noProof/>
         </w:rPr>
         <w:drawing>
-          <wp:inline distT="0" distB="0" distL="0" distR="0" wp14:anchorId="38119DDC" wp14:editId="16E1CF99">
+          <wp:inline distT="0" distB="0" distL="0" distR="0" wp14:anchorId="19BD782F" wp14:editId="14B861A4">
             <wp:extent cx="5715000" cy="3571875"/>
             <wp:effectExtent l="0" t="0" r="0" b="0"/>
             <wp:docPr id="133" name="06-business-areas.png" descr="La page Domaines d'activité listant les domaines, avec le bouton Nouveau domaine d'activité et les icônes de ligne." title="La page Domaines d'activité listant les domaines, avec le bouton Nouveau domaine d'activité et les icônes de ligne."/>
@@ -28997,7 +28997,7 @@
         </w:rPr>
         <w:lastRenderedPageBreak/>
         <w:drawing>
-          <wp:inline distT="0" distB="0" distL="0" distR="0" wp14:anchorId="6FE5EFC7" wp14:editId="632CA545">
+          <wp:inline distT="0" distB="0" distL="0" distR="0" wp14:anchorId="00869DC2" wp14:editId="475ED266">
             <wp:extent cx="3324225" cy="2047875"/>
             <wp:effectExtent l="0" t="0" r="0" b="0"/>
             <wp:docPr id="134" name="07-business-areas-new.png" descr="La boîte de dialogue Nouveau domaine d'activité avec les champs Nom et Description." title="La boîte de dialogue Nouveau domaine d'activité avec les champs Nom et Description."/>
@@ -29049,7 +29049,7 @@
       <w:pPr>
         <w:pStyle w:val="Ttulo2"/>
       </w:pPr>
-      <w:bookmarkStart w:id="35" w:name="_Toc241692282"/>
+      <w:bookmarkStart w:id="35" w:name="_Toc241696170"/>
       <w:r>
         <w:t>Créer un domaine d'activité</w:t>
       </w:r>
@@ -29153,7 +29153,7 @@
       <w:pPr>
         <w:pStyle w:val="Ttulo2"/>
       </w:pPr>
-      <w:bookmarkStart w:id="36" w:name="_Toc241692283"/>
+      <w:bookmarkStart w:id="36" w:name="_Toc241696171"/>
       <w:r>
         <w:t>Accès</w:t>
       </w:r>
@@ -29185,7 +29185,7 @@
           <w:noProof/>
         </w:rPr>
         <w:drawing>
-          <wp:inline distT="0" distB="0" distL="0" distR="0" wp14:anchorId="42CD2B32" wp14:editId="53FF02EA">
+          <wp:inline distT="0" distB="0" distL="0" distR="0" wp14:anchorId="1BBA725E" wp14:editId="5AC240E3">
             <wp:extent cx="5715000" cy="3571875"/>
             <wp:effectExtent l="0" t="0" r="0" b="0"/>
             <wp:docPr id="135" name="09-business-areas-grants-permission.png" descr="La boîte de dialogue Gérer les accès avec la liste Autorisation ouverte." title="La boîte de dialogue Gérer les accès avec la liste Autorisation ouverte."/>
@@ -30442,7 +30442,7 @@
         <w:pStyle w:val="Ttulo1"/>
         <w:pageBreakBefore/>
       </w:pPr>
-      <w:bookmarkStart w:id="37" w:name="_Toc241692284"/>
+      <w:bookmarkStart w:id="37" w:name="_Toc241696172"/>
       <w:r>
         <w:lastRenderedPageBreak/>
         <w:t>Dossiers</w:t>
@@ -30505,7 +30505,7 @@
           <w:noProof/>
         </w:rPr>
         <w:drawing>
-          <wp:inline distT="0" distB="0" distL="0" distR="0" wp14:anchorId="791FBE78" wp14:editId="51DAFE46">
+          <wp:inline distT="0" distB="0" distL="0" distR="0" wp14:anchorId="69401BE7" wp14:editId="5B7B6C25">
             <wp:extent cx="5715000" cy="3571875"/>
             <wp:effectExtent l="0" t="0" r="0" b="0"/>
             <wp:docPr id="136" name="11-folders.png" descr="La page Dossiers avec un domaine d'activité choisi, affichant le tableau des dossiers et les icônes de ligne." title="La page Dossiers avec un domaine d'activité choisi, affichant le tableau des dossiers et les icônes de ligne."/>
@@ -31287,7 +31287,7 @@
       <w:pPr>
         <w:pStyle w:val="Ttulo2"/>
       </w:pPr>
-      <w:bookmarkStart w:id="38" w:name="_Toc241692285"/>
+      <w:bookmarkStart w:id="38" w:name="_Toc241696173"/>
       <w:r>
         <w:t>L'assistant de dossier</w:t>
       </w:r>
@@ -32716,7 +32716,7 @@
           <w:noProof/>
         </w:rPr>
         <w:drawing>
-          <wp:inline distT="0" distB="0" distL="0" distR="0" wp14:anchorId="5959A6DC" wp14:editId="5F63212F">
+          <wp:inline distT="0" distB="0" distL="0" distR="0" wp14:anchorId="28F0B19E" wp14:editId="34DABCA3">
             <wp:extent cx="2238375" cy="5905500"/>
             <wp:effectExtent l="0" t="0" r="0" b="0"/>
             <wp:docPr id="137" name="15-folders-picked.png" descr="La boîte de dialogue Nouveau dossier avec une table choisie et la liste Éléments à créer." title="La boîte de dialogue Nouveau dossier avec une table choisie et la liste Éléments à créer."/>
@@ -32904,7 +32904,7 @@
       <w:pPr>
         <w:pStyle w:val="Ttulo2"/>
       </w:pPr>
-      <w:bookmarkStart w:id="39" w:name="_Toc241692286"/>
+      <w:bookmarkStart w:id="39" w:name="_Toc241696174"/>
       <w:r>
         <w:t>Partager un dossier avec un autre domaine d'activité</w:t>
       </w:r>
@@ -33013,7 +33013,7 @@
           <w:noProof/>
         </w:rPr>
         <w:drawing>
-          <wp:inline distT="0" distB="0" distL="0" distR="0" wp14:anchorId="78FCEB0D" wp14:editId="19D24FE8">
+          <wp:inline distT="0" distB="0" distL="0" distR="0" wp14:anchorId="46838292" wp14:editId="3E34EE36">
             <wp:extent cx="3324225" cy="1638300"/>
             <wp:effectExtent l="0" t="0" r="0" b="0"/>
             <wp:docPr id="138" name="16-folders-sharing.png" descr="La boîte de dialogue de partage du dossier avec le badge du propriétaire et la liste Partager avec." title="La boîte de dialogue de partage du dossier avec le badge du propriétaire et la liste Partager avec."/>
@@ -33066,7 +33066,7 @@
         <w:pStyle w:val="Ttulo1"/>
         <w:pageBreakBefore/>
       </w:pPr>
-      <w:bookmarkStart w:id="40" w:name="_Toc241692287"/>
+      <w:bookmarkStart w:id="40" w:name="_Toc241696175"/>
       <w:r>
         <w:lastRenderedPageBreak/>
         <w:t>Éléments</w:t>
@@ -33119,7 +33119,7 @@
           <w:noProof/>
         </w:rPr>
         <w:drawing>
-          <wp:inline distT="0" distB="0" distL="0" distR="0" wp14:anchorId="34502643" wp14:editId="01D8ADE9">
+          <wp:inline distT="0" distB="0" distL="0" distR="0" wp14:anchorId="0FA358EC" wp14:editId="08971E45">
             <wp:extent cx="5715000" cy="3571875"/>
             <wp:effectExtent l="0" t="0" r="0" b="0"/>
             <wp:docPr id="139" name="17-items.png" descr="La page Éléments pour un dossier choisi, avec les colonnes Type, Colonne, Type de données et Agrégation." title="La page Éléments pour un dossier choisi, avec les colonnes Type, Colonne, Type de données et Agrégation."/>
@@ -35058,7 +35058,7 @@
         </w:rPr>
         <w:lastRenderedPageBreak/>
         <w:drawing>
-          <wp:inline distT="0" distB="0" distL="0" distR="0" wp14:anchorId="709487C0" wp14:editId="0D28D53B">
+          <wp:inline distT="0" distB="0" distL="0" distR="0" wp14:anchorId="2870E9F3" wp14:editId="0ECBE18D">
             <wp:extent cx="5715000" cy="3571875"/>
             <wp:effectExtent l="0" t="0" r="0" b="0"/>
             <wp:docPr id="140" name="19-items-type-open.png" descr="La boîte de dialogue Nouvel élément avec la liste Type d'élément ouverte affichant les types d'éléments." title="La boîte de dialogue Nouvel élément avec la liste Type d'élément ouverte affichant les types d'éléments."/>
@@ -35111,7 +35111,7 @@
         <w:pStyle w:val="Ttulo1"/>
         <w:pageBreakBefore/>
       </w:pPr>
-      <w:bookmarkStart w:id="41" w:name="_Toc241692288"/>
+      <w:bookmarkStart w:id="41" w:name="_Toc241696176"/>
       <w:r>
         <w:lastRenderedPageBreak/>
         <w:t>Jointures</w:t>
@@ -35144,7 +35144,7 @@
           <w:noProof/>
         </w:rPr>
         <w:drawing>
-          <wp:inline distT="0" distB="0" distL="0" distR="0" wp14:anchorId="7288E204" wp14:editId="0853AC64">
+          <wp:inline distT="0" distB="0" distL="0" distR="0" wp14:anchorId="3E98A2A2" wp14:editId="00A3F47A">
             <wp:extent cx="5715000" cy="3571875"/>
             <wp:effectExtent l="0" t="0" r="0" b="0"/>
             <wp:docPr id="141" name="20-joins.png" descr="La page Jointures, avec des jointures composées de plusieurs paires de colonnes." title="La page Jointures, avec des jointures composées de plusieurs paires de colonnes."/>
@@ -36799,7 +36799,7 @@
           <w:noProof/>
         </w:rPr>
         <w:drawing>
-          <wp:inline distT="0" distB="0" distL="0" distR="0" wp14:anchorId="0D093267" wp14:editId="34DF4421">
+          <wp:inline distT="0" distB="0" distL="0" distR="0" wp14:anchorId="2CE694B5" wp14:editId="24E3B9ED">
             <wp:extent cx="5715000" cy="3571875"/>
             <wp:effectExtent l="0" t="0" r="0" b="0"/>
             <wp:docPr id="142" name="23-joins-select-open.png" descr="La boîte de dialogue Nouvelle jointure avec une liste déroulante ouverte." title="La boîte de dialogue Nouvelle jointure avec une liste déroulante ouverte."/>
@@ -36970,7 +36970,7 @@
         <w:pStyle w:val="Ttulo1"/>
         <w:pageBreakBefore/>
       </w:pPr>
-      <w:bookmarkStart w:id="42" w:name="_Toc241692289"/>
+      <w:bookmarkStart w:id="42" w:name="_Toc241696177"/>
       <w:r>
         <w:lastRenderedPageBreak/>
         <w:t>Hiérarchies</w:t>
@@ -37003,7 +37003,7 @@
           <w:noProof/>
         </w:rPr>
         <w:drawing>
-          <wp:inline distT="0" distB="0" distL="0" distR="0" wp14:anchorId="74456DFE" wp14:editId="26999878">
+          <wp:inline distT="0" distB="0" distL="0" distR="0" wp14:anchorId="4F6073BA" wp14:editId="424498B9">
             <wp:extent cx="5715000" cy="3571875"/>
             <wp:effectExtent l="0" t="0" r="0" b="0"/>
             <wp:docPr id="143" name="24-hierarchies.png" descr="La page Hiérarchies avec le tableau indiquant le nombre de niveaux." title="La page Hiérarchies avec le tableau indiquant le nombre de niveaux."/>
@@ -38063,7 +38063,7 @@
           <w:noProof/>
         </w:rPr>
         <w:drawing>
-          <wp:inline distT="0" distB="0" distL="0" distR="0" wp14:anchorId="6D7AFC59" wp14:editId="222FCA7C">
+          <wp:inline distT="0" distB="0" distL="0" distR="0" wp14:anchorId="5CA3D3D0" wp14:editId="1401ADE7">
             <wp:extent cx="4362450" cy="2762250"/>
             <wp:effectExtent l="0" t="0" r="0" b="0"/>
             <wp:docPr id="144" name="26-hierarchies-level-added.png" descr="La boîte de dialogue Nouvelle hiérarchie après l'ajout d'un niveau, avec les listes Dossier et Élément." title="La boîte de dialogue Nouvelle hiérarchie après l'ajout d'un niveau, avec les listes Dossier et Élément."/>
@@ -38116,7 +38116,7 @@
         <w:pStyle w:val="Ttulo1"/>
         <w:pageBreakBefore/>
       </w:pPr>
-      <w:bookmarkStart w:id="43" w:name="_Toc241692290"/>
+      <w:bookmarkStart w:id="43" w:name="_Toc241696178"/>
       <w:r>
         <w:lastRenderedPageBreak/>
         <w:t>Fonctions personnalisées</w:t>
@@ -38149,7 +38149,7 @@
           <w:noProof/>
         </w:rPr>
         <w:drawing>
-          <wp:inline distT="0" distB="0" distL="0" distR="0" wp14:anchorId="1E77BD1B" wp14:editId="729E8847">
+          <wp:inline distT="0" distB="0" distL="0" distR="0" wp14:anchorId="1F793A81" wp14:editId="08C63A90">
             <wp:extent cx="5715000" cy="3571875"/>
             <wp:effectExtent l="0" t="0" r="0" b="0"/>
             <wp:docPr id="145" name="27-custom-functions.png" descr="La page Fonctions personnalisées avec la zone de filtre, Tout actualiser, Nouvelle fonction et le tableau des fonctions." title="La page Fonctions personnalisées avec la zone de filtre, Tout actualiser, Nouvelle fonction et le tableau des fonctions."/>
@@ -38872,7 +38872,7 @@
       <w:pPr>
         <w:pStyle w:val="Ttulo2"/>
       </w:pPr>
-      <w:bookmarkStart w:id="44" w:name="_Toc241692291"/>
+      <w:bookmarkStart w:id="44" w:name="_Toc241696179"/>
       <w:r>
         <w:lastRenderedPageBreak/>
         <w:t>Le formulaire de fonction</w:t>
@@ -39843,7 +39843,7 @@
         </w:rPr>
         <w:lastRenderedPageBreak/>
         <w:drawing>
-          <wp:inline distT="0" distB="0" distL="0" distR="0" wp14:anchorId="46DEF2F8" wp14:editId="721BF293">
+          <wp:inline distT="0" distB="0" distL="0" distR="0" wp14:anchorId="37C155AB" wp14:editId="0F00532C">
             <wp:extent cx="4076700" cy="5905500"/>
             <wp:effectExtent l="0" t="0" r="0" b="0"/>
             <wp:docPr id="146" name="29-custom-functions-search-results.png" descr="La boîte de dialogue Nouvelle fonction personnalisée listant les fonctions de la base qui correspondent à la recherche." title="La boîte de dialogue Nouvelle fonction personnalisée listant les fonctions de la base qui correspondent à la recherche."/>
@@ -39896,7 +39896,7 @@
         <w:pStyle w:val="Ttulo1"/>
         <w:pageBreakBefore/>
       </w:pPr>
-      <w:bookmarkStart w:id="45" w:name="_Toc241692292"/>
+      <w:bookmarkStart w:id="45" w:name="_Toc241696180"/>
       <w:r>
         <w:lastRenderedPageBreak/>
         <w:t>Sources de données</w:t>
@@ -39929,7 +39929,7 @@
           <w:noProof/>
         </w:rPr>
         <w:drawing>
-          <wp:inline distT="0" distB="0" distL="0" distR="0" wp14:anchorId="3535F37B" wp14:editId="71CA75BF">
+          <wp:inline distT="0" distB="0" distL="0" distR="0" wp14:anchorId="1A836E7E" wp14:editId="3F329165">
             <wp:extent cx="5715000" cy="3571875"/>
             <wp:effectExtent l="0" t="0" r="0" b="0"/>
             <wp:docPr id="147" name="30-data-sources.png" descr="La page Sources de données avec un tableau de connexions et cinq icônes de ligne." title="La page Sources de données avec un tableau de connexions et cinq icônes de ligne."/>
@@ -41309,7 +41309,7 @@
       <w:pPr>
         <w:pStyle w:val="Ttulo2"/>
       </w:pPr>
-      <w:bookmarkStart w:id="46" w:name="_Toc241692293"/>
+      <w:bookmarkStart w:id="46" w:name="_Toc241696181"/>
       <w:r>
         <w:t>Importer des tables</w:t>
       </w:r>
@@ -41472,7 +41472,7 @@
         </w:rPr>
         <w:lastRenderedPageBreak/>
         <w:drawing>
-          <wp:inline distT="0" distB="0" distL="0" distR="0" wp14:anchorId="7F1405D6" wp14:editId="3E30E0D9">
+          <wp:inline distT="0" distB="0" distL="0" distR="0" wp14:anchorId="12009D52" wp14:editId="3CA00D29">
             <wp:extent cx="3324225" cy="2419350"/>
             <wp:effectExtent l="0" t="0" r="0" b="0"/>
             <wp:docPr id="148" name="34-data-sources-import-dialog.png" descr="La boîte de dialogue Importer des tables avec le bouton Découvrir les tables, avant qu'une table soit trouvée." title="La boîte de dialogue Importer des tables avec le bouton Découvrir les tables, avant qu'une table soit trouvée."/>
@@ -41525,7 +41525,7 @@
         <w:pStyle w:val="Ttulo1"/>
         <w:pageBreakBefore/>
       </w:pPr>
-      <w:bookmarkStart w:id="47" w:name="_Toc241692294"/>
+      <w:bookmarkStart w:id="47" w:name="_Toc241696182"/>
       <w:r>
         <w:lastRenderedPageBreak/>
         <w:t>Utilisateurs</w:t>
@@ -41555,7 +41555,7 @@
           <w:noProof/>
         </w:rPr>
         <w:drawing>
-          <wp:inline distT="0" distB="0" distL="0" distR="0" wp14:anchorId="742EB347" wp14:editId="3EA0B1D0">
+          <wp:inline distT="0" distB="0" distL="0" distR="0" wp14:anchorId="6325A47A" wp14:editId="3623BA35">
             <wp:extent cx="5715000" cy="3571875"/>
             <wp:effectExtent l="0" t="0" r="0" b="0"/>
             <wp:docPr id="149" name="35-users.png" descr="La page Utilisateurs avec les boutons Fichier d'identifiants et Nouvel utilisateur et les icônes de ligne." title="La page Utilisateurs avec les boutons Fichier d'identifiants et Nouvel utilisateur et les icônes de ligne."/>
@@ -42255,7 +42255,7 @@
       <w:pPr>
         <w:pStyle w:val="Ttulo2"/>
       </w:pPr>
-      <w:bookmarkStart w:id="48" w:name="_Toc241692295"/>
+      <w:bookmarkStart w:id="48" w:name="_Toc241696183"/>
       <w:r>
         <w:t>Créer ou modifier un utilisateur</w:t>
       </w:r>
@@ -42850,7 +42850,27 @@
               <w:t>Peut modifier</w:t>
             </w:r>
             <w:r>
-              <w:t xml:space="preserve">. Ne peut pas modifier les domaines d'activité, dossiers, éléments, jointures ni hiérarchies, quel que soit son accès. Ne peut pas utiliser </w:t>
+              <w:t xml:space="preserve">. Voit, modifie, active et désactive les comptes MANAGER, USER et VIEWER, mais ne voit jamais les administrateurs et ne peut ni créer ni supprimer d'utilisateurs, ni donner le rôle ADMIN. Ne peut pas modifier les domaines d'activité, dossiers, éléments, jointures ni hiérarchies, quel que soit son accès. Ne peut pas utiliser </w:t>
+            </w:r>
+            <w:r>
+              <w:rPr>
+                <w:b/>
+                <w:bCs/>
+              </w:rPr>
+              <w:t>Fonctions personnalisées</w:t>
+            </w:r>
+            <w:r>
+              <w:t xml:space="preserve">, </w:t>
+            </w:r>
+            <w:r>
+              <w:rPr>
+                <w:b/>
+                <w:bCs/>
+              </w:rPr>
+              <w:t>Sources de données</w:t>
+            </w:r>
+            <w:r>
+              <w:t xml:space="preserve">, </w:t>
             </w:r>
             <w:r>
               <w:rPr>
@@ -43072,7 +43092,7 @@
         </w:rPr>
         <w:lastRenderedPageBreak/>
         <w:drawing>
-          <wp:inline distT="0" distB="0" distL="0" distR="0" wp14:anchorId="35D25EB1" wp14:editId="628775E1">
+          <wp:inline distT="0" distB="0" distL="0" distR="0" wp14:anchorId="13AB4D96" wp14:editId="2DCC2E2A">
             <wp:extent cx="5715000" cy="3571875"/>
             <wp:effectExtent l="0" t="0" r="0" b="0"/>
             <wp:docPr id="150" name="37-users-role-open.png" descr="La boîte de dialogue Nouvel utilisateur avec la liste Rôle ouverte et chaque rôle décrit." title="La boîte de dialogue Nouvel utilisateur avec la liste Rôle ouverte et chaque rôle décrit."/>
@@ -43124,7 +43144,7 @@
       <w:pPr>
         <w:pStyle w:val="Ttulo2"/>
       </w:pPr>
-      <w:bookmarkStart w:id="49" w:name="_Toc241692296"/>
+      <w:bookmarkStart w:id="49" w:name="_Toc241696184"/>
       <w:r>
         <w:t>Désactiver, activer ou supprimer</w:t>
       </w:r>
@@ -43216,7 +43236,7 @@
           <w:noProof/>
         </w:rPr>
         <w:drawing>
-          <wp:inline distT="0" distB="0" distL="0" distR="0" wp14:anchorId="01C220D1" wp14:editId="0F71B0DE">
+          <wp:inline distT="0" distB="0" distL="0" distR="0" wp14:anchorId="0D13BD5B" wp14:editId="4953F319">
             <wp:extent cx="3324225" cy="1076325"/>
             <wp:effectExtent l="0" t="0" r="0" b="0"/>
             <wp:docPr id="151" name="39-users-deactivate-dialog.png" descr="La boîte de dialogue de confirmation affichée avant de désactiver un utilisateur." title="La boîte de dialogue de confirmation affichée avant de désactiver un utilisateur."/>
@@ -43308,7 +43328,7 @@
       <w:pPr>
         <w:pStyle w:val="Ttulo2"/>
       </w:pPr>
-      <w:bookmarkStart w:id="50" w:name="_Toc241692297"/>
+      <w:bookmarkStart w:id="50" w:name="_Toc241696185"/>
       <w:r>
         <w:t>Le fichier d'identifiants</w:t>
       </w:r>
@@ -43337,7 +43357,7 @@
       <w:pPr>
         <w:pStyle w:val="Ttulo2"/>
       </w:pPr>
-      <w:bookmarkStart w:id="51" w:name="_Toc241692298"/>
+      <w:bookmarkStart w:id="51" w:name="_Toc241696186"/>
       <w:r>
         <w:t>Cartes que cet utilisateur peut ouvrir</w:t>
       </w:r>
@@ -43379,7 +43399,7 @@
           <w:noProof/>
         </w:rPr>
         <w:drawing>
-          <wp:inline distT="0" distB="0" distL="0" distR="0" wp14:anchorId="179AFE4F" wp14:editId="301AD605">
+          <wp:inline distT="0" distB="0" distL="0" distR="0" wp14:anchorId="34A1D1E9" wp14:editId="3EFEAA97">
             <wp:extent cx="4362450" cy="2190750"/>
             <wp:effectExtent l="0" t="0" r="0" b="0"/>
             <wp:docPr id="152" name="41-users-maps-dialog.png" descr="La boîte de dialogue Cartes d'un utilisateur, avec les badges d'origine et les listes de niveau de partage." title="La boîte de dialogue Cartes d'un utilisateur, avec les badges d'origine et les listes de niveau de partage."/>
@@ -44321,7 +44341,7 @@
         <w:pStyle w:val="Ttulo1"/>
         <w:pageBreakBefore/>
       </w:pPr>
-      <w:bookmarkStart w:id="52" w:name="_Toc241692299"/>
+      <w:bookmarkStart w:id="52" w:name="_Toc241696187"/>
       <w:r>
         <w:lastRenderedPageBreak/>
         <w:t>Stratégies de sécurité</w:t>
@@ -44381,7 +44401,7 @@
           <w:noProof/>
         </w:rPr>
         <w:drawing>
-          <wp:inline distT="0" distB="0" distL="0" distR="0" wp14:anchorId="109155EF" wp14:editId="329A7CAE">
+          <wp:inline distT="0" distB="0" distL="0" distR="0" wp14:anchorId="4AE33F9E" wp14:editId="0B0C654C">
             <wp:extent cx="5715000" cy="3571875"/>
             <wp:effectExtent l="0" t="0" r="0" b="0"/>
             <wp:docPr id="153" name="43-security.png" descr="La page Stratégies de sécurité avec les boutons Tester et Nouvelle stratégie." title="La page Stratégies de sécurité avec les boutons Tester et Nouvelle stratégie."/>
@@ -45008,7 +45028,7 @@
       <w:pPr>
         <w:pStyle w:val="Ttulo2"/>
       </w:pPr>
-      <w:bookmarkStart w:id="53" w:name="_Toc241692300"/>
+      <w:bookmarkStart w:id="53" w:name="_Toc241696188"/>
       <w:r>
         <w:lastRenderedPageBreak/>
         <w:t>Écrire une stratégie</w:t>
@@ -46072,7 +46092,7 @@
         </w:rPr>
         <w:lastRenderedPageBreak/>
         <w:drawing>
-          <wp:inline distT="0" distB="0" distL="0" distR="0" wp14:anchorId="6BADE44B" wp14:editId="091BFD39">
+          <wp:inline distT="0" distB="0" distL="0" distR="0" wp14:anchorId="7596C05D" wp14:editId="335EB2FC">
             <wp:extent cx="3324225" cy="4676775"/>
             <wp:effectExtent l="0" t="0" r="0" b="0"/>
             <wp:docPr id="154" name="46-security-validate.png" descr="La boîte de dialogue Nouvelle stratégie après un clic sur Valider pour un prédicat." title="La boîte de dialogue Nouvelle stratégie après un clic sur Valider pour un prédicat."/>
@@ -46124,7 +46144,7 @@
       <w:pPr>
         <w:pStyle w:val="Ttulo2"/>
       </w:pPr>
-      <w:bookmarkStart w:id="54" w:name="_Toc241692301"/>
+      <w:bookmarkStart w:id="54" w:name="_Toc241696189"/>
       <w:r>
         <w:t>Attribuer une stratégie</w:t>
       </w:r>
@@ -46514,7 +46534,7 @@
       <w:pPr>
         <w:pStyle w:val="Ttulo2"/>
       </w:pPr>
-      <w:bookmarkStart w:id="55" w:name="_Toc241692302"/>
+      <w:bookmarkStart w:id="55" w:name="_Toc241696190"/>
       <w:r>
         <w:lastRenderedPageBreak/>
         <w:t>Tester une stratégie</w:t>
@@ -46589,7 +46609,7 @@
         <w:pStyle w:val="Ttulo1"/>
         <w:pageBreakBefore/>
       </w:pPr>
-      <w:bookmarkStart w:id="56" w:name="_Toc241692303"/>
+      <w:bookmarkStart w:id="56" w:name="_Toc241696191"/>
       <w:r>
         <w:lastRenderedPageBreak/>
         <w:t>Journal d'audit</w:t>
@@ -46622,7 +46642,7 @@
           <w:noProof/>
         </w:rPr>
         <w:drawing>
-          <wp:inline distT="0" distB="0" distL="0" distR="0" wp14:anchorId="11CE1D72" wp14:editId="2B4C588F">
+          <wp:inline distT="0" distB="0" distL="0" distR="0" wp14:anchorId="5305497C" wp14:editId="0CE0EF05">
             <wp:extent cx="5715000" cy="3571875"/>
             <wp:effectExtent l="0" t="0" r="0" b="0"/>
             <wp:docPr id="155" name="47-audit.png" descr="La page Journal d'audit avec le bouton d'exportation, les cartes de statistiques, le graphique quotidien et les filtres." title="La page Journal d'audit avec le bouton d'exportation, les cartes de statistiques, le graphique quotidien et les filtres."/>
@@ -47483,7 +47503,7 @@
         <w:pStyle w:val="Ttulo1"/>
         <w:pageBreakBefore/>
       </w:pPr>
-      <w:bookmarkStart w:id="57" w:name="_Toc241692304"/>
+      <w:bookmarkStart w:id="57" w:name="_Toc241696192"/>
       <w:r>
         <w:lastRenderedPageBreak/>
         <w:t>Migration</w:t>
@@ -47563,7 +47583,7 @@
           <w:noProof/>
         </w:rPr>
         <w:drawing>
-          <wp:inline distT="0" distB="0" distL="0" distR="0" wp14:anchorId="2AEE3DFE" wp14:editId="10CCFD29">
+          <wp:inline distT="0" distB="0" distL="0" distR="0" wp14:anchorId="2C3E458B" wp14:editId="6BFEBE35">
             <wp:extent cx="5715000" cy="3571875"/>
             <wp:effectExtent l="0" t="0" r="0" b="0"/>
             <wp:docPr id="156" name="50-migration.png" descr="La page Migration avec la carte Source, ses boutons et son texte d'aide." title="La page Migration avec la carte Source, ses boutons et son texte d'aide."/>
@@ -47640,7 +47660,7 @@
       <w:pPr>
         <w:pStyle w:val="Ttulo2"/>
       </w:pPr>
-      <w:bookmarkStart w:id="58" w:name="_Toc241692305"/>
+      <w:bookmarkStart w:id="58" w:name="_Toc241696193"/>
       <w:r>
         <w:t>Choisir la source</w:t>
       </w:r>
@@ -48761,7 +48781,7 @@
       <w:pPr>
         <w:pStyle w:val="Ttulo2"/>
       </w:pPr>
-      <w:bookmarkStart w:id="59" w:name="_Toc241692306"/>
+      <w:bookmarkStart w:id="59" w:name="_Toc241696194"/>
       <w:r>
         <w:t>Ce que fait chaque action</w:t>
       </w:r>
@@ -49162,7 +49182,7 @@
       <w:pPr>
         <w:pStyle w:val="Ttulo2"/>
       </w:pPr>
-      <w:bookmarkStart w:id="60" w:name="_Toc241692307"/>
+      <w:bookmarkStart w:id="60" w:name="_Toc241696195"/>
       <w:r>
         <w:t>Faire une migration en toute sécurité</w:t>
       </w:r>
@@ -49404,7 +49424,7 @@
         <w:pStyle w:val="Ttulo1"/>
         <w:pageBreakBefore/>
       </w:pPr>
-      <w:bookmarkStart w:id="61" w:name="_Toc241692308"/>
+      <w:bookmarkStart w:id="61" w:name="_Toc241696196"/>
       <w:r>
         <w:lastRenderedPageBreak/>
         <w:t>Questions fréquentes</w:t>
@@ -49695,7 +49715,7 @@
       <w:pPr>
         <w:pStyle w:val="Ttulo2"/>
       </w:pPr>
-      <w:bookmarkStart w:id="62" w:name="_Toc241692309"/>
+      <w:bookmarkStart w:id="62" w:name="_Toc241696197"/>
       <w:r>
         <w:t>Glossaire</w:t>
       </w:r>
@@ -51020,7 +51040,7 @@
         <w:sz w:val="16"/>
         <w:szCs w:val="16"/>
       </w:rPr>
-      <w:t>Discoverer Neo 2.0.1 · Guide complet · ADMIN</w:t>
+      <w:t>Discoverer Neo 2.1.0 · Guide complet · ADMIN</w:t>
     </w:r>
   </w:p>
 </w:hdr>
@@ -51029,10 +51049,10 @@
 <file path=word/numbering.xml><?xml version="1.0" encoding="utf-8"?>
 <w:numbering xmlns:wpc="http://schemas.microsoft.com/office/word/2010/wordprocessingCanvas" xmlns:cx="http://schemas.microsoft.com/office/drawing/2014/chartex" xmlns:cx1="http://schemas.microsoft.com/office/drawing/2015/9/8/chartex" xmlns:cx2="http://schemas.microsoft.com/office/drawing/2015/10/21/chartex" xmlns:cx3="http://schemas.microsoft.com/office/drawing/2016/5/9/chartex" xmlns:cx4="http://schemas.microsoft.com/office/drawing/2016/5/10/chartex" xmlns:cx5="http://schemas.microsoft.com/office/drawing/2016/5/11/chartex" xmlns:cx6="http://schemas.microsoft.com/office/drawing/2016/5/12/chartex" xmlns:cx7="http://schemas.microsoft.com/office/drawing/2016/5/13/chartex" xmlns:cx8="http://schemas.microsoft.com/office/drawing/2016/5/14/chartex" xmlns:mc="http://schemas.openxmlformats.org/markup-compatibility/2006" xmlns:aink="http://schemas.microsoft.com/office/drawing/2016/ink" xmlns:am3d="http://schemas.microsoft.com/office/drawing/2017/model3d" xmlns:o="urn:schemas-microsoft-com:office:office" xmlns:oel="http://schemas.microsoft.com/office/2019/extlst" xmlns:r="http://schemas.openxmlformats.org/officeDocument/2006/relationships" xmlns:m="http://schemas.openxmlformats.org/officeDocument/2006/math" xmlns:v="urn:schemas-microsoft-com:vml" xmlns:wp14="http://schemas.microsoft.com/office/word/2010/wordprocessingDrawing" xmlns:wp="http://schemas.openxmlformats.org/drawingml/2006/wordprocessingDrawing" xmlns:w10="urn:schemas-microsoft-com:office:word" xmlns:w="http://schemas.openxmlformats.org/wordprocessingml/2006/main" xmlns:w14="http://schemas.microsoft.com/office/word/2010/wordml" xmlns:w15="http://schemas.microsoft.com/office/word/2012/wordml" xmlns:w16cex="http://schemas.microsoft.com/office/word/2018/wordml/cex" xmlns:w16cid="http://schemas.microsoft.com/office/word/2016/wordml/cid" xmlns:w16="http://schemas.microsoft.com/office/word/2018/wordml" xmlns:w16sdtdh="http://schemas.microsoft.com/office/word/2020/wordml/sdtdatahash" xmlns:w16se="http://schemas.microsoft.com/office/word/2015/wordml/symex" xmlns:wpg="http://schemas.microsoft.com/office/word/2010/wordprocessingGroup" xmlns:wpi="http://schemas.microsoft.com/office/word/2010/wordprocessingInk" xmlns:wne="http://schemas.microsoft.com/office/word/2006/wordml" xmlns:wps="http://schemas.microsoft.com/office/word/2010/wordprocessingShape" mc:Ignorable="w14 w15 w16se w16cid w16 w16cex w16sdtdh wp14">
   <w:abstractNum w:abstractNumId="0" w15:restartNumberingAfterBreak="0">
-    <w:nsid w:val="009806A2"/>
+    <w:nsid w:val="082522E2"/>
     <w:multiLevelType w:val="hybridMultilevel"/>
-    <w:tmpl w:val="5FA0D0E4"/>
-    <w:lvl w:ilvl="0" w:tplc="60E81D4E">
+    <w:tmpl w:val="EFDC6B78"/>
+    <w:lvl w:ilvl="0" w:tplc="6E785CCA">
       <w:start w:val="1"/>
       <w:numFmt w:val="decimal"/>
       <w:lvlText w:val="%1."/>
@@ -51041,7 +51061,7 @@
         <w:ind w:left="360" w:hanging="300"/>
       </w:pPr>
     </w:lvl>
-    <w:lvl w:ilvl="1" w:tplc="C41E326A" w:tentative="1">
+    <w:lvl w:ilvl="1" w:tplc="4AF4FFE4" w:tentative="1">
       <w:start w:val="1"/>
       <w:numFmt w:val="lowerLetter"/>
       <w:lvlText w:val="%2."/>
@@ -51050,47 +51070,47 @@
         <w:ind w:left="720" w:hanging="300"/>
       </w:pPr>
     </w:lvl>
-    <w:lvl w:ilvl="2" w:tplc="9AAEA13C">
+    <w:lvl w:ilvl="2" w:tplc="52F27C36">
       <w:numFmt w:val="decimal"/>
       <w:lvlText w:val=""/>
       <w:lvlJc w:val="left"/>
     </w:lvl>
-    <w:lvl w:ilvl="3" w:tplc="0B065E72">
+    <w:lvl w:ilvl="3" w:tplc="B094CCA8">
       <w:numFmt w:val="decimal"/>
       <w:lvlText w:val=""/>
       <w:lvlJc w:val="left"/>
     </w:lvl>
-    <w:lvl w:ilvl="4" w:tplc="AC9441DE">
+    <w:lvl w:ilvl="4" w:tplc="C48826A6">
       <w:numFmt w:val="decimal"/>
       <w:lvlText w:val=""/>
       <w:lvlJc w:val="left"/>
     </w:lvl>
-    <w:lvl w:ilvl="5" w:tplc="352EB724">
+    <w:lvl w:ilvl="5" w:tplc="2B12D918">
       <w:numFmt w:val="decimal"/>
       <w:lvlText w:val=""/>
       <w:lvlJc w:val="left"/>
     </w:lvl>
-    <w:lvl w:ilvl="6" w:tplc="61AA3240">
+    <w:lvl w:ilvl="6" w:tplc="05DAD350">
       <w:numFmt w:val="decimal"/>
       <w:lvlText w:val=""/>
       <w:lvlJc w:val="left"/>
     </w:lvl>
-    <w:lvl w:ilvl="7" w:tplc="1C904B98">
+    <w:lvl w:ilvl="7" w:tplc="237E1476">
       <w:numFmt w:val="decimal"/>
       <w:lvlText w:val=""/>
       <w:lvlJc w:val="left"/>
     </w:lvl>
-    <w:lvl w:ilvl="8" w:tplc="650E29F6">
+    <w:lvl w:ilvl="8" w:tplc="54B8782A">
       <w:numFmt w:val="decimal"/>
       <w:lvlText w:val=""/>
       <w:lvlJc w:val="left"/>
     </w:lvl>
   </w:abstractNum>
   <w:abstractNum w:abstractNumId="1" w15:restartNumberingAfterBreak="0">
-    <w:nsid w:val="0DF51A3A"/>
+    <w:nsid w:val="1CAA5AE7"/>
     <w:multiLevelType w:val="hybridMultilevel"/>
-    <w:tmpl w:val="D4FA3552"/>
-    <w:lvl w:ilvl="0" w:tplc="FCB2DDFC">
+    <w:tmpl w:val="23BC29D2"/>
+    <w:lvl w:ilvl="0" w:tplc="B29CBCEC">
       <w:start w:val="1"/>
       <w:numFmt w:val="decimal"/>
       <w:lvlText w:val="%1."/>
@@ -51099,7 +51119,7 @@
         <w:ind w:left="360" w:hanging="300"/>
       </w:pPr>
     </w:lvl>
-    <w:lvl w:ilvl="1" w:tplc="AB7E9F34" w:tentative="1">
+    <w:lvl w:ilvl="1" w:tplc="35960FB0" w:tentative="1">
       <w:start w:val="1"/>
       <w:numFmt w:val="lowerLetter"/>
       <w:lvlText w:val="%2."/>
@@ -51108,47 +51128,47 @@
         <w:ind w:left="720" w:hanging="300"/>
       </w:pPr>
     </w:lvl>
-    <w:lvl w:ilvl="2" w:tplc="09BCAF42">
+    <w:lvl w:ilvl="2" w:tplc="322E63C2">
       <w:numFmt w:val="decimal"/>
       <w:lvlText w:val=""/>
       <w:lvlJc w:val="left"/>
     </w:lvl>
-    <w:lvl w:ilvl="3" w:tplc="0188FD12">
+    <w:lvl w:ilvl="3" w:tplc="754E9FF4">
       <w:numFmt w:val="decimal"/>
       <w:lvlText w:val=""/>
       <w:lvlJc w:val="left"/>
     </w:lvl>
-    <w:lvl w:ilvl="4" w:tplc="5AA295C4">
+    <w:lvl w:ilvl="4" w:tplc="ED36C888">
       <w:numFmt w:val="decimal"/>
       <w:lvlText w:val=""/>
       <w:lvlJc w:val="left"/>
     </w:lvl>
-    <w:lvl w:ilvl="5" w:tplc="0DEEC33C">
+    <w:lvl w:ilvl="5" w:tplc="AC1074B8">
       <w:numFmt w:val="decimal"/>
       <w:lvlText w:val=""/>
       <w:lvlJc w:val="left"/>
     </w:lvl>
-    <w:lvl w:ilvl="6" w:tplc="80CCA83A">
+    <w:lvl w:ilvl="6" w:tplc="2BDE514A">
       <w:numFmt w:val="decimal"/>
       <w:lvlText w:val=""/>
       <w:lvlJc w:val="left"/>
     </w:lvl>
-    <w:lvl w:ilvl="7" w:tplc="2F0C244E">
+    <w:lvl w:ilvl="7" w:tplc="02A6E3C6">
       <w:numFmt w:val="decimal"/>
       <w:lvlText w:val=""/>
       <w:lvlJc w:val="left"/>
     </w:lvl>
-    <w:lvl w:ilvl="8" w:tplc="2D8CA2A8">
+    <w:lvl w:ilvl="8" w:tplc="B4AEF4F0">
       <w:numFmt w:val="decimal"/>
       <w:lvlText w:val=""/>
       <w:lvlJc w:val="left"/>
     </w:lvl>
   </w:abstractNum>
   <w:abstractNum w:abstractNumId="2" w15:restartNumberingAfterBreak="0">
-    <w:nsid w:val="147742A6"/>
+    <w:nsid w:val="1E8C1E93"/>
     <w:multiLevelType w:val="hybridMultilevel"/>
-    <w:tmpl w:val="33023BBE"/>
-    <w:lvl w:ilvl="0" w:tplc="74C2B1FE">
+    <w:tmpl w:val="504C061A"/>
+    <w:lvl w:ilvl="0" w:tplc="91281210">
       <w:start w:val="1"/>
       <w:numFmt w:val="decimal"/>
       <w:lvlText w:val="%1."/>
@@ -51157,7 +51177,7 @@
         <w:ind w:left="360" w:hanging="300"/>
       </w:pPr>
     </w:lvl>
-    <w:lvl w:ilvl="1" w:tplc="F27052BA" w:tentative="1">
+    <w:lvl w:ilvl="1" w:tplc="6CE61C5C" w:tentative="1">
       <w:start w:val="1"/>
       <w:numFmt w:val="lowerLetter"/>
       <w:lvlText w:val="%2."/>
@@ -51166,47 +51186,47 @@
         <w:ind w:left="720" w:hanging="300"/>
       </w:pPr>
     </w:lvl>
-    <w:lvl w:ilvl="2" w:tplc="1E7AA406">
+    <w:lvl w:ilvl="2" w:tplc="44BEC004">
       <w:numFmt w:val="decimal"/>
       <w:lvlText w:val=""/>
       <w:lvlJc w:val="left"/>
     </w:lvl>
-    <w:lvl w:ilvl="3" w:tplc="F5C2B0EA">
+    <w:lvl w:ilvl="3" w:tplc="DD0E045E">
       <w:numFmt w:val="decimal"/>
       <w:lvlText w:val=""/>
       <w:lvlJc w:val="left"/>
     </w:lvl>
-    <w:lvl w:ilvl="4" w:tplc="718ED242">
+    <w:lvl w:ilvl="4" w:tplc="C486CE24">
       <w:numFmt w:val="decimal"/>
       <w:lvlText w:val=""/>
       <w:lvlJc w:val="left"/>
     </w:lvl>
-    <w:lvl w:ilvl="5" w:tplc="CA3E5D18">
+    <w:lvl w:ilvl="5" w:tplc="CDDCFA0E">
       <w:numFmt w:val="decimal"/>
       <w:lvlText w:val=""/>
       <w:lvlJc w:val="left"/>
     </w:lvl>
-    <w:lvl w:ilvl="6" w:tplc="F904BF32">
+    <w:lvl w:ilvl="6" w:tplc="78746B6E">
       <w:numFmt w:val="decimal"/>
       <w:lvlText w:val=""/>
       <w:lvlJc w:val="left"/>
     </w:lvl>
-    <w:lvl w:ilvl="7" w:tplc="9D381A66">
+    <w:lvl w:ilvl="7" w:tplc="BA6E93FA">
       <w:numFmt w:val="decimal"/>
       <w:lvlText w:val=""/>
       <w:lvlJc w:val="left"/>
     </w:lvl>
-    <w:lvl w:ilvl="8" w:tplc="1924F020">
+    <w:lvl w:ilvl="8" w:tplc="50E6203C">
       <w:numFmt w:val="decimal"/>
       <w:lvlText w:val=""/>
       <w:lvlJc w:val="left"/>
     </w:lvl>
   </w:abstractNum>
   <w:abstractNum w:abstractNumId="3" w15:restartNumberingAfterBreak="0">
-    <w:nsid w:val="17F13AEE"/>
+    <w:nsid w:val="252C310A"/>
     <w:multiLevelType w:val="hybridMultilevel"/>
-    <w:tmpl w:val="02E2ED4E"/>
-    <w:lvl w:ilvl="0" w:tplc="82300038">
+    <w:tmpl w:val="0F244E9A"/>
+    <w:lvl w:ilvl="0" w:tplc="EBE68754">
       <w:start w:val="1"/>
       <w:numFmt w:val="decimal"/>
       <w:lvlText w:val="%1."/>
@@ -51215,7 +51235,7 @@
         <w:ind w:left="360" w:hanging="300"/>
       </w:pPr>
     </w:lvl>
-    <w:lvl w:ilvl="1" w:tplc="CBF4F20C" w:tentative="1">
+    <w:lvl w:ilvl="1" w:tplc="27622324" w:tentative="1">
       <w:start w:val="1"/>
       <w:numFmt w:val="lowerLetter"/>
       <w:lvlText w:val="%2."/>
@@ -51224,47 +51244,47 @@
         <w:ind w:left="720" w:hanging="300"/>
       </w:pPr>
     </w:lvl>
-    <w:lvl w:ilvl="2" w:tplc="59545AEA">
+    <w:lvl w:ilvl="2" w:tplc="681C74F8">
       <w:numFmt w:val="decimal"/>
       <w:lvlText w:val=""/>
       <w:lvlJc w:val="left"/>
     </w:lvl>
-    <w:lvl w:ilvl="3" w:tplc="5588A550">
+    <w:lvl w:ilvl="3" w:tplc="F3522B7A">
       <w:numFmt w:val="decimal"/>
       <w:lvlText w:val=""/>
       <w:lvlJc w:val="left"/>
     </w:lvl>
-    <w:lvl w:ilvl="4" w:tplc="80A00C44">
+    <w:lvl w:ilvl="4" w:tplc="5A3C1A1E">
       <w:numFmt w:val="decimal"/>
       <w:lvlText w:val=""/>
       <w:lvlJc w:val="left"/>
     </w:lvl>
-    <w:lvl w:ilvl="5" w:tplc="D6F62E2E">
+    <w:lvl w:ilvl="5" w:tplc="63A64C60">
       <w:numFmt w:val="decimal"/>
       <w:lvlText w:val=""/>
       <w:lvlJc w:val="left"/>
     </w:lvl>
-    <w:lvl w:ilvl="6" w:tplc="23FE522E">
+    <w:lvl w:ilvl="6" w:tplc="5EC2BD42">
       <w:numFmt w:val="decimal"/>
       <w:lvlText w:val=""/>
       <w:lvlJc w:val="left"/>
     </w:lvl>
-    <w:lvl w:ilvl="7" w:tplc="473C2C84">
+    <w:lvl w:ilvl="7" w:tplc="20AA807A">
       <w:numFmt w:val="decimal"/>
       <w:lvlText w:val=""/>
       <w:lvlJc w:val="left"/>
     </w:lvl>
-    <w:lvl w:ilvl="8" w:tplc="203CEA52">
+    <w:lvl w:ilvl="8" w:tplc="2A3E198E">
       <w:numFmt w:val="decimal"/>
       <w:lvlText w:val=""/>
       <w:lvlJc w:val="left"/>
     </w:lvl>
   </w:abstractNum>
   <w:abstractNum w:abstractNumId="4" w15:restartNumberingAfterBreak="0">
-    <w:nsid w:val="19A741FE"/>
+    <w:nsid w:val="255D22B7"/>
     <w:multiLevelType w:val="hybridMultilevel"/>
-    <w:tmpl w:val="F36E4918"/>
-    <w:lvl w:ilvl="0" w:tplc="6CF67BB8">
+    <w:tmpl w:val="F8489B60"/>
+    <w:lvl w:ilvl="0" w:tplc="55ECA58E">
       <w:start w:val="1"/>
       <w:numFmt w:val="decimal"/>
       <w:lvlText w:val="%1."/>
@@ -51273,7 +51293,7 @@
         <w:ind w:left="360" w:hanging="300"/>
       </w:pPr>
     </w:lvl>
-    <w:lvl w:ilvl="1" w:tplc="BA4208CC" w:tentative="1">
+    <w:lvl w:ilvl="1" w:tplc="E842BDD8" w:tentative="1">
       <w:start w:val="1"/>
       <w:numFmt w:val="lowerLetter"/>
       <w:lvlText w:val="%2."/>
@@ -51282,47 +51302,105 @@
         <w:ind w:left="720" w:hanging="300"/>
       </w:pPr>
     </w:lvl>
-    <w:lvl w:ilvl="2" w:tplc="D8C6CA40">
+    <w:lvl w:ilvl="2" w:tplc="90D6C3DA">
       <w:numFmt w:val="decimal"/>
       <w:lvlText w:val=""/>
       <w:lvlJc w:val="left"/>
     </w:lvl>
-    <w:lvl w:ilvl="3" w:tplc="B35A0C0E">
+    <w:lvl w:ilvl="3" w:tplc="28AA6BE8">
       <w:numFmt w:val="decimal"/>
       <w:lvlText w:val=""/>
       <w:lvlJc w:val="left"/>
     </w:lvl>
-    <w:lvl w:ilvl="4" w:tplc="EC0C2034">
+    <w:lvl w:ilvl="4" w:tplc="0F300FFC">
       <w:numFmt w:val="decimal"/>
       <w:lvlText w:val=""/>
       <w:lvlJc w:val="left"/>
     </w:lvl>
-    <w:lvl w:ilvl="5" w:tplc="C396C398">
+    <w:lvl w:ilvl="5" w:tplc="91888790">
       <w:numFmt w:val="decimal"/>
       <w:lvlText w:val=""/>
       <w:lvlJc w:val="left"/>
     </w:lvl>
-    <w:lvl w:ilvl="6" w:tplc="4BAC8150">
+    <w:lvl w:ilvl="6" w:tplc="4328A2BE">
       <w:numFmt w:val="decimal"/>
       <w:lvlText w:val=""/>
       <w:lvlJc w:val="left"/>
     </w:lvl>
-    <w:lvl w:ilvl="7" w:tplc="4AC283AE">
+    <w:lvl w:ilvl="7" w:tplc="FF029FF0">
       <w:numFmt w:val="decimal"/>
       <w:lvlText w:val=""/>
       <w:lvlJc w:val="left"/>
     </w:lvl>
-    <w:lvl w:ilvl="8" w:tplc="380A4A2C">
+    <w:lvl w:ilvl="8" w:tplc="68EECC66">
       <w:numFmt w:val="decimal"/>
       <w:lvlText w:val=""/>
       <w:lvlJc w:val="left"/>
     </w:lvl>
   </w:abstractNum>
   <w:abstractNum w:abstractNumId="5" w15:restartNumberingAfterBreak="0">
-    <w:nsid w:val="27A051F2"/>
+    <w:nsid w:val="2CAC0892"/>
     <w:multiLevelType w:val="hybridMultilevel"/>
-    <w:tmpl w:val="072C70B0"/>
-    <w:lvl w:ilvl="0" w:tplc="937C8982">
+    <w:tmpl w:val="0DC82B66"/>
+    <w:lvl w:ilvl="0" w:tplc="40988D8A">
+      <w:start w:val="1"/>
+      <w:numFmt w:val="bullet"/>
+      <w:lvlText w:val="•"/>
+      <w:lvlJc w:val="left"/>
+      <w:pPr>
+        <w:ind w:left="360" w:hanging="260"/>
+      </w:pPr>
+    </w:lvl>
+    <w:lvl w:ilvl="1" w:tplc="4CDE4856" w:tentative="1">
+      <w:start w:val="1"/>
+      <w:numFmt w:val="bullet"/>
+      <w:lvlText w:val="–"/>
+      <w:lvlJc w:val="left"/>
+      <w:pPr>
+        <w:ind w:left="720" w:hanging="260"/>
+      </w:pPr>
+    </w:lvl>
+    <w:lvl w:ilvl="2" w:tplc="82DA4B02">
+      <w:numFmt w:val="decimal"/>
+      <w:lvlText w:val=""/>
+      <w:lvlJc w:val="left"/>
+    </w:lvl>
+    <w:lvl w:ilvl="3" w:tplc="ED765292">
+      <w:numFmt w:val="decimal"/>
+      <w:lvlText w:val=""/>
+      <w:lvlJc w:val="left"/>
+    </w:lvl>
+    <w:lvl w:ilvl="4" w:tplc="43044B98">
+      <w:numFmt w:val="decimal"/>
+      <w:lvlText w:val=""/>
+      <w:lvlJc w:val="left"/>
+    </w:lvl>
+    <w:lvl w:ilvl="5" w:tplc="63784868">
+      <w:numFmt w:val="decimal"/>
+      <w:lvlText w:val=""/>
+      <w:lvlJc w:val="left"/>
+    </w:lvl>
+    <w:lvl w:ilvl="6" w:tplc="2894379E">
+      <w:numFmt w:val="decimal"/>
+      <w:lvlText w:val=""/>
+      <w:lvlJc w:val="left"/>
+    </w:lvl>
+    <w:lvl w:ilvl="7" w:tplc="0A42E2A6">
+      <w:numFmt w:val="decimal"/>
+      <w:lvlText w:val=""/>
+      <w:lvlJc w:val="left"/>
+    </w:lvl>
+    <w:lvl w:ilvl="8" w:tplc="B276F47A">
+      <w:numFmt w:val="decimal"/>
+      <w:lvlText w:val=""/>
+      <w:lvlJc w:val="left"/>
+    </w:lvl>
+  </w:abstractNum>
+  <w:abstractNum w:abstractNumId="6" w15:restartNumberingAfterBreak="0">
+    <w:nsid w:val="310373C5"/>
+    <w:multiLevelType w:val="hybridMultilevel"/>
+    <w:tmpl w:val="2A707378"/>
+    <w:lvl w:ilvl="0" w:tplc="5EA678D6">
       <w:start w:val="1"/>
       <w:numFmt w:val="decimal"/>
       <w:lvlText w:val="%1."/>
@@ -51331,7 +51409,7 @@
         <w:ind w:left="360" w:hanging="300"/>
       </w:pPr>
     </w:lvl>
-    <w:lvl w:ilvl="1" w:tplc="C196213A" w:tentative="1">
+    <w:lvl w:ilvl="1" w:tplc="10E8FEF4" w:tentative="1">
       <w:start w:val="1"/>
       <w:numFmt w:val="lowerLetter"/>
       <w:lvlText w:val="%2."/>
@@ -51340,47 +51418,47 @@
         <w:ind w:left="720" w:hanging="300"/>
       </w:pPr>
     </w:lvl>
-    <w:lvl w:ilvl="2" w:tplc="38103C78">
+    <w:lvl w:ilvl="2" w:tplc="840086BC">
       <w:numFmt w:val="decimal"/>
       <w:lvlText w:val=""/>
       <w:lvlJc w:val="left"/>
     </w:lvl>
-    <w:lvl w:ilvl="3" w:tplc="40486A2C">
+    <w:lvl w:ilvl="3" w:tplc="76E49982">
       <w:numFmt w:val="decimal"/>
       <w:lvlText w:val=""/>
       <w:lvlJc w:val="left"/>
     </w:lvl>
-    <w:lvl w:ilvl="4" w:tplc="BA7A4A50">
+    <w:lvl w:ilvl="4" w:tplc="88E4FCC4">
       <w:numFmt w:val="decimal"/>
       <w:lvlText w:val=""/>
       <w:lvlJc w:val="left"/>
     </w:lvl>
-    <w:lvl w:ilvl="5" w:tplc="54F0EEE0">
+    <w:lvl w:ilvl="5" w:tplc="883A8DF8">
       <w:numFmt w:val="decimal"/>
       <w:lvlText w:val=""/>
       <w:lvlJc w:val="left"/>
     </w:lvl>
-    <w:lvl w:ilvl="6" w:tplc="C7C20532">
+    <w:lvl w:ilvl="6" w:tplc="EAC64230">
       <w:numFmt w:val="decimal"/>
       <w:lvlText w:val=""/>
       <w:lvlJc w:val="left"/>
     </w:lvl>
-    <w:lvl w:ilvl="7" w:tplc="B0A4056A">
+    <w:lvl w:ilvl="7" w:tplc="76C281E2">
       <w:numFmt w:val="decimal"/>
       <w:lvlText w:val=""/>
       <w:lvlJc w:val="left"/>
     </w:lvl>
-    <w:lvl w:ilvl="8" w:tplc="01405A16">
+    <w:lvl w:ilvl="8" w:tplc="3E583C42">
       <w:numFmt w:val="decimal"/>
       <w:lvlText w:val=""/>
       <w:lvlJc w:val="left"/>
     </w:lvl>
   </w:abstractNum>
-  <w:abstractNum w:abstractNumId="6" w15:restartNumberingAfterBreak="0">
-    <w:nsid w:val="32551F04"/>
+  <w:abstractNum w:abstractNumId="7" w15:restartNumberingAfterBreak="0">
+    <w:nsid w:val="34530E1B"/>
     <w:multiLevelType w:val="hybridMultilevel"/>
-    <w:tmpl w:val="2AC6415A"/>
-    <w:lvl w:ilvl="0" w:tplc="A358D29C">
+    <w:tmpl w:val="9F4A59E8"/>
+    <w:lvl w:ilvl="0" w:tplc="A1EC469E">
       <w:start w:val="1"/>
       <w:numFmt w:val="decimal"/>
       <w:lvlText w:val="%1."/>
@@ -51389,7 +51467,7 @@
         <w:ind w:left="360" w:hanging="300"/>
       </w:pPr>
     </w:lvl>
-    <w:lvl w:ilvl="1" w:tplc="49743AF0" w:tentative="1">
+    <w:lvl w:ilvl="1" w:tplc="6F3A5C1A" w:tentative="1">
       <w:start w:val="1"/>
       <w:numFmt w:val="lowerLetter"/>
       <w:lvlText w:val="%2."/>
@@ -51398,47 +51476,47 @@
         <w:ind w:left="720" w:hanging="300"/>
       </w:pPr>
     </w:lvl>
-    <w:lvl w:ilvl="2" w:tplc="7F3C9396">
+    <w:lvl w:ilvl="2" w:tplc="EC38BE0A">
       <w:numFmt w:val="decimal"/>
       <w:lvlText w:val=""/>
       <w:lvlJc w:val="left"/>
     </w:lvl>
-    <w:lvl w:ilvl="3" w:tplc="75A48B2A">
+    <w:lvl w:ilvl="3" w:tplc="40962482">
       <w:numFmt w:val="decimal"/>
       <w:lvlText w:val=""/>
       <w:lvlJc w:val="left"/>
     </w:lvl>
-    <w:lvl w:ilvl="4" w:tplc="30BC0E90">
+    <w:lvl w:ilvl="4" w:tplc="D06C4200">
       <w:numFmt w:val="decimal"/>
       <w:lvlText w:val=""/>
       <w:lvlJc w:val="left"/>
     </w:lvl>
-    <w:lvl w:ilvl="5" w:tplc="12000B78">
+    <w:lvl w:ilvl="5" w:tplc="7AE2CECC">
       <w:numFmt w:val="decimal"/>
       <w:lvlText w:val=""/>
       <w:lvlJc w:val="left"/>
     </w:lvl>
-    <w:lvl w:ilvl="6" w:tplc="58FAFD82">
+    <w:lvl w:ilvl="6" w:tplc="26FA90DA">
       <w:numFmt w:val="decimal"/>
       <w:lvlText w:val=""/>
       <w:lvlJc w:val="left"/>
     </w:lvl>
-    <w:lvl w:ilvl="7" w:tplc="18001C20">
+    <w:lvl w:ilvl="7" w:tplc="98826004">
       <w:numFmt w:val="decimal"/>
       <w:lvlText w:val=""/>
       <w:lvlJc w:val="left"/>
     </w:lvl>
-    <w:lvl w:ilvl="8" w:tplc="3E62B0B8">
+    <w:lvl w:ilvl="8" w:tplc="018CA6B4">
       <w:numFmt w:val="decimal"/>
       <w:lvlText w:val=""/>
       <w:lvlJc w:val="left"/>
     </w:lvl>
   </w:abstractNum>
-  <w:abstractNum w:abstractNumId="7" w15:restartNumberingAfterBreak="0">
-    <w:nsid w:val="44EB33F8"/>
+  <w:abstractNum w:abstractNumId="8" w15:restartNumberingAfterBreak="0">
+    <w:nsid w:val="3F0A2202"/>
     <w:multiLevelType w:val="hybridMultilevel"/>
-    <w:tmpl w:val="F1947706"/>
-    <w:lvl w:ilvl="0" w:tplc="A9522FC4">
+    <w:tmpl w:val="D8804010"/>
+    <w:lvl w:ilvl="0" w:tplc="F8EE7A1C">
       <w:start w:val="1"/>
       <w:numFmt w:val="decimal"/>
       <w:lvlText w:val="%1."/>
@@ -51447,7 +51525,7 @@
         <w:ind w:left="360" w:hanging="300"/>
       </w:pPr>
     </w:lvl>
-    <w:lvl w:ilvl="1" w:tplc="E1F643AC" w:tentative="1">
+    <w:lvl w:ilvl="1" w:tplc="FBA0EA60" w:tentative="1">
       <w:start w:val="1"/>
       <w:numFmt w:val="lowerLetter"/>
       <w:lvlText w:val="%2."/>
@@ -51456,163 +51534,47 @@
         <w:ind w:left="720" w:hanging="300"/>
       </w:pPr>
     </w:lvl>
-    <w:lvl w:ilvl="2" w:tplc="74404F68">
+    <w:lvl w:ilvl="2" w:tplc="107CDF9C">
       <w:numFmt w:val="decimal"/>
       <w:lvlText w:val=""/>
       <w:lvlJc w:val="left"/>
     </w:lvl>
-    <w:lvl w:ilvl="3" w:tplc="D4148AF8">
+    <w:lvl w:ilvl="3" w:tplc="DD162746">
       <w:numFmt w:val="decimal"/>
       <w:lvlText w:val=""/>
       <w:lvlJc w:val="left"/>
     </w:lvl>
-    <w:lvl w:ilvl="4" w:tplc="AC4097A6">
+    <w:lvl w:ilvl="4" w:tplc="2A6A7852">
       <w:numFmt w:val="decimal"/>
       <w:lvlText w:val=""/>
       <w:lvlJc w:val="left"/>
     </w:lvl>
-    <w:lvl w:ilvl="5" w:tplc="56927E56">
+    <w:lvl w:ilvl="5" w:tplc="7F9AB582">
       <w:numFmt w:val="decimal"/>
       <w:lvlText w:val=""/>
       <w:lvlJc w:val="left"/>
     </w:lvl>
-    <w:lvl w:ilvl="6" w:tplc="2DCE9816">
+    <w:lvl w:ilvl="6" w:tplc="CA280276">
       <w:numFmt w:val="decimal"/>
       <w:lvlText w:val=""/>
       <w:lvlJc w:val="left"/>
     </w:lvl>
-    <w:lvl w:ilvl="7" w:tplc="2CAE8B8A">
+    <w:lvl w:ilvl="7" w:tplc="A2A2C792">
       <w:numFmt w:val="decimal"/>
       <w:lvlText w:val=""/>
       <w:lvlJc w:val="left"/>
     </w:lvl>
-    <w:lvl w:ilvl="8" w:tplc="9202D6C2">
-      <w:numFmt w:val="decimal"/>
-      <w:lvlText w:val=""/>
-      <w:lvlJc w:val="left"/>
-    </w:lvl>
-  </w:abstractNum>
-  <w:abstractNum w:abstractNumId="8" w15:restartNumberingAfterBreak="0">
-    <w:nsid w:val="47ED25EE"/>
-    <w:multiLevelType w:val="hybridMultilevel"/>
-    <w:tmpl w:val="C562C2DC"/>
-    <w:lvl w:ilvl="0" w:tplc="1C72B066">
-      <w:start w:val="1"/>
-      <w:numFmt w:val="decimal"/>
-      <w:lvlText w:val="%1."/>
-      <w:lvlJc w:val="left"/>
-      <w:pPr>
-        <w:ind w:left="360" w:hanging="300"/>
-      </w:pPr>
-    </w:lvl>
-    <w:lvl w:ilvl="1" w:tplc="B630FBE8" w:tentative="1">
-      <w:start w:val="1"/>
-      <w:numFmt w:val="lowerLetter"/>
-      <w:lvlText w:val="%2."/>
-      <w:lvlJc w:val="left"/>
-      <w:pPr>
-        <w:ind w:left="720" w:hanging="300"/>
-      </w:pPr>
-    </w:lvl>
-    <w:lvl w:ilvl="2" w:tplc="8F14769E">
-      <w:numFmt w:val="decimal"/>
-      <w:lvlText w:val=""/>
-      <w:lvlJc w:val="left"/>
-    </w:lvl>
-    <w:lvl w:ilvl="3" w:tplc="3078CBB0">
-      <w:numFmt w:val="decimal"/>
-      <w:lvlText w:val=""/>
-      <w:lvlJc w:val="left"/>
-    </w:lvl>
-    <w:lvl w:ilvl="4" w:tplc="B55E57BE">
-      <w:numFmt w:val="decimal"/>
-      <w:lvlText w:val=""/>
-      <w:lvlJc w:val="left"/>
-    </w:lvl>
-    <w:lvl w:ilvl="5" w:tplc="86B6946E">
-      <w:numFmt w:val="decimal"/>
-      <w:lvlText w:val=""/>
-      <w:lvlJc w:val="left"/>
-    </w:lvl>
-    <w:lvl w:ilvl="6" w:tplc="D652C74A">
-      <w:numFmt w:val="decimal"/>
-      <w:lvlText w:val=""/>
-      <w:lvlJc w:val="left"/>
-    </w:lvl>
-    <w:lvl w:ilvl="7" w:tplc="040ECB0A">
-      <w:numFmt w:val="decimal"/>
-      <w:lvlText w:val=""/>
-      <w:lvlJc w:val="left"/>
-    </w:lvl>
-    <w:lvl w:ilvl="8" w:tplc="D416D050">
+    <w:lvl w:ilvl="8" w:tplc="A2669B7C">
       <w:numFmt w:val="decimal"/>
       <w:lvlText w:val=""/>
       <w:lvlJc w:val="left"/>
     </w:lvl>
   </w:abstractNum>
   <w:abstractNum w:abstractNumId="9" w15:restartNumberingAfterBreak="0">
-    <w:nsid w:val="4D197307"/>
+    <w:nsid w:val="3F8F04CC"/>
     <w:multiLevelType w:val="hybridMultilevel"/>
-    <w:tmpl w:val="360A95E2"/>
-    <w:lvl w:ilvl="0" w:tplc="82580990">
-      <w:start w:val="1"/>
-      <w:numFmt w:val="decimal"/>
-      <w:lvlText w:val="%1."/>
-      <w:lvlJc w:val="left"/>
-      <w:pPr>
-        <w:ind w:left="360" w:hanging="300"/>
-      </w:pPr>
-    </w:lvl>
-    <w:lvl w:ilvl="1" w:tplc="53741CA4" w:tentative="1">
-      <w:start w:val="1"/>
-      <w:numFmt w:val="lowerLetter"/>
-      <w:lvlText w:val="%2."/>
-      <w:lvlJc w:val="left"/>
-      <w:pPr>
-        <w:ind w:left="720" w:hanging="300"/>
-      </w:pPr>
-    </w:lvl>
-    <w:lvl w:ilvl="2" w:tplc="2AE2ADCE">
-      <w:numFmt w:val="decimal"/>
-      <w:lvlText w:val=""/>
-      <w:lvlJc w:val="left"/>
-    </w:lvl>
-    <w:lvl w:ilvl="3" w:tplc="4CFE1366">
-      <w:numFmt w:val="decimal"/>
-      <w:lvlText w:val=""/>
-      <w:lvlJc w:val="left"/>
-    </w:lvl>
-    <w:lvl w:ilvl="4" w:tplc="9BDA92D2">
-      <w:numFmt w:val="decimal"/>
-      <w:lvlText w:val=""/>
-      <w:lvlJc w:val="left"/>
-    </w:lvl>
-    <w:lvl w:ilvl="5" w:tplc="F25C38AE">
-      <w:numFmt w:val="decimal"/>
-      <w:lvlText w:val=""/>
-      <w:lvlJc w:val="left"/>
-    </w:lvl>
-    <w:lvl w:ilvl="6" w:tplc="E05CCBB6">
-      <w:numFmt w:val="decimal"/>
-      <w:lvlText w:val=""/>
-      <w:lvlJc w:val="left"/>
-    </w:lvl>
-    <w:lvl w:ilvl="7" w:tplc="8006CAE0">
-      <w:numFmt w:val="decimal"/>
-      <w:lvlText w:val=""/>
-      <w:lvlJc w:val="left"/>
-    </w:lvl>
-    <w:lvl w:ilvl="8" w:tplc="ADB80F68">
-      <w:numFmt w:val="decimal"/>
-      <w:lvlText w:val=""/>
-      <w:lvlJc w:val="left"/>
-    </w:lvl>
-  </w:abstractNum>
-  <w:abstractNum w:abstractNumId="10" w15:restartNumberingAfterBreak="0">
-    <w:nsid w:val="4D353FD8"/>
-    <w:multiLevelType w:val="hybridMultilevel"/>
-    <w:tmpl w:val="EC0C2DAA"/>
-    <w:lvl w:ilvl="0" w:tplc="2C5E6E60" w:tentative="1">
+    <w:tmpl w:val="83E2D310"/>
+    <w:lvl w:ilvl="0" w:tplc="CC1CE40A" w:tentative="1">
       <w:start w:val="1"/>
       <w:numFmt w:val="bullet"/>
       <w:lvlText w:val="●"/>
@@ -51621,7 +51583,7 @@
         <w:ind w:left="720" w:hanging="360"/>
       </w:pPr>
     </w:lvl>
-    <w:lvl w:ilvl="1" w:tplc="E3DAC92A" w:tentative="1">
+    <w:lvl w:ilvl="1" w:tplc="06C4C71C" w:tentative="1">
       <w:start w:val="1"/>
       <w:numFmt w:val="bullet"/>
       <w:lvlText w:val="○"/>
@@ -51630,7 +51592,7 @@
         <w:ind w:left="1440" w:hanging="360"/>
       </w:pPr>
     </w:lvl>
-    <w:lvl w:ilvl="2" w:tplc="01EC2AAC" w:tentative="1">
+    <w:lvl w:ilvl="2" w:tplc="F2764C24" w:tentative="1">
       <w:start w:val="1"/>
       <w:numFmt w:val="bullet"/>
       <w:lvlText w:val="■"/>
@@ -51639,7 +51601,7 @@
         <w:ind w:left="2160" w:hanging="360"/>
       </w:pPr>
     </w:lvl>
-    <w:lvl w:ilvl="3" w:tplc="62A03462" w:tentative="1">
+    <w:lvl w:ilvl="3" w:tplc="630E6AF2" w:tentative="1">
       <w:start w:val="1"/>
       <w:numFmt w:val="bullet"/>
       <w:lvlText w:val="●"/>
@@ -51648,7 +51610,7 @@
         <w:ind w:left="2880" w:hanging="360"/>
       </w:pPr>
     </w:lvl>
-    <w:lvl w:ilvl="4" w:tplc="F050B81E" w:tentative="1">
+    <w:lvl w:ilvl="4" w:tplc="3CEE0A20" w:tentative="1">
       <w:start w:val="1"/>
       <w:numFmt w:val="bullet"/>
       <w:lvlText w:val="○"/>
@@ -51657,7 +51619,7 @@
         <w:ind w:left="3600" w:hanging="360"/>
       </w:pPr>
     </w:lvl>
-    <w:lvl w:ilvl="5" w:tplc="D1B0D238" w:tentative="1">
+    <w:lvl w:ilvl="5" w:tplc="B4106782" w:tentative="1">
       <w:start w:val="1"/>
       <w:numFmt w:val="bullet"/>
       <w:lvlText w:val="■"/>
@@ -51666,7 +51628,7 @@
         <w:ind w:left="4320" w:hanging="360"/>
       </w:pPr>
     </w:lvl>
-    <w:lvl w:ilvl="6" w:tplc="618CCADC" w:tentative="1">
+    <w:lvl w:ilvl="6" w:tplc="673833E0" w:tentative="1">
       <w:start w:val="1"/>
       <w:numFmt w:val="bullet"/>
       <w:lvlText w:val="●"/>
@@ -51675,7 +51637,7 @@
         <w:ind w:left="5040" w:hanging="360"/>
       </w:pPr>
     </w:lvl>
-    <w:lvl w:ilvl="7" w:tplc="0F6010CA" w:tentative="1">
+    <w:lvl w:ilvl="7" w:tplc="826E372A" w:tentative="1">
       <w:start w:val="1"/>
       <w:numFmt w:val="bullet"/>
       <w:lvlText w:val="●"/>
@@ -51684,7 +51646,7 @@
         <w:ind w:left="5760" w:hanging="360"/>
       </w:pPr>
     </w:lvl>
-    <w:lvl w:ilvl="8" w:tplc="62E09AE6" w:tentative="1">
+    <w:lvl w:ilvl="8" w:tplc="93B87A4E" w:tentative="1">
       <w:start w:val="1"/>
       <w:numFmt w:val="bullet"/>
       <w:lvlText w:val="●"/>
@@ -51694,11 +51656,11 @@
       </w:pPr>
     </w:lvl>
   </w:abstractNum>
-  <w:abstractNum w:abstractNumId="11" w15:restartNumberingAfterBreak="0">
-    <w:nsid w:val="507D10B8"/>
+  <w:abstractNum w:abstractNumId="10" w15:restartNumberingAfterBreak="0">
+    <w:nsid w:val="434910B6"/>
     <w:multiLevelType w:val="hybridMultilevel"/>
-    <w:tmpl w:val="2CA86E2E"/>
-    <w:lvl w:ilvl="0" w:tplc="746E3E00">
+    <w:tmpl w:val="84AC4790"/>
+    <w:lvl w:ilvl="0" w:tplc="AB08DDFA">
       <w:start w:val="1"/>
       <w:numFmt w:val="decimal"/>
       <w:lvlText w:val="%1."/>
@@ -51707,7 +51669,7 @@
         <w:ind w:left="360" w:hanging="300"/>
       </w:pPr>
     </w:lvl>
-    <w:lvl w:ilvl="1" w:tplc="078CD0FA" w:tentative="1">
+    <w:lvl w:ilvl="1" w:tplc="40B6D560" w:tentative="1">
       <w:start w:val="1"/>
       <w:numFmt w:val="lowerLetter"/>
       <w:lvlText w:val="%2."/>
@@ -51716,47 +51678,47 @@
         <w:ind w:left="720" w:hanging="300"/>
       </w:pPr>
     </w:lvl>
-    <w:lvl w:ilvl="2" w:tplc="7C763E26">
+    <w:lvl w:ilvl="2" w:tplc="444A5FD2">
       <w:numFmt w:val="decimal"/>
       <w:lvlText w:val=""/>
       <w:lvlJc w:val="left"/>
     </w:lvl>
-    <w:lvl w:ilvl="3" w:tplc="A60A3CAE">
+    <w:lvl w:ilvl="3" w:tplc="52EA4AC4">
       <w:numFmt w:val="decimal"/>
       <w:lvlText w:val=""/>
       <w:lvlJc w:val="left"/>
     </w:lvl>
-    <w:lvl w:ilvl="4" w:tplc="6FDE1DFC">
+    <w:lvl w:ilvl="4" w:tplc="996EBA1C">
       <w:numFmt w:val="decimal"/>
       <w:lvlText w:val=""/>
       <w:lvlJc w:val="left"/>
     </w:lvl>
-    <w:lvl w:ilvl="5" w:tplc="B622DE32">
+    <w:lvl w:ilvl="5" w:tplc="47285608">
       <w:numFmt w:val="decimal"/>
       <w:lvlText w:val=""/>
       <w:lvlJc w:val="left"/>
     </w:lvl>
-    <w:lvl w:ilvl="6" w:tplc="C35C351A">
+    <w:lvl w:ilvl="6" w:tplc="F5960324">
       <w:numFmt w:val="decimal"/>
       <w:lvlText w:val=""/>
       <w:lvlJc w:val="left"/>
     </w:lvl>
-    <w:lvl w:ilvl="7" w:tplc="97B69AEC">
+    <w:lvl w:ilvl="7" w:tplc="CC74F422">
       <w:numFmt w:val="decimal"/>
       <w:lvlText w:val=""/>
       <w:lvlJc w:val="left"/>
     </w:lvl>
-    <w:lvl w:ilvl="8" w:tplc="E5E63CBE">
+    <w:lvl w:ilvl="8" w:tplc="84762A2A">
       <w:numFmt w:val="decimal"/>
       <w:lvlText w:val=""/>
       <w:lvlJc w:val="left"/>
     </w:lvl>
   </w:abstractNum>
-  <w:abstractNum w:abstractNumId="12" w15:restartNumberingAfterBreak="0">
-    <w:nsid w:val="53C443FF"/>
+  <w:abstractNum w:abstractNumId="11" w15:restartNumberingAfterBreak="0">
+    <w:nsid w:val="45574CE5"/>
     <w:multiLevelType w:val="hybridMultilevel"/>
-    <w:tmpl w:val="C46AC16A"/>
-    <w:lvl w:ilvl="0" w:tplc="75386DFC">
+    <w:tmpl w:val="755002AE"/>
+    <w:lvl w:ilvl="0" w:tplc="486E3496">
       <w:start w:val="1"/>
       <w:numFmt w:val="decimal"/>
       <w:lvlText w:val="%1."/>
@@ -51765,7 +51727,7 @@
         <w:ind w:left="360" w:hanging="300"/>
       </w:pPr>
     </w:lvl>
-    <w:lvl w:ilvl="1" w:tplc="BEEC0B18" w:tentative="1">
+    <w:lvl w:ilvl="1" w:tplc="F054783C" w:tentative="1">
       <w:start w:val="1"/>
       <w:numFmt w:val="lowerLetter"/>
       <w:lvlText w:val="%2."/>
@@ -51774,47 +51736,47 @@
         <w:ind w:left="720" w:hanging="300"/>
       </w:pPr>
     </w:lvl>
-    <w:lvl w:ilvl="2" w:tplc="F2380DC2">
+    <w:lvl w:ilvl="2" w:tplc="0602EFAE">
       <w:numFmt w:val="decimal"/>
       <w:lvlText w:val=""/>
       <w:lvlJc w:val="left"/>
     </w:lvl>
-    <w:lvl w:ilvl="3" w:tplc="26EC6F98">
+    <w:lvl w:ilvl="3" w:tplc="8F0EA3F2">
       <w:numFmt w:val="decimal"/>
       <w:lvlText w:val=""/>
       <w:lvlJc w:val="left"/>
     </w:lvl>
-    <w:lvl w:ilvl="4" w:tplc="A08A4D88">
+    <w:lvl w:ilvl="4" w:tplc="EF2E410C">
       <w:numFmt w:val="decimal"/>
       <w:lvlText w:val=""/>
       <w:lvlJc w:val="left"/>
     </w:lvl>
-    <w:lvl w:ilvl="5" w:tplc="EC1A554E">
+    <w:lvl w:ilvl="5" w:tplc="E2404F6A">
       <w:numFmt w:val="decimal"/>
       <w:lvlText w:val=""/>
       <w:lvlJc w:val="left"/>
     </w:lvl>
-    <w:lvl w:ilvl="6" w:tplc="FE4405AC">
+    <w:lvl w:ilvl="6" w:tplc="2A94C04A">
       <w:numFmt w:val="decimal"/>
       <w:lvlText w:val=""/>
       <w:lvlJc w:val="left"/>
     </w:lvl>
-    <w:lvl w:ilvl="7" w:tplc="F9F8253A">
+    <w:lvl w:ilvl="7" w:tplc="4BD8FA82">
       <w:numFmt w:val="decimal"/>
       <w:lvlText w:val=""/>
       <w:lvlJc w:val="left"/>
     </w:lvl>
-    <w:lvl w:ilvl="8" w:tplc="9FC014E8">
+    <w:lvl w:ilvl="8" w:tplc="D9E60384">
       <w:numFmt w:val="decimal"/>
       <w:lvlText w:val=""/>
       <w:lvlJc w:val="left"/>
     </w:lvl>
   </w:abstractNum>
-  <w:abstractNum w:abstractNumId="13" w15:restartNumberingAfterBreak="0">
-    <w:nsid w:val="781876B0"/>
+  <w:abstractNum w:abstractNumId="12" w15:restartNumberingAfterBreak="0">
+    <w:nsid w:val="473747B3"/>
     <w:multiLevelType w:val="hybridMultilevel"/>
-    <w:tmpl w:val="43C68B54"/>
-    <w:lvl w:ilvl="0" w:tplc="9758B608">
+    <w:tmpl w:val="D6F4E718"/>
+    <w:lvl w:ilvl="0" w:tplc="18781DC8">
       <w:start w:val="1"/>
       <w:numFmt w:val="decimal"/>
       <w:lvlText w:val="%1."/>
@@ -51823,7 +51785,7 @@
         <w:ind w:left="360" w:hanging="300"/>
       </w:pPr>
     </w:lvl>
-    <w:lvl w:ilvl="1" w:tplc="C32875CA" w:tentative="1">
+    <w:lvl w:ilvl="1" w:tplc="CB8EBF9C" w:tentative="1">
       <w:start w:val="1"/>
       <w:numFmt w:val="lowerLetter"/>
       <w:lvlText w:val="%2."/>
@@ -51832,186 +51794,244 @@
         <w:ind w:left="720" w:hanging="300"/>
       </w:pPr>
     </w:lvl>
-    <w:lvl w:ilvl="2" w:tplc="68CA9808">
+    <w:lvl w:ilvl="2" w:tplc="62EA08DC">
       <w:numFmt w:val="decimal"/>
       <w:lvlText w:val=""/>
       <w:lvlJc w:val="left"/>
     </w:lvl>
-    <w:lvl w:ilvl="3" w:tplc="D004C5E4">
+    <w:lvl w:ilvl="3" w:tplc="349C929A">
       <w:numFmt w:val="decimal"/>
       <w:lvlText w:val=""/>
       <w:lvlJc w:val="left"/>
     </w:lvl>
-    <w:lvl w:ilvl="4" w:tplc="47FE66D8">
+    <w:lvl w:ilvl="4" w:tplc="88385AEE">
       <w:numFmt w:val="decimal"/>
       <w:lvlText w:val=""/>
       <w:lvlJc w:val="left"/>
     </w:lvl>
-    <w:lvl w:ilvl="5" w:tplc="EF565F32">
+    <w:lvl w:ilvl="5" w:tplc="E328F2BC">
       <w:numFmt w:val="decimal"/>
       <w:lvlText w:val=""/>
       <w:lvlJc w:val="left"/>
     </w:lvl>
-    <w:lvl w:ilvl="6" w:tplc="85D6D17E">
+    <w:lvl w:ilvl="6" w:tplc="9AB226BA">
       <w:numFmt w:val="decimal"/>
       <w:lvlText w:val=""/>
       <w:lvlJc w:val="left"/>
     </w:lvl>
-    <w:lvl w:ilvl="7" w:tplc="650ABD9C">
+    <w:lvl w:ilvl="7" w:tplc="247271D6">
       <w:numFmt w:val="decimal"/>
       <w:lvlText w:val=""/>
       <w:lvlJc w:val="left"/>
     </w:lvl>
-    <w:lvl w:ilvl="8" w:tplc="A9CEB622">
+    <w:lvl w:ilvl="8" w:tplc="A91C40FA">
+      <w:numFmt w:val="decimal"/>
+      <w:lvlText w:val=""/>
+      <w:lvlJc w:val="left"/>
+    </w:lvl>
+  </w:abstractNum>
+  <w:abstractNum w:abstractNumId="13" w15:restartNumberingAfterBreak="0">
+    <w:nsid w:val="5EE823D8"/>
+    <w:multiLevelType w:val="hybridMultilevel"/>
+    <w:tmpl w:val="7B283256"/>
+    <w:lvl w:ilvl="0" w:tplc="53D6C08A">
+      <w:start w:val="1"/>
+      <w:numFmt w:val="decimal"/>
+      <w:lvlText w:val="%1."/>
+      <w:lvlJc w:val="left"/>
+      <w:pPr>
+        <w:ind w:left="360" w:hanging="300"/>
+      </w:pPr>
+    </w:lvl>
+    <w:lvl w:ilvl="1" w:tplc="09CC4E0A" w:tentative="1">
+      <w:start w:val="1"/>
+      <w:numFmt w:val="lowerLetter"/>
+      <w:lvlText w:val="%2."/>
+      <w:lvlJc w:val="left"/>
+      <w:pPr>
+        <w:ind w:left="720" w:hanging="300"/>
+      </w:pPr>
+    </w:lvl>
+    <w:lvl w:ilvl="2" w:tplc="5F628912">
+      <w:numFmt w:val="decimal"/>
+      <w:lvlText w:val=""/>
+      <w:lvlJc w:val="left"/>
+    </w:lvl>
+    <w:lvl w:ilvl="3" w:tplc="0FAC8B20">
+      <w:numFmt w:val="decimal"/>
+      <w:lvlText w:val=""/>
+      <w:lvlJc w:val="left"/>
+    </w:lvl>
+    <w:lvl w:ilvl="4" w:tplc="AD260C16">
+      <w:numFmt w:val="decimal"/>
+      <w:lvlText w:val=""/>
+      <w:lvlJc w:val="left"/>
+    </w:lvl>
+    <w:lvl w:ilvl="5" w:tplc="2DAA47C2">
+      <w:numFmt w:val="decimal"/>
+      <w:lvlText w:val=""/>
+      <w:lvlJc w:val="left"/>
+    </w:lvl>
+    <w:lvl w:ilvl="6" w:tplc="51C2139C">
+      <w:numFmt w:val="decimal"/>
+      <w:lvlText w:val=""/>
+      <w:lvlJc w:val="left"/>
+    </w:lvl>
+    <w:lvl w:ilvl="7" w:tplc="C4CA30CC">
+      <w:numFmt w:val="decimal"/>
+      <w:lvlText w:val=""/>
+      <w:lvlJc w:val="left"/>
+    </w:lvl>
+    <w:lvl w:ilvl="8" w:tplc="7428AC3C">
       <w:numFmt w:val="decimal"/>
       <w:lvlText w:val=""/>
       <w:lvlJc w:val="left"/>
     </w:lvl>
   </w:abstractNum>
   <w:abstractNum w:abstractNumId="14" w15:restartNumberingAfterBreak="0">
-    <w:nsid w:val="79AA4EB0"/>
+    <w:nsid w:val="6C722E6B"/>
     <w:multiLevelType w:val="hybridMultilevel"/>
-    <w:tmpl w:val="1520D654"/>
-    <w:lvl w:ilvl="0" w:tplc="D7DEF98C">
+    <w:tmpl w:val="FD368D98"/>
+    <w:lvl w:ilvl="0" w:tplc="767E2DA4">
       <w:start w:val="1"/>
-      <w:numFmt w:val="bullet"/>
-      <w:lvlText w:val="•"/>
+      <w:numFmt w:val="decimal"/>
+      <w:lvlText w:val="%1."/>
       <w:lvlJc w:val="left"/>
       <w:pPr>
-        <w:ind w:left="360" w:hanging="260"/>
+        <w:ind w:left="360" w:hanging="300"/>
       </w:pPr>
     </w:lvl>
-    <w:lvl w:ilvl="1" w:tplc="173A64C4" w:tentative="1">
+    <w:lvl w:ilvl="1" w:tplc="4B8EEF9A" w:tentative="1">
       <w:start w:val="1"/>
-      <w:numFmt w:val="bullet"/>
-      <w:lvlText w:val="–"/>
+      <w:numFmt w:val="lowerLetter"/>
+      <w:lvlText w:val="%2."/>
       <w:lvlJc w:val="left"/>
       <w:pPr>
-        <w:ind w:left="720" w:hanging="260"/>
+        <w:ind w:left="720" w:hanging="300"/>
       </w:pPr>
     </w:lvl>
-    <w:lvl w:ilvl="2" w:tplc="3E103502">
+    <w:lvl w:ilvl="2" w:tplc="818A077C">
       <w:numFmt w:val="decimal"/>
       <w:lvlText w:val=""/>
       <w:lvlJc w:val="left"/>
     </w:lvl>
-    <w:lvl w:ilvl="3" w:tplc="FC38740E">
+    <w:lvl w:ilvl="3" w:tplc="80BAE2C6">
       <w:numFmt w:val="decimal"/>
       <w:lvlText w:val=""/>
       <w:lvlJc w:val="left"/>
     </w:lvl>
-    <w:lvl w:ilvl="4" w:tplc="D3ACFC32">
+    <w:lvl w:ilvl="4" w:tplc="61FA214A">
       <w:numFmt w:val="decimal"/>
       <w:lvlText w:val=""/>
       <w:lvlJc w:val="left"/>
     </w:lvl>
-    <w:lvl w:ilvl="5" w:tplc="CC72BB8E">
+    <w:lvl w:ilvl="5" w:tplc="81F0684A">
       <w:numFmt w:val="decimal"/>
       <w:lvlText w:val=""/>
       <w:lvlJc w:val="left"/>
     </w:lvl>
-    <w:lvl w:ilvl="6" w:tplc="C7DE3B20">
+    <w:lvl w:ilvl="6" w:tplc="3EC8C7B2">
       <w:numFmt w:val="decimal"/>
       <w:lvlText w:val=""/>
       <w:lvlJc w:val="left"/>
     </w:lvl>
-    <w:lvl w:ilvl="7" w:tplc="BDE8DEAE">
+    <w:lvl w:ilvl="7" w:tplc="9FD4F670">
       <w:numFmt w:val="decimal"/>
       <w:lvlText w:val=""/>
       <w:lvlJc w:val="left"/>
     </w:lvl>
-    <w:lvl w:ilvl="8" w:tplc="3F9220BA">
+    <w:lvl w:ilvl="8" w:tplc="F18C494A">
       <w:numFmt w:val="decimal"/>
       <w:lvlText w:val=""/>
       <w:lvlJc w:val="left"/>
     </w:lvl>
   </w:abstractNum>
-  <w:num w:numId="1" w16cid:durableId="1528524967">
+  <w:num w:numId="1" w16cid:durableId="1567836701">
+    <w:abstractNumId w:val="9"/>
+    <w:lvlOverride w:ilvl="0">
+      <w:startOverride w:val="1"/>
+    </w:lvlOverride>
+  </w:num>
+  <w:num w:numId="2" w16cid:durableId="1564952254">
+    <w:abstractNumId w:val="5"/>
+    <w:lvlOverride w:ilvl="0">
+      <w:startOverride w:val="1"/>
+    </w:lvlOverride>
+  </w:num>
+  <w:num w:numId="3" w16cid:durableId="934871753">
+    <w:abstractNumId w:val="13"/>
+    <w:lvlOverride w:ilvl="0">
+      <w:startOverride w:val="1"/>
+    </w:lvlOverride>
+  </w:num>
+  <w:num w:numId="4" w16cid:durableId="1607076741">
+    <w:abstractNumId w:val="6"/>
+    <w:lvlOverride w:ilvl="0">
+      <w:startOverride w:val="1"/>
+    </w:lvlOverride>
+  </w:num>
+  <w:num w:numId="5" w16cid:durableId="369888780">
+    <w:abstractNumId w:val="4"/>
+    <w:lvlOverride w:ilvl="0">
+      <w:startOverride w:val="1"/>
+    </w:lvlOverride>
+  </w:num>
+  <w:num w:numId="6" w16cid:durableId="1162742209">
+    <w:abstractNumId w:val="0"/>
+    <w:lvlOverride w:ilvl="0">
+      <w:startOverride w:val="1"/>
+    </w:lvlOverride>
+  </w:num>
+  <w:num w:numId="7" w16cid:durableId="1016881731">
+    <w:abstractNumId w:val="8"/>
+    <w:lvlOverride w:ilvl="0">
+      <w:startOverride w:val="1"/>
+    </w:lvlOverride>
+  </w:num>
+  <w:num w:numId="8" w16cid:durableId="441807923">
+    <w:abstractNumId w:val="3"/>
+    <w:lvlOverride w:ilvl="0">
+      <w:startOverride w:val="1"/>
+    </w:lvlOverride>
+  </w:num>
+  <w:num w:numId="9" w16cid:durableId="495651635">
+    <w:abstractNumId w:val="11"/>
+    <w:lvlOverride w:ilvl="0">
+      <w:startOverride w:val="1"/>
+    </w:lvlOverride>
+  </w:num>
+  <w:num w:numId="10" w16cid:durableId="727069572">
+    <w:abstractNumId w:val="1"/>
+    <w:lvlOverride w:ilvl="0">
+      <w:startOverride w:val="1"/>
+    </w:lvlOverride>
+  </w:num>
+  <w:num w:numId="11" w16cid:durableId="1947610814">
     <w:abstractNumId w:val="10"/>
     <w:lvlOverride w:ilvl="0">
       <w:startOverride w:val="1"/>
     </w:lvlOverride>
   </w:num>
-  <w:num w:numId="2" w16cid:durableId="1209877524">
+  <w:num w:numId="12" w16cid:durableId="1713185446">
     <w:abstractNumId w:val="14"/>
     <w:lvlOverride w:ilvl="0">
       <w:startOverride w:val="1"/>
     </w:lvlOverride>
   </w:num>
-  <w:num w:numId="3" w16cid:durableId="1224176280">
-    <w:abstractNumId w:val="9"/>
+  <w:num w:numId="13" w16cid:durableId="2067215070">
+    <w:abstractNumId w:val="2"/>
     <w:lvlOverride w:ilvl="0">
       <w:startOverride w:val="1"/>
     </w:lvlOverride>
   </w:num>
-  <w:num w:numId="4" w16cid:durableId="843011641">
-    <w:abstractNumId w:val="4"/>
-    <w:lvlOverride w:ilvl="0">
-      <w:startOverride w:val="1"/>
-    </w:lvlOverride>
-  </w:num>
-  <w:num w:numId="5" w16cid:durableId="1458336691">
+  <w:num w:numId="14" w16cid:durableId="972368825">
     <w:abstractNumId w:val="7"/>
     <w:lvlOverride w:ilvl="0">
       <w:startOverride w:val="1"/>
     </w:lvlOverride>
   </w:num>
-  <w:num w:numId="6" w16cid:durableId="2084990886">
-    <w:abstractNumId w:val="11"/>
-    <w:lvlOverride w:ilvl="0">
-      <w:startOverride w:val="1"/>
-    </w:lvlOverride>
-  </w:num>
-  <w:num w:numId="7" w16cid:durableId="863640725">
-    <w:abstractNumId w:val="6"/>
-    <w:lvlOverride w:ilvl="0">
-      <w:startOverride w:val="1"/>
-    </w:lvlOverride>
-  </w:num>
-  <w:num w:numId="8" w16cid:durableId="1325625187">
-    <w:abstractNumId w:val="5"/>
-    <w:lvlOverride w:ilvl="0">
-      <w:startOverride w:val="1"/>
-    </w:lvlOverride>
-  </w:num>
-  <w:num w:numId="9" w16cid:durableId="701441271">
-    <w:abstractNumId w:val="8"/>
-    <w:lvlOverride w:ilvl="0">
-      <w:startOverride w:val="1"/>
-    </w:lvlOverride>
-  </w:num>
-  <w:num w:numId="10" w16cid:durableId="1370648271">
-    <w:abstractNumId w:val="3"/>
-    <w:lvlOverride w:ilvl="0">
-      <w:startOverride w:val="1"/>
-    </w:lvlOverride>
-  </w:num>
-  <w:num w:numId="11" w16cid:durableId="8682128">
+  <w:num w:numId="15" w16cid:durableId="603197468">
     <w:abstractNumId w:val="12"/>
-    <w:lvlOverride w:ilvl="0">
-      <w:startOverride w:val="1"/>
-    </w:lvlOverride>
-  </w:num>
-  <w:num w:numId="12" w16cid:durableId="572354303">
-    <w:abstractNumId w:val="2"/>
-    <w:lvlOverride w:ilvl="0">
-      <w:startOverride w:val="1"/>
-    </w:lvlOverride>
-  </w:num>
-  <w:num w:numId="13" w16cid:durableId="1549026511">
-    <w:abstractNumId w:val="13"/>
-    <w:lvlOverride w:ilvl="0">
-      <w:startOverride w:val="1"/>
-    </w:lvlOverride>
-  </w:num>
-  <w:num w:numId="14" w16cid:durableId="30887810">
-    <w:abstractNumId w:val="1"/>
-    <w:lvlOverride w:ilvl="0">
-      <w:startOverride w:val="1"/>
-    </w:lvlOverride>
-  </w:num>
-  <w:num w:numId="15" w16cid:durableId="50155277">
-    <w:abstractNumId w:val="0"/>
     <w:lvlOverride w:ilvl="0">
       <w:startOverride w:val="1"/>
     </w:lvlOverride>
@@ -52691,7 +52711,7 @@
     <w:autoRedefine/>
     <w:uiPriority w:val="39"/>
     <w:unhideWhenUsed/>
-    <w:rsid w:val="00F73AE8"/>
+    <w:rsid w:val="00630E52"/>
     <w:pPr>
       <w:spacing w:after="100"/>
     </w:pPr>
@@ -52703,7 +52723,7 @@
     <w:autoRedefine/>
     <w:uiPriority w:val="39"/>
     <w:unhideWhenUsed/>
-    <w:rsid w:val="00F73AE8"/>
+    <w:rsid w:val="00630E52"/>
     <w:pPr>
       <w:spacing w:after="100"/>
       <w:ind w:left="210"/>

--- a/discoverer-neo/docs/user-guide/manual/Discoverer-Neo-ADMIN-Guide-Full-fr-FR.docx
+++ b/discoverer-neo/docs/user-guide/manual/Discoverer-Neo-ADMIN-Guide-Full-fr-FR.docx
@@ -74,7 +74,7 @@
     <w:sdt>
       <w:sdtPr>
         <w:alias w:val="Sommaire"/>
-        <w:id w:val="-391809430"/>
+        <w:id w:val="-466969447"/>
       </w:sdtPr>
       <w:sdtEndPr/>
       <w:sdtContent>
@@ -102,7 +102,7 @@
           <w:r>
             <w:fldChar w:fldCharType="separate"/>
           </w:r>
-          <w:hyperlink w:anchor="_Toc241696135" w:history="1">
+          <w:hyperlink w:anchor="_Toc241745007" w:history="1">
             <w:r>
               <w:rPr>
                 <w:rStyle w:val="Hiperligao"/>
@@ -126,7 +126,7 @@
               <w:rPr>
                 <w:noProof/>
               </w:rPr>
-              <w:instrText xml:space="preserve"> PAGEREF _Toc241696135 \h </w:instrText>
+              <w:instrText xml:space="preserve"> PAGEREF _Toc241745007 \h </w:instrText>
             </w:r>
             <w:r>
               <w:rPr>
@@ -168,7 +168,7 @@
               <w14:ligatures w14:val="standardContextual"/>
             </w:rPr>
           </w:pPr>
-          <w:hyperlink w:anchor="_Toc241696136" w:history="1">
+          <w:hyperlink w:anchor="_Toc241745008" w:history="1">
             <w:r>
               <w:rPr>
                 <w:rStyle w:val="Hiperligao"/>
@@ -192,7 +192,7 @@
               <w:rPr>
                 <w:noProof/>
               </w:rPr>
-              <w:instrText xml:space="preserve"> PAGEREF _Toc241696136 \h </w:instrText>
+              <w:instrText xml:space="preserve"> PAGEREF _Toc241745008 \h </w:instrText>
             </w:r>
             <w:r>
               <w:rPr>
@@ -234,7 +234,7 @@
               <w14:ligatures w14:val="standardContextual"/>
             </w:rPr>
           </w:pPr>
-          <w:hyperlink w:anchor="_Toc241696137" w:history="1">
+          <w:hyperlink w:anchor="_Toc241745009" w:history="1">
             <w:r>
               <w:rPr>
                 <w:rStyle w:val="Hiperligao"/>
@@ -258,7 +258,7 @@
               <w:rPr>
                 <w:noProof/>
               </w:rPr>
-              <w:instrText xml:space="preserve"> PAGEREF _Toc241696137 \h </w:instrText>
+              <w:instrText xml:space="preserve"> PAGEREF _Toc241745009 \h </w:instrText>
             </w:r>
             <w:r>
               <w:rPr>
@@ -300,7 +300,7 @@
               <w14:ligatures w14:val="standardContextual"/>
             </w:rPr>
           </w:pPr>
-          <w:hyperlink w:anchor="_Toc241696138" w:history="1">
+          <w:hyperlink w:anchor="_Toc241745010" w:history="1">
             <w:r>
               <w:rPr>
                 <w:rStyle w:val="Hiperligao"/>
@@ -324,7 +324,7 @@
               <w:rPr>
                 <w:noProof/>
               </w:rPr>
-              <w:instrText xml:space="preserve"> PAGEREF _Toc241696138 \h </w:instrText>
+              <w:instrText xml:space="preserve"> PAGEREF _Toc241745010 \h </w:instrText>
             </w:r>
             <w:r>
               <w:rPr>
@@ -366,7 +366,7 @@
               <w14:ligatures w14:val="standardContextual"/>
             </w:rPr>
           </w:pPr>
-          <w:hyperlink w:anchor="_Toc241696139" w:history="1">
+          <w:hyperlink w:anchor="_Toc241745011" w:history="1">
             <w:r>
               <w:rPr>
                 <w:rStyle w:val="Hiperligao"/>
@@ -390,7 +390,7 @@
               <w:rPr>
                 <w:noProof/>
               </w:rPr>
-              <w:instrText xml:space="preserve"> PAGEREF _Toc241696139 \h </w:instrText>
+              <w:instrText xml:space="preserve"> PAGEREF _Toc241745011 \h </w:instrText>
             </w:r>
             <w:r>
               <w:rPr>
@@ -432,7 +432,7 @@
               <w14:ligatures w14:val="standardContextual"/>
             </w:rPr>
           </w:pPr>
-          <w:hyperlink w:anchor="_Toc241696140" w:history="1">
+          <w:hyperlink w:anchor="_Toc241745012" w:history="1">
             <w:r>
               <w:rPr>
                 <w:rStyle w:val="Hiperligao"/>
@@ -456,7 +456,7 @@
               <w:rPr>
                 <w:noProof/>
               </w:rPr>
-              <w:instrText xml:space="preserve"> PAGEREF _Toc241696140 \h </w:instrText>
+              <w:instrText xml:space="preserve"> PAGEREF _Toc241745012 \h </w:instrText>
             </w:r>
             <w:r>
               <w:rPr>
@@ -498,7 +498,7 @@
               <w14:ligatures w14:val="standardContextual"/>
             </w:rPr>
           </w:pPr>
-          <w:hyperlink w:anchor="_Toc241696141" w:history="1">
+          <w:hyperlink w:anchor="_Toc241745013" w:history="1">
             <w:r>
               <w:rPr>
                 <w:rStyle w:val="Hiperligao"/>
@@ -522,7 +522,7 @@
               <w:rPr>
                 <w:noProof/>
               </w:rPr>
-              <w:instrText xml:space="preserve"> PAGEREF _Toc241696141 \h </w:instrText>
+              <w:instrText xml:space="preserve"> PAGEREF _Toc241745013 \h </w:instrText>
             </w:r>
             <w:r>
               <w:rPr>
@@ -564,7 +564,7 @@
               <w14:ligatures w14:val="standardContextual"/>
             </w:rPr>
           </w:pPr>
-          <w:hyperlink w:anchor="_Toc241696142" w:history="1">
+          <w:hyperlink w:anchor="_Toc241745014" w:history="1">
             <w:r>
               <w:rPr>
                 <w:rStyle w:val="Hiperligao"/>
@@ -588,7 +588,7 @@
               <w:rPr>
                 <w:noProof/>
               </w:rPr>
-              <w:instrText xml:space="preserve"> PAGEREF _Toc241696142 \h </w:instrText>
+              <w:instrText xml:space="preserve"> PAGEREF _Toc241745014 \h </w:instrText>
             </w:r>
             <w:r>
               <w:rPr>
@@ -630,7 +630,7 @@
               <w14:ligatures w14:val="standardContextual"/>
             </w:rPr>
           </w:pPr>
-          <w:hyperlink w:anchor="_Toc241696143" w:history="1">
+          <w:hyperlink w:anchor="_Toc241745015" w:history="1">
             <w:r>
               <w:rPr>
                 <w:rStyle w:val="Hiperligao"/>
@@ -654,7 +654,7 @@
               <w:rPr>
                 <w:noProof/>
               </w:rPr>
-              <w:instrText xml:space="preserve"> PAGEREF _Toc241696143 \h </w:instrText>
+              <w:instrText xml:space="preserve"> PAGEREF _Toc241745015 \h </w:instrText>
             </w:r>
             <w:r>
               <w:rPr>
@@ -696,7 +696,7 @@
               <w14:ligatures w14:val="standardContextual"/>
             </w:rPr>
           </w:pPr>
-          <w:hyperlink w:anchor="_Toc241696144" w:history="1">
+          <w:hyperlink w:anchor="_Toc241745016" w:history="1">
             <w:r>
               <w:rPr>
                 <w:rStyle w:val="Hiperligao"/>
@@ -720,7 +720,7 @@
               <w:rPr>
                 <w:noProof/>
               </w:rPr>
-              <w:instrText xml:space="preserve"> PAGEREF _Toc241696144 \h </w:instrText>
+              <w:instrText xml:space="preserve"> PAGEREF _Toc241745016 \h </w:instrText>
             </w:r>
             <w:r>
               <w:rPr>
@@ -762,7 +762,7 @@
               <w14:ligatures w14:val="standardContextual"/>
             </w:rPr>
           </w:pPr>
-          <w:hyperlink w:anchor="_Toc241696145" w:history="1">
+          <w:hyperlink w:anchor="_Toc241745017" w:history="1">
             <w:r>
               <w:rPr>
                 <w:rStyle w:val="Hiperligao"/>
@@ -786,7 +786,7 @@
               <w:rPr>
                 <w:noProof/>
               </w:rPr>
-              <w:instrText xml:space="preserve"> PAGEREF _Toc241696145 \h </w:instrText>
+              <w:instrText xml:space="preserve"> PAGEREF _Toc241745017 \h </w:instrText>
             </w:r>
             <w:r>
               <w:rPr>
@@ -828,7 +828,7 @@
               <w14:ligatures w14:val="standardContextual"/>
             </w:rPr>
           </w:pPr>
-          <w:hyperlink w:anchor="_Toc241696146" w:history="1">
+          <w:hyperlink w:anchor="_Toc241745018" w:history="1">
             <w:r>
               <w:rPr>
                 <w:rStyle w:val="Hiperligao"/>
@@ -852,7 +852,7 @@
               <w:rPr>
                 <w:noProof/>
               </w:rPr>
-              <w:instrText xml:space="preserve"> PAGEREF _Toc241696146 \h </w:instrText>
+              <w:instrText xml:space="preserve"> PAGEREF _Toc241745018 \h </w:instrText>
             </w:r>
             <w:r>
               <w:rPr>
@@ -894,7 +894,7 @@
               <w14:ligatures w14:val="standardContextual"/>
             </w:rPr>
           </w:pPr>
-          <w:hyperlink w:anchor="_Toc241696147" w:history="1">
+          <w:hyperlink w:anchor="_Toc241745019" w:history="1">
             <w:r>
               <w:rPr>
                 <w:rStyle w:val="Hiperligao"/>
@@ -918,7 +918,7 @@
               <w:rPr>
                 <w:noProof/>
               </w:rPr>
-              <w:instrText xml:space="preserve"> PAGEREF _Toc241696147 \h </w:instrText>
+              <w:instrText xml:space="preserve"> PAGEREF _Toc241745019 \h </w:instrText>
             </w:r>
             <w:r>
               <w:rPr>
@@ -960,7 +960,7 @@
               <w14:ligatures w14:val="standardContextual"/>
             </w:rPr>
           </w:pPr>
-          <w:hyperlink w:anchor="_Toc241696148" w:history="1">
+          <w:hyperlink w:anchor="_Toc241745020" w:history="1">
             <w:r>
               <w:rPr>
                 <w:rStyle w:val="Hiperligao"/>
@@ -984,7 +984,7 @@
               <w:rPr>
                 <w:noProof/>
               </w:rPr>
-              <w:instrText xml:space="preserve"> PAGEREF _Toc241696148 \h </w:instrText>
+              <w:instrText xml:space="preserve"> PAGEREF _Toc241745020 \h </w:instrText>
             </w:r>
             <w:r>
               <w:rPr>
@@ -1026,7 +1026,7 @@
               <w14:ligatures w14:val="standardContextual"/>
             </w:rPr>
           </w:pPr>
-          <w:hyperlink w:anchor="_Toc241696149" w:history="1">
+          <w:hyperlink w:anchor="_Toc241745021" w:history="1">
             <w:r>
               <w:rPr>
                 <w:rStyle w:val="Hiperligao"/>
@@ -1050,7 +1050,7 @@
               <w:rPr>
                 <w:noProof/>
               </w:rPr>
-              <w:instrText xml:space="preserve"> PAGEREF _Toc241696149 \h </w:instrText>
+              <w:instrText xml:space="preserve"> PAGEREF _Toc241745021 \h </w:instrText>
             </w:r>
             <w:r>
               <w:rPr>
@@ -1092,7 +1092,7 @@
               <w14:ligatures w14:val="standardContextual"/>
             </w:rPr>
           </w:pPr>
-          <w:hyperlink w:anchor="_Toc241696150" w:history="1">
+          <w:hyperlink w:anchor="_Toc241745022" w:history="1">
             <w:r>
               <w:rPr>
                 <w:rStyle w:val="Hiperligao"/>
@@ -1116,7 +1116,7 @@
               <w:rPr>
                 <w:noProof/>
               </w:rPr>
-              <w:instrText xml:space="preserve"> PAGEREF _Toc241696150 \h </w:instrText>
+              <w:instrText xml:space="preserve"> PAGEREF _Toc241745022 \h </w:instrText>
             </w:r>
             <w:r>
               <w:rPr>
@@ -1158,7 +1158,7 @@
               <w14:ligatures w14:val="standardContextual"/>
             </w:rPr>
           </w:pPr>
-          <w:hyperlink w:anchor="_Toc241696151" w:history="1">
+          <w:hyperlink w:anchor="_Toc241745023" w:history="1">
             <w:r>
               <w:rPr>
                 <w:rStyle w:val="Hiperligao"/>
@@ -1182,7 +1182,7 @@
               <w:rPr>
                 <w:noProof/>
               </w:rPr>
-              <w:instrText xml:space="preserve"> PAGEREF _Toc241696151 \h </w:instrText>
+              <w:instrText xml:space="preserve"> PAGEREF _Toc241745023 \h </w:instrText>
             </w:r>
             <w:r>
               <w:rPr>
@@ -1224,7 +1224,7 @@
               <w14:ligatures w14:val="standardContextual"/>
             </w:rPr>
           </w:pPr>
-          <w:hyperlink w:anchor="_Toc241696152" w:history="1">
+          <w:hyperlink w:anchor="_Toc241745024" w:history="1">
             <w:r>
               <w:rPr>
                 <w:rStyle w:val="Hiperligao"/>
@@ -1248,7 +1248,7 @@
               <w:rPr>
                 <w:noProof/>
               </w:rPr>
-              <w:instrText xml:space="preserve"> PAGEREF _Toc241696152 \h </w:instrText>
+              <w:instrText xml:space="preserve"> PAGEREF _Toc241745024 \h </w:instrText>
             </w:r>
             <w:r>
               <w:rPr>
@@ -1290,7 +1290,7 @@
               <w14:ligatures w14:val="standardContextual"/>
             </w:rPr>
           </w:pPr>
-          <w:hyperlink w:anchor="_Toc241696153" w:history="1">
+          <w:hyperlink w:anchor="_Toc241745025" w:history="1">
             <w:r>
               <w:rPr>
                 <w:rStyle w:val="Hiperligao"/>
@@ -1314,7 +1314,7 @@
               <w:rPr>
                 <w:noProof/>
               </w:rPr>
-              <w:instrText xml:space="preserve"> PAGEREF _Toc241696153 \h </w:instrText>
+              <w:instrText xml:space="preserve"> PAGEREF _Toc241745025 \h </w:instrText>
             </w:r>
             <w:r>
               <w:rPr>
@@ -1356,7 +1356,7 @@
               <w14:ligatures w14:val="standardContextual"/>
             </w:rPr>
           </w:pPr>
-          <w:hyperlink w:anchor="_Toc241696154" w:history="1">
+          <w:hyperlink w:anchor="_Toc241745026" w:history="1">
             <w:r>
               <w:rPr>
                 <w:rStyle w:val="Hiperligao"/>
@@ -1380,7 +1380,7 @@
               <w:rPr>
                 <w:noProof/>
               </w:rPr>
-              <w:instrText xml:space="preserve"> PAGEREF _Toc241696154 \h </w:instrText>
+              <w:instrText xml:space="preserve"> PAGEREF _Toc241745026 \h </w:instrText>
             </w:r>
             <w:r>
               <w:rPr>
@@ -1422,7 +1422,7 @@
               <w14:ligatures w14:val="standardContextual"/>
             </w:rPr>
           </w:pPr>
-          <w:hyperlink w:anchor="_Toc241696155" w:history="1">
+          <w:hyperlink w:anchor="_Toc241745027" w:history="1">
             <w:r>
               <w:rPr>
                 <w:rStyle w:val="Hiperligao"/>
@@ -1446,7 +1446,7 @@
               <w:rPr>
                 <w:noProof/>
               </w:rPr>
-              <w:instrText xml:space="preserve"> PAGEREF _Toc241696155 \h </w:instrText>
+              <w:instrText xml:space="preserve"> PAGEREF _Toc241745027 \h </w:instrText>
             </w:r>
             <w:r>
               <w:rPr>
@@ -1488,7 +1488,7 @@
               <w14:ligatures w14:val="standardContextual"/>
             </w:rPr>
           </w:pPr>
-          <w:hyperlink w:anchor="_Toc241696156" w:history="1">
+          <w:hyperlink w:anchor="_Toc241745028" w:history="1">
             <w:r>
               <w:rPr>
                 <w:rStyle w:val="Hiperligao"/>
@@ -1512,7 +1512,7 @@
               <w:rPr>
                 <w:noProof/>
               </w:rPr>
-              <w:instrText xml:space="preserve"> PAGEREF _Toc241696156 \h </w:instrText>
+              <w:instrText xml:space="preserve"> PAGEREF _Toc241745028 \h </w:instrText>
             </w:r>
             <w:r>
               <w:rPr>
@@ -1554,7 +1554,7 @@
               <w14:ligatures w14:val="standardContextual"/>
             </w:rPr>
           </w:pPr>
-          <w:hyperlink w:anchor="_Toc241696157" w:history="1">
+          <w:hyperlink w:anchor="_Toc241745029" w:history="1">
             <w:r>
               <w:rPr>
                 <w:rStyle w:val="Hiperligao"/>
@@ -1578,7 +1578,7 @@
               <w:rPr>
                 <w:noProof/>
               </w:rPr>
-              <w:instrText xml:space="preserve"> PAGEREF _Toc241696157 \h </w:instrText>
+              <w:instrText xml:space="preserve"> PAGEREF _Toc241745029 \h </w:instrText>
             </w:r>
             <w:r>
               <w:rPr>
@@ -1620,7 +1620,7 @@
               <w14:ligatures w14:val="standardContextual"/>
             </w:rPr>
           </w:pPr>
-          <w:hyperlink w:anchor="_Toc241696158" w:history="1">
+          <w:hyperlink w:anchor="_Toc241745030" w:history="1">
             <w:r>
               <w:rPr>
                 <w:rStyle w:val="Hiperligao"/>
@@ -1644,7 +1644,7 @@
               <w:rPr>
                 <w:noProof/>
               </w:rPr>
-              <w:instrText xml:space="preserve"> PAGEREF _Toc241696158 \h </w:instrText>
+              <w:instrText xml:space="preserve"> PAGEREF _Toc241745030 \h </w:instrText>
             </w:r>
             <w:r>
               <w:rPr>
@@ -1686,7 +1686,7 @@
               <w14:ligatures w14:val="standardContextual"/>
             </w:rPr>
           </w:pPr>
-          <w:hyperlink w:anchor="_Toc241696159" w:history="1">
+          <w:hyperlink w:anchor="_Toc241745031" w:history="1">
             <w:r>
               <w:rPr>
                 <w:rStyle w:val="Hiperligao"/>
@@ -1710,7 +1710,7 @@
               <w:rPr>
                 <w:noProof/>
               </w:rPr>
-              <w:instrText xml:space="preserve"> PAGEREF _Toc241696159 \h </w:instrText>
+              <w:instrText xml:space="preserve"> PAGEREF _Toc241745031 \h </w:instrText>
             </w:r>
             <w:r>
               <w:rPr>
@@ -1752,7 +1752,7 @@
               <w14:ligatures w14:val="standardContextual"/>
             </w:rPr>
           </w:pPr>
-          <w:hyperlink w:anchor="_Toc241696160" w:history="1">
+          <w:hyperlink w:anchor="_Toc241745032" w:history="1">
             <w:r>
               <w:rPr>
                 <w:rStyle w:val="Hiperligao"/>
@@ -1776,7 +1776,7 @@
               <w:rPr>
                 <w:noProof/>
               </w:rPr>
-              <w:instrText xml:space="preserve"> PAGEREF _Toc241696160 \h </w:instrText>
+              <w:instrText xml:space="preserve"> PAGEREF _Toc241745032 \h </w:instrText>
             </w:r>
             <w:r>
               <w:rPr>
@@ -1818,7 +1818,7 @@
               <w14:ligatures w14:val="standardContextual"/>
             </w:rPr>
           </w:pPr>
-          <w:hyperlink w:anchor="_Toc241696161" w:history="1">
+          <w:hyperlink w:anchor="_Toc241745033" w:history="1">
             <w:r>
               <w:rPr>
                 <w:rStyle w:val="Hiperligao"/>
@@ -1842,7 +1842,7 @@
               <w:rPr>
                 <w:noProof/>
               </w:rPr>
-              <w:instrText xml:space="preserve"> PAGEREF _Toc241696161 \h </w:instrText>
+              <w:instrText xml:space="preserve"> PAGEREF _Toc241745033 \h </w:instrText>
             </w:r>
             <w:r>
               <w:rPr>
@@ -1884,7 +1884,7 @@
               <w14:ligatures w14:val="standardContextual"/>
             </w:rPr>
           </w:pPr>
-          <w:hyperlink w:anchor="_Toc241696162" w:history="1">
+          <w:hyperlink w:anchor="_Toc241745034" w:history="1">
             <w:r>
               <w:rPr>
                 <w:rStyle w:val="Hiperligao"/>
@@ -1908,7 +1908,7 @@
               <w:rPr>
                 <w:noProof/>
               </w:rPr>
-              <w:instrText xml:space="preserve"> PAGEREF _Toc241696162 \h </w:instrText>
+              <w:instrText xml:space="preserve"> PAGEREF _Toc241745034 \h </w:instrText>
             </w:r>
             <w:r>
               <w:rPr>
@@ -1950,7 +1950,7 @@
               <w14:ligatures w14:val="standardContextual"/>
             </w:rPr>
           </w:pPr>
-          <w:hyperlink w:anchor="_Toc241696163" w:history="1">
+          <w:hyperlink w:anchor="_Toc241745035" w:history="1">
             <w:r>
               <w:rPr>
                 <w:rStyle w:val="Hiperligao"/>
@@ -1974,7 +1974,7 @@
               <w:rPr>
                 <w:noProof/>
               </w:rPr>
-              <w:instrText xml:space="preserve"> PAGEREF _Toc241696163 \h </w:instrText>
+              <w:instrText xml:space="preserve"> PAGEREF _Toc241745035 \h </w:instrText>
             </w:r>
             <w:r>
               <w:rPr>
@@ -2016,7 +2016,7 @@
               <w14:ligatures w14:val="standardContextual"/>
             </w:rPr>
           </w:pPr>
-          <w:hyperlink w:anchor="_Toc241696164" w:history="1">
+          <w:hyperlink w:anchor="_Toc241745036" w:history="1">
             <w:r>
               <w:rPr>
                 <w:rStyle w:val="Hiperligao"/>
@@ -2040,7 +2040,7 @@
               <w:rPr>
                 <w:noProof/>
               </w:rPr>
-              <w:instrText xml:space="preserve"> PAGEREF _Toc241696164 \h </w:instrText>
+              <w:instrText xml:space="preserve"> PAGEREF _Toc241745036 \h </w:instrText>
             </w:r>
             <w:r>
               <w:rPr>
@@ -2082,7 +2082,7 @@
               <w14:ligatures w14:val="standardContextual"/>
             </w:rPr>
           </w:pPr>
-          <w:hyperlink w:anchor="_Toc241696165" w:history="1">
+          <w:hyperlink w:anchor="_Toc241745037" w:history="1">
             <w:r>
               <w:rPr>
                 <w:rStyle w:val="Hiperligao"/>
@@ -2106,7 +2106,7 @@
               <w:rPr>
                 <w:noProof/>
               </w:rPr>
-              <w:instrText xml:space="preserve"> PAGEREF _Toc241696165 \h </w:instrText>
+              <w:instrText xml:space="preserve"> PAGEREF _Toc241745037 \h </w:instrText>
             </w:r>
             <w:r>
               <w:rPr>
@@ -2148,7 +2148,7 @@
               <w14:ligatures w14:val="standardContextual"/>
             </w:rPr>
           </w:pPr>
-          <w:hyperlink w:anchor="_Toc241696166" w:history="1">
+          <w:hyperlink w:anchor="_Toc241745038" w:history="1">
             <w:r>
               <w:rPr>
                 <w:rStyle w:val="Hiperligao"/>
@@ -2172,7 +2172,7 @@
               <w:rPr>
                 <w:noProof/>
               </w:rPr>
-              <w:instrText xml:space="preserve"> PAGEREF _Toc241696166 \h </w:instrText>
+              <w:instrText xml:space="preserve"> PAGEREF _Toc241745038 \h </w:instrText>
             </w:r>
             <w:r>
               <w:rPr>
@@ -2214,7 +2214,7 @@
               <w14:ligatures w14:val="standardContextual"/>
             </w:rPr>
           </w:pPr>
-          <w:hyperlink w:anchor="_Toc241696167" w:history="1">
+          <w:hyperlink w:anchor="_Toc241745039" w:history="1">
             <w:r>
               <w:rPr>
                 <w:rStyle w:val="Hiperligao"/>
@@ -2238,7 +2238,7 @@
               <w:rPr>
                 <w:noProof/>
               </w:rPr>
-              <w:instrText xml:space="preserve"> PAGEREF _Toc241696167 \h </w:instrText>
+              <w:instrText xml:space="preserve"> PAGEREF _Toc241745039 \h </w:instrText>
             </w:r>
             <w:r>
               <w:rPr>
@@ -2280,7 +2280,7 @@
               <w14:ligatures w14:val="standardContextual"/>
             </w:rPr>
           </w:pPr>
-          <w:hyperlink w:anchor="_Toc241696168" w:history="1">
+          <w:hyperlink w:anchor="_Toc241745040" w:history="1">
             <w:r>
               <w:rPr>
                 <w:rStyle w:val="Hiperligao"/>
@@ -2304,7 +2304,7 @@
               <w:rPr>
                 <w:noProof/>
               </w:rPr>
-              <w:instrText xml:space="preserve"> PAGEREF _Toc241696168 \h </w:instrText>
+              <w:instrText xml:space="preserve"> PAGEREF _Toc241745040 \h </w:instrText>
             </w:r>
             <w:r>
               <w:rPr>
@@ -2346,7 +2346,7 @@
               <w14:ligatures w14:val="standardContextual"/>
             </w:rPr>
           </w:pPr>
-          <w:hyperlink w:anchor="_Toc241696169" w:history="1">
+          <w:hyperlink w:anchor="_Toc241745041" w:history="1">
             <w:r>
               <w:rPr>
                 <w:rStyle w:val="Hiperligao"/>
@@ -2370,7 +2370,7 @@
               <w:rPr>
                 <w:noProof/>
               </w:rPr>
-              <w:instrText xml:space="preserve"> PAGEREF _Toc241696169 \h </w:instrText>
+              <w:instrText xml:space="preserve"> PAGEREF _Toc241745041 \h </w:instrText>
             </w:r>
             <w:r>
               <w:rPr>
@@ -2412,7 +2412,7 @@
               <w14:ligatures w14:val="standardContextual"/>
             </w:rPr>
           </w:pPr>
-          <w:hyperlink w:anchor="_Toc241696170" w:history="1">
+          <w:hyperlink w:anchor="_Toc241745042" w:history="1">
             <w:r>
               <w:rPr>
                 <w:rStyle w:val="Hiperligao"/>
@@ -2436,7 +2436,7 @@
               <w:rPr>
                 <w:noProof/>
               </w:rPr>
-              <w:instrText xml:space="preserve"> PAGEREF _Toc241696170 \h </w:instrText>
+              <w:instrText xml:space="preserve"> PAGEREF _Toc241745042 \h </w:instrText>
             </w:r>
             <w:r>
               <w:rPr>
@@ -2478,7 +2478,7 @@
               <w14:ligatures w14:val="standardContextual"/>
             </w:rPr>
           </w:pPr>
-          <w:hyperlink w:anchor="_Toc241696171" w:history="1">
+          <w:hyperlink w:anchor="_Toc241745043" w:history="1">
             <w:r>
               <w:rPr>
                 <w:rStyle w:val="Hiperligao"/>
@@ -2502,7 +2502,7 @@
               <w:rPr>
                 <w:noProof/>
               </w:rPr>
-              <w:instrText xml:space="preserve"> PAGEREF _Toc241696171 \h </w:instrText>
+              <w:instrText xml:space="preserve"> PAGEREF _Toc241745043 \h </w:instrText>
             </w:r>
             <w:r>
               <w:rPr>
@@ -2544,7 +2544,7 @@
               <w14:ligatures w14:val="standardContextual"/>
             </w:rPr>
           </w:pPr>
-          <w:hyperlink w:anchor="_Toc241696172" w:history="1">
+          <w:hyperlink w:anchor="_Toc241745044" w:history="1">
             <w:r>
               <w:rPr>
                 <w:rStyle w:val="Hiperligao"/>
@@ -2568,7 +2568,7 @@
               <w:rPr>
                 <w:noProof/>
               </w:rPr>
-              <w:instrText xml:space="preserve"> PAGEREF _Toc241696172 \h </w:instrText>
+              <w:instrText xml:space="preserve"> PAGEREF _Toc241745044 \h </w:instrText>
             </w:r>
             <w:r>
               <w:rPr>
@@ -2610,7 +2610,7 @@
               <w14:ligatures w14:val="standardContextual"/>
             </w:rPr>
           </w:pPr>
-          <w:hyperlink w:anchor="_Toc241696173" w:history="1">
+          <w:hyperlink w:anchor="_Toc241745045" w:history="1">
             <w:r>
               <w:rPr>
                 <w:rStyle w:val="Hiperligao"/>
@@ -2634,7 +2634,7 @@
               <w:rPr>
                 <w:noProof/>
               </w:rPr>
-              <w:instrText xml:space="preserve"> PAGEREF _Toc241696173 \h </w:instrText>
+              <w:instrText xml:space="preserve"> PAGEREF _Toc241745045 \h </w:instrText>
             </w:r>
             <w:r>
               <w:rPr>
@@ -2676,7 +2676,7 @@
               <w14:ligatures w14:val="standardContextual"/>
             </w:rPr>
           </w:pPr>
-          <w:hyperlink w:anchor="_Toc241696174" w:history="1">
+          <w:hyperlink w:anchor="_Toc241745046" w:history="1">
             <w:r>
               <w:rPr>
                 <w:rStyle w:val="Hiperligao"/>
@@ -2700,7 +2700,7 @@
               <w:rPr>
                 <w:noProof/>
               </w:rPr>
-              <w:instrText xml:space="preserve"> PAGEREF _Toc241696174 \h </w:instrText>
+              <w:instrText xml:space="preserve"> PAGEREF _Toc241745046 \h </w:instrText>
             </w:r>
             <w:r>
               <w:rPr>
@@ -2742,7 +2742,7 @@
               <w14:ligatures w14:val="standardContextual"/>
             </w:rPr>
           </w:pPr>
-          <w:hyperlink w:anchor="_Toc241696175" w:history="1">
+          <w:hyperlink w:anchor="_Toc241745047" w:history="1">
             <w:r>
               <w:rPr>
                 <w:rStyle w:val="Hiperligao"/>
@@ -2766,7 +2766,7 @@
               <w:rPr>
                 <w:noProof/>
               </w:rPr>
-              <w:instrText xml:space="preserve"> PAGEREF _Toc241696175 \h </w:instrText>
+              <w:instrText xml:space="preserve"> PAGEREF _Toc241745047 \h </w:instrText>
             </w:r>
             <w:r>
               <w:rPr>
@@ -2808,7 +2808,7 @@
               <w14:ligatures w14:val="standardContextual"/>
             </w:rPr>
           </w:pPr>
-          <w:hyperlink w:anchor="_Toc241696176" w:history="1">
+          <w:hyperlink w:anchor="_Toc241745048" w:history="1">
             <w:r>
               <w:rPr>
                 <w:rStyle w:val="Hiperligao"/>
@@ -2832,7 +2832,7 @@
               <w:rPr>
                 <w:noProof/>
               </w:rPr>
-              <w:instrText xml:space="preserve"> PAGEREF _Toc241696176 \h </w:instrText>
+              <w:instrText xml:space="preserve"> PAGEREF _Toc241745048 \h </w:instrText>
             </w:r>
             <w:r>
               <w:rPr>
@@ -2874,7 +2874,7 @@
               <w14:ligatures w14:val="standardContextual"/>
             </w:rPr>
           </w:pPr>
-          <w:hyperlink w:anchor="_Toc241696177" w:history="1">
+          <w:hyperlink w:anchor="_Toc241745049" w:history="1">
             <w:r>
               <w:rPr>
                 <w:rStyle w:val="Hiperligao"/>
@@ -2898,7 +2898,7 @@
               <w:rPr>
                 <w:noProof/>
               </w:rPr>
-              <w:instrText xml:space="preserve"> PAGEREF _Toc241696177 \h </w:instrText>
+              <w:instrText xml:space="preserve"> PAGEREF _Toc241745049 \h </w:instrText>
             </w:r>
             <w:r>
               <w:rPr>
@@ -2940,7 +2940,7 @@
               <w14:ligatures w14:val="standardContextual"/>
             </w:rPr>
           </w:pPr>
-          <w:hyperlink w:anchor="_Toc241696178" w:history="1">
+          <w:hyperlink w:anchor="_Toc241745050" w:history="1">
             <w:r>
               <w:rPr>
                 <w:rStyle w:val="Hiperligao"/>
@@ -2964,7 +2964,7 @@
               <w:rPr>
                 <w:noProof/>
               </w:rPr>
-              <w:instrText xml:space="preserve"> PAGEREF _Toc241696178 \h </w:instrText>
+              <w:instrText xml:space="preserve"> PAGEREF _Toc241745050 \h </w:instrText>
             </w:r>
             <w:r>
               <w:rPr>
@@ -3006,7 +3006,7 @@
               <w14:ligatures w14:val="standardContextual"/>
             </w:rPr>
           </w:pPr>
-          <w:hyperlink w:anchor="_Toc241696179" w:history="1">
+          <w:hyperlink w:anchor="_Toc241745051" w:history="1">
             <w:r>
               <w:rPr>
                 <w:rStyle w:val="Hiperligao"/>
@@ -3030,7 +3030,7 @@
               <w:rPr>
                 <w:noProof/>
               </w:rPr>
-              <w:instrText xml:space="preserve"> PAGEREF _Toc241696179 \h </w:instrText>
+              <w:instrText xml:space="preserve"> PAGEREF _Toc241745051 \h </w:instrText>
             </w:r>
             <w:r>
               <w:rPr>
@@ -3072,7 +3072,7 @@
               <w14:ligatures w14:val="standardContextual"/>
             </w:rPr>
           </w:pPr>
-          <w:hyperlink w:anchor="_Toc241696180" w:history="1">
+          <w:hyperlink w:anchor="_Toc241745052" w:history="1">
             <w:r>
               <w:rPr>
                 <w:rStyle w:val="Hiperligao"/>
@@ -3096,7 +3096,7 @@
               <w:rPr>
                 <w:noProof/>
               </w:rPr>
-              <w:instrText xml:space="preserve"> PAGEREF _Toc241696180 \h </w:instrText>
+              <w:instrText xml:space="preserve"> PAGEREF _Toc241745052 \h </w:instrText>
             </w:r>
             <w:r>
               <w:rPr>
@@ -3138,7 +3138,7 @@
               <w14:ligatures w14:val="standardContextual"/>
             </w:rPr>
           </w:pPr>
-          <w:hyperlink w:anchor="_Toc241696181" w:history="1">
+          <w:hyperlink w:anchor="_Toc241745053" w:history="1">
             <w:r>
               <w:rPr>
                 <w:rStyle w:val="Hiperligao"/>
@@ -3162,7 +3162,7 @@
               <w:rPr>
                 <w:noProof/>
               </w:rPr>
-              <w:instrText xml:space="preserve"> PAGEREF _Toc241696181 \h </w:instrText>
+              <w:instrText xml:space="preserve"> PAGEREF _Toc241745053 \h </w:instrText>
             </w:r>
             <w:r>
               <w:rPr>
@@ -3204,7 +3204,7 @@
               <w14:ligatures w14:val="standardContextual"/>
             </w:rPr>
           </w:pPr>
-          <w:hyperlink w:anchor="_Toc241696182" w:history="1">
+          <w:hyperlink w:anchor="_Toc241745054" w:history="1">
             <w:r>
               <w:rPr>
                 <w:rStyle w:val="Hiperligao"/>
@@ -3228,7 +3228,7 @@
               <w:rPr>
                 <w:noProof/>
               </w:rPr>
-              <w:instrText xml:space="preserve"> PAGEREF _Toc241696182 \h </w:instrText>
+              <w:instrText xml:space="preserve"> PAGEREF _Toc241745054 \h </w:instrText>
             </w:r>
             <w:r>
               <w:rPr>
@@ -3270,7 +3270,7 @@
               <w14:ligatures w14:val="standardContextual"/>
             </w:rPr>
           </w:pPr>
-          <w:hyperlink w:anchor="_Toc241696183" w:history="1">
+          <w:hyperlink w:anchor="_Toc241745055" w:history="1">
             <w:r>
               <w:rPr>
                 <w:rStyle w:val="Hiperligao"/>
@@ -3294,7 +3294,7 @@
               <w:rPr>
                 <w:noProof/>
               </w:rPr>
-              <w:instrText xml:space="preserve"> PAGEREF _Toc241696183 \h </w:instrText>
+              <w:instrText xml:space="preserve"> PAGEREF _Toc241745055 \h </w:instrText>
             </w:r>
             <w:r>
               <w:rPr>
@@ -3336,7 +3336,7 @@
               <w14:ligatures w14:val="standardContextual"/>
             </w:rPr>
           </w:pPr>
-          <w:hyperlink w:anchor="_Toc241696184" w:history="1">
+          <w:hyperlink w:anchor="_Toc241745056" w:history="1">
             <w:r>
               <w:rPr>
                 <w:rStyle w:val="Hiperligao"/>
@@ -3360,7 +3360,7 @@
               <w:rPr>
                 <w:noProof/>
               </w:rPr>
-              <w:instrText xml:space="preserve"> PAGEREF _Toc241696184 \h </w:instrText>
+              <w:instrText xml:space="preserve"> PAGEREF _Toc241745056 \h </w:instrText>
             </w:r>
             <w:r>
               <w:rPr>
@@ -3402,7 +3402,7 @@
               <w14:ligatures w14:val="standardContextual"/>
             </w:rPr>
           </w:pPr>
-          <w:hyperlink w:anchor="_Toc241696185" w:history="1">
+          <w:hyperlink w:anchor="_Toc241745057" w:history="1">
             <w:r>
               <w:rPr>
                 <w:rStyle w:val="Hiperligao"/>
@@ -3426,7 +3426,7 @@
               <w:rPr>
                 <w:noProof/>
               </w:rPr>
-              <w:instrText xml:space="preserve"> PAGEREF _Toc241696185 \h </w:instrText>
+              <w:instrText xml:space="preserve"> PAGEREF _Toc241745057 \h </w:instrText>
             </w:r>
             <w:r>
               <w:rPr>
@@ -3468,7 +3468,7 @@
               <w14:ligatures w14:val="standardContextual"/>
             </w:rPr>
           </w:pPr>
-          <w:hyperlink w:anchor="_Toc241696186" w:history="1">
+          <w:hyperlink w:anchor="_Toc241745058" w:history="1">
             <w:r>
               <w:rPr>
                 <w:rStyle w:val="Hiperligao"/>
@@ -3492,7 +3492,7 @@
               <w:rPr>
                 <w:noProof/>
               </w:rPr>
-              <w:instrText xml:space="preserve"> PAGEREF _Toc241696186 \h </w:instrText>
+              <w:instrText xml:space="preserve"> PAGEREF _Toc241745058 \h </w:instrText>
             </w:r>
             <w:r>
               <w:rPr>
@@ -3534,7 +3534,7 @@
               <w14:ligatures w14:val="standardContextual"/>
             </w:rPr>
           </w:pPr>
-          <w:hyperlink w:anchor="_Toc241696187" w:history="1">
+          <w:hyperlink w:anchor="_Toc241745059" w:history="1">
             <w:r>
               <w:rPr>
                 <w:rStyle w:val="Hiperligao"/>
@@ -3558,7 +3558,7 @@
               <w:rPr>
                 <w:noProof/>
               </w:rPr>
-              <w:instrText xml:space="preserve"> PAGEREF _Toc241696187 \h </w:instrText>
+              <w:instrText xml:space="preserve"> PAGEREF _Toc241745059 \h </w:instrText>
             </w:r>
             <w:r>
               <w:rPr>
@@ -3600,7 +3600,7 @@
               <w14:ligatures w14:val="standardContextual"/>
             </w:rPr>
           </w:pPr>
-          <w:hyperlink w:anchor="_Toc241696188" w:history="1">
+          <w:hyperlink w:anchor="_Toc241745060" w:history="1">
             <w:r>
               <w:rPr>
                 <w:rStyle w:val="Hiperligao"/>
@@ -3624,7 +3624,7 @@
               <w:rPr>
                 <w:noProof/>
               </w:rPr>
-              <w:instrText xml:space="preserve"> PAGEREF _Toc241696188 \h </w:instrText>
+              <w:instrText xml:space="preserve"> PAGEREF _Toc241745060 \h </w:instrText>
             </w:r>
             <w:r>
               <w:rPr>
@@ -3666,7 +3666,7 @@
               <w14:ligatures w14:val="standardContextual"/>
             </w:rPr>
           </w:pPr>
-          <w:hyperlink w:anchor="_Toc241696189" w:history="1">
+          <w:hyperlink w:anchor="_Toc241745061" w:history="1">
             <w:r>
               <w:rPr>
                 <w:rStyle w:val="Hiperligao"/>
@@ -3690,7 +3690,7 @@
               <w:rPr>
                 <w:noProof/>
               </w:rPr>
-              <w:instrText xml:space="preserve"> PAGEREF _Toc241696189 \h </w:instrText>
+              <w:instrText xml:space="preserve"> PAGEREF _Toc241745061 \h </w:instrText>
             </w:r>
             <w:r>
               <w:rPr>
@@ -3732,7 +3732,7 @@
               <w14:ligatures w14:val="standardContextual"/>
             </w:rPr>
           </w:pPr>
-          <w:hyperlink w:anchor="_Toc241696190" w:history="1">
+          <w:hyperlink w:anchor="_Toc241745062" w:history="1">
             <w:r>
               <w:rPr>
                 <w:rStyle w:val="Hiperligao"/>
@@ -3756,7 +3756,7 @@
               <w:rPr>
                 <w:noProof/>
               </w:rPr>
-              <w:instrText xml:space="preserve"> PAGEREF _Toc241696190 \h </w:instrText>
+              <w:instrText xml:space="preserve"> PAGEREF _Toc241745062 \h </w:instrText>
             </w:r>
             <w:r>
               <w:rPr>
@@ -3798,7 +3798,7 @@
               <w14:ligatures w14:val="standardContextual"/>
             </w:rPr>
           </w:pPr>
-          <w:hyperlink w:anchor="_Toc241696191" w:history="1">
+          <w:hyperlink w:anchor="_Toc241745063" w:history="1">
             <w:r>
               <w:rPr>
                 <w:rStyle w:val="Hiperligao"/>
@@ -3822,7 +3822,7 @@
               <w:rPr>
                 <w:noProof/>
               </w:rPr>
-              <w:instrText xml:space="preserve"> PAGEREF _Toc241696191 \h </w:instrText>
+              <w:instrText xml:space="preserve"> PAGEREF _Toc241745063 \h </w:instrText>
             </w:r>
             <w:r>
               <w:rPr>
@@ -3864,7 +3864,7 @@
               <w14:ligatures w14:val="standardContextual"/>
             </w:rPr>
           </w:pPr>
-          <w:hyperlink w:anchor="_Toc241696192" w:history="1">
+          <w:hyperlink w:anchor="_Toc241745064" w:history="1">
             <w:r>
               <w:rPr>
                 <w:rStyle w:val="Hiperligao"/>
@@ -3888,7 +3888,7 @@
               <w:rPr>
                 <w:noProof/>
               </w:rPr>
-              <w:instrText xml:space="preserve"> PAGEREF _Toc241696192 \h </w:instrText>
+              <w:instrText xml:space="preserve"> PAGEREF _Toc241745064 \h </w:instrText>
             </w:r>
             <w:r>
               <w:rPr>
@@ -3930,7 +3930,7 @@
               <w14:ligatures w14:val="standardContextual"/>
             </w:rPr>
           </w:pPr>
-          <w:hyperlink w:anchor="_Toc241696193" w:history="1">
+          <w:hyperlink w:anchor="_Toc241745065" w:history="1">
             <w:r>
               <w:rPr>
                 <w:rStyle w:val="Hiperligao"/>
@@ -3954,7 +3954,7 @@
               <w:rPr>
                 <w:noProof/>
               </w:rPr>
-              <w:instrText xml:space="preserve"> PAGEREF _Toc241696193 \h </w:instrText>
+              <w:instrText xml:space="preserve"> PAGEREF _Toc241745065 \h </w:instrText>
             </w:r>
             <w:r>
               <w:rPr>
@@ -3996,7 +3996,7 @@
               <w14:ligatures w14:val="standardContextual"/>
             </w:rPr>
           </w:pPr>
-          <w:hyperlink w:anchor="_Toc241696194" w:history="1">
+          <w:hyperlink w:anchor="_Toc241745066" w:history="1">
             <w:r>
               <w:rPr>
                 <w:rStyle w:val="Hiperligao"/>
@@ -4020,7 +4020,7 @@
               <w:rPr>
                 <w:noProof/>
               </w:rPr>
-              <w:instrText xml:space="preserve"> PAGEREF _Toc241696194 \h </w:instrText>
+              <w:instrText xml:space="preserve"> PAGEREF _Toc241745066 \h </w:instrText>
             </w:r>
             <w:r>
               <w:rPr>
@@ -4062,7 +4062,7 @@
               <w14:ligatures w14:val="standardContextual"/>
             </w:rPr>
           </w:pPr>
-          <w:hyperlink w:anchor="_Toc241696195" w:history="1">
+          <w:hyperlink w:anchor="_Toc241745067" w:history="1">
             <w:r>
               <w:rPr>
                 <w:rStyle w:val="Hiperligao"/>
@@ -4086,7 +4086,7 @@
               <w:rPr>
                 <w:noProof/>
               </w:rPr>
-              <w:instrText xml:space="preserve"> PAGEREF _Toc241696195 \h </w:instrText>
+              <w:instrText xml:space="preserve"> PAGEREF _Toc241745067 \h </w:instrText>
             </w:r>
             <w:r>
               <w:rPr>
@@ -4128,7 +4128,7 @@
               <w14:ligatures w14:val="standardContextual"/>
             </w:rPr>
           </w:pPr>
-          <w:hyperlink w:anchor="_Toc241696196" w:history="1">
+          <w:hyperlink w:anchor="_Toc241745068" w:history="1">
             <w:r>
               <w:rPr>
                 <w:rStyle w:val="Hiperligao"/>
@@ -4152,7 +4152,7 @@
               <w:rPr>
                 <w:noProof/>
               </w:rPr>
-              <w:instrText xml:space="preserve"> PAGEREF _Toc241696196 \h </w:instrText>
+              <w:instrText xml:space="preserve"> PAGEREF _Toc241745068 \h </w:instrText>
             </w:r>
             <w:r>
               <w:rPr>
@@ -4194,7 +4194,7 @@
               <w14:ligatures w14:val="standardContextual"/>
             </w:rPr>
           </w:pPr>
-          <w:hyperlink w:anchor="_Toc241696197" w:history="1">
+          <w:hyperlink w:anchor="_Toc241745069" w:history="1">
             <w:r>
               <w:rPr>
                 <w:rStyle w:val="Hiperligao"/>
@@ -4218,7 +4218,7 @@
               <w:rPr>
                 <w:noProof/>
               </w:rPr>
-              <w:instrText xml:space="preserve"> PAGEREF _Toc241696197 \h </w:instrText>
+              <w:instrText xml:space="preserve"> PAGEREF _Toc241745069 \h </w:instrText>
             </w:r>
             <w:r>
               <w:rPr>
@@ -4266,7 +4266,7 @@
       <w:pPr>
         <w:pStyle w:val="Ttulo1"/>
       </w:pPr>
-      <w:bookmarkStart w:id="0" w:name="_Toc241696135"/>
+      <w:bookmarkStart w:id="0" w:name="_Toc241745007"/>
       <w:r>
         <w:lastRenderedPageBreak/>
         <w:t>Votre rôle en un coup d'œil</w:t>
@@ -4347,7 +4347,7 @@
       <w:pPr>
         <w:pStyle w:val="Ttulo2"/>
       </w:pPr>
-      <w:bookmarkStart w:id="1" w:name="_Toc241696136"/>
+      <w:bookmarkStart w:id="1" w:name="_Toc241745008"/>
       <w:r>
         <w:t>Ce que vous pouvez / ne pouvez pas faire</w:t>
       </w:r>
@@ -5195,7 +5195,7 @@
       <w:pPr>
         <w:pStyle w:val="Ttulo2"/>
       </w:pPr>
-      <w:bookmarkStart w:id="2" w:name="_Toc241696137"/>
+      <w:bookmarkStart w:id="2" w:name="_Toc241745009"/>
       <w:r>
         <w:t>D'où viennent vos accès</w:t>
       </w:r>
@@ -5306,7 +5306,7 @@
       <w:pPr>
         <w:pStyle w:val="Ttulo2"/>
       </w:pPr>
-      <w:bookmarkStart w:id="3" w:name="_Toc241696138"/>
+      <w:bookmarkStart w:id="3" w:name="_Toc241745010"/>
       <w:r>
         <w:t>Se connecter, changer de mot de passe et se déconnecter</w:t>
       </w:r>
@@ -5420,7 +5420,7 @@
           <w:noProof/>
         </w:rPr>
         <w:drawing>
-          <wp:inline distT="0" distB="0" distL="0" distR="0" wp14:anchorId="4294B5A0" wp14:editId="5E0881B5">
+          <wp:inline distT="0" distB="0" distL="0" distR="0" wp14:anchorId="307108DC" wp14:editId="7B6D9CD6">
             <wp:extent cx="5715000" cy="3571875"/>
             <wp:effectExtent l="0" t="0" r="0" b="0"/>
             <wp:docPr id="118" name="01-login.png" descr="La page de connexion avec E-mail, Mot de passe, Rester connecté et le bouton Se connecter." title="La page de connexion avec E-mail, Mot de passe, Rester connecté et le bouton Se connecter."/>
@@ -5538,7 +5538,7 @@
           <w:noProof/>
         </w:rPr>
         <w:drawing>
-          <wp:inline distT="0" distB="0" distL="0" distR="0" wp14:anchorId="0764DAA5" wp14:editId="43248FE8">
+          <wp:inline distT="0" distB="0" distL="0" distR="0" wp14:anchorId="3726B16F" wp14:editId="6271B42E">
             <wp:extent cx="5715000" cy="3571875"/>
             <wp:effectExtent l="0" t="0" r="0" b="0"/>
             <wp:docPr id="119" name="03-user-menu.png" descr="Le menu du compte ouvert, avec Paramètres et Se déconnecter." title="Le menu du compte ouvert, avec Paramètres et Se déconnecter."/>
@@ -5590,7 +5590,7 @@
       <w:pPr>
         <w:pStyle w:val="Ttulo2"/>
       </w:pPr>
-      <w:bookmarkStart w:id="4" w:name="_Toc241696139"/>
+      <w:bookmarkStart w:id="4" w:name="_Toc241745011"/>
       <w:r>
         <w:t>La barre latérale</w:t>
       </w:r>
@@ -6131,7 +6131,7 @@
         </w:rPr>
         <w:lastRenderedPageBreak/>
         <w:drawing>
-          <wp:inline distT="0" distB="0" distL="0" distR="0" wp14:anchorId="6CB19850" wp14:editId="742D1784">
+          <wp:inline distT="0" distB="0" distL="0" distR="0" wp14:anchorId="3F1A4624" wp14:editId="6E01AF76">
             <wp:extent cx="5715000" cy="5133975"/>
             <wp:effectExtent l="0" t="0" r="0" b="0"/>
             <wp:docPr id="120" name="01-dashboard-sidebar.png" descr="La barre latérale complète de l'administrateur, avec Modélisation des données et Migration." title="La barre latérale complète de l'administrateur, avec Modélisation des données et Migration."/>
@@ -6184,7 +6184,7 @@
         <w:pStyle w:val="Ttulo1"/>
         <w:pageBreakBefore/>
       </w:pPr>
-      <w:bookmarkStart w:id="5" w:name="_Toc241696140"/>
+      <w:bookmarkStart w:id="5" w:name="_Toc241745012"/>
       <w:r>
         <w:lastRenderedPageBreak/>
         <w:t>Paramètres</w:t>
@@ -6214,7 +6214,7 @@
           <w:noProof/>
         </w:rPr>
         <w:drawing>
-          <wp:inline distT="0" distB="0" distL="0" distR="0" wp14:anchorId="00EC16DF" wp14:editId="7C361C7C">
+          <wp:inline distT="0" distB="0" distL="0" distR="0" wp14:anchorId="51B540A5" wp14:editId="317DE0AB">
             <wp:extent cx="5715000" cy="3571875"/>
             <wp:effectExtent l="0" t="0" r="0" b="0"/>
             <wp:docPr id="121" name="04-settings.png" descr="La page Paramètres avec les cartes Langue, Thème et Palette de couleurs." title="La page Paramètres avec les cartes Langue, Thème et Palette de couleurs."/>
@@ -7563,7 +7563,7 @@
         <w:pStyle w:val="Ttulo1"/>
         <w:pageBreakBefore/>
       </w:pPr>
-      <w:bookmarkStart w:id="6" w:name="_Toc241696141"/>
+      <w:bookmarkStart w:id="6" w:name="_Toc241745013"/>
       <w:r>
         <w:lastRenderedPageBreak/>
         <w:t>Tableau de bord</w:t>
@@ -7596,7 +7596,7 @@
           <w:noProof/>
         </w:rPr>
         <w:drawing>
-          <wp:inline distT="0" distB="0" distL="0" distR="0" wp14:anchorId="42EFB915" wp14:editId="019C3F90">
+          <wp:inline distT="0" distB="0" distL="0" distR="0" wp14:anchorId="4520DB16" wp14:editId="1881A21A">
             <wp:extent cx="5715000" cy="5133975"/>
             <wp:effectExtent l="0" t="0" r="0" b="0"/>
             <wp:docPr id="122" name="01-dashboard-sidebar.png" descr="Le tableau de bord de l'administrateur avec les cartes de synthèse et la liste Cartes récentes." title="Le tableau de bord de l'administrateur avec les cartes de synthèse et la liste Cartes récentes."/>
@@ -8105,7 +8105,7 @@
         <w:pStyle w:val="Ttulo1"/>
         <w:pageBreakBefore/>
       </w:pPr>
-      <w:bookmarkStart w:id="7" w:name="_Toc241696142"/>
+      <w:bookmarkStart w:id="7" w:name="_Toc241745014"/>
       <w:r>
         <w:lastRenderedPageBreak/>
         <w:t>Cartes</w:t>
@@ -8135,7 +8135,7 @@
           <w:noProof/>
         </w:rPr>
         <w:drawing>
-          <wp:inline distT="0" distB="0" distL="0" distR="0" wp14:anchorId="623F1E20" wp14:editId="2A738EEA">
+          <wp:inline distT="0" distB="0" distL="0" distR="0" wp14:anchorId="40348162" wp14:editId="39546072">
             <wp:extent cx="5715000" cy="3429000"/>
             <wp:effectExtent l="0" t="0" r="0" b="0"/>
             <wp:docPr id="123" name="02-maps-all.png" descr="La liste Cartes, onglet Tous, avec toutes les icônes de ligne et la section Classeurs au-dessus." title="La liste Cartes, onglet Tous, avec toutes les icônes de ligne et la section Classeurs au-dessus."/>
@@ -8187,7 +8187,7 @@
       <w:pPr>
         <w:pStyle w:val="Ttulo2"/>
       </w:pPr>
-      <w:bookmarkStart w:id="8" w:name="_Toc241696143"/>
+      <w:bookmarkStart w:id="8" w:name="_Toc241745015"/>
       <w:r>
         <w:t>La liste</w:t>
       </w:r>
@@ -9391,7 +9391,7 @@
       <w:pPr>
         <w:pStyle w:val="Ttulo2"/>
       </w:pPr>
-      <w:bookmarkStart w:id="9" w:name="_Toc241696144"/>
+      <w:bookmarkStart w:id="9" w:name="_Toc241745016"/>
       <w:r>
         <w:t>Classeurs</w:t>
       </w:r>
@@ -9805,7 +9805,7 @@
       <w:pPr>
         <w:pStyle w:val="Ttulo2"/>
       </w:pPr>
-      <w:bookmarkStart w:id="10" w:name="_Toc241696145"/>
+      <w:bookmarkStart w:id="10" w:name="_Toc241745017"/>
       <w:r>
         <w:t>Partager une carte</w:t>
       </w:r>
@@ -9828,7 +9828,7 @@
         </w:rPr>
         <w:lastRenderedPageBreak/>
         <w:drawing>
-          <wp:inline distT="0" distB="0" distL="0" distR="0" wp14:anchorId="2E3E6B6B" wp14:editId="2BABBB7E">
+          <wp:inline distT="0" distB="0" distL="0" distR="0" wp14:anchorId="7504D911" wp14:editId="56085158">
             <wp:extent cx="3743325" cy="4029075"/>
             <wp:effectExtent l="0" t="0" r="0" b="0"/>
             <wp:docPr id="124" name="03-share-dialog.png" descr="La boîte de dialogue Partager la carte avec une zone de recherche et les boutons Peut consulter, Peut exporter et Peut modifier." title="La boîte de dialogue Partager la carte avec une zone de recherche et les boutons Peut consulter, Peut exporter et Peut modifier."/>
@@ -10305,7 +10305,7 @@
       <w:pPr>
         <w:pStyle w:val="Ttulo2"/>
       </w:pPr>
-      <w:bookmarkStart w:id="11" w:name="_Toc241696146"/>
+      <w:bookmarkStart w:id="11" w:name="_Toc241745018"/>
       <w:r>
         <w:lastRenderedPageBreak/>
         <w:t>Partager un classeur entier</w:t>
@@ -10361,7 +10361,7 @@
       <w:pPr>
         <w:pStyle w:val="Ttulo2"/>
       </w:pPr>
-      <w:bookmarkStart w:id="12" w:name="_Toc241696147"/>
+      <w:bookmarkStart w:id="12" w:name="_Toc241745019"/>
       <w:r>
         <w:t>Copier une carte</w:t>
       </w:r>
@@ -10376,7 +10376,7 @@
       <w:pPr>
         <w:pStyle w:val="Ttulo2"/>
       </w:pPr>
-      <w:bookmarkStart w:id="13" w:name="_Toc241696148"/>
+      <w:bookmarkStart w:id="13" w:name="_Toc241745020"/>
       <w:r>
         <w:t>Exemple : donner un accès en lecture à un collègue</w:t>
       </w:r>
@@ -10507,7 +10507,7 @@
         <w:pStyle w:val="Ttulo1"/>
         <w:pageBreakBefore/>
       </w:pPr>
-      <w:bookmarkStart w:id="14" w:name="_Toc241696149"/>
+      <w:bookmarkStart w:id="14" w:name="_Toc241745021"/>
       <w:r>
         <w:lastRenderedPageBreak/>
         <w:t>Créateur de cartes</w:t>
@@ -10540,7 +10540,7 @@
           <w:noProof/>
         </w:rPr>
         <w:drawing>
-          <wp:inline distT="0" distB="0" distL="0" distR="0" wp14:anchorId="76449F85" wp14:editId="41A8ADD9">
+          <wp:inline distT="0" distB="0" distL="0" distR="0" wp14:anchorId="182573AA" wp14:editId="6FD2FA4D">
             <wp:extent cx="5715000" cy="3571875"/>
             <wp:effectExtent l="0" t="0" r="0" b="0"/>
             <wp:docPr id="125" name="05-builder-overview.png" descr="Le créateur de cartes avec l'arborescence Domaines d'activité, la zone Colonnes et le panneau Propriétés." title="Le créateur de cartes avec l'arborescence Domaines d'activité, la zone Colonnes et le panneau Propriétés."/>
@@ -10592,7 +10592,7 @@
       <w:pPr>
         <w:pStyle w:val="Ttulo2"/>
       </w:pPr>
-      <w:bookmarkStart w:id="15" w:name="_Toc241696150"/>
+      <w:bookmarkStart w:id="15" w:name="_Toc241745022"/>
       <w:r>
         <w:t>L'écran</w:t>
       </w:r>
@@ -10752,7 +10752,7 @@
       <w:pPr>
         <w:pStyle w:val="Ttulo2"/>
       </w:pPr>
-      <w:bookmarkStart w:id="16" w:name="_Toc241696151"/>
+      <w:bookmarkStart w:id="16" w:name="_Toc241745023"/>
       <w:r>
         <w:t>La barre d'outils</w:t>
       </w:r>
@@ -11968,7 +11968,7 @@
       <w:pPr>
         <w:pStyle w:val="Ttulo2"/>
       </w:pPr>
-      <w:bookmarkStart w:id="17" w:name="_Toc241696152"/>
+      <w:bookmarkStart w:id="17" w:name="_Toc241745024"/>
       <w:r>
         <w:t>Créer une carte</w:t>
       </w:r>
@@ -12176,7 +12176,7 @@
       <w:pPr>
         <w:pStyle w:val="Ttulo2"/>
       </w:pPr>
-      <w:bookmarkStart w:id="18" w:name="_Toc241696153"/>
+      <w:bookmarkStart w:id="18" w:name="_Toc241745025"/>
       <w:r>
         <w:t>Configurer une colonne</w:t>
       </w:r>
@@ -14987,7 +14987,7 @@
         </w:rPr>
         <w:lastRenderedPageBreak/>
         <w:drawing>
-          <wp:inline distT="0" distB="0" distL="0" distR="0" wp14:anchorId="7F223379" wp14:editId="5E1D9A66">
+          <wp:inline distT="0" distB="0" distL="0" distR="0" wp14:anchorId="0BD948FF" wp14:editId="29D21D34">
             <wp:extent cx="5715000" cy="3571875"/>
             <wp:effectExtent l="0" t="0" r="0" b="0"/>
             <wp:docPr id="126" name="08-builder-column-aggregation.png" descr="La boîte de dialogue Configurer la colonne avec la liste Agrégation ouverte." title="La boîte de dialogue Configurer la colonne avec la liste Agrégation ouverte."/>
@@ -15039,7 +15039,7 @@
       <w:pPr>
         <w:pStyle w:val="Ttulo2"/>
       </w:pPr>
-      <w:bookmarkStart w:id="19" w:name="_Toc241696154"/>
+      <w:bookmarkStart w:id="19" w:name="_Toc241745026"/>
       <w:r>
         <w:t>L'onglet Propriétés</w:t>
       </w:r>
@@ -15886,7 +15886,7 @@
       <w:pPr>
         <w:pStyle w:val="Ttulo2"/>
       </w:pPr>
-      <w:bookmarkStart w:id="20" w:name="_Toc241696155"/>
+      <w:bookmarkStart w:id="20" w:name="_Toc241745027"/>
       <w:r>
         <w:lastRenderedPageBreak/>
         <w:t>L'onglet Conditions</w:t>
@@ -17429,7 +17429,7 @@
       <w:pPr>
         <w:pStyle w:val="Ttulo2"/>
       </w:pPr>
-      <w:bookmarkStart w:id="21" w:name="_Toc241696156"/>
+      <w:bookmarkStart w:id="21" w:name="_Toc241745028"/>
       <w:r>
         <w:t>L'onglet Tri</w:t>
       </w:r>
@@ -17875,7 +17875,7 @@
       <w:pPr>
         <w:pStyle w:val="Ttulo2"/>
       </w:pPr>
-      <w:bookmarkStart w:id="22" w:name="_Toc241696157"/>
+      <w:bookmarkStart w:id="22" w:name="_Toc241745029"/>
       <w:r>
         <w:t>L'onglet Paramètres</w:t>
       </w:r>
@@ -18785,7 +18785,7 @@
       <w:pPr>
         <w:pStyle w:val="Ttulo2"/>
       </w:pPr>
-      <w:bookmarkStart w:id="23" w:name="_Toc241696158"/>
+      <w:bookmarkStart w:id="23" w:name="_Toc241745030"/>
       <w:r>
         <w:t>L'onglet Champs calculés</w:t>
       </w:r>
@@ -19683,7 +19683,7 @@
       <w:pPr>
         <w:pStyle w:val="Ttulo2"/>
       </w:pPr>
-      <w:bookmarkStart w:id="24" w:name="_Toc241696159"/>
+      <w:bookmarkStart w:id="24" w:name="_Toc241745031"/>
       <w:r>
         <w:t>Mise en forme conditionnelle</w:t>
       </w:r>
@@ -21077,7 +21077,7 @@
       <w:pPr>
         <w:pStyle w:val="Ttulo2"/>
       </w:pPr>
-      <w:bookmarkStart w:id="25" w:name="_Toc241696160"/>
+      <w:bookmarkStart w:id="25" w:name="_Toc241745032"/>
       <w:r>
         <w:t>Exécuter une carte et lire le résultat</w:t>
       </w:r>
@@ -22149,7 +22149,7 @@
         </w:rPr>
         <w:lastRenderedPageBreak/>
         <w:drawing>
-          <wp:inline distT="0" distB="0" distL="0" distR="0" wp14:anchorId="30B91532" wp14:editId="476EE659">
+          <wp:inline distT="0" distB="0" distL="0" distR="0" wp14:anchorId="7CB72110" wp14:editId="187C6677">
             <wp:extent cx="5715000" cy="3571875"/>
             <wp:effectExtent l="0" t="0" r="0" b="0"/>
             <wp:docPr id="127" name="03-viewer-results.png" descr="Les résultats d'exécution avec les boutons SQL et Plan à côté des boutons Excel, CSV et PDF." title="Les résultats d'exécution avec les boutons SQL et Plan à côté des boutons Excel, CSV et PDF."/>
@@ -22216,7 +22216,7 @@
       <w:pPr>
         <w:pStyle w:val="Ttulo2"/>
       </w:pPr>
-      <w:bookmarkStart w:id="26" w:name="_Toc241696161"/>
+      <w:bookmarkStart w:id="26" w:name="_Toc241745033"/>
       <w:r>
         <w:t>Refus et erreurs</w:t>
       </w:r>
@@ -22855,7 +22855,7 @@
         <w:pStyle w:val="Ttulo1"/>
         <w:pageBreakBefore/>
       </w:pPr>
-      <w:bookmarkStart w:id="27" w:name="_Toc241696162"/>
+      <w:bookmarkStart w:id="27" w:name="_Toc241745034"/>
       <w:r>
         <w:lastRenderedPageBreak/>
         <w:t>La visionneuse de cartes</w:t>
@@ -22888,7 +22888,7 @@
           <w:noProof/>
         </w:rPr>
         <w:drawing>
-          <wp:inline distT="0" distB="0" distL="0" distR="0" wp14:anchorId="0487AD3E" wp14:editId="640DCCE2">
+          <wp:inline distT="0" distB="0" distL="0" distR="0" wp14:anchorId="77739C3F" wp14:editId="293E25DB">
             <wp:extent cx="5715000" cy="3571875"/>
             <wp:effectExtent l="0" t="0" r="0" b="0"/>
             <wp:docPr id="128" name="25-viewer-results.png" descr="La visionneuse de cartes après une exécution terminée, avec la grille de résultats et les boutons d'exportation." title="La visionneuse de cartes après une exécution terminée, avec la grille de résultats et les boutons d'exportation."/>
@@ -23493,7 +23493,7 @@
         <w:pStyle w:val="Ttulo1"/>
         <w:pageBreakBefore/>
       </w:pPr>
-      <w:bookmarkStart w:id="28" w:name="_Toc241696163"/>
+      <w:bookmarkStart w:id="28" w:name="_Toc241745035"/>
       <w:r>
         <w:lastRenderedPageBreak/>
         <w:t>Exécutions</w:t>
@@ -23523,7 +23523,7 @@
           <w:noProof/>
         </w:rPr>
         <w:drawing>
-          <wp:inline distT="0" distB="0" distL="0" distR="0" wp14:anchorId="0079DE23" wp14:editId="5E4B84A2">
+          <wp:inline distT="0" distB="0" distL="0" distR="0" wp14:anchorId="503F1DE5" wp14:editId="206AC424">
             <wp:extent cx="5715000" cy="3571875"/>
             <wp:effectExtent l="0" t="0" r="0" b="0"/>
             <wp:docPr id="129" name="04-runs-every-user.png" descr="La page Exécutions avec les exécutions de tous les utilisateurs affichées." title="La page Exécutions avec les exécutions de tous les utilisateurs affichées."/>
@@ -24853,7 +24853,7 @@
         <w:pStyle w:val="Ttulo1"/>
         <w:pageBreakBefore/>
       </w:pPr>
-      <w:bookmarkStart w:id="29" w:name="_Toc241696164"/>
+      <w:bookmarkStart w:id="29" w:name="_Toc241745036"/>
       <w:r>
         <w:lastRenderedPageBreak/>
         <w:t>Exportations</w:t>
@@ -24883,7 +24883,7 @@
           <w:noProof/>
         </w:rPr>
         <w:drawing>
-          <wp:inline distT="0" distB="0" distL="0" distR="0" wp14:anchorId="122C233B" wp14:editId="42504E59">
+          <wp:inline distT="0" distB="0" distL="0" distR="0" wp14:anchorId="3AF36CC6" wp14:editId="27A0BDA6">
             <wp:extent cx="5715000" cy="3571875"/>
             <wp:effectExtent l="0" t="0" r="0" b="0"/>
             <wp:docPr id="130" name="05-exports.png" descr="La page Exportations listant les exportations avec leur état et les boutons de téléchargement." title="La page Exportations listant les exportations avec leur état et les boutons de téléchargement."/>
@@ -25564,7 +25564,7 @@
         <w:pStyle w:val="Ttulo1"/>
         <w:pageBreakBefore/>
       </w:pPr>
-      <w:bookmarkStart w:id="30" w:name="_Toc241696165"/>
+      <w:bookmarkStart w:id="30" w:name="_Toc241745037"/>
       <w:r>
         <w:lastRenderedPageBreak/>
         <w:t>Planifications</w:t>
@@ -25597,7 +25597,7 @@
           <w:noProof/>
         </w:rPr>
         <w:drawing>
-          <wp:inline distT="0" distB="0" distL="0" distR="0" wp14:anchorId="1DDA83DA" wp14:editId="6300FBAA">
+          <wp:inline distT="0" distB="0" distL="0" distR="0" wp14:anchorId="5C985B5A" wp14:editId="5BF56190">
             <wp:extent cx="5715000" cy="3571875"/>
             <wp:effectExtent l="0" t="0" r="0" b="0"/>
             <wp:docPr id="131" name="38-schedules-list.png" descr="La page Planifications avec une planification en pause et ses icônes d'action." title="La page Planifications avec une planification en pause et ses icônes d'action."/>
@@ -26305,7 +26305,7 @@
       <w:pPr>
         <w:pStyle w:val="Ttulo2"/>
       </w:pPr>
-      <w:bookmarkStart w:id="31" w:name="_Toc241696166"/>
+      <w:bookmarkStart w:id="31" w:name="_Toc241745038"/>
       <w:r>
         <w:t>Nouvelle planification et Modifier la planification</w:t>
       </w:r>
@@ -27743,7 +27743,7 @@
           <w:noProof/>
         </w:rPr>
         <w:drawing>
-          <wp:inline distT="0" distB="0" distL="0" distR="0" wp14:anchorId="37C38ED0" wp14:editId="644A842C">
+          <wp:inline distT="0" distB="0" distL="0" distR="0" wp14:anchorId="6FACB14B" wp14:editId="4F1A7E3C">
             <wp:extent cx="3743325" cy="4676775"/>
             <wp:effectExtent l="0" t="0" r="0" b="0"/>
             <wp:docPr id="132" name="34-schedule-custom-cron.png" descr="La boîte de dialogue Nouvelle planification avec une fréquence personnalisée et le champ Expression cron." title="La boîte de dialogue Nouvelle planification avec une fréquence personnalisée et le champ Expression cron."/>
@@ -27795,7 +27795,7 @@
       <w:pPr>
         <w:pStyle w:val="Ttulo2"/>
       </w:pPr>
-      <w:bookmarkStart w:id="32" w:name="_Toc241696167"/>
+      <w:bookmarkStart w:id="32" w:name="_Toc241745039"/>
       <w:r>
         <w:t>Historique d'exécution</w:t>
       </w:r>
@@ -28244,7 +28244,7 @@
       <w:pPr>
         <w:pStyle w:val="Ttulo2"/>
       </w:pPr>
-      <w:bookmarkStart w:id="33" w:name="_Toc241696168"/>
+      <w:bookmarkStart w:id="33" w:name="_Toc241745040"/>
       <w:r>
         <w:t>Exemple : un résultat hebdomadaire</w:t>
       </w:r>
@@ -28450,7 +28450,7 @@
         <w:pStyle w:val="Ttulo1"/>
         <w:pageBreakBefore/>
       </w:pPr>
-      <w:bookmarkStart w:id="34" w:name="_Toc241696169"/>
+      <w:bookmarkStart w:id="34" w:name="_Toc241745041"/>
       <w:r>
         <w:lastRenderedPageBreak/>
         <w:t>Domaines d'activité</w:t>
@@ -28483,7 +28483,7 @@
           <w:noProof/>
         </w:rPr>
         <w:drawing>
-          <wp:inline distT="0" distB="0" distL="0" distR="0" wp14:anchorId="19BD782F" wp14:editId="14B861A4">
+          <wp:inline distT="0" distB="0" distL="0" distR="0" wp14:anchorId="4669A487" wp14:editId="5DD9BBFD">
             <wp:extent cx="5715000" cy="3571875"/>
             <wp:effectExtent l="0" t="0" r="0" b="0"/>
             <wp:docPr id="133" name="06-business-areas.png" descr="La page Domaines d'activité listant les domaines, avec le bouton Nouveau domaine d'activité et les icônes de ligne." title="La page Domaines d'activité listant les domaines, avec le bouton Nouveau domaine d'activité et les icônes de ligne."/>
@@ -28997,7 +28997,7 @@
         </w:rPr>
         <w:lastRenderedPageBreak/>
         <w:drawing>
-          <wp:inline distT="0" distB="0" distL="0" distR="0" wp14:anchorId="00869DC2" wp14:editId="475ED266">
+          <wp:inline distT="0" distB="0" distL="0" distR="0" wp14:anchorId="050DB6CD" wp14:editId="7A2A7A6F">
             <wp:extent cx="3324225" cy="2047875"/>
             <wp:effectExtent l="0" t="0" r="0" b="0"/>
             <wp:docPr id="134" name="07-business-areas-new.png" descr="La boîte de dialogue Nouveau domaine d'activité avec les champs Nom et Description." title="La boîte de dialogue Nouveau domaine d'activité avec les champs Nom et Description."/>
@@ -29049,7 +29049,7 @@
       <w:pPr>
         <w:pStyle w:val="Ttulo2"/>
       </w:pPr>
-      <w:bookmarkStart w:id="35" w:name="_Toc241696170"/>
+      <w:bookmarkStart w:id="35" w:name="_Toc241745042"/>
       <w:r>
         <w:t>Créer un domaine d'activité</w:t>
       </w:r>
@@ -29153,7 +29153,7 @@
       <w:pPr>
         <w:pStyle w:val="Ttulo2"/>
       </w:pPr>
-      <w:bookmarkStart w:id="36" w:name="_Toc241696171"/>
+      <w:bookmarkStart w:id="36" w:name="_Toc241745043"/>
       <w:r>
         <w:t>Accès</w:t>
       </w:r>
@@ -29185,7 +29185,7 @@
           <w:noProof/>
         </w:rPr>
         <w:drawing>
-          <wp:inline distT="0" distB="0" distL="0" distR="0" wp14:anchorId="1BBA725E" wp14:editId="5AC240E3">
+          <wp:inline distT="0" distB="0" distL="0" distR="0" wp14:anchorId="4AA7FBB8" wp14:editId="2970A460">
             <wp:extent cx="5715000" cy="3571875"/>
             <wp:effectExtent l="0" t="0" r="0" b="0"/>
             <wp:docPr id="135" name="09-business-areas-grants-permission.png" descr="La boîte de dialogue Gérer les accès avec la liste Autorisation ouverte." title="La boîte de dialogue Gérer les accès avec la liste Autorisation ouverte."/>
@@ -30442,7 +30442,7 @@
         <w:pStyle w:val="Ttulo1"/>
         <w:pageBreakBefore/>
       </w:pPr>
-      <w:bookmarkStart w:id="37" w:name="_Toc241696172"/>
+      <w:bookmarkStart w:id="37" w:name="_Toc241745044"/>
       <w:r>
         <w:lastRenderedPageBreak/>
         <w:t>Dossiers</w:t>
@@ -30505,7 +30505,7 @@
           <w:noProof/>
         </w:rPr>
         <w:drawing>
-          <wp:inline distT="0" distB="0" distL="0" distR="0" wp14:anchorId="69401BE7" wp14:editId="5B7B6C25">
+          <wp:inline distT="0" distB="0" distL="0" distR="0" wp14:anchorId="615ECB3E" wp14:editId="0CA7F799">
             <wp:extent cx="5715000" cy="3571875"/>
             <wp:effectExtent l="0" t="0" r="0" b="0"/>
             <wp:docPr id="136" name="11-folders.png" descr="La page Dossiers avec un domaine d'activité choisi, affichant le tableau des dossiers et les icônes de ligne." title="La page Dossiers avec un domaine d'activité choisi, affichant le tableau des dossiers et les icônes de ligne."/>
@@ -31287,7 +31287,7 @@
       <w:pPr>
         <w:pStyle w:val="Ttulo2"/>
       </w:pPr>
-      <w:bookmarkStart w:id="38" w:name="_Toc241696173"/>
+      <w:bookmarkStart w:id="38" w:name="_Toc241745045"/>
       <w:r>
         <w:t>L'assistant de dossier</w:t>
       </w:r>
@@ -32716,7 +32716,7 @@
           <w:noProof/>
         </w:rPr>
         <w:drawing>
-          <wp:inline distT="0" distB="0" distL="0" distR="0" wp14:anchorId="28F0B19E" wp14:editId="34DABCA3">
+          <wp:inline distT="0" distB="0" distL="0" distR="0" wp14:anchorId="22D2558B" wp14:editId="7A28685F">
             <wp:extent cx="2238375" cy="5905500"/>
             <wp:effectExtent l="0" t="0" r="0" b="0"/>
             <wp:docPr id="137" name="15-folders-picked.png" descr="La boîte de dialogue Nouveau dossier avec une table choisie et la liste Éléments à créer." title="La boîte de dialogue Nouveau dossier avec une table choisie et la liste Éléments à créer."/>
@@ -32904,7 +32904,7 @@
       <w:pPr>
         <w:pStyle w:val="Ttulo2"/>
       </w:pPr>
-      <w:bookmarkStart w:id="39" w:name="_Toc241696174"/>
+      <w:bookmarkStart w:id="39" w:name="_Toc241745046"/>
       <w:r>
         <w:t>Partager un dossier avec un autre domaine d'activité</w:t>
       </w:r>
@@ -33013,7 +33013,7 @@
           <w:noProof/>
         </w:rPr>
         <w:drawing>
-          <wp:inline distT="0" distB="0" distL="0" distR="0" wp14:anchorId="46838292" wp14:editId="3E34EE36">
+          <wp:inline distT="0" distB="0" distL="0" distR="0" wp14:anchorId="7B38EB29" wp14:editId="51A27E67">
             <wp:extent cx="3324225" cy="1638300"/>
             <wp:effectExtent l="0" t="0" r="0" b="0"/>
             <wp:docPr id="138" name="16-folders-sharing.png" descr="La boîte de dialogue de partage du dossier avec le badge du propriétaire et la liste Partager avec." title="La boîte de dialogue de partage du dossier avec le badge du propriétaire et la liste Partager avec."/>
@@ -33066,7 +33066,7 @@
         <w:pStyle w:val="Ttulo1"/>
         <w:pageBreakBefore/>
       </w:pPr>
-      <w:bookmarkStart w:id="40" w:name="_Toc241696175"/>
+      <w:bookmarkStart w:id="40" w:name="_Toc241745047"/>
       <w:r>
         <w:lastRenderedPageBreak/>
         <w:t>Éléments</w:t>
@@ -33119,7 +33119,7 @@
           <w:noProof/>
         </w:rPr>
         <w:drawing>
-          <wp:inline distT="0" distB="0" distL="0" distR="0" wp14:anchorId="0FA358EC" wp14:editId="08971E45">
+          <wp:inline distT="0" distB="0" distL="0" distR="0" wp14:anchorId="61D80EA8" wp14:editId="38B729AF">
             <wp:extent cx="5715000" cy="3571875"/>
             <wp:effectExtent l="0" t="0" r="0" b="0"/>
             <wp:docPr id="139" name="17-items.png" descr="La page Éléments pour un dossier choisi, avec les colonnes Type, Colonne, Type de données et Agrégation." title="La page Éléments pour un dossier choisi, avec les colonnes Type, Colonne, Type de données et Agrégation."/>
@@ -35058,7 +35058,7 @@
         </w:rPr>
         <w:lastRenderedPageBreak/>
         <w:drawing>
-          <wp:inline distT="0" distB="0" distL="0" distR="0" wp14:anchorId="2870E9F3" wp14:editId="0ECBE18D">
+          <wp:inline distT="0" distB="0" distL="0" distR="0" wp14:anchorId="65C6F291" wp14:editId="1C549645">
             <wp:extent cx="5715000" cy="3571875"/>
             <wp:effectExtent l="0" t="0" r="0" b="0"/>
             <wp:docPr id="140" name="19-items-type-open.png" descr="La boîte de dialogue Nouvel élément avec la liste Type d'élément ouverte affichant les types d'éléments." title="La boîte de dialogue Nouvel élément avec la liste Type d'élément ouverte affichant les types d'éléments."/>
@@ -35111,7 +35111,7 @@
         <w:pStyle w:val="Ttulo1"/>
         <w:pageBreakBefore/>
       </w:pPr>
-      <w:bookmarkStart w:id="41" w:name="_Toc241696176"/>
+      <w:bookmarkStart w:id="41" w:name="_Toc241745048"/>
       <w:r>
         <w:lastRenderedPageBreak/>
         <w:t>Jointures</w:t>
@@ -35144,7 +35144,7 @@
           <w:noProof/>
         </w:rPr>
         <w:drawing>
-          <wp:inline distT="0" distB="0" distL="0" distR="0" wp14:anchorId="3E98A2A2" wp14:editId="00A3F47A">
+          <wp:inline distT="0" distB="0" distL="0" distR="0" wp14:anchorId="741596A0" wp14:editId="7B4075DA">
             <wp:extent cx="5715000" cy="3571875"/>
             <wp:effectExtent l="0" t="0" r="0" b="0"/>
             <wp:docPr id="141" name="20-joins.png" descr="La page Jointures, avec des jointures composées de plusieurs paires de colonnes." title="La page Jointures, avec des jointures composées de plusieurs paires de colonnes."/>
@@ -36799,7 +36799,7 @@
           <w:noProof/>
         </w:rPr>
         <w:drawing>
-          <wp:inline distT="0" distB="0" distL="0" distR="0" wp14:anchorId="2CE694B5" wp14:editId="24E3B9ED">
+          <wp:inline distT="0" distB="0" distL="0" distR="0" wp14:anchorId="72F6249A" wp14:editId="67E72440">
             <wp:extent cx="5715000" cy="3571875"/>
             <wp:effectExtent l="0" t="0" r="0" b="0"/>
             <wp:docPr id="142" name="23-joins-select-open.png" descr="La boîte de dialogue Nouvelle jointure avec une liste déroulante ouverte." title="La boîte de dialogue Nouvelle jointure avec une liste déroulante ouverte."/>
@@ -36970,7 +36970,7 @@
         <w:pStyle w:val="Ttulo1"/>
         <w:pageBreakBefore/>
       </w:pPr>
-      <w:bookmarkStart w:id="42" w:name="_Toc241696177"/>
+      <w:bookmarkStart w:id="42" w:name="_Toc241745049"/>
       <w:r>
         <w:lastRenderedPageBreak/>
         <w:t>Hiérarchies</w:t>
@@ -37003,7 +37003,7 @@
           <w:noProof/>
         </w:rPr>
         <w:drawing>
-          <wp:inline distT="0" distB="0" distL="0" distR="0" wp14:anchorId="4F6073BA" wp14:editId="424498B9">
+          <wp:inline distT="0" distB="0" distL="0" distR="0" wp14:anchorId="29669247" wp14:editId="5F067E44">
             <wp:extent cx="5715000" cy="3571875"/>
             <wp:effectExtent l="0" t="0" r="0" b="0"/>
             <wp:docPr id="143" name="24-hierarchies.png" descr="La page Hiérarchies avec le tableau indiquant le nombre de niveaux." title="La page Hiérarchies avec le tableau indiquant le nombre de niveaux."/>
@@ -38063,7 +38063,7 @@
           <w:noProof/>
         </w:rPr>
         <w:drawing>
-          <wp:inline distT="0" distB="0" distL="0" distR="0" wp14:anchorId="5CA3D3D0" wp14:editId="1401ADE7">
+          <wp:inline distT="0" distB="0" distL="0" distR="0" wp14:anchorId="1726D3B1" wp14:editId="4793F0BC">
             <wp:extent cx="4362450" cy="2762250"/>
             <wp:effectExtent l="0" t="0" r="0" b="0"/>
             <wp:docPr id="144" name="26-hierarchies-level-added.png" descr="La boîte de dialogue Nouvelle hiérarchie après l'ajout d'un niveau, avec les listes Dossier et Élément." title="La boîte de dialogue Nouvelle hiérarchie après l'ajout d'un niveau, avec les listes Dossier et Élément."/>
@@ -38116,7 +38116,7 @@
         <w:pStyle w:val="Ttulo1"/>
         <w:pageBreakBefore/>
       </w:pPr>
-      <w:bookmarkStart w:id="43" w:name="_Toc241696178"/>
+      <w:bookmarkStart w:id="43" w:name="_Toc241745050"/>
       <w:r>
         <w:lastRenderedPageBreak/>
         <w:t>Fonctions personnalisées</w:t>
@@ -38149,7 +38149,7 @@
           <w:noProof/>
         </w:rPr>
         <w:drawing>
-          <wp:inline distT="0" distB="0" distL="0" distR="0" wp14:anchorId="1F793A81" wp14:editId="08C63A90">
+          <wp:inline distT="0" distB="0" distL="0" distR="0" wp14:anchorId="1187486C" wp14:editId="0DF20ED6">
             <wp:extent cx="5715000" cy="3571875"/>
             <wp:effectExtent l="0" t="0" r="0" b="0"/>
             <wp:docPr id="145" name="27-custom-functions.png" descr="La page Fonctions personnalisées avec la zone de filtre, Tout actualiser, Nouvelle fonction et le tableau des fonctions." title="La page Fonctions personnalisées avec la zone de filtre, Tout actualiser, Nouvelle fonction et le tableau des fonctions."/>
@@ -38872,7 +38872,7 @@
       <w:pPr>
         <w:pStyle w:val="Ttulo2"/>
       </w:pPr>
-      <w:bookmarkStart w:id="44" w:name="_Toc241696179"/>
+      <w:bookmarkStart w:id="44" w:name="_Toc241745051"/>
       <w:r>
         <w:lastRenderedPageBreak/>
         <w:t>Le formulaire de fonction</w:t>
@@ -39843,7 +39843,7 @@
         </w:rPr>
         <w:lastRenderedPageBreak/>
         <w:drawing>
-          <wp:inline distT="0" distB="0" distL="0" distR="0" wp14:anchorId="37C155AB" wp14:editId="0F00532C">
+          <wp:inline distT="0" distB="0" distL="0" distR="0" wp14:anchorId="1A2FD2AE" wp14:editId="37B213C2">
             <wp:extent cx="4076700" cy="5905500"/>
             <wp:effectExtent l="0" t="0" r="0" b="0"/>
             <wp:docPr id="146" name="29-custom-functions-search-results.png" descr="La boîte de dialogue Nouvelle fonction personnalisée listant les fonctions de la base qui correspondent à la recherche." title="La boîte de dialogue Nouvelle fonction personnalisée listant les fonctions de la base qui correspondent à la recherche."/>
@@ -39896,7 +39896,7 @@
         <w:pStyle w:val="Ttulo1"/>
         <w:pageBreakBefore/>
       </w:pPr>
-      <w:bookmarkStart w:id="45" w:name="_Toc241696180"/>
+      <w:bookmarkStart w:id="45" w:name="_Toc241745052"/>
       <w:r>
         <w:lastRenderedPageBreak/>
         <w:t>Sources de données</w:t>
@@ -39929,7 +39929,7 @@
           <w:noProof/>
         </w:rPr>
         <w:drawing>
-          <wp:inline distT="0" distB="0" distL="0" distR="0" wp14:anchorId="1A836E7E" wp14:editId="3F329165">
+          <wp:inline distT="0" distB="0" distL="0" distR="0" wp14:anchorId="45ACDC4F" wp14:editId="138C8C95">
             <wp:extent cx="5715000" cy="3571875"/>
             <wp:effectExtent l="0" t="0" r="0" b="0"/>
             <wp:docPr id="147" name="30-data-sources.png" descr="La page Sources de données avec un tableau de connexions et cinq icônes de ligne." title="La page Sources de données avec un tableau de connexions et cinq icônes de ligne."/>
@@ -41309,7 +41309,7 @@
       <w:pPr>
         <w:pStyle w:val="Ttulo2"/>
       </w:pPr>
-      <w:bookmarkStart w:id="46" w:name="_Toc241696181"/>
+      <w:bookmarkStart w:id="46" w:name="_Toc241745053"/>
       <w:r>
         <w:t>Importer des tables</w:t>
       </w:r>
@@ -41472,7 +41472,7 @@
         </w:rPr>
         <w:lastRenderedPageBreak/>
         <w:drawing>
-          <wp:inline distT="0" distB="0" distL="0" distR="0" wp14:anchorId="12009D52" wp14:editId="3CA00D29">
+          <wp:inline distT="0" distB="0" distL="0" distR="0" wp14:anchorId="11F9E75B" wp14:editId="3B2D3C84">
             <wp:extent cx="3324225" cy="2419350"/>
             <wp:effectExtent l="0" t="0" r="0" b="0"/>
             <wp:docPr id="148" name="34-data-sources-import-dialog.png" descr="La boîte de dialogue Importer des tables avec le bouton Découvrir les tables, avant qu'une table soit trouvée." title="La boîte de dialogue Importer des tables avec le bouton Découvrir les tables, avant qu'une table soit trouvée."/>
@@ -41525,7 +41525,7 @@
         <w:pStyle w:val="Ttulo1"/>
         <w:pageBreakBefore/>
       </w:pPr>
-      <w:bookmarkStart w:id="47" w:name="_Toc241696182"/>
+      <w:bookmarkStart w:id="47" w:name="_Toc241745054"/>
       <w:r>
         <w:lastRenderedPageBreak/>
         <w:t>Utilisateurs</w:t>
@@ -41555,7 +41555,7 @@
           <w:noProof/>
         </w:rPr>
         <w:drawing>
-          <wp:inline distT="0" distB="0" distL="0" distR="0" wp14:anchorId="6325A47A" wp14:editId="3623BA35">
+          <wp:inline distT="0" distB="0" distL="0" distR="0" wp14:anchorId="51775F1B" wp14:editId="6B886FC3">
             <wp:extent cx="5715000" cy="3571875"/>
             <wp:effectExtent l="0" t="0" r="0" b="0"/>
             <wp:docPr id="149" name="35-users.png" descr="La page Utilisateurs avec les boutons Fichier d'identifiants et Nouvel utilisateur et les icônes de ligne." title="La page Utilisateurs avec les boutons Fichier d'identifiants et Nouvel utilisateur et les icônes de ligne."/>
@@ -42255,7 +42255,7 @@
       <w:pPr>
         <w:pStyle w:val="Ttulo2"/>
       </w:pPr>
-      <w:bookmarkStart w:id="48" w:name="_Toc241696183"/>
+      <w:bookmarkStart w:id="48" w:name="_Toc241745055"/>
       <w:r>
         <w:t>Créer ou modifier un utilisateur</w:t>
       </w:r>
@@ -43092,7 +43092,7 @@
         </w:rPr>
         <w:lastRenderedPageBreak/>
         <w:drawing>
-          <wp:inline distT="0" distB="0" distL="0" distR="0" wp14:anchorId="13AB4D96" wp14:editId="2DCC2E2A">
+          <wp:inline distT="0" distB="0" distL="0" distR="0" wp14:anchorId="6C348DB0" wp14:editId="372C90E6">
             <wp:extent cx="5715000" cy="3571875"/>
             <wp:effectExtent l="0" t="0" r="0" b="0"/>
             <wp:docPr id="150" name="37-users-role-open.png" descr="La boîte de dialogue Nouvel utilisateur avec la liste Rôle ouverte et chaque rôle décrit." title="La boîte de dialogue Nouvel utilisateur avec la liste Rôle ouverte et chaque rôle décrit."/>
@@ -43144,7 +43144,7 @@
       <w:pPr>
         <w:pStyle w:val="Ttulo2"/>
       </w:pPr>
-      <w:bookmarkStart w:id="49" w:name="_Toc241696184"/>
+      <w:bookmarkStart w:id="49" w:name="_Toc241745056"/>
       <w:r>
         <w:t>Désactiver, activer ou supprimer</w:t>
       </w:r>
@@ -43236,7 +43236,7 @@
           <w:noProof/>
         </w:rPr>
         <w:drawing>
-          <wp:inline distT="0" distB="0" distL="0" distR="0" wp14:anchorId="0D13BD5B" wp14:editId="4953F319">
+          <wp:inline distT="0" distB="0" distL="0" distR="0" wp14:anchorId="43BF9A0D" wp14:editId="2885BE0A">
             <wp:extent cx="3324225" cy="1076325"/>
             <wp:effectExtent l="0" t="0" r="0" b="0"/>
             <wp:docPr id="151" name="39-users-deactivate-dialog.png" descr="La boîte de dialogue de confirmation affichée avant de désactiver un utilisateur." title="La boîte de dialogue de confirmation affichée avant de désactiver un utilisateur."/>
@@ -43328,7 +43328,7 @@
       <w:pPr>
         <w:pStyle w:val="Ttulo2"/>
       </w:pPr>
-      <w:bookmarkStart w:id="50" w:name="_Toc241696185"/>
+      <w:bookmarkStart w:id="50" w:name="_Toc241745057"/>
       <w:r>
         <w:t>Le fichier d'identifiants</w:t>
       </w:r>
@@ -43357,7 +43357,7 @@
       <w:pPr>
         <w:pStyle w:val="Ttulo2"/>
       </w:pPr>
-      <w:bookmarkStart w:id="51" w:name="_Toc241696186"/>
+      <w:bookmarkStart w:id="51" w:name="_Toc241745058"/>
       <w:r>
         <w:t>Cartes que cet utilisateur peut ouvrir</w:t>
       </w:r>
@@ -43399,7 +43399,7 @@
           <w:noProof/>
         </w:rPr>
         <w:drawing>
-          <wp:inline distT="0" distB="0" distL="0" distR="0" wp14:anchorId="34A1D1E9" wp14:editId="3EFEAA97">
+          <wp:inline distT="0" distB="0" distL="0" distR="0" wp14:anchorId="2DD84CE4" wp14:editId="5E0A96B3">
             <wp:extent cx="4362450" cy="2190750"/>
             <wp:effectExtent l="0" t="0" r="0" b="0"/>
             <wp:docPr id="152" name="41-users-maps-dialog.png" descr="La boîte de dialogue Cartes d'un utilisateur, avec les badges d'origine et les listes de niveau de partage." title="La boîte de dialogue Cartes d'un utilisateur, avec les badges d'origine et les listes de niveau de partage."/>
@@ -44341,7 +44341,7 @@
         <w:pStyle w:val="Ttulo1"/>
         <w:pageBreakBefore/>
       </w:pPr>
-      <w:bookmarkStart w:id="52" w:name="_Toc241696187"/>
+      <w:bookmarkStart w:id="52" w:name="_Toc241745059"/>
       <w:r>
         <w:lastRenderedPageBreak/>
         <w:t>Stratégies de sécurité</w:t>
@@ -44401,7 +44401,7 @@
           <w:noProof/>
         </w:rPr>
         <w:drawing>
-          <wp:inline distT="0" distB="0" distL="0" distR="0" wp14:anchorId="4AE33F9E" wp14:editId="0B0C654C">
+          <wp:inline distT="0" distB="0" distL="0" distR="0" wp14:anchorId="574442FE" wp14:editId="70CAEEAD">
             <wp:extent cx="5715000" cy="3571875"/>
             <wp:effectExtent l="0" t="0" r="0" b="0"/>
             <wp:docPr id="153" name="43-security.png" descr="La page Stratégies de sécurité avec les boutons Tester et Nouvelle stratégie." title="La page Stratégies de sécurité avec les boutons Tester et Nouvelle stratégie."/>
@@ -45028,7 +45028,7 @@
       <w:pPr>
         <w:pStyle w:val="Ttulo2"/>
       </w:pPr>
-      <w:bookmarkStart w:id="53" w:name="_Toc241696188"/>
+      <w:bookmarkStart w:id="53" w:name="_Toc241745060"/>
       <w:r>
         <w:lastRenderedPageBreak/>
         <w:t>Écrire une stratégie</w:t>
@@ -46092,7 +46092,7 @@
         </w:rPr>
         <w:lastRenderedPageBreak/>
         <w:drawing>
-          <wp:inline distT="0" distB="0" distL="0" distR="0" wp14:anchorId="7596C05D" wp14:editId="335EB2FC">
+          <wp:inline distT="0" distB="0" distL="0" distR="0" wp14:anchorId="34334BF9" wp14:editId="2EF6634E">
             <wp:extent cx="3324225" cy="4676775"/>
             <wp:effectExtent l="0" t="0" r="0" b="0"/>
             <wp:docPr id="154" name="46-security-validate.png" descr="La boîte de dialogue Nouvelle stratégie après un clic sur Valider pour un prédicat." title="La boîte de dialogue Nouvelle stratégie après un clic sur Valider pour un prédicat."/>
@@ -46144,7 +46144,7 @@
       <w:pPr>
         <w:pStyle w:val="Ttulo2"/>
       </w:pPr>
-      <w:bookmarkStart w:id="54" w:name="_Toc241696189"/>
+      <w:bookmarkStart w:id="54" w:name="_Toc241745061"/>
       <w:r>
         <w:t>Attribuer une stratégie</w:t>
       </w:r>
@@ -46534,7 +46534,7 @@
       <w:pPr>
         <w:pStyle w:val="Ttulo2"/>
       </w:pPr>
-      <w:bookmarkStart w:id="55" w:name="_Toc241696190"/>
+      <w:bookmarkStart w:id="55" w:name="_Toc241745062"/>
       <w:r>
         <w:lastRenderedPageBreak/>
         <w:t>Tester une stratégie</w:t>
@@ -46609,7 +46609,7 @@
         <w:pStyle w:val="Ttulo1"/>
         <w:pageBreakBefore/>
       </w:pPr>
-      <w:bookmarkStart w:id="56" w:name="_Toc241696191"/>
+      <w:bookmarkStart w:id="56" w:name="_Toc241745063"/>
       <w:r>
         <w:lastRenderedPageBreak/>
         <w:t>Journal d'audit</w:t>
@@ -46642,7 +46642,7 @@
           <w:noProof/>
         </w:rPr>
         <w:drawing>
-          <wp:inline distT="0" distB="0" distL="0" distR="0" wp14:anchorId="5305497C" wp14:editId="0CE0EF05">
+          <wp:inline distT="0" distB="0" distL="0" distR="0" wp14:anchorId="3D4C64A1" wp14:editId="36BD3E4B">
             <wp:extent cx="5715000" cy="3571875"/>
             <wp:effectExtent l="0" t="0" r="0" b="0"/>
             <wp:docPr id="155" name="47-audit.png" descr="La page Journal d'audit avec le bouton d'exportation, les cartes de statistiques, le graphique quotidien et les filtres." title="La page Journal d'audit avec le bouton d'exportation, les cartes de statistiques, le graphique quotidien et les filtres."/>
@@ -47503,7 +47503,7 @@
         <w:pStyle w:val="Ttulo1"/>
         <w:pageBreakBefore/>
       </w:pPr>
-      <w:bookmarkStart w:id="57" w:name="_Toc241696192"/>
+      <w:bookmarkStart w:id="57" w:name="_Toc241745064"/>
       <w:r>
         <w:lastRenderedPageBreak/>
         <w:t>Migration</w:t>
@@ -47583,7 +47583,7 @@
           <w:noProof/>
         </w:rPr>
         <w:drawing>
-          <wp:inline distT="0" distB="0" distL="0" distR="0" wp14:anchorId="2C3E458B" wp14:editId="6BFEBE35">
+          <wp:inline distT="0" distB="0" distL="0" distR="0" wp14:anchorId="150B99DE" wp14:editId="791A8C39">
             <wp:extent cx="5715000" cy="3571875"/>
             <wp:effectExtent l="0" t="0" r="0" b="0"/>
             <wp:docPr id="156" name="50-migration.png" descr="La page Migration avec la carte Source, ses boutons et son texte d'aide." title="La page Migration avec la carte Source, ses boutons et son texte d'aide."/>
@@ -47660,7 +47660,7 @@
       <w:pPr>
         <w:pStyle w:val="Ttulo2"/>
       </w:pPr>
-      <w:bookmarkStart w:id="58" w:name="_Toc241696193"/>
+      <w:bookmarkStart w:id="58" w:name="_Toc241745065"/>
       <w:r>
         <w:t>Choisir la source</w:t>
       </w:r>
@@ -48781,7 +48781,7 @@
       <w:pPr>
         <w:pStyle w:val="Ttulo2"/>
       </w:pPr>
-      <w:bookmarkStart w:id="59" w:name="_Toc241696194"/>
+      <w:bookmarkStart w:id="59" w:name="_Toc241745066"/>
       <w:r>
         <w:t>Ce que fait chaque action</w:t>
       </w:r>
@@ -49182,7 +49182,7 @@
       <w:pPr>
         <w:pStyle w:val="Ttulo2"/>
       </w:pPr>
-      <w:bookmarkStart w:id="60" w:name="_Toc241696195"/>
+      <w:bookmarkStart w:id="60" w:name="_Toc241745067"/>
       <w:r>
         <w:t>Faire une migration en toute sécurité</w:t>
       </w:r>
@@ -49424,7 +49424,7 @@
         <w:pStyle w:val="Ttulo1"/>
         <w:pageBreakBefore/>
       </w:pPr>
-      <w:bookmarkStart w:id="61" w:name="_Toc241696196"/>
+      <w:bookmarkStart w:id="61" w:name="_Toc241745068"/>
       <w:r>
         <w:lastRenderedPageBreak/>
         <w:t>Questions fréquentes</w:t>
@@ -49715,7 +49715,7 @@
       <w:pPr>
         <w:pStyle w:val="Ttulo2"/>
       </w:pPr>
-      <w:bookmarkStart w:id="62" w:name="_Toc241696197"/>
+      <w:bookmarkStart w:id="62" w:name="_Toc241745069"/>
       <w:r>
         <w:t>Glossaire</w:t>
       </w:r>
@@ -51049,10 +51049,10 @@
 <file path=word/numbering.xml><?xml version="1.0" encoding="utf-8"?>
 <w:numbering xmlns:wpc="http://schemas.microsoft.com/office/word/2010/wordprocessingCanvas" xmlns:cx="http://schemas.microsoft.com/office/drawing/2014/chartex" xmlns:cx1="http://schemas.microsoft.com/office/drawing/2015/9/8/chartex" xmlns:cx2="http://schemas.microsoft.com/office/drawing/2015/10/21/chartex" xmlns:cx3="http://schemas.microsoft.com/office/drawing/2016/5/9/chartex" xmlns:cx4="http://schemas.microsoft.com/office/drawing/2016/5/10/chartex" xmlns:cx5="http://schemas.microsoft.com/office/drawing/2016/5/11/chartex" xmlns:cx6="http://schemas.microsoft.com/office/drawing/2016/5/12/chartex" xmlns:cx7="http://schemas.microsoft.com/office/drawing/2016/5/13/chartex" xmlns:cx8="http://schemas.microsoft.com/office/drawing/2016/5/14/chartex" xmlns:mc="http://schemas.openxmlformats.org/markup-compatibility/2006" xmlns:aink="http://schemas.microsoft.com/office/drawing/2016/ink" xmlns:am3d="http://schemas.microsoft.com/office/drawing/2017/model3d" xmlns:o="urn:schemas-microsoft-com:office:office" xmlns:oel="http://schemas.microsoft.com/office/2019/extlst" xmlns:r="http://schemas.openxmlformats.org/officeDocument/2006/relationships" xmlns:m="http://schemas.openxmlformats.org/officeDocument/2006/math" xmlns:v="urn:schemas-microsoft-com:vml" xmlns:wp14="http://schemas.microsoft.com/office/word/2010/wordprocessingDrawing" xmlns:wp="http://schemas.openxmlformats.org/drawingml/2006/wordprocessingDrawing" xmlns:w10="urn:schemas-microsoft-com:office:word" xmlns:w="http://schemas.openxmlformats.org/wordprocessingml/2006/main" xmlns:w14="http://schemas.microsoft.com/office/word/2010/wordml" xmlns:w15="http://schemas.microsoft.com/office/word/2012/wordml" xmlns:w16cex="http://schemas.microsoft.com/office/word/2018/wordml/cex" xmlns:w16cid="http://schemas.microsoft.com/office/word/2016/wordml/cid" xmlns:w16="http://schemas.microsoft.com/office/word/2018/wordml" xmlns:w16sdtdh="http://schemas.microsoft.com/office/word/2020/wordml/sdtdatahash" xmlns:w16se="http://schemas.microsoft.com/office/word/2015/wordml/symex" xmlns:wpg="http://schemas.microsoft.com/office/word/2010/wordprocessingGroup" xmlns:wpi="http://schemas.microsoft.com/office/word/2010/wordprocessingInk" xmlns:wne="http://schemas.microsoft.com/office/word/2006/wordml" xmlns:wps="http://schemas.microsoft.com/office/word/2010/wordprocessingShape" mc:Ignorable="w14 w15 w16se w16cid w16 w16cex w16sdtdh wp14">
   <w:abstractNum w:abstractNumId="0" w15:restartNumberingAfterBreak="0">
-    <w:nsid w:val="082522E2"/>
+    <w:nsid w:val="03D25160"/>
     <w:multiLevelType w:val="hybridMultilevel"/>
-    <w:tmpl w:val="EFDC6B78"/>
-    <w:lvl w:ilvl="0" w:tplc="6E785CCA">
+    <w:tmpl w:val="2FDC94C8"/>
+    <w:lvl w:ilvl="0" w:tplc="424824B0">
       <w:start w:val="1"/>
       <w:numFmt w:val="decimal"/>
       <w:lvlText w:val="%1."/>
@@ -51061,7 +51061,7 @@
         <w:ind w:left="360" w:hanging="300"/>
       </w:pPr>
     </w:lvl>
-    <w:lvl w:ilvl="1" w:tplc="4AF4FFE4" w:tentative="1">
+    <w:lvl w:ilvl="1" w:tplc="F6E69BBE" w:tentative="1">
       <w:start w:val="1"/>
       <w:numFmt w:val="lowerLetter"/>
       <w:lvlText w:val="%2."/>
@@ -51070,47 +51070,47 @@
         <w:ind w:left="720" w:hanging="300"/>
       </w:pPr>
     </w:lvl>
-    <w:lvl w:ilvl="2" w:tplc="52F27C36">
+    <w:lvl w:ilvl="2" w:tplc="4D1CA89E">
       <w:numFmt w:val="decimal"/>
       <w:lvlText w:val=""/>
       <w:lvlJc w:val="left"/>
     </w:lvl>
-    <w:lvl w:ilvl="3" w:tplc="B094CCA8">
+    <w:lvl w:ilvl="3" w:tplc="20D6214A">
       <w:numFmt w:val="decimal"/>
       <w:lvlText w:val=""/>
       <w:lvlJc w:val="left"/>
     </w:lvl>
-    <w:lvl w:ilvl="4" w:tplc="C48826A6">
+    <w:lvl w:ilvl="4" w:tplc="595EE626">
       <w:numFmt w:val="decimal"/>
       <w:lvlText w:val=""/>
       <w:lvlJc w:val="left"/>
     </w:lvl>
-    <w:lvl w:ilvl="5" w:tplc="2B12D918">
+    <w:lvl w:ilvl="5" w:tplc="EEF81FFA">
       <w:numFmt w:val="decimal"/>
       <w:lvlText w:val=""/>
       <w:lvlJc w:val="left"/>
     </w:lvl>
-    <w:lvl w:ilvl="6" w:tplc="05DAD350">
+    <w:lvl w:ilvl="6" w:tplc="2416B400">
       <w:numFmt w:val="decimal"/>
       <w:lvlText w:val=""/>
       <w:lvlJc w:val="left"/>
     </w:lvl>
-    <w:lvl w:ilvl="7" w:tplc="237E1476">
+    <w:lvl w:ilvl="7" w:tplc="F7A2C004">
       <w:numFmt w:val="decimal"/>
       <w:lvlText w:val=""/>
       <w:lvlJc w:val="left"/>
     </w:lvl>
-    <w:lvl w:ilvl="8" w:tplc="54B8782A">
+    <w:lvl w:ilvl="8" w:tplc="FDB817A6">
       <w:numFmt w:val="decimal"/>
       <w:lvlText w:val=""/>
       <w:lvlJc w:val="left"/>
     </w:lvl>
   </w:abstractNum>
   <w:abstractNum w:abstractNumId="1" w15:restartNumberingAfterBreak="0">
-    <w:nsid w:val="1CAA5AE7"/>
+    <w:nsid w:val="0DD7178D"/>
     <w:multiLevelType w:val="hybridMultilevel"/>
-    <w:tmpl w:val="23BC29D2"/>
-    <w:lvl w:ilvl="0" w:tplc="B29CBCEC">
+    <w:tmpl w:val="68223A0E"/>
+    <w:lvl w:ilvl="0" w:tplc="8794BC9E">
       <w:start w:val="1"/>
       <w:numFmt w:val="decimal"/>
       <w:lvlText w:val="%1."/>
@@ -51119,7 +51119,7 @@
         <w:ind w:left="360" w:hanging="300"/>
       </w:pPr>
     </w:lvl>
-    <w:lvl w:ilvl="1" w:tplc="35960FB0" w:tentative="1">
+    <w:lvl w:ilvl="1" w:tplc="81CCF44E" w:tentative="1">
       <w:start w:val="1"/>
       <w:numFmt w:val="lowerLetter"/>
       <w:lvlText w:val="%2."/>
@@ -51128,47 +51128,47 @@
         <w:ind w:left="720" w:hanging="300"/>
       </w:pPr>
     </w:lvl>
-    <w:lvl w:ilvl="2" w:tplc="322E63C2">
+    <w:lvl w:ilvl="2" w:tplc="0CC430F0">
       <w:numFmt w:val="decimal"/>
       <w:lvlText w:val=""/>
       <w:lvlJc w:val="left"/>
     </w:lvl>
-    <w:lvl w:ilvl="3" w:tplc="754E9FF4">
+    <w:lvl w:ilvl="3" w:tplc="BA446A46">
       <w:numFmt w:val="decimal"/>
       <w:lvlText w:val=""/>
       <w:lvlJc w:val="left"/>
     </w:lvl>
-    <w:lvl w:ilvl="4" w:tplc="ED36C888">
+    <w:lvl w:ilvl="4" w:tplc="6CAA137E">
       <w:numFmt w:val="decimal"/>
       <w:lvlText w:val=""/>
       <w:lvlJc w:val="left"/>
     </w:lvl>
-    <w:lvl w:ilvl="5" w:tplc="AC1074B8">
+    <w:lvl w:ilvl="5" w:tplc="2506DC52">
       <w:numFmt w:val="decimal"/>
       <w:lvlText w:val=""/>
       <w:lvlJc w:val="left"/>
     </w:lvl>
-    <w:lvl w:ilvl="6" w:tplc="2BDE514A">
+    <w:lvl w:ilvl="6" w:tplc="EC5AFB0E">
       <w:numFmt w:val="decimal"/>
       <w:lvlText w:val=""/>
       <w:lvlJc w:val="left"/>
     </w:lvl>
-    <w:lvl w:ilvl="7" w:tplc="02A6E3C6">
+    <w:lvl w:ilvl="7" w:tplc="F47E3B0E">
       <w:numFmt w:val="decimal"/>
       <w:lvlText w:val=""/>
       <w:lvlJc w:val="left"/>
     </w:lvl>
-    <w:lvl w:ilvl="8" w:tplc="B4AEF4F0">
+    <w:lvl w:ilvl="8" w:tplc="0B4A9118">
       <w:numFmt w:val="decimal"/>
       <w:lvlText w:val=""/>
       <w:lvlJc w:val="left"/>
     </w:lvl>
   </w:abstractNum>
   <w:abstractNum w:abstractNumId="2" w15:restartNumberingAfterBreak="0">
-    <w:nsid w:val="1E8C1E93"/>
+    <w:nsid w:val="17816FF6"/>
     <w:multiLevelType w:val="hybridMultilevel"/>
-    <w:tmpl w:val="504C061A"/>
-    <w:lvl w:ilvl="0" w:tplc="91281210">
+    <w:tmpl w:val="1098ECB6"/>
+    <w:lvl w:ilvl="0" w:tplc="99A4A194">
       <w:start w:val="1"/>
       <w:numFmt w:val="decimal"/>
       <w:lvlText w:val="%1."/>
@@ -51177,7 +51177,7 @@
         <w:ind w:left="360" w:hanging="300"/>
       </w:pPr>
     </w:lvl>
-    <w:lvl w:ilvl="1" w:tplc="6CE61C5C" w:tentative="1">
+    <w:lvl w:ilvl="1" w:tplc="3318A788" w:tentative="1">
       <w:start w:val="1"/>
       <w:numFmt w:val="lowerLetter"/>
       <w:lvlText w:val="%2."/>
@@ -51186,47 +51186,47 @@
         <w:ind w:left="720" w:hanging="300"/>
       </w:pPr>
     </w:lvl>
-    <w:lvl w:ilvl="2" w:tplc="44BEC004">
+    <w:lvl w:ilvl="2" w:tplc="A628CA72">
       <w:numFmt w:val="decimal"/>
       <w:lvlText w:val=""/>
       <w:lvlJc w:val="left"/>
     </w:lvl>
-    <w:lvl w:ilvl="3" w:tplc="DD0E045E">
+    <w:lvl w:ilvl="3" w:tplc="11682088">
       <w:numFmt w:val="decimal"/>
       <w:lvlText w:val=""/>
       <w:lvlJc w:val="left"/>
     </w:lvl>
-    <w:lvl w:ilvl="4" w:tplc="C486CE24">
+    <w:lvl w:ilvl="4" w:tplc="4C34E77A">
       <w:numFmt w:val="decimal"/>
       <w:lvlText w:val=""/>
       <w:lvlJc w:val="left"/>
     </w:lvl>
-    <w:lvl w:ilvl="5" w:tplc="CDDCFA0E">
+    <w:lvl w:ilvl="5" w:tplc="E80CA0C2">
       <w:numFmt w:val="decimal"/>
       <w:lvlText w:val=""/>
       <w:lvlJc w:val="left"/>
     </w:lvl>
-    <w:lvl w:ilvl="6" w:tplc="78746B6E">
+    <w:lvl w:ilvl="6" w:tplc="D14AA668">
       <w:numFmt w:val="decimal"/>
       <w:lvlText w:val=""/>
       <w:lvlJc w:val="left"/>
     </w:lvl>
-    <w:lvl w:ilvl="7" w:tplc="BA6E93FA">
+    <w:lvl w:ilvl="7" w:tplc="4C68A084">
       <w:numFmt w:val="decimal"/>
       <w:lvlText w:val=""/>
       <w:lvlJc w:val="left"/>
     </w:lvl>
-    <w:lvl w:ilvl="8" w:tplc="50E6203C">
+    <w:lvl w:ilvl="8" w:tplc="70AE63E0">
       <w:numFmt w:val="decimal"/>
       <w:lvlText w:val=""/>
       <w:lvlJc w:val="left"/>
     </w:lvl>
   </w:abstractNum>
   <w:abstractNum w:abstractNumId="3" w15:restartNumberingAfterBreak="0">
-    <w:nsid w:val="252C310A"/>
+    <w:nsid w:val="1D3B2548"/>
     <w:multiLevelType w:val="hybridMultilevel"/>
-    <w:tmpl w:val="0F244E9A"/>
-    <w:lvl w:ilvl="0" w:tplc="EBE68754">
+    <w:tmpl w:val="C504C316"/>
+    <w:lvl w:ilvl="0" w:tplc="DE587E2C">
       <w:start w:val="1"/>
       <w:numFmt w:val="decimal"/>
       <w:lvlText w:val="%1."/>
@@ -51235,7 +51235,7 @@
         <w:ind w:left="360" w:hanging="300"/>
       </w:pPr>
     </w:lvl>
-    <w:lvl w:ilvl="1" w:tplc="27622324" w:tentative="1">
+    <w:lvl w:ilvl="1" w:tplc="CB504550" w:tentative="1">
       <w:start w:val="1"/>
       <w:numFmt w:val="lowerLetter"/>
       <w:lvlText w:val="%2."/>
@@ -51244,47 +51244,47 @@
         <w:ind w:left="720" w:hanging="300"/>
       </w:pPr>
     </w:lvl>
-    <w:lvl w:ilvl="2" w:tplc="681C74F8">
+    <w:lvl w:ilvl="2" w:tplc="7870FA08">
       <w:numFmt w:val="decimal"/>
       <w:lvlText w:val=""/>
       <w:lvlJc w:val="left"/>
     </w:lvl>
-    <w:lvl w:ilvl="3" w:tplc="F3522B7A">
+    <w:lvl w:ilvl="3" w:tplc="ADBEDB9C">
       <w:numFmt w:val="decimal"/>
       <w:lvlText w:val=""/>
       <w:lvlJc w:val="left"/>
     </w:lvl>
-    <w:lvl w:ilvl="4" w:tplc="5A3C1A1E">
+    <w:lvl w:ilvl="4" w:tplc="8708E264">
       <w:numFmt w:val="decimal"/>
       <w:lvlText w:val=""/>
       <w:lvlJc w:val="left"/>
     </w:lvl>
-    <w:lvl w:ilvl="5" w:tplc="63A64C60">
+    <w:lvl w:ilvl="5" w:tplc="D98C6D90">
       <w:numFmt w:val="decimal"/>
       <w:lvlText w:val=""/>
       <w:lvlJc w:val="left"/>
     </w:lvl>
-    <w:lvl w:ilvl="6" w:tplc="5EC2BD42">
+    <w:lvl w:ilvl="6" w:tplc="9D4A9A0C">
       <w:numFmt w:val="decimal"/>
       <w:lvlText w:val=""/>
       <w:lvlJc w:val="left"/>
     </w:lvl>
-    <w:lvl w:ilvl="7" w:tplc="20AA807A">
+    <w:lvl w:ilvl="7" w:tplc="6082B2C6">
       <w:numFmt w:val="decimal"/>
       <w:lvlText w:val=""/>
       <w:lvlJc w:val="left"/>
     </w:lvl>
-    <w:lvl w:ilvl="8" w:tplc="2A3E198E">
+    <w:lvl w:ilvl="8" w:tplc="06683358">
       <w:numFmt w:val="decimal"/>
       <w:lvlText w:val=""/>
       <w:lvlJc w:val="left"/>
     </w:lvl>
   </w:abstractNum>
   <w:abstractNum w:abstractNumId="4" w15:restartNumberingAfterBreak="0">
-    <w:nsid w:val="255D22B7"/>
+    <w:nsid w:val="1DA743B7"/>
     <w:multiLevelType w:val="hybridMultilevel"/>
-    <w:tmpl w:val="F8489B60"/>
-    <w:lvl w:ilvl="0" w:tplc="55ECA58E">
+    <w:tmpl w:val="12826544"/>
+    <w:lvl w:ilvl="0" w:tplc="44944E8C">
       <w:start w:val="1"/>
       <w:numFmt w:val="decimal"/>
       <w:lvlText w:val="%1."/>
@@ -51293,7 +51293,7 @@
         <w:ind w:left="360" w:hanging="300"/>
       </w:pPr>
     </w:lvl>
-    <w:lvl w:ilvl="1" w:tplc="E842BDD8" w:tentative="1">
+    <w:lvl w:ilvl="1" w:tplc="B358D668" w:tentative="1">
       <w:start w:val="1"/>
       <w:numFmt w:val="lowerLetter"/>
       <w:lvlText w:val="%2."/>
@@ -51302,47 +51302,105 @@
         <w:ind w:left="720" w:hanging="300"/>
       </w:pPr>
     </w:lvl>
-    <w:lvl w:ilvl="2" w:tplc="90D6C3DA">
+    <w:lvl w:ilvl="2" w:tplc="FC18B6C6">
       <w:numFmt w:val="decimal"/>
       <w:lvlText w:val=""/>
       <w:lvlJc w:val="left"/>
     </w:lvl>
-    <w:lvl w:ilvl="3" w:tplc="28AA6BE8">
+    <w:lvl w:ilvl="3" w:tplc="7A4A0A3C">
       <w:numFmt w:val="decimal"/>
       <w:lvlText w:val=""/>
       <w:lvlJc w:val="left"/>
     </w:lvl>
-    <w:lvl w:ilvl="4" w:tplc="0F300FFC">
+    <w:lvl w:ilvl="4" w:tplc="DD860EB8">
       <w:numFmt w:val="decimal"/>
       <w:lvlText w:val=""/>
       <w:lvlJc w:val="left"/>
     </w:lvl>
-    <w:lvl w:ilvl="5" w:tplc="91888790">
+    <w:lvl w:ilvl="5" w:tplc="2DA46BF6">
       <w:numFmt w:val="decimal"/>
       <w:lvlText w:val=""/>
       <w:lvlJc w:val="left"/>
     </w:lvl>
-    <w:lvl w:ilvl="6" w:tplc="4328A2BE">
+    <w:lvl w:ilvl="6" w:tplc="19DC90F0">
       <w:numFmt w:val="decimal"/>
       <w:lvlText w:val=""/>
       <w:lvlJc w:val="left"/>
     </w:lvl>
-    <w:lvl w:ilvl="7" w:tplc="FF029FF0">
+    <w:lvl w:ilvl="7" w:tplc="AE848300">
       <w:numFmt w:val="decimal"/>
       <w:lvlText w:val=""/>
       <w:lvlJc w:val="left"/>
     </w:lvl>
-    <w:lvl w:ilvl="8" w:tplc="68EECC66">
+    <w:lvl w:ilvl="8" w:tplc="33EEA07A">
       <w:numFmt w:val="decimal"/>
       <w:lvlText w:val=""/>
       <w:lvlJc w:val="left"/>
     </w:lvl>
   </w:abstractNum>
   <w:abstractNum w:abstractNumId="5" w15:restartNumberingAfterBreak="0">
-    <w:nsid w:val="2CAC0892"/>
+    <w:nsid w:val="21E03DE0"/>
     <w:multiLevelType w:val="hybridMultilevel"/>
-    <w:tmpl w:val="0DC82B66"/>
-    <w:lvl w:ilvl="0" w:tplc="40988D8A">
+    <w:tmpl w:val="0B529A4A"/>
+    <w:lvl w:ilvl="0" w:tplc="B47454D4">
+      <w:start w:val="1"/>
+      <w:numFmt w:val="decimal"/>
+      <w:lvlText w:val="%1."/>
+      <w:lvlJc w:val="left"/>
+      <w:pPr>
+        <w:ind w:left="360" w:hanging="300"/>
+      </w:pPr>
+    </w:lvl>
+    <w:lvl w:ilvl="1" w:tplc="A010FA1C" w:tentative="1">
+      <w:start w:val="1"/>
+      <w:numFmt w:val="lowerLetter"/>
+      <w:lvlText w:val="%2."/>
+      <w:lvlJc w:val="left"/>
+      <w:pPr>
+        <w:ind w:left="720" w:hanging="300"/>
+      </w:pPr>
+    </w:lvl>
+    <w:lvl w:ilvl="2" w:tplc="9F424BBA">
+      <w:numFmt w:val="decimal"/>
+      <w:lvlText w:val=""/>
+      <w:lvlJc w:val="left"/>
+    </w:lvl>
+    <w:lvl w:ilvl="3" w:tplc="B71C6012">
+      <w:numFmt w:val="decimal"/>
+      <w:lvlText w:val=""/>
+      <w:lvlJc w:val="left"/>
+    </w:lvl>
+    <w:lvl w:ilvl="4" w:tplc="E684E3A0">
+      <w:numFmt w:val="decimal"/>
+      <w:lvlText w:val=""/>
+      <w:lvlJc w:val="left"/>
+    </w:lvl>
+    <w:lvl w:ilvl="5" w:tplc="0BDC6042">
+      <w:numFmt w:val="decimal"/>
+      <w:lvlText w:val=""/>
+      <w:lvlJc w:val="left"/>
+    </w:lvl>
+    <w:lvl w:ilvl="6" w:tplc="19E84E40">
+      <w:numFmt w:val="decimal"/>
+      <w:lvlText w:val=""/>
+      <w:lvlJc w:val="left"/>
+    </w:lvl>
+    <w:lvl w:ilvl="7" w:tplc="792ADDC6">
+      <w:numFmt w:val="decimal"/>
+      <w:lvlText w:val=""/>
+      <w:lvlJc w:val="left"/>
+    </w:lvl>
+    <w:lvl w:ilvl="8" w:tplc="90FA3BCA">
+      <w:numFmt w:val="decimal"/>
+      <w:lvlText w:val=""/>
+      <w:lvlJc w:val="left"/>
+    </w:lvl>
+  </w:abstractNum>
+  <w:abstractNum w:abstractNumId="6" w15:restartNumberingAfterBreak="0">
+    <w:nsid w:val="2FD076A6"/>
+    <w:multiLevelType w:val="hybridMultilevel"/>
+    <w:tmpl w:val="0F709E2E"/>
+    <w:lvl w:ilvl="0" w:tplc="E2B4ADA0">
       <w:start w:val="1"/>
       <w:numFmt w:val="bullet"/>
       <w:lvlText w:val="•"/>
@@ -51351,7 +51409,7 @@
         <w:ind w:left="360" w:hanging="260"/>
       </w:pPr>
     </w:lvl>
-    <w:lvl w:ilvl="1" w:tplc="4CDE4856" w:tentative="1">
+    <w:lvl w:ilvl="1" w:tplc="6A303DEC" w:tentative="1">
       <w:start w:val="1"/>
       <w:numFmt w:val="bullet"/>
       <w:lvlText w:val="–"/>
@@ -51360,221 +51418,47 @@
         <w:ind w:left="720" w:hanging="260"/>
       </w:pPr>
     </w:lvl>
-    <w:lvl w:ilvl="2" w:tplc="82DA4B02">
+    <w:lvl w:ilvl="2" w:tplc="EDACA866">
       <w:numFmt w:val="decimal"/>
       <w:lvlText w:val=""/>
       <w:lvlJc w:val="left"/>
     </w:lvl>
-    <w:lvl w:ilvl="3" w:tplc="ED765292">
+    <w:lvl w:ilvl="3" w:tplc="DC926F88">
       <w:numFmt w:val="decimal"/>
       <w:lvlText w:val=""/>
       <w:lvlJc w:val="left"/>
     </w:lvl>
-    <w:lvl w:ilvl="4" w:tplc="43044B98">
+    <w:lvl w:ilvl="4" w:tplc="536E1F92">
       <w:numFmt w:val="decimal"/>
       <w:lvlText w:val=""/>
       <w:lvlJc w:val="left"/>
     </w:lvl>
-    <w:lvl w:ilvl="5" w:tplc="63784868">
+    <w:lvl w:ilvl="5" w:tplc="9FEA81D2">
       <w:numFmt w:val="decimal"/>
       <w:lvlText w:val=""/>
       <w:lvlJc w:val="left"/>
     </w:lvl>
-    <w:lvl w:ilvl="6" w:tplc="2894379E">
+    <w:lvl w:ilvl="6" w:tplc="C932131E">
       <w:numFmt w:val="decimal"/>
       <w:lvlText w:val=""/>
       <w:lvlJc w:val="left"/>
     </w:lvl>
-    <w:lvl w:ilvl="7" w:tplc="0A42E2A6">
+    <w:lvl w:ilvl="7" w:tplc="D4F6A058">
       <w:numFmt w:val="decimal"/>
       <w:lvlText w:val=""/>
       <w:lvlJc w:val="left"/>
     </w:lvl>
-    <w:lvl w:ilvl="8" w:tplc="B276F47A">
-      <w:numFmt w:val="decimal"/>
-      <w:lvlText w:val=""/>
-      <w:lvlJc w:val="left"/>
-    </w:lvl>
-  </w:abstractNum>
-  <w:abstractNum w:abstractNumId="6" w15:restartNumberingAfterBreak="0">
-    <w:nsid w:val="310373C5"/>
-    <w:multiLevelType w:val="hybridMultilevel"/>
-    <w:tmpl w:val="2A707378"/>
-    <w:lvl w:ilvl="0" w:tplc="5EA678D6">
-      <w:start w:val="1"/>
-      <w:numFmt w:val="decimal"/>
-      <w:lvlText w:val="%1."/>
-      <w:lvlJc w:val="left"/>
-      <w:pPr>
-        <w:ind w:left="360" w:hanging="300"/>
-      </w:pPr>
-    </w:lvl>
-    <w:lvl w:ilvl="1" w:tplc="10E8FEF4" w:tentative="1">
-      <w:start w:val="1"/>
-      <w:numFmt w:val="lowerLetter"/>
-      <w:lvlText w:val="%2."/>
-      <w:lvlJc w:val="left"/>
-      <w:pPr>
-        <w:ind w:left="720" w:hanging="300"/>
-      </w:pPr>
-    </w:lvl>
-    <w:lvl w:ilvl="2" w:tplc="840086BC">
-      <w:numFmt w:val="decimal"/>
-      <w:lvlText w:val=""/>
-      <w:lvlJc w:val="left"/>
-    </w:lvl>
-    <w:lvl w:ilvl="3" w:tplc="76E49982">
-      <w:numFmt w:val="decimal"/>
-      <w:lvlText w:val=""/>
-      <w:lvlJc w:val="left"/>
-    </w:lvl>
-    <w:lvl w:ilvl="4" w:tplc="88E4FCC4">
-      <w:numFmt w:val="decimal"/>
-      <w:lvlText w:val=""/>
-      <w:lvlJc w:val="left"/>
-    </w:lvl>
-    <w:lvl w:ilvl="5" w:tplc="883A8DF8">
-      <w:numFmt w:val="decimal"/>
-      <w:lvlText w:val=""/>
-      <w:lvlJc w:val="left"/>
-    </w:lvl>
-    <w:lvl w:ilvl="6" w:tplc="EAC64230">
-      <w:numFmt w:val="decimal"/>
-      <w:lvlText w:val=""/>
-      <w:lvlJc w:val="left"/>
-    </w:lvl>
-    <w:lvl w:ilvl="7" w:tplc="76C281E2">
-      <w:numFmt w:val="decimal"/>
-      <w:lvlText w:val=""/>
-      <w:lvlJc w:val="left"/>
-    </w:lvl>
-    <w:lvl w:ilvl="8" w:tplc="3E583C42">
+    <w:lvl w:ilvl="8" w:tplc="FD1E073E">
       <w:numFmt w:val="decimal"/>
       <w:lvlText w:val=""/>
       <w:lvlJc w:val="left"/>
     </w:lvl>
   </w:abstractNum>
   <w:abstractNum w:abstractNumId="7" w15:restartNumberingAfterBreak="0">
-    <w:nsid w:val="34530E1B"/>
+    <w:nsid w:val="42446257"/>
     <w:multiLevelType w:val="hybridMultilevel"/>
-    <w:tmpl w:val="9F4A59E8"/>
-    <w:lvl w:ilvl="0" w:tplc="A1EC469E">
-      <w:start w:val="1"/>
-      <w:numFmt w:val="decimal"/>
-      <w:lvlText w:val="%1."/>
-      <w:lvlJc w:val="left"/>
-      <w:pPr>
-        <w:ind w:left="360" w:hanging="300"/>
-      </w:pPr>
-    </w:lvl>
-    <w:lvl w:ilvl="1" w:tplc="6F3A5C1A" w:tentative="1">
-      <w:start w:val="1"/>
-      <w:numFmt w:val="lowerLetter"/>
-      <w:lvlText w:val="%2."/>
-      <w:lvlJc w:val="left"/>
-      <w:pPr>
-        <w:ind w:left="720" w:hanging="300"/>
-      </w:pPr>
-    </w:lvl>
-    <w:lvl w:ilvl="2" w:tplc="EC38BE0A">
-      <w:numFmt w:val="decimal"/>
-      <w:lvlText w:val=""/>
-      <w:lvlJc w:val="left"/>
-    </w:lvl>
-    <w:lvl w:ilvl="3" w:tplc="40962482">
-      <w:numFmt w:val="decimal"/>
-      <w:lvlText w:val=""/>
-      <w:lvlJc w:val="left"/>
-    </w:lvl>
-    <w:lvl w:ilvl="4" w:tplc="D06C4200">
-      <w:numFmt w:val="decimal"/>
-      <w:lvlText w:val=""/>
-      <w:lvlJc w:val="left"/>
-    </w:lvl>
-    <w:lvl w:ilvl="5" w:tplc="7AE2CECC">
-      <w:numFmt w:val="decimal"/>
-      <w:lvlText w:val=""/>
-      <w:lvlJc w:val="left"/>
-    </w:lvl>
-    <w:lvl w:ilvl="6" w:tplc="26FA90DA">
-      <w:numFmt w:val="decimal"/>
-      <w:lvlText w:val=""/>
-      <w:lvlJc w:val="left"/>
-    </w:lvl>
-    <w:lvl w:ilvl="7" w:tplc="98826004">
-      <w:numFmt w:val="decimal"/>
-      <w:lvlText w:val=""/>
-      <w:lvlJc w:val="left"/>
-    </w:lvl>
-    <w:lvl w:ilvl="8" w:tplc="018CA6B4">
-      <w:numFmt w:val="decimal"/>
-      <w:lvlText w:val=""/>
-      <w:lvlJc w:val="left"/>
-    </w:lvl>
-  </w:abstractNum>
-  <w:abstractNum w:abstractNumId="8" w15:restartNumberingAfterBreak="0">
-    <w:nsid w:val="3F0A2202"/>
-    <w:multiLevelType w:val="hybridMultilevel"/>
-    <w:tmpl w:val="D8804010"/>
-    <w:lvl w:ilvl="0" w:tplc="F8EE7A1C">
-      <w:start w:val="1"/>
-      <w:numFmt w:val="decimal"/>
-      <w:lvlText w:val="%1."/>
-      <w:lvlJc w:val="left"/>
-      <w:pPr>
-        <w:ind w:left="360" w:hanging="300"/>
-      </w:pPr>
-    </w:lvl>
-    <w:lvl w:ilvl="1" w:tplc="FBA0EA60" w:tentative="1">
-      <w:start w:val="1"/>
-      <w:numFmt w:val="lowerLetter"/>
-      <w:lvlText w:val="%2."/>
-      <w:lvlJc w:val="left"/>
-      <w:pPr>
-        <w:ind w:left="720" w:hanging="300"/>
-      </w:pPr>
-    </w:lvl>
-    <w:lvl w:ilvl="2" w:tplc="107CDF9C">
-      <w:numFmt w:val="decimal"/>
-      <w:lvlText w:val=""/>
-      <w:lvlJc w:val="left"/>
-    </w:lvl>
-    <w:lvl w:ilvl="3" w:tplc="DD162746">
-      <w:numFmt w:val="decimal"/>
-      <w:lvlText w:val=""/>
-      <w:lvlJc w:val="left"/>
-    </w:lvl>
-    <w:lvl w:ilvl="4" w:tplc="2A6A7852">
-      <w:numFmt w:val="decimal"/>
-      <w:lvlText w:val=""/>
-      <w:lvlJc w:val="left"/>
-    </w:lvl>
-    <w:lvl w:ilvl="5" w:tplc="7F9AB582">
-      <w:numFmt w:val="decimal"/>
-      <w:lvlText w:val=""/>
-      <w:lvlJc w:val="left"/>
-    </w:lvl>
-    <w:lvl w:ilvl="6" w:tplc="CA280276">
-      <w:numFmt w:val="decimal"/>
-      <w:lvlText w:val=""/>
-      <w:lvlJc w:val="left"/>
-    </w:lvl>
-    <w:lvl w:ilvl="7" w:tplc="A2A2C792">
-      <w:numFmt w:val="decimal"/>
-      <w:lvlText w:val=""/>
-      <w:lvlJc w:val="left"/>
-    </w:lvl>
-    <w:lvl w:ilvl="8" w:tplc="A2669B7C">
-      <w:numFmt w:val="decimal"/>
-      <w:lvlText w:val=""/>
-      <w:lvlJc w:val="left"/>
-    </w:lvl>
-  </w:abstractNum>
-  <w:abstractNum w:abstractNumId="9" w15:restartNumberingAfterBreak="0">
-    <w:nsid w:val="3F8F04CC"/>
-    <w:multiLevelType w:val="hybridMultilevel"/>
-    <w:tmpl w:val="83E2D310"/>
-    <w:lvl w:ilvl="0" w:tplc="CC1CE40A" w:tentative="1">
+    <w:tmpl w:val="E258E072"/>
+    <w:lvl w:ilvl="0" w:tplc="0B4A5228" w:tentative="1">
       <w:start w:val="1"/>
       <w:numFmt w:val="bullet"/>
       <w:lvlText w:val="●"/>
@@ -51583,7 +51467,7 @@
         <w:ind w:left="720" w:hanging="360"/>
       </w:pPr>
     </w:lvl>
-    <w:lvl w:ilvl="1" w:tplc="06C4C71C" w:tentative="1">
+    <w:lvl w:ilvl="1" w:tplc="24D0ACB6" w:tentative="1">
       <w:start w:val="1"/>
       <w:numFmt w:val="bullet"/>
       <w:lvlText w:val="○"/>
@@ -51592,7 +51476,7 @@
         <w:ind w:left="1440" w:hanging="360"/>
       </w:pPr>
     </w:lvl>
-    <w:lvl w:ilvl="2" w:tplc="F2764C24" w:tentative="1">
+    <w:lvl w:ilvl="2" w:tplc="6FEC24C0" w:tentative="1">
       <w:start w:val="1"/>
       <w:numFmt w:val="bullet"/>
       <w:lvlText w:val="■"/>
@@ -51601,7 +51485,7 @@
         <w:ind w:left="2160" w:hanging="360"/>
       </w:pPr>
     </w:lvl>
-    <w:lvl w:ilvl="3" w:tplc="630E6AF2" w:tentative="1">
+    <w:lvl w:ilvl="3" w:tplc="2E24714A" w:tentative="1">
       <w:start w:val="1"/>
       <w:numFmt w:val="bullet"/>
       <w:lvlText w:val="●"/>
@@ -51610,7 +51494,7 @@
         <w:ind w:left="2880" w:hanging="360"/>
       </w:pPr>
     </w:lvl>
-    <w:lvl w:ilvl="4" w:tplc="3CEE0A20" w:tentative="1">
+    <w:lvl w:ilvl="4" w:tplc="99C81724" w:tentative="1">
       <w:start w:val="1"/>
       <w:numFmt w:val="bullet"/>
       <w:lvlText w:val="○"/>
@@ -51619,7 +51503,7 @@
         <w:ind w:left="3600" w:hanging="360"/>
       </w:pPr>
     </w:lvl>
-    <w:lvl w:ilvl="5" w:tplc="B4106782" w:tentative="1">
+    <w:lvl w:ilvl="5" w:tplc="26D886A2" w:tentative="1">
       <w:start w:val="1"/>
       <w:numFmt w:val="bullet"/>
       <w:lvlText w:val="■"/>
@@ -51628,7 +51512,7 @@
         <w:ind w:left="4320" w:hanging="360"/>
       </w:pPr>
     </w:lvl>
-    <w:lvl w:ilvl="6" w:tplc="673833E0" w:tentative="1">
+    <w:lvl w:ilvl="6" w:tplc="60CA7E92" w:tentative="1">
       <w:start w:val="1"/>
       <w:numFmt w:val="bullet"/>
       <w:lvlText w:val="●"/>
@@ -51637,7 +51521,7 @@
         <w:ind w:left="5040" w:hanging="360"/>
       </w:pPr>
     </w:lvl>
-    <w:lvl w:ilvl="7" w:tplc="826E372A" w:tentative="1">
+    <w:lvl w:ilvl="7" w:tplc="1F7C41F6" w:tentative="1">
       <w:start w:val="1"/>
       <w:numFmt w:val="bullet"/>
       <w:lvlText w:val="●"/>
@@ -51646,7 +51530,7 @@
         <w:ind w:left="5760" w:hanging="360"/>
       </w:pPr>
     </w:lvl>
-    <w:lvl w:ilvl="8" w:tplc="93B87A4E" w:tentative="1">
+    <w:lvl w:ilvl="8" w:tplc="F70C0832" w:tentative="1">
       <w:start w:val="1"/>
       <w:numFmt w:val="bullet"/>
       <w:lvlText w:val="●"/>
@@ -51656,11 +51540,11 @@
       </w:pPr>
     </w:lvl>
   </w:abstractNum>
-  <w:abstractNum w:abstractNumId="10" w15:restartNumberingAfterBreak="0">
-    <w:nsid w:val="434910B6"/>
+  <w:abstractNum w:abstractNumId="8" w15:restartNumberingAfterBreak="0">
+    <w:nsid w:val="466604AB"/>
     <w:multiLevelType w:val="hybridMultilevel"/>
-    <w:tmpl w:val="84AC4790"/>
-    <w:lvl w:ilvl="0" w:tplc="AB08DDFA">
+    <w:tmpl w:val="72909446"/>
+    <w:lvl w:ilvl="0" w:tplc="CA6C0D32">
       <w:start w:val="1"/>
       <w:numFmt w:val="decimal"/>
       <w:lvlText w:val="%1."/>
@@ -51669,7 +51553,7 @@
         <w:ind w:left="360" w:hanging="300"/>
       </w:pPr>
     </w:lvl>
-    <w:lvl w:ilvl="1" w:tplc="40B6D560" w:tentative="1">
+    <w:lvl w:ilvl="1" w:tplc="922AC950" w:tentative="1">
       <w:start w:val="1"/>
       <w:numFmt w:val="lowerLetter"/>
       <w:lvlText w:val="%2."/>
@@ -51678,47 +51562,47 @@
         <w:ind w:left="720" w:hanging="300"/>
       </w:pPr>
     </w:lvl>
-    <w:lvl w:ilvl="2" w:tplc="444A5FD2">
+    <w:lvl w:ilvl="2" w:tplc="9F364C50">
       <w:numFmt w:val="decimal"/>
       <w:lvlText w:val=""/>
       <w:lvlJc w:val="left"/>
     </w:lvl>
-    <w:lvl w:ilvl="3" w:tplc="52EA4AC4">
+    <w:lvl w:ilvl="3" w:tplc="26ECB7DC">
       <w:numFmt w:val="decimal"/>
       <w:lvlText w:val=""/>
       <w:lvlJc w:val="left"/>
     </w:lvl>
-    <w:lvl w:ilvl="4" w:tplc="996EBA1C">
+    <w:lvl w:ilvl="4" w:tplc="FB46785C">
       <w:numFmt w:val="decimal"/>
       <w:lvlText w:val=""/>
       <w:lvlJc w:val="left"/>
     </w:lvl>
-    <w:lvl w:ilvl="5" w:tplc="47285608">
+    <w:lvl w:ilvl="5" w:tplc="F4A03486">
       <w:numFmt w:val="decimal"/>
       <w:lvlText w:val=""/>
       <w:lvlJc w:val="left"/>
     </w:lvl>
-    <w:lvl w:ilvl="6" w:tplc="F5960324">
+    <w:lvl w:ilvl="6" w:tplc="691CF19C">
       <w:numFmt w:val="decimal"/>
       <w:lvlText w:val=""/>
       <w:lvlJc w:val="left"/>
     </w:lvl>
-    <w:lvl w:ilvl="7" w:tplc="CC74F422">
+    <w:lvl w:ilvl="7" w:tplc="9C9214A8">
       <w:numFmt w:val="decimal"/>
       <w:lvlText w:val=""/>
       <w:lvlJc w:val="left"/>
     </w:lvl>
-    <w:lvl w:ilvl="8" w:tplc="84762A2A">
+    <w:lvl w:ilvl="8" w:tplc="DC0C45B6">
       <w:numFmt w:val="decimal"/>
       <w:lvlText w:val=""/>
       <w:lvlJc w:val="left"/>
     </w:lvl>
   </w:abstractNum>
-  <w:abstractNum w:abstractNumId="11" w15:restartNumberingAfterBreak="0">
-    <w:nsid w:val="45574CE5"/>
+  <w:abstractNum w:abstractNumId="9" w15:restartNumberingAfterBreak="0">
+    <w:nsid w:val="5603070B"/>
     <w:multiLevelType w:val="hybridMultilevel"/>
-    <w:tmpl w:val="755002AE"/>
-    <w:lvl w:ilvl="0" w:tplc="486E3496">
+    <w:tmpl w:val="E3B2CD1E"/>
+    <w:lvl w:ilvl="0" w:tplc="A5C4E426">
       <w:start w:val="1"/>
       <w:numFmt w:val="decimal"/>
       <w:lvlText w:val="%1."/>
@@ -51727,7 +51611,7 @@
         <w:ind w:left="360" w:hanging="300"/>
       </w:pPr>
     </w:lvl>
-    <w:lvl w:ilvl="1" w:tplc="F054783C" w:tentative="1">
+    <w:lvl w:ilvl="1" w:tplc="2E7CA7DA" w:tentative="1">
       <w:start w:val="1"/>
       <w:numFmt w:val="lowerLetter"/>
       <w:lvlText w:val="%2."/>
@@ -51736,47 +51620,47 @@
         <w:ind w:left="720" w:hanging="300"/>
       </w:pPr>
     </w:lvl>
-    <w:lvl w:ilvl="2" w:tplc="0602EFAE">
+    <w:lvl w:ilvl="2" w:tplc="02D60AB4">
       <w:numFmt w:val="decimal"/>
       <w:lvlText w:val=""/>
       <w:lvlJc w:val="left"/>
     </w:lvl>
-    <w:lvl w:ilvl="3" w:tplc="8F0EA3F2">
+    <w:lvl w:ilvl="3" w:tplc="E58E18C4">
       <w:numFmt w:val="decimal"/>
       <w:lvlText w:val=""/>
       <w:lvlJc w:val="left"/>
     </w:lvl>
-    <w:lvl w:ilvl="4" w:tplc="EF2E410C">
+    <w:lvl w:ilvl="4" w:tplc="9D203B84">
       <w:numFmt w:val="decimal"/>
       <w:lvlText w:val=""/>
       <w:lvlJc w:val="left"/>
     </w:lvl>
-    <w:lvl w:ilvl="5" w:tplc="E2404F6A">
+    <w:lvl w:ilvl="5" w:tplc="BB625222">
       <w:numFmt w:val="decimal"/>
       <w:lvlText w:val=""/>
       <w:lvlJc w:val="left"/>
     </w:lvl>
-    <w:lvl w:ilvl="6" w:tplc="2A94C04A">
+    <w:lvl w:ilvl="6" w:tplc="4F167A72">
       <w:numFmt w:val="decimal"/>
       <w:lvlText w:val=""/>
       <w:lvlJc w:val="left"/>
     </w:lvl>
-    <w:lvl w:ilvl="7" w:tplc="4BD8FA82">
+    <w:lvl w:ilvl="7" w:tplc="D0B89FF2">
       <w:numFmt w:val="decimal"/>
       <w:lvlText w:val=""/>
       <w:lvlJc w:val="left"/>
     </w:lvl>
-    <w:lvl w:ilvl="8" w:tplc="D9E60384">
+    <w:lvl w:ilvl="8" w:tplc="90D0EBC2">
       <w:numFmt w:val="decimal"/>
       <w:lvlText w:val=""/>
       <w:lvlJc w:val="left"/>
     </w:lvl>
   </w:abstractNum>
-  <w:abstractNum w:abstractNumId="12" w15:restartNumberingAfterBreak="0">
-    <w:nsid w:val="473747B3"/>
+  <w:abstractNum w:abstractNumId="10" w15:restartNumberingAfterBreak="0">
+    <w:nsid w:val="5CAD2937"/>
     <w:multiLevelType w:val="hybridMultilevel"/>
-    <w:tmpl w:val="D6F4E718"/>
-    <w:lvl w:ilvl="0" w:tplc="18781DC8">
+    <w:tmpl w:val="971484F8"/>
+    <w:lvl w:ilvl="0" w:tplc="B3EE4F72">
       <w:start w:val="1"/>
       <w:numFmt w:val="decimal"/>
       <w:lvlText w:val="%1."/>
@@ -51785,7 +51669,7 @@
         <w:ind w:left="360" w:hanging="300"/>
       </w:pPr>
     </w:lvl>
-    <w:lvl w:ilvl="1" w:tplc="CB8EBF9C" w:tentative="1">
+    <w:lvl w:ilvl="1" w:tplc="1F74FCC6" w:tentative="1">
       <w:start w:val="1"/>
       <w:numFmt w:val="lowerLetter"/>
       <w:lvlText w:val="%2."/>
@@ -51794,47 +51678,47 @@
         <w:ind w:left="720" w:hanging="300"/>
       </w:pPr>
     </w:lvl>
-    <w:lvl w:ilvl="2" w:tplc="62EA08DC">
+    <w:lvl w:ilvl="2" w:tplc="D2B28CC4">
       <w:numFmt w:val="decimal"/>
       <w:lvlText w:val=""/>
       <w:lvlJc w:val="left"/>
     </w:lvl>
-    <w:lvl w:ilvl="3" w:tplc="349C929A">
+    <w:lvl w:ilvl="3" w:tplc="BE50A0BA">
       <w:numFmt w:val="decimal"/>
       <w:lvlText w:val=""/>
       <w:lvlJc w:val="left"/>
     </w:lvl>
-    <w:lvl w:ilvl="4" w:tplc="88385AEE">
+    <w:lvl w:ilvl="4" w:tplc="9746D186">
       <w:numFmt w:val="decimal"/>
       <w:lvlText w:val=""/>
       <w:lvlJc w:val="left"/>
     </w:lvl>
-    <w:lvl w:ilvl="5" w:tplc="E328F2BC">
+    <w:lvl w:ilvl="5" w:tplc="8DCC627C">
       <w:numFmt w:val="decimal"/>
       <w:lvlText w:val=""/>
       <w:lvlJc w:val="left"/>
     </w:lvl>
-    <w:lvl w:ilvl="6" w:tplc="9AB226BA">
+    <w:lvl w:ilvl="6" w:tplc="A5AC6400">
       <w:numFmt w:val="decimal"/>
       <w:lvlText w:val=""/>
       <w:lvlJc w:val="left"/>
     </w:lvl>
-    <w:lvl w:ilvl="7" w:tplc="247271D6">
+    <w:lvl w:ilvl="7" w:tplc="F006DEBA">
       <w:numFmt w:val="decimal"/>
       <w:lvlText w:val=""/>
       <w:lvlJc w:val="left"/>
     </w:lvl>
-    <w:lvl w:ilvl="8" w:tplc="A91C40FA">
+    <w:lvl w:ilvl="8" w:tplc="10B8A5D0">
       <w:numFmt w:val="decimal"/>
       <w:lvlText w:val=""/>
       <w:lvlJc w:val="left"/>
     </w:lvl>
   </w:abstractNum>
-  <w:abstractNum w:abstractNumId="13" w15:restartNumberingAfterBreak="0">
-    <w:nsid w:val="5EE823D8"/>
+  <w:abstractNum w:abstractNumId="11" w15:restartNumberingAfterBreak="0">
+    <w:nsid w:val="5FB270C4"/>
     <w:multiLevelType w:val="hybridMultilevel"/>
-    <w:tmpl w:val="7B283256"/>
-    <w:lvl w:ilvl="0" w:tplc="53D6C08A">
+    <w:tmpl w:val="D7B4D00E"/>
+    <w:lvl w:ilvl="0" w:tplc="59823F86">
       <w:start w:val="1"/>
       <w:numFmt w:val="decimal"/>
       <w:lvlText w:val="%1."/>
@@ -51843,7 +51727,7 @@
         <w:ind w:left="360" w:hanging="300"/>
       </w:pPr>
     </w:lvl>
-    <w:lvl w:ilvl="1" w:tplc="09CC4E0A" w:tentative="1">
+    <w:lvl w:ilvl="1" w:tplc="4DD08172" w:tentative="1">
       <w:start w:val="1"/>
       <w:numFmt w:val="lowerLetter"/>
       <w:lvlText w:val="%2."/>
@@ -51852,47 +51736,47 @@
         <w:ind w:left="720" w:hanging="300"/>
       </w:pPr>
     </w:lvl>
-    <w:lvl w:ilvl="2" w:tplc="5F628912">
+    <w:lvl w:ilvl="2" w:tplc="6E4CBBFE">
       <w:numFmt w:val="decimal"/>
       <w:lvlText w:val=""/>
       <w:lvlJc w:val="left"/>
     </w:lvl>
-    <w:lvl w:ilvl="3" w:tplc="0FAC8B20">
+    <w:lvl w:ilvl="3" w:tplc="AA7A9992">
       <w:numFmt w:val="decimal"/>
       <w:lvlText w:val=""/>
       <w:lvlJc w:val="left"/>
     </w:lvl>
-    <w:lvl w:ilvl="4" w:tplc="AD260C16">
+    <w:lvl w:ilvl="4" w:tplc="F238FD8E">
       <w:numFmt w:val="decimal"/>
       <w:lvlText w:val=""/>
       <w:lvlJc w:val="left"/>
     </w:lvl>
-    <w:lvl w:ilvl="5" w:tplc="2DAA47C2">
+    <w:lvl w:ilvl="5" w:tplc="E9E49842">
       <w:numFmt w:val="decimal"/>
       <w:lvlText w:val=""/>
       <w:lvlJc w:val="left"/>
     </w:lvl>
-    <w:lvl w:ilvl="6" w:tplc="51C2139C">
+    <w:lvl w:ilvl="6" w:tplc="C1C65BB8">
       <w:numFmt w:val="decimal"/>
       <w:lvlText w:val=""/>
       <w:lvlJc w:val="left"/>
     </w:lvl>
-    <w:lvl w:ilvl="7" w:tplc="C4CA30CC">
+    <w:lvl w:ilvl="7" w:tplc="FC341076">
       <w:numFmt w:val="decimal"/>
       <w:lvlText w:val=""/>
       <w:lvlJc w:val="left"/>
     </w:lvl>
-    <w:lvl w:ilvl="8" w:tplc="7428AC3C">
+    <w:lvl w:ilvl="8" w:tplc="E00253A2">
       <w:numFmt w:val="decimal"/>
       <w:lvlText w:val=""/>
       <w:lvlJc w:val="left"/>
     </w:lvl>
   </w:abstractNum>
-  <w:abstractNum w:abstractNumId="14" w15:restartNumberingAfterBreak="0">
-    <w:nsid w:val="6C722E6B"/>
+  <w:abstractNum w:abstractNumId="12" w15:restartNumberingAfterBreak="0">
+    <w:nsid w:val="7178607B"/>
     <w:multiLevelType w:val="hybridMultilevel"/>
-    <w:tmpl w:val="FD368D98"/>
-    <w:lvl w:ilvl="0" w:tplc="767E2DA4">
+    <w:tmpl w:val="2B9457A8"/>
+    <w:lvl w:ilvl="0" w:tplc="458094B0">
       <w:start w:val="1"/>
       <w:numFmt w:val="decimal"/>
       <w:lvlText w:val="%1."/>
@@ -51901,7 +51785,7 @@
         <w:ind w:left="360" w:hanging="300"/>
       </w:pPr>
     </w:lvl>
-    <w:lvl w:ilvl="1" w:tplc="4B8EEF9A" w:tentative="1">
+    <w:lvl w:ilvl="1" w:tplc="8F74DBDA" w:tentative="1">
       <w:start w:val="1"/>
       <w:numFmt w:val="lowerLetter"/>
       <w:lvlText w:val="%2."/>
@@ -51910,128 +51794,244 @@
         <w:ind w:left="720" w:hanging="300"/>
       </w:pPr>
     </w:lvl>
-    <w:lvl w:ilvl="2" w:tplc="818A077C">
+    <w:lvl w:ilvl="2" w:tplc="F05ECBD0">
       <w:numFmt w:val="decimal"/>
       <w:lvlText w:val=""/>
       <w:lvlJc w:val="left"/>
     </w:lvl>
-    <w:lvl w:ilvl="3" w:tplc="80BAE2C6">
+    <w:lvl w:ilvl="3" w:tplc="60806294">
       <w:numFmt w:val="decimal"/>
       <w:lvlText w:val=""/>
       <w:lvlJc w:val="left"/>
     </w:lvl>
-    <w:lvl w:ilvl="4" w:tplc="61FA214A">
+    <w:lvl w:ilvl="4" w:tplc="50C63D1E">
       <w:numFmt w:val="decimal"/>
       <w:lvlText w:val=""/>
       <w:lvlJc w:val="left"/>
     </w:lvl>
-    <w:lvl w:ilvl="5" w:tplc="81F0684A">
+    <w:lvl w:ilvl="5" w:tplc="10BEA9BA">
       <w:numFmt w:val="decimal"/>
       <w:lvlText w:val=""/>
       <w:lvlJc w:val="left"/>
     </w:lvl>
-    <w:lvl w:ilvl="6" w:tplc="3EC8C7B2">
+    <w:lvl w:ilvl="6" w:tplc="CC5C7F14">
       <w:numFmt w:val="decimal"/>
       <w:lvlText w:val=""/>
       <w:lvlJc w:val="left"/>
     </w:lvl>
-    <w:lvl w:ilvl="7" w:tplc="9FD4F670">
+    <w:lvl w:ilvl="7" w:tplc="9AD2E440">
       <w:numFmt w:val="decimal"/>
       <w:lvlText w:val=""/>
       <w:lvlJc w:val="left"/>
     </w:lvl>
-    <w:lvl w:ilvl="8" w:tplc="F18C494A">
+    <w:lvl w:ilvl="8" w:tplc="EF9AA1EE">
       <w:numFmt w:val="decimal"/>
       <w:lvlText w:val=""/>
       <w:lvlJc w:val="left"/>
     </w:lvl>
   </w:abstractNum>
-  <w:num w:numId="1" w16cid:durableId="1567836701">
+  <w:abstractNum w:abstractNumId="13" w15:restartNumberingAfterBreak="0">
+    <w:nsid w:val="77845BCD"/>
+    <w:multiLevelType w:val="hybridMultilevel"/>
+    <w:tmpl w:val="41584210"/>
+    <w:lvl w:ilvl="0" w:tplc="B18CFDC2">
+      <w:start w:val="1"/>
+      <w:numFmt w:val="decimal"/>
+      <w:lvlText w:val="%1."/>
+      <w:lvlJc w:val="left"/>
+      <w:pPr>
+        <w:ind w:left="360" w:hanging="300"/>
+      </w:pPr>
+    </w:lvl>
+    <w:lvl w:ilvl="1" w:tplc="9C669E7E" w:tentative="1">
+      <w:start w:val="1"/>
+      <w:numFmt w:val="lowerLetter"/>
+      <w:lvlText w:val="%2."/>
+      <w:lvlJc w:val="left"/>
+      <w:pPr>
+        <w:ind w:left="720" w:hanging="300"/>
+      </w:pPr>
+    </w:lvl>
+    <w:lvl w:ilvl="2" w:tplc="B63A633E">
+      <w:numFmt w:val="decimal"/>
+      <w:lvlText w:val=""/>
+      <w:lvlJc w:val="left"/>
+    </w:lvl>
+    <w:lvl w:ilvl="3" w:tplc="D8DAB694">
+      <w:numFmt w:val="decimal"/>
+      <w:lvlText w:val=""/>
+      <w:lvlJc w:val="left"/>
+    </w:lvl>
+    <w:lvl w:ilvl="4" w:tplc="FEBADBCC">
+      <w:numFmt w:val="decimal"/>
+      <w:lvlText w:val=""/>
+      <w:lvlJc w:val="left"/>
+    </w:lvl>
+    <w:lvl w:ilvl="5" w:tplc="D3C0E50E">
+      <w:numFmt w:val="decimal"/>
+      <w:lvlText w:val=""/>
+      <w:lvlJc w:val="left"/>
+    </w:lvl>
+    <w:lvl w:ilvl="6" w:tplc="F5BE40A8">
+      <w:numFmt w:val="decimal"/>
+      <w:lvlText w:val=""/>
+      <w:lvlJc w:val="left"/>
+    </w:lvl>
+    <w:lvl w:ilvl="7" w:tplc="EAE62946">
+      <w:numFmt w:val="decimal"/>
+      <w:lvlText w:val=""/>
+      <w:lvlJc w:val="left"/>
+    </w:lvl>
+    <w:lvl w:ilvl="8" w:tplc="DC58A9D0">
+      <w:numFmt w:val="decimal"/>
+      <w:lvlText w:val=""/>
+      <w:lvlJc w:val="left"/>
+    </w:lvl>
+  </w:abstractNum>
+  <w:abstractNum w:abstractNumId="14" w15:restartNumberingAfterBreak="0">
+    <w:nsid w:val="77890883"/>
+    <w:multiLevelType w:val="hybridMultilevel"/>
+    <w:tmpl w:val="9A60E220"/>
+    <w:lvl w:ilvl="0" w:tplc="6DE20658">
+      <w:start w:val="1"/>
+      <w:numFmt w:val="decimal"/>
+      <w:lvlText w:val="%1."/>
+      <w:lvlJc w:val="left"/>
+      <w:pPr>
+        <w:ind w:left="360" w:hanging="300"/>
+      </w:pPr>
+    </w:lvl>
+    <w:lvl w:ilvl="1" w:tplc="9738E38E" w:tentative="1">
+      <w:start w:val="1"/>
+      <w:numFmt w:val="lowerLetter"/>
+      <w:lvlText w:val="%2."/>
+      <w:lvlJc w:val="left"/>
+      <w:pPr>
+        <w:ind w:left="720" w:hanging="300"/>
+      </w:pPr>
+    </w:lvl>
+    <w:lvl w:ilvl="2" w:tplc="75EEA418">
+      <w:numFmt w:val="decimal"/>
+      <w:lvlText w:val=""/>
+      <w:lvlJc w:val="left"/>
+    </w:lvl>
+    <w:lvl w:ilvl="3" w:tplc="D40A2C06">
+      <w:numFmt w:val="decimal"/>
+      <w:lvlText w:val=""/>
+      <w:lvlJc w:val="left"/>
+    </w:lvl>
+    <w:lvl w:ilvl="4" w:tplc="41EA249C">
+      <w:numFmt w:val="decimal"/>
+      <w:lvlText w:val=""/>
+      <w:lvlJc w:val="left"/>
+    </w:lvl>
+    <w:lvl w:ilvl="5" w:tplc="E112F808">
+      <w:numFmt w:val="decimal"/>
+      <w:lvlText w:val=""/>
+      <w:lvlJc w:val="left"/>
+    </w:lvl>
+    <w:lvl w:ilvl="6" w:tplc="DE5C1230">
+      <w:numFmt w:val="decimal"/>
+      <w:lvlText w:val=""/>
+      <w:lvlJc w:val="left"/>
+    </w:lvl>
+    <w:lvl w:ilvl="7" w:tplc="3E4E80F2">
+      <w:numFmt w:val="decimal"/>
+      <w:lvlText w:val=""/>
+      <w:lvlJc w:val="left"/>
+    </w:lvl>
+    <w:lvl w:ilvl="8" w:tplc="5B8EDDB0">
+      <w:numFmt w:val="decimal"/>
+      <w:lvlText w:val=""/>
+      <w:lvlJc w:val="left"/>
+    </w:lvl>
+  </w:abstractNum>
+  <w:num w:numId="1" w16cid:durableId="2069112839">
+    <w:abstractNumId w:val="7"/>
+    <w:lvlOverride w:ilvl="0">
+      <w:startOverride w:val="1"/>
+    </w:lvlOverride>
+  </w:num>
+  <w:num w:numId="2" w16cid:durableId="232856304">
+    <w:abstractNumId w:val="6"/>
+    <w:lvlOverride w:ilvl="0">
+      <w:startOverride w:val="1"/>
+    </w:lvlOverride>
+  </w:num>
+  <w:num w:numId="3" w16cid:durableId="423839726">
+    <w:abstractNumId w:val="2"/>
+    <w:lvlOverride w:ilvl="0">
+      <w:startOverride w:val="1"/>
+    </w:lvlOverride>
+  </w:num>
+  <w:num w:numId="4" w16cid:durableId="144125733">
+    <w:abstractNumId w:val="10"/>
+    <w:lvlOverride w:ilvl="0">
+      <w:startOverride w:val="1"/>
+    </w:lvlOverride>
+  </w:num>
+  <w:num w:numId="5" w16cid:durableId="380446716">
+    <w:abstractNumId w:val="4"/>
+    <w:lvlOverride w:ilvl="0">
+      <w:startOverride w:val="1"/>
+    </w:lvlOverride>
+  </w:num>
+  <w:num w:numId="6" w16cid:durableId="2094276568">
+    <w:abstractNumId w:val="1"/>
+    <w:lvlOverride w:ilvl="0">
+      <w:startOverride w:val="1"/>
+    </w:lvlOverride>
+  </w:num>
+  <w:num w:numId="7" w16cid:durableId="900410253">
+    <w:abstractNumId w:val="12"/>
+    <w:lvlOverride w:ilvl="0">
+      <w:startOverride w:val="1"/>
+    </w:lvlOverride>
+  </w:num>
+  <w:num w:numId="8" w16cid:durableId="63526945">
+    <w:abstractNumId w:val="13"/>
+    <w:lvlOverride w:ilvl="0">
+      <w:startOverride w:val="1"/>
+    </w:lvlOverride>
+  </w:num>
+  <w:num w:numId="9" w16cid:durableId="1397321220">
+    <w:abstractNumId w:val="3"/>
+    <w:lvlOverride w:ilvl="0">
+      <w:startOverride w:val="1"/>
+    </w:lvlOverride>
+  </w:num>
+  <w:num w:numId="10" w16cid:durableId="820539388">
+    <w:abstractNumId w:val="8"/>
+    <w:lvlOverride w:ilvl="0">
+      <w:startOverride w:val="1"/>
+    </w:lvlOverride>
+  </w:num>
+  <w:num w:numId="11" w16cid:durableId="1347902342">
+    <w:abstractNumId w:val="0"/>
+    <w:lvlOverride w:ilvl="0">
+      <w:startOverride w:val="1"/>
+    </w:lvlOverride>
+  </w:num>
+  <w:num w:numId="12" w16cid:durableId="494805846">
     <w:abstractNumId w:val="9"/>
     <w:lvlOverride w:ilvl="0">
       <w:startOverride w:val="1"/>
     </w:lvlOverride>
   </w:num>
-  <w:num w:numId="2" w16cid:durableId="1564952254">
-    <w:abstractNumId w:val="5"/>
-    <w:lvlOverride w:ilvl="0">
-      <w:startOverride w:val="1"/>
-    </w:lvlOverride>
-  </w:num>
-  <w:num w:numId="3" w16cid:durableId="934871753">
-    <w:abstractNumId w:val="13"/>
-    <w:lvlOverride w:ilvl="0">
-      <w:startOverride w:val="1"/>
-    </w:lvlOverride>
-  </w:num>
-  <w:num w:numId="4" w16cid:durableId="1607076741">
-    <w:abstractNumId w:val="6"/>
-    <w:lvlOverride w:ilvl="0">
-      <w:startOverride w:val="1"/>
-    </w:lvlOverride>
-  </w:num>
-  <w:num w:numId="5" w16cid:durableId="369888780">
-    <w:abstractNumId w:val="4"/>
-    <w:lvlOverride w:ilvl="0">
-      <w:startOverride w:val="1"/>
-    </w:lvlOverride>
-  </w:num>
-  <w:num w:numId="6" w16cid:durableId="1162742209">
-    <w:abstractNumId w:val="0"/>
-    <w:lvlOverride w:ilvl="0">
-      <w:startOverride w:val="1"/>
-    </w:lvlOverride>
-  </w:num>
-  <w:num w:numId="7" w16cid:durableId="1016881731">
-    <w:abstractNumId w:val="8"/>
-    <w:lvlOverride w:ilvl="0">
-      <w:startOverride w:val="1"/>
-    </w:lvlOverride>
-  </w:num>
-  <w:num w:numId="8" w16cid:durableId="441807923">
-    <w:abstractNumId w:val="3"/>
-    <w:lvlOverride w:ilvl="0">
-      <w:startOverride w:val="1"/>
-    </w:lvlOverride>
-  </w:num>
-  <w:num w:numId="9" w16cid:durableId="495651635">
+  <w:num w:numId="13" w16cid:durableId="996038282">
     <w:abstractNumId w:val="11"/>
     <w:lvlOverride w:ilvl="0">
       <w:startOverride w:val="1"/>
     </w:lvlOverride>
   </w:num>
-  <w:num w:numId="10" w16cid:durableId="727069572">
-    <w:abstractNumId w:val="1"/>
-    <w:lvlOverride w:ilvl="0">
-      <w:startOverride w:val="1"/>
-    </w:lvlOverride>
-  </w:num>
-  <w:num w:numId="11" w16cid:durableId="1947610814">
-    <w:abstractNumId w:val="10"/>
-    <w:lvlOverride w:ilvl="0">
-      <w:startOverride w:val="1"/>
-    </w:lvlOverride>
-  </w:num>
-  <w:num w:numId="12" w16cid:durableId="1713185446">
+  <w:num w:numId="14" w16cid:durableId="1554921840">
     <w:abstractNumId w:val="14"/>
     <w:lvlOverride w:ilvl="0">
       <w:startOverride w:val="1"/>
     </w:lvlOverride>
   </w:num>
-  <w:num w:numId="13" w16cid:durableId="2067215070">
-    <w:abstractNumId w:val="2"/>
-    <w:lvlOverride w:ilvl="0">
-      <w:startOverride w:val="1"/>
-    </w:lvlOverride>
-  </w:num>
-  <w:num w:numId="14" w16cid:durableId="972368825">
-    <w:abstractNumId w:val="7"/>
-    <w:lvlOverride w:ilvl="0">
-      <w:startOverride w:val="1"/>
-    </w:lvlOverride>
-  </w:num>
-  <w:num w:numId="15" w16cid:durableId="603197468">
-    <w:abstractNumId w:val="12"/>
+  <w:num w:numId="15" w16cid:durableId="548567262">
+    <w:abstractNumId w:val="5"/>
     <w:lvlOverride w:ilvl="0">
       <w:startOverride w:val="1"/>
     </w:lvlOverride>
@@ -52711,7 +52711,7 @@
     <w:autoRedefine/>
     <w:uiPriority w:val="39"/>
     <w:unhideWhenUsed/>
-    <w:rsid w:val="00630E52"/>
+    <w:rsid w:val="00E82063"/>
     <w:pPr>
       <w:spacing w:after="100"/>
     </w:pPr>
@@ -52723,7 +52723,7 @@
     <w:autoRedefine/>
     <w:uiPriority w:val="39"/>
     <w:unhideWhenUsed/>
-    <w:rsid w:val="00630E52"/>
+    <w:rsid w:val="00E82063"/>
     <w:pPr>
       <w:spacing w:after="100"/>
       <w:ind w:left="210"/>

--- a/discoverer-neo/docs/user-guide/manual/Discoverer-Neo-ADMIN-Guide-Full-fr-FR.docx
+++ b/discoverer-neo/docs/user-guide/manual/Discoverer-Neo-ADMIN-Guide-Full-fr-FR.docx
@@ -54,7 +54,7 @@
           <w:sz w:val="22"/>
           <w:szCs w:val="22"/>
         </w:rPr>
-        <w:t>Version 2.1.0</w:t>
+        <w:t>Version 2.1.1</w:t>
       </w:r>
     </w:p>
     <w:p>
@@ -74,7 +74,7 @@
     <w:sdt>
       <w:sdtPr>
         <w:alias w:val="Sommaire"/>
-        <w:id w:val="-466969447"/>
+        <w:id w:val="-1896115464"/>
       </w:sdtPr>
       <w:sdtEndPr/>
       <w:sdtContent>
@@ -102,7 +102,7 @@
           <w:r>
             <w:fldChar w:fldCharType="separate"/>
           </w:r>
-          <w:hyperlink w:anchor="_Toc241745007" w:history="1">
+          <w:hyperlink w:anchor="_Toc241747847" w:history="1">
             <w:r>
               <w:rPr>
                 <w:rStyle w:val="Hiperligao"/>
@@ -126,7 +126,7 @@
               <w:rPr>
                 <w:noProof/>
               </w:rPr>
-              <w:instrText xml:space="preserve"> PAGEREF _Toc241745007 \h </w:instrText>
+              <w:instrText xml:space="preserve"> PAGEREF _Toc241747847 \h </w:instrText>
             </w:r>
             <w:r>
               <w:rPr>
@@ -168,7 +168,7 @@
               <w14:ligatures w14:val="standardContextual"/>
             </w:rPr>
           </w:pPr>
-          <w:hyperlink w:anchor="_Toc241745008" w:history="1">
+          <w:hyperlink w:anchor="_Toc241747848" w:history="1">
             <w:r>
               <w:rPr>
                 <w:rStyle w:val="Hiperligao"/>
@@ -192,7 +192,7 @@
               <w:rPr>
                 <w:noProof/>
               </w:rPr>
-              <w:instrText xml:space="preserve"> PAGEREF _Toc241745008 \h </w:instrText>
+              <w:instrText xml:space="preserve"> PAGEREF _Toc241747848 \h </w:instrText>
             </w:r>
             <w:r>
               <w:rPr>
@@ -234,7 +234,7 @@
               <w14:ligatures w14:val="standardContextual"/>
             </w:rPr>
           </w:pPr>
-          <w:hyperlink w:anchor="_Toc241745009" w:history="1">
+          <w:hyperlink w:anchor="_Toc241747849" w:history="1">
             <w:r>
               <w:rPr>
                 <w:rStyle w:val="Hiperligao"/>
@@ -258,7 +258,7 @@
               <w:rPr>
                 <w:noProof/>
               </w:rPr>
-              <w:instrText xml:space="preserve"> PAGEREF _Toc241745009 \h </w:instrText>
+              <w:instrText xml:space="preserve"> PAGEREF _Toc241747849 \h </w:instrText>
             </w:r>
             <w:r>
               <w:rPr>
@@ -300,7 +300,7 @@
               <w14:ligatures w14:val="standardContextual"/>
             </w:rPr>
           </w:pPr>
-          <w:hyperlink w:anchor="_Toc241745010" w:history="1">
+          <w:hyperlink w:anchor="_Toc241747850" w:history="1">
             <w:r>
               <w:rPr>
                 <w:rStyle w:val="Hiperligao"/>
@@ -324,7 +324,7 @@
               <w:rPr>
                 <w:noProof/>
               </w:rPr>
-              <w:instrText xml:space="preserve"> PAGEREF _Toc241745010 \h </w:instrText>
+              <w:instrText xml:space="preserve"> PAGEREF _Toc241747850 \h </w:instrText>
             </w:r>
             <w:r>
               <w:rPr>
@@ -366,7 +366,7 @@
               <w14:ligatures w14:val="standardContextual"/>
             </w:rPr>
           </w:pPr>
-          <w:hyperlink w:anchor="_Toc241745011" w:history="1">
+          <w:hyperlink w:anchor="_Toc241747851" w:history="1">
             <w:r>
               <w:rPr>
                 <w:rStyle w:val="Hiperligao"/>
@@ -390,7 +390,7 @@
               <w:rPr>
                 <w:noProof/>
               </w:rPr>
-              <w:instrText xml:space="preserve"> PAGEREF _Toc241745011 \h </w:instrText>
+              <w:instrText xml:space="preserve"> PAGEREF _Toc241747851 \h </w:instrText>
             </w:r>
             <w:r>
               <w:rPr>
@@ -432,7 +432,7 @@
               <w14:ligatures w14:val="standardContextual"/>
             </w:rPr>
           </w:pPr>
-          <w:hyperlink w:anchor="_Toc241745012" w:history="1">
+          <w:hyperlink w:anchor="_Toc241747852" w:history="1">
             <w:r>
               <w:rPr>
                 <w:rStyle w:val="Hiperligao"/>
@@ -456,7 +456,7 @@
               <w:rPr>
                 <w:noProof/>
               </w:rPr>
-              <w:instrText xml:space="preserve"> PAGEREF _Toc241745012 \h </w:instrText>
+              <w:instrText xml:space="preserve"> PAGEREF _Toc241747852 \h </w:instrText>
             </w:r>
             <w:r>
               <w:rPr>
@@ -498,7 +498,7 @@
               <w14:ligatures w14:val="standardContextual"/>
             </w:rPr>
           </w:pPr>
-          <w:hyperlink w:anchor="_Toc241745013" w:history="1">
+          <w:hyperlink w:anchor="_Toc241747853" w:history="1">
             <w:r>
               <w:rPr>
                 <w:rStyle w:val="Hiperligao"/>
@@ -522,7 +522,7 @@
               <w:rPr>
                 <w:noProof/>
               </w:rPr>
-              <w:instrText xml:space="preserve"> PAGEREF _Toc241745013 \h </w:instrText>
+              <w:instrText xml:space="preserve"> PAGEREF _Toc241747853 \h </w:instrText>
             </w:r>
             <w:r>
               <w:rPr>
@@ -564,7 +564,7 @@
               <w14:ligatures w14:val="standardContextual"/>
             </w:rPr>
           </w:pPr>
-          <w:hyperlink w:anchor="_Toc241745014" w:history="1">
+          <w:hyperlink w:anchor="_Toc241747854" w:history="1">
             <w:r>
               <w:rPr>
                 <w:rStyle w:val="Hiperligao"/>
@@ -588,7 +588,7 @@
               <w:rPr>
                 <w:noProof/>
               </w:rPr>
-              <w:instrText xml:space="preserve"> PAGEREF _Toc241745014 \h </w:instrText>
+              <w:instrText xml:space="preserve"> PAGEREF _Toc241747854 \h </w:instrText>
             </w:r>
             <w:r>
               <w:rPr>
@@ -630,7 +630,7 @@
               <w14:ligatures w14:val="standardContextual"/>
             </w:rPr>
           </w:pPr>
-          <w:hyperlink w:anchor="_Toc241745015" w:history="1">
+          <w:hyperlink w:anchor="_Toc241747855" w:history="1">
             <w:r>
               <w:rPr>
                 <w:rStyle w:val="Hiperligao"/>
@@ -654,7 +654,7 @@
               <w:rPr>
                 <w:noProof/>
               </w:rPr>
-              <w:instrText xml:space="preserve"> PAGEREF _Toc241745015 \h </w:instrText>
+              <w:instrText xml:space="preserve"> PAGEREF _Toc241747855 \h </w:instrText>
             </w:r>
             <w:r>
               <w:rPr>
@@ -696,7 +696,7 @@
               <w14:ligatures w14:val="standardContextual"/>
             </w:rPr>
           </w:pPr>
-          <w:hyperlink w:anchor="_Toc241745016" w:history="1">
+          <w:hyperlink w:anchor="_Toc241747856" w:history="1">
             <w:r>
               <w:rPr>
                 <w:rStyle w:val="Hiperligao"/>
@@ -720,7 +720,7 @@
               <w:rPr>
                 <w:noProof/>
               </w:rPr>
-              <w:instrText xml:space="preserve"> PAGEREF _Toc241745016 \h </w:instrText>
+              <w:instrText xml:space="preserve"> PAGEREF _Toc241747856 \h </w:instrText>
             </w:r>
             <w:r>
               <w:rPr>
@@ -762,7 +762,7 @@
               <w14:ligatures w14:val="standardContextual"/>
             </w:rPr>
           </w:pPr>
-          <w:hyperlink w:anchor="_Toc241745017" w:history="1">
+          <w:hyperlink w:anchor="_Toc241747857" w:history="1">
             <w:r>
               <w:rPr>
                 <w:rStyle w:val="Hiperligao"/>
@@ -786,7 +786,7 @@
               <w:rPr>
                 <w:noProof/>
               </w:rPr>
-              <w:instrText xml:space="preserve"> PAGEREF _Toc241745017 \h </w:instrText>
+              <w:instrText xml:space="preserve"> PAGEREF _Toc241747857 \h </w:instrText>
             </w:r>
             <w:r>
               <w:rPr>
@@ -828,7 +828,7 @@
               <w14:ligatures w14:val="standardContextual"/>
             </w:rPr>
           </w:pPr>
-          <w:hyperlink w:anchor="_Toc241745018" w:history="1">
+          <w:hyperlink w:anchor="_Toc241747858" w:history="1">
             <w:r>
               <w:rPr>
                 <w:rStyle w:val="Hiperligao"/>
@@ -852,7 +852,7 @@
               <w:rPr>
                 <w:noProof/>
               </w:rPr>
-              <w:instrText xml:space="preserve"> PAGEREF _Toc241745018 \h </w:instrText>
+              <w:instrText xml:space="preserve"> PAGEREF _Toc241747858 \h </w:instrText>
             </w:r>
             <w:r>
               <w:rPr>
@@ -894,7 +894,7 @@
               <w14:ligatures w14:val="standardContextual"/>
             </w:rPr>
           </w:pPr>
-          <w:hyperlink w:anchor="_Toc241745019" w:history="1">
+          <w:hyperlink w:anchor="_Toc241747859" w:history="1">
             <w:r>
               <w:rPr>
                 <w:rStyle w:val="Hiperligao"/>
@@ -918,7 +918,7 @@
               <w:rPr>
                 <w:noProof/>
               </w:rPr>
-              <w:instrText xml:space="preserve"> PAGEREF _Toc241745019 \h </w:instrText>
+              <w:instrText xml:space="preserve"> PAGEREF _Toc241747859 \h </w:instrText>
             </w:r>
             <w:r>
               <w:rPr>
@@ -960,7 +960,7 @@
               <w14:ligatures w14:val="standardContextual"/>
             </w:rPr>
           </w:pPr>
-          <w:hyperlink w:anchor="_Toc241745020" w:history="1">
+          <w:hyperlink w:anchor="_Toc241747860" w:history="1">
             <w:r>
               <w:rPr>
                 <w:rStyle w:val="Hiperligao"/>
@@ -984,7 +984,7 @@
               <w:rPr>
                 <w:noProof/>
               </w:rPr>
-              <w:instrText xml:space="preserve"> PAGEREF _Toc241745020 \h </w:instrText>
+              <w:instrText xml:space="preserve"> PAGEREF _Toc241747860 \h </w:instrText>
             </w:r>
             <w:r>
               <w:rPr>
@@ -1026,7 +1026,7 @@
               <w14:ligatures w14:val="standardContextual"/>
             </w:rPr>
           </w:pPr>
-          <w:hyperlink w:anchor="_Toc241745021" w:history="1">
+          <w:hyperlink w:anchor="_Toc241747861" w:history="1">
             <w:r>
               <w:rPr>
                 <w:rStyle w:val="Hiperligao"/>
@@ -1050,7 +1050,7 @@
               <w:rPr>
                 <w:noProof/>
               </w:rPr>
-              <w:instrText xml:space="preserve"> PAGEREF _Toc241745021 \h </w:instrText>
+              <w:instrText xml:space="preserve"> PAGEREF _Toc241747861 \h </w:instrText>
             </w:r>
             <w:r>
               <w:rPr>
@@ -1092,7 +1092,7 @@
               <w14:ligatures w14:val="standardContextual"/>
             </w:rPr>
           </w:pPr>
-          <w:hyperlink w:anchor="_Toc241745022" w:history="1">
+          <w:hyperlink w:anchor="_Toc241747862" w:history="1">
             <w:r>
               <w:rPr>
                 <w:rStyle w:val="Hiperligao"/>
@@ -1116,7 +1116,7 @@
               <w:rPr>
                 <w:noProof/>
               </w:rPr>
-              <w:instrText xml:space="preserve"> PAGEREF _Toc241745022 \h </w:instrText>
+              <w:instrText xml:space="preserve"> PAGEREF _Toc241747862 \h </w:instrText>
             </w:r>
             <w:r>
               <w:rPr>
@@ -1158,7 +1158,7 @@
               <w14:ligatures w14:val="standardContextual"/>
             </w:rPr>
           </w:pPr>
-          <w:hyperlink w:anchor="_Toc241745023" w:history="1">
+          <w:hyperlink w:anchor="_Toc241747863" w:history="1">
             <w:r>
               <w:rPr>
                 <w:rStyle w:val="Hiperligao"/>
@@ -1182,7 +1182,7 @@
               <w:rPr>
                 <w:noProof/>
               </w:rPr>
-              <w:instrText xml:space="preserve"> PAGEREF _Toc241745023 \h </w:instrText>
+              <w:instrText xml:space="preserve"> PAGEREF _Toc241747863 \h </w:instrText>
             </w:r>
             <w:r>
               <w:rPr>
@@ -1224,7 +1224,7 @@
               <w14:ligatures w14:val="standardContextual"/>
             </w:rPr>
           </w:pPr>
-          <w:hyperlink w:anchor="_Toc241745024" w:history="1">
+          <w:hyperlink w:anchor="_Toc241747864" w:history="1">
             <w:r>
               <w:rPr>
                 <w:rStyle w:val="Hiperligao"/>
@@ -1248,7 +1248,7 @@
               <w:rPr>
                 <w:noProof/>
               </w:rPr>
-              <w:instrText xml:space="preserve"> PAGEREF _Toc241745024 \h </w:instrText>
+              <w:instrText xml:space="preserve"> PAGEREF _Toc241747864 \h </w:instrText>
             </w:r>
             <w:r>
               <w:rPr>
@@ -1290,7 +1290,7 @@
               <w14:ligatures w14:val="standardContextual"/>
             </w:rPr>
           </w:pPr>
-          <w:hyperlink w:anchor="_Toc241745025" w:history="1">
+          <w:hyperlink w:anchor="_Toc241747865" w:history="1">
             <w:r>
               <w:rPr>
                 <w:rStyle w:val="Hiperligao"/>
@@ -1314,7 +1314,7 @@
               <w:rPr>
                 <w:noProof/>
               </w:rPr>
-              <w:instrText xml:space="preserve"> PAGEREF _Toc241745025 \h </w:instrText>
+              <w:instrText xml:space="preserve"> PAGEREF _Toc241747865 \h </w:instrText>
             </w:r>
             <w:r>
               <w:rPr>
@@ -1356,7 +1356,7 @@
               <w14:ligatures w14:val="standardContextual"/>
             </w:rPr>
           </w:pPr>
-          <w:hyperlink w:anchor="_Toc241745026" w:history="1">
+          <w:hyperlink w:anchor="_Toc241747866" w:history="1">
             <w:r>
               <w:rPr>
                 <w:rStyle w:val="Hiperligao"/>
@@ -1380,7 +1380,7 @@
               <w:rPr>
                 <w:noProof/>
               </w:rPr>
-              <w:instrText xml:space="preserve"> PAGEREF _Toc241745026 \h </w:instrText>
+              <w:instrText xml:space="preserve"> PAGEREF _Toc241747866 \h </w:instrText>
             </w:r>
             <w:r>
               <w:rPr>
@@ -1422,7 +1422,7 @@
               <w14:ligatures w14:val="standardContextual"/>
             </w:rPr>
           </w:pPr>
-          <w:hyperlink w:anchor="_Toc241745027" w:history="1">
+          <w:hyperlink w:anchor="_Toc241747867" w:history="1">
             <w:r>
               <w:rPr>
                 <w:rStyle w:val="Hiperligao"/>
@@ -1446,7 +1446,7 @@
               <w:rPr>
                 <w:noProof/>
               </w:rPr>
-              <w:instrText xml:space="preserve"> PAGEREF _Toc241745027 \h </w:instrText>
+              <w:instrText xml:space="preserve"> PAGEREF _Toc241747867 \h </w:instrText>
             </w:r>
             <w:r>
               <w:rPr>
@@ -1488,7 +1488,7 @@
               <w14:ligatures w14:val="standardContextual"/>
             </w:rPr>
           </w:pPr>
-          <w:hyperlink w:anchor="_Toc241745028" w:history="1">
+          <w:hyperlink w:anchor="_Toc241747868" w:history="1">
             <w:r>
               <w:rPr>
                 <w:rStyle w:val="Hiperligao"/>
@@ -1512,7 +1512,7 @@
               <w:rPr>
                 <w:noProof/>
               </w:rPr>
-              <w:instrText xml:space="preserve"> PAGEREF _Toc241745028 \h </w:instrText>
+              <w:instrText xml:space="preserve"> PAGEREF _Toc241747868 \h </w:instrText>
             </w:r>
             <w:r>
               <w:rPr>
@@ -1554,7 +1554,7 @@
               <w14:ligatures w14:val="standardContextual"/>
             </w:rPr>
           </w:pPr>
-          <w:hyperlink w:anchor="_Toc241745029" w:history="1">
+          <w:hyperlink w:anchor="_Toc241747869" w:history="1">
             <w:r>
               <w:rPr>
                 <w:rStyle w:val="Hiperligao"/>
@@ -1578,7 +1578,7 @@
               <w:rPr>
                 <w:noProof/>
               </w:rPr>
-              <w:instrText xml:space="preserve"> PAGEREF _Toc241745029 \h </w:instrText>
+              <w:instrText xml:space="preserve"> PAGEREF _Toc241747869 \h </w:instrText>
             </w:r>
             <w:r>
               <w:rPr>
@@ -1620,7 +1620,7 @@
               <w14:ligatures w14:val="standardContextual"/>
             </w:rPr>
           </w:pPr>
-          <w:hyperlink w:anchor="_Toc241745030" w:history="1">
+          <w:hyperlink w:anchor="_Toc241747870" w:history="1">
             <w:r>
               <w:rPr>
                 <w:rStyle w:val="Hiperligao"/>
@@ -1644,7 +1644,7 @@
               <w:rPr>
                 <w:noProof/>
               </w:rPr>
-              <w:instrText xml:space="preserve"> PAGEREF _Toc241745030 \h </w:instrText>
+              <w:instrText xml:space="preserve"> PAGEREF _Toc241747870 \h </w:instrText>
             </w:r>
             <w:r>
               <w:rPr>
@@ -1686,7 +1686,7 @@
               <w14:ligatures w14:val="standardContextual"/>
             </w:rPr>
           </w:pPr>
-          <w:hyperlink w:anchor="_Toc241745031" w:history="1">
+          <w:hyperlink w:anchor="_Toc241747871" w:history="1">
             <w:r>
               <w:rPr>
                 <w:rStyle w:val="Hiperligao"/>
@@ -1710,7 +1710,7 @@
               <w:rPr>
                 <w:noProof/>
               </w:rPr>
-              <w:instrText xml:space="preserve"> PAGEREF _Toc241745031 \h </w:instrText>
+              <w:instrText xml:space="preserve"> PAGEREF _Toc241747871 \h </w:instrText>
             </w:r>
             <w:r>
               <w:rPr>
@@ -1752,7 +1752,7 @@
               <w14:ligatures w14:val="standardContextual"/>
             </w:rPr>
           </w:pPr>
-          <w:hyperlink w:anchor="_Toc241745032" w:history="1">
+          <w:hyperlink w:anchor="_Toc241747872" w:history="1">
             <w:r>
               <w:rPr>
                 <w:rStyle w:val="Hiperligao"/>
@@ -1776,7 +1776,7 @@
               <w:rPr>
                 <w:noProof/>
               </w:rPr>
-              <w:instrText xml:space="preserve"> PAGEREF _Toc241745032 \h </w:instrText>
+              <w:instrText xml:space="preserve"> PAGEREF _Toc241747872 \h </w:instrText>
             </w:r>
             <w:r>
               <w:rPr>
@@ -1818,7 +1818,7 @@
               <w14:ligatures w14:val="standardContextual"/>
             </w:rPr>
           </w:pPr>
-          <w:hyperlink w:anchor="_Toc241745033" w:history="1">
+          <w:hyperlink w:anchor="_Toc241747873" w:history="1">
             <w:r>
               <w:rPr>
                 <w:rStyle w:val="Hiperligao"/>
@@ -1842,7 +1842,7 @@
               <w:rPr>
                 <w:noProof/>
               </w:rPr>
-              <w:instrText xml:space="preserve"> PAGEREF _Toc241745033 \h </w:instrText>
+              <w:instrText xml:space="preserve"> PAGEREF _Toc241747873 \h </w:instrText>
             </w:r>
             <w:r>
               <w:rPr>
@@ -1884,7 +1884,7 @@
               <w14:ligatures w14:val="standardContextual"/>
             </w:rPr>
           </w:pPr>
-          <w:hyperlink w:anchor="_Toc241745034" w:history="1">
+          <w:hyperlink w:anchor="_Toc241747874" w:history="1">
             <w:r>
               <w:rPr>
                 <w:rStyle w:val="Hiperligao"/>
@@ -1908,7 +1908,7 @@
               <w:rPr>
                 <w:noProof/>
               </w:rPr>
-              <w:instrText xml:space="preserve"> PAGEREF _Toc241745034 \h </w:instrText>
+              <w:instrText xml:space="preserve"> PAGEREF _Toc241747874 \h </w:instrText>
             </w:r>
             <w:r>
               <w:rPr>
@@ -1950,7 +1950,7 @@
               <w14:ligatures w14:val="standardContextual"/>
             </w:rPr>
           </w:pPr>
-          <w:hyperlink w:anchor="_Toc241745035" w:history="1">
+          <w:hyperlink w:anchor="_Toc241747875" w:history="1">
             <w:r>
               <w:rPr>
                 <w:rStyle w:val="Hiperligao"/>
@@ -1974,7 +1974,7 @@
               <w:rPr>
                 <w:noProof/>
               </w:rPr>
-              <w:instrText xml:space="preserve"> PAGEREF _Toc241745035 \h </w:instrText>
+              <w:instrText xml:space="preserve"> PAGEREF _Toc241747875 \h </w:instrText>
             </w:r>
             <w:r>
               <w:rPr>
@@ -2016,7 +2016,7 @@
               <w14:ligatures w14:val="standardContextual"/>
             </w:rPr>
           </w:pPr>
-          <w:hyperlink w:anchor="_Toc241745036" w:history="1">
+          <w:hyperlink w:anchor="_Toc241747876" w:history="1">
             <w:r>
               <w:rPr>
                 <w:rStyle w:val="Hiperligao"/>
@@ -2040,7 +2040,7 @@
               <w:rPr>
                 <w:noProof/>
               </w:rPr>
-              <w:instrText xml:space="preserve"> PAGEREF _Toc241745036 \h </w:instrText>
+              <w:instrText xml:space="preserve"> PAGEREF _Toc241747876 \h </w:instrText>
             </w:r>
             <w:r>
               <w:rPr>
@@ -2082,7 +2082,7 @@
               <w14:ligatures w14:val="standardContextual"/>
             </w:rPr>
           </w:pPr>
-          <w:hyperlink w:anchor="_Toc241745037" w:history="1">
+          <w:hyperlink w:anchor="_Toc241747877" w:history="1">
             <w:r>
               <w:rPr>
                 <w:rStyle w:val="Hiperligao"/>
@@ -2106,7 +2106,7 @@
               <w:rPr>
                 <w:noProof/>
               </w:rPr>
-              <w:instrText xml:space="preserve"> PAGEREF _Toc241745037 \h </w:instrText>
+              <w:instrText xml:space="preserve"> PAGEREF _Toc241747877 \h </w:instrText>
             </w:r>
             <w:r>
               <w:rPr>
@@ -2148,7 +2148,7 @@
               <w14:ligatures w14:val="standardContextual"/>
             </w:rPr>
           </w:pPr>
-          <w:hyperlink w:anchor="_Toc241745038" w:history="1">
+          <w:hyperlink w:anchor="_Toc241747878" w:history="1">
             <w:r>
               <w:rPr>
                 <w:rStyle w:val="Hiperligao"/>
@@ -2172,7 +2172,7 @@
               <w:rPr>
                 <w:noProof/>
               </w:rPr>
-              <w:instrText xml:space="preserve"> PAGEREF _Toc241745038 \h </w:instrText>
+              <w:instrText xml:space="preserve"> PAGEREF _Toc241747878 \h </w:instrText>
             </w:r>
             <w:r>
               <w:rPr>
@@ -2214,7 +2214,7 @@
               <w14:ligatures w14:val="standardContextual"/>
             </w:rPr>
           </w:pPr>
-          <w:hyperlink w:anchor="_Toc241745039" w:history="1">
+          <w:hyperlink w:anchor="_Toc241747879" w:history="1">
             <w:r>
               <w:rPr>
                 <w:rStyle w:val="Hiperligao"/>
@@ -2238,7 +2238,7 @@
               <w:rPr>
                 <w:noProof/>
               </w:rPr>
-              <w:instrText xml:space="preserve"> PAGEREF _Toc241745039 \h </w:instrText>
+              <w:instrText xml:space="preserve"> PAGEREF _Toc241747879 \h </w:instrText>
             </w:r>
             <w:r>
               <w:rPr>
@@ -2280,7 +2280,7 @@
               <w14:ligatures w14:val="standardContextual"/>
             </w:rPr>
           </w:pPr>
-          <w:hyperlink w:anchor="_Toc241745040" w:history="1">
+          <w:hyperlink w:anchor="_Toc241747880" w:history="1">
             <w:r>
               <w:rPr>
                 <w:rStyle w:val="Hiperligao"/>
@@ -2304,7 +2304,7 @@
               <w:rPr>
                 <w:noProof/>
               </w:rPr>
-              <w:instrText xml:space="preserve"> PAGEREF _Toc241745040 \h </w:instrText>
+              <w:instrText xml:space="preserve"> PAGEREF _Toc241747880 \h </w:instrText>
             </w:r>
             <w:r>
               <w:rPr>
@@ -2346,7 +2346,7 @@
               <w14:ligatures w14:val="standardContextual"/>
             </w:rPr>
           </w:pPr>
-          <w:hyperlink w:anchor="_Toc241745041" w:history="1">
+          <w:hyperlink w:anchor="_Toc241747881" w:history="1">
             <w:r>
               <w:rPr>
                 <w:rStyle w:val="Hiperligao"/>
@@ -2370,7 +2370,7 @@
               <w:rPr>
                 <w:noProof/>
               </w:rPr>
-              <w:instrText xml:space="preserve"> PAGEREF _Toc241745041 \h </w:instrText>
+              <w:instrText xml:space="preserve"> PAGEREF _Toc241747881 \h </w:instrText>
             </w:r>
             <w:r>
               <w:rPr>
@@ -2412,7 +2412,7 @@
               <w14:ligatures w14:val="standardContextual"/>
             </w:rPr>
           </w:pPr>
-          <w:hyperlink w:anchor="_Toc241745042" w:history="1">
+          <w:hyperlink w:anchor="_Toc241747882" w:history="1">
             <w:r>
               <w:rPr>
                 <w:rStyle w:val="Hiperligao"/>
@@ -2436,7 +2436,7 @@
               <w:rPr>
                 <w:noProof/>
               </w:rPr>
-              <w:instrText xml:space="preserve"> PAGEREF _Toc241745042 \h </w:instrText>
+              <w:instrText xml:space="preserve"> PAGEREF _Toc241747882 \h </w:instrText>
             </w:r>
             <w:r>
               <w:rPr>
@@ -2478,7 +2478,7 @@
               <w14:ligatures w14:val="standardContextual"/>
             </w:rPr>
           </w:pPr>
-          <w:hyperlink w:anchor="_Toc241745043" w:history="1">
+          <w:hyperlink w:anchor="_Toc241747883" w:history="1">
             <w:r>
               <w:rPr>
                 <w:rStyle w:val="Hiperligao"/>
@@ -2502,7 +2502,7 @@
               <w:rPr>
                 <w:noProof/>
               </w:rPr>
-              <w:instrText xml:space="preserve"> PAGEREF _Toc241745043 \h </w:instrText>
+              <w:instrText xml:space="preserve"> PAGEREF _Toc241747883 \h </w:instrText>
             </w:r>
             <w:r>
               <w:rPr>
@@ -2544,7 +2544,7 @@
               <w14:ligatures w14:val="standardContextual"/>
             </w:rPr>
           </w:pPr>
-          <w:hyperlink w:anchor="_Toc241745044" w:history="1">
+          <w:hyperlink w:anchor="_Toc241747884" w:history="1">
             <w:r>
               <w:rPr>
                 <w:rStyle w:val="Hiperligao"/>
@@ -2568,7 +2568,7 @@
               <w:rPr>
                 <w:noProof/>
               </w:rPr>
-              <w:instrText xml:space="preserve"> PAGEREF _Toc241745044 \h </w:instrText>
+              <w:instrText xml:space="preserve"> PAGEREF _Toc241747884 \h </w:instrText>
             </w:r>
             <w:r>
               <w:rPr>
@@ -2610,7 +2610,7 @@
               <w14:ligatures w14:val="standardContextual"/>
             </w:rPr>
           </w:pPr>
-          <w:hyperlink w:anchor="_Toc241745045" w:history="1">
+          <w:hyperlink w:anchor="_Toc241747885" w:history="1">
             <w:r>
               <w:rPr>
                 <w:rStyle w:val="Hiperligao"/>
@@ -2634,7 +2634,7 @@
               <w:rPr>
                 <w:noProof/>
               </w:rPr>
-              <w:instrText xml:space="preserve"> PAGEREF _Toc241745045 \h </w:instrText>
+              <w:instrText xml:space="preserve"> PAGEREF _Toc241747885 \h </w:instrText>
             </w:r>
             <w:r>
               <w:rPr>
@@ -2676,7 +2676,7 @@
               <w14:ligatures w14:val="standardContextual"/>
             </w:rPr>
           </w:pPr>
-          <w:hyperlink w:anchor="_Toc241745046" w:history="1">
+          <w:hyperlink w:anchor="_Toc241747886" w:history="1">
             <w:r>
               <w:rPr>
                 <w:rStyle w:val="Hiperligao"/>
@@ -2700,7 +2700,7 @@
               <w:rPr>
                 <w:noProof/>
               </w:rPr>
-              <w:instrText xml:space="preserve"> PAGEREF _Toc241745046 \h </w:instrText>
+              <w:instrText xml:space="preserve"> PAGEREF _Toc241747886 \h </w:instrText>
             </w:r>
             <w:r>
               <w:rPr>
@@ -2742,7 +2742,7 @@
               <w14:ligatures w14:val="standardContextual"/>
             </w:rPr>
           </w:pPr>
-          <w:hyperlink w:anchor="_Toc241745047" w:history="1">
+          <w:hyperlink w:anchor="_Toc241747887" w:history="1">
             <w:r>
               <w:rPr>
                 <w:rStyle w:val="Hiperligao"/>
@@ -2766,7 +2766,7 @@
               <w:rPr>
                 <w:noProof/>
               </w:rPr>
-              <w:instrText xml:space="preserve"> PAGEREF _Toc241745047 \h </w:instrText>
+              <w:instrText xml:space="preserve"> PAGEREF _Toc241747887 \h </w:instrText>
             </w:r>
             <w:r>
               <w:rPr>
@@ -2808,7 +2808,7 @@
               <w14:ligatures w14:val="standardContextual"/>
             </w:rPr>
           </w:pPr>
-          <w:hyperlink w:anchor="_Toc241745048" w:history="1">
+          <w:hyperlink w:anchor="_Toc241747888" w:history="1">
             <w:r>
               <w:rPr>
                 <w:rStyle w:val="Hiperligao"/>
@@ -2832,7 +2832,7 @@
               <w:rPr>
                 <w:noProof/>
               </w:rPr>
-              <w:instrText xml:space="preserve"> PAGEREF _Toc241745048 \h </w:instrText>
+              <w:instrText xml:space="preserve"> PAGEREF _Toc241747888 \h </w:instrText>
             </w:r>
             <w:r>
               <w:rPr>
@@ -2874,7 +2874,7 @@
               <w14:ligatures w14:val="standardContextual"/>
             </w:rPr>
           </w:pPr>
-          <w:hyperlink w:anchor="_Toc241745049" w:history="1">
+          <w:hyperlink w:anchor="_Toc241747889" w:history="1">
             <w:r>
               <w:rPr>
                 <w:rStyle w:val="Hiperligao"/>
@@ -2898,7 +2898,7 @@
               <w:rPr>
                 <w:noProof/>
               </w:rPr>
-              <w:instrText xml:space="preserve"> PAGEREF _Toc241745049 \h </w:instrText>
+              <w:instrText xml:space="preserve"> PAGEREF _Toc241747889 \h </w:instrText>
             </w:r>
             <w:r>
               <w:rPr>
@@ -2940,7 +2940,7 @@
               <w14:ligatures w14:val="standardContextual"/>
             </w:rPr>
           </w:pPr>
-          <w:hyperlink w:anchor="_Toc241745050" w:history="1">
+          <w:hyperlink w:anchor="_Toc241747890" w:history="1">
             <w:r>
               <w:rPr>
                 <w:rStyle w:val="Hiperligao"/>
@@ -2964,7 +2964,7 @@
               <w:rPr>
                 <w:noProof/>
               </w:rPr>
-              <w:instrText xml:space="preserve"> PAGEREF _Toc241745050 \h </w:instrText>
+              <w:instrText xml:space="preserve"> PAGEREF _Toc241747890 \h </w:instrText>
             </w:r>
             <w:r>
               <w:rPr>
@@ -3006,7 +3006,7 @@
               <w14:ligatures w14:val="standardContextual"/>
             </w:rPr>
           </w:pPr>
-          <w:hyperlink w:anchor="_Toc241745051" w:history="1">
+          <w:hyperlink w:anchor="_Toc241747891" w:history="1">
             <w:r>
               <w:rPr>
                 <w:rStyle w:val="Hiperligao"/>
@@ -3030,7 +3030,7 @@
               <w:rPr>
                 <w:noProof/>
               </w:rPr>
-              <w:instrText xml:space="preserve"> PAGEREF _Toc241745051 \h </w:instrText>
+              <w:instrText xml:space="preserve"> PAGEREF _Toc241747891 \h </w:instrText>
             </w:r>
             <w:r>
               <w:rPr>
@@ -3072,7 +3072,7 @@
               <w14:ligatures w14:val="standardContextual"/>
             </w:rPr>
           </w:pPr>
-          <w:hyperlink w:anchor="_Toc241745052" w:history="1">
+          <w:hyperlink w:anchor="_Toc241747892" w:history="1">
             <w:r>
               <w:rPr>
                 <w:rStyle w:val="Hiperligao"/>
@@ -3096,7 +3096,7 @@
               <w:rPr>
                 <w:noProof/>
               </w:rPr>
-              <w:instrText xml:space="preserve"> PAGEREF _Toc241745052 \h </w:instrText>
+              <w:instrText xml:space="preserve"> PAGEREF _Toc241747892 \h </w:instrText>
             </w:r>
             <w:r>
               <w:rPr>
@@ -3138,7 +3138,7 @@
               <w14:ligatures w14:val="standardContextual"/>
             </w:rPr>
           </w:pPr>
-          <w:hyperlink w:anchor="_Toc241745053" w:history="1">
+          <w:hyperlink w:anchor="_Toc241747893" w:history="1">
             <w:r>
               <w:rPr>
                 <w:rStyle w:val="Hiperligao"/>
@@ -3162,7 +3162,7 @@
               <w:rPr>
                 <w:noProof/>
               </w:rPr>
-              <w:instrText xml:space="preserve"> PAGEREF _Toc241745053 \h </w:instrText>
+              <w:instrText xml:space="preserve"> PAGEREF _Toc241747893 \h </w:instrText>
             </w:r>
             <w:r>
               <w:rPr>
@@ -3204,7 +3204,7 @@
               <w14:ligatures w14:val="standardContextual"/>
             </w:rPr>
           </w:pPr>
-          <w:hyperlink w:anchor="_Toc241745054" w:history="1">
+          <w:hyperlink w:anchor="_Toc241747894" w:history="1">
             <w:r>
               <w:rPr>
                 <w:rStyle w:val="Hiperligao"/>
@@ -3228,7 +3228,7 @@
               <w:rPr>
                 <w:noProof/>
               </w:rPr>
-              <w:instrText xml:space="preserve"> PAGEREF _Toc241745054 \h </w:instrText>
+              <w:instrText xml:space="preserve"> PAGEREF _Toc241747894 \h </w:instrText>
             </w:r>
             <w:r>
               <w:rPr>
@@ -3270,7 +3270,7 @@
               <w14:ligatures w14:val="standardContextual"/>
             </w:rPr>
           </w:pPr>
-          <w:hyperlink w:anchor="_Toc241745055" w:history="1">
+          <w:hyperlink w:anchor="_Toc241747895" w:history="1">
             <w:r>
               <w:rPr>
                 <w:rStyle w:val="Hiperligao"/>
@@ -3294,7 +3294,7 @@
               <w:rPr>
                 <w:noProof/>
               </w:rPr>
-              <w:instrText xml:space="preserve"> PAGEREF _Toc241745055 \h </w:instrText>
+              <w:instrText xml:space="preserve"> PAGEREF _Toc241747895 \h </w:instrText>
             </w:r>
             <w:r>
               <w:rPr>
@@ -3336,7 +3336,7 @@
               <w14:ligatures w14:val="standardContextual"/>
             </w:rPr>
           </w:pPr>
-          <w:hyperlink w:anchor="_Toc241745056" w:history="1">
+          <w:hyperlink w:anchor="_Toc241747896" w:history="1">
             <w:r>
               <w:rPr>
                 <w:rStyle w:val="Hiperligao"/>
@@ -3360,7 +3360,7 @@
               <w:rPr>
                 <w:noProof/>
               </w:rPr>
-              <w:instrText xml:space="preserve"> PAGEREF _Toc241745056 \h </w:instrText>
+              <w:instrText xml:space="preserve"> PAGEREF _Toc241747896 \h </w:instrText>
             </w:r>
             <w:r>
               <w:rPr>
@@ -3402,7 +3402,7 @@
               <w14:ligatures w14:val="standardContextual"/>
             </w:rPr>
           </w:pPr>
-          <w:hyperlink w:anchor="_Toc241745057" w:history="1">
+          <w:hyperlink w:anchor="_Toc241747897" w:history="1">
             <w:r>
               <w:rPr>
                 <w:rStyle w:val="Hiperligao"/>
@@ -3426,7 +3426,7 @@
               <w:rPr>
                 <w:noProof/>
               </w:rPr>
-              <w:instrText xml:space="preserve"> PAGEREF _Toc241745057 \h </w:instrText>
+              <w:instrText xml:space="preserve"> PAGEREF _Toc241747897 \h </w:instrText>
             </w:r>
             <w:r>
               <w:rPr>
@@ -3468,7 +3468,7 @@
               <w14:ligatures w14:val="standardContextual"/>
             </w:rPr>
           </w:pPr>
-          <w:hyperlink w:anchor="_Toc241745058" w:history="1">
+          <w:hyperlink w:anchor="_Toc241747898" w:history="1">
             <w:r>
               <w:rPr>
                 <w:rStyle w:val="Hiperligao"/>
@@ -3492,7 +3492,7 @@
               <w:rPr>
                 <w:noProof/>
               </w:rPr>
-              <w:instrText xml:space="preserve"> PAGEREF _Toc241745058 \h </w:instrText>
+              <w:instrText xml:space="preserve"> PAGEREF _Toc241747898 \h </w:instrText>
             </w:r>
             <w:r>
               <w:rPr>
@@ -3534,7 +3534,7 @@
               <w14:ligatures w14:val="standardContextual"/>
             </w:rPr>
           </w:pPr>
-          <w:hyperlink w:anchor="_Toc241745059" w:history="1">
+          <w:hyperlink w:anchor="_Toc241747899" w:history="1">
             <w:r>
               <w:rPr>
                 <w:rStyle w:val="Hiperligao"/>
@@ -3558,7 +3558,7 @@
               <w:rPr>
                 <w:noProof/>
               </w:rPr>
-              <w:instrText xml:space="preserve"> PAGEREF _Toc241745059 \h </w:instrText>
+              <w:instrText xml:space="preserve"> PAGEREF _Toc241747899 \h </w:instrText>
             </w:r>
             <w:r>
               <w:rPr>
@@ -3600,7 +3600,7 @@
               <w14:ligatures w14:val="standardContextual"/>
             </w:rPr>
           </w:pPr>
-          <w:hyperlink w:anchor="_Toc241745060" w:history="1">
+          <w:hyperlink w:anchor="_Toc241747900" w:history="1">
             <w:r>
               <w:rPr>
                 <w:rStyle w:val="Hiperligao"/>
@@ -3624,7 +3624,7 @@
               <w:rPr>
                 <w:noProof/>
               </w:rPr>
-              <w:instrText xml:space="preserve"> PAGEREF _Toc241745060 \h </w:instrText>
+              <w:instrText xml:space="preserve"> PAGEREF _Toc241747900 \h </w:instrText>
             </w:r>
             <w:r>
               <w:rPr>
@@ -3666,7 +3666,7 @@
               <w14:ligatures w14:val="standardContextual"/>
             </w:rPr>
           </w:pPr>
-          <w:hyperlink w:anchor="_Toc241745061" w:history="1">
+          <w:hyperlink w:anchor="_Toc241747901" w:history="1">
             <w:r>
               <w:rPr>
                 <w:rStyle w:val="Hiperligao"/>
@@ -3690,7 +3690,7 @@
               <w:rPr>
                 <w:noProof/>
               </w:rPr>
-              <w:instrText xml:space="preserve"> PAGEREF _Toc241745061 \h </w:instrText>
+              <w:instrText xml:space="preserve"> PAGEREF _Toc241747901 \h </w:instrText>
             </w:r>
             <w:r>
               <w:rPr>
@@ -3732,7 +3732,7 @@
               <w14:ligatures w14:val="standardContextual"/>
             </w:rPr>
           </w:pPr>
-          <w:hyperlink w:anchor="_Toc241745062" w:history="1">
+          <w:hyperlink w:anchor="_Toc241747902" w:history="1">
             <w:r>
               <w:rPr>
                 <w:rStyle w:val="Hiperligao"/>
@@ -3756,7 +3756,7 @@
               <w:rPr>
                 <w:noProof/>
               </w:rPr>
-              <w:instrText xml:space="preserve"> PAGEREF _Toc241745062 \h </w:instrText>
+              <w:instrText xml:space="preserve"> PAGEREF _Toc241747902 \h </w:instrText>
             </w:r>
             <w:r>
               <w:rPr>
@@ -3798,7 +3798,7 @@
               <w14:ligatures w14:val="standardContextual"/>
             </w:rPr>
           </w:pPr>
-          <w:hyperlink w:anchor="_Toc241745063" w:history="1">
+          <w:hyperlink w:anchor="_Toc241747903" w:history="1">
             <w:r>
               <w:rPr>
                 <w:rStyle w:val="Hiperligao"/>
@@ -3822,7 +3822,7 @@
               <w:rPr>
                 <w:noProof/>
               </w:rPr>
-              <w:instrText xml:space="preserve"> PAGEREF _Toc241745063 \h </w:instrText>
+              <w:instrText xml:space="preserve"> PAGEREF _Toc241747903 \h </w:instrText>
             </w:r>
             <w:r>
               <w:rPr>
@@ -3864,7 +3864,7 @@
               <w14:ligatures w14:val="standardContextual"/>
             </w:rPr>
           </w:pPr>
-          <w:hyperlink w:anchor="_Toc241745064" w:history="1">
+          <w:hyperlink w:anchor="_Toc241747904" w:history="1">
             <w:r>
               <w:rPr>
                 <w:rStyle w:val="Hiperligao"/>
@@ -3888,7 +3888,7 @@
               <w:rPr>
                 <w:noProof/>
               </w:rPr>
-              <w:instrText xml:space="preserve"> PAGEREF _Toc241745064 \h </w:instrText>
+              <w:instrText xml:space="preserve"> PAGEREF _Toc241747904 \h </w:instrText>
             </w:r>
             <w:r>
               <w:rPr>
@@ -3930,7 +3930,7 @@
               <w14:ligatures w14:val="standardContextual"/>
             </w:rPr>
           </w:pPr>
-          <w:hyperlink w:anchor="_Toc241745065" w:history="1">
+          <w:hyperlink w:anchor="_Toc241747905" w:history="1">
             <w:r>
               <w:rPr>
                 <w:rStyle w:val="Hiperligao"/>
@@ -3954,7 +3954,7 @@
               <w:rPr>
                 <w:noProof/>
               </w:rPr>
-              <w:instrText xml:space="preserve"> PAGEREF _Toc241745065 \h </w:instrText>
+              <w:instrText xml:space="preserve"> PAGEREF _Toc241747905 \h </w:instrText>
             </w:r>
             <w:r>
               <w:rPr>
@@ -3996,7 +3996,7 @@
               <w14:ligatures w14:val="standardContextual"/>
             </w:rPr>
           </w:pPr>
-          <w:hyperlink w:anchor="_Toc241745066" w:history="1">
+          <w:hyperlink w:anchor="_Toc241747906" w:history="1">
             <w:r>
               <w:rPr>
                 <w:rStyle w:val="Hiperligao"/>
@@ -4020,7 +4020,7 @@
               <w:rPr>
                 <w:noProof/>
               </w:rPr>
-              <w:instrText xml:space="preserve"> PAGEREF _Toc241745066 \h </w:instrText>
+              <w:instrText xml:space="preserve"> PAGEREF _Toc241747906 \h </w:instrText>
             </w:r>
             <w:r>
               <w:rPr>
@@ -4062,7 +4062,7 @@
               <w14:ligatures w14:val="standardContextual"/>
             </w:rPr>
           </w:pPr>
-          <w:hyperlink w:anchor="_Toc241745067" w:history="1">
+          <w:hyperlink w:anchor="_Toc241747907" w:history="1">
             <w:r>
               <w:rPr>
                 <w:rStyle w:val="Hiperligao"/>
@@ -4086,7 +4086,7 @@
               <w:rPr>
                 <w:noProof/>
               </w:rPr>
-              <w:instrText xml:space="preserve"> PAGEREF _Toc241745067 \h </w:instrText>
+              <w:instrText xml:space="preserve"> PAGEREF _Toc241747907 \h </w:instrText>
             </w:r>
             <w:r>
               <w:rPr>
@@ -4128,7 +4128,7 @@
               <w14:ligatures w14:val="standardContextual"/>
             </w:rPr>
           </w:pPr>
-          <w:hyperlink w:anchor="_Toc241745068" w:history="1">
+          <w:hyperlink w:anchor="_Toc241747908" w:history="1">
             <w:r>
               <w:rPr>
                 <w:rStyle w:val="Hiperligao"/>
@@ -4152,7 +4152,7 @@
               <w:rPr>
                 <w:noProof/>
               </w:rPr>
-              <w:instrText xml:space="preserve"> PAGEREF _Toc241745068 \h </w:instrText>
+              <w:instrText xml:space="preserve"> PAGEREF _Toc241747908 \h </w:instrText>
             </w:r>
             <w:r>
               <w:rPr>
@@ -4194,7 +4194,7 @@
               <w14:ligatures w14:val="standardContextual"/>
             </w:rPr>
           </w:pPr>
-          <w:hyperlink w:anchor="_Toc241745069" w:history="1">
+          <w:hyperlink w:anchor="_Toc241747909" w:history="1">
             <w:r>
               <w:rPr>
                 <w:rStyle w:val="Hiperligao"/>
@@ -4218,7 +4218,7 @@
               <w:rPr>
                 <w:noProof/>
               </w:rPr>
-              <w:instrText xml:space="preserve"> PAGEREF _Toc241745069 \h </w:instrText>
+              <w:instrText xml:space="preserve"> PAGEREF _Toc241747909 \h </w:instrText>
             </w:r>
             <w:r>
               <w:rPr>
@@ -4266,7 +4266,7 @@
       <w:pPr>
         <w:pStyle w:val="Ttulo1"/>
       </w:pPr>
-      <w:bookmarkStart w:id="0" w:name="_Toc241745007"/>
+      <w:bookmarkStart w:id="0" w:name="_Toc241747847"/>
       <w:r>
         <w:lastRenderedPageBreak/>
         <w:t>Votre rôle en un coup d'œil</w:t>
@@ -4347,7 +4347,7 @@
       <w:pPr>
         <w:pStyle w:val="Ttulo2"/>
       </w:pPr>
-      <w:bookmarkStart w:id="1" w:name="_Toc241745008"/>
+      <w:bookmarkStart w:id="1" w:name="_Toc241747848"/>
       <w:r>
         <w:t>Ce que vous pouvez / ne pouvez pas faire</w:t>
       </w:r>
@@ -5195,7 +5195,7 @@
       <w:pPr>
         <w:pStyle w:val="Ttulo2"/>
       </w:pPr>
-      <w:bookmarkStart w:id="2" w:name="_Toc241745009"/>
+      <w:bookmarkStart w:id="2" w:name="_Toc241747849"/>
       <w:r>
         <w:t>D'où viennent vos accès</w:t>
       </w:r>
@@ -5306,7 +5306,7 @@
       <w:pPr>
         <w:pStyle w:val="Ttulo2"/>
       </w:pPr>
-      <w:bookmarkStart w:id="3" w:name="_Toc241745010"/>
+      <w:bookmarkStart w:id="3" w:name="_Toc241747850"/>
       <w:r>
         <w:t>Se connecter, changer de mot de passe et se déconnecter</w:t>
       </w:r>
@@ -5420,7 +5420,7 @@
           <w:noProof/>
         </w:rPr>
         <w:drawing>
-          <wp:inline distT="0" distB="0" distL="0" distR="0" wp14:anchorId="307108DC" wp14:editId="7B6D9CD6">
+          <wp:inline distT="0" distB="0" distL="0" distR="0" wp14:anchorId="7FE11E27" wp14:editId="7A4EAE2F">
             <wp:extent cx="5715000" cy="3571875"/>
             <wp:effectExtent l="0" t="0" r="0" b="0"/>
             <wp:docPr id="118" name="01-login.png" descr="La page de connexion avec E-mail, Mot de passe, Rester connecté et le bouton Se connecter." title="La page de connexion avec E-mail, Mot de passe, Rester connecté et le bouton Se connecter."/>
@@ -5538,7 +5538,7 @@
           <w:noProof/>
         </w:rPr>
         <w:drawing>
-          <wp:inline distT="0" distB="0" distL="0" distR="0" wp14:anchorId="3726B16F" wp14:editId="6271B42E">
+          <wp:inline distT="0" distB="0" distL="0" distR="0" wp14:anchorId="377D3032" wp14:editId="58AEB006">
             <wp:extent cx="5715000" cy="3571875"/>
             <wp:effectExtent l="0" t="0" r="0" b="0"/>
             <wp:docPr id="119" name="03-user-menu.png" descr="Le menu du compte ouvert, avec Paramètres et Se déconnecter." title="Le menu du compte ouvert, avec Paramètres et Se déconnecter."/>
@@ -5590,7 +5590,7 @@
       <w:pPr>
         <w:pStyle w:val="Ttulo2"/>
       </w:pPr>
-      <w:bookmarkStart w:id="4" w:name="_Toc241745011"/>
+      <w:bookmarkStart w:id="4" w:name="_Toc241747851"/>
       <w:r>
         <w:t>La barre latérale</w:t>
       </w:r>
@@ -6131,7 +6131,7 @@
         </w:rPr>
         <w:lastRenderedPageBreak/>
         <w:drawing>
-          <wp:inline distT="0" distB="0" distL="0" distR="0" wp14:anchorId="3F1A4624" wp14:editId="6E01AF76">
+          <wp:inline distT="0" distB="0" distL="0" distR="0" wp14:anchorId="40A3C96B" wp14:editId="6672F5A5">
             <wp:extent cx="5715000" cy="5133975"/>
             <wp:effectExtent l="0" t="0" r="0" b="0"/>
             <wp:docPr id="120" name="01-dashboard-sidebar.png" descr="La barre latérale complète de l'administrateur, avec Modélisation des données et Migration." title="La barre latérale complète de l'administrateur, avec Modélisation des données et Migration."/>
@@ -6184,7 +6184,7 @@
         <w:pStyle w:val="Ttulo1"/>
         <w:pageBreakBefore/>
       </w:pPr>
-      <w:bookmarkStart w:id="5" w:name="_Toc241745012"/>
+      <w:bookmarkStart w:id="5" w:name="_Toc241747852"/>
       <w:r>
         <w:lastRenderedPageBreak/>
         <w:t>Paramètres</w:t>
@@ -6214,7 +6214,7 @@
           <w:noProof/>
         </w:rPr>
         <w:drawing>
-          <wp:inline distT="0" distB="0" distL="0" distR="0" wp14:anchorId="51B540A5" wp14:editId="317DE0AB">
+          <wp:inline distT="0" distB="0" distL="0" distR="0" wp14:anchorId="6346AABC" wp14:editId="2910C870">
             <wp:extent cx="5715000" cy="3571875"/>
             <wp:effectExtent l="0" t="0" r="0" b="0"/>
             <wp:docPr id="121" name="04-settings.png" descr="La page Paramètres avec les cartes Langue, Thème et Palette de couleurs." title="La page Paramètres avec les cartes Langue, Thème et Palette de couleurs."/>
@@ -7563,7 +7563,7 @@
         <w:pStyle w:val="Ttulo1"/>
         <w:pageBreakBefore/>
       </w:pPr>
-      <w:bookmarkStart w:id="6" w:name="_Toc241745013"/>
+      <w:bookmarkStart w:id="6" w:name="_Toc241747853"/>
       <w:r>
         <w:lastRenderedPageBreak/>
         <w:t>Tableau de bord</w:t>
@@ -7596,7 +7596,7 @@
           <w:noProof/>
         </w:rPr>
         <w:drawing>
-          <wp:inline distT="0" distB="0" distL="0" distR="0" wp14:anchorId="4520DB16" wp14:editId="1881A21A">
+          <wp:inline distT="0" distB="0" distL="0" distR="0" wp14:anchorId="03E637E0" wp14:editId="31FA2EEB">
             <wp:extent cx="5715000" cy="5133975"/>
             <wp:effectExtent l="0" t="0" r="0" b="0"/>
             <wp:docPr id="122" name="01-dashboard-sidebar.png" descr="Le tableau de bord de l'administrateur avec les cartes de synthèse et la liste Cartes récentes." title="Le tableau de bord de l'administrateur avec les cartes de synthèse et la liste Cartes récentes."/>
@@ -8105,7 +8105,7 @@
         <w:pStyle w:val="Ttulo1"/>
         <w:pageBreakBefore/>
       </w:pPr>
-      <w:bookmarkStart w:id="7" w:name="_Toc241745014"/>
+      <w:bookmarkStart w:id="7" w:name="_Toc241747854"/>
       <w:r>
         <w:lastRenderedPageBreak/>
         <w:t>Cartes</w:t>
@@ -8135,7 +8135,7 @@
           <w:noProof/>
         </w:rPr>
         <w:drawing>
-          <wp:inline distT="0" distB="0" distL="0" distR="0" wp14:anchorId="40348162" wp14:editId="39546072">
+          <wp:inline distT="0" distB="0" distL="0" distR="0" wp14:anchorId="65E6BD18" wp14:editId="5FF125BF">
             <wp:extent cx="5715000" cy="3429000"/>
             <wp:effectExtent l="0" t="0" r="0" b="0"/>
             <wp:docPr id="123" name="02-maps-all.png" descr="La liste Cartes, onglet Tous, avec toutes les icônes de ligne et la section Classeurs au-dessus." title="La liste Cartes, onglet Tous, avec toutes les icônes de ligne et la section Classeurs au-dessus."/>
@@ -8187,7 +8187,7 @@
       <w:pPr>
         <w:pStyle w:val="Ttulo2"/>
       </w:pPr>
-      <w:bookmarkStart w:id="8" w:name="_Toc241745015"/>
+      <w:bookmarkStart w:id="8" w:name="_Toc241747855"/>
       <w:r>
         <w:t>La liste</w:t>
       </w:r>
@@ -9391,7 +9391,7 @@
       <w:pPr>
         <w:pStyle w:val="Ttulo2"/>
       </w:pPr>
-      <w:bookmarkStart w:id="9" w:name="_Toc241745016"/>
+      <w:bookmarkStart w:id="9" w:name="_Toc241747856"/>
       <w:r>
         <w:t>Classeurs</w:t>
       </w:r>
@@ -9805,7 +9805,7 @@
       <w:pPr>
         <w:pStyle w:val="Ttulo2"/>
       </w:pPr>
-      <w:bookmarkStart w:id="10" w:name="_Toc241745017"/>
+      <w:bookmarkStart w:id="10" w:name="_Toc241747857"/>
       <w:r>
         <w:t>Partager une carte</w:t>
       </w:r>
@@ -9828,7 +9828,7 @@
         </w:rPr>
         <w:lastRenderedPageBreak/>
         <w:drawing>
-          <wp:inline distT="0" distB="0" distL="0" distR="0" wp14:anchorId="7504D911" wp14:editId="56085158">
+          <wp:inline distT="0" distB="0" distL="0" distR="0" wp14:anchorId="4141FD08" wp14:editId="1B950449">
             <wp:extent cx="3743325" cy="4029075"/>
             <wp:effectExtent l="0" t="0" r="0" b="0"/>
             <wp:docPr id="124" name="03-share-dialog.png" descr="La boîte de dialogue Partager la carte avec une zone de recherche et les boutons Peut consulter, Peut exporter et Peut modifier." title="La boîte de dialogue Partager la carte avec une zone de recherche et les boutons Peut consulter, Peut exporter et Peut modifier."/>
@@ -10305,7 +10305,7 @@
       <w:pPr>
         <w:pStyle w:val="Ttulo2"/>
       </w:pPr>
-      <w:bookmarkStart w:id="11" w:name="_Toc241745018"/>
+      <w:bookmarkStart w:id="11" w:name="_Toc241747858"/>
       <w:r>
         <w:lastRenderedPageBreak/>
         <w:t>Partager un classeur entier</w:t>
@@ -10361,7 +10361,7 @@
       <w:pPr>
         <w:pStyle w:val="Ttulo2"/>
       </w:pPr>
-      <w:bookmarkStart w:id="12" w:name="_Toc241745019"/>
+      <w:bookmarkStart w:id="12" w:name="_Toc241747859"/>
       <w:r>
         <w:t>Copier une carte</w:t>
       </w:r>
@@ -10376,7 +10376,7 @@
       <w:pPr>
         <w:pStyle w:val="Ttulo2"/>
       </w:pPr>
-      <w:bookmarkStart w:id="13" w:name="_Toc241745020"/>
+      <w:bookmarkStart w:id="13" w:name="_Toc241747860"/>
       <w:r>
         <w:t>Exemple : donner un accès en lecture à un collègue</w:t>
       </w:r>
@@ -10507,7 +10507,7 @@
         <w:pStyle w:val="Ttulo1"/>
         <w:pageBreakBefore/>
       </w:pPr>
-      <w:bookmarkStart w:id="14" w:name="_Toc241745021"/>
+      <w:bookmarkStart w:id="14" w:name="_Toc241747861"/>
       <w:r>
         <w:lastRenderedPageBreak/>
         <w:t>Créateur de cartes</w:t>
@@ -10540,7 +10540,7 @@
           <w:noProof/>
         </w:rPr>
         <w:drawing>
-          <wp:inline distT="0" distB="0" distL="0" distR="0" wp14:anchorId="182573AA" wp14:editId="6FD2FA4D">
+          <wp:inline distT="0" distB="0" distL="0" distR="0" wp14:anchorId="3ED218F8" wp14:editId="1D14C1A1">
             <wp:extent cx="5715000" cy="3571875"/>
             <wp:effectExtent l="0" t="0" r="0" b="0"/>
             <wp:docPr id="125" name="05-builder-overview.png" descr="Le créateur de cartes avec l'arborescence Domaines d'activité, la zone Colonnes et le panneau Propriétés." title="Le créateur de cartes avec l'arborescence Domaines d'activité, la zone Colonnes et le panneau Propriétés."/>
@@ -10592,7 +10592,7 @@
       <w:pPr>
         <w:pStyle w:val="Ttulo2"/>
       </w:pPr>
-      <w:bookmarkStart w:id="15" w:name="_Toc241745022"/>
+      <w:bookmarkStart w:id="15" w:name="_Toc241747862"/>
       <w:r>
         <w:t>L'écran</w:t>
       </w:r>
@@ -10752,7 +10752,7 @@
       <w:pPr>
         <w:pStyle w:val="Ttulo2"/>
       </w:pPr>
-      <w:bookmarkStart w:id="16" w:name="_Toc241745023"/>
+      <w:bookmarkStart w:id="16" w:name="_Toc241747863"/>
       <w:r>
         <w:t>La barre d'outils</w:t>
       </w:r>
@@ -11968,7 +11968,7 @@
       <w:pPr>
         <w:pStyle w:val="Ttulo2"/>
       </w:pPr>
-      <w:bookmarkStart w:id="17" w:name="_Toc241745024"/>
+      <w:bookmarkStart w:id="17" w:name="_Toc241747864"/>
       <w:r>
         <w:t>Créer une carte</w:t>
       </w:r>
@@ -12176,7 +12176,7 @@
       <w:pPr>
         <w:pStyle w:val="Ttulo2"/>
       </w:pPr>
-      <w:bookmarkStart w:id="18" w:name="_Toc241745025"/>
+      <w:bookmarkStart w:id="18" w:name="_Toc241747865"/>
       <w:r>
         <w:t>Configurer une colonne</w:t>
       </w:r>
@@ -14987,7 +14987,7 @@
         </w:rPr>
         <w:lastRenderedPageBreak/>
         <w:drawing>
-          <wp:inline distT="0" distB="0" distL="0" distR="0" wp14:anchorId="0BD948FF" wp14:editId="29D21D34">
+          <wp:inline distT="0" distB="0" distL="0" distR="0" wp14:anchorId="405507AB" wp14:editId="1913FE38">
             <wp:extent cx="5715000" cy="3571875"/>
             <wp:effectExtent l="0" t="0" r="0" b="0"/>
             <wp:docPr id="126" name="08-builder-column-aggregation.png" descr="La boîte de dialogue Configurer la colonne avec la liste Agrégation ouverte." title="La boîte de dialogue Configurer la colonne avec la liste Agrégation ouverte."/>
@@ -15039,7 +15039,7 @@
       <w:pPr>
         <w:pStyle w:val="Ttulo2"/>
       </w:pPr>
-      <w:bookmarkStart w:id="19" w:name="_Toc241745026"/>
+      <w:bookmarkStart w:id="19" w:name="_Toc241747866"/>
       <w:r>
         <w:t>L'onglet Propriétés</w:t>
       </w:r>
@@ -15886,7 +15886,7 @@
       <w:pPr>
         <w:pStyle w:val="Ttulo2"/>
       </w:pPr>
-      <w:bookmarkStart w:id="20" w:name="_Toc241745027"/>
+      <w:bookmarkStart w:id="20" w:name="_Toc241747867"/>
       <w:r>
         <w:lastRenderedPageBreak/>
         <w:t>L'onglet Conditions</w:t>
@@ -17429,7 +17429,7 @@
       <w:pPr>
         <w:pStyle w:val="Ttulo2"/>
       </w:pPr>
-      <w:bookmarkStart w:id="21" w:name="_Toc241745028"/>
+      <w:bookmarkStart w:id="21" w:name="_Toc241747868"/>
       <w:r>
         <w:t>L'onglet Tri</w:t>
       </w:r>
@@ -17875,7 +17875,7 @@
       <w:pPr>
         <w:pStyle w:val="Ttulo2"/>
       </w:pPr>
-      <w:bookmarkStart w:id="22" w:name="_Toc241745029"/>
+      <w:bookmarkStart w:id="22" w:name="_Toc241747869"/>
       <w:r>
         <w:t>L'onglet Paramètres</w:t>
       </w:r>
@@ -18785,7 +18785,7 @@
       <w:pPr>
         <w:pStyle w:val="Ttulo2"/>
       </w:pPr>
-      <w:bookmarkStart w:id="23" w:name="_Toc241745030"/>
+      <w:bookmarkStart w:id="23" w:name="_Toc241747870"/>
       <w:r>
         <w:t>L'onglet Champs calculés</w:t>
       </w:r>
@@ -19683,7 +19683,7 @@
       <w:pPr>
         <w:pStyle w:val="Ttulo2"/>
       </w:pPr>
-      <w:bookmarkStart w:id="24" w:name="_Toc241745031"/>
+      <w:bookmarkStart w:id="24" w:name="_Toc241747871"/>
       <w:r>
         <w:t>Mise en forme conditionnelle</w:t>
       </w:r>
@@ -21077,7 +21077,7 @@
       <w:pPr>
         <w:pStyle w:val="Ttulo2"/>
       </w:pPr>
-      <w:bookmarkStart w:id="25" w:name="_Toc241745032"/>
+      <w:bookmarkStart w:id="25" w:name="_Toc241747872"/>
       <w:r>
         <w:t>Exécuter une carte et lire le résultat</w:t>
       </w:r>
@@ -22149,7 +22149,7 @@
         </w:rPr>
         <w:lastRenderedPageBreak/>
         <w:drawing>
-          <wp:inline distT="0" distB="0" distL="0" distR="0" wp14:anchorId="7CB72110" wp14:editId="187C6677">
+          <wp:inline distT="0" distB="0" distL="0" distR="0" wp14:anchorId="2F0C6EAE" wp14:editId="0AFED5DE">
             <wp:extent cx="5715000" cy="3571875"/>
             <wp:effectExtent l="0" t="0" r="0" b="0"/>
             <wp:docPr id="127" name="03-viewer-results.png" descr="Les résultats d'exécution avec les boutons SQL et Plan à côté des boutons Excel, CSV et PDF." title="Les résultats d'exécution avec les boutons SQL et Plan à côté des boutons Excel, CSV et PDF."/>
@@ -22216,7 +22216,7 @@
       <w:pPr>
         <w:pStyle w:val="Ttulo2"/>
       </w:pPr>
-      <w:bookmarkStart w:id="26" w:name="_Toc241745033"/>
+      <w:bookmarkStart w:id="26" w:name="_Toc241747873"/>
       <w:r>
         <w:t>Refus et erreurs</w:t>
       </w:r>
@@ -22855,7 +22855,7 @@
         <w:pStyle w:val="Ttulo1"/>
         <w:pageBreakBefore/>
       </w:pPr>
-      <w:bookmarkStart w:id="27" w:name="_Toc241745034"/>
+      <w:bookmarkStart w:id="27" w:name="_Toc241747874"/>
       <w:r>
         <w:lastRenderedPageBreak/>
         <w:t>La visionneuse de cartes</w:t>
@@ -22888,7 +22888,7 @@
           <w:noProof/>
         </w:rPr>
         <w:drawing>
-          <wp:inline distT="0" distB="0" distL="0" distR="0" wp14:anchorId="77739C3F" wp14:editId="293E25DB">
+          <wp:inline distT="0" distB="0" distL="0" distR="0" wp14:anchorId="6D5F5227" wp14:editId="7CDF9E52">
             <wp:extent cx="5715000" cy="3571875"/>
             <wp:effectExtent l="0" t="0" r="0" b="0"/>
             <wp:docPr id="128" name="25-viewer-results.png" descr="La visionneuse de cartes après une exécution terminée, avec la grille de résultats et les boutons d'exportation." title="La visionneuse de cartes après une exécution terminée, avec la grille de résultats et les boutons d'exportation."/>
@@ -23493,7 +23493,7 @@
         <w:pStyle w:val="Ttulo1"/>
         <w:pageBreakBefore/>
       </w:pPr>
-      <w:bookmarkStart w:id="28" w:name="_Toc241745035"/>
+      <w:bookmarkStart w:id="28" w:name="_Toc241747875"/>
       <w:r>
         <w:lastRenderedPageBreak/>
         <w:t>Exécutions</w:t>
@@ -23523,7 +23523,7 @@
           <w:noProof/>
         </w:rPr>
         <w:drawing>
-          <wp:inline distT="0" distB="0" distL="0" distR="0" wp14:anchorId="503F1DE5" wp14:editId="206AC424">
+          <wp:inline distT="0" distB="0" distL="0" distR="0" wp14:anchorId="29C9AF3E" wp14:editId="3954B650">
             <wp:extent cx="5715000" cy="3571875"/>
             <wp:effectExtent l="0" t="0" r="0" b="0"/>
             <wp:docPr id="129" name="04-runs-every-user.png" descr="La page Exécutions avec les exécutions de tous les utilisateurs affichées." title="La page Exécutions avec les exécutions de tous les utilisateurs affichées."/>
@@ -24853,7 +24853,7 @@
         <w:pStyle w:val="Ttulo1"/>
         <w:pageBreakBefore/>
       </w:pPr>
-      <w:bookmarkStart w:id="29" w:name="_Toc241745036"/>
+      <w:bookmarkStart w:id="29" w:name="_Toc241747876"/>
       <w:r>
         <w:lastRenderedPageBreak/>
         <w:t>Exportations</w:t>
@@ -24883,7 +24883,7 @@
           <w:noProof/>
         </w:rPr>
         <w:drawing>
-          <wp:inline distT="0" distB="0" distL="0" distR="0" wp14:anchorId="3AF36CC6" wp14:editId="27A0BDA6">
+          <wp:inline distT="0" distB="0" distL="0" distR="0" wp14:anchorId="01E2FE46" wp14:editId="7C41636C">
             <wp:extent cx="5715000" cy="3571875"/>
             <wp:effectExtent l="0" t="0" r="0" b="0"/>
             <wp:docPr id="130" name="05-exports.png" descr="La page Exportations listant les exportations avec leur état et les boutons de téléchargement." title="La page Exportations listant les exportations avec leur état et les boutons de téléchargement."/>
@@ -25564,7 +25564,7 @@
         <w:pStyle w:val="Ttulo1"/>
         <w:pageBreakBefore/>
       </w:pPr>
-      <w:bookmarkStart w:id="30" w:name="_Toc241745037"/>
+      <w:bookmarkStart w:id="30" w:name="_Toc241747877"/>
       <w:r>
         <w:lastRenderedPageBreak/>
         <w:t>Planifications</w:t>
@@ -25597,7 +25597,7 @@
           <w:noProof/>
         </w:rPr>
         <w:drawing>
-          <wp:inline distT="0" distB="0" distL="0" distR="0" wp14:anchorId="5C985B5A" wp14:editId="5BF56190">
+          <wp:inline distT="0" distB="0" distL="0" distR="0" wp14:anchorId="73901594" wp14:editId="7998BC88">
             <wp:extent cx="5715000" cy="3571875"/>
             <wp:effectExtent l="0" t="0" r="0" b="0"/>
             <wp:docPr id="131" name="38-schedules-list.png" descr="La page Planifications avec une planification en pause et ses icônes d'action." title="La page Planifications avec une planification en pause et ses icônes d'action."/>
@@ -26305,7 +26305,7 @@
       <w:pPr>
         <w:pStyle w:val="Ttulo2"/>
       </w:pPr>
-      <w:bookmarkStart w:id="31" w:name="_Toc241745038"/>
+      <w:bookmarkStart w:id="31" w:name="_Toc241747878"/>
       <w:r>
         <w:t>Nouvelle planification et Modifier la planification</w:t>
       </w:r>
@@ -27743,7 +27743,7 @@
           <w:noProof/>
         </w:rPr>
         <w:drawing>
-          <wp:inline distT="0" distB="0" distL="0" distR="0" wp14:anchorId="6FACB14B" wp14:editId="4F1A7E3C">
+          <wp:inline distT="0" distB="0" distL="0" distR="0" wp14:anchorId="7385B1A7" wp14:editId="6AFD446F">
             <wp:extent cx="3743325" cy="4676775"/>
             <wp:effectExtent l="0" t="0" r="0" b="0"/>
             <wp:docPr id="132" name="34-schedule-custom-cron.png" descr="La boîte de dialogue Nouvelle planification avec une fréquence personnalisée et le champ Expression cron." title="La boîte de dialogue Nouvelle planification avec une fréquence personnalisée et le champ Expression cron."/>
@@ -27795,7 +27795,7 @@
       <w:pPr>
         <w:pStyle w:val="Ttulo2"/>
       </w:pPr>
-      <w:bookmarkStart w:id="32" w:name="_Toc241745039"/>
+      <w:bookmarkStart w:id="32" w:name="_Toc241747879"/>
       <w:r>
         <w:t>Historique d'exécution</w:t>
       </w:r>
@@ -28244,7 +28244,7 @@
       <w:pPr>
         <w:pStyle w:val="Ttulo2"/>
       </w:pPr>
-      <w:bookmarkStart w:id="33" w:name="_Toc241745040"/>
+      <w:bookmarkStart w:id="33" w:name="_Toc241747880"/>
       <w:r>
         <w:t>Exemple : un résultat hebdomadaire</w:t>
       </w:r>
@@ -28450,7 +28450,7 @@
         <w:pStyle w:val="Ttulo1"/>
         <w:pageBreakBefore/>
       </w:pPr>
-      <w:bookmarkStart w:id="34" w:name="_Toc241745041"/>
+      <w:bookmarkStart w:id="34" w:name="_Toc241747881"/>
       <w:r>
         <w:lastRenderedPageBreak/>
         <w:t>Domaines d'activité</w:t>
@@ -28483,7 +28483,7 @@
           <w:noProof/>
         </w:rPr>
         <w:drawing>
-          <wp:inline distT="0" distB="0" distL="0" distR="0" wp14:anchorId="4669A487" wp14:editId="5DD9BBFD">
+          <wp:inline distT="0" distB="0" distL="0" distR="0" wp14:anchorId="11373E67" wp14:editId="0F61B470">
             <wp:extent cx="5715000" cy="3571875"/>
             <wp:effectExtent l="0" t="0" r="0" b="0"/>
             <wp:docPr id="133" name="06-business-areas.png" descr="La page Domaines d'activité listant les domaines, avec le bouton Nouveau domaine d'activité et les icônes de ligne." title="La page Domaines d'activité listant les domaines, avec le bouton Nouveau domaine d'activité et les icônes de ligne."/>
@@ -28997,7 +28997,7 @@
         </w:rPr>
         <w:lastRenderedPageBreak/>
         <w:drawing>
-          <wp:inline distT="0" distB="0" distL="0" distR="0" wp14:anchorId="050DB6CD" wp14:editId="7A2A7A6F">
+          <wp:inline distT="0" distB="0" distL="0" distR="0" wp14:anchorId="3253D6F3" wp14:editId="5569ECD6">
             <wp:extent cx="3324225" cy="2047875"/>
             <wp:effectExtent l="0" t="0" r="0" b="0"/>
             <wp:docPr id="134" name="07-business-areas-new.png" descr="La boîte de dialogue Nouveau domaine d'activité avec les champs Nom et Description." title="La boîte de dialogue Nouveau domaine d'activité avec les champs Nom et Description."/>
@@ -29049,7 +29049,7 @@
       <w:pPr>
         <w:pStyle w:val="Ttulo2"/>
       </w:pPr>
-      <w:bookmarkStart w:id="35" w:name="_Toc241745042"/>
+      <w:bookmarkStart w:id="35" w:name="_Toc241747882"/>
       <w:r>
         <w:t>Créer un domaine d'activité</w:t>
       </w:r>
@@ -29153,7 +29153,7 @@
       <w:pPr>
         <w:pStyle w:val="Ttulo2"/>
       </w:pPr>
-      <w:bookmarkStart w:id="36" w:name="_Toc241745043"/>
+      <w:bookmarkStart w:id="36" w:name="_Toc241747883"/>
       <w:r>
         <w:t>Accès</w:t>
       </w:r>
@@ -29185,7 +29185,7 @@
           <w:noProof/>
         </w:rPr>
         <w:drawing>
-          <wp:inline distT="0" distB="0" distL="0" distR="0" wp14:anchorId="4AA7FBB8" wp14:editId="2970A460">
+          <wp:inline distT="0" distB="0" distL="0" distR="0" wp14:anchorId="5BAFAF4C" wp14:editId="7DE4E37A">
             <wp:extent cx="5715000" cy="3571875"/>
             <wp:effectExtent l="0" t="0" r="0" b="0"/>
             <wp:docPr id="135" name="09-business-areas-grants-permission.png" descr="La boîte de dialogue Gérer les accès avec la liste Autorisation ouverte." title="La boîte de dialogue Gérer les accès avec la liste Autorisation ouverte."/>
@@ -30442,7 +30442,7 @@
         <w:pStyle w:val="Ttulo1"/>
         <w:pageBreakBefore/>
       </w:pPr>
-      <w:bookmarkStart w:id="37" w:name="_Toc241745044"/>
+      <w:bookmarkStart w:id="37" w:name="_Toc241747884"/>
       <w:r>
         <w:lastRenderedPageBreak/>
         <w:t>Dossiers</w:t>
@@ -30505,7 +30505,7 @@
           <w:noProof/>
         </w:rPr>
         <w:drawing>
-          <wp:inline distT="0" distB="0" distL="0" distR="0" wp14:anchorId="615ECB3E" wp14:editId="0CA7F799">
+          <wp:inline distT="0" distB="0" distL="0" distR="0" wp14:anchorId="50F7BC9A" wp14:editId="4B0B2E65">
             <wp:extent cx="5715000" cy="3571875"/>
             <wp:effectExtent l="0" t="0" r="0" b="0"/>
             <wp:docPr id="136" name="11-folders.png" descr="La page Dossiers avec un domaine d'activité choisi, affichant le tableau des dossiers et les icônes de ligne." title="La page Dossiers avec un domaine d'activité choisi, affichant le tableau des dossiers et les icônes de ligne."/>
@@ -31287,7 +31287,7 @@
       <w:pPr>
         <w:pStyle w:val="Ttulo2"/>
       </w:pPr>
-      <w:bookmarkStart w:id="38" w:name="_Toc241745045"/>
+      <w:bookmarkStart w:id="38" w:name="_Toc241747885"/>
       <w:r>
         <w:t>L'assistant de dossier</w:t>
       </w:r>
@@ -32716,7 +32716,7 @@
           <w:noProof/>
         </w:rPr>
         <w:drawing>
-          <wp:inline distT="0" distB="0" distL="0" distR="0" wp14:anchorId="22D2558B" wp14:editId="7A28685F">
+          <wp:inline distT="0" distB="0" distL="0" distR="0" wp14:anchorId="06FFB95A" wp14:editId="1B767150">
             <wp:extent cx="2238375" cy="5905500"/>
             <wp:effectExtent l="0" t="0" r="0" b="0"/>
             <wp:docPr id="137" name="15-folders-picked.png" descr="La boîte de dialogue Nouveau dossier avec une table choisie et la liste Éléments à créer." title="La boîte de dialogue Nouveau dossier avec une table choisie et la liste Éléments à créer."/>
@@ -32904,7 +32904,7 @@
       <w:pPr>
         <w:pStyle w:val="Ttulo2"/>
       </w:pPr>
-      <w:bookmarkStart w:id="39" w:name="_Toc241745046"/>
+      <w:bookmarkStart w:id="39" w:name="_Toc241747886"/>
       <w:r>
         <w:t>Partager un dossier avec un autre domaine d'activité</w:t>
       </w:r>
@@ -33013,7 +33013,7 @@
           <w:noProof/>
         </w:rPr>
         <w:drawing>
-          <wp:inline distT="0" distB="0" distL="0" distR="0" wp14:anchorId="7B38EB29" wp14:editId="51A27E67">
+          <wp:inline distT="0" distB="0" distL="0" distR="0" wp14:anchorId="29E5C5B5" wp14:editId="6EDE7AB5">
             <wp:extent cx="3324225" cy="1638300"/>
             <wp:effectExtent l="0" t="0" r="0" b="0"/>
             <wp:docPr id="138" name="16-folders-sharing.png" descr="La boîte de dialogue de partage du dossier avec le badge du propriétaire et la liste Partager avec." title="La boîte de dialogue de partage du dossier avec le badge du propriétaire et la liste Partager avec."/>
@@ -33066,7 +33066,7 @@
         <w:pStyle w:val="Ttulo1"/>
         <w:pageBreakBefore/>
       </w:pPr>
-      <w:bookmarkStart w:id="40" w:name="_Toc241745047"/>
+      <w:bookmarkStart w:id="40" w:name="_Toc241747887"/>
       <w:r>
         <w:lastRenderedPageBreak/>
         <w:t>Éléments</w:t>
@@ -33119,7 +33119,7 @@
           <w:noProof/>
         </w:rPr>
         <w:drawing>
-          <wp:inline distT="0" distB="0" distL="0" distR="0" wp14:anchorId="61D80EA8" wp14:editId="38B729AF">
+          <wp:inline distT="0" distB="0" distL="0" distR="0" wp14:anchorId="6816564E" wp14:editId="3BF9E58C">
             <wp:extent cx="5715000" cy="3571875"/>
             <wp:effectExtent l="0" t="0" r="0" b="0"/>
             <wp:docPr id="139" name="17-items.png" descr="La page Éléments pour un dossier choisi, avec les colonnes Type, Colonne, Type de données et Agrégation." title="La page Éléments pour un dossier choisi, avec les colonnes Type, Colonne, Type de données et Agrégation."/>
@@ -35058,7 +35058,7 @@
         </w:rPr>
         <w:lastRenderedPageBreak/>
         <w:drawing>
-          <wp:inline distT="0" distB="0" distL="0" distR="0" wp14:anchorId="65C6F291" wp14:editId="1C549645">
+          <wp:inline distT="0" distB="0" distL="0" distR="0" wp14:anchorId="7CE80552" wp14:editId="6C211658">
             <wp:extent cx="5715000" cy="3571875"/>
             <wp:effectExtent l="0" t="0" r="0" b="0"/>
             <wp:docPr id="140" name="19-items-type-open.png" descr="La boîte de dialogue Nouvel élément avec la liste Type d'élément ouverte affichant les types d'éléments." title="La boîte de dialogue Nouvel élément avec la liste Type d'élément ouverte affichant les types d'éléments."/>
@@ -35111,7 +35111,7 @@
         <w:pStyle w:val="Ttulo1"/>
         <w:pageBreakBefore/>
       </w:pPr>
-      <w:bookmarkStart w:id="41" w:name="_Toc241745048"/>
+      <w:bookmarkStart w:id="41" w:name="_Toc241747888"/>
       <w:r>
         <w:lastRenderedPageBreak/>
         <w:t>Jointures</w:t>
@@ -35144,7 +35144,7 @@
           <w:noProof/>
         </w:rPr>
         <w:drawing>
-          <wp:inline distT="0" distB="0" distL="0" distR="0" wp14:anchorId="741596A0" wp14:editId="7B4075DA">
+          <wp:inline distT="0" distB="0" distL="0" distR="0" wp14:anchorId="4C631C0A" wp14:editId="11377F08">
             <wp:extent cx="5715000" cy="3571875"/>
             <wp:effectExtent l="0" t="0" r="0" b="0"/>
             <wp:docPr id="141" name="20-joins.png" descr="La page Jointures, avec des jointures composées de plusieurs paires de colonnes." title="La page Jointures, avec des jointures composées de plusieurs paires de colonnes."/>
@@ -36799,7 +36799,7 @@
           <w:noProof/>
         </w:rPr>
         <w:drawing>
-          <wp:inline distT="0" distB="0" distL="0" distR="0" wp14:anchorId="72F6249A" wp14:editId="67E72440">
+          <wp:inline distT="0" distB="0" distL="0" distR="0" wp14:anchorId="19110FC1" wp14:editId="3E961B48">
             <wp:extent cx="5715000" cy="3571875"/>
             <wp:effectExtent l="0" t="0" r="0" b="0"/>
             <wp:docPr id="142" name="23-joins-select-open.png" descr="La boîte de dialogue Nouvelle jointure avec une liste déroulante ouverte." title="La boîte de dialogue Nouvelle jointure avec une liste déroulante ouverte."/>
@@ -36970,7 +36970,7 @@
         <w:pStyle w:val="Ttulo1"/>
         <w:pageBreakBefore/>
       </w:pPr>
-      <w:bookmarkStart w:id="42" w:name="_Toc241745049"/>
+      <w:bookmarkStart w:id="42" w:name="_Toc241747889"/>
       <w:r>
         <w:lastRenderedPageBreak/>
         <w:t>Hiérarchies</w:t>
@@ -37003,7 +37003,7 @@
           <w:noProof/>
         </w:rPr>
         <w:drawing>
-          <wp:inline distT="0" distB="0" distL="0" distR="0" wp14:anchorId="29669247" wp14:editId="5F067E44">
+          <wp:inline distT="0" distB="0" distL="0" distR="0" wp14:anchorId="1FA16D87" wp14:editId="0EF39BC1">
             <wp:extent cx="5715000" cy="3571875"/>
             <wp:effectExtent l="0" t="0" r="0" b="0"/>
             <wp:docPr id="143" name="24-hierarchies.png" descr="La page Hiérarchies avec le tableau indiquant le nombre de niveaux." title="La page Hiérarchies avec le tableau indiquant le nombre de niveaux."/>
@@ -38063,7 +38063,7 @@
           <w:noProof/>
         </w:rPr>
         <w:drawing>
-          <wp:inline distT="0" distB="0" distL="0" distR="0" wp14:anchorId="1726D3B1" wp14:editId="4793F0BC">
+          <wp:inline distT="0" distB="0" distL="0" distR="0" wp14:anchorId="32AAE812" wp14:editId="6195D3C7">
             <wp:extent cx="4362450" cy="2762250"/>
             <wp:effectExtent l="0" t="0" r="0" b="0"/>
             <wp:docPr id="144" name="26-hierarchies-level-added.png" descr="La boîte de dialogue Nouvelle hiérarchie après l'ajout d'un niveau, avec les listes Dossier et Élément." title="La boîte de dialogue Nouvelle hiérarchie après l'ajout d'un niveau, avec les listes Dossier et Élément."/>
@@ -38116,7 +38116,7 @@
         <w:pStyle w:val="Ttulo1"/>
         <w:pageBreakBefore/>
       </w:pPr>
-      <w:bookmarkStart w:id="43" w:name="_Toc241745050"/>
+      <w:bookmarkStart w:id="43" w:name="_Toc241747890"/>
       <w:r>
         <w:lastRenderedPageBreak/>
         <w:t>Fonctions personnalisées</w:t>
@@ -38149,7 +38149,7 @@
           <w:noProof/>
         </w:rPr>
         <w:drawing>
-          <wp:inline distT="0" distB="0" distL="0" distR="0" wp14:anchorId="1187486C" wp14:editId="0DF20ED6">
+          <wp:inline distT="0" distB="0" distL="0" distR="0" wp14:anchorId="4BEA5FF2" wp14:editId="796F9AE8">
             <wp:extent cx="5715000" cy="3571875"/>
             <wp:effectExtent l="0" t="0" r="0" b="0"/>
             <wp:docPr id="145" name="27-custom-functions.png" descr="La page Fonctions personnalisées avec la zone de filtre, Tout actualiser, Nouvelle fonction et le tableau des fonctions." title="La page Fonctions personnalisées avec la zone de filtre, Tout actualiser, Nouvelle fonction et le tableau des fonctions."/>
@@ -38872,7 +38872,7 @@
       <w:pPr>
         <w:pStyle w:val="Ttulo2"/>
       </w:pPr>
-      <w:bookmarkStart w:id="44" w:name="_Toc241745051"/>
+      <w:bookmarkStart w:id="44" w:name="_Toc241747891"/>
       <w:r>
         <w:lastRenderedPageBreak/>
         <w:t>Le formulaire de fonction</w:t>
@@ -39843,7 +39843,7 @@
         </w:rPr>
         <w:lastRenderedPageBreak/>
         <w:drawing>
-          <wp:inline distT="0" distB="0" distL="0" distR="0" wp14:anchorId="1A2FD2AE" wp14:editId="37B213C2">
+          <wp:inline distT="0" distB="0" distL="0" distR="0" wp14:anchorId="4996A7DF" wp14:editId="33B2FDF0">
             <wp:extent cx="4076700" cy="5905500"/>
             <wp:effectExtent l="0" t="0" r="0" b="0"/>
             <wp:docPr id="146" name="29-custom-functions-search-results.png" descr="La boîte de dialogue Nouvelle fonction personnalisée listant les fonctions de la base qui correspondent à la recherche." title="La boîte de dialogue Nouvelle fonction personnalisée listant les fonctions de la base qui correspondent à la recherche."/>
@@ -39896,7 +39896,7 @@
         <w:pStyle w:val="Ttulo1"/>
         <w:pageBreakBefore/>
       </w:pPr>
-      <w:bookmarkStart w:id="45" w:name="_Toc241745052"/>
+      <w:bookmarkStart w:id="45" w:name="_Toc241747892"/>
       <w:r>
         <w:lastRenderedPageBreak/>
         <w:t>Sources de données</w:t>
@@ -39929,7 +39929,7 @@
           <w:noProof/>
         </w:rPr>
         <w:drawing>
-          <wp:inline distT="0" distB="0" distL="0" distR="0" wp14:anchorId="45ACDC4F" wp14:editId="138C8C95">
+          <wp:inline distT="0" distB="0" distL="0" distR="0" wp14:anchorId="74C4B78D" wp14:editId="39C2947C">
             <wp:extent cx="5715000" cy="3571875"/>
             <wp:effectExtent l="0" t="0" r="0" b="0"/>
             <wp:docPr id="147" name="30-data-sources.png" descr="La page Sources de données avec un tableau de connexions et cinq icônes de ligne." title="La page Sources de données avec un tableau de connexions et cinq icônes de ligne."/>
@@ -41309,7 +41309,7 @@
       <w:pPr>
         <w:pStyle w:val="Ttulo2"/>
       </w:pPr>
-      <w:bookmarkStart w:id="46" w:name="_Toc241745053"/>
+      <w:bookmarkStart w:id="46" w:name="_Toc241747893"/>
       <w:r>
         <w:t>Importer des tables</w:t>
       </w:r>
@@ -41472,7 +41472,7 @@
         </w:rPr>
         <w:lastRenderedPageBreak/>
         <w:drawing>
-          <wp:inline distT="0" distB="0" distL="0" distR="0" wp14:anchorId="11F9E75B" wp14:editId="3B2D3C84">
+          <wp:inline distT="0" distB="0" distL="0" distR="0" wp14:anchorId="78C7210D" wp14:editId="0A4BDEEB">
             <wp:extent cx="3324225" cy="2419350"/>
             <wp:effectExtent l="0" t="0" r="0" b="0"/>
             <wp:docPr id="148" name="34-data-sources-import-dialog.png" descr="La boîte de dialogue Importer des tables avec le bouton Découvrir les tables, avant qu'une table soit trouvée." title="La boîte de dialogue Importer des tables avec le bouton Découvrir les tables, avant qu'une table soit trouvée."/>
@@ -41525,7 +41525,7 @@
         <w:pStyle w:val="Ttulo1"/>
         <w:pageBreakBefore/>
       </w:pPr>
-      <w:bookmarkStart w:id="47" w:name="_Toc241745054"/>
+      <w:bookmarkStart w:id="47" w:name="_Toc241747894"/>
       <w:r>
         <w:lastRenderedPageBreak/>
         <w:t>Utilisateurs</w:t>
@@ -41555,7 +41555,7 @@
           <w:noProof/>
         </w:rPr>
         <w:drawing>
-          <wp:inline distT="0" distB="0" distL="0" distR="0" wp14:anchorId="51775F1B" wp14:editId="6B886FC3">
+          <wp:inline distT="0" distB="0" distL="0" distR="0" wp14:anchorId="1BB3A621" wp14:editId="55F901C6">
             <wp:extent cx="5715000" cy="3571875"/>
             <wp:effectExtent l="0" t="0" r="0" b="0"/>
             <wp:docPr id="149" name="35-users.png" descr="La page Utilisateurs avec les boutons Fichier d'identifiants et Nouvel utilisateur et les icônes de ligne." title="La page Utilisateurs avec les boutons Fichier d'identifiants et Nouvel utilisateur et les icônes de ligne."/>
@@ -42255,7 +42255,7 @@
       <w:pPr>
         <w:pStyle w:val="Ttulo2"/>
       </w:pPr>
-      <w:bookmarkStart w:id="48" w:name="_Toc241745055"/>
+      <w:bookmarkStart w:id="48" w:name="_Toc241747895"/>
       <w:r>
         <w:t>Créer ou modifier un utilisateur</w:t>
       </w:r>
@@ -43092,7 +43092,7 @@
         </w:rPr>
         <w:lastRenderedPageBreak/>
         <w:drawing>
-          <wp:inline distT="0" distB="0" distL="0" distR="0" wp14:anchorId="6C348DB0" wp14:editId="372C90E6">
+          <wp:inline distT="0" distB="0" distL="0" distR="0" wp14:anchorId="4CC5F533" wp14:editId="615C916C">
             <wp:extent cx="5715000" cy="3571875"/>
             <wp:effectExtent l="0" t="0" r="0" b="0"/>
             <wp:docPr id="150" name="37-users-role-open.png" descr="La boîte de dialogue Nouvel utilisateur avec la liste Rôle ouverte et chaque rôle décrit." title="La boîte de dialogue Nouvel utilisateur avec la liste Rôle ouverte et chaque rôle décrit."/>
@@ -43144,7 +43144,7 @@
       <w:pPr>
         <w:pStyle w:val="Ttulo2"/>
       </w:pPr>
-      <w:bookmarkStart w:id="49" w:name="_Toc241745056"/>
+      <w:bookmarkStart w:id="49" w:name="_Toc241747896"/>
       <w:r>
         <w:t>Désactiver, activer ou supprimer</w:t>
       </w:r>
@@ -43236,7 +43236,7 @@
           <w:noProof/>
         </w:rPr>
         <w:drawing>
-          <wp:inline distT="0" distB="0" distL="0" distR="0" wp14:anchorId="43BF9A0D" wp14:editId="2885BE0A">
+          <wp:inline distT="0" distB="0" distL="0" distR="0" wp14:anchorId="3743CBA7" wp14:editId="3EE8A354">
             <wp:extent cx="3324225" cy="1076325"/>
             <wp:effectExtent l="0" t="0" r="0" b="0"/>
             <wp:docPr id="151" name="39-users-deactivate-dialog.png" descr="La boîte de dialogue de confirmation affichée avant de désactiver un utilisateur." title="La boîte de dialogue de confirmation affichée avant de désactiver un utilisateur."/>
@@ -43328,7 +43328,7 @@
       <w:pPr>
         <w:pStyle w:val="Ttulo2"/>
       </w:pPr>
-      <w:bookmarkStart w:id="50" w:name="_Toc241745057"/>
+      <w:bookmarkStart w:id="50" w:name="_Toc241747897"/>
       <w:r>
         <w:t>Le fichier d'identifiants</w:t>
       </w:r>
@@ -43357,7 +43357,7 @@
       <w:pPr>
         <w:pStyle w:val="Ttulo2"/>
       </w:pPr>
-      <w:bookmarkStart w:id="51" w:name="_Toc241745058"/>
+      <w:bookmarkStart w:id="51" w:name="_Toc241747898"/>
       <w:r>
         <w:t>Cartes que cet utilisateur peut ouvrir</w:t>
       </w:r>
@@ -43399,7 +43399,7 @@
           <w:noProof/>
         </w:rPr>
         <w:drawing>
-          <wp:inline distT="0" distB="0" distL="0" distR="0" wp14:anchorId="2DD84CE4" wp14:editId="5E0A96B3">
+          <wp:inline distT="0" distB="0" distL="0" distR="0" wp14:anchorId="7DCEA94D" wp14:editId="7C41DC5D">
             <wp:extent cx="4362450" cy="2190750"/>
             <wp:effectExtent l="0" t="0" r="0" b="0"/>
             <wp:docPr id="152" name="41-users-maps-dialog.png" descr="La boîte de dialogue Cartes d'un utilisateur, avec les badges d'origine et les listes de niveau de partage." title="La boîte de dialogue Cartes d'un utilisateur, avec les badges d'origine et les listes de niveau de partage."/>
@@ -44341,7 +44341,7 @@
         <w:pStyle w:val="Ttulo1"/>
         <w:pageBreakBefore/>
       </w:pPr>
-      <w:bookmarkStart w:id="52" w:name="_Toc241745059"/>
+      <w:bookmarkStart w:id="52" w:name="_Toc241747899"/>
       <w:r>
         <w:lastRenderedPageBreak/>
         <w:t>Stratégies de sécurité</w:t>
@@ -44401,7 +44401,7 @@
           <w:noProof/>
         </w:rPr>
         <w:drawing>
-          <wp:inline distT="0" distB="0" distL="0" distR="0" wp14:anchorId="574442FE" wp14:editId="70CAEEAD">
+          <wp:inline distT="0" distB="0" distL="0" distR="0" wp14:anchorId="05AFE37C" wp14:editId="47B6BDB9">
             <wp:extent cx="5715000" cy="3571875"/>
             <wp:effectExtent l="0" t="0" r="0" b="0"/>
             <wp:docPr id="153" name="43-security.png" descr="La page Stratégies de sécurité avec les boutons Tester et Nouvelle stratégie." title="La page Stratégies de sécurité avec les boutons Tester et Nouvelle stratégie."/>
@@ -45028,7 +45028,7 @@
       <w:pPr>
         <w:pStyle w:val="Ttulo2"/>
       </w:pPr>
-      <w:bookmarkStart w:id="53" w:name="_Toc241745060"/>
+      <w:bookmarkStart w:id="53" w:name="_Toc241747900"/>
       <w:r>
         <w:lastRenderedPageBreak/>
         <w:t>Écrire une stratégie</w:t>
@@ -46092,7 +46092,7 @@
         </w:rPr>
         <w:lastRenderedPageBreak/>
         <w:drawing>
-          <wp:inline distT="0" distB="0" distL="0" distR="0" wp14:anchorId="34334BF9" wp14:editId="2EF6634E">
+          <wp:inline distT="0" distB="0" distL="0" distR="0" wp14:anchorId="48994C75" wp14:editId="3C16EDB6">
             <wp:extent cx="3324225" cy="4676775"/>
             <wp:effectExtent l="0" t="0" r="0" b="0"/>
             <wp:docPr id="154" name="46-security-validate.png" descr="La boîte de dialogue Nouvelle stratégie après un clic sur Valider pour un prédicat." title="La boîte de dialogue Nouvelle stratégie après un clic sur Valider pour un prédicat."/>
@@ -46144,7 +46144,7 @@
       <w:pPr>
         <w:pStyle w:val="Ttulo2"/>
       </w:pPr>
-      <w:bookmarkStart w:id="54" w:name="_Toc241745061"/>
+      <w:bookmarkStart w:id="54" w:name="_Toc241747901"/>
       <w:r>
         <w:t>Attribuer une stratégie</w:t>
       </w:r>
@@ -46534,7 +46534,7 @@
       <w:pPr>
         <w:pStyle w:val="Ttulo2"/>
       </w:pPr>
-      <w:bookmarkStart w:id="55" w:name="_Toc241745062"/>
+      <w:bookmarkStart w:id="55" w:name="_Toc241747902"/>
       <w:r>
         <w:lastRenderedPageBreak/>
         <w:t>Tester une stratégie</w:t>
@@ -46609,7 +46609,7 @@
         <w:pStyle w:val="Ttulo1"/>
         <w:pageBreakBefore/>
       </w:pPr>
-      <w:bookmarkStart w:id="56" w:name="_Toc241745063"/>
+      <w:bookmarkStart w:id="56" w:name="_Toc241747903"/>
       <w:r>
         <w:lastRenderedPageBreak/>
         <w:t>Journal d'audit</w:t>
@@ -46642,7 +46642,7 @@
           <w:noProof/>
         </w:rPr>
         <w:drawing>
-          <wp:inline distT="0" distB="0" distL="0" distR="0" wp14:anchorId="3D4C64A1" wp14:editId="36BD3E4B">
+          <wp:inline distT="0" distB="0" distL="0" distR="0" wp14:anchorId="56AA245A" wp14:editId="5841643D">
             <wp:extent cx="5715000" cy="3571875"/>
             <wp:effectExtent l="0" t="0" r="0" b="0"/>
             <wp:docPr id="155" name="47-audit.png" descr="La page Journal d'audit avec le bouton d'exportation, les cartes de statistiques, le graphique quotidien et les filtres." title="La page Journal d'audit avec le bouton d'exportation, les cartes de statistiques, le graphique quotidien et les filtres."/>
@@ -47503,7 +47503,7 @@
         <w:pStyle w:val="Ttulo1"/>
         <w:pageBreakBefore/>
       </w:pPr>
-      <w:bookmarkStart w:id="57" w:name="_Toc241745064"/>
+      <w:bookmarkStart w:id="57" w:name="_Toc241747904"/>
       <w:r>
         <w:lastRenderedPageBreak/>
         <w:t>Migration</w:t>
@@ -47583,7 +47583,7 @@
           <w:noProof/>
         </w:rPr>
         <w:drawing>
-          <wp:inline distT="0" distB="0" distL="0" distR="0" wp14:anchorId="150B99DE" wp14:editId="791A8C39">
+          <wp:inline distT="0" distB="0" distL="0" distR="0" wp14:anchorId="5FAF664E" wp14:editId="66F4989F">
             <wp:extent cx="5715000" cy="3571875"/>
             <wp:effectExtent l="0" t="0" r="0" b="0"/>
             <wp:docPr id="156" name="50-migration.png" descr="La page Migration avec la carte Source, ses boutons et son texte d'aide." title="La page Migration avec la carte Source, ses boutons et son texte d'aide."/>
@@ -47660,7 +47660,7 @@
       <w:pPr>
         <w:pStyle w:val="Ttulo2"/>
       </w:pPr>
-      <w:bookmarkStart w:id="58" w:name="_Toc241745065"/>
+      <w:bookmarkStart w:id="58" w:name="_Toc241747905"/>
       <w:r>
         <w:t>Choisir la source</w:t>
       </w:r>
@@ -48781,7 +48781,7 @@
       <w:pPr>
         <w:pStyle w:val="Ttulo2"/>
       </w:pPr>
-      <w:bookmarkStart w:id="59" w:name="_Toc241745066"/>
+      <w:bookmarkStart w:id="59" w:name="_Toc241747906"/>
       <w:r>
         <w:t>Ce que fait chaque action</w:t>
       </w:r>
@@ -49182,7 +49182,7 @@
       <w:pPr>
         <w:pStyle w:val="Ttulo2"/>
       </w:pPr>
-      <w:bookmarkStart w:id="60" w:name="_Toc241745067"/>
+      <w:bookmarkStart w:id="60" w:name="_Toc241747907"/>
       <w:r>
         <w:t>Faire une migration en toute sécurité</w:t>
       </w:r>
@@ -49424,7 +49424,7 @@
         <w:pStyle w:val="Ttulo1"/>
         <w:pageBreakBefore/>
       </w:pPr>
-      <w:bookmarkStart w:id="61" w:name="_Toc241745068"/>
+      <w:bookmarkStart w:id="61" w:name="_Toc241747908"/>
       <w:r>
         <w:lastRenderedPageBreak/>
         <w:t>Questions fréquentes</w:t>
@@ -49715,7 +49715,7 @@
       <w:pPr>
         <w:pStyle w:val="Ttulo2"/>
       </w:pPr>
-      <w:bookmarkStart w:id="62" w:name="_Toc241745069"/>
+      <w:bookmarkStart w:id="62" w:name="_Toc241747909"/>
       <w:r>
         <w:t>Glossaire</w:t>
       </w:r>
@@ -51040,7 +51040,7 @@
         <w:sz w:val="16"/>
         <w:szCs w:val="16"/>
       </w:rPr>
-      <w:t>Discoverer Neo 2.1.0 · Guide complet · ADMIN</w:t>
+      <w:t>Discoverer Neo 2.1.1 · Guide complet · ADMIN</w:t>
     </w:r>
   </w:p>
 </w:hdr>
@@ -51049,416 +51049,10 @@
 <file path=word/numbering.xml><?xml version="1.0" encoding="utf-8"?>
 <w:numbering xmlns:wpc="http://schemas.microsoft.com/office/word/2010/wordprocessingCanvas" xmlns:cx="http://schemas.microsoft.com/office/drawing/2014/chartex" xmlns:cx1="http://schemas.microsoft.com/office/drawing/2015/9/8/chartex" xmlns:cx2="http://schemas.microsoft.com/office/drawing/2015/10/21/chartex" xmlns:cx3="http://schemas.microsoft.com/office/drawing/2016/5/9/chartex" xmlns:cx4="http://schemas.microsoft.com/office/drawing/2016/5/10/chartex" xmlns:cx5="http://schemas.microsoft.com/office/drawing/2016/5/11/chartex" xmlns:cx6="http://schemas.microsoft.com/office/drawing/2016/5/12/chartex" xmlns:cx7="http://schemas.microsoft.com/office/drawing/2016/5/13/chartex" xmlns:cx8="http://schemas.microsoft.com/office/drawing/2016/5/14/chartex" xmlns:mc="http://schemas.openxmlformats.org/markup-compatibility/2006" xmlns:aink="http://schemas.microsoft.com/office/drawing/2016/ink" xmlns:am3d="http://schemas.microsoft.com/office/drawing/2017/model3d" xmlns:o="urn:schemas-microsoft-com:office:office" xmlns:oel="http://schemas.microsoft.com/office/2019/extlst" xmlns:r="http://schemas.openxmlformats.org/officeDocument/2006/relationships" xmlns:m="http://schemas.openxmlformats.org/officeDocument/2006/math" xmlns:v="urn:schemas-microsoft-com:vml" xmlns:wp14="http://schemas.microsoft.com/office/word/2010/wordprocessingDrawing" xmlns:wp="http://schemas.openxmlformats.org/drawingml/2006/wordprocessingDrawing" xmlns:w10="urn:schemas-microsoft-com:office:word" xmlns:w="http://schemas.openxmlformats.org/wordprocessingml/2006/main" xmlns:w14="http://schemas.microsoft.com/office/word/2010/wordml" xmlns:w15="http://schemas.microsoft.com/office/word/2012/wordml" xmlns:w16cex="http://schemas.microsoft.com/office/word/2018/wordml/cex" xmlns:w16cid="http://schemas.microsoft.com/office/word/2016/wordml/cid" xmlns:w16="http://schemas.microsoft.com/office/word/2018/wordml" xmlns:w16sdtdh="http://schemas.microsoft.com/office/word/2020/wordml/sdtdatahash" xmlns:w16se="http://schemas.microsoft.com/office/word/2015/wordml/symex" xmlns:wpg="http://schemas.microsoft.com/office/word/2010/wordprocessingGroup" xmlns:wpi="http://schemas.microsoft.com/office/word/2010/wordprocessingInk" xmlns:wne="http://schemas.microsoft.com/office/word/2006/wordml" xmlns:wps="http://schemas.microsoft.com/office/word/2010/wordprocessingShape" mc:Ignorable="w14 w15 w16se w16cid w16 w16cex w16sdtdh wp14">
   <w:abstractNum w:abstractNumId="0" w15:restartNumberingAfterBreak="0">
-    <w:nsid w:val="03D25160"/>
+    <w:nsid w:val="067F6E56"/>
     <w:multiLevelType w:val="hybridMultilevel"/>
-    <w:tmpl w:val="2FDC94C8"/>
-    <w:lvl w:ilvl="0" w:tplc="424824B0">
-      <w:start w:val="1"/>
-      <w:numFmt w:val="decimal"/>
-      <w:lvlText w:val="%1."/>
-      <w:lvlJc w:val="left"/>
-      <w:pPr>
-        <w:ind w:left="360" w:hanging="300"/>
-      </w:pPr>
-    </w:lvl>
-    <w:lvl w:ilvl="1" w:tplc="F6E69BBE" w:tentative="1">
-      <w:start w:val="1"/>
-      <w:numFmt w:val="lowerLetter"/>
-      <w:lvlText w:val="%2."/>
-      <w:lvlJc w:val="left"/>
-      <w:pPr>
-        <w:ind w:left="720" w:hanging="300"/>
-      </w:pPr>
-    </w:lvl>
-    <w:lvl w:ilvl="2" w:tplc="4D1CA89E">
-      <w:numFmt w:val="decimal"/>
-      <w:lvlText w:val=""/>
-      <w:lvlJc w:val="left"/>
-    </w:lvl>
-    <w:lvl w:ilvl="3" w:tplc="20D6214A">
-      <w:numFmt w:val="decimal"/>
-      <w:lvlText w:val=""/>
-      <w:lvlJc w:val="left"/>
-    </w:lvl>
-    <w:lvl w:ilvl="4" w:tplc="595EE626">
-      <w:numFmt w:val="decimal"/>
-      <w:lvlText w:val=""/>
-      <w:lvlJc w:val="left"/>
-    </w:lvl>
-    <w:lvl w:ilvl="5" w:tplc="EEF81FFA">
-      <w:numFmt w:val="decimal"/>
-      <w:lvlText w:val=""/>
-      <w:lvlJc w:val="left"/>
-    </w:lvl>
-    <w:lvl w:ilvl="6" w:tplc="2416B400">
-      <w:numFmt w:val="decimal"/>
-      <w:lvlText w:val=""/>
-      <w:lvlJc w:val="left"/>
-    </w:lvl>
-    <w:lvl w:ilvl="7" w:tplc="F7A2C004">
-      <w:numFmt w:val="decimal"/>
-      <w:lvlText w:val=""/>
-      <w:lvlJc w:val="left"/>
-    </w:lvl>
-    <w:lvl w:ilvl="8" w:tplc="FDB817A6">
-      <w:numFmt w:val="decimal"/>
-      <w:lvlText w:val=""/>
-      <w:lvlJc w:val="left"/>
-    </w:lvl>
-  </w:abstractNum>
-  <w:abstractNum w:abstractNumId="1" w15:restartNumberingAfterBreak="0">
-    <w:nsid w:val="0DD7178D"/>
-    <w:multiLevelType w:val="hybridMultilevel"/>
-    <w:tmpl w:val="68223A0E"/>
-    <w:lvl w:ilvl="0" w:tplc="8794BC9E">
-      <w:start w:val="1"/>
-      <w:numFmt w:val="decimal"/>
-      <w:lvlText w:val="%1."/>
-      <w:lvlJc w:val="left"/>
-      <w:pPr>
-        <w:ind w:left="360" w:hanging="300"/>
-      </w:pPr>
-    </w:lvl>
-    <w:lvl w:ilvl="1" w:tplc="81CCF44E" w:tentative="1">
-      <w:start w:val="1"/>
-      <w:numFmt w:val="lowerLetter"/>
-      <w:lvlText w:val="%2."/>
-      <w:lvlJc w:val="left"/>
-      <w:pPr>
-        <w:ind w:left="720" w:hanging="300"/>
-      </w:pPr>
-    </w:lvl>
-    <w:lvl w:ilvl="2" w:tplc="0CC430F0">
-      <w:numFmt w:val="decimal"/>
-      <w:lvlText w:val=""/>
-      <w:lvlJc w:val="left"/>
-    </w:lvl>
-    <w:lvl w:ilvl="3" w:tplc="BA446A46">
-      <w:numFmt w:val="decimal"/>
-      <w:lvlText w:val=""/>
-      <w:lvlJc w:val="left"/>
-    </w:lvl>
-    <w:lvl w:ilvl="4" w:tplc="6CAA137E">
-      <w:numFmt w:val="decimal"/>
-      <w:lvlText w:val=""/>
-      <w:lvlJc w:val="left"/>
-    </w:lvl>
-    <w:lvl w:ilvl="5" w:tplc="2506DC52">
-      <w:numFmt w:val="decimal"/>
-      <w:lvlText w:val=""/>
-      <w:lvlJc w:val="left"/>
-    </w:lvl>
-    <w:lvl w:ilvl="6" w:tplc="EC5AFB0E">
-      <w:numFmt w:val="decimal"/>
-      <w:lvlText w:val=""/>
-      <w:lvlJc w:val="left"/>
-    </w:lvl>
-    <w:lvl w:ilvl="7" w:tplc="F47E3B0E">
-      <w:numFmt w:val="decimal"/>
-      <w:lvlText w:val=""/>
-      <w:lvlJc w:val="left"/>
-    </w:lvl>
-    <w:lvl w:ilvl="8" w:tplc="0B4A9118">
-      <w:numFmt w:val="decimal"/>
-      <w:lvlText w:val=""/>
-      <w:lvlJc w:val="left"/>
-    </w:lvl>
-  </w:abstractNum>
-  <w:abstractNum w:abstractNumId="2" w15:restartNumberingAfterBreak="0">
-    <w:nsid w:val="17816FF6"/>
-    <w:multiLevelType w:val="hybridMultilevel"/>
-    <w:tmpl w:val="1098ECB6"/>
-    <w:lvl w:ilvl="0" w:tplc="99A4A194">
-      <w:start w:val="1"/>
-      <w:numFmt w:val="decimal"/>
-      <w:lvlText w:val="%1."/>
-      <w:lvlJc w:val="left"/>
-      <w:pPr>
-        <w:ind w:left="360" w:hanging="300"/>
-      </w:pPr>
-    </w:lvl>
-    <w:lvl w:ilvl="1" w:tplc="3318A788" w:tentative="1">
-      <w:start w:val="1"/>
-      <w:numFmt w:val="lowerLetter"/>
-      <w:lvlText w:val="%2."/>
-      <w:lvlJc w:val="left"/>
-      <w:pPr>
-        <w:ind w:left="720" w:hanging="300"/>
-      </w:pPr>
-    </w:lvl>
-    <w:lvl w:ilvl="2" w:tplc="A628CA72">
-      <w:numFmt w:val="decimal"/>
-      <w:lvlText w:val=""/>
-      <w:lvlJc w:val="left"/>
-    </w:lvl>
-    <w:lvl w:ilvl="3" w:tplc="11682088">
-      <w:numFmt w:val="decimal"/>
-      <w:lvlText w:val=""/>
-      <w:lvlJc w:val="left"/>
-    </w:lvl>
-    <w:lvl w:ilvl="4" w:tplc="4C34E77A">
-      <w:numFmt w:val="decimal"/>
-      <w:lvlText w:val=""/>
-      <w:lvlJc w:val="left"/>
-    </w:lvl>
-    <w:lvl w:ilvl="5" w:tplc="E80CA0C2">
-      <w:numFmt w:val="decimal"/>
-      <w:lvlText w:val=""/>
-      <w:lvlJc w:val="left"/>
-    </w:lvl>
-    <w:lvl w:ilvl="6" w:tplc="D14AA668">
-      <w:numFmt w:val="decimal"/>
-      <w:lvlText w:val=""/>
-      <w:lvlJc w:val="left"/>
-    </w:lvl>
-    <w:lvl w:ilvl="7" w:tplc="4C68A084">
-      <w:numFmt w:val="decimal"/>
-      <w:lvlText w:val=""/>
-      <w:lvlJc w:val="left"/>
-    </w:lvl>
-    <w:lvl w:ilvl="8" w:tplc="70AE63E0">
-      <w:numFmt w:val="decimal"/>
-      <w:lvlText w:val=""/>
-      <w:lvlJc w:val="left"/>
-    </w:lvl>
-  </w:abstractNum>
-  <w:abstractNum w:abstractNumId="3" w15:restartNumberingAfterBreak="0">
-    <w:nsid w:val="1D3B2548"/>
-    <w:multiLevelType w:val="hybridMultilevel"/>
-    <w:tmpl w:val="C504C316"/>
-    <w:lvl w:ilvl="0" w:tplc="DE587E2C">
-      <w:start w:val="1"/>
-      <w:numFmt w:val="decimal"/>
-      <w:lvlText w:val="%1."/>
-      <w:lvlJc w:val="left"/>
-      <w:pPr>
-        <w:ind w:left="360" w:hanging="300"/>
-      </w:pPr>
-    </w:lvl>
-    <w:lvl w:ilvl="1" w:tplc="CB504550" w:tentative="1">
-      <w:start w:val="1"/>
-      <w:numFmt w:val="lowerLetter"/>
-      <w:lvlText w:val="%2."/>
-      <w:lvlJc w:val="left"/>
-      <w:pPr>
-        <w:ind w:left="720" w:hanging="300"/>
-      </w:pPr>
-    </w:lvl>
-    <w:lvl w:ilvl="2" w:tplc="7870FA08">
-      <w:numFmt w:val="decimal"/>
-      <w:lvlText w:val=""/>
-      <w:lvlJc w:val="left"/>
-    </w:lvl>
-    <w:lvl w:ilvl="3" w:tplc="ADBEDB9C">
-      <w:numFmt w:val="decimal"/>
-      <w:lvlText w:val=""/>
-      <w:lvlJc w:val="left"/>
-    </w:lvl>
-    <w:lvl w:ilvl="4" w:tplc="8708E264">
-      <w:numFmt w:val="decimal"/>
-      <w:lvlText w:val=""/>
-      <w:lvlJc w:val="left"/>
-    </w:lvl>
-    <w:lvl w:ilvl="5" w:tplc="D98C6D90">
-      <w:numFmt w:val="decimal"/>
-      <w:lvlText w:val=""/>
-      <w:lvlJc w:val="left"/>
-    </w:lvl>
-    <w:lvl w:ilvl="6" w:tplc="9D4A9A0C">
-      <w:numFmt w:val="decimal"/>
-      <w:lvlText w:val=""/>
-      <w:lvlJc w:val="left"/>
-    </w:lvl>
-    <w:lvl w:ilvl="7" w:tplc="6082B2C6">
-      <w:numFmt w:val="decimal"/>
-      <w:lvlText w:val=""/>
-      <w:lvlJc w:val="left"/>
-    </w:lvl>
-    <w:lvl w:ilvl="8" w:tplc="06683358">
-      <w:numFmt w:val="decimal"/>
-      <w:lvlText w:val=""/>
-      <w:lvlJc w:val="left"/>
-    </w:lvl>
-  </w:abstractNum>
-  <w:abstractNum w:abstractNumId="4" w15:restartNumberingAfterBreak="0">
-    <w:nsid w:val="1DA743B7"/>
-    <w:multiLevelType w:val="hybridMultilevel"/>
-    <w:tmpl w:val="12826544"/>
-    <w:lvl w:ilvl="0" w:tplc="44944E8C">
-      <w:start w:val="1"/>
-      <w:numFmt w:val="decimal"/>
-      <w:lvlText w:val="%1."/>
-      <w:lvlJc w:val="left"/>
-      <w:pPr>
-        <w:ind w:left="360" w:hanging="300"/>
-      </w:pPr>
-    </w:lvl>
-    <w:lvl w:ilvl="1" w:tplc="B358D668" w:tentative="1">
-      <w:start w:val="1"/>
-      <w:numFmt w:val="lowerLetter"/>
-      <w:lvlText w:val="%2."/>
-      <w:lvlJc w:val="left"/>
-      <w:pPr>
-        <w:ind w:left="720" w:hanging="300"/>
-      </w:pPr>
-    </w:lvl>
-    <w:lvl w:ilvl="2" w:tplc="FC18B6C6">
-      <w:numFmt w:val="decimal"/>
-      <w:lvlText w:val=""/>
-      <w:lvlJc w:val="left"/>
-    </w:lvl>
-    <w:lvl w:ilvl="3" w:tplc="7A4A0A3C">
-      <w:numFmt w:val="decimal"/>
-      <w:lvlText w:val=""/>
-      <w:lvlJc w:val="left"/>
-    </w:lvl>
-    <w:lvl w:ilvl="4" w:tplc="DD860EB8">
-      <w:numFmt w:val="decimal"/>
-      <w:lvlText w:val=""/>
-      <w:lvlJc w:val="left"/>
-    </w:lvl>
-    <w:lvl w:ilvl="5" w:tplc="2DA46BF6">
-      <w:numFmt w:val="decimal"/>
-      <w:lvlText w:val=""/>
-      <w:lvlJc w:val="left"/>
-    </w:lvl>
-    <w:lvl w:ilvl="6" w:tplc="19DC90F0">
-      <w:numFmt w:val="decimal"/>
-      <w:lvlText w:val=""/>
-      <w:lvlJc w:val="left"/>
-    </w:lvl>
-    <w:lvl w:ilvl="7" w:tplc="AE848300">
-      <w:numFmt w:val="decimal"/>
-      <w:lvlText w:val=""/>
-      <w:lvlJc w:val="left"/>
-    </w:lvl>
-    <w:lvl w:ilvl="8" w:tplc="33EEA07A">
-      <w:numFmt w:val="decimal"/>
-      <w:lvlText w:val=""/>
-      <w:lvlJc w:val="left"/>
-    </w:lvl>
-  </w:abstractNum>
-  <w:abstractNum w:abstractNumId="5" w15:restartNumberingAfterBreak="0">
-    <w:nsid w:val="21E03DE0"/>
-    <w:multiLevelType w:val="hybridMultilevel"/>
-    <w:tmpl w:val="0B529A4A"/>
-    <w:lvl w:ilvl="0" w:tplc="B47454D4">
-      <w:start w:val="1"/>
-      <w:numFmt w:val="decimal"/>
-      <w:lvlText w:val="%1."/>
-      <w:lvlJc w:val="left"/>
-      <w:pPr>
-        <w:ind w:left="360" w:hanging="300"/>
-      </w:pPr>
-    </w:lvl>
-    <w:lvl w:ilvl="1" w:tplc="A010FA1C" w:tentative="1">
-      <w:start w:val="1"/>
-      <w:numFmt w:val="lowerLetter"/>
-      <w:lvlText w:val="%2."/>
-      <w:lvlJc w:val="left"/>
-      <w:pPr>
-        <w:ind w:left="720" w:hanging="300"/>
-      </w:pPr>
-    </w:lvl>
-    <w:lvl w:ilvl="2" w:tplc="9F424BBA">
-      <w:numFmt w:val="decimal"/>
-      <w:lvlText w:val=""/>
-      <w:lvlJc w:val="left"/>
-    </w:lvl>
-    <w:lvl w:ilvl="3" w:tplc="B71C6012">
-      <w:numFmt w:val="decimal"/>
-      <w:lvlText w:val=""/>
-      <w:lvlJc w:val="left"/>
-    </w:lvl>
-    <w:lvl w:ilvl="4" w:tplc="E684E3A0">
-      <w:numFmt w:val="decimal"/>
-      <w:lvlText w:val=""/>
-      <w:lvlJc w:val="left"/>
-    </w:lvl>
-    <w:lvl w:ilvl="5" w:tplc="0BDC6042">
-      <w:numFmt w:val="decimal"/>
-      <w:lvlText w:val=""/>
-      <w:lvlJc w:val="left"/>
-    </w:lvl>
-    <w:lvl w:ilvl="6" w:tplc="19E84E40">
-      <w:numFmt w:val="decimal"/>
-      <w:lvlText w:val=""/>
-      <w:lvlJc w:val="left"/>
-    </w:lvl>
-    <w:lvl w:ilvl="7" w:tplc="792ADDC6">
-      <w:numFmt w:val="decimal"/>
-      <w:lvlText w:val=""/>
-      <w:lvlJc w:val="left"/>
-    </w:lvl>
-    <w:lvl w:ilvl="8" w:tplc="90FA3BCA">
-      <w:numFmt w:val="decimal"/>
-      <w:lvlText w:val=""/>
-      <w:lvlJc w:val="left"/>
-    </w:lvl>
-  </w:abstractNum>
-  <w:abstractNum w:abstractNumId="6" w15:restartNumberingAfterBreak="0">
-    <w:nsid w:val="2FD076A6"/>
-    <w:multiLevelType w:val="hybridMultilevel"/>
-    <w:tmpl w:val="0F709E2E"/>
-    <w:lvl w:ilvl="0" w:tplc="E2B4ADA0">
-      <w:start w:val="1"/>
-      <w:numFmt w:val="bullet"/>
-      <w:lvlText w:val="•"/>
-      <w:lvlJc w:val="left"/>
-      <w:pPr>
-        <w:ind w:left="360" w:hanging="260"/>
-      </w:pPr>
-    </w:lvl>
-    <w:lvl w:ilvl="1" w:tplc="6A303DEC" w:tentative="1">
-      <w:start w:val="1"/>
-      <w:numFmt w:val="bullet"/>
-      <w:lvlText w:val="–"/>
-      <w:lvlJc w:val="left"/>
-      <w:pPr>
-        <w:ind w:left="720" w:hanging="260"/>
-      </w:pPr>
-    </w:lvl>
-    <w:lvl w:ilvl="2" w:tplc="EDACA866">
-      <w:numFmt w:val="decimal"/>
-      <w:lvlText w:val=""/>
-      <w:lvlJc w:val="left"/>
-    </w:lvl>
-    <w:lvl w:ilvl="3" w:tplc="DC926F88">
-      <w:numFmt w:val="decimal"/>
-      <w:lvlText w:val=""/>
-      <w:lvlJc w:val="left"/>
-    </w:lvl>
-    <w:lvl w:ilvl="4" w:tplc="536E1F92">
-      <w:numFmt w:val="decimal"/>
-      <w:lvlText w:val=""/>
-      <w:lvlJc w:val="left"/>
-    </w:lvl>
-    <w:lvl w:ilvl="5" w:tplc="9FEA81D2">
-      <w:numFmt w:val="decimal"/>
-      <w:lvlText w:val=""/>
-      <w:lvlJc w:val="left"/>
-    </w:lvl>
-    <w:lvl w:ilvl="6" w:tplc="C932131E">
-      <w:numFmt w:val="decimal"/>
-      <w:lvlText w:val=""/>
-      <w:lvlJc w:val="left"/>
-    </w:lvl>
-    <w:lvl w:ilvl="7" w:tplc="D4F6A058">
-      <w:numFmt w:val="decimal"/>
-      <w:lvlText w:val=""/>
-      <w:lvlJc w:val="left"/>
-    </w:lvl>
-    <w:lvl w:ilvl="8" w:tplc="FD1E073E">
-      <w:numFmt w:val="decimal"/>
-      <w:lvlText w:val=""/>
-      <w:lvlJc w:val="left"/>
-    </w:lvl>
-  </w:abstractNum>
-  <w:abstractNum w:abstractNumId="7" w15:restartNumberingAfterBreak="0">
-    <w:nsid w:val="42446257"/>
-    <w:multiLevelType w:val="hybridMultilevel"/>
-    <w:tmpl w:val="E258E072"/>
-    <w:lvl w:ilvl="0" w:tplc="0B4A5228" w:tentative="1">
+    <w:tmpl w:val="517A0848"/>
+    <w:lvl w:ilvl="0" w:tplc="2B78E5BA" w:tentative="1">
       <w:start w:val="1"/>
       <w:numFmt w:val="bullet"/>
       <w:lvlText w:val="●"/>
@@ -51467,7 +51061,7 @@
         <w:ind w:left="720" w:hanging="360"/>
       </w:pPr>
     </w:lvl>
-    <w:lvl w:ilvl="1" w:tplc="24D0ACB6" w:tentative="1">
+    <w:lvl w:ilvl="1" w:tplc="95741628" w:tentative="1">
       <w:start w:val="1"/>
       <w:numFmt w:val="bullet"/>
       <w:lvlText w:val="○"/>
@@ -51476,7 +51070,7 @@
         <w:ind w:left="1440" w:hanging="360"/>
       </w:pPr>
     </w:lvl>
-    <w:lvl w:ilvl="2" w:tplc="6FEC24C0" w:tentative="1">
+    <w:lvl w:ilvl="2" w:tplc="7C58CD8A" w:tentative="1">
       <w:start w:val="1"/>
       <w:numFmt w:val="bullet"/>
       <w:lvlText w:val="■"/>
@@ -51485,7 +51079,7 @@
         <w:ind w:left="2160" w:hanging="360"/>
       </w:pPr>
     </w:lvl>
-    <w:lvl w:ilvl="3" w:tplc="2E24714A" w:tentative="1">
+    <w:lvl w:ilvl="3" w:tplc="A3603624" w:tentative="1">
       <w:start w:val="1"/>
       <w:numFmt w:val="bullet"/>
       <w:lvlText w:val="●"/>
@@ -51494,7 +51088,7 @@
         <w:ind w:left="2880" w:hanging="360"/>
       </w:pPr>
     </w:lvl>
-    <w:lvl w:ilvl="4" w:tplc="99C81724" w:tentative="1">
+    <w:lvl w:ilvl="4" w:tplc="9584545E" w:tentative="1">
       <w:start w:val="1"/>
       <w:numFmt w:val="bullet"/>
       <w:lvlText w:val="○"/>
@@ -51503,7 +51097,7 @@
         <w:ind w:left="3600" w:hanging="360"/>
       </w:pPr>
     </w:lvl>
-    <w:lvl w:ilvl="5" w:tplc="26D886A2" w:tentative="1">
+    <w:lvl w:ilvl="5" w:tplc="F698BFAC" w:tentative="1">
       <w:start w:val="1"/>
       <w:numFmt w:val="bullet"/>
       <w:lvlText w:val="■"/>
@@ -51512,7 +51106,7 @@
         <w:ind w:left="4320" w:hanging="360"/>
       </w:pPr>
     </w:lvl>
-    <w:lvl w:ilvl="6" w:tplc="60CA7E92" w:tentative="1">
+    <w:lvl w:ilvl="6" w:tplc="D6225BF8" w:tentative="1">
       <w:start w:val="1"/>
       <w:numFmt w:val="bullet"/>
       <w:lvlText w:val="●"/>
@@ -51521,7 +51115,7 @@
         <w:ind w:left="5040" w:hanging="360"/>
       </w:pPr>
     </w:lvl>
-    <w:lvl w:ilvl="7" w:tplc="1F7C41F6" w:tentative="1">
+    <w:lvl w:ilvl="7" w:tplc="9B02241A" w:tentative="1">
       <w:start w:val="1"/>
       <w:numFmt w:val="bullet"/>
       <w:lvlText w:val="●"/>
@@ -51530,7 +51124,7 @@
         <w:ind w:left="5760" w:hanging="360"/>
       </w:pPr>
     </w:lvl>
-    <w:lvl w:ilvl="8" w:tplc="F70C0832" w:tentative="1">
+    <w:lvl w:ilvl="8" w:tplc="731436D2" w:tentative="1">
       <w:start w:val="1"/>
       <w:numFmt w:val="bullet"/>
       <w:lvlText w:val="●"/>
@@ -51540,11 +51134,11 @@
       </w:pPr>
     </w:lvl>
   </w:abstractNum>
-  <w:abstractNum w:abstractNumId="8" w15:restartNumberingAfterBreak="0">
-    <w:nsid w:val="466604AB"/>
+  <w:abstractNum w:abstractNumId="1" w15:restartNumberingAfterBreak="0">
+    <w:nsid w:val="0C14156B"/>
     <w:multiLevelType w:val="hybridMultilevel"/>
-    <w:tmpl w:val="72909446"/>
-    <w:lvl w:ilvl="0" w:tplc="CA6C0D32">
+    <w:tmpl w:val="ACCC7A0C"/>
+    <w:lvl w:ilvl="0" w:tplc="AE80D46A">
       <w:start w:val="1"/>
       <w:numFmt w:val="decimal"/>
       <w:lvlText w:val="%1."/>
@@ -51553,7 +51147,7 @@
         <w:ind w:left="360" w:hanging="300"/>
       </w:pPr>
     </w:lvl>
-    <w:lvl w:ilvl="1" w:tplc="922AC950" w:tentative="1">
+    <w:lvl w:ilvl="1" w:tplc="5D26DAC2" w:tentative="1">
       <w:start w:val="1"/>
       <w:numFmt w:val="lowerLetter"/>
       <w:lvlText w:val="%2."/>
@@ -51562,47 +51156,47 @@
         <w:ind w:left="720" w:hanging="300"/>
       </w:pPr>
     </w:lvl>
-    <w:lvl w:ilvl="2" w:tplc="9F364C50">
+    <w:lvl w:ilvl="2" w:tplc="F53EDD68">
       <w:numFmt w:val="decimal"/>
       <w:lvlText w:val=""/>
       <w:lvlJc w:val="left"/>
     </w:lvl>
-    <w:lvl w:ilvl="3" w:tplc="26ECB7DC">
+    <w:lvl w:ilvl="3" w:tplc="A0988EA6">
       <w:numFmt w:val="decimal"/>
       <w:lvlText w:val=""/>
       <w:lvlJc w:val="left"/>
     </w:lvl>
-    <w:lvl w:ilvl="4" w:tplc="FB46785C">
+    <w:lvl w:ilvl="4" w:tplc="D9A06988">
       <w:numFmt w:val="decimal"/>
       <w:lvlText w:val=""/>
       <w:lvlJc w:val="left"/>
     </w:lvl>
-    <w:lvl w:ilvl="5" w:tplc="F4A03486">
+    <w:lvl w:ilvl="5" w:tplc="03205004">
       <w:numFmt w:val="decimal"/>
       <w:lvlText w:val=""/>
       <w:lvlJc w:val="left"/>
     </w:lvl>
-    <w:lvl w:ilvl="6" w:tplc="691CF19C">
+    <w:lvl w:ilvl="6" w:tplc="FA342134">
       <w:numFmt w:val="decimal"/>
       <w:lvlText w:val=""/>
       <w:lvlJc w:val="left"/>
     </w:lvl>
-    <w:lvl w:ilvl="7" w:tplc="9C9214A8">
+    <w:lvl w:ilvl="7" w:tplc="26864E72">
       <w:numFmt w:val="decimal"/>
       <w:lvlText w:val=""/>
       <w:lvlJc w:val="left"/>
     </w:lvl>
-    <w:lvl w:ilvl="8" w:tplc="DC0C45B6">
+    <w:lvl w:ilvl="8" w:tplc="FCF27E66">
       <w:numFmt w:val="decimal"/>
       <w:lvlText w:val=""/>
       <w:lvlJc w:val="left"/>
     </w:lvl>
   </w:abstractNum>
-  <w:abstractNum w:abstractNumId="9" w15:restartNumberingAfterBreak="0">
-    <w:nsid w:val="5603070B"/>
+  <w:abstractNum w:abstractNumId="2" w15:restartNumberingAfterBreak="0">
+    <w:nsid w:val="11D36F65"/>
     <w:multiLevelType w:val="hybridMultilevel"/>
-    <w:tmpl w:val="E3B2CD1E"/>
-    <w:lvl w:ilvl="0" w:tplc="A5C4E426">
+    <w:tmpl w:val="8220ACD2"/>
+    <w:lvl w:ilvl="0" w:tplc="77A220D2">
       <w:start w:val="1"/>
       <w:numFmt w:val="decimal"/>
       <w:lvlText w:val="%1."/>
@@ -51611,7 +51205,7 @@
         <w:ind w:left="360" w:hanging="300"/>
       </w:pPr>
     </w:lvl>
-    <w:lvl w:ilvl="1" w:tplc="2E7CA7DA" w:tentative="1">
+    <w:lvl w:ilvl="1" w:tplc="98461E98" w:tentative="1">
       <w:start w:val="1"/>
       <w:numFmt w:val="lowerLetter"/>
       <w:lvlText w:val="%2."/>
@@ -51620,47 +51214,47 @@
         <w:ind w:left="720" w:hanging="300"/>
       </w:pPr>
     </w:lvl>
-    <w:lvl w:ilvl="2" w:tplc="02D60AB4">
+    <w:lvl w:ilvl="2" w:tplc="37D0B190">
       <w:numFmt w:val="decimal"/>
       <w:lvlText w:val=""/>
       <w:lvlJc w:val="left"/>
     </w:lvl>
-    <w:lvl w:ilvl="3" w:tplc="E58E18C4">
+    <w:lvl w:ilvl="3" w:tplc="7298D44C">
       <w:numFmt w:val="decimal"/>
       <w:lvlText w:val=""/>
       <w:lvlJc w:val="left"/>
     </w:lvl>
-    <w:lvl w:ilvl="4" w:tplc="9D203B84">
+    <w:lvl w:ilvl="4" w:tplc="E634E154">
       <w:numFmt w:val="decimal"/>
       <w:lvlText w:val=""/>
       <w:lvlJc w:val="left"/>
     </w:lvl>
-    <w:lvl w:ilvl="5" w:tplc="BB625222">
+    <w:lvl w:ilvl="5" w:tplc="19763C26">
       <w:numFmt w:val="decimal"/>
       <w:lvlText w:val=""/>
       <w:lvlJc w:val="left"/>
     </w:lvl>
-    <w:lvl w:ilvl="6" w:tplc="4F167A72">
+    <w:lvl w:ilvl="6" w:tplc="CEA62DFE">
       <w:numFmt w:val="decimal"/>
       <w:lvlText w:val=""/>
       <w:lvlJc w:val="left"/>
     </w:lvl>
-    <w:lvl w:ilvl="7" w:tplc="D0B89FF2">
+    <w:lvl w:ilvl="7" w:tplc="C0647032">
       <w:numFmt w:val="decimal"/>
       <w:lvlText w:val=""/>
       <w:lvlJc w:val="left"/>
     </w:lvl>
-    <w:lvl w:ilvl="8" w:tplc="90D0EBC2">
+    <w:lvl w:ilvl="8" w:tplc="A5A8B954">
       <w:numFmt w:val="decimal"/>
       <w:lvlText w:val=""/>
       <w:lvlJc w:val="left"/>
     </w:lvl>
   </w:abstractNum>
-  <w:abstractNum w:abstractNumId="10" w15:restartNumberingAfterBreak="0">
-    <w:nsid w:val="5CAD2937"/>
+  <w:abstractNum w:abstractNumId="3" w15:restartNumberingAfterBreak="0">
+    <w:nsid w:val="18971470"/>
     <w:multiLevelType w:val="hybridMultilevel"/>
-    <w:tmpl w:val="971484F8"/>
-    <w:lvl w:ilvl="0" w:tplc="B3EE4F72">
+    <w:tmpl w:val="6278030E"/>
+    <w:lvl w:ilvl="0" w:tplc="77489758">
       <w:start w:val="1"/>
       <w:numFmt w:val="decimal"/>
       <w:lvlText w:val="%1."/>
@@ -51669,7 +51263,7 @@
         <w:ind w:left="360" w:hanging="300"/>
       </w:pPr>
     </w:lvl>
-    <w:lvl w:ilvl="1" w:tplc="1F74FCC6" w:tentative="1">
+    <w:lvl w:ilvl="1" w:tplc="B9044034" w:tentative="1">
       <w:start w:val="1"/>
       <w:numFmt w:val="lowerLetter"/>
       <w:lvlText w:val="%2."/>
@@ -51678,47 +51272,47 @@
         <w:ind w:left="720" w:hanging="300"/>
       </w:pPr>
     </w:lvl>
-    <w:lvl w:ilvl="2" w:tplc="D2B28CC4">
+    <w:lvl w:ilvl="2" w:tplc="9C469F98">
       <w:numFmt w:val="decimal"/>
       <w:lvlText w:val=""/>
       <w:lvlJc w:val="left"/>
     </w:lvl>
-    <w:lvl w:ilvl="3" w:tplc="BE50A0BA">
+    <w:lvl w:ilvl="3" w:tplc="34BA398C">
       <w:numFmt w:val="decimal"/>
       <w:lvlText w:val=""/>
       <w:lvlJc w:val="left"/>
     </w:lvl>
-    <w:lvl w:ilvl="4" w:tplc="9746D186">
+    <w:lvl w:ilvl="4" w:tplc="0A12C8FE">
       <w:numFmt w:val="decimal"/>
       <w:lvlText w:val=""/>
       <w:lvlJc w:val="left"/>
     </w:lvl>
-    <w:lvl w:ilvl="5" w:tplc="8DCC627C">
+    <w:lvl w:ilvl="5" w:tplc="3DC2CA72">
       <w:numFmt w:val="decimal"/>
       <w:lvlText w:val=""/>
       <w:lvlJc w:val="left"/>
     </w:lvl>
-    <w:lvl w:ilvl="6" w:tplc="A5AC6400">
+    <w:lvl w:ilvl="6" w:tplc="F294A336">
       <w:numFmt w:val="decimal"/>
       <w:lvlText w:val=""/>
       <w:lvlJc w:val="left"/>
     </w:lvl>
-    <w:lvl w:ilvl="7" w:tplc="F006DEBA">
+    <w:lvl w:ilvl="7" w:tplc="BFBC3972">
       <w:numFmt w:val="decimal"/>
       <w:lvlText w:val=""/>
       <w:lvlJc w:val="left"/>
     </w:lvl>
-    <w:lvl w:ilvl="8" w:tplc="10B8A5D0">
+    <w:lvl w:ilvl="8" w:tplc="1A1E3874">
       <w:numFmt w:val="decimal"/>
       <w:lvlText w:val=""/>
       <w:lvlJc w:val="left"/>
     </w:lvl>
   </w:abstractNum>
-  <w:abstractNum w:abstractNumId="11" w15:restartNumberingAfterBreak="0">
-    <w:nsid w:val="5FB270C4"/>
+  <w:abstractNum w:abstractNumId="4" w15:restartNumberingAfterBreak="0">
+    <w:nsid w:val="1C615FB4"/>
     <w:multiLevelType w:val="hybridMultilevel"/>
-    <w:tmpl w:val="D7B4D00E"/>
-    <w:lvl w:ilvl="0" w:tplc="59823F86">
+    <w:tmpl w:val="787C9748"/>
+    <w:lvl w:ilvl="0" w:tplc="25268988">
       <w:start w:val="1"/>
       <w:numFmt w:val="decimal"/>
       <w:lvlText w:val="%1."/>
@@ -51727,7 +51321,7 @@
         <w:ind w:left="360" w:hanging="300"/>
       </w:pPr>
     </w:lvl>
-    <w:lvl w:ilvl="1" w:tplc="4DD08172" w:tentative="1">
+    <w:lvl w:ilvl="1" w:tplc="A3DE1E20" w:tentative="1">
       <w:start w:val="1"/>
       <w:numFmt w:val="lowerLetter"/>
       <w:lvlText w:val="%2."/>
@@ -51736,47 +51330,47 @@
         <w:ind w:left="720" w:hanging="300"/>
       </w:pPr>
     </w:lvl>
-    <w:lvl w:ilvl="2" w:tplc="6E4CBBFE">
+    <w:lvl w:ilvl="2" w:tplc="129658A4">
       <w:numFmt w:val="decimal"/>
       <w:lvlText w:val=""/>
       <w:lvlJc w:val="left"/>
     </w:lvl>
-    <w:lvl w:ilvl="3" w:tplc="AA7A9992">
+    <w:lvl w:ilvl="3" w:tplc="E828CEA8">
       <w:numFmt w:val="decimal"/>
       <w:lvlText w:val=""/>
       <w:lvlJc w:val="left"/>
     </w:lvl>
-    <w:lvl w:ilvl="4" w:tplc="F238FD8E">
+    <w:lvl w:ilvl="4" w:tplc="A1E68CF8">
       <w:numFmt w:val="decimal"/>
       <w:lvlText w:val=""/>
       <w:lvlJc w:val="left"/>
     </w:lvl>
-    <w:lvl w:ilvl="5" w:tplc="E9E49842">
+    <w:lvl w:ilvl="5" w:tplc="66B245AA">
       <w:numFmt w:val="decimal"/>
       <w:lvlText w:val=""/>
       <w:lvlJc w:val="left"/>
     </w:lvl>
-    <w:lvl w:ilvl="6" w:tplc="C1C65BB8">
+    <w:lvl w:ilvl="6" w:tplc="FD569AB6">
       <w:numFmt w:val="decimal"/>
       <w:lvlText w:val=""/>
       <w:lvlJc w:val="left"/>
     </w:lvl>
-    <w:lvl w:ilvl="7" w:tplc="FC341076">
+    <w:lvl w:ilvl="7" w:tplc="E1B476D4">
       <w:numFmt w:val="decimal"/>
       <w:lvlText w:val=""/>
       <w:lvlJc w:val="left"/>
     </w:lvl>
-    <w:lvl w:ilvl="8" w:tplc="E00253A2">
+    <w:lvl w:ilvl="8" w:tplc="196A5B18">
       <w:numFmt w:val="decimal"/>
       <w:lvlText w:val=""/>
       <w:lvlJc w:val="left"/>
     </w:lvl>
   </w:abstractNum>
-  <w:abstractNum w:abstractNumId="12" w15:restartNumberingAfterBreak="0">
-    <w:nsid w:val="7178607B"/>
+  <w:abstractNum w:abstractNumId="5" w15:restartNumberingAfterBreak="0">
+    <w:nsid w:val="2F47768B"/>
     <w:multiLevelType w:val="hybridMultilevel"/>
-    <w:tmpl w:val="2B9457A8"/>
-    <w:lvl w:ilvl="0" w:tplc="458094B0">
+    <w:tmpl w:val="13B6B3A6"/>
+    <w:lvl w:ilvl="0" w:tplc="768EA74C">
       <w:start w:val="1"/>
       <w:numFmt w:val="decimal"/>
       <w:lvlText w:val="%1."/>
@@ -51785,7 +51379,7 @@
         <w:ind w:left="360" w:hanging="300"/>
       </w:pPr>
     </w:lvl>
-    <w:lvl w:ilvl="1" w:tplc="8F74DBDA" w:tentative="1">
+    <w:lvl w:ilvl="1" w:tplc="7ABE717C" w:tentative="1">
       <w:start w:val="1"/>
       <w:numFmt w:val="lowerLetter"/>
       <w:lvlText w:val="%2."/>
@@ -51794,47 +51388,47 @@
         <w:ind w:left="720" w:hanging="300"/>
       </w:pPr>
     </w:lvl>
-    <w:lvl w:ilvl="2" w:tplc="F05ECBD0">
+    <w:lvl w:ilvl="2" w:tplc="2312D27A">
       <w:numFmt w:val="decimal"/>
       <w:lvlText w:val=""/>
       <w:lvlJc w:val="left"/>
     </w:lvl>
-    <w:lvl w:ilvl="3" w:tplc="60806294">
+    <w:lvl w:ilvl="3" w:tplc="5270255A">
       <w:numFmt w:val="decimal"/>
       <w:lvlText w:val=""/>
       <w:lvlJc w:val="left"/>
     </w:lvl>
-    <w:lvl w:ilvl="4" w:tplc="50C63D1E">
+    <w:lvl w:ilvl="4" w:tplc="4808C71A">
       <w:numFmt w:val="decimal"/>
       <w:lvlText w:val=""/>
       <w:lvlJc w:val="left"/>
     </w:lvl>
-    <w:lvl w:ilvl="5" w:tplc="10BEA9BA">
+    <w:lvl w:ilvl="5" w:tplc="CE763FF6">
       <w:numFmt w:val="decimal"/>
       <w:lvlText w:val=""/>
       <w:lvlJc w:val="left"/>
     </w:lvl>
-    <w:lvl w:ilvl="6" w:tplc="CC5C7F14">
+    <w:lvl w:ilvl="6" w:tplc="45AA1DEA">
       <w:numFmt w:val="decimal"/>
       <w:lvlText w:val=""/>
       <w:lvlJc w:val="left"/>
     </w:lvl>
-    <w:lvl w:ilvl="7" w:tplc="9AD2E440">
+    <w:lvl w:ilvl="7" w:tplc="081C8B90">
       <w:numFmt w:val="decimal"/>
       <w:lvlText w:val=""/>
       <w:lvlJc w:val="left"/>
     </w:lvl>
-    <w:lvl w:ilvl="8" w:tplc="EF9AA1EE">
+    <w:lvl w:ilvl="8" w:tplc="809EC6A6">
       <w:numFmt w:val="decimal"/>
       <w:lvlText w:val=""/>
       <w:lvlJc w:val="left"/>
     </w:lvl>
   </w:abstractNum>
-  <w:abstractNum w:abstractNumId="13" w15:restartNumberingAfterBreak="0">
-    <w:nsid w:val="77845BCD"/>
+  <w:abstractNum w:abstractNumId="6" w15:restartNumberingAfterBreak="0">
+    <w:nsid w:val="422139F0"/>
     <w:multiLevelType w:val="hybridMultilevel"/>
-    <w:tmpl w:val="41584210"/>
-    <w:lvl w:ilvl="0" w:tplc="B18CFDC2">
+    <w:tmpl w:val="E15C1514"/>
+    <w:lvl w:ilvl="0" w:tplc="12B2B778">
       <w:start w:val="1"/>
       <w:numFmt w:val="decimal"/>
       <w:lvlText w:val="%1."/>
@@ -51843,7 +51437,7 @@
         <w:ind w:left="360" w:hanging="300"/>
       </w:pPr>
     </w:lvl>
-    <w:lvl w:ilvl="1" w:tplc="9C669E7E" w:tentative="1">
+    <w:lvl w:ilvl="1" w:tplc="E9CAB1F4" w:tentative="1">
       <w:start w:val="1"/>
       <w:numFmt w:val="lowerLetter"/>
       <w:lvlText w:val="%2."/>
@@ -51852,47 +51446,47 @@
         <w:ind w:left="720" w:hanging="300"/>
       </w:pPr>
     </w:lvl>
-    <w:lvl w:ilvl="2" w:tplc="B63A633E">
+    <w:lvl w:ilvl="2" w:tplc="51A8FB42">
       <w:numFmt w:val="decimal"/>
       <w:lvlText w:val=""/>
       <w:lvlJc w:val="left"/>
     </w:lvl>
-    <w:lvl w:ilvl="3" w:tplc="D8DAB694">
+    <w:lvl w:ilvl="3" w:tplc="C61A7756">
       <w:numFmt w:val="decimal"/>
       <w:lvlText w:val=""/>
       <w:lvlJc w:val="left"/>
     </w:lvl>
-    <w:lvl w:ilvl="4" w:tplc="FEBADBCC">
+    <w:lvl w:ilvl="4" w:tplc="B7547F26">
       <w:numFmt w:val="decimal"/>
       <w:lvlText w:val=""/>
       <w:lvlJc w:val="left"/>
     </w:lvl>
-    <w:lvl w:ilvl="5" w:tplc="D3C0E50E">
+    <w:lvl w:ilvl="5" w:tplc="749C2320">
       <w:numFmt w:val="decimal"/>
       <w:lvlText w:val=""/>
       <w:lvlJc w:val="left"/>
     </w:lvl>
-    <w:lvl w:ilvl="6" w:tplc="F5BE40A8">
+    <w:lvl w:ilvl="6" w:tplc="EC680128">
       <w:numFmt w:val="decimal"/>
       <w:lvlText w:val=""/>
       <w:lvlJc w:val="left"/>
     </w:lvl>
-    <w:lvl w:ilvl="7" w:tplc="EAE62946">
+    <w:lvl w:ilvl="7" w:tplc="A8B25B76">
       <w:numFmt w:val="decimal"/>
       <w:lvlText w:val=""/>
       <w:lvlJc w:val="left"/>
     </w:lvl>
-    <w:lvl w:ilvl="8" w:tplc="DC58A9D0">
+    <w:lvl w:ilvl="8" w:tplc="15B06098">
       <w:numFmt w:val="decimal"/>
       <w:lvlText w:val=""/>
       <w:lvlJc w:val="left"/>
     </w:lvl>
   </w:abstractNum>
-  <w:abstractNum w:abstractNumId="14" w15:restartNumberingAfterBreak="0">
-    <w:nsid w:val="77890883"/>
+  <w:abstractNum w:abstractNumId="7" w15:restartNumberingAfterBreak="0">
+    <w:nsid w:val="492F5D03"/>
     <w:multiLevelType w:val="hybridMultilevel"/>
-    <w:tmpl w:val="9A60E220"/>
-    <w:lvl w:ilvl="0" w:tplc="6DE20658">
+    <w:tmpl w:val="FA80C386"/>
+    <w:lvl w:ilvl="0" w:tplc="8BD4CE66">
       <w:start w:val="1"/>
       <w:numFmt w:val="decimal"/>
       <w:lvlText w:val="%1."/>
@@ -51901,7 +51495,7 @@
         <w:ind w:left="360" w:hanging="300"/>
       </w:pPr>
     </w:lvl>
-    <w:lvl w:ilvl="1" w:tplc="9738E38E" w:tentative="1">
+    <w:lvl w:ilvl="1" w:tplc="CC8EE780" w:tentative="1">
       <w:start w:val="1"/>
       <w:numFmt w:val="lowerLetter"/>
       <w:lvlText w:val="%2."/>
@@ -51910,128 +51504,534 @@
         <w:ind w:left="720" w:hanging="300"/>
       </w:pPr>
     </w:lvl>
-    <w:lvl w:ilvl="2" w:tplc="75EEA418">
+    <w:lvl w:ilvl="2" w:tplc="D400B48A">
       <w:numFmt w:val="decimal"/>
       <w:lvlText w:val=""/>
       <w:lvlJc w:val="left"/>
     </w:lvl>
-    <w:lvl w:ilvl="3" w:tplc="D40A2C06">
+    <w:lvl w:ilvl="3" w:tplc="B4E06E3E">
       <w:numFmt w:val="decimal"/>
       <w:lvlText w:val=""/>
       <w:lvlJc w:val="left"/>
     </w:lvl>
-    <w:lvl w:ilvl="4" w:tplc="41EA249C">
+    <w:lvl w:ilvl="4" w:tplc="A06E4A3A">
       <w:numFmt w:val="decimal"/>
       <w:lvlText w:val=""/>
       <w:lvlJc w:val="left"/>
     </w:lvl>
-    <w:lvl w:ilvl="5" w:tplc="E112F808">
+    <w:lvl w:ilvl="5" w:tplc="14A42AEC">
       <w:numFmt w:val="decimal"/>
       <w:lvlText w:val=""/>
       <w:lvlJc w:val="left"/>
     </w:lvl>
-    <w:lvl w:ilvl="6" w:tplc="DE5C1230">
+    <w:lvl w:ilvl="6" w:tplc="F98618BC">
       <w:numFmt w:val="decimal"/>
       <w:lvlText w:val=""/>
       <w:lvlJc w:val="left"/>
     </w:lvl>
-    <w:lvl w:ilvl="7" w:tplc="3E4E80F2">
+    <w:lvl w:ilvl="7" w:tplc="4B822FAC">
       <w:numFmt w:val="decimal"/>
       <w:lvlText w:val=""/>
       <w:lvlJc w:val="left"/>
     </w:lvl>
-    <w:lvl w:ilvl="8" w:tplc="5B8EDDB0">
+    <w:lvl w:ilvl="8" w:tplc="3C2E2924">
       <w:numFmt w:val="decimal"/>
       <w:lvlText w:val=""/>
       <w:lvlJc w:val="left"/>
     </w:lvl>
   </w:abstractNum>
-  <w:num w:numId="1" w16cid:durableId="2069112839">
+  <w:abstractNum w:abstractNumId="8" w15:restartNumberingAfterBreak="0">
+    <w:nsid w:val="4E556116"/>
+    <w:multiLevelType w:val="hybridMultilevel"/>
+    <w:tmpl w:val="A4583F54"/>
+    <w:lvl w:ilvl="0" w:tplc="CE623FD2">
+      <w:start w:val="1"/>
+      <w:numFmt w:val="decimal"/>
+      <w:lvlText w:val="%1."/>
+      <w:lvlJc w:val="left"/>
+      <w:pPr>
+        <w:ind w:left="360" w:hanging="300"/>
+      </w:pPr>
+    </w:lvl>
+    <w:lvl w:ilvl="1" w:tplc="E1A6202A" w:tentative="1">
+      <w:start w:val="1"/>
+      <w:numFmt w:val="lowerLetter"/>
+      <w:lvlText w:val="%2."/>
+      <w:lvlJc w:val="left"/>
+      <w:pPr>
+        <w:ind w:left="720" w:hanging="300"/>
+      </w:pPr>
+    </w:lvl>
+    <w:lvl w:ilvl="2" w:tplc="636ECD56">
+      <w:numFmt w:val="decimal"/>
+      <w:lvlText w:val=""/>
+      <w:lvlJc w:val="left"/>
+    </w:lvl>
+    <w:lvl w:ilvl="3" w:tplc="D00C1CD0">
+      <w:numFmt w:val="decimal"/>
+      <w:lvlText w:val=""/>
+      <w:lvlJc w:val="left"/>
+    </w:lvl>
+    <w:lvl w:ilvl="4" w:tplc="E13E9A30">
+      <w:numFmt w:val="decimal"/>
+      <w:lvlText w:val=""/>
+      <w:lvlJc w:val="left"/>
+    </w:lvl>
+    <w:lvl w:ilvl="5" w:tplc="AC98C81A">
+      <w:numFmt w:val="decimal"/>
+      <w:lvlText w:val=""/>
+      <w:lvlJc w:val="left"/>
+    </w:lvl>
+    <w:lvl w:ilvl="6" w:tplc="FFB6B4A0">
+      <w:numFmt w:val="decimal"/>
+      <w:lvlText w:val=""/>
+      <w:lvlJc w:val="left"/>
+    </w:lvl>
+    <w:lvl w:ilvl="7" w:tplc="E98646D2">
+      <w:numFmt w:val="decimal"/>
+      <w:lvlText w:val=""/>
+      <w:lvlJc w:val="left"/>
+    </w:lvl>
+    <w:lvl w:ilvl="8" w:tplc="55006F68">
+      <w:numFmt w:val="decimal"/>
+      <w:lvlText w:val=""/>
+      <w:lvlJc w:val="left"/>
+    </w:lvl>
+  </w:abstractNum>
+  <w:abstractNum w:abstractNumId="9" w15:restartNumberingAfterBreak="0">
+    <w:nsid w:val="4E93188E"/>
+    <w:multiLevelType w:val="hybridMultilevel"/>
+    <w:tmpl w:val="7ECA9638"/>
+    <w:lvl w:ilvl="0" w:tplc="45C4D244">
+      <w:start w:val="1"/>
+      <w:numFmt w:val="bullet"/>
+      <w:lvlText w:val="•"/>
+      <w:lvlJc w:val="left"/>
+      <w:pPr>
+        <w:ind w:left="360" w:hanging="260"/>
+      </w:pPr>
+    </w:lvl>
+    <w:lvl w:ilvl="1" w:tplc="1A4A070A" w:tentative="1">
+      <w:start w:val="1"/>
+      <w:numFmt w:val="bullet"/>
+      <w:lvlText w:val="–"/>
+      <w:lvlJc w:val="left"/>
+      <w:pPr>
+        <w:ind w:left="720" w:hanging="260"/>
+      </w:pPr>
+    </w:lvl>
+    <w:lvl w:ilvl="2" w:tplc="6F00F010">
+      <w:numFmt w:val="decimal"/>
+      <w:lvlText w:val=""/>
+      <w:lvlJc w:val="left"/>
+    </w:lvl>
+    <w:lvl w:ilvl="3" w:tplc="4E826026">
+      <w:numFmt w:val="decimal"/>
+      <w:lvlText w:val=""/>
+      <w:lvlJc w:val="left"/>
+    </w:lvl>
+    <w:lvl w:ilvl="4" w:tplc="E4DA0B4A">
+      <w:numFmt w:val="decimal"/>
+      <w:lvlText w:val=""/>
+      <w:lvlJc w:val="left"/>
+    </w:lvl>
+    <w:lvl w:ilvl="5" w:tplc="71A2AF36">
+      <w:numFmt w:val="decimal"/>
+      <w:lvlText w:val=""/>
+      <w:lvlJc w:val="left"/>
+    </w:lvl>
+    <w:lvl w:ilvl="6" w:tplc="50344754">
+      <w:numFmt w:val="decimal"/>
+      <w:lvlText w:val=""/>
+      <w:lvlJc w:val="left"/>
+    </w:lvl>
+    <w:lvl w:ilvl="7" w:tplc="B92A1152">
+      <w:numFmt w:val="decimal"/>
+      <w:lvlText w:val=""/>
+      <w:lvlJc w:val="left"/>
+    </w:lvl>
+    <w:lvl w:ilvl="8" w:tplc="F15E5A6E">
+      <w:numFmt w:val="decimal"/>
+      <w:lvlText w:val=""/>
+      <w:lvlJc w:val="left"/>
+    </w:lvl>
+  </w:abstractNum>
+  <w:abstractNum w:abstractNumId="10" w15:restartNumberingAfterBreak="0">
+    <w:nsid w:val="51950DDD"/>
+    <w:multiLevelType w:val="hybridMultilevel"/>
+    <w:tmpl w:val="3154EC62"/>
+    <w:lvl w:ilvl="0" w:tplc="177424B2">
+      <w:start w:val="1"/>
+      <w:numFmt w:val="decimal"/>
+      <w:lvlText w:val="%1."/>
+      <w:lvlJc w:val="left"/>
+      <w:pPr>
+        <w:ind w:left="360" w:hanging="300"/>
+      </w:pPr>
+    </w:lvl>
+    <w:lvl w:ilvl="1" w:tplc="0DB8D232" w:tentative="1">
+      <w:start w:val="1"/>
+      <w:numFmt w:val="lowerLetter"/>
+      <w:lvlText w:val="%2."/>
+      <w:lvlJc w:val="left"/>
+      <w:pPr>
+        <w:ind w:left="720" w:hanging="300"/>
+      </w:pPr>
+    </w:lvl>
+    <w:lvl w:ilvl="2" w:tplc="47C835FE">
+      <w:numFmt w:val="decimal"/>
+      <w:lvlText w:val=""/>
+      <w:lvlJc w:val="left"/>
+    </w:lvl>
+    <w:lvl w:ilvl="3" w:tplc="AF0612C8">
+      <w:numFmt w:val="decimal"/>
+      <w:lvlText w:val=""/>
+      <w:lvlJc w:val="left"/>
+    </w:lvl>
+    <w:lvl w:ilvl="4" w:tplc="E4BC8A90">
+      <w:numFmt w:val="decimal"/>
+      <w:lvlText w:val=""/>
+      <w:lvlJc w:val="left"/>
+    </w:lvl>
+    <w:lvl w:ilvl="5" w:tplc="5CF20752">
+      <w:numFmt w:val="decimal"/>
+      <w:lvlText w:val=""/>
+      <w:lvlJc w:val="left"/>
+    </w:lvl>
+    <w:lvl w:ilvl="6" w:tplc="3B00B752">
+      <w:numFmt w:val="decimal"/>
+      <w:lvlText w:val=""/>
+      <w:lvlJc w:val="left"/>
+    </w:lvl>
+    <w:lvl w:ilvl="7" w:tplc="5C9C3DBA">
+      <w:numFmt w:val="decimal"/>
+      <w:lvlText w:val=""/>
+      <w:lvlJc w:val="left"/>
+    </w:lvl>
+    <w:lvl w:ilvl="8" w:tplc="8E3E43AC">
+      <w:numFmt w:val="decimal"/>
+      <w:lvlText w:val=""/>
+      <w:lvlJc w:val="left"/>
+    </w:lvl>
+  </w:abstractNum>
+  <w:abstractNum w:abstractNumId="11" w15:restartNumberingAfterBreak="0">
+    <w:nsid w:val="53B20B8E"/>
+    <w:multiLevelType w:val="hybridMultilevel"/>
+    <w:tmpl w:val="FC222BCC"/>
+    <w:lvl w:ilvl="0" w:tplc="83225286">
+      <w:start w:val="1"/>
+      <w:numFmt w:val="decimal"/>
+      <w:lvlText w:val="%1."/>
+      <w:lvlJc w:val="left"/>
+      <w:pPr>
+        <w:ind w:left="360" w:hanging="300"/>
+      </w:pPr>
+    </w:lvl>
+    <w:lvl w:ilvl="1" w:tplc="3774D378" w:tentative="1">
+      <w:start w:val="1"/>
+      <w:numFmt w:val="lowerLetter"/>
+      <w:lvlText w:val="%2."/>
+      <w:lvlJc w:val="left"/>
+      <w:pPr>
+        <w:ind w:left="720" w:hanging="300"/>
+      </w:pPr>
+    </w:lvl>
+    <w:lvl w:ilvl="2" w:tplc="21A2C206">
+      <w:numFmt w:val="decimal"/>
+      <w:lvlText w:val=""/>
+      <w:lvlJc w:val="left"/>
+    </w:lvl>
+    <w:lvl w:ilvl="3" w:tplc="10F863AE">
+      <w:numFmt w:val="decimal"/>
+      <w:lvlText w:val=""/>
+      <w:lvlJc w:val="left"/>
+    </w:lvl>
+    <w:lvl w:ilvl="4" w:tplc="7408DAE2">
+      <w:numFmt w:val="decimal"/>
+      <w:lvlText w:val=""/>
+      <w:lvlJc w:val="left"/>
+    </w:lvl>
+    <w:lvl w:ilvl="5" w:tplc="CE22945A">
+      <w:numFmt w:val="decimal"/>
+      <w:lvlText w:val=""/>
+      <w:lvlJc w:val="left"/>
+    </w:lvl>
+    <w:lvl w:ilvl="6" w:tplc="D6F2995C">
+      <w:numFmt w:val="decimal"/>
+      <w:lvlText w:val=""/>
+      <w:lvlJc w:val="left"/>
+    </w:lvl>
+    <w:lvl w:ilvl="7" w:tplc="059441C6">
+      <w:numFmt w:val="decimal"/>
+      <w:lvlText w:val=""/>
+      <w:lvlJc w:val="left"/>
+    </w:lvl>
+    <w:lvl w:ilvl="8" w:tplc="C776B74E">
+      <w:numFmt w:val="decimal"/>
+      <w:lvlText w:val=""/>
+      <w:lvlJc w:val="left"/>
+    </w:lvl>
+  </w:abstractNum>
+  <w:abstractNum w:abstractNumId="12" w15:restartNumberingAfterBreak="0">
+    <w:nsid w:val="58CC6577"/>
+    <w:multiLevelType w:val="hybridMultilevel"/>
+    <w:tmpl w:val="C0761D78"/>
+    <w:lvl w:ilvl="0" w:tplc="F3466ACA">
+      <w:start w:val="1"/>
+      <w:numFmt w:val="decimal"/>
+      <w:lvlText w:val="%1."/>
+      <w:lvlJc w:val="left"/>
+      <w:pPr>
+        <w:ind w:left="360" w:hanging="300"/>
+      </w:pPr>
+    </w:lvl>
+    <w:lvl w:ilvl="1" w:tplc="1E6ECB80" w:tentative="1">
+      <w:start w:val="1"/>
+      <w:numFmt w:val="lowerLetter"/>
+      <w:lvlText w:val="%2."/>
+      <w:lvlJc w:val="left"/>
+      <w:pPr>
+        <w:ind w:left="720" w:hanging="300"/>
+      </w:pPr>
+    </w:lvl>
+    <w:lvl w:ilvl="2" w:tplc="9190DBFC">
+      <w:numFmt w:val="decimal"/>
+      <w:lvlText w:val=""/>
+      <w:lvlJc w:val="left"/>
+    </w:lvl>
+    <w:lvl w:ilvl="3" w:tplc="E5F47668">
+      <w:numFmt w:val="decimal"/>
+      <w:lvlText w:val=""/>
+      <w:lvlJc w:val="left"/>
+    </w:lvl>
+    <w:lvl w:ilvl="4" w:tplc="06123B40">
+      <w:numFmt w:val="decimal"/>
+      <w:lvlText w:val=""/>
+      <w:lvlJc w:val="left"/>
+    </w:lvl>
+    <w:lvl w:ilvl="5" w:tplc="8C7AC774">
+      <w:numFmt w:val="decimal"/>
+      <w:lvlText w:val=""/>
+      <w:lvlJc w:val="left"/>
+    </w:lvl>
+    <w:lvl w:ilvl="6" w:tplc="3EB04764">
+      <w:numFmt w:val="decimal"/>
+      <w:lvlText w:val=""/>
+      <w:lvlJc w:val="left"/>
+    </w:lvl>
+    <w:lvl w:ilvl="7" w:tplc="22D25316">
+      <w:numFmt w:val="decimal"/>
+      <w:lvlText w:val=""/>
+      <w:lvlJc w:val="left"/>
+    </w:lvl>
+    <w:lvl w:ilvl="8" w:tplc="DE52A652">
+      <w:numFmt w:val="decimal"/>
+      <w:lvlText w:val=""/>
+      <w:lvlJc w:val="left"/>
+    </w:lvl>
+  </w:abstractNum>
+  <w:abstractNum w:abstractNumId="13" w15:restartNumberingAfterBreak="0">
+    <w:nsid w:val="733761FB"/>
+    <w:multiLevelType w:val="hybridMultilevel"/>
+    <w:tmpl w:val="54D83E42"/>
+    <w:lvl w:ilvl="0" w:tplc="BBE84266">
+      <w:start w:val="1"/>
+      <w:numFmt w:val="decimal"/>
+      <w:lvlText w:val="%1."/>
+      <w:lvlJc w:val="left"/>
+      <w:pPr>
+        <w:ind w:left="360" w:hanging="300"/>
+      </w:pPr>
+    </w:lvl>
+    <w:lvl w:ilvl="1" w:tplc="CEB2F7E4" w:tentative="1">
+      <w:start w:val="1"/>
+      <w:numFmt w:val="lowerLetter"/>
+      <w:lvlText w:val="%2."/>
+      <w:lvlJc w:val="left"/>
+      <w:pPr>
+        <w:ind w:left="720" w:hanging="300"/>
+      </w:pPr>
+    </w:lvl>
+    <w:lvl w:ilvl="2" w:tplc="908A7354">
+      <w:numFmt w:val="decimal"/>
+      <w:lvlText w:val=""/>
+      <w:lvlJc w:val="left"/>
+    </w:lvl>
+    <w:lvl w:ilvl="3" w:tplc="DF624A26">
+      <w:numFmt w:val="decimal"/>
+      <w:lvlText w:val=""/>
+      <w:lvlJc w:val="left"/>
+    </w:lvl>
+    <w:lvl w:ilvl="4" w:tplc="0A98A490">
+      <w:numFmt w:val="decimal"/>
+      <w:lvlText w:val=""/>
+      <w:lvlJc w:val="left"/>
+    </w:lvl>
+    <w:lvl w:ilvl="5" w:tplc="AB684044">
+      <w:numFmt w:val="decimal"/>
+      <w:lvlText w:val=""/>
+      <w:lvlJc w:val="left"/>
+    </w:lvl>
+    <w:lvl w:ilvl="6" w:tplc="CDCA6456">
+      <w:numFmt w:val="decimal"/>
+      <w:lvlText w:val=""/>
+      <w:lvlJc w:val="left"/>
+    </w:lvl>
+    <w:lvl w:ilvl="7" w:tplc="9DAC6B48">
+      <w:numFmt w:val="decimal"/>
+      <w:lvlText w:val=""/>
+      <w:lvlJc w:val="left"/>
+    </w:lvl>
+    <w:lvl w:ilvl="8" w:tplc="4460814E">
+      <w:numFmt w:val="decimal"/>
+      <w:lvlText w:val=""/>
+      <w:lvlJc w:val="left"/>
+    </w:lvl>
+  </w:abstractNum>
+  <w:abstractNum w:abstractNumId="14" w15:restartNumberingAfterBreak="0">
+    <w:nsid w:val="7F524F56"/>
+    <w:multiLevelType w:val="hybridMultilevel"/>
+    <w:tmpl w:val="AFBA1106"/>
+    <w:lvl w:ilvl="0" w:tplc="5F583F26">
+      <w:start w:val="1"/>
+      <w:numFmt w:val="decimal"/>
+      <w:lvlText w:val="%1."/>
+      <w:lvlJc w:val="left"/>
+      <w:pPr>
+        <w:ind w:left="360" w:hanging="300"/>
+      </w:pPr>
+    </w:lvl>
+    <w:lvl w:ilvl="1" w:tplc="01D0D0CA" w:tentative="1">
+      <w:start w:val="1"/>
+      <w:numFmt w:val="lowerLetter"/>
+      <w:lvlText w:val="%2."/>
+      <w:lvlJc w:val="left"/>
+      <w:pPr>
+        <w:ind w:left="720" w:hanging="300"/>
+      </w:pPr>
+    </w:lvl>
+    <w:lvl w:ilvl="2" w:tplc="514C2232">
+      <w:numFmt w:val="decimal"/>
+      <w:lvlText w:val=""/>
+      <w:lvlJc w:val="left"/>
+    </w:lvl>
+    <w:lvl w:ilvl="3" w:tplc="24EA7242">
+      <w:numFmt w:val="decimal"/>
+      <w:lvlText w:val=""/>
+      <w:lvlJc w:val="left"/>
+    </w:lvl>
+    <w:lvl w:ilvl="4" w:tplc="E850D9D0">
+      <w:numFmt w:val="decimal"/>
+      <w:lvlText w:val=""/>
+      <w:lvlJc w:val="left"/>
+    </w:lvl>
+    <w:lvl w:ilvl="5" w:tplc="B08A2F64">
+      <w:numFmt w:val="decimal"/>
+      <w:lvlText w:val=""/>
+      <w:lvlJc w:val="left"/>
+    </w:lvl>
+    <w:lvl w:ilvl="6" w:tplc="5B5671BC">
+      <w:numFmt w:val="decimal"/>
+      <w:lvlText w:val=""/>
+      <w:lvlJc w:val="left"/>
+    </w:lvl>
+    <w:lvl w:ilvl="7" w:tplc="A0F4334E">
+      <w:numFmt w:val="decimal"/>
+      <w:lvlText w:val=""/>
+      <w:lvlJc w:val="left"/>
+    </w:lvl>
+    <w:lvl w:ilvl="8" w:tplc="BC3CE664">
+      <w:numFmt w:val="decimal"/>
+      <w:lvlText w:val=""/>
+      <w:lvlJc w:val="left"/>
+    </w:lvl>
+  </w:abstractNum>
+  <w:num w:numId="1" w16cid:durableId="1882864078">
+    <w:abstractNumId w:val="0"/>
+    <w:lvlOverride w:ilvl="0">
+      <w:startOverride w:val="1"/>
+    </w:lvlOverride>
+  </w:num>
+  <w:num w:numId="2" w16cid:durableId="1277517331">
+    <w:abstractNumId w:val="9"/>
+    <w:lvlOverride w:ilvl="0">
+      <w:startOverride w:val="1"/>
+    </w:lvlOverride>
+  </w:num>
+  <w:num w:numId="3" w16cid:durableId="1316371837">
+    <w:abstractNumId w:val="13"/>
+    <w:lvlOverride w:ilvl="0">
+      <w:startOverride w:val="1"/>
+    </w:lvlOverride>
+  </w:num>
+  <w:num w:numId="4" w16cid:durableId="470445055">
+    <w:abstractNumId w:val="3"/>
+    <w:lvlOverride w:ilvl="0">
+      <w:startOverride w:val="1"/>
+    </w:lvlOverride>
+  </w:num>
+  <w:num w:numId="5" w16cid:durableId="189608200">
+    <w:abstractNumId w:val="2"/>
+    <w:lvlOverride w:ilvl="0">
+      <w:startOverride w:val="1"/>
+    </w:lvlOverride>
+  </w:num>
+  <w:num w:numId="6" w16cid:durableId="1676375641">
+    <w:abstractNumId w:val="4"/>
+    <w:lvlOverride w:ilvl="0">
+      <w:startOverride w:val="1"/>
+    </w:lvlOverride>
+  </w:num>
+  <w:num w:numId="7" w16cid:durableId="135729618">
     <w:abstractNumId w:val="7"/>
     <w:lvlOverride w:ilvl="0">
       <w:startOverride w:val="1"/>
     </w:lvlOverride>
   </w:num>
-  <w:num w:numId="2" w16cid:durableId="232856304">
+  <w:num w:numId="8" w16cid:durableId="1393231440">
+    <w:abstractNumId w:val="5"/>
+    <w:lvlOverride w:ilvl="0">
+      <w:startOverride w:val="1"/>
+    </w:lvlOverride>
+  </w:num>
+  <w:num w:numId="9" w16cid:durableId="316303644">
+    <w:abstractNumId w:val="11"/>
+    <w:lvlOverride w:ilvl="0">
+      <w:startOverride w:val="1"/>
+    </w:lvlOverride>
+  </w:num>
+  <w:num w:numId="10" w16cid:durableId="1767458256">
+    <w:abstractNumId w:val="8"/>
+    <w:lvlOverride w:ilvl="0">
+      <w:startOverride w:val="1"/>
+    </w:lvlOverride>
+  </w:num>
+  <w:num w:numId="11" w16cid:durableId="1701855929">
+    <w:abstractNumId w:val="12"/>
+    <w:lvlOverride w:ilvl="0">
+      <w:startOverride w:val="1"/>
+    </w:lvlOverride>
+  </w:num>
+  <w:num w:numId="12" w16cid:durableId="1992439567">
     <w:abstractNumId w:val="6"/>
     <w:lvlOverride w:ilvl="0">
       <w:startOverride w:val="1"/>
     </w:lvlOverride>
   </w:num>
-  <w:num w:numId="3" w16cid:durableId="423839726">
-    <w:abstractNumId w:val="2"/>
-    <w:lvlOverride w:ilvl="0">
-      <w:startOverride w:val="1"/>
-    </w:lvlOverride>
-  </w:num>
-  <w:num w:numId="4" w16cid:durableId="144125733">
+  <w:num w:numId="13" w16cid:durableId="761222068">
     <w:abstractNumId w:val="10"/>
     <w:lvlOverride w:ilvl="0">
       <w:startOverride w:val="1"/>
     </w:lvlOverride>
   </w:num>
-  <w:num w:numId="5" w16cid:durableId="380446716">
-    <w:abstractNumId w:val="4"/>
-    <w:lvlOverride w:ilvl="0">
-      <w:startOverride w:val="1"/>
-    </w:lvlOverride>
-  </w:num>
-  <w:num w:numId="6" w16cid:durableId="2094276568">
-    <w:abstractNumId w:val="1"/>
-    <w:lvlOverride w:ilvl="0">
-      <w:startOverride w:val="1"/>
-    </w:lvlOverride>
-  </w:num>
-  <w:num w:numId="7" w16cid:durableId="900410253">
-    <w:abstractNumId w:val="12"/>
-    <w:lvlOverride w:ilvl="0">
-      <w:startOverride w:val="1"/>
-    </w:lvlOverride>
-  </w:num>
-  <w:num w:numId="8" w16cid:durableId="63526945">
-    <w:abstractNumId w:val="13"/>
-    <w:lvlOverride w:ilvl="0">
-      <w:startOverride w:val="1"/>
-    </w:lvlOverride>
-  </w:num>
-  <w:num w:numId="9" w16cid:durableId="1397321220">
-    <w:abstractNumId w:val="3"/>
-    <w:lvlOverride w:ilvl="0">
-      <w:startOverride w:val="1"/>
-    </w:lvlOverride>
-  </w:num>
-  <w:num w:numId="10" w16cid:durableId="820539388">
-    <w:abstractNumId w:val="8"/>
-    <w:lvlOverride w:ilvl="0">
-      <w:startOverride w:val="1"/>
-    </w:lvlOverride>
-  </w:num>
-  <w:num w:numId="11" w16cid:durableId="1347902342">
-    <w:abstractNumId w:val="0"/>
-    <w:lvlOverride w:ilvl="0">
-      <w:startOverride w:val="1"/>
-    </w:lvlOverride>
-  </w:num>
-  <w:num w:numId="12" w16cid:durableId="494805846">
-    <w:abstractNumId w:val="9"/>
-    <w:lvlOverride w:ilvl="0">
-      <w:startOverride w:val="1"/>
-    </w:lvlOverride>
-  </w:num>
-  <w:num w:numId="13" w16cid:durableId="996038282">
-    <w:abstractNumId w:val="11"/>
-    <w:lvlOverride w:ilvl="0">
-      <w:startOverride w:val="1"/>
-    </w:lvlOverride>
-  </w:num>
-  <w:num w:numId="14" w16cid:durableId="1554921840">
+  <w:num w:numId="14" w16cid:durableId="1887714350">
     <w:abstractNumId w:val="14"/>
     <w:lvlOverride w:ilvl="0">
       <w:startOverride w:val="1"/>
     </w:lvlOverride>
   </w:num>
-  <w:num w:numId="15" w16cid:durableId="548567262">
-    <w:abstractNumId w:val="5"/>
+  <w:num w:numId="15" w16cid:durableId="1945847602">
+    <w:abstractNumId w:val="1"/>
     <w:lvlOverride w:ilvl="0">
       <w:startOverride w:val="1"/>
     </w:lvlOverride>
@@ -52711,7 +52711,7 @@
     <w:autoRedefine/>
     <w:uiPriority w:val="39"/>
     <w:unhideWhenUsed/>
-    <w:rsid w:val="00E82063"/>
+    <w:rsid w:val="008F3648"/>
     <w:pPr>
       <w:spacing w:after="100"/>
     </w:pPr>
@@ -52723,7 +52723,7 @@
     <w:autoRedefine/>
     <w:uiPriority w:val="39"/>
     <w:unhideWhenUsed/>
-    <w:rsid w:val="00E82063"/>
+    <w:rsid w:val="008F3648"/>
     <w:pPr>
       <w:spacing w:after="100"/>
       <w:ind w:left="210"/>
